--- a/recursos/words/semiPlantillaFinalNUEVO.docx
+++ b/recursos/words/semiPlantillaFinalNUEVO.docx
@@ -468,439 +468,354 @@
           <w:sz w:val="22"/>
           <w:szCs w:val="22"/>
         </w:rPr>
-        <w:t>{cuadroPedoAmazonia-</w:t>
-      </w:r>
-      <w:proofErr w:type="gramStart"/>
-      <w:r>
-        <w:rPr>
-          <w:rFonts w:ascii="Arial" w:hAnsi="Arial" w:cs="Arial"/>
+        <w:t>{cuadroPedoAmazonia-numeroRegularizacionRRR</w:t>
+      </w:r>
+      <w:r>
+        <w:rPr>
           <w:b/>
           <w:bCs/>
           <w:color w:val="FF0000"/>
           <w:sz w:val="22"/>
           <w:szCs w:val="22"/>
         </w:rPr>
-        <w:t>numeroRegularizacionRRR</w:t>
-      </w:r>
-      <w:r>
-        <w:rPr>
+        <w:t>}</w:t>
+      </w:r>
+      <w:r>
+        <w:rPr>
+          <w:rFonts w:ascii="Arial" w:hAnsi="Arial" w:cs="Arial"/>
+          <w:color w:val="000000" w:themeColor="text1"/>
+          <w:sz w:val="22"/>
+          <w:szCs w:val="22"/>
+        </w:rPr>
+        <w:t>{</w:t>
+      </w:r>
+      <w:r>
+        <w:rPr>
+          <w:rFonts w:ascii="Arial" w:hAnsi="Arial" w:cs="Arial"/>
+          <w:color w:val="000000" w:themeColor="text1"/>
+          <w:sz w:val="22"/>
+          <w:szCs w:val="22"/>
+        </w:rPr>
+        <w:t>cuadroPedoAmazonia</w:t>
+      </w:r>
+      <w:r>
+        <w:rPr>
+          <w:rFonts w:ascii="Arial" w:hAnsi="Arial" w:cs="Arial"/>
+          <w:color w:val="000000" w:themeColor="text1"/>
+          <w:sz w:val="22"/>
+          <w:szCs w:val="22"/>
+        </w:rPr>
+        <w:t>-</w:t>
+      </w:r>
+      <w:r>
+        <w:rPr>
+          <w:rFonts w:ascii="Arial" w:hAnsi="Arial" w:cs="Arial"/>
+          <w:color w:val="000000" w:themeColor="text1"/>
+          <w:sz w:val="22"/>
+          <w:szCs w:val="22"/>
+        </w:rPr>
+        <w:t>numeroRegularizacion</w:t>
+      </w:r>
+      <w:r>
+        <w:rPr>
+          <w:sz w:val="22"/>
+          <w:szCs w:val="22"/>
+        </w:rPr>
+        <w:t>}</w:t>
+      </w:r>
+      <w:r>
+        <w:rPr>
+          <w:rFonts w:ascii="Arial" w:hAnsi="Arial" w:cs="Arial"/>
+          <w:sz w:val="22"/>
+          <w:szCs w:val="22"/>
+        </w:rPr>
+        <w:t xml:space="preserve"> del </w:t>
+      </w:r>
+      <w:r>
+        <w:rPr>
+          <w:rFonts w:ascii="Arial" w:hAnsi="Arial" w:cs="Arial"/>
+          <w:sz w:val="22"/>
+          <w:szCs w:val="22"/>
+        </w:rPr>
+        <w:t>{</w:t>
+      </w:r>
+      <w:r>
+        <w:rPr>
+          <w:rFonts w:ascii="Arial" w:hAnsi="Arial" w:cs="Arial"/>
+          <w:sz w:val="22"/>
+          <w:szCs w:val="22"/>
+        </w:rPr>
+        <w:t>cuadroPedoAmazonia</w:t>
+      </w:r>
+      <w:r>
+        <w:rPr>
+          <w:rFonts w:ascii="Arial" w:hAnsi="Arial" w:cs="Arial"/>
+          <w:sz w:val="22"/>
+          <w:szCs w:val="22"/>
+        </w:rPr>
+        <w:t>-f</w:t>
+      </w:r>
+      <w:r>
+        <w:rPr>
+          <w:rFonts w:ascii="Arial" w:hAnsi="Arial" w:cs="Arial"/>
+          <w:sz w:val="22"/>
+          <w:szCs w:val="22"/>
+        </w:rPr>
+        <w:t>echaRegularizacion</w:t>
+      </w:r>
+      <w:r>
+        <w:rPr>
+          <w:rFonts w:ascii="Arial" w:hAnsi="Arial" w:cs="Arial"/>
+          <w:sz w:val="22"/>
+          <w:szCs w:val="22"/>
+        </w:rPr>
+        <w:t>}</w:t>
+      </w:r>
+      <w:r>
+        <w:rPr>
+          <w:rFonts w:ascii="Arial" w:hAnsi="Arial" w:cs="Arial"/>
           <w:b/>
           <w:bCs/>
           <w:color w:val="FF0000"/>
           <w:sz w:val="22"/>
           <w:szCs w:val="22"/>
         </w:rPr>
+        <w:t>{cuadroPedoAmazonia-fechaRegularizacionRRR}</w:t>
+      </w:r>
+      <w:r>
+        <w:rPr>
+          <w:rFonts w:ascii="Arial" w:hAnsi="Arial" w:cs="Arial"/>
+          <w:sz w:val="22"/>
+          <w:szCs w:val="22"/>
+        </w:rPr>
+        <w:t xml:space="preserve">, </w:t>
+      </w:r>
+      <w:r>
+        <w:rPr>
+          <w:rFonts w:ascii="Arial" w:hAnsi="Arial" w:cs="Arial"/>
+          <w:sz w:val="22"/>
+          <w:szCs w:val="22"/>
+        </w:rPr>
+        <w:t>presentado por</w:t>
+      </w:r>
+      <w:r>
+        <w:rPr>
+          <w:rFonts w:ascii="Arial" w:hAnsi="Arial" w:cs="Arial"/>
+          <w:sz w:val="22"/>
+          <w:szCs w:val="22"/>
+        </w:rPr>
+        <w:t xml:space="preserve"> </w:t>
+      </w:r>
+      <w:r>
+        <w:rPr>
+          <w:rFonts w:ascii="Arial" w:hAnsi="Arial" w:cs="Arial"/>
+          <w:b/>
+          <w:bCs/>
+          <w:color w:val="FF0000"/>
+          <w:sz w:val="22"/>
+          <w:szCs w:val="22"/>
+        </w:rPr>
+        <w:t>{fromDam-nombreEmpresa</w:t>
+      </w:r>
+      <w:r>
+        <w:rPr>
+          <w:rFonts w:ascii="Arial" w:hAnsi="Arial" w:cs="Arial"/>
+          <w:b/>
+          <w:bCs/>
+          <w:color w:val="FF0000"/>
+          <w:sz w:val="22"/>
+          <w:szCs w:val="22"/>
+        </w:rPr>
+        <w:t>RRR</w:t>
+      </w:r>
+      <w:r>
+        <w:rPr>
+          <w:rFonts w:ascii="Arial" w:hAnsi="Arial" w:cs="Arial"/>
+          <w:b/>
+          <w:bCs/>
+          <w:color w:val="FF0000"/>
+          <w:sz w:val="22"/>
+          <w:szCs w:val="22"/>
+        </w:rPr>
         <w:t>}</w:t>
       </w:r>
       <w:r>
         <w:rPr>
           <w:rFonts w:ascii="Arial" w:hAnsi="Arial" w:cs="Arial"/>
+          <w:sz w:val="22"/>
+          <w:szCs w:val="22"/>
+        </w:rPr>
+        <w:t>{fromDam-nombreEmpresa}</w:t>
+      </w:r>
+      <w:r>
+        <w:rPr>
+          <w:rFonts w:ascii="Arial" w:hAnsi="Arial" w:cs="Arial"/>
+          <w:sz w:val="22"/>
+          <w:szCs w:val="22"/>
+        </w:rPr>
+        <w:t xml:space="preserve"> </w:t>
+      </w:r>
+      <w:r>
+        <w:rPr>
+          <w:rFonts w:ascii="Arial" w:hAnsi="Arial" w:cs="Arial"/>
+          <w:sz w:val="22"/>
+          <w:szCs w:val="22"/>
+        </w:rPr>
+        <w:t xml:space="preserve">identificado con RUC </w:t>
+      </w:r>
+      <w:r>
+        <w:rPr>
+          <w:rFonts w:ascii="Arial" w:hAnsi="Arial" w:cs="Arial"/>
+          <w:sz w:val="22"/>
+          <w:szCs w:val="22"/>
+        </w:rPr>
+        <w:t>n</w:t>
+      </w:r>
+      <w:r>
+        <w:rPr>
+          <w:rFonts w:ascii="Arial" w:hAnsi="Arial" w:cs="Arial"/>
+          <w:sz w:val="22"/>
+          <w:szCs w:val="22"/>
+        </w:rPr>
+        <w:t>.º</w:t>
+      </w:r>
+      <w:r>
+        <w:rPr>
+          <w:rFonts w:ascii="Arial" w:hAnsi="Arial" w:cs="Arial"/>
+          <w:sz w:val="22"/>
+          <w:szCs w:val="22"/>
+        </w:rPr>
+        <w:t xml:space="preserve"> {</w:t>
+      </w:r>
+      <w:r>
+        <w:rPr>
+          <w:rFonts w:ascii="Arial" w:hAnsi="Arial" w:cs="Arial"/>
+          <w:sz w:val="22"/>
+          <w:szCs w:val="22"/>
+        </w:rPr>
+        <w:t>fromDam</w:t>
+      </w:r>
+      <w:r>
+        <w:rPr>
+          <w:rFonts w:ascii="Arial" w:hAnsi="Arial" w:cs="Arial"/>
+          <w:sz w:val="22"/>
+          <w:szCs w:val="22"/>
+        </w:rPr>
+        <w:t>-ruc}</w:t>
+      </w:r>
+      <w:r>
+        <w:rPr>
+          <w:rFonts w:ascii="Arial" w:hAnsi="Arial" w:cs="Arial"/>
+          <w:b/>
+          <w:bCs/>
+          <w:color w:val="FF0000"/>
+          <w:sz w:val="22"/>
+          <w:szCs w:val="22"/>
+        </w:rPr>
+        <w:t>{fromDam-rucRRR}</w:t>
+      </w:r>
+      <w:r>
+        <w:rPr>
+          <w:rFonts w:ascii="Arial" w:hAnsi="Arial" w:cs="Arial"/>
+          <w:sz w:val="22"/>
+          <w:szCs w:val="22"/>
+        </w:rPr>
+        <w:t xml:space="preserve">, con domicilio fiscal en </w:t>
+      </w:r>
+      <w:r>
+        <w:rPr>
+          <w:rFonts w:ascii="Arial" w:hAnsi="Arial" w:cs="Arial"/>
+          <w:sz w:val="22"/>
+          <w:szCs w:val="22"/>
+        </w:rPr>
+        <w:t>{</w:t>
+      </w:r>
+      <w:r>
+        <w:rPr>
+          <w:rFonts w:ascii="Arial" w:hAnsi="Arial" w:cs="Arial"/>
+          <w:sz w:val="22"/>
+          <w:szCs w:val="22"/>
+        </w:rPr>
+        <w:t>fromDam</w:t>
+      </w:r>
+      <w:r>
+        <w:rPr>
+          <w:rFonts w:ascii="Arial" w:hAnsi="Arial" w:cs="Arial"/>
+          <w:sz w:val="22"/>
+          <w:szCs w:val="22"/>
+        </w:rPr>
+        <w:t>-</w:t>
+      </w:r>
+      <w:r>
+        <w:rPr>
+          <w:rFonts w:ascii="Arial" w:hAnsi="Arial" w:cs="Arial"/>
+          <w:sz w:val="22"/>
+          <w:szCs w:val="22"/>
+        </w:rPr>
+        <w:t>domicilioFiscal</w:t>
+      </w:r>
+      <w:r>
+        <w:rPr>
+          <w:rFonts w:ascii="Arial" w:hAnsi="Arial" w:cs="Arial"/>
+          <w:sz w:val="22"/>
+          <w:szCs w:val="22"/>
+        </w:rPr>
+        <w:t>}</w:t>
+      </w:r>
+      <w:r>
+        <w:rPr>
+          <w:rFonts w:ascii="Arial" w:hAnsi="Arial" w:cs="Arial"/>
+          <w:b/>
+          <w:bCs/>
+          <w:color w:val="FF0000"/>
+          <w:sz w:val="22"/>
+          <w:szCs w:val="22"/>
+        </w:rPr>
+        <w:t>{fromDam-domicilioFiscal</w:t>
+      </w:r>
+      <w:r>
+        <w:rPr>
+          <w:rFonts w:ascii="Arial" w:hAnsi="Arial" w:cs="Arial"/>
+          <w:b/>
+          <w:bCs/>
+          <w:color w:val="FF0000"/>
+          <w:sz w:val="22"/>
+          <w:szCs w:val="22"/>
+        </w:rPr>
+        <w:t>RRR</w:t>
+      </w:r>
+      <w:r>
+        <w:rPr>
+          <w:rFonts w:ascii="Arial" w:hAnsi="Arial" w:cs="Arial"/>
+          <w:b/>
+          <w:bCs/>
+          <w:color w:val="FF0000"/>
+          <w:sz w:val="22"/>
+          <w:szCs w:val="22"/>
+        </w:rPr>
+        <w:t>}</w:t>
+      </w:r>
+      <w:r>
+        <w:rPr>
+          <w:rFonts w:ascii="Arial" w:hAnsi="Arial" w:cs="Arial"/>
           <w:color w:val="000000" w:themeColor="text1"/>
           <w:sz w:val="22"/>
           <w:szCs w:val="22"/>
         </w:rPr>
-        <w:t>{</w:t>
-      </w:r>
-      <w:proofErr w:type="gramEnd"/>
-      <w:r>
-        <w:rPr>
-          <w:rFonts w:ascii="Arial" w:hAnsi="Arial" w:cs="Arial"/>
-          <w:color w:val="000000" w:themeColor="text1"/>
-          <w:sz w:val="22"/>
-          <w:szCs w:val="22"/>
-        </w:rPr>
-        <w:t>cuadroPedoAmazonia</w:t>
-      </w:r>
-      <w:r>
-        <w:rPr>
-          <w:rFonts w:ascii="Arial" w:hAnsi="Arial" w:cs="Arial"/>
-          <w:color w:val="000000" w:themeColor="text1"/>
-          <w:sz w:val="22"/>
-          <w:szCs w:val="22"/>
-        </w:rPr>
-        <w:t>-</w:t>
-      </w:r>
-      <w:r>
-        <w:rPr>
-          <w:rFonts w:ascii="Arial" w:hAnsi="Arial" w:cs="Arial"/>
-          <w:color w:val="000000" w:themeColor="text1"/>
-          <w:sz w:val="22"/>
-          <w:szCs w:val="22"/>
-        </w:rPr>
-        <w:t>numeroRegularizacion</w:t>
-      </w:r>
-      <w:r>
-        <w:rPr>
-          <w:sz w:val="22"/>
-          <w:szCs w:val="22"/>
-        </w:rPr>
-        <w:t>}</w:t>
-      </w:r>
-      <w:r>
-        <w:rPr>
-          <w:rFonts w:ascii="Arial" w:hAnsi="Arial" w:cs="Arial"/>
-          <w:sz w:val="22"/>
-          <w:szCs w:val="22"/>
-        </w:rPr>
-        <w:t xml:space="preserve"> del </w:t>
-      </w:r>
-      <w:r>
-        <w:rPr>
-          <w:rFonts w:ascii="Arial" w:hAnsi="Arial" w:cs="Arial"/>
-          <w:sz w:val="22"/>
-          <w:szCs w:val="22"/>
-        </w:rPr>
-        <w:t>{</w:t>
-      </w:r>
-      <w:r>
-        <w:rPr>
-          <w:rFonts w:ascii="Arial" w:hAnsi="Arial" w:cs="Arial"/>
-          <w:sz w:val="22"/>
-          <w:szCs w:val="22"/>
-        </w:rPr>
-        <w:t>cuadroPedoAmazonia</w:t>
-      </w:r>
-      <w:r>
-        <w:rPr>
-          <w:rFonts w:ascii="Arial" w:hAnsi="Arial" w:cs="Arial"/>
-          <w:sz w:val="22"/>
-          <w:szCs w:val="22"/>
-        </w:rPr>
-        <w:t>-f</w:t>
-      </w:r>
-      <w:r>
-        <w:rPr>
-          <w:rFonts w:ascii="Arial" w:hAnsi="Arial" w:cs="Arial"/>
-          <w:sz w:val="22"/>
-          <w:szCs w:val="22"/>
-        </w:rPr>
-        <w:t>echaRegularizacion</w:t>
-      </w:r>
-      <w:r>
-        <w:rPr>
-          <w:rFonts w:ascii="Arial" w:hAnsi="Arial" w:cs="Arial"/>
-          <w:sz w:val="22"/>
-          <w:szCs w:val="22"/>
-        </w:rPr>
-        <w:t>}</w:t>
-      </w:r>
-      <w:r>
-        <w:rPr>
-          <w:rFonts w:ascii="Arial" w:hAnsi="Arial" w:cs="Arial"/>
-          <w:b/>
-          <w:bCs/>
+        <w:t>,</w:t>
+      </w:r>
+      <w:r>
+        <w:rPr>
+          <w:rFonts w:ascii="Arial" w:hAnsi="Arial" w:cs="Arial"/>
           <w:color w:val="FF0000"/>
           <w:sz w:val="22"/>
           <w:szCs w:val="22"/>
         </w:rPr>
-        <w:t>{cuadroPedoAmazonia-fechaRegularizacionRRR}</w:t>
-      </w:r>
-      <w:r>
-        <w:rPr>
-          <w:rFonts w:ascii="Arial" w:hAnsi="Arial" w:cs="Arial"/>
-          <w:sz w:val="22"/>
-          <w:szCs w:val="22"/>
-        </w:rPr>
-        <w:t xml:space="preserve">, </w:t>
-      </w:r>
-      <w:r>
-        <w:rPr>
-          <w:rFonts w:ascii="Arial" w:hAnsi="Arial" w:cs="Arial"/>
-          <w:sz w:val="22"/>
-          <w:szCs w:val="22"/>
-        </w:rPr>
-        <w:t>presentado por</w:t>
-      </w:r>
-      <w:r>
-        <w:rPr>
-          <w:rFonts w:ascii="Arial" w:hAnsi="Arial" w:cs="Arial"/>
-          <w:sz w:val="22"/>
-          <w:szCs w:val="22"/>
-        </w:rPr>
         <w:t xml:space="preserve"> </w:t>
       </w:r>
       <w:r>
         <w:rPr>
           <w:rFonts w:ascii="Arial" w:hAnsi="Arial" w:cs="Arial"/>
-          <w:b/>
-          <w:bCs/>
-          <w:color w:val="FF0000"/>
-          <w:sz w:val="22"/>
-          <w:szCs w:val="22"/>
-        </w:rPr>
-        <w:t>{</w:t>
-      </w:r>
-      <w:proofErr w:type="spellStart"/>
-      <w:r>
-        <w:rPr>
-          <w:rFonts w:ascii="Arial" w:hAnsi="Arial" w:cs="Arial"/>
-          <w:b/>
-          <w:bCs/>
-          <w:color w:val="FF0000"/>
-          <w:sz w:val="22"/>
-          <w:szCs w:val="22"/>
-        </w:rPr>
-        <w:t>fromDam-nombreEmpresa</w:t>
-      </w:r>
-      <w:r>
-        <w:rPr>
-          <w:rFonts w:ascii="Arial" w:hAnsi="Arial" w:cs="Arial"/>
-          <w:b/>
-          <w:bCs/>
-          <w:color w:val="FF0000"/>
-          <w:sz w:val="22"/>
-          <w:szCs w:val="22"/>
-        </w:rPr>
-        <w:t>RRR</w:t>
-      </w:r>
-      <w:proofErr w:type="spellEnd"/>
-      <w:r>
-        <w:rPr>
-          <w:rFonts w:ascii="Arial" w:hAnsi="Arial" w:cs="Arial"/>
-          <w:b/>
-          <w:bCs/>
-          <w:color w:val="FF0000"/>
-          <w:sz w:val="22"/>
-          <w:szCs w:val="22"/>
-        </w:rPr>
-        <w:t>}</w:t>
-      </w:r>
-      <w:r>
-        <w:rPr>
-          <w:rFonts w:ascii="Arial" w:hAnsi="Arial" w:cs="Arial"/>
-          <w:sz w:val="22"/>
-          <w:szCs w:val="22"/>
-        </w:rPr>
-        <w:t>{</w:t>
-      </w:r>
-      <w:proofErr w:type="spellStart"/>
-      <w:r>
-        <w:rPr>
-          <w:rFonts w:ascii="Arial" w:hAnsi="Arial" w:cs="Arial"/>
-          <w:sz w:val="22"/>
-          <w:szCs w:val="22"/>
-        </w:rPr>
-        <w:t>fromDam-nombreEmpresa</w:t>
-      </w:r>
-      <w:proofErr w:type="spellEnd"/>
-      <w:r>
-        <w:rPr>
-          <w:rFonts w:ascii="Arial" w:hAnsi="Arial" w:cs="Arial"/>
-          <w:sz w:val="22"/>
-          <w:szCs w:val="22"/>
-        </w:rPr>
-        <w:t>}</w:t>
-      </w:r>
-      <w:r>
-        <w:rPr>
-          <w:rFonts w:ascii="Arial" w:hAnsi="Arial" w:cs="Arial"/>
-          <w:sz w:val="22"/>
-          <w:szCs w:val="22"/>
-        </w:rPr>
-        <w:t xml:space="preserve"> </w:t>
-      </w:r>
-      <w:r>
-        <w:rPr>
-          <w:rFonts w:ascii="Arial" w:hAnsi="Arial" w:cs="Arial"/>
-          <w:sz w:val="22"/>
-          <w:szCs w:val="22"/>
-        </w:rPr>
-        <w:t xml:space="preserve">identificado con RUC </w:t>
-      </w:r>
-      <w:r>
-        <w:rPr>
-          <w:rFonts w:ascii="Arial" w:hAnsi="Arial" w:cs="Arial"/>
-          <w:sz w:val="22"/>
-          <w:szCs w:val="22"/>
-        </w:rPr>
-        <w:t>n</w:t>
-      </w:r>
-      <w:r>
-        <w:rPr>
-          <w:rFonts w:ascii="Arial" w:hAnsi="Arial" w:cs="Arial"/>
-          <w:sz w:val="22"/>
-          <w:szCs w:val="22"/>
-        </w:rPr>
-        <w:t>.º</w:t>
-      </w:r>
-      <w:r>
-        <w:rPr>
-          <w:rFonts w:ascii="Arial" w:hAnsi="Arial" w:cs="Arial"/>
-          <w:sz w:val="22"/>
-          <w:szCs w:val="22"/>
-        </w:rPr>
-        <w:t xml:space="preserve"> {</w:t>
-      </w:r>
-      <w:proofErr w:type="spellStart"/>
-      <w:r>
-        <w:rPr>
-          <w:rFonts w:ascii="Arial" w:hAnsi="Arial" w:cs="Arial"/>
-          <w:sz w:val="22"/>
-          <w:szCs w:val="22"/>
-        </w:rPr>
-        <w:t>fromDam</w:t>
-      </w:r>
-      <w:proofErr w:type="spellEnd"/>
-      <w:r>
-        <w:rPr>
-          <w:rFonts w:ascii="Arial" w:hAnsi="Arial" w:cs="Arial"/>
-          <w:sz w:val="22"/>
-          <w:szCs w:val="22"/>
-        </w:rPr>
-        <w:t>-ruc}</w:t>
-      </w:r>
-      <w:r>
-        <w:rPr>
-          <w:rFonts w:ascii="Arial" w:hAnsi="Arial" w:cs="Arial"/>
-          <w:b/>
-          <w:bCs/>
-          <w:color w:val="FF0000"/>
-          <w:sz w:val="22"/>
-          <w:szCs w:val="22"/>
-        </w:rPr>
-        <w:t>{</w:t>
-      </w:r>
-      <w:proofErr w:type="spellStart"/>
-      <w:r>
-        <w:rPr>
-          <w:rFonts w:ascii="Arial" w:hAnsi="Arial" w:cs="Arial"/>
-          <w:b/>
-          <w:bCs/>
-          <w:color w:val="FF0000"/>
-          <w:sz w:val="22"/>
-          <w:szCs w:val="22"/>
-        </w:rPr>
-        <w:t>fromDam-rucRRR</w:t>
-      </w:r>
-      <w:proofErr w:type="spellEnd"/>
-      <w:r>
-        <w:rPr>
-          <w:rFonts w:ascii="Arial" w:hAnsi="Arial" w:cs="Arial"/>
-          <w:b/>
-          <w:bCs/>
-          <w:color w:val="FF0000"/>
-          <w:sz w:val="22"/>
-          <w:szCs w:val="22"/>
-        </w:rPr>
-        <w:t>}</w:t>
-      </w:r>
-      <w:r>
-        <w:rPr>
-          <w:rFonts w:ascii="Arial" w:hAnsi="Arial" w:cs="Arial"/>
-          <w:sz w:val="22"/>
-          <w:szCs w:val="22"/>
-        </w:rPr>
-        <w:t xml:space="preserve">, con domicilio fiscal en </w:t>
-      </w:r>
-      <w:r>
-        <w:rPr>
-          <w:rFonts w:ascii="Arial" w:hAnsi="Arial" w:cs="Arial"/>
-          <w:sz w:val="22"/>
-          <w:szCs w:val="22"/>
-        </w:rPr>
-        <w:t>{</w:t>
-      </w:r>
-      <w:proofErr w:type="spellStart"/>
-      <w:r>
-        <w:rPr>
-          <w:rFonts w:ascii="Arial" w:hAnsi="Arial" w:cs="Arial"/>
-          <w:sz w:val="22"/>
-          <w:szCs w:val="22"/>
-        </w:rPr>
-        <w:t>fromDam</w:t>
-      </w:r>
-      <w:r>
-        <w:rPr>
-          <w:rFonts w:ascii="Arial" w:hAnsi="Arial" w:cs="Arial"/>
-          <w:sz w:val="22"/>
-          <w:szCs w:val="22"/>
-        </w:rPr>
-        <w:t>-</w:t>
-      </w:r>
-      <w:r>
-        <w:rPr>
-          <w:rFonts w:ascii="Arial" w:hAnsi="Arial" w:cs="Arial"/>
-          <w:sz w:val="22"/>
-          <w:szCs w:val="22"/>
-        </w:rPr>
-        <w:t>domicilioFiscal</w:t>
-      </w:r>
-      <w:proofErr w:type="spellEnd"/>
-      <w:r>
-        <w:rPr>
-          <w:rFonts w:ascii="Arial" w:hAnsi="Arial" w:cs="Arial"/>
-          <w:sz w:val="22"/>
-          <w:szCs w:val="22"/>
-        </w:rPr>
-        <w:t>}</w:t>
-      </w:r>
-      <w:r>
-        <w:rPr>
-          <w:rFonts w:ascii="Arial" w:hAnsi="Arial" w:cs="Arial"/>
-          <w:b/>
-          <w:bCs/>
-          <w:color w:val="FF0000"/>
-          <w:sz w:val="22"/>
-          <w:szCs w:val="22"/>
-        </w:rPr>
-        <w:t>{</w:t>
-      </w:r>
-      <w:proofErr w:type="spellStart"/>
-      <w:r>
-        <w:rPr>
-          <w:rFonts w:ascii="Arial" w:hAnsi="Arial" w:cs="Arial"/>
-          <w:b/>
-          <w:bCs/>
-          <w:color w:val="FF0000"/>
-          <w:sz w:val="22"/>
-          <w:szCs w:val="22"/>
-        </w:rPr>
-        <w:t>fromDam-domicilioFiscal</w:t>
-      </w:r>
-      <w:r>
-        <w:rPr>
-          <w:rFonts w:ascii="Arial" w:hAnsi="Arial" w:cs="Arial"/>
-          <w:b/>
-          <w:bCs/>
-          <w:color w:val="FF0000"/>
-          <w:sz w:val="22"/>
-          <w:szCs w:val="22"/>
-        </w:rPr>
-        <w:t>RRR</w:t>
-      </w:r>
-      <w:proofErr w:type="spellEnd"/>
-      <w:r>
-        <w:rPr>
-          <w:rFonts w:ascii="Arial" w:hAnsi="Arial" w:cs="Arial"/>
-          <w:b/>
-          <w:bCs/>
-          <w:color w:val="FF0000"/>
-          <w:sz w:val="22"/>
-          <w:szCs w:val="22"/>
-        </w:rPr>
-        <w:t>}</w:t>
-      </w:r>
-      <w:r>
-        <w:rPr>
-          <w:rFonts w:ascii="Arial" w:hAnsi="Arial" w:cs="Arial"/>
-          <w:color w:val="000000" w:themeColor="text1"/>
-          <w:sz w:val="22"/>
-          <w:szCs w:val="22"/>
-        </w:rPr>
-        <w:t>,</w:t>
-      </w:r>
-      <w:r>
-        <w:rPr>
-          <w:rFonts w:ascii="Arial" w:hAnsi="Arial" w:cs="Arial"/>
-          <w:color w:val="FF0000"/>
-          <w:sz w:val="22"/>
-          <w:szCs w:val="22"/>
-        </w:rPr>
-        <w:t xml:space="preserve"> </w:t>
-      </w:r>
-      <w:r>
-        <w:rPr>
-          <w:rFonts w:ascii="Arial" w:hAnsi="Arial" w:cs="Arial"/>
           <w:sz w:val="22"/>
           <w:szCs w:val="22"/>
         </w:rPr>
@@ -920,25 +835,7 @@
           <w:sz w:val="22"/>
           <w:szCs w:val="22"/>
         </w:rPr>
-        <w:t>{</w:t>
-      </w:r>
-      <w:proofErr w:type="spellStart"/>
-      <w:r>
-        <w:rPr>
-          <w:rFonts w:ascii="Arial" w:hAnsi="Arial" w:cs="Arial"/>
-          <w:sz w:val="22"/>
-          <w:szCs w:val="22"/>
-        </w:rPr>
-        <w:t>textoVisto</w:t>
-      </w:r>
-      <w:proofErr w:type="spellEnd"/>
-      <w:r>
-        <w:rPr>
-          <w:rFonts w:ascii="Arial" w:hAnsi="Arial" w:cs="Arial"/>
-          <w:sz w:val="22"/>
-          <w:szCs w:val="22"/>
-        </w:rPr>
-        <w:t>}</w:t>
+        <w:t>{textoVisto}</w:t>
       </w:r>
       <w:r>
         <w:rPr>
@@ -1041,9 +938,86 @@
           <w:sz w:val="22"/>
           <w:szCs w:val="22"/>
         </w:rPr>
+        <w:t>{fromDam-fechaNumeracion</w:t>
+      </w:r>
+      <w:r>
+        <w:rPr>
+          <w:rFonts w:ascii="Arial" w:hAnsi="Arial" w:cs="Arial"/>
+          <w:b/>
+          <w:bCs/>
+          <w:color w:val="FF0000"/>
+          <w:sz w:val="22"/>
+          <w:szCs w:val="22"/>
+        </w:rPr>
+        <w:t>RRR</w:t>
+      </w:r>
+      <w:r>
+        <w:rPr>
+          <w:rFonts w:ascii="Arial" w:hAnsi="Arial" w:cs="Arial"/>
+          <w:b/>
+          <w:bCs/>
+          <w:color w:val="FF0000"/>
+          <w:sz w:val="22"/>
+          <w:szCs w:val="22"/>
+        </w:rPr>
+        <w:t>}</w:t>
+      </w:r>
+      <w:r>
+        <w:rPr>
+          <w:rFonts w:ascii="Arial" w:hAnsi="Arial" w:cs="Arial"/>
+          <w:sz w:val="22"/>
+          <w:szCs w:val="22"/>
+        </w:rPr>
         <w:t>{</w:t>
       </w:r>
-      <w:proofErr w:type="spellStart"/>
+      <w:r>
+        <w:rPr>
+          <w:rFonts w:ascii="Arial" w:hAnsi="Arial" w:cs="Arial"/>
+          <w:sz w:val="22"/>
+          <w:szCs w:val="22"/>
+        </w:rPr>
+        <w:t>fromDam-fechaNumeracion</w:t>
+      </w:r>
+      <w:r>
+        <w:rPr>
+          <w:rFonts w:ascii="Arial" w:hAnsi="Arial" w:cs="Arial"/>
+          <w:sz w:val="22"/>
+          <w:szCs w:val="22"/>
+        </w:rPr>
+        <w:t>}</w:t>
+      </w:r>
+      <w:r>
+        <w:rPr>
+          <w:rFonts w:ascii="Arial" w:hAnsi="Arial" w:cs="Arial"/>
+          <w:sz w:val="22"/>
+          <w:szCs w:val="22"/>
+        </w:rPr>
+        <w:t xml:space="preserve">, </w:t>
+      </w:r>
+      <w:r>
+        <w:rPr>
+          <w:rFonts w:ascii="Arial" w:hAnsi="Arial" w:cs="Arial"/>
+          <w:sz w:val="22"/>
+          <w:szCs w:val="22"/>
+        </w:rPr>
+        <w:t>{</w:t>
+      </w:r>
+      <w:r>
+        <w:rPr>
+          <w:rFonts w:ascii="Arial" w:hAnsi="Arial" w:cs="Arial"/>
+          <w:sz w:val="22"/>
+          <w:szCs w:val="22"/>
+        </w:rPr>
+        <w:t>fromDam-agenteAduana</w:t>
+      </w:r>
+      <w:r>
+        <w:rPr>
+          <w:rFonts w:ascii="Arial" w:hAnsi="Arial" w:cs="Arial"/>
+          <w:sz w:val="22"/>
+          <w:szCs w:val="22"/>
+        </w:rPr>
+        <w:t>}</w:t>
+      </w:r>
       <w:r>
         <w:rPr>
           <w:rFonts w:ascii="Arial" w:hAnsi="Arial" w:cs="Arial"/>
@@ -1053,7 +1027,23 @@
           <w:sz w:val="22"/>
           <w:szCs w:val="22"/>
         </w:rPr>
-        <w:t>fromDam-fechaNumeracion</w:t>
+        <w:t xml:space="preserve">{fromDam-agenteAduanaRRR} </w:t>
+      </w:r>
+      <w:r>
+        <w:rPr>
+          <w:rFonts w:ascii="Arial" w:hAnsi="Arial" w:cs="Arial"/>
+          <w:sz w:val="22"/>
+          <w:szCs w:val="22"/>
+        </w:rPr>
+        <w:t xml:space="preserve">en representación de su comitente </w:t>
+      </w:r>
+      <w:r>
+        <w:rPr>
+          <w:rFonts w:ascii="Arial" w:hAnsi="Arial" w:cs="Arial"/>
+          <w:sz w:val="22"/>
+          <w:szCs w:val="22"/>
+        </w:rPr>
+        <w:t>{fromDam-nombreEmpresa}</w:t>
       </w:r>
       <w:r>
         <w:rPr>
@@ -1064,9 +1054,248 @@
           <w:sz w:val="22"/>
           <w:szCs w:val="22"/>
         </w:rPr>
+        <w:t>{fromDam-nombreEmpresaRRR}</w:t>
+      </w:r>
+      <w:r>
+        <w:rPr>
+          <w:rFonts w:ascii="Arial" w:hAnsi="Arial" w:cs="Arial"/>
+          <w:color w:val="000000" w:themeColor="text1"/>
+          <w:sz w:val="22"/>
+          <w:szCs w:val="22"/>
+        </w:rPr>
+        <w:t>,</w:t>
+      </w:r>
+      <w:r>
+        <w:rPr>
+          <w:rFonts w:ascii="Arial" w:hAnsi="Arial" w:cs="Arial"/>
+          <w:color w:val="FF0000"/>
+          <w:sz w:val="22"/>
+          <w:szCs w:val="22"/>
+        </w:rPr>
+        <w:t xml:space="preserve"> </w:t>
+      </w:r>
+      <w:r>
+        <w:rPr>
+          <w:rFonts w:ascii="Arial" w:hAnsi="Arial" w:cs="Arial"/>
+          <w:sz w:val="22"/>
+          <w:szCs w:val="22"/>
+        </w:rPr>
+        <w:t xml:space="preserve">numeró en la Intendencia de </w:t>
+      </w:r>
+      <w:r>
+        <w:rPr>
+          <w:rFonts w:ascii="Arial" w:hAnsi="Arial" w:cs="Arial"/>
+          <w:sz w:val="22"/>
+          <w:szCs w:val="22"/>
+        </w:rPr>
+        <w:t>{fromDam-aduanaNumeracion}</w:t>
+      </w:r>
+      <w:r>
+        <w:rPr>
+          <w:rFonts w:ascii="Arial" w:hAnsi="Arial" w:cs="Arial"/>
+          <w:b/>
+          <w:bCs/>
+          <w:color w:val="FF0000"/>
+          <w:sz w:val="22"/>
+          <w:szCs w:val="22"/>
+        </w:rPr>
+        <w:t>{fromDam-aduanaNumeracionRRR}</w:t>
+      </w:r>
+      <w:r>
+        <w:rPr>
+          <w:rFonts w:ascii="Arial" w:hAnsi="Arial" w:cs="Arial"/>
+          <w:color w:val="FF0000"/>
+          <w:sz w:val="22"/>
+          <w:szCs w:val="22"/>
+        </w:rPr>
+        <w:t xml:space="preserve"> </w:t>
+      </w:r>
+      <w:r>
+        <w:rPr>
+          <w:rFonts w:ascii="Arial" w:hAnsi="Arial" w:cs="Arial"/>
+          <w:sz w:val="22"/>
+          <w:szCs w:val="22"/>
+        </w:rPr>
+        <w:t xml:space="preserve">la DAM </w:t>
+      </w:r>
+      <w:r>
+        <w:rPr>
+          <w:rFonts w:ascii="Arial" w:hAnsi="Arial" w:cs="Arial"/>
+          <w:sz w:val="22"/>
+          <w:szCs w:val="22"/>
+        </w:rPr>
+        <w:t>n</w:t>
+      </w:r>
+      <w:r>
+        <w:rPr>
+          <w:rFonts w:ascii="Arial" w:hAnsi="Arial" w:cs="Arial"/>
+          <w:sz w:val="22"/>
+          <w:szCs w:val="22"/>
+        </w:rPr>
+        <w:t>.º</w:t>
+      </w:r>
+      <w:r>
+        <w:rPr>
+          <w:sz w:val="22"/>
+          <w:szCs w:val="22"/>
+        </w:rPr>
+        <w:t xml:space="preserve"> </w:t>
+      </w:r>
+      <w:r>
+        <w:rPr>
+          <w:rFonts w:ascii="Arial" w:hAnsi="Arial" w:cs="Arial"/>
+          <w:sz w:val="22"/>
+          <w:szCs w:val="22"/>
+        </w:rPr>
+        <w:t>{fromDam-numeroDam}</w:t>
+      </w:r>
+      <w:r>
+        <w:rPr>
+          <w:rFonts w:ascii="Arial" w:hAnsi="Arial" w:cs="Arial"/>
+          <w:b/>
+          <w:bCs/>
+          <w:color w:val="FF0000"/>
+          <w:sz w:val="22"/>
+          <w:szCs w:val="22"/>
+        </w:rPr>
+        <w:t>{fromDam-numeroDamRRR}</w:t>
+      </w:r>
+      <w:r>
+        <w:rPr>
+          <w:rFonts w:ascii="Arial" w:hAnsi="Arial" w:cs="Arial"/>
+          <w:sz w:val="22"/>
+          <w:szCs w:val="22"/>
+        </w:rPr>
+        <w:t xml:space="preserve"> nacionalizando </w:t>
+      </w:r>
+      <w:r>
+        <w:rPr>
+          <w:rFonts w:ascii="Arial" w:hAnsi="Arial" w:cs="Arial"/>
+          <w:sz w:val="22"/>
+          <w:szCs w:val="22"/>
+        </w:rPr>
+        <w:t>{fromDam-cantBultosTexto}</w:t>
+      </w:r>
+      <w:r>
+        <w:rPr>
+          <w:rFonts w:ascii="Arial" w:hAnsi="Arial" w:cs="Arial"/>
+          <w:b/>
+          <w:bCs/>
+          <w:color w:val="FF0000"/>
+          <w:sz w:val="22"/>
+          <w:szCs w:val="22"/>
+        </w:rPr>
+        <w:t>{fromDam-cantBultosTextoRRR}</w:t>
+      </w:r>
+      <w:r>
+        <w:rPr>
+          <w:rFonts w:ascii="Arial" w:hAnsi="Arial" w:cs="Arial"/>
+          <w:b/>
+          <w:bCs/>
+          <w:color w:val="FF0000"/>
+          <w:sz w:val="22"/>
+          <w:szCs w:val="22"/>
+        </w:rPr>
+        <w:t xml:space="preserve"> </w:t>
+      </w:r>
+      <w:r>
+        <w:rPr>
+          <w:rFonts w:ascii="Arial" w:hAnsi="Arial" w:cs="Arial"/>
+          <w:sz w:val="22"/>
+          <w:szCs w:val="22"/>
+        </w:rPr>
+        <w:t>(</w:t>
+      </w:r>
+      <w:r>
+        <w:rPr>
+          <w:rFonts w:ascii="Arial" w:hAnsi="Arial" w:cs="Arial"/>
+          <w:sz w:val="22"/>
+          <w:szCs w:val="22"/>
+        </w:rPr>
+        <w:t>{fromDam-cantBultosNumero}</w:t>
+      </w:r>
+      <w:r>
+        <w:rPr>
+          <w:rFonts w:ascii="Arial" w:hAnsi="Arial" w:cs="Arial"/>
+          <w:sz w:val="22"/>
+          <w:szCs w:val="22"/>
+        </w:rPr>
+        <w:t xml:space="preserve">) bultos conteniendo </w:t>
+      </w:r>
+      <w:r>
+        <w:rPr>
+          <w:rFonts w:ascii="Arial" w:hAnsi="Arial" w:cs="Arial"/>
+          <w:sz w:val="22"/>
+          <w:szCs w:val="22"/>
+        </w:rPr>
+        <w:t>{fromDam-descripcionMerca}</w:t>
+      </w:r>
+      <w:r>
+        <w:rPr>
+          <w:rFonts w:ascii="Arial" w:hAnsi="Arial" w:cs="Arial"/>
+          <w:b/>
+          <w:bCs/>
+          <w:color w:val="FF0000"/>
+          <w:sz w:val="22"/>
+          <w:szCs w:val="22"/>
+        </w:rPr>
+        <w:t>{from</w:t>
+      </w:r>
+      <w:r>
+        <w:rPr>
+          <w:rFonts w:ascii="Arial" w:hAnsi="Arial" w:cs="Arial"/>
+          <w:b/>
+          <w:bCs/>
+          <w:color w:val="FF0000"/>
+          <w:sz w:val="22"/>
+          <w:szCs w:val="22"/>
+        </w:rPr>
+        <w:t>D</w:t>
+      </w:r>
+      <w:r>
+        <w:rPr>
+          <w:rFonts w:ascii="Arial" w:hAnsi="Arial" w:cs="Arial"/>
+          <w:b/>
+          <w:bCs/>
+          <w:color w:val="FF0000"/>
+          <w:sz w:val="22"/>
+          <w:szCs w:val="22"/>
+        </w:rPr>
+        <w:t>am-descripcion</w:t>
+      </w:r>
+      <w:r>
+        <w:rPr>
+          <w:rFonts w:ascii="Arial" w:hAnsi="Arial" w:cs="Arial"/>
+          <w:b/>
+          <w:bCs/>
+          <w:color w:val="FF0000"/>
+          <w:sz w:val="22"/>
+          <w:szCs w:val="22"/>
+        </w:rPr>
+        <w:t>M</w:t>
+      </w:r>
+      <w:r>
+        <w:rPr>
+          <w:rFonts w:ascii="Arial" w:hAnsi="Arial" w:cs="Arial"/>
+          <w:b/>
+          <w:bCs/>
+          <w:color w:val="FF0000"/>
+          <w:sz w:val="22"/>
+          <w:szCs w:val="22"/>
+        </w:rPr>
+        <w:t>erca</w:t>
+      </w:r>
+      <w:r>
+        <w:rPr>
+          <w:rFonts w:ascii="Arial" w:hAnsi="Arial" w:cs="Arial"/>
+          <w:b/>
+          <w:bCs/>
+          <w:color w:val="FF0000"/>
+          <w:sz w:val="22"/>
+          <w:szCs w:val="22"/>
+        </w:rPr>
         <w:t>RRR</w:t>
       </w:r>
-      <w:proofErr w:type="spellEnd"/>
       <w:r>
         <w:rPr>
           <w:rFonts w:ascii="Arial" w:hAnsi="Arial" w:cs="Arial"/>
@@ -1084,59 +1313,23 @@
           <w:sz w:val="22"/>
           <w:szCs w:val="22"/>
         </w:rPr>
-        <w:t>{</w:t>
-      </w:r>
-      <w:proofErr w:type="spellStart"/>
-      <w:r>
-        <w:rPr>
-          <w:rFonts w:ascii="Arial" w:hAnsi="Arial" w:cs="Arial"/>
-          <w:sz w:val="22"/>
-          <w:szCs w:val="22"/>
-        </w:rPr>
-        <w:t>fromDam-fechaNumeracion</w:t>
-      </w:r>
-      <w:proofErr w:type="spellEnd"/>
-      <w:r>
-        <w:rPr>
-          <w:rFonts w:ascii="Arial" w:hAnsi="Arial" w:cs="Arial"/>
-          <w:sz w:val="22"/>
-          <w:szCs w:val="22"/>
-        </w:rPr>
-        <w:t>}</w:t>
-      </w:r>
-      <w:r>
-        <w:rPr>
-          <w:rFonts w:ascii="Arial" w:hAnsi="Arial" w:cs="Arial"/>
-          <w:sz w:val="22"/>
-          <w:szCs w:val="22"/>
-        </w:rPr>
-        <w:t xml:space="preserve">, </w:t>
-      </w:r>
-      <w:r>
-        <w:rPr>
-          <w:rFonts w:ascii="Arial" w:hAnsi="Arial" w:cs="Arial"/>
-          <w:sz w:val="22"/>
-          <w:szCs w:val="22"/>
-        </w:rPr>
-        <w:t>{</w:t>
-      </w:r>
-      <w:proofErr w:type="spellStart"/>
-      <w:r>
-        <w:rPr>
-          <w:rFonts w:ascii="Arial" w:hAnsi="Arial" w:cs="Arial"/>
-          <w:sz w:val="22"/>
-          <w:szCs w:val="22"/>
-        </w:rPr>
-        <w:t>fromDam-agenteAduana</w:t>
-      </w:r>
-      <w:proofErr w:type="spellEnd"/>
-      <w:r>
-        <w:rPr>
-          <w:rFonts w:ascii="Arial" w:hAnsi="Arial" w:cs="Arial"/>
-          <w:sz w:val="22"/>
-          <w:szCs w:val="22"/>
-        </w:rPr>
-        <w:t>}</w:t>
+        <w:t xml:space="preserve">; </w:t>
+      </w:r>
+      <w:r>
+        <w:rPr>
+          <w:rFonts w:ascii="Arial" w:hAnsi="Arial" w:cs="Arial"/>
+          <w:sz w:val="22"/>
+          <w:szCs w:val="22"/>
+        </w:rPr>
+        <w:t xml:space="preserve">según lo declarado en DAM; con destino final la jurisdicción de la Intendencia de la Aduana de Pucallpa, para cuyos efectos consignó en las series </w:t>
+      </w:r>
+      <w:r>
+        <w:rPr>
+          <w:rFonts w:ascii="Arial" w:hAnsi="Arial" w:cs="Arial"/>
+          <w:sz w:val="22"/>
+          <w:szCs w:val="22"/>
+        </w:rPr>
+        <w:t>{fromDam-rangoSeriesAcogida}</w:t>
       </w:r>
       <w:r>
         <w:rPr>
@@ -1147,603 +1340,7 @@
           <w:sz w:val="22"/>
           <w:szCs w:val="22"/>
         </w:rPr>
-        <w:t>{</w:t>
-      </w:r>
-      <w:proofErr w:type="spellStart"/>
-      <w:r>
-        <w:rPr>
-          <w:rFonts w:ascii="Arial" w:hAnsi="Arial" w:cs="Arial"/>
-          <w:b/>
-          <w:bCs/>
-          <w:color w:val="FF0000"/>
-          <w:sz w:val="22"/>
-          <w:szCs w:val="22"/>
-        </w:rPr>
-        <w:t>fromDam-agenteAduanaRRR</w:t>
-      </w:r>
-      <w:proofErr w:type="spellEnd"/>
-      <w:r>
-        <w:rPr>
-          <w:rFonts w:ascii="Arial" w:hAnsi="Arial" w:cs="Arial"/>
-          <w:b/>
-          <w:bCs/>
-          <w:color w:val="FF0000"/>
-          <w:sz w:val="22"/>
-          <w:szCs w:val="22"/>
-        </w:rPr>
-        <w:t xml:space="preserve">} </w:t>
-      </w:r>
-      <w:r>
-        <w:rPr>
-          <w:rFonts w:ascii="Arial" w:hAnsi="Arial" w:cs="Arial"/>
-          <w:sz w:val="22"/>
-          <w:szCs w:val="22"/>
-        </w:rPr>
-        <w:t xml:space="preserve">en representación de su comitente </w:t>
-      </w:r>
-      <w:r>
-        <w:rPr>
-          <w:rFonts w:ascii="Arial" w:hAnsi="Arial" w:cs="Arial"/>
-          <w:sz w:val="22"/>
-          <w:szCs w:val="22"/>
-        </w:rPr>
-        <w:t>{</w:t>
-      </w:r>
-      <w:proofErr w:type="spellStart"/>
-      <w:r>
-        <w:rPr>
-          <w:rFonts w:ascii="Arial" w:hAnsi="Arial" w:cs="Arial"/>
-          <w:sz w:val="22"/>
-          <w:szCs w:val="22"/>
-        </w:rPr>
-        <w:t>fromDam-nombreEmpresa</w:t>
-      </w:r>
-      <w:proofErr w:type="spellEnd"/>
-      <w:r>
-        <w:rPr>
-          <w:rFonts w:ascii="Arial" w:hAnsi="Arial" w:cs="Arial"/>
-          <w:sz w:val="22"/>
-          <w:szCs w:val="22"/>
-        </w:rPr>
-        <w:t>}</w:t>
-      </w:r>
-      <w:r>
-        <w:rPr>
-          <w:rFonts w:ascii="Arial" w:hAnsi="Arial" w:cs="Arial"/>
-          <w:b/>
-          <w:bCs/>
-          <w:color w:val="FF0000"/>
-          <w:sz w:val="22"/>
-          <w:szCs w:val="22"/>
-        </w:rPr>
-        <w:t>{</w:t>
-      </w:r>
-      <w:proofErr w:type="spellStart"/>
-      <w:r>
-        <w:rPr>
-          <w:rFonts w:ascii="Arial" w:hAnsi="Arial" w:cs="Arial"/>
-          <w:b/>
-          <w:bCs/>
-          <w:color w:val="FF0000"/>
-          <w:sz w:val="22"/>
-          <w:szCs w:val="22"/>
-        </w:rPr>
-        <w:t>fromDam-nombreEmpresaRRR</w:t>
-      </w:r>
-      <w:proofErr w:type="spellEnd"/>
-      <w:r>
-        <w:rPr>
-          <w:rFonts w:ascii="Arial" w:hAnsi="Arial" w:cs="Arial"/>
-          <w:b/>
-          <w:bCs/>
-          <w:color w:val="FF0000"/>
-          <w:sz w:val="22"/>
-          <w:szCs w:val="22"/>
-        </w:rPr>
-        <w:t>}</w:t>
-      </w:r>
-      <w:r>
-        <w:rPr>
-          <w:rFonts w:ascii="Arial" w:hAnsi="Arial" w:cs="Arial"/>
-          <w:color w:val="000000" w:themeColor="text1"/>
-          <w:sz w:val="22"/>
-          <w:szCs w:val="22"/>
-        </w:rPr>
-        <w:t>,</w:t>
-      </w:r>
-      <w:r>
-        <w:rPr>
-          <w:rFonts w:ascii="Arial" w:hAnsi="Arial" w:cs="Arial"/>
-          <w:color w:val="FF0000"/>
-          <w:sz w:val="22"/>
-          <w:szCs w:val="22"/>
-        </w:rPr>
-        <w:t xml:space="preserve"> </w:t>
-      </w:r>
-      <w:r>
-        <w:rPr>
-          <w:rFonts w:ascii="Arial" w:hAnsi="Arial" w:cs="Arial"/>
-          <w:sz w:val="22"/>
-          <w:szCs w:val="22"/>
-        </w:rPr>
-        <w:t xml:space="preserve">numeró en la Intendencia de </w:t>
-      </w:r>
-      <w:r>
-        <w:rPr>
-          <w:rFonts w:ascii="Arial" w:hAnsi="Arial" w:cs="Arial"/>
-          <w:sz w:val="22"/>
-          <w:szCs w:val="22"/>
-        </w:rPr>
-        <w:t>{</w:t>
-      </w:r>
-      <w:proofErr w:type="spellStart"/>
-      <w:r>
-        <w:rPr>
-          <w:rFonts w:ascii="Arial" w:hAnsi="Arial" w:cs="Arial"/>
-          <w:sz w:val="22"/>
-          <w:szCs w:val="22"/>
-        </w:rPr>
-        <w:t>fromDam-aduanaNumeracion</w:t>
-      </w:r>
-      <w:proofErr w:type="spellEnd"/>
-      <w:r>
-        <w:rPr>
-          <w:rFonts w:ascii="Arial" w:hAnsi="Arial" w:cs="Arial"/>
-          <w:sz w:val="22"/>
-          <w:szCs w:val="22"/>
-        </w:rPr>
-        <w:t>}</w:t>
-      </w:r>
-      <w:r>
-        <w:rPr>
-          <w:rFonts w:ascii="Arial" w:hAnsi="Arial" w:cs="Arial"/>
-          <w:b/>
-          <w:bCs/>
-          <w:color w:val="FF0000"/>
-          <w:sz w:val="22"/>
-          <w:szCs w:val="22"/>
-        </w:rPr>
-        <w:t>{</w:t>
-      </w:r>
-      <w:proofErr w:type="spellStart"/>
-      <w:r>
-        <w:rPr>
-          <w:rFonts w:ascii="Arial" w:hAnsi="Arial" w:cs="Arial"/>
-          <w:b/>
-          <w:bCs/>
-          <w:color w:val="FF0000"/>
-          <w:sz w:val="22"/>
-          <w:szCs w:val="22"/>
-        </w:rPr>
-        <w:t>fromDam-aduanaNumeracionRRR</w:t>
-      </w:r>
-      <w:proofErr w:type="spellEnd"/>
-      <w:r>
-        <w:rPr>
-          <w:rFonts w:ascii="Arial" w:hAnsi="Arial" w:cs="Arial"/>
-          <w:b/>
-          <w:bCs/>
-          <w:color w:val="FF0000"/>
-          <w:sz w:val="22"/>
-          <w:szCs w:val="22"/>
-        </w:rPr>
-        <w:t>}</w:t>
-      </w:r>
-      <w:r>
-        <w:rPr>
-          <w:rFonts w:ascii="Arial" w:hAnsi="Arial" w:cs="Arial"/>
-          <w:color w:val="FF0000"/>
-          <w:sz w:val="22"/>
-          <w:szCs w:val="22"/>
-        </w:rPr>
-        <w:t xml:space="preserve"> </w:t>
-      </w:r>
-      <w:r>
-        <w:rPr>
-          <w:rFonts w:ascii="Arial" w:hAnsi="Arial" w:cs="Arial"/>
-          <w:sz w:val="22"/>
-          <w:szCs w:val="22"/>
-        </w:rPr>
-        <w:t xml:space="preserve">la DAM </w:t>
-      </w:r>
-      <w:r>
-        <w:rPr>
-          <w:rFonts w:ascii="Arial" w:hAnsi="Arial" w:cs="Arial"/>
-          <w:sz w:val="22"/>
-          <w:szCs w:val="22"/>
-        </w:rPr>
-        <w:t>n</w:t>
-      </w:r>
-      <w:r>
-        <w:rPr>
-          <w:rFonts w:ascii="Arial" w:hAnsi="Arial" w:cs="Arial"/>
-          <w:sz w:val="22"/>
-          <w:szCs w:val="22"/>
-        </w:rPr>
-        <w:t>.º</w:t>
-      </w:r>
-      <w:r>
-        <w:rPr>
-          <w:sz w:val="22"/>
-          <w:szCs w:val="22"/>
-        </w:rPr>
-        <w:t xml:space="preserve"> </w:t>
-      </w:r>
-      <w:r>
-        <w:rPr>
-          <w:rFonts w:ascii="Arial" w:hAnsi="Arial" w:cs="Arial"/>
-          <w:sz w:val="22"/>
-          <w:szCs w:val="22"/>
-        </w:rPr>
-        <w:t>{</w:t>
-      </w:r>
-      <w:proofErr w:type="spellStart"/>
-      <w:r>
-        <w:rPr>
-          <w:rFonts w:ascii="Arial" w:hAnsi="Arial" w:cs="Arial"/>
-          <w:sz w:val="22"/>
-          <w:szCs w:val="22"/>
-        </w:rPr>
-        <w:t>fromDam-numeroDam</w:t>
-      </w:r>
-      <w:proofErr w:type="spellEnd"/>
-      <w:r>
-        <w:rPr>
-          <w:rFonts w:ascii="Arial" w:hAnsi="Arial" w:cs="Arial"/>
-          <w:sz w:val="22"/>
-          <w:szCs w:val="22"/>
-        </w:rPr>
-        <w:t>}</w:t>
-      </w:r>
-      <w:r>
-        <w:rPr>
-          <w:rFonts w:ascii="Arial" w:hAnsi="Arial" w:cs="Arial"/>
-          <w:b/>
-          <w:bCs/>
-          <w:color w:val="FF0000"/>
-          <w:sz w:val="22"/>
-          <w:szCs w:val="22"/>
-        </w:rPr>
-        <w:t>{</w:t>
-      </w:r>
-      <w:proofErr w:type="spellStart"/>
-      <w:r>
-        <w:rPr>
-          <w:rFonts w:ascii="Arial" w:hAnsi="Arial" w:cs="Arial"/>
-          <w:b/>
-          <w:bCs/>
-          <w:color w:val="FF0000"/>
-          <w:sz w:val="22"/>
-          <w:szCs w:val="22"/>
-        </w:rPr>
-        <w:t>fromDam-numeroDamRRR</w:t>
-      </w:r>
-      <w:proofErr w:type="spellEnd"/>
-      <w:r>
-        <w:rPr>
-          <w:rFonts w:ascii="Arial" w:hAnsi="Arial" w:cs="Arial"/>
-          <w:b/>
-          <w:bCs/>
-          <w:color w:val="FF0000"/>
-          <w:sz w:val="22"/>
-          <w:szCs w:val="22"/>
-        </w:rPr>
-        <w:t>}</w:t>
-      </w:r>
-      <w:r>
-        <w:rPr>
-          <w:rFonts w:ascii="Arial" w:hAnsi="Arial" w:cs="Arial"/>
-          <w:sz w:val="22"/>
-          <w:szCs w:val="22"/>
-        </w:rPr>
-        <w:t xml:space="preserve"> nacionalizando </w:t>
-      </w:r>
-      <w:r>
-        <w:rPr>
-          <w:rFonts w:ascii="Arial" w:hAnsi="Arial" w:cs="Arial"/>
-          <w:sz w:val="22"/>
-          <w:szCs w:val="22"/>
-        </w:rPr>
-        <w:t>{</w:t>
-      </w:r>
-      <w:proofErr w:type="spellStart"/>
-      <w:r>
-        <w:rPr>
-          <w:rFonts w:ascii="Arial" w:hAnsi="Arial" w:cs="Arial"/>
-          <w:sz w:val="22"/>
-          <w:szCs w:val="22"/>
-        </w:rPr>
-        <w:t>fromDam-cantBultosTexto</w:t>
-      </w:r>
-      <w:proofErr w:type="spellEnd"/>
-      <w:r>
-        <w:rPr>
-          <w:rFonts w:ascii="Arial" w:hAnsi="Arial" w:cs="Arial"/>
-          <w:sz w:val="22"/>
-          <w:szCs w:val="22"/>
-        </w:rPr>
-        <w:t>}</w:t>
-      </w:r>
-      <w:r>
-        <w:rPr>
-          <w:rFonts w:ascii="Arial" w:hAnsi="Arial" w:cs="Arial"/>
-          <w:b/>
-          <w:bCs/>
-          <w:color w:val="FF0000"/>
-          <w:sz w:val="22"/>
-          <w:szCs w:val="22"/>
-        </w:rPr>
-        <w:t>{</w:t>
-      </w:r>
-      <w:proofErr w:type="spellStart"/>
-      <w:r>
-        <w:rPr>
-          <w:rFonts w:ascii="Arial" w:hAnsi="Arial" w:cs="Arial"/>
-          <w:b/>
-          <w:bCs/>
-          <w:color w:val="FF0000"/>
-          <w:sz w:val="22"/>
-          <w:szCs w:val="22"/>
-        </w:rPr>
-        <w:t>fromDam-cantBultosTextoRRR</w:t>
-      </w:r>
-      <w:proofErr w:type="spellEnd"/>
-      <w:r>
-        <w:rPr>
-          <w:rFonts w:ascii="Arial" w:hAnsi="Arial" w:cs="Arial"/>
-          <w:b/>
-          <w:bCs/>
-          <w:color w:val="FF0000"/>
-          <w:sz w:val="22"/>
-          <w:szCs w:val="22"/>
-        </w:rPr>
-        <w:t>}</w:t>
-      </w:r>
-      <w:r>
-        <w:rPr>
-          <w:rFonts w:ascii="Arial" w:hAnsi="Arial" w:cs="Arial"/>
-          <w:b/>
-          <w:bCs/>
-          <w:color w:val="FF0000"/>
-          <w:sz w:val="22"/>
-          <w:szCs w:val="22"/>
-        </w:rPr>
-        <w:t xml:space="preserve"> </w:t>
-      </w:r>
-      <w:r>
-        <w:rPr>
-          <w:rFonts w:ascii="Arial" w:hAnsi="Arial" w:cs="Arial"/>
-          <w:sz w:val="22"/>
-          <w:szCs w:val="22"/>
-        </w:rPr>
-        <w:t>(</w:t>
-      </w:r>
-      <w:r>
-        <w:rPr>
-          <w:rFonts w:ascii="Arial" w:hAnsi="Arial" w:cs="Arial"/>
-          <w:sz w:val="22"/>
-          <w:szCs w:val="22"/>
-        </w:rPr>
-        <w:t>{</w:t>
-      </w:r>
-      <w:proofErr w:type="spellStart"/>
-      <w:r>
-        <w:rPr>
-          <w:rFonts w:ascii="Arial" w:hAnsi="Arial" w:cs="Arial"/>
-          <w:sz w:val="22"/>
-          <w:szCs w:val="22"/>
-        </w:rPr>
-        <w:t>fromDam-cantBultosNumero</w:t>
-      </w:r>
-      <w:proofErr w:type="spellEnd"/>
-      <w:r>
-        <w:rPr>
-          <w:rFonts w:ascii="Arial" w:hAnsi="Arial" w:cs="Arial"/>
-          <w:sz w:val="22"/>
-          <w:szCs w:val="22"/>
-        </w:rPr>
-        <w:t>}</w:t>
-      </w:r>
-      <w:r>
-        <w:rPr>
-          <w:rFonts w:ascii="Arial" w:hAnsi="Arial" w:cs="Arial"/>
-          <w:sz w:val="22"/>
-          <w:szCs w:val="22"/>
-        </w:rPr>
-        <w:t xml:space="preserve">) bultos conteniendo </w:t>
-      </w:r>
-      <w:r>
-        <w:rPr>
-          <w:rFonts w:ascii="Arial" w:hAnsi="Arial" w:cs="Arial"/>
-          <w:sz w:val="22"/>
-          <w:szCs w:val="22"/>
-        </w:rPr>
-        <w:t>{</w:t>
-      </w:r>
-      <w:proofErr w:type="spellStart"/>
-      <w:r>
-        <w:rPr>
-          <w:rFonts w:ascii="Arial" w:hAnsi="Arial" w:cs="Arial"/>
-          <w:sz w:val="22"/>
-          <w:szCs w:val="22"/>
-        </w:rPr>
-        <w:t>fromDam-descripcionMerca</w:t>
-      </w:r>
-      <w:proofErr w:type="spellEnd"/>
-      <w:r>
-        <w:rPr>
-          <w:rFonts w:ascii="Arial" w:hAnsi="Arial" w:cs="Arial"/>
-          <w:sz w:val="22"/>
-          <w:szCs w:val="22"/>
-        </w:rPr>
-        <w:t>}</w:t>
-      </w:r>
-      <w:r>
-        <w:rPr>
-          <w:rFonts w:ascii="Arial" w:hAnsi="Arial" w:cs="Arial"/>
-          <w:b/>
-          <w:bCs/>
-          <w:color w:val="FF0000"/>
-          <w:sz w:val="22"/>
-          <w:szCs w:val="22"/>
-        </w:rPr>
-        <w:t>{</w:t>
-      </w:r>
-      <w:proofErr w:type="spellStart"/>
-      <w:r>
-        <w:rPr>
-          <w:rFonts w:ascii="Arial" w:hAnsi="Arial" w:cs="Arial"/>
-          <w:b/>
-          <w:bCs/>
-          <w:color w:val="FF0000"/>
-          <w:sz w:val="22"/>
-          <w:szCs w:val="22"/>
-        </w:rPr>
-        <w:t>from</w:t>
-      </w:r>
-      <w:r>
-        <w:rPr>
-          <w:rFonts w:ascii="Arial" w:hAnsi="Arial" w:cs="Arial"/>
-          <w:b/>
-          <w:bCs/>
-          <w:color w:val="FF0000"/>
-          <w:sz w:val="22"/>
-          <w:szCs w:val="22"/>
-        </w:rPr>
-        <w:t>D</w:t>
-      </w:r>
-      <w:r>
-        <w:rPr>
-          <w:rFonts w:ascii="Arial" w:hAnsi="Arial" w:cs="Arial"/>
-          <w:b/>
-          <w:bCs/>
-          <w:color w:val="FF0000"/>
-          <w:sz w:val="22"/>
-          <w:szCs w:val="22"/>
-        </w:rPr>
-        <w:t>am-descripcion</w:t>
-      </w:r>
-      <w:r>
-        <w:rPr>
-          <w:rFonts w:ascii="Arial" w:hAnsi="Arial" w:cs="Arial"/>
-          <w:b/>
-          <w:bCs/>
-          <w:color w:val="FF0000"/>
-          <w:sz w:val="22"/>
-          <w:szCs w:val="22"/>
-        </w:rPr>
-        <w:t>M</w:t>
-      </w:r>
-      <w:r>
-        <w:rPr>
-          <w:rFonts w:ascii="Arial" w:hAnsi="Arial" w:cs="Arial"/>
-          <w:b/>
-          <w:bCs/>
-          <w:color w:val="FF0000"/>
-          <w:sz w:val="22"/>
-          <w:szCs w:val="22"/>
-        </w:rPr>
-        <w:t>erca</w:t>
-      </w:r>
-      <w:r>
-        <w:rPr>
-          <w:rFonts w:ascii="Arial" w:hAnsi="Arial" w:cs="Arial"/>
-          <w:b/>
-          <w:bCs/>
-          <w:color w:val="FF0000"/>
-          <w:sz w:val="22"/>
-          <w:szCs w:val="22"/>
-        </w:rPr>
-        <w:t>RRR</w:t>
-      </w:r>
-      <w:proofErr w:type="spellEnd"/>
-      <w:r>
-        <w:rPr>
-          <w:rFonts w:ascii="Arial" w:hAnsi="Arial" w:cs="Arial"/>
-          <w:b/>
-          <w:bCs/>
-          <w:color w:val="FF0000"/>
-          <w:sz w:val="22"/>
-          <w:szCs w:val="22"/>
-        </w:rPr>
-        <w:t>}</w:t>
-      </w:r>
-      <w:r>
-        <w:rPr>
-          <w:rFonts w:ascii="Arial" w:hAnsi="Arial" w:cs="Arial"/>
-          <w:sz w:val="22"/>
-          <w:szCs w:val="22"/>
-        </w:rPr>
-        <w:t xml:space="preserve">; </w:t>
-      </w:r>
-      <w:r>
-        <w:rPr>
-          <w:rFonts w:ascii="Arial" w:hAnsi="Arial" w:cs="Arial"/>
-          <w:sz w:val="22"/>
-          <w:szCs w:val="22"/>
-        </w:rPr>
-        <w:t xml:space="preserve">según lo declarado en DAM; con destino final la jurisdicción de la Intendencia de la Aduana de Pucallpa, para cuyos efectos consignó en las series </w:t>
-      </w:r>
-      <w:r>
-        <w:rPr>
-          <w:rFonts w:ascii="Arial" w:hAnsi="Arial" w:cs="Arial"/>
-          <w:sz w:val="22"/>
-          <w:szCs w:val="22"/>
-        </w:rPr>
-        <w:t>{</w:t>
-      </w:r>
-      <w:proofErr w:type="spellStart"/>
-      <w:r>
-        <w:rPr>
-          <w:rFonts w:ascii="Arial" w:hAnsi="Arial" w:cs="Arial"/>
-          <w:sz w:val="22"/>
-          <w:szCs w:val="22"/>
-        </w:rPr>
-        <w:t>fromDam-rangoSeriesAcogida</w:t>
-      </w:r>
-      <w:proofErr w:type="spellEnd"/>
-      <w:r>
-        <w:rPr>
-          <w:rFonts w:ascii="Arial" w:hAnsi="Arial" w:cs="Arial"/>
-          <w:sz w:val="22"/>
-          <w:szCs w:val="22"/>
-        </w:rPr>
-        <w:t>}</w:t>
-      </w:r>
-      <w:r>
-        <w:rPr>
-          <w:rFonts w:ascii="Arial" w:hAnsi="Arial" w:cs="Arial"/>
-          <w:b/>
-          <w:bCs/>
-          <w:color w:val="FF0000"/>
-          <w:sz w:val="22"/>
-          <w:szCs w:val="22"/>
-        </w:rPr>
-        <w:t>{</w:t>
-      </w:r>
-      <w:proofErr w:type="spellStart"/>
-      <w:r>
-        <w:rPr>
-          <w:rFonts w:ascii="Arial" w:hAnsi="Arial" w:cs="Arial"/>
-          <w:b/>
-          <w:bCs/>
-          <w:color w:val="FF0000"/>
-          <w:sz w:val="22"/>
-          <w:szCs w:val="22"/>
-        </w:rPr>
-        <w:t>fromDam-rangoSeriesAcogidaRRR</w:t>
-      </w:r>
-      <w:proofErr w:type="spellEnd"/>
-      <w:r>
-        <w:rPr>
-          <w:rFonts w:ascii="Arial" w:hAnsi="Arial" w:cs="Arial"/>
-          <w:b/>
-          <w:bCs/>
-          <w:color w:val="FF0000"/>
-          <w:sz w:val="22"/>
-          <w:szCs w:val="22"/>
-        </w:rPr>
-        <w:t>}</w:t>
+        <w:t>{fromDam-rangoSeriesAcogidaRRR}</w:t>
       </w:r>
       <w:r>
         <w:rPr>
@@ -1869,25 +1466,7 @@
           <w:sz w:val="22"/>
           <w:szCs w:val="22"/>
         </w:rPr>
-        <w:t xml:space="preserve">Que, </w:t>
-      </w:r>
-      <w:proofErr w:type="spellStart"/>
-      <w:r>
-        <w:rPr>
-          <w:rFonts w:ascii="Arial" w:hAnsi="Arial" w:cs="Arial"/>
-          <w:sz w:val="22"/>
-          <w:szCs w:val="22"/>
-        </w:rPr>
-        <w:t>el</w:t>
-      </w:r>
-      <w:proofErr w:type="spellEnd"/>
-      <w:r>
-        <w:rPr>
-          <w:rFonts w:ascii="Arial" w:hAnsi="Arial" w:cs="Arial"/>
-          <w:sz w:val="22"/>
-          <w:szCs w:val="22"/>
-        </w:rPr>
-        <w:t xml:space="preserve"> </w:t>
+        <w:t xml:space="preserve">Que, el </w:t>
       </w:r>
       <w:r>
         <w:rPr>
@@ -1903,16 +1482,7 @@
           <w:sz w:val="22"/>
           <w:szCs w:val="22"/>
         </w:rPr>
-        <w:t>fromDam-</w:t>
-      </w:r>
-      <w:proofErr w:type="gramStart"/>
-      <w:r>
-        <w:rPr>
-          <w:rFonts w:ascii="Arial" w:hAnsi="Arial" w:cs="Arial"/>
-          <w:sz w:val="22"/>
-          <w:szCs w:val="22"/>
-        </w:rPr>
-        <w:t>fechaCancelacionTributos</w:t>
+        <w:t>fromDam-fechaCancelacionTributos</w:t>
       </w:r>
       <w:r>
         <w:rPr>
@@ -1931,19 +1501,7 @@
           <w:sz w:val="22"/>
           <w:szCs w:val="22"/>
         </w:rPr>
-        <w:t>{</w:t>
-      </w:r>
-      <w:proofErr w:type="gramEnd"/>
-      <w:r>
-        <w:rPr>
-          <w:rFonts w:ascii="Arial" w:hAnsi="Arial" w:cs="Arial"/>
-          <w:b/>
-          <w:bCs/>
-          <w:color w:val="FF0000"/>
-          <w:sz w:val="22"/>
-          <w:szCs w:val="22"/>
-        </w:rPr>
-        <w:t>fromDam-fechaCancelacionTributosRRR}</w:t>
+        <w:t>{fromDam-fechaCancelacionTributosRRR}</w:t>
       </w:r>
       <w:r>
         <w:rPr>
@@ -2050,7 +1608,6 @@
         </w:rPr>
         <w:t>{/</w:t>
       </w:r>
-      <w:proofErr w:type="spellStart"/>
       <w:r>
         <w:rPr>
           <w:rFonts w:ascii="Arial" w:hAnsi="Arial" w:cs="Arial"/>
@@ -2059,7 +1616,6 @@
         </w:rPr>
         <w:t>estadoOnlyAMAZONIA</w:t>
       </w:r>
-      <w:proofErr w:type="spellEnd"/>
       <w:r>
         <w:rPr>
           <w:rFonts w:ascii="Arial" w:hAnsi="Arial" w:cs="Arial"/>
@@ -2127,18 +1683,43 @@
           <w:sz w:val="22"/>
           <w:szCs w:val="22"/>
         </w:rPr>
-        <w:t xml:space="preserve">Que, </w:t>
-      </w:r>
-      <w:proofErr w:type="spellStart"/>
-      <w:r>
-        <w:rPr>
-          <w:rFonts w:ascii="Arial" w:hAnsi="Arial" w:cs="Arial"/>
-          <w:sz w:val="22"/>
-          <w:szCs w:val="22"/>
-        </w:rPr>
-        <w:t>el</w:t>
-      </w:r>
-      <w:proofErr w:type="spellEnd"/>
+        <w:t xml:space="preserve">Que, el </w:t>
+      </w:r>
+      <w:r>
+        <w:rPr>
+          <w:rFonts w:ascii="Arial" w:hAnsi="Arial" w:cs="Arial"/>
+          <w:sz w:val="22"/>
+          <w:szCs w:val="22"/>
+        </w:rPr>
+        <w:t>{</w:t>
+      </w:r>
+      <w:r>
+        <w:rPr>
+          <w:rFonts w:ascii="Arial" w:hAnsi="Arial" w:cs="Arial"/>
+          <w:sz w:val="22"/>
+          <w:szCs w:val="22"/>
+        </w:rPr>
+        <w:t>fromDam-fechaCancelacionTributos</w:t>
+      </w:r>
+      <w:r>
+        <w:rPr>
+          <w:rFonts w:ascii="Arial" w:hAnsi="Arial" w:cs="Arial"/>
+          <w:sz w:val="22"/>
+          <w:szCs w:val="22"/>
+        </w:rPr>
+        <w:t>}</w:t>
+      </w:r>
+      <w:r>
+        <w:rPr>
+          <w:rFonts w:ascii="Arial" w:hAnsi="Arial" w:cs="Arial"/>
+          <w:b/>
+          <w:bCs/>
+          <w:color w:val="FF0000"/>
+          <w:sz w:val="22"/>
+          <w:szCs w:val="22"/>
+        </w:rPr>
+        <w:t>{fromDam-fechaCancelacionTributosRRR}</w:t>
+      </w:r>
       <w:r>
         <w:rPr>
           <w:rFonts w:ascii="Arial" w:hAnsi="Arial" w:cs="Arial"/>
@@ -2150,151 +1731,86 @@
       <w:r>
         <w:rPr>
           <w:rFonts w:ascii="Arial" w:hAnsi="Arial" w:cs="Arial"/>
+          <w:bCs/>
+          <w:color w:val="000000"/>
+          <w:sz w:val="22"/>
+          <w:szCs w:val="22"/>
+        </w:rPr>
+        <w:t>se</w:t>
+      </w:r>
+      <w:r>
+        <w:rPr>
+          <w:rFonts w:ascii="Arial" w:hAnsi="Arial" w:cs="Arial"/>
+          <w:sz w:val="22"/>
+          <w:szCs w:val="22"/>
+        </w:rPr>
+        <w:t xml:space="preserve"> cancelan los tributos sujetos a </w:t>
+      </w:r>
+      <w:r>
+        <w:rPr>
+          <w:rFonts w:ascii="Arial" w:hAnsi="Arial" w:cs="Arial"/>
+          <w:sz w:val="22"/>
+          <w:szCs w:val="22"/>
+        </w:rPr>
+        <w:t>regularización</w:t>
+      </w:r>
+      <w:r>
+        <w:rPr>
+          <w:rFonts w:ascii="Arial" w:hAnsi="Arial" w:cs="Arial"/>
+          <w:sz w:val="22"/>
+          <w:szCs w:val="22"/>
+        </w:rPr>
+        <w:t>, correspondientes a la importación señalada en el considerando anterior, siendo abonado</w:t>
+      </w:r>
+      <w:r>
+        <w:rPr>
+          <w:rFonts w:ascii="Arial" w:hAnsi="Arial" w:cs="Arial"/>
+          <w:sz w:val="22"/>
+          <w:szCs w:val="22"/>
+        </w:rPr>
+        <w:t>s</w:t>
+      </w:r>
+      <w:r>
+        <w:rPr>
+          <w:rFonts w:ascii="Arial" w:hAnsi="Arial" w:cs="Arial"/>
+          <w:sz w:val="22"/>
+          <w:szCs w:val="22"/>
+        </w:rPr>
+        <w:t xml:space="preserve"> a la “Sub-Cuenta Especial Tesoro Público – D.S. </w:t>
+      </w:r>
+      <w:r>
+        <w:rPr>
+          <w:rFonts w:ascii="Arial" w:hAnsi="Arial" w:cs="Arial"/>
+          <w:sz w:val="22"/>
+          <w:szCs w:val="22"/>
+        </w:rPr>
+        <w:t>n</w:t>
+      </w:r>
+      <w:r>
+        <w:rPr>
+          <w:rFonts w:ascii="Arial" w:hAnsi="Arial" w:cs="Arial"/>
+          <w:sz w:val="22"/>
+          <w:szCs w:val="22"/>
+        </w:rPr>
+        <w:t>.º 015-94-EF” el importe de S/</w:t>
+      </w:r>
+      <w:r>
+        <w:rPr>
+          <w:rFonts w:ascii="Arial" w:hAnsi="Arial" w:cs="Arial"/>
+          <w:sz w:val="22"/>
+          <w:szCs w:val="22"/>
+        </w:rPr>
+        <w:t xml:space="preserve"> </w:t>
+      </w:r>
+      <w:r>
+        <w:rPr>
+          <w:rFonts w:ascii="Arial" w:hAnsi="Arial" w:cs="Arial"/>
           <w:sz w:val="22"/>
           <w:szCs w:val="22"/>
         </w:rPr>
         <w:t>{</w:t>
       </w:r>
-      <w:r>
-        <w:rPr>
-          <w:rFonts w:ascii="Arial" w:hAnsi="Arial" w:cs="Arial"/>
-          <w:sz w:val="22"/>
-          <w:szCs w:val="22"/>
-        </w:rPr>
-        <w:t>fromDam-</w:t>
-      </w:r>
-      <w:proofErr w:type="gramStart"/>
-      <w:r>
-        <w:rPr>
-          <w:rFonts w:ascii="Arial" w:hAnsi="Arial" w:cs="Arial"/>
-          <w:sz w:val="22"/>
-          <w:szCs w:val="22"/>
-        </w:rPr>
-        <w:t>fechaCancelacionTributos</w:t>
-      </w:r>
-      <w:r>
-        <w:rPr>
-          <w:rFonts w:ascii="Arial" w:hAnsi="Arial" w:cs="Arial"/>
-          <w:sz w:val="22"/>
-          <w:szCs w:val="22"/>
-        </w:rPr>
-        <w:t>}</w:t>
-      </w:r>
-      <w:r>
-        <w:rPr>
-          <w:rFonts w:ascii="Arial" w:hAnsi="Arial" w:cs="Arial"/>
-          <w:b/>
-          <w:bCs/>
-          <w:color w:val="FF0000"/>
-          <w:sz w:val="22"/>
-          <w:szCs w:val="22"/>
-        </w:rPr>
-        <w:t>{</w:t>
-      </w:r>
-      <w:proofErr w:type="gramEnd"/>
-      <w:r>
-        <w:rPr>
-          <w:rFonts w:ascii="Arial" w:hAnsi="Arial" w:cs="Arial"/>
-          <w:b/>
-          <w:bCs/>
-          <w:color w:val="FF0000"/>
-          <w:sz w:val="22"/>
-          <w:szCs w:val="22"/>
-        </w:rPr>
-        <w:t>fromDam-fechaCancelacionTributosRRR}</w:t>
-      </w:r>
-      <w:r>
-        <w:rPr>
-          <w:rFonts w:ascii="Arial" w:hAnsi="Arial" w:cs="Arial"/>
-          <w:sz w:val="22"/>
-          <w:szCs w:val="22"/>
-        </w:rPr>
-        <w:t xml:space="preserve"> </w:t>
-      </w:r>
-      <w:r>
-        <w:rPr>
-          <w:rFonts w:ascii="Arial" w:hAnsi="Arial" w:cs="Arial"/>
-          <w:bCs/>
-          <w:color w:val="000000"/>
-          <w:sz w:val="22"/>
-          <w:szCs w:val="22"/>
-        </w:rPr>
-        <w:t>se</w:t>
-      </w:r>
-      <w:r>
-        <w:rPr>
-          <w:rFonts w:ascii="Arial" w:hAnsi="Arial" w:cs="Arial"/>
-          <w:sz w:val="22"/>
-          <w:szCs w:val="22"/>
-        </w:rPr>
-        <w:t xml:space="preserve"> cancelan los tributos sujetos a </w:t>
-      </w:r>
-      <w:r>
-        <w:rPr>
-          <w:rFonts w:ascii="Arial" w:hAnsi="Arial" w:cs="Arial"/>
-          <w:sz w:val="22"/>
-          <w:szCs w:val="22"/>
-        </w:rPr>
-        <w:t>regularización</w:t>
-      </w:r>
-      <w:r>
-        <w:rPr>
-          <w:rFonts w:ascii="Arial" w:hAnsi="Arial" w:cs="Arial"/>
-          <w:sz w:val="22"/>
-          <w:szCs w:val="22"/>
-        </w:rPr>
-        <w:t>, correspondientes a la importación señalada en el considerando anterior, siendo abonado</w:t>
-      </w:r>
-      <w:r>
-        <w:rPr>
-          <w:rFonts w:ascii="Arial" w:hAnsi="Arial" w:cs="Arial"/>
-          <w:sz w:val="22"/>
-          <w:szCs w:val="22"/>
-        </w:rPr>
-        <w:t>s</w:t>
-      </w:r>
-      <w:r>
-        <w:rPr>
-          <w:rFonts w:ascii="Arial" w:hAnsi="Arial" w:cs="Arial"/>
-          <w:sz w:val="22"/>
-          <w:szCs w:val="22"/>
-        </w:rPr>
-        <w:t xml:space="preserve"> a la “Sub-Cuenta Especial Tesoro Público – D.S. </w:t>
-      </w:r>
-      <w:r>
-        <w:rPr>
-          <w:rFonts w:ascii="Arial" w:hAnsi="Arial" w:cs="Arial"/>
-          <w:sz w:val="22"/>
-          <w:szCs w:val="22"/>
-        </w:rPr>
-        <w:t>n</w:t>
-      </w:r>
-      <w:r>
-        <w:rPr>
-          <w:rFonts w:ascii="Arial" w:hAnsi="Arial" w:cs="Arial"/>
-          <w:sz w:val="22"/>
-          <w:szCs w:val="22"/>
-        </w:rPr>
-        <w:t>.º 015-94-EF” el importe de S/</w:t>
-      </w:r>
-      <w:r>
-        <w:rPr>
-          <w:rFonts w:ascii="Arial" w:hAnsi="Arial" w:cs="Arial"/>
-          <w:sz w:val="22"/>
-          <w:szCs w:val="22"/>
-        </w:rPr>
-        <w:t xml:space="preserve"> </w:t>
-      </w:r>
-      <w:r>
-        <w:rPr>
-          <w:rFonts w:ascii="Arial" w:hAnsi="Arial" w:cs="Arial"/>
-          <w:sz w:val="22"/>
-          <w:szCs w:val="22"/>
-        </w:rPr>
-        <w:t>{</w:t>
-      </w:r>
       <w:bookmarkStart w:id="0" w:name="_Hlk230558223"/>
-      <w:proofErr w:type="spellStart"/>
       <w:r>
         <w:rPr>
           <w:rFonts w:ascii="Arial" w:hAnsi="Arial" w:cs="Arial"/>
@@ -2304,7 +1820,6 @@
         <w:t>textoTotReguPECO</w:t>
       </w:r>
       <w:bookmarkEnd w:id="0"/>
-      <w:proofErr w:type="spellEnd"/>
       <w:r>
         <w:rPr>
           <w:rFonts w:ascii="Arial" w:hAnsi="Arial" w:cs="Arial"/>
@@ -2399,7 +1914,6 @@
         </w:rPr>
         <w:t>{/</w:t>
       </w:r>
-      <w:proofErr w:type="spellStart"/>
       <w:r>
         <w:rPr>
           <w:rFonts w:ascii="Arial" w:hAnsi="Arial" w:cs="Arial"/>
@@ -2408,7 +1922,6 @@
         </w:rPr>
         <w:t>estadoPECOyAMAZONIA</w:t>
       </w:r>
-      <w:proofErr w:type="spellEnd"/>
       <w:r>
         <w:rPr>
           <w:rFonts w:ascii="Arial" w:hAnsi="Arial" w:cs="Arial"/>
@@ -2460,34 +1973,7 @@
           <w:sz w:val="22"/>
           <w:szCs w:val="22"/>
         </w:rPr>
-        <w:t xml:space="preserve">Que, </w:t>
-      </w:r>
-      <w:proofErr w:type="spellStart"/>
-      <w:r>
-        <w:rPr>
-          <w:rFonts w:ascii="Arial" w:hAnsi="Arial" w:cs="Arial"/>
-          <w:sz w:val="22"/>
-          <w:szCs w:val="22"/>
-        </w:rPr>
-        <w:t>el</w:t>
-      </w:r>
-      <w:proofErr w:type="spellEnd"/>
-      <w:r>
-        <w:rPr>
-          <w:rFonts w:ascii="Arial" w:hAnsi="Arial" w:cs="Arial"/>
-          <w:sz w:val="22"/>
-          <w:szCs w:val="22"/>
-        </w:rPr>
-        <w:t xml:space="preserve"> {fromDam-</w:t>
-      </w:r>
-      <w:proofErr w:type="gramStart"/>
-      <w:r>
-        <w:rPr>
-          <w:rFonts w:ascii="Arial" w:hAnsi="Arial" w:cs="Arial"/>
-          <w:sz w:val="22"/>
-          <w:szCs w:val="22"/>
-        </w:rPr>
-        <w:t>fechaCancelacionTributos}</w:t>
+        <w:t>Que, el {fromDam-fechaCancelacionTributos}</w:t>
       </w:r>
       <w:r>
         <w:rPr>
@@ -2498,19 +1984,7 @@
           <w:sz w:val="22"/>
           <w:szCs w:val="22"/>
         </w:rPr>
-        <w:t>{</w:t>
-      </w:r>
-      <w:proofErr w:type="gramEnd"/>
-      <w:r>
-        <w:rPr>
-          <w:rFonts w:ascii="Arial" w:hAnsi="Arial" w:cs="Arial"/>
-          <w:b/>
-          <w:bCs/>
-          <w:color w:val="FF0000"/>
-          <w:sz w:val="22"/>
-          <w:szCs w:val="22"/>
-        </w:rPr>
-        <w:t>fromDam-fechaCancelacionTributosRRR}</w:t>
+        <w:t>{fromDam-fechaCancelacionTributosRRR}</w:t>
       </w:r>
       <w:r>
         <w:rPr>
@@ -2552,25 +2026,7 @@
           <w:sz w:val="22"/>
           <w:szCs w:val="22"/>
         </w:rPr>
-        <w:t>, correspondientes a la importación señalada en el considerando anterior, siendo abonados a la “Sub-Cuenta Especial Tesoro Público – D.S. n.º 015-94-EF” el importe de S/ {</w:t>
-      </w:r>
-      <w:proofErr w:type="spellStart"/>
-      <w:r>
-        <w:rPr>
-          <w:rFonts w:ascii="Arial" w:hAnsi="Arial" w:cs="Arial"/>
-          <w:sz w:val="22"/>
-          <w:szCs w:val="22"/>
-        </w:rPr>
-        <w:t>textoTotReguPECO</w:t>
-      </w:r>
-      <w:proofErr w:type="spellEnd"/>
-      <w:r>
-        <w:rPr>
-          <w:rFonts w:ascii="Arial" w:hAnsi="Arial" w:cs="Arial"/>
-          <w:sz w:val="22"/>
-          <w:szCs w:val="22"/>
-        </w:rPr>
-        <w:t>} en cumplimiento de la Resolución Ministerial n.º107-94-EF/10;</w:t>
+        <w:t>, correspondientes a la importación señalada en el considerando anterior, siendo abonados a la “Sub-Cuenta Especial Tesoro Público – D.S. n.º 015-94-EF” el importe de S/ {textoTotReguPECO} en cumplimiento de la Resolución Ministerial n.º107-94-EF/10;</w:t>
       </w:r>
     </w:p>
     <w:p>
@@ -2592,25 +2048,7 @@
           <w:sz w:val="22"/>
           <w:szCs w:val="22"/>
         </w:rPr>
-        <w:t>{/</w:t>
-      </w:r>
-      <w:proofErr w:type="spellStart"/>
-      <w:r>
-        <w:rPr>
-          <w:rFonts w:ascii="Arial" w:hAnsi="Arial" w:cs="Arial"/>
-          <w:sz w:val="22"/>
-          <w:szCs w:val="22"/>
-        </w:rPr>
-        <w:t>estadoOnlyPECO</w:t>
-      </w:r>
-      <w:proofErr w:type="spellEnd"/>
-      <w:r>
-        <w:rPr>
-          <w:rFonts w:ascii="Arial" w:hAnsi="Arial" w:cs="Arial"/>
-          <w:sz w:val="22"/>
-          <w:szCs w:val="22"/>
-        </w:rPr>
-        <w:t>}</w:t>
+        <w:t>{/estadoOnlyPECO}</w:t>
       </w:r>
     </w:p>
     <w:p>
@@ -2796,18 +2234,43 @@
           <w:sz w:val="22"/>
           <w:szCs w:val="22"/>
         </w:rPr>
+        <w:t>{fromDam-nombreEmpresa}</w:t>
+      </w:r>
+      <w:r>
+        <w:rPr>
+          <w:rFonts w:ascii="Arial" w:hAnsi="Arial" w:cs="Arial"/>
+          <w:b/>
+          <w:bCs/>
+          <w:color w:val="FF0000"/>
+          <w:sz w:val="22"/>
+          <w:szCs w:val="22"/>
+        </w:rPr>
+        <w:t>{fromDam-nombreEmpresaRRR}</w:t>
+      </w:r>
+      <w:r>
+        <w:rPr>
+          <w:rFonts w:ascii="Arial" w:hAnsi="Arial" w:cs="Arial"/>
+          <w:sz w:val="22"/>
+          <w:szCs w:val="22"/>
+        </w:rPr>
+        <w:t xml:space="preserve">, </w:t>
+      </w:r>
+      <w:r>
+        <w:rPr>
+          <w:rFonts w:ascii="Arial" w:hAnsi="Arial" w:cs="Arial"/>
+          <w:sz w:val="22"/>
+          <w:szCs w:val="22"/>
+        </w:rPr>
         <w:t>{</w:t>
       </w:r>
-      <w:proofErr w:type="spellStart"/>
-      <w:r>
-        <w:rPr>
-          <w:rFonts w:ascii="Arial" w:hAnsi="Arial" w:cs="Arial"/>
-          <w:sz w:val="22"/>
-          <w:szCs w:val="22"/>
-        </w:rPr>
-        <w:t>fromDam-nombreEmpresa</w:t>
-      </w:r>
-      <w:proofErr w:type="spellEnd"/>
+      <w:r>
+        <w:rPr>
+          <w:rFonts w:ascii="Arial" w:hAnsi="Arial" w:cs="Arial"/>
+          <w:sz w:val="22"/>
+          <w:szCs w:val="22"/>
+        </w:rPr>
+        <w:t>textoSolReg02</w:t>
+      </w:r>
       <w:r>
         <w:rPr>
           <w:rFonts w:ascii="Arial" w:hAnsi="Arial" w:cs="Arial"/>
@@ -2819,15 +2282,53 @@
       <w:r>
         <w:rPr>
           <w:rFonts w:ascii="Arial" w:hAnsi="Arial" w:cs="Arial"/>
+          <w:sz w:val="22"/>
+          <w:szCs w:val="22"/>
+        </w:rPr>
+        <w:t xml:space="preserve">; y, con confirmación de llegada </w:t>
+      </w:r>
+      <w:r>
+        <w:rPr>
+          <w:rFonts w:ascii="Arial" w:hAnsi="Arial" w:cs="Arial"/>
+          <w:sz w:val="22"/>
+          <w:szCs w:val="22"/>
+        </w:rPr>
+        <w:t>n</w:t>
+      </w:r>
+      <w:r>
+        <w:rPr>
+          <w:rFonts w:ascii="Arial" w:hAnsi="Arial" w:cs="Arial"/>
+          <w:sz w:val="22"/>
+          <w:szCs w:val="22"/>
+        </w:rPr>
+        <w:t>.º</w:t>
+      </w:r>
+      <w:r>
+        <w:rPr>
+          <w:sz w:val="22"/>
+          <w:szCs w:val="22"/>
+        </w:rPr>
+        <w:t xml:space="preserve"> </w:t>
+      </w:r>
+      <w:r>
+        <w:rPr>
+          <w:rFonts w:ascii="Arial" w:hAnsi="Arial" w:cs="Arial"/>
+          <w:sz w:val="22"/>
+          <w:szCs w:val="22"/>
+        </w:rPr>
+        <w:t>{cuadroPedoAmazonia-numeroConfirmacion}</w:t>
+      </w:r>
+      <w:r>
+        <w:rPr>
+          <w:rFonts w:ascii="Arial" w:hAnsi="Arial" w:cs="Arial"/>
           <w:b/>
           <w:bCs/>
           <w:color w:val="FF0000"/>
           <w:sz w:val="22"/>
           <w:szCs w:val="22"/>
         </w:rPr>
-        <w:t>{</w:t>
-      </w:r>
-      <w:proofErr w:type="spellStart"/>
+        <w:t>{cuadroPedoAmazonia-numeroConfirmacionRRR}</w:t>
+      </w:r>
       <w:r>
         <w:rPr>
           <w:rFonts w:ascii="Arial" w:hAnsi="Arial" w:cs="Arial"/>
@@ -2837,81 +2338,6 @@
           <w:sz w:val="22"/>
           <w:szCs w:val="22"/>
         </w:rPr>
-        <w:t>fromDam-nombreEmpresaRRR</w:t>
-      </w:r>
-      <w:proofErr w:type="spellEnd"/>
-      <w:r>
-        <w:rPr>
-          <w:rFonts w:ascii="Arial" w:hAnsi="Arial" w:cs="Arial"/>
-          <w:b/>
-          <w:bCs/>
-          <w:color w:val="FF0000"/>
-          <w:sz w:val="22"/>
-          <w:szCs w:val="22"/>
-        </w:rPr>
-        <w:t>}</w:t>
-      </w:r>
-      <w:r>
-        <w:rPr>
-          <w:rFonts w:ascii="Arial" w:hAnsi="Arial" w:cs="Arial"/>
-          <w:sz w:val="22"/>
-          <w:szCs w:val="22"/>
-        </w:rPr>
-        <w:t xml:space="preserve">, </w:t>
-      </w:r>
-      <w:r>
-        <w:rPr>
-          <w:rFonts w:ascii="Arial" w:hAnsi="Arial" w:cs="Arial"/>
-          <w:sz w:val="22"/>
-          <w:szCs w:val="22"/>
-        </w:rPr>
-        <w:t>{</w:t>
-      </w:r>
-      <w:r>
-        <w:rPr>
-          <w:rFonts w:ascii="Arial" w:hAnsi="Arial" w:cs="Arial"/>
-          <w:sz w:val="22"/>
-          <w:szCs w:val="22"/>
-        </w:rPr>
-        <w:t>textoSolReg02</w:t>
-      </w:r>
-      <w:r>
-        <w:rPr>
-          <w:rFonts w:ascii="Arial" w:hAnsi="Arial" w:cs="Arial"/>
-          <w:sz w:val="22"/>
-          <w:szCs w:val="22"/>
-        </w:rPr>
-        <w:t>}</w:t>
-      </w:r>
-      <w:r>
-        <w:rPr>
-          <w:rFonts w:ascii="Arial" w:hAnsi="Arial" w:cs="Arial"/>
-          <w:sz w:val="22"/>
-          <w:szCs w:val="22"/>
-        </w:rPr>
-        <w:t xml:space="preserve">; y, con confirmación de llegada </w:t>
-      </w:r>
-      <w:r>
-        <w:rPr>
-          <w:rFonts w:ascii="Arial" w:hAnsi="Arial" w:cs="Arial"/>
-          <w:sz w:val="22"/>
-          <w:szCs w:val="22"/>
-        </w:rPr>
-        <w:t>n</w:t>
-      </w:r>
-      <w:r>
-        <w:rPr>
-          <w:rFonts w:ascii="Arial" w:hAnsi="Arial" w:cs="Arial"/>
-          <w:sz w:val="22"/>
-          <w:szCs w:val="22"/>
-        </w:rPr>
-        <w:t>.º</w:t>
-      </w:r>
-      <w:r>
-        <w:rPr>
-          <w:sz w:val="22"/>
-          <w:szCs w:val="22"/>
-        </w:rPr>
         <w:t xml:space="preserve"> </w:t>
       </w:r>
       <w:r>
@@ -2920,47 +2346,7 @@
           <w:sz w:val="22"/>
           <w:szCs w:val="22"/>
         </w:rPr>
-        <w:t>{cuadroPedoAmazonia-numeroConfirmacion}</w:t>
-      </w:r>
-      <w:r>
-        <w:rPr>
-          <w:rFonts w:ascii="Arial" w:hAnsi="Arial" w:cs="Arial"/>
-          <w:b/>
-          <w:bCs/>
-          <w:color w:val="FF0000"/>
-          <w:sz w:val="22"/>
-          <w:szCs w:val="22"/>
-        </w:rPr>
-        <w:t>{cuadroPedoAmazonia-numeroConfirmacionRRR}</w:t>
-      </w:r>
-      <w:r>
-        <w:rPr>
-          <w:rFonts w:ascii="Arial" w:hAnsi="Arial" w:cs="Arial"/>
-          <w:b/>
-          <w:bCs/>
-          <w:color w:val="FF0000"/>
-          <w:sz w:val="22"/>
-          <w:szCs w:val="22"/>
-        </w:rPr>
-        <w:t xml:space="preserve"> </w:t>
-      </w:r>
-      <w:proofErr w:type="spellStart"/>
-      <w:r>
-        <w:rPr>
-          <w:rFonts w:ascii="Arial" w:hAnsi="Arial" w:cs="Arial"/>
-          <w:sz w:val="22"/>
-          <w:szCs w:val="22"/>
-        </w:rPr>
-        <w:t>del</w:t>
-      </w:r>
-      <w:proofErr w:type="spellEnd"/>
-      <w:r>
-        <w:rPr>
-          <w:rFonts w:ascii="Arial" w:hAnsi="Arial" w:cs="Arial"/>
-          <w:sz w:val="22"/>
-          <w:szCs w:val="22"/>
-        </w:rPr>
-        <w:t xml:space="preserve"> </w:t>
+        <w:t xml:space="preserve">del </w:t>
       </w:r>
       <w:r>
         <w:rPr>
@@ -3041,157 +2427,59 @@
           <w:sz w:val="22"/>
           <w:szCs w:val="22"/>
         </w:rPr>
+        <w:t>{fromInputs-fechaCorreoCecaRRR}</w:t>
+      </w:r>
+      <w:r>
+        <w:rPr>
+          <w:rFonts w:ascii="Arial" w:hAnsi="Arial" w:cs="Arial"/>
+          <w:sz w:val="22"/>
+          <w:szCs w:val="22"/>
+        </w:rPr>
+        <w:t>{fromInputs-fechaCorreoCeca}</w:t>
+      </w:r>
+      <w:r>
+        <w:rPr>
+          <w:rFonts w:ascii="Arial" w:hAnsi="Arial" w:cs="Arial"/>
+          <w:sz w:val="22"/>
+          <w:szCs w:val="22"/>
+        </w:rPr>
+        <w:t xml:space="preserve">, se comunicó al solicitante a la dirección de correo electrónico </w:t>
+      </w:r>
+      <w:r>
+        <w:rPr>
+          <w:rFonts w:ascii="Arial" w:hAnsi="Arial" w:cs="Arial"/>
+          <w:b/>
+          <w:bCs/>
+          <w:color w:val="FF0000"/>
+          <w:sz w:val="22"/>
+          <w:szCs w:val="22"/>
+        </w:rPr>
+        <w:t>{fromInputs-correoCecaRRR}</w:t>
+      </w:r>
+      <w:r>
+        <w:rPr>
+          <w:rFonts w:ascii="Arial" w:hAnsi="Arial" w:cs="Arial"/>
+          <w:sz w:val="22"/>
+          <w:szCs w:val="22"/>
+        </w:rPr>
+        <w:t>{fromInputs-correoCeca}</w:t>
+      </w:r>
+      <w:r>
+        <w:rPr>
+          <w:rFonts w:ascii="Arial" w:hAnsi="Arial" w:cs="Arial"/>
+          <w:sz w:val="22"/>
+          <w:szCs w:val="22"/>
+        </w:rPr>
+        <w:t xml:space="preserve">; la programación de reconocimiento físico conforme </w:t>
+      </w:r>
+      <w:r>
+        <w:rPr>
+          <w:rFonts w:ascii="Arial" w:hAnsi="Arial" w:cs="Arial"/>
+          <w:sz w:val="22"/>
+          <w:szCs w:val="22"/>
+        </w:rPr>
         <w:t>{</w:t>
       </w:r>
-      <w:proofErr w:type="spellStart"/>
-      <w:r>
-        <w:rPr>
-          <w:rFonts w:ascii="Arial" w:hAnsi="Arial" w:cs="Arial"/>
-          <w:b/>
-          <w:bCs/>
-          <w:color w:val="FF0000"/>
-          <w:sz w:val="22"/>
-          <w:szCs w:val="22"/>
-        </w:rPr>
-        <w:t>fromInputs-</w:t>
-      </w:r>
-      <w:proofErr w:type="gramStart"/>
-      <w:r>
-        <w:rPr>
-          <w:rFonts w:ascii="Arial" w:hAnsi="Arial" w:cs="Arial"/>
-          <w:b/>
-          <w:bCs/>
-          <w:color w:val="FF0000"/>
-          <w:sz w:val="22"/>
-          <w:szCs w:val="22"/>
-        </w:rPr>
-        <w:t>fechaCorreoCecaRRR</w:t>
-      </w:r>
-      <w:proofErr w:type="spellEnd"/>
-      <w:r>
-        <w:rPr>
-          <w:rFonts w:ascii="Arial" w:hAnsi="Arial" w:cs="Arial"/>
-          <w:b/>
-          <w:bCs/>
-          <w:color w:val="FF0000"/>
-          <w:sz w:val="22"/>
-          <w:szCs w:val="22"/>
-        </w:rPr>
-        <w:t>}</w:t>
-      </w:r>
-      <w:r>
-        <w:rPr>
-          <w:rFonts w:ascii="Arial" w:hAnsi="Arial" w:cs="Arial"/>
-          <w:sz w:val="22"/>
-          <w:szCs w:val="22"/>
-        </w:rPr>
-        <w:t>{</w:t>
-      </w:r>
-      <w:proofErr w:type="spellStart"/>
-      <w:proofErr w:type="gramEnd"/>
-      <w:r>
-        <w:rPr>
-          <w:rFonts w:ascii="Arial" w:hAnsi="Arial" w:cs="Arial"/>
-          <w:sz w:val="22"/>
-          <w:szCs w:val="22"/>
-        </w:rPr>
-        <w:t>fromInputs-fechaCorreoCeca</w:t>
-      </w:r>
-      <w:proofErr w:type="spellEnd"/>
-      <w:r>
-        <w:rPr>
-          <w:rFonts w:ascii="Arial" w:hAnsi="Arial" w:cs="Arial"/>
-          <w:sz w:val="22"/>
-          <w:szCs w:val="22"/>
-        </w:rPr>
-        <w:t>}</w:t>
-      </w:r>
-      <w:r>
-        <w:rPr>
-          <w:rFonts w:ascii="Arial" w:hAnsi="Arial" w:cs="Arial"/>
-          <w:sz w:val="22"/>
-          <w:szCs w:val="22"/>
-        </w:rPr>
-        <w:t xml:space="preserve">, se comunicó al solicitante a la dirección de correo electrónico </w:t>
-      </w:r>
-      <w:r>
-        <w:rPr>
-          <w:rFonts w:ascii="Arial" w:hAnsi="Arial" w:cs="Arial"/>
-          <w:b/>
-          <w:bCs/>
-          <w:color w:val="FF0000"/>
-          <w:sz w:val="22"/>
-          <w:szCs w:val="22"/>
-        </w:rPr>
-        <w:t>{</w:t>
-      </w:r>
-      <w:proofErr w:type="spellStart"/>
-      <w:r>
-        <w:rPr>
-          <w:rFonts w:ascii="Arial" w:hAnsi="Arial" w:cs="Arial"/>
-          <w:b/>
-          <w:bCs/>
-          <w:color w:val="FF0000"/>
-          <w:sz w:val="22"/>
-          <w:szCs w:val="22"/>
-        </w:rPr>
-        <w:t>fromInputs-correoCecaRRR</w:t>
-      </w:r>
-      <w:proofErr w:type="spellEnd"/>
-      <w:r>
-        <w:rPr>
-          <w:rFonts w:ascii="Arial" w:hAnsi="Arial" w:cs="Arial"/>
-          <w:b/>
-          <w:bCs/>
-          <w:color w:val="FF0000"/>
-          <w:sz w:val="22"/>
-          <w:szCs w:val="22"/>
-        </w:rPr>
-        <w:t>}</w:t>
-      </w:r>
-      <w:r>
-        <w:rPr>
-          <w:rFonts w:ascii="Arial" w:hAnsi="Arial" w:cs="Arial"/>
-          <w:sz w:val="22"/>
-          <w:szCs w:val="22"/>
-        </w:rPr>
-        <w:t>{</w:t>
-      </w:r>
-      <w:proofErr w:type="spellStart"/>
-      <w:r>
-        <w:rPr>
-          <w:rFonts w:ascii="Arial" w:hAnsi="Arial" w:cs="Arial"/>
-          <w:sz w:val="22"/>
-          <w:szCs w:val="22"/>
-        </w:rPr>
-        <w:t>fromInputs-correoCeca</w:t>
-      </w:r>
-      <w:proofErr w:type="spellEnd"/>
-      <w:r>
-        <w:rPr>
-          <w:rFonts w:ascii="Arial" w:hAnsi="Arial" w:cs="Arial"/>
-          <w:sz w:val="22"/>
-          <w:szCs w:val="22"/>
-        </w:rPr>
-        <w:t>}</w:t>
-      </w:r>
-      <w:r>
-        <w:rPr>
-          <w:rFonts w:ascii="Arial" w:hAnsi="Arial" w:cs="Arial"/>
-          <w:sz w:val="22"/>
-          <w:szCs w:val="22"/>
-        </w:rPr>
-        <w:t xml:space="preserve">; la programación de reconocimiento físico conforme </w:t>
-      </w:r>
-      <w:r>
-        <w:rPr>
-          <w:rFonts w:ascii="Arial" w:hAnsi="Arial" w:cs="Arial"/>
-          <w:sz w:val="22"/>
-          <w:szCs w:val="22"/>
-        </w:rPr>
-        <w:t>{</w:t>
-      </w:r>
-      <w:proofErr w:type="spellStart"/>
       <w:r>
         <w:rPr>
           <w:rFonts w:ascii="Arial" w:hAnsi="Arial" w:cs="Arial"/>
@@ -3200,7 +2488,6 @@
         </w:rPr>
         <w:t>textoProceReco</w:t>
       </w:r>
-      <w:proofErr w:type="spellEnd"/>
       <w:r>
         <w:rPr>
           <w:rFonts w:ascii="Arial" w:hAnsi="Arial" w:cs="Arial"/>
@@ -3258,70 +2545,15 @@
           <w:sz w:val="22"/>
           <w:szCs w:val="22"/>
         </w:rPr>
-        <w:t>{</w:t>
-      </w:r>
-      <w:proofErr w:type="spellStart"/>
-      <w:r>
-        <w:rPr>
-          <w:rFonts w:ascii="Arial" w:hAnsi="Arial" w:cs="Arial"/>
-          <w:b/>
-          <w:bCs/>
-          <w:color w:val="FF0000"/>
-          <w:sz w:val="22"/>
-          <w:szCs w:val="22"/>
-        </w:rPr>
-        <w:t>fromInputs-</w:t>
-      </w:r>
-      <w:proofErr w:type="gramStart"/>
-      <w:r>
-        <w:rPr>
-          <w:rFonts w:ascii="Arial" w:hAnsi="Arial" w:cs="Arial"/>
-          <w:b/>
-          <w:bCs/>
-          <w:color w:val="FF0000"/>
-          <w:sz w:val="22"/>
-          <w:szCs w:val="22"/>
-        </w:rPr>
-        <w:t>fechaAforoRRR</w:t>
-      </w:r>
-      <w:proofErr w:type="spellEnd"/>
-      <w:r>
-        <w:rPr>
-          <w:rFonts w:ascii="Arial" w:hAnsi="Arial" w:cs="Arial"/>
-          <w:b/>
-          <w:bCs/>
-          <w:color w:val="FF0000"/>
-          <w:sz w:val="22"/>
-          <w:szCs w:val="22"/>
-        </w:rPr>
-        <w:t>}</w:t>
-      </w:r>
-      <w:r>
-        <w:rPr>
-          <w:rFonts w:ascii="Arial" w:hAnsi="Arial" w:cs="Arial"/>
-          <w:sz w:val="22"/>
-          <w:szCs w:val="22"/>
-        </w:rPr>
-        <w:t>{</w:t>
-      </w:r>
-      <w:proofErr w:type="spellStart"/>
-      <w:proofErr w:type="gramEnd"/>
-      <w:r>
-        <w:rPr>
-          <w:rFonts w:ascii="Arial" w:hAnsi="Arial" w:cs="Arial"/>
-          <w:sz w:val="22"/>
-          <w:szCs w:val="22"/>
-        </w:rPr>
-        <w:t>fromInputs-fechaAforo</w:t>
-      </w:r>
-      <w:proofErr w:type="spellEnd"/>
-      <w:r>
-        <w:rPr>
-          <w:rFonts w:ascii="Arial" w:hAnsi="Arial" w:cs="Arial"/>
-          <w:sz w:val="22"/>
-          <w:szCs w:val="22"/>
-        </w:rPr>
-        <w:t>}</w:t>
+        <w:t>{fromInputs-fechaAforoRRR}</w:t>
+      </w:r>
+      <w:r>
+        <w:rPr>
+          <w:rFonts w:ascii="Arial" w:hAnsi="Arial" w:cs="Arial"/>
+          <w:sz w:val="22"/>
+          <w:szCs w:val="22"/>
+        </w:rPr>
+        <w:t>{fromInputs-fechaAforo}</w:t>
       </w:r>
       <w:r>
         <w:rPr>
@@ -3345,25 +2577,7 @@
           <w:sz w:val="22"/>
           <w:szCs w:val="22"/>
         </w:rPr>
-        <w:t>{</w:t>
-      </w:r>
-      <w:proofErr w:type="spellStart"/>
-      <w:r>
-        <w:rPr>
-          <w:rFonts w:ascii="Arial" w:hAnsi="Arial" w:cs="Arial"/>
-          <w:sz w:val="22"/>
-          <w:szCs w:val="22"/>
-        </w:rPr>
-        <w:t>textoRecoFis</w:t>
-      </w:r>
-      <w:proofErr w:type="spellEnd"/>
-      <w:r>
-        <w:rPr>
-          <w:rFonts w:ascii="Arial" w:hAnsi="Arial" w:cs="Arial"/>
-          <w:sz w:val="22"/>
-          <w:szCs w:val="22"/>
-        </w:rPr>
-        <w:t>}</w:t>
+        <w:t>{textoRecoFis}</w:t>
       </w:r>
       <w:r>
         <w:rPr>
@@ -3493,7 +2707,6 @@
         </w:rPr>
         <w:t>{/</w:t>
       </w:r>
-      <w:proofErr w:type="spellStart"/>
       <w:r>
         <w:rPr>
           <w:rFonts w:ascii="Arial" w:hAnsi="Arial" w:cs="Arial"/>
@@ -3502,7 +2715,6 @@
         </w:rPr>
         <w:t>estadoIncluyePeco</w:t>
       </w:r>
-      <w:proofErr w:type="spellEnd"/>
       <w:r>
         <w:rPr>
           <w:rFonts w:ascii="Arial" w:hAnsi="Arial" w:cs="Arial"/>
@@ -3577,7 +2789,6 @@
         </w:rPr>
         <w:t xml:space="preserve">respecto a la Regularización/ Reconocimiento Físico al amparo de las exoneraciones establecidas mediante Decreto Supremo </w:t>
       </w:r>
-      <w:proofErr w:type="spellStart"/>
       <w:r>
         <w:rPr>
           <w:rFonts w:ascii="Arial" w:hAnsi="Arial" w:cs="Arial"/>
@@ -3592,16 +2803,7 @@
           <w:sz w:val="22"/>
           <w:szCs w:val="22"/>
         </w:rPr>
-        <w:t>º</w:t>
-      </w:r>
-      <w:proofErr w:type="spellEnd"/>
-      <w:r>
-        <w:rPr>
-          <w:rFonts w:ascii="Arial" w:hAnsi="Arial" w:cs="Arial"/>
-          <w:sz w:val="22"/>
-          <w:szCs w:val="22"/>
-        </w:rPr>
-        <w:t xml:space="preserve"> 015-94-EF se verifica que la mercancía de las series </w:t>
+        <w:t xml:space="preserve">º 015-94-EF se verifica que la mercancía de las series </w:t>
       </w:r>
       <w:r>
         <w:rPr>
@@ -3611,7 +2813,6 @@
         </w:rPr>
         <w:t>{</w:t>
       </w:r>
-      <w:proofErr w:type="spellStart"/>
       <w:r>
         <w:rPr>
           <w:rFonts w:ascii="Arial" w:hAnsi="Arial" w:cs="Arial"/>
@@ -3636,7 +2837,6 @@
         </w:rPr>
         <w:t>rangoSeriesAcogidaSoloPeco</w:t>
       </w:r>
-      <w:proofErr w:type="spellEnd"/>
       <w:r>
         <w:rPr>
           <w:rFonts w:ascii="Arial" w:hAnsi="Arial" w:cs="Arial"/>
@@ -3653,7 +2853,6 @@
         </w:rPr>
         <w:t xml:space="preserve"> declaradas con TPI 35 en el casillero 7.23 de la DAM, tienen un Ad-valoren de 0%, por lo que no se reporta montó abonado a la Subcuenta Especial del Tesoro Público Decreto Supremo </w:t>
       </w:r>
-      <w:proofErr w:type="spellStart"/>
       <w:r>
         <w:rPr>
           <w:rFonts w:ascii="Arial" w:hAnsi="Arial" w:cs="Arial"/>
@@ -3668,16 +2867,7 @@
           <w:sz w:val="22"/>
           <w:szCs w:val="22"/>
         </w:rPr>
-        <w:t>°</w:t>
-      </w:r>
-      <w:proofErr w:type="spellEnd"/>
-      <w:r>
-        <w:rPr>
-          <w:rFonts w:ascii="Arial" w:hAnsi="Arial" w:cs="Arial"/>
-          <w:sz w:val="22"/>
-          <w:szCs w:val="22"/>
-        </w:rPr>
-        <w:t xml:space="preserve"> </w:t>
+        <w:t xml:space="preserve">° </w:t>
       </w:r>
       <w:r>
         <w:rPr>
@@ -3737,7 +2927,6 @@
         </w:rPr>
         <w:t>{/</w:t>
       </w:r>
-      <w:proofErr w:type="spellStart"/>
       <w:r>
         <w:rPr>
           <w:rFonts w:ascii="Arial" w:hAnsi="Arial" w:cs="Arial"/>
@@ -3746,7 +2935,6 @@
         </w:rPr>
         <w:t>estadoPECOyAMAZONIAnoProcPECO</w:t>
       </w:r>
-      <w:proofErr w:type="spellEnd"/>
       <w:r>
         <w:rPr>
           <w:rFonts w:ascii="Arial" w:hAnsi="Arial" w:cs="Arial"/>
@@ -3883,25 +3071,7 @@
           <w:sz w:val="22"/>
           <w:szCs w:val="22"/>
         </w:rPr>
-        <w:t>{/</w:t>
-      </w:r>
-      <w:proofErr w:type="spellStart"/>
-      <w:r>
-        <w:rPr>
-          <w:rFonts w:ascii="Arial" w:hAnsi="Arial" w:cs="Arial"/>
-          <w:sz w:val="22"/>
-          <w:szCs w:val="22"/>
-        </w:rPr>
-        <w:t>estadoJuridiccionLoreto</w:t>
-      </w:r>
-      <w:proofErr w:type="spellEnd"/>
-      <w:r>
-        <w:rPr>
-          <w:rFonts w:ascii="Arial" w:hAnsi="Arial" w:cs="Arial"/>
-          <w:sz w:val="22"/>
-          <w:szCs w:val="22"/>
-        </w:rPr>
-        <w:t>}</w:t>
+        <w:t>{/estadoJuridiccionLoreto}</w:t>
       </w:r>
     </w:p>
     <w:p>
@@ -3962,25 +3132,7 @@
           <w:sz w:val="22"/>
           <w:szCs w:val="22"/>
         </w:rPr>
-        <w:t>{/</w:t>
-      </w:r>
-      <w:proofErr w:type="spellStart"/>
-      <w:r>
-        <w:rPr>
-          <w:rFonts w:ascii="Arial" w:hAnsi="Arial" w:cs="Arial"/>
-          <w:sz w:val="22"/>
-          <w:szCs w:val="22"/>
-        </w:rPr>
-        <w:t>estadoJuridiccionOtros</w:t>
-      </w:r>
-      <w:proofErr w:type="spellEnd"/>
-      <w:r>
-        <w:rPr>
-          <w:rFonts w:ascii="Arial" w:hAnsi="Arial" w:cs="Arial"/>
-          <w:sz w:val="22"/>
-          <w:szCs w:val="22"/>
-        </w:rPr>
-        <w:t>}</w:t>
+        <w:t>{/estadoJuridiccionOtros}</w:t>
       </w:r>
     </w:p>
     <w:p>
@@ -4022,25 +3174,7 @@
           <w:sz w:val="22"/>
           <w:szCs w:val="22"/>
         </w:rPr>
-        <w:t>{</w:t>
-      </w:r>
-      <w:proofErr w:type="spellStart"/>
-      <w:r>
-        <w:rPr>
-          <w:rFonts w:ascii="Arial" w:hAnsi="Arial" w:cs="Arial"/>
-          <w:sz w:val="22"/>
-          <w:szCs w:val="22"/>
-        </w:rPr>
-        <w:t>fromDam-nombreEmpresa</w:t>
-      </w:r>
-      <w:proofErr w:type="spellEnd"/>
-      <w:r>
-        <w:rPr>
-          <w:rFonts w:ascii="Arial" w:hAnsi="Arial" w:cs="Arial"/>
-          <w:sz w:val="22"/>
-          <w:szCs w:val="22"/>
-        </w:rPr>
-        <w:t>}</w:t>
+        <w:t>{fromDam-nombreEmpresa}</w:t>
       </w:r>
       <w:r>
         <w:rPr>
@@ -4051,31 +3185,7 @@
           <w:sz w:val="22"/>
           <w:szCs w:val="22"/>
         </w:rPr>
-        <w:t>{</w:t>
-      </w:r>
-      <w:proofErr w:type="spellStart"/>
-      <w:r>
-        <w:rPr>
-          <w:rFonts w:ascii="Arial" w:hAnsi="Arial" w:cs="Arial"/>
-          <w:b/>
-          <w:bCs/>
-          <w:color w:val="FF0000"/>
-          <w:sz w:val="22"/>
-          <w:szCs w:val="22"/>
-        </w:rPr>
-        <w:t>fromDam-nombreEmpresaRRR</w:t>
-      </w:r>
-      <w:proofErr w:type="spellEnd"/>
-      <w:r>
-        <w:rPr>
-          <w:rFonts w:ascii="Arial" w:hAnsi="Arial" w:cs="Arial"/>
-          <w:b/>
-          <w:bCs/>
-          <w:color w:val="FF0000"/>
-          <w:sz w:val="22"/>
-          <w:szCs w:val="22"/>
-        </w:rPr>
-        <w:t>}</w:t>
+        <w:t>{fromDam-nombreEmpresaRRR}</w:t>
       </w:r>
       <w:r>
         <w:rPr>
@@ -4227,7 +3337,6 @@
         </w:rPr>
         <w:t>{/</w:t>
       </w:r>
-      <w:proofErr w:type="spellStart"/>
       <w:r>
         <w:rPr>
           <w:rFonts w:ascii="Arial" w:hAnsi="Arial" w:cs="Arial"/>
@@ -4236,7 +3345,6 @@
         </w:rPr>
         <w:t>estadoIncluyeAmazonia</w:t>
       </w:r>
-      <w:proofErr w:type="spellEnd"/>
       <w:r>
         <w:rPr>
           <w:sz w:val="22"/>
@@ -4311,23 +3419,7 @@
           <w:sz w:val="22"/>
           <w:szCs w:val="22"/>
         </w:rPr>
-        <w:t>{/</w:t>
-      </w:r>
-      <w:proofErr w:type="spellStart"/>
-      <w:r>
-        <w:rPr>
-          <w:sz w:val="22"/>
-          <w:szCs w:val="22"/>
-        </w:rPr>
-        <w:t>estadoOnlyPECO</w:t>
-      </w:r>
-      <w:proofErr w:type="spellEnd"/>
-      <w:r>
-        <w:rPr>
-          <w:sz w:val="22"/>
-          <w:szCs w:val="22"/>
-        </w:rPr>
-        <w:t>}</w:t>
+        <w:t>{/estadoOnlyPECO}</w:t>
       </w:r>
     </w:p>
     <w:p>
@@ -4447,7 +3539,6 @@
         </w:rPr>
         <w:t>{/</w:t>
       </w:r>
-      <w:proofErr w:type="spellStart"/>
       <w:r>
         <w:rPr>
           <w:rFonts w:ascii="Arial" w:hAnsi="Arial" w:cs="Arial"/>
@@ -4460,7 +3551,6 @@
         </w:rPr>
         <w:t>DatosMercaReconocido</w:t>
       </w:r>
-      <w:proofErr w:type="spellEnd"/>
       <w:r>
         <w:rPr>
           <w:rFonts w:ascii="Arial" w:hAnsi="Arial" w:cs="Arial"/>
@@ -4685,7 +3775,6 @@
               </w:rPr>
               <w:t>{</w:t>
             </w:r>
-            <w:proofErr w:type="spellStart"/>
             <w:r>
               <w:rPr>
                 <w:rFonts w:ascii="Arial" w:hAnsi="Arial" w:cs="Arial"/>
@@ -4708,16 +3797,15 @@
                 <w:sz w:val="20"/>
                 <w:szCs w:val="20"/>
               </w:rPr>
-              <w:t>am-</w:t>
-            </w:r>
-            <w:proofErr w:type="gramStart"/>
+              <w:t>am-descripcion</w:t>
+            </w:r>
             <w:r>
               <w:rPr>
                 <w:rFonts w:ascii="Arial" w:hAnsi="Arial" w:cs="Arial"/>
                 <w:sz w:val="20"/>
                 <w:szCs w:val="20"/>
               </w:rPr>
-              <w:t>descripcion</w:t>
+              <w:t>M</w:t>
             </w:r>
             <w:r>
               <w:rPr>
@@ -4725,17 +3813,8 @@
                 <w:sz w:val="20"/>
                 <w:szCs w:val="20"/>
               </w:rPr>
-              <w:t>M</w:t>
-            </w:r>
-            <w:r>
-              <w:rPr>
-                <w:rFonts w:ascii="Arial" w:hAnsi="Arial" w:cs="Arial"/>
-                <w:sz w:val="20"/>
-                <w:szCs w:val="20"/>
-              </w:rPr>
               <w:t>erca</w:t>
             </w:r>
-            <w:proofErr w:type="spellEnd"/>
             <w:r>
               <w:rPr>
                 <w:rFonts w:ascii="Arial" w:hAnsi="Arial" w:cs="Arial"/>
@@ -4755,8 +3834,6 @@
               </w:rPr>
               <w:t>{</w:t>
             </w:r>
-            <w:proofErr w:type="spellStart"/>
-            <w:proofErr w:type="gramEnd"/>
             <w:r>
               <w:rPr>
                 <w:rFonts w:ascii="Arial" w:hAnsi="Arial" w:cs="Arial"/>
@@ -4823,7 +3900,6 @@
               </w:rPr>
               <w:t>RRR</w:t>
             </w:r>
-            <w:proofErr w:type="spellEnd"/>
             <w:r>
               <w:rPr>
                 <w:rFonts w:ascii="Arial" w:hAnsi="Arial" w:cs="Arial"/>
@@ -4867,16 +3943,15 @@
                 <w:sz w:val="20"/>
                 <w:szCs w:val="20"/>
               </w:rPr>
-              <w:t>{</w:t>
-            </w:r>
-            <w:proofErr w:type="spellStart"/>
+              <w:t>{fromDam-can</w:t>
+            </w:r>
             <w:r>
               <w:rPr>
                 <w:rFonts w:ascii="Arial" w:hAnsi="Arial" w:cs="Arial"/>
                 <w:sz w:val="20"/>
                 <w:szCs w:val="20"/>
               </w:rPr>
-              <w:t>fromDam-can</w:t>
+              <w:t>t</w:t>
             </w:r>
             <w:r>
               <w:rPr>
@@ -4884,17 +3959,8 @@
                 <w:sz w:val="20"/>
                 <w:szCs w:val="20"/>
               </w:rPr>
-              <w:t>t</w:t>
-            </w:r>
-            <w:r>
-              <w:rPr>
-                <w:rFonts w:ascii="Arial" w:hAnsi="Arial" w:cs="Arial"/>
-                <w:sz w:val="20"/>
-                <w:szCs w:val="20"/>
-              </w:rPr>
               <w:t>MODI</w:t>
             </w:r>
-            <w:proofErr w:type="spellEnd"/>
             <w:r>
               <w:rPr>
                 <w:rFonts w:ascii="Arial" w:hAnsi="Arial" w:cs="Arial"/>
@@ -4971,25 +4037,7 @@
                 <w:sz w:val="20"/>
                 <w:szCs w:val="20"/>
               </w:rPr>
-              <w:t>{</w:t>
-            </w:r>
-            <w:proofErr w:type="spellStart"/>
-            <w:r>
-              <w:rPr>
-                <w:rFonts w:ascii="Arial" w:hAnsi="Arial" w:cs="Arial"/>
-                <w:sz w:val="20"/>
-                <w:szCs w:val="20"/>
-              </w:rPr>
-              <w:t>fromDam-partidaNandina</w:t>
-            </w:r>
-            <w:proofErr w:type="spellEnd"/>
-            <w:r>
-              <w:rPr>
-                <w:rFonts w:ascii="Arial" w:hAnsi="Arial" w:cs="Arial"/>
-                <w:sz w:val="20"/>
-                <w:szCs w:val="20"/>
-              </w:rPr>
-              <w:t>}</w:t>
+              <w:t>{fromDam-partidaNandina}</w:t>
             </w:r>
           </w:p>
         </w:tc>
@@ -5026,25 +4074,7 @@
                 <w:szCs w:val="20"/>
               </w:rPr>
               <w:br/>
-              <w:t>{</w:t>
-            </w:r>
-            <w:proofErr w:type="spellStart"/>
-            <w:r>
-              <w:rPr>
-                <w:rFonts w:ascii="Arial" w:hAnsi="Arial" w:cs="Arial"/>
-                <w:sz w:val="20"/>
-                <w:szCs w:val="20"/>
-              </w:rPr>
-              <w:t>fromDam-partidaNabandina</w:t>
-            </w:r>
-            <w:proofErr w:type="spellEnd"/>
-            <w:r>
-              <w:rPr>
-                <w:rFonts w:ascii="Arial" w:hAnsi="Arial" w:cs="Arial"/>
-                <w:sz w:val="20"/>
-                <w:szCs w:val="20"/>
-              </w:rPr>
-              <w:t>}</w:t>
+              <w:t>{fromDam-partidaNabandina}</w:t>
             </w:r>
           </w:p>
           <w:p>
@@ -5115,21 +4145,12 @@
         </w:rPr>
         <w:t>{</w:t>
       </w:r>
-      <w:proofErr w:type="spellStart"/>
-      <w:r>
-        <w:rPr>
-          <w:rFonts w:ascii="Arial" w:hAnsi="Arial" w:cs="Arial"/>
-        </w:rPr>
-        <w:t>fromDam-</w:t>
-      </w:r>
-      <w:proofErr w:type="gramStart"/>
-      <w:r>
-        <w:rPr>
-          <w:rFonts w:ascii="Arial" w:hAnsi="Arial" w:cs="Arial"/>
-        </w:rPr>
-        <w:t>bultosReconocidos</w:t>
-      </w:r>
-      <w:proofErr w:type="spellEnd"/>
+      <w:r>
+        <w:rPr>
+          <w:rFonts w:ascii="Arial" w:hAnsi="Arial" w:cs="Arial"/>
+        </w:rPr>
+        <w:t>fromDam-bultosReconocidos</w:t>
+      </w:r>
       <w:r>
         <w:rPr>
           <w:rFonts w:ascii="Arial" w:hAnsi="Arial" w:cs="Arial"/>
@@ -5143,28 +4164,7 @@
           <w:bCs/>
           <w:color w:val="FF0000"/>
         </w:rPr>
-        <w:t>{</w:t>
-      </w:r>
-      <w:proofErr w:type="spellStart"/>
-      <w:proofErr w:type="gramEnd"/>
-      <w:r>
-        <w:rPr>
-          <w:rFonts w:ascii="Arial" w:hAnsi="Arial" w:cs="Arial"/>
-          <w:b/>
-          <w:bCs/>
-          <w:color w:val="FF0000"/>
-        </w:rPr>
-        <w:t>fromDam-bultosReconocidosRRR</w:t>
-      </w:r>
-      <w:proofErr w:type="spellEnd"/>
-      <w:r>
-        <w:rPr>
-          <w:rFonts w:ascii="Arial" w:hAnsi="Arial" w:cs="Arial"/>
-          <w:b/>
-          <w:bCs/>
-          <w:color w:val="FF0000"/>
-        </w:rPr>
-        <w:t>}</w:t>
+        <w:t>{fromDam-bultosReconocidosRRR}</w:t>
       </w:r>
       <w:r>
         <w:rPr>
@@ -5176,21 +4176,7 @@
         <w:rPr>
           <w:rFonts w:ascii="Arial" w:hAnsi="Arial" w:cs="Arial"/>
         </w:rPr>
-        <w:t>{</w:t>
-      </w:r>
-      <w:proofErr w:type="spellStart"/>
-      <w:r>
-        <w:rPr>
-          <w:rFonts w:ascii="Arial" w:hAnsi="Arial" w:cs="Arial"/>
-        </w:rPr>
-        <w:t>fromDam-cantBultosNumero</w:t>
-      </w:r>
-      <w:proofErr w:type="spellEnd"/>
-      <w:r>
-        <w:rPr>
-          <w:rFonts w:ascii="Arial" w:hAnsi="Arial" w:cs="Arial"/>
-        </w:rPr>
-        <w:t>}</w:t>
+        <w:t>{fromDam-cantBultosNumero}</w:t>
       </w:r>
       <w:r>
         <w:rPr>
@@ -5220,21 +4206,7 @@
         <w:rPr>
           <w:rFonts w:ascii="Arial" w:hAnsi="Arial" w:cs="Arial"/>
         </w:rPr>
-        <w:t>{/</w:t>
-      </w:r>
-      <w:proofErr w:type="spellStart"/>
-      <w:r>
-        <w:rPr>
-          <w:rFonts w:ascii="Arial" w:hAnsi="Arial" w:cs="Arial"/>
-        </w:rPr>
-        <w:t>veriBultosRevisados</w:t>
-      </w:r>
-      <w:proofErr w:type="spellEnd"/>
-      <w:r>
-        <w:rPr>
-          <w:rFonts w:ascii="Arial" w:hAnsi="Arial" w:cs="Arial"/>
-        </w:rPr>
-        <w:t>}</w:t>
+        <w:t>{/veriBultosRevisados}</w:t>
       </w:r>
     </w:p>
     <w:p>
@@ -5294,58 +4266,13 @@
           <w:bCs/>
           <w:color w:val="FF0000"/>
         </w:rPr>
-        <w:t>{</w:t>
-      </w:r>
-      <w:proofErr w:type="spellStart"/>
-      <w:r>
-        <w:rPr>
-          <w:rFonts w:ascii="Arial" w:hAnsi="Arial" w:cs="Arial"/>
-          <w:b/>
-          <w:bCs/>
-          <w:color w:val="FF0000"/>
-        </w:rPr>
-        <w:t>fromInputs-</w:t>
-      </w:r>
-      <w:proofErr w:type="gramStart"/>
-      <w:r>
-        <w:rPr>
-          <w:rFonts w:ascii="Arial" w:hAnsi="Arial" w:cs="Arial"/>
-          <w:b/>
-          <w:bCs/>
-          <w:color w:val="FF0000"/>
-        </w:rPr>
-        <w:t>lugarAforoRRR</w:t>
-      </w:r>
-      <w:proofErr w:type="spellEnd"/>
-      <w:r>
-        <w:rPr>
-          <w:rFonts w:ascii="Arial" w:hAnsi="Arial" w:cs="Arial"/>
-          <w:b/>
-          <w:bCs/>
-          <w:color w:val="FF0000"/>
-        </w:rPr>
-        <w:t>}</w:t>
-      </w:r>
-      <w:r>
-        <w:rPr>
-          <w:rFonts w:ascii="Arial" w:hAnsi="Arial" w:cs="Arial"/>
-        </w:rPr>
-        <w:t>{</w:t>
-      </w:r>
-      <w:proofErr w:type="spellStart"/>
-      <w:proofErr w:type="gramEnd"/>
-      <w:r>
-        <w:rPr>
-          <w:rFonts w:ascii="Arial" w:hAnsi="Arial" w:cs="Arial"/>
-        </w:rPr>
-        <w:t>fromInputs-lugarAforo</w:t>
-      </w:r>
-      <w:proofErr w:type="spellEnd"/>
-      <w:r>
-        <w:rPr>
-          <w:rFonts w:ascii="Arial" w:hAnsi="Arial" w:cs="Arial"/>
-        </w:rPr>
-        <w:t>}</w:t>
+        <w:t>{fromInputs-lugarAforoRRR}</w:t>
+      </w:r>
+      <w:r>
+        <w:rPr>
+          <w:rFonts w:ascii="Arial" w:hAnsi="Arial" w:cs="Arial"/>
+        </w:rPr>
+        <w:t>{fromInputs-lugarAforo}</w:t>
       </w:r>
     </w:p>
     <w:p>
@@ -5458,21 +4385,7 @@
         <w:rPr>
           <w:rFonts w:ascii="Arial" w:hAnsi="Arial" w:cs="Arial"/>
         </w:rPr>
-        <w:t>{/</w:t>
-      </w:r>
-      <w:proofErr w:type="spellStart"/>
-      <w:r>
-        <w:rPr>
-          <w:rFonts w:ascii="Arial" w:hAnsi="Arial" w:cs="Arial"/>
-        </w:rPr>
-        <w:t>veriFaltanGuias</w:t>
-      </w:r>
-      <w:proofErr w:type="spellEnd"/>
-      <w:r>
-        <w:rPr>
-          <w:rFonts w:ascii="Arial" w:hAnsi="Arial" w:cs="Arial"/>
-        </w:rPr>
-        <w:t>}</w:t>
+        <w:t>{/veriFaltanGuias}</w:t>
       </w:r>
     </w:p>
     <w:tbl>
@@ -5634,7 +4547,6 @@
               </w:rPr>
               <w:t>{#</w:t>
             </w:r>
-            <w:proofErr w:type="gramStart"/>
             <w:r>
               <w:rPr>
                 <w:rFonts w:ascii="Arial" w:hAnsi="Arial" w:cs="Arial"/>
@@ -5646,15 +4558,7 @@
                 <w:rFonts w:ascii="Arial" w:eastAsiaTheme="minorHAnsi" w:hAnsi="Arial" w:cs="Arial"/>
                 <w:lang w:eastAsia="en-US"/>
               </w:rPr>
-              <w:t>}{</w:t>
-            </w:r>
-            <w:proofErr w:type="gramEnd"/>
-            <w:r>
-              <w:rPr>
-                <w:rFonts w:ascii="Arial" w:eastAsiaTheme="minorHAnsi" w:hAnsi="Arial" w:cs="Arial"/>
-                <w:lang w:eastAsia="en-US"/>
-              </w:rPr>
-              <w:t>numeroGuia}</w:t>
+              <w:t>}{numeroGuia}</w:t>
             </w:r>
           </w:p>
         </w:tc>
@@ -5685,23 +4589,7 @@
                 <w:rFonts w:ascii="Arial" w:eastAsiaTheme="minorHAnsi" w:hAnsi="Arial" w:cs="Arial"/>
                 <w:lang w:eastAsia="en-US"/>
               </w:rPr>
-              <w:t>{</w:t>
-            </w:r>
-            <w:proofErr w:type="spellStart"/>
-            <w:r>
-              <w:rPr>
-                <w:rFonts w:ascii="Arial" w:eastAsiaTheme="minorHAnsi" w:hAnsi="Arial" w:cs="Arial"/>
-                <w:lang w:eastAsia="en-US"/>
-              </w:rPr>
-              <w:t>razonSocial</w:t>
-            </w:r>
-            <w:proofErr w:type="spellEnd"/>
-            <w:r>
-              <w:rPr>
-                <w:rFonts w:ascii="Arial" w:eastAsiaTheme="minorHAnsi" w:hAnsi="Arial" w:cs="Arial"/>
-                <w:lang w:eastAsia="en-US"/>
-              </w:rPr>
-              <w:t>}</w:t>
+              <w:t>{razonSocial}</w:t>
             </w:r>
           </w:p>
         </w:tc>
@@ -5741,21 +4629,12 @@
               </w:rPr>
               <w:t>ruc</w:t>
             </w:r>
-            <w:proofErr w:type="gramStart"/>
             <w:r>
               <w:rPr>
                 <w:rFonts w:ascii="Arial" w:eastAsiaTheme="minorHAnsi" w:hAnsi="Arial" w:cs="Arial"/>
                 <w:lang w:eastAsia="en-US"/>
               </w:rPr>
-              <w:t>}{</w:t>
-            </w:r>
-            <w:proofErr w:type="gramEnd"/>
-            <w:r>
-              <w:rPr>
-                <w:rFonts w:ascii="Arial" w:eastAsiaTheme="minorHAnsi" w:hAnsi="Arial" w:cs="Arial"/>
-                <w:lang w:eastAsia="en-US"/>
-              </w:rPr>
-              <w:t>/}</w:t>
+              <w:t>}{/}</w:t>
             </w:r>
           </w:p>
         </w:tc>
@@ -5810,7 +4689,6 @@
         </w:rPr>
         <w:t>{#</w:t>
       </w:r>
-      <w:proofErr w:type="spellStart"/>
       <w:r>
         <w:rPr>
           <w:rFonts w:ascii="Arial" w:eastAsia="Times New Roman" w:hAnsi="Arial" w:cs="Arial"/>
@@ -5819,7 +4697,6 @@
         </w:rPr>
         <w:t>estadoIncluyeAmazonia</w:t>
       </w:r>
-      <w:proofErr w:type="spellEnd"/>
       <w:r>
         <w:rPr>
           <w:rFonts w:ascii="Arial" w:eastAsia="Times New Roman" w:hAnsi="Arial" w:cs="Arial"/>
@@ -5882,7 +4759,6 @@
         </w:rPr>
         <w:t>{/</w:t>
       </w:r>
-      <w:proofErr w:type="spellStart"/>
       <w:r>
         <w:rPr>
           <w:rFonts w:ascii="Arial" w:eastAsia="Times New Roman" w:hAnsi="Arial" w:cs="Arial"/>
@@ -5891,7 +4767,6 @@
         </w:rPr>
         <w:t>estadoIncluyeAmazonia</w:t>
       </w:r>
-      <w:proofErr w:type="spellEnd"/>
       <w:r>
         <w:rPr>
           <w:rFonts w:ascii="Arial" w:eastAsia="Times New Roman" w:hAnsi="Arial" w:cs="Arial"/>
@@ -5956,90 +4831,54 @@
           <w:color w:val="000000"/>
           <w:lang w:val="es-ES" w:eastAsia="es-ES"/>
         </w:rPr>
-        <w:t>{/</w:t>
-      </w:r>
-      <w:proofErr w:type="spellStart"/>
-      <w:r>
+        <w:t>{/estadoOnlyPECO}</w:t>
+      </w:r>
+    </w:p>
+    <w:bookmarkEnd w:id="2"/>
+    <w:p>
+      <w:pPr>
+        <w:spacing w:after="0" w:line="240" w:lineRule="auto"/>
+        <w:jc w:val="both"/>
         <w:rPr>
           <w:rFonts w:ascii="Arial" w:eastAsia="Times New Roman" w:hAnsi="Arial" w:cs="Arial"/>
           <w:color w:val="000000"/>
           <w:lang w:val="es-ES" w:eastAsia="es-ES"/>
         </w:rPr>
-        <w:t>estadoOnlyPECO</w:t>
-      </w:r>
-      <w:proofErr w:type="spellEnd"/>
-      <w:r>
+      </w:pPr>
+    </w:p>
+    <w:p>
+      <w:pPr>
+        <w:spacing w:after="0" w:line="240" w:lineRule="auto"/>
+        <w:jc w:val="both"/>
         <w:rPr>
           <w:rFonts w:ascii="Arial" w:eastAsia="Times New Roman" w:hAnsi="Arial" w:cs="Arial"/>
           <w:color w:val="000000"/>
           <w:lang w:val="es-ES" w:eastAsia="es-ES"/>
         </w:rPr>
-        <w:t>}</w:t>
-      </w:r>
-    </w:p>
-    <w:bookmarkEnd w:id="2"/>
-    <w:p>
-      <w:pPr>
-        <w:spacing w:after="0" w:line="240" w:lineRule="auto"/>
-        <w:jc w:val="both"/>
+      </w:pPr>
+      <w:r>
         <w:rPr>
           <w:rFonts w:ascii="Arial" w:eastAsia="Times New Roman" w:hAnsi="Arial" w:cs="Arial"/>
           <w:color w:val="000000"/>
           <w:lang w:val="es-ES" w:eastAsia="es-ES"/>
         </w:rPr>
-      </w:pPr>
-    </w:p>
-    <w:p>
-      <w:pPr>
-        <w:spacing w:after="0" w:line="240" w:lineRule="auto"/>
-        <w:jc w:val="both"/>
+        <w:t xml:space="preserve"> </w:t>
+      </w:r>
+      <w:r>
         <w:rPr>
           <w:rFonts w:ascii="Arial" w:eastAsia="Times New Roman" w:hAnsi="Arial" w:cs="Arial"/>
           <w:color w:val="000000"/>
           <w:lang w:val="es-ES" w:eastAsia="es-ES"/>
         </w:rPr>
-      </w:pPr>
+        <w:t xml:space="preserve">T.C S/ </w:t>
+      </w:r>
       <w:r>
         <w:rPr>
           <w:rFonts w:ascii="Arial" w:eastAsia="Times New Roman" w:hAnsi="Arial" w:cs="Arial"/>
           <w:color w:val="000000"/>
           <w:lang w:val="es-ES" w:eastAsia="es-ES"/>
         </w:rPr>
-        <w:t xml:space="preserve"> </w:t>
-      </w:r>
-      <w:r>
-        <w:rPr>
-          <w:rFonts w:ascii="Arial" w:eastAsia="Times New Roman" w:hAnsi="Arial" w:cs="Arial"/>
-          <w:color w:val="000000"/>
-          <w:lang w:val="es-ES" w:eastAsia="es-ES"/>
-        </w:rPr>
-        <w:t xml:space="preserve">T.C S/ </w:t>
-      </w:r>
-      <w:r>
-        <w:rPr>
-          <w:rFonts w:ascii="Arial" w:eastAsia="Times New Roman" w:hAnsi="Arial" w:cs="Arial"/>
-          <w:color w:val="000000"/>
-          <w:lang w:val="es-ES" w:eastAsia="es-ES"/>
-        </w:rPr>
-        <w:t>{</w:t>
-      </w:r>
-      <w:proofErr w:type="spellStart"/>
-      <w:r>
-        <w:rPr>
-          <w:rFonts w:ascii="Arial" w:eastAsia="Times New Roman" w:hAnsi="Arial" w:cs="Arial"/>
-          <w:color w:val="000000"/>
-          <w:lang w:val="es-ES" w:eastAsia="es-ES"/>
-        </w:rPr>
-        <w:t>cuadroDeudaTributaria-miniCuadro-tipoCambio</w:t>
-      </w:r>
-      <w:proofErr w:type="spellEnd"/>
-      <w:r>
-        <w:rPr>
-          <w:rFonts w:ascii="Arial" w:eastAsia="Times New Roman" w:hAnsi="Arial" w:cs="Arial"/>
-          <w:color w:val="000000"/>
-          <w:lang w:val="es-ES" w:eastAsia="es-ES"/>
-        </w:rPr>
-        <w:t>}</w:t>
+        <w:t>{cuadroDeudaTributaria-miniCuadro-tipoCambio}</w:t>
       </w:r>
     </w:p>
     <w:p>
@@ -6139,14 +4978,7 @@
         <w:rPr>
           <w:rFonts w:ascii="Arial" w:hAnsi="Arial" w:cs="Arial"/>
         </w:rPr>
-        <w:t>{/</w:t>
-      </w:r>
-      <w:proofErr w:type="spellStart"/>
-      <w:r>
-        <w:rPr>
-          <w:rFonts w:ascii="Arial" w:hAnsi="Arial" w:cs="Arial"/>
-        </w:rPr>
-        <w:t>veri</w:t>
+        <w:t>{/veri</w:t>
       </w:r>
       <w:r>
         <w:rPr>
@@ -6154,7 +4986,6 @@
         </w:rPr>
         <w:t>FaltaDeudaTributaria</w:t>
       </w:r>
-      <w:proofErr w:type="spellEnd"/>
       <w:r>
         <w:rPr>
           <w:rFonts w:ascii="Arial" w:hAnsi="Arial" w:cs="Arial"/>
@@ -6415,7 +5246,19 @@
               <w:rPr>
                 <w:rFonts w:ascii="Arial" w:hAnsi="Arial" w:cs="Arial"/>
               </w:rPr>
-              <w:t>Ad/Valorem</w:t>
+              <w:t>Ad/</w:t>
+            </w:r>
+            <w:r>
+              <w:rPr>
+                <w:rFonts w:ascii="Arial" w:hAnsi="Arial" w:cs="Arial"/>
+              </w:rPr>
+              <w:t>v</w:t>
+            </w:r>
+            <w:r>
+              <w:rPr>
+                <w:rFonts w:ascii="Arial" w:hAnsi="Arial" w:cs="Arial"/>
+              </w:rPr>
+              <w:t>alorem</w:t>
             </w:r>
           </w:p>
         </w:tc>
@@ -6440,7 +5283,6 @@
               </w:rPr>
               <w:t>{</w:t>
             </w:r>
-            <w:proofErr w:type="spellStart"/>
             <w:r>
               <w:rPr>
                 <w:rFonts w:ascii="Calibri" w:hAnsi="Calibri" w:cs="Calibri"/>
@@ -6448,7 +5290,6 @@
               </w:rPr>
               <w:t>textoAVLiqu</w:t>
             </w:r>
-            <w:proofErr w:type="spellEnd"/>
             <w:r>
               <w:rPr>
                 <w:rFonts w:ascii="Calibri" w:hAnsi="Calibri" w:cs="Calibri"/>
@@ -6478,7 +5319,6 @@
               </w:rPr>
               <w:t>{</w:t>
             </w:r>
-            <w:proofErr w:type="spellStart"/>
             <w:r>
               <w:rPr>
                 <w:rFonts w:ascii="Calibri" w:hAnsi="Calibri" w:cs="Calibri"/>
@@ -6486,7 +5326,6 @@
               </w:rPr>
               <w:t>textoAVNoReg</w:t>
             </w:r>
-            <w:proofErr w:type="spellEnd"/>
             <w:r>
               <w:rPr>
                 <w:rFonts w:ascii="Calibri" w:hAnsi="Calibri" w:cs="Calibri"/>
@@ -6552,8 +5391,10 @@
             <w:r>
               <w:rPr>
                 <w:rFonts w:ascii="Arial" w:hAnsi="Arial" w:cs="Arial"/>
-              </w:rPr>
-              <w:t>I.P.M.</w:t>
+                <w:sz w:val="22"/>
+                <w:szCs w:val="22"/>
+              </w:rPr>
+              <w:t>IPM</w:t>
             </w:r>
           </w:p>
         </w:tc>
@@ -6578,7 +5419,6 @@
               </w:rPr>
               <w:t>{</w:t>
             </w:r>
-            <w:proofErr w:type="spellStart"/>
             <w:r>
               <w:rPr>
                 <w:rFonts w:ascii="Calibri" w:hAnsi="Calibri" w:cs="Calibri"/>
@@ -6586,7 +5426,6 @@
               </w:rPr>
               <w:t>textoIPMLiqu</w:t>
             </w:r>
-            <w:proofErr w:type="spellEnd"/>
             <w:r>
               <w:rPr>
                 <w:rFonts w:ascii="Calibri" w:hAnsi="Calibri" w:cs="Calibri"/>
@@ -6614,23 +5453,7 @@
                 <w:rFonts w:ascii="Calibri" w:hAnsi="Calibri" w:cs="Calibri"/>
                 <w:color w:val="000000"/>
               </w:rPr>
-              <w:t>{</w:t>
-            </w:r>
-            <w:proofErr w:type="spellStart"/>
-            <w:r>
-              <w:rPr>
-                <w:rFonts w:ascii="Calibri" w:hAnsi="Calibri" w:cs="Calibri"/>
-                <w:color w:val="000000"/>
-              </w:rPr>
-              <w:t>textoIPMNoReg</w:t>
-            </w:r>
-            <w:proofErr w:type="spellEnd"/>
-            <w:r>
-              <w:rPr>
-                <w:rFonts w:ascii="Calibri" w:hAnsi="Calibri" w:cs="Calibri"/>
-                <w:color w:val="000000"/>
-              </w:rPr>
-              <w:t>}</w:t>
+              <w:t>{textoIPMNoReg}</w:t>
             </w:r>
           </w:p>
         </w:tc>
@@ -6676,8 +5499,18 @@
             <w:r>
               <w:rPr>
                 <w:rFonts w:ascii="Arial" w:hAnsi="Arial" w:cs="Arial"/>
-              </w:rPr>
-              <w:t>I.G.V.</w:t>
+                <w:sz w:val="22"/>
+                <w:szCs w:val="22"/>
+              </w:rPr>
+              <w:t>IG</w:t>
+            </w:r>
+            <w:r>
+              <w:rPr>
+                <w:rFonts w:ascii="Arial" w:hAnsi="Arial" w:cs="Arial"/>
+                <w:sz w:val="22"/>
+                <w:szCs w:val="22"/>
+              </w:rPr>
+              <w:t>V</w:t>
             </w:r>
           </w:p>
         </w:tc>
@@ -6702,7 +5535,6 @@
               </w:rPr>
               <w:t>{</w:t>
             </w:r>
-            <w:proofErr w:type="spellStart"/>
             <w:r>
               <w:rPr>
                 <w:rFonts w:ascii="Calibri" w:hAnsi="Calibri" w:cs="Calibri"/>
@@ -6710,7 +5542,6 @@
               </w:rPr>
               <w:t>textoIGVLiqu</w:t>
             </w:r>
-            <w:proofErr w:type="spellEnd"/>
             <w:r>
               <w:rPr>
                 <w:rFonts w:ascii="Calibri" w:hAnsi="Calibri" w:cs="Calibri"/>
@@ -6738,23 +5569,7 @@
                 <w:rFonts w:ascii="Calibri" w:hAnsi="Calibri" w:cs="Calibri"/>
                 <w:color w:val="000000"/>
               </w:rPr>
-              <w:t>{</w:t>
-            </w:r>
-            <w:proofErr w:type="spellStart"/>
-            <w:r>
-              <w:rPr>
-                <w:rFonts w:ascii="Calibri" w:hAnsi="Calibri" w:cs="Calibri"/>
-                <w:color w:val="000000"/>
-              </w:rPr>
-              <w:t>textoIGVNoReg</w:t>
-            </w:r>
-            <w:proofErr w:type="spellEnd"/>
-            <w:r>
-              <w:rPr>
-                <w:rFonts w:ascii="Calibri" w:hAnsi="Calibri" w:cs="Calibri"/>
-                <w:color w:val="000000"/>
-              </w:rPr>
-              <w:t>}</w:t>
+              <w:t>{textoIGVNoReg}</w:t>
             </w:r>
           </w:p>
         </w:tc>
@@ -6844,7 +5659,6 @@
               </w:rPr>
               <w:t>{</w:t>
             </w:r>
-            <w:proofErr w:type="spellStart"/>
             <w:r>
               <w:rPr>
                 <w:rFonts w:ascii="Arial" w:eastAsia="Times New Roman" w:hAnsi="Arial" w:cs="Arial"/>
@@ -6853,7 +5667,6 @@
               </w:rPr>
               <w:t>textoTotLiqu</w:t>
             </w:r>
-            <w:proofErr w:type="spellEnd"/>
             <w:r>
               <w:rPr>
                 <w:rFonts w:ascii="Arial" w:eastAsia="Times New Roman" w:hAnsi="Arial" w:cs="Arial"/>
@@ -6887,7 +5700,6 @@
               </w:rPr>
               <w:t>{</w:t>
             </w:r>
-            <w:proofErr w:type="spellStart"/>
             <w:r>
               <w:rPr>
                 <w:rFonts w:ascii="Arial" w:eastAsia="Times New Roman" w:hAnsi="Arial" w:cs="Arial"/>
@@ -6896,7 +5708,6 @@
               </w:rPr>
               <w:t>textoTotNoReg</w:t>
             </w:r>
-            <w:proofErr w:type="spellEnd"/>
             <w:r>
               <w:rPr>
                 <w:rFonts w:ascii="Arial" w:eastAsia="Times New Roman" w:hAnsi="Arial" w:cs="Arial"/>
@@ -6971,14 +5782,12 @@
         </w:rPr>
         <w:t>{/</w:t>
       </w:r>
-      <w:proofErr w:type="spellStart"/>
       <w:r>
         <w:rPr>
           <w:rFonts w:ascii="Arial" w:hAnsi="Arial" w:cs="Arial"/>
         </w:rPr>
         <w:t>estadoOnlyAMAZONIA</w:t>
       </w:r>
-      <w:proofErr w:type="spellEnd"/>
       <w:r>
         <w:rPr>
           <w:rFonts w:ascii="Arial" w:hAnsi="Arial" w:cs="Arial"/>
@@ -7020,7 +5829,7 @@
       <w:tr>
         <w:tc>
           <w:tcPr>
-            <w:tcW w:w="1498" w:type="dxa"/>
+            <w:tcW w:w="1398" w:type="dxa"/>
             <w:shd w:val="clear" w:color="auto" w:fill="D1D1D1" w:themeFill="background2" w:themeFillShade="E6"/>
             <w:vAlign w:val="center"/>
           </w:tcPr>
@@ -7051,7 +5860,7 @@
         </w:tc>
         <w:tc>
           <w:tcPr>
-            <w:tcW w:w="1658" w:type="dxa"/>
+            <w:tcW w:w="1567" w:type="dxa"/>
             <w:shd w:val="clear" w:color="auto" w:fill="D1D1D1" w:themeFill="background2" w:themeFillShade="E6"/>
             <w:vAlign w:val="center"/>
           </w:tcPr>
@@ -7113,7 +5922,7 @@
         </w:tc>
         <w:tc>
           <w:tcPr>
-            <w:tcW w:w="1829" w:type="dxa"/>
+            <w:tcW w:w="2095" w:type="dxa"/>
             <w:shd w:val="clear" w:color="auto" w:fill="D1D1D1" w:themeFill="background2" w:themeFillShade="E6"/>
             <w:vAlign w:val="center"/>
           </w:tcPr>
@@ -7170,7 +5979,7 @@
         </w:tc>
         <w:tc>
           <w:tcPr>
-            <w:tcW w:w="1941" w:type="dxa"/>
+            <w:tcW w:w="1866" w:type="dxa"/>
             <w:shd w:val="clear" w:color="auto" w:fill="D1D1D1" w:themeFill="background2" w:themeFillShade="E6"/>
             <w:vAlign w:val="center"/>
           </w:tcPr>
@@ -7273,7 +6082,7 @@
       <w:tr>
         <w:tc>
           <w:tcPr>
-            <w:tcW w:w="1498" w:type="dxa"/>
+            <w:tcW w:w="1398" w:type="dxa"/>
             <w:vAlign w:val="center"/>
           </w:tcPr>
           <w:p>
@@ -7293,13 +6102,29 @@
                 <w:sz w:val="20"/>
                 <w:szCs w:val="20"/>
               </w:rPr>
-              <w:t>Ad/Valorem</w:t>
+              <w:t>Ad/</w:t>
+            </w:r>
+            <w:r>
+              <w:rPr>
+                <w:rFonts w:ascii="Arial" w:hAnsi="Arial" w:cs="Arial"/>
+                <w:sz w:val="20"/>
+                <w:szCs w:val="20"/>
+              </w:rPr>
+              <w:t>v</w:t>
+            </w:r>
+            <w:r>
+              <w:rPr>
+                <w:rFonts w:ascii="Arial" w:hAnsi="Arial" w:cs="Arial"/>
+                <w:sz w:val="20"/>
+                <w:szCs w:val="20"/>
+              </w:rPr>
+              <w:t>alorem</w:t>
             </w:r>
           </w:p>
         </w:tc>
         <w:tc>
           <w:tcPr>
-            <w:tcW w:w="1658" w:type="dxa"/>
+            <w:tcW w:w="1567" w:type="dxa"/>
             <w:vAlign w:val="center"/>
           </w:tcPr>
           <w:p>
@@ -7320,27 +6145,7 @@
                 <w:sz w:val="20"/>
                 <w:szCs w:val="20"/>
               </w:rPr>
-              <w:t>{</w:t>
-            </w:r>
-            <w:proofErr w:type="spellStart"/>
-            <w:r>
-              <w:rPr>
-                <w:rFonts w:ascii="Calibri" w:hAnsi="Calibri" w:cs="Calibri"/>
-                <w:color w:val="000000"/>
-                <w:sz w:val="20"/>
-                <w:szCs w:val="20"/>
-              </w:rPr>
-              <w:t>textoAVLiqu</w:t>
-            </w:r>
-            <w:proofErr w:type="spellEnd"/>
-            <w:r>
-              <w:rPr>
-                <w:rFonts w:ascii="Calibri" w:hAnsi="Calibri" w:cs="Calibri"/>
-                <w:color w:val="000000"/>
-                <w:sz w:val="20"/>
-                <w:szCs w:val="20"/>
-              </w:rPr>
-              <w:t>}</w:t>
+              <w:t>{textoAVLiqu}</w:t>
             </w:r>
           </w:p>
         </w:tc>
@@ -7366,33 +6171,13 @@
                 <w:sz w:val="20"/>
                 <w:szCs w:val="20"/>
               </w:rPr>
-              <w:t>{</w:t>
-            </w:r>
-            <w:proofErr w:type="spellStart"/>
-            <w:r>
-              <w:rPr>
-                <w:rFonts w:ascii="Calibri" w:hAnsi="Calibri" w:cs="Calibri"/>
-                <w:color w:val="000000"/>
-                <w:sz w:val="20"/>
-                <w:szCs w:val="20"/>
-              </w:rPr>
-              <w:t>textoAVNoReg</w:t>
-            </w:r>
-            <w:proofErr w:type="spellEnd"/>
-            <w:r>
-              <w:rPr>
-                <w:rFonts w:ascii="Calibri" w:hAnsi="Calibri" w:cs="Calibri"/>
-                <w:color w:val="000000"/>
-                <w:sz w:val="20"/>
-                <w:szCs w:val="20"/>
-              </w:rPr>
-              <w:t>}</w:t>
+              <w:t>{textoAVNoReg}</w:t>
             </w:r>
           </w:p>
         </w:tc>
         <w:tc>
           <w:tcPr>
-            <w:tcW w:w="1829" w:type="dxa"/>
+            <w:tcW w:w="2095" w:type="dxa"/>
             <w:vAlign w:val="center"/>
           </w:tcPr>
           <w:p>
@@ -7414,7 +6199,6 @@
               </w:rPr>
               <w:t>{</w:t>
             </w:r>
-            <w:proofErr w:type="spellStart"/>
             <w:r>
               <w:rPr>
                 <w:rFonts w:ascii="Calibri" w:hAnsi="Calibri" w:cs="Calibri"/>
@@ -7424,7 +6208,6 @@
               </w:rPr>
               <w:t>textoAVReguPECO</w:t>
             </w:r>
-            <w:proofErr w:type="spellEnd"/>
             <w:r>
               <w:rPr>
                 <w:rFonts w:ascii="Calibri" w:hAnsi="Calibri" w:cs="Calibri"/>
@@ -7438,7 +6221,7 @@
         </w:tc>
         <w:tc>
           <w:tcPr>
-            <w:tcW w:w="1941" w:type="dxa"/>
+            <w:tcW w:w="1866" w:type="dxa"/>
             <w:vAlign w:val="center"/>
           </w:tcPr>
           <w:p>
@@ -7467,7 +6250,7 @@
       <w:tr>
         <w:tc>
           <w:tcPr>
-            <w:tcW w:w="1498" w:type="dxa"/>
+            <w:tcW w:w="1398" w:type="dxa"/>
             <w:vAlign w:val="center"/>
           </w:tcPr>
           <w:p>
@@ -7484,16 +6267,16 @@
             <w:r>
               <w:rPr>
                 <w:rFonts w:ascii="Arial" w:hAnsi="Arial" w:cs="Arial"/>
-                <w:sz w:val="20"/>
-                <w:szCs w:val="20"/>
-              </w:rPr>
-              <w:t>I.P.M.</w:t>
+                <w:sz w:val="22"/>
+                <w:szCs w:val="22"/>
+              </w:rPr>
+              <w:t>IPM</w:t>
             </w:r>
           </w:p>
         </w:tc>
         <w:tc>
           <w:tcPr>
-            <w:tcW w:w="1658" w:type="dxa"/>
+            <w:tcW w:w="1567" w:type="dxa"/>
             <w:vAlign w:val="center"/>
           </w:tcPr>
           <w:p>
@@ -7514,27 +6297,7 @@
                 <w:sz w:val="20"/>
                 <w:szCs w:val="20"/>
               </w:rPr>
-              <w:t>{</w:t>
-            </w:r>
-            <w:proofErr w:type="spellStart"/>
-            <w:r>
-              <w:rPr>
-                <w:rFonts w:ascii="Calibri" w:hAnsi="Calibri" w:cs="Calibri"/>
-                <w:color w:val="000000"/>
-                <w:sz w:val="20"/>
-                <w:szCs w:val="20"/>
-              </w:rPr>
-              <w:t>textoIPMLiqu</w:t>
-            </w:r>
-            <w:proofErr w:type="spellEnd"/>
-            <w:r>
-              <w:rPr>
-                <w:rFonts w:ascii="Calibri" w:hAnsi="Calibri" w:cs="Calibri"/>
-                <w:color w:val="000000"/>
-                <w:sz w:val="20"/>
-                <w:szCs w:val="20"/>
-              </w:rPr>
-              <w:t>}</w:t>
+              <w:t>{textoIPMLiqu}</w:t>
             </w:r>
           </w:p>
         </w:tc>
@@ -7560,33 +6323,13 @@
                 <w:sz w:val="20"/>
                 <w:szCs w:val="20"/>
               </w:rPr>
-              <w:t>{</w:t>
-            </w:r>
-            <w:proofErr w:type="spellStart"/>
-            <w:r>
-              <w:rPr>
-                <w:rFonts w:ascii="Calibri" w:hAnsi="Calibri" w:cs="Calibri"/>
-                <w:color w:val="000000"/>
-                <w:sz w:val="20"/>
-                <w:szCs w:val="20"/>
-              </w:rPr>
-              <w:t>textoIPMNoReg</w:t>
-            </w:r>
-            <w:proofErr w:type="spellEnd"/>
-            <w:r>
-              <w:rPr>
-                <w:rFonts w:ascii="Calibri" w:hAnsi="Calibri" w:cs="Calibri"/>
-                <w:color w:val="000000"/>
-                <w:sz w:val="20"/>
-                <w:szCs w:val="20"/>
-              </w:rPr>
-              <w:t>}</w:t>
+              <w:t>{textoIPMNoReg}</w:t>
             </w:r>
           </w:p>
         </w:tc>
         <w:tc>
           <w:tcPr>
-            <w:tcW w:w="1829" w:type="dxa"/>
+            <w:tcW w:w="2095" w:type="dxa"/>
             <w:vAlign w:val="center"/>
           </w:tcPr>
           <w:p>
@@ -7608,7 +6351,6 @@
               </w:rPr>
               <w:t>{</w:t>
             </w:r>
-            <w:proofErr w:type="spellStart"/>
             <w:r>
               <w:rPr>
                 <w:rFonts w:ascii="Calibri" w:eastAsia="Times New Roman" w:hAnsi="Calibri" w:cs="Calibri"/>
@@ -7618,7 +6360,6 @@
               </w:rPr>
               <w:t>textoIPMReguPECO</w:t>
             </w:r>
-            <w:proofErr w:type="spellEnd"/>
             <w:r>
               <w:rPr>
                 <w:rFonts w:ascii="Calibri" w:eastAsia="Times New Roman" w:hAnsi="Calibri" w:cs="Calibri"/>
@@ -7632,7 +6373,7 @@
         </w:tc>
         <w:tc>
           <w:tcPr>
-            <w:tcW w:w="1941" w:type="dxa"/>
+            <w:tcW w:w="1866" w:type="dxa"/>
             <w:vAlign w:val="center"/>
           </w:tcPr>
           <w:p>
@@ -7661,7 +6402,7 @@
       <w:tr>
         <w:tc>
           <w:tcPr>
-            <w:tcW w:w="1498" w:type="dxa"/>
+            <w:tcW w:w="1398" w:type="dxa"/>
             <w:vAlign w:val="center"/>
           </w:tcPr>
           <w:p>
@@ -7678,16 +6419,24 @@
             <w:r>
               <w:rPr>
                 <w:rFonts w:ascii="Arial" w:hAnsi="Arial" w:cs="Arial"/>
-                <w:sz w:val="20"/>
-                <w:szCs w:val="20"/>
-              </w:rPr>
-              <w:t>I.G.V.</w:t>
+                <w:sz w:val="22"/>
+                <w:szCs w:val="22"/>
+              </w:rPr>
+              <w:t>IG</w:t>
+            </w:r>
+            <w:r>
+              <w:rPr>
+                <w:rFonts w:ascii="Arial" w:hAnsi="Arial" w:cs="Arial"/>
+                <w:sz w:val="22"/>
+                <w:szCs w:val="22"/>
+              </w:rPr>
+              <w:t>V</w:t>
             </w:r>
           </w:p>
         </w:tc>
         <w:tc>
           <w:tcPr>
-            <w:tcW w:w="1658" w:type="dxa"/>
+            <w:tcW w:w="1567" w:type="dxa"/>
             <w:vAlign w:val="center"/>
           </w:tcPr>
           <w:p>
@@ -7708,27 +6457,7 @@
                 <w:sz w:val="20"/>
                 <w:szCs w:val="20"/>
               </w:rPr>
-              <w:t>{</w:t>
-            </w:r>
-            <w:proofErr w:type="spellStart"/>
-            <w:r>
-              <w:rPr>
-                <w:rFonts w:ascii="Calibri" w:hAnsi="Calibri" w:cs="Calibri"/>
-                <w:color w:val="000000"/>
-                <w:sz w:val="20"/>
-                <w:szCs w:val="20"/>
-              </w:rPr>
-              <w:t>textoIGVLiqu</w:t>
-            </w:r>
-            <w:proofErr w:type="spellEnd"/>
-            <w:r>
-              <w:rPr>
-                <w:rFonts w:ascii="Calibri" w:hAnsi="Calibri" w:cs="Calibri"/>
-                <w:color w:val="000000"/>
-                <w:sz w:val="20"/>
-                <w:szCs w:val="20"/>
-              </w:rPr>
-              <w:t>}</w:t>
+              <w:t>{textoIGVLiqu}</w:t>
             </w:r>
           </w:p>
         </w:tc>
@@ -7754,33 +6483,13 @@
                 <w:sz w:val="20"/>
                 <w:szCs w:val="20"/>
               </w:rPr>
-              <w:t>{</w:t>
-            </w:r>
-            <w:proofErr w:type="spellStart"/>
-            <w:r>
-              <w:rPr>
-                <w:rFonts w:ascii="Calibri" w:hAnsi="Calibri" w:cs="Calibri"/>
-                <w:color w:val="000000"/>
-                <w:sz w:val="20"/>
-                <w:szCs w:val="20"/>
-              </w:rPr>
-              <w:t>textoIGVNoReg</w:t>
-            </w:r>
-            <w:proofErr w:type="spellEnd"/>
-            <w:r>
-              <w:rPr>
-                <w:rFonts w:ascii="Calibri" w:hAnsi="Calibri" w:cs="Calibri"/>
-                <w:color w:val="000000"/>
-                <w:sz w:val="20"/>
-                <w:szCs w:val="20"/>
-              </w:rPr>
-              <w:t>}</w:t>
+              <w:t>{textoIGVNoReg}</w:t>
             </w:r>
           </w:p>
         </w:tc>
         <w:tc>
           <w:tcPr>
-            <w:tcW w:w="1829" w:type="dxa"/>
+            <w:tcW w:w="2095" w:type="dxa"/>
             <w:vAlign w:val="center"/>
           </w:tcPr>
           <w:p>
@@ -7802,7 +6511,6 @@
               </w:rPr>
               <w:t>{</w:t>
             </w:r>
-            <w:proofErr w:type="spellStart"/>
             <w:r>
               <w:rPr>
                 <w:rFonts w:ascii="Calibri" w:hAnsi="Calibri" w:cs="Calibri"/>
@@ -7812,7 +6520,6 @@
               </w:rPr>
               <w:t>textoIGVReguPECO</w:t>
             </w:r>
-            <w:proofErr w:type="spellEnd"/>
             <w:r>
               <w:rPr>
                 <w:rFonts w:ascii="Calibri" w:hAnsi="Calibri" w:cs="Calibri"/>
@@ -7826,7 +6533,7 @@
         </w:tc>
         <w:tc>
           <w:tcPr>
-            <w:tcW w:w="1941" w:type="dxa"/>
+            <w:tcW w:w="1866" w:type="dxa"/>
             <w:vAlign w:val="center"/>
           </w:tcPr>
           <w:p>
@@ -7855,7 +6562,7 @@
       <w:tr>
         <w:tc>
           <w:tcPr>
-            <w:tcW w:w="1498" w:type="dxa"/>
+            <w:tcW w:w="1398" w:type="dxa"/>
             <w:shd w:val="clear" w:color="auto" w:fill="D1D1D1" w:themeFill="background2" w:themeFillShade="E6"/>
           </w:tcPr>
           <w:p>
@@ -7883,7 +6590,7 @@
         </w:tc>
         <w:tc>
           <w:tcPr>
-            <w:tcW w:w="1658" w:type="dxa"/>
+            <w:tcW w:w="1567" w:type="dxa"/>
             <w:shd w:val="clear" w:color="auto" w:fill="D1D1D1" w:themeFill="background2" w:themeFillShade="E6"/>
             <w:vAlign w:val="center"/>
           </w:tcPr>
@@ -7906,29 +6613,7 @@
                 <w:szCs w:val="20"/>
                 <w:lang w:val="es-ES" w:eastAsia="es-ES"/>
               </w:rPr>
-              <w:t>{</w:t>
-            </w:r>
-            <w:proofErr w:type="spellStart"/>
-            <w:r>
-              <w:rPr>
-                <w:rFonts w:ascii="Arial" w:eastAsia="Times New Roman" w:hAnsi="Arial" w:cs="Arial"/>
-                <w:color w:val="000000"/>
-                <w:sz w:val="20"/>
-                <w:szCs w:val="20"/>
-                <w:lang w:val="es-ES" w:eastAsia="es-ES"/>
-              </w:rPr>
-              <w:t>textoTotLiqu</w:t>
-            </w:r>
-            <w:proofErr w:type="spellEnd"/>
-            <w:r>
-              <w:rPr>
-                <w:rFonts w:ascii="Arial" w:eastAsia="Times New Roman" w:hAnsi="Arial" w:cs="Arial"/>
-                <w:color w:val="000000"/>
-                <w:sz w:val="20"/>
-                <w:szCs w:val="20"/>
-                <w:lang w:val="es-ES" w:eastAsia="es-ES"/>
-              </w:rPr>
-              <w:t>}</w:t>
+              <w:t>{textoTotLiqu}</w:t>
             </w:r>
           </w:p>
         </w:tc>
@@ -7957,35 +6642,13 @@
                 <w:szCs w:val="20"/>
                 <w:lang w:val="es-ES" w:eastAsia="es-ES"/>
               </w:rPr>
-              <w:t>{</w:t>
-            </w:r>
-            <w:proofErr w:type="spellStart"/>
-            <w:r>
-              <w:rPr>
-                <w:rFonts w:ascii="Arial" w:eastAsia="Times New Roman" w:hAnsi="Arial" w:cs="Arial"/>
-                <w:color w:val="000000"/>
-                <w:sz w:val="20"/>
-                <w:szCs w:val="20"/>
-                <w:lang w:val="es-ES" w:eastAsia="es-ES"/>
-              </w:rPr>
-              <w:t>textoTotNoReg</w:t>
-            </w:r>
-            <w:proofErr w:type="spellEnd"/>
-            <w:r>
-              <w:rPr>
-                <w:rFonts w:ascii="Arial" w:eastAsia="Times New Roman" w:hAnsi="Arial" w:cs="Arial"/>
-                <w:color w:val="000000"/>
-                <w:sz w:val="20"/>
-                <w:szCs w:val="20"/>
-                <w:lang w:val="es-ES" w:eastAsia="es-ES"/>
-              </w:rPr>
-              <w:t>}</w:t>
+              <w:t>{textoTotNoReg}</w:t>
             </w:r>
           </w:p>
         </w:tc>
         <w:tc>
           <w:tcPr>
-            <w:tcW w:w="1829" w:type="dxa"/>
+            <w:tcW w:w="2095" w:type="dxa"/>
             <w:shd w:val="clear" w:color="auto" w:fill="D1D1D1" w:themeFill="background2" w:themeFillShade="E6"/>
             <w:vAlign w:val="center"/>
           </w:tcPr>
@@ -8011,7 +6674,6 @@
               </w:rPr>
               <w:t>{</w:t>
             </w:r>
-            <w:proofErr w:type="spellStart"/>
             <w:r>
               <w:rPr>
                 <w:rFonts w:ascii="Arial" w:eastAsia="Times New Roman" w:hAnsi="Arial" w:cs="Arial"/>
@@ -8022,7 +6684,6 @@
               </w:rPr>
               <w:t>textoTotReguPECO</w:t>
             </w:r>
-            <w:proofErr w:type="spellEnd"/>
             <w:r>
               <w:rPr>
                 <w:rFonts w:ascii="Arial" w:eastAsia="Times New Roman" w:hAnsi="Arial" w:cs="Arial"/>
@@ -8038,7 +6699,7 @@
         </w:tc>
         <w:tc>
           <w:tcPr>
-            <w:tcW w:w="1941" w:type="dxa"/>
+            <w:tcW w:w="1866" w:type="dxa"/>
             <w:shd w:val="clear" w:color="auto" w:fill="D1D1D1" w:themeFill="background2" w:themeFillShade="E6"/>
             <w:vAlign w:val="center"/>
           </w:tcPr>
@@ -8096,25 +6757,7 @@
           <w:sz w:val="20"/>
           <w:szCs w:val="20"/>
         </w:rPr>
-        <w:t>{/</w:t>
-      </w:r>
-      <w:proofErr w:type="spellStart"/>
-      <w:r>
-        <w:rPr>
-          <w:rFonts w:ascii="Arial" w:hAnsi="Arial" w:cs="Arial"/>
-          <w:sz w:val="20"/>
-          <w:szCs w:val="20"/>
-        </w:rPr>
-        <w:t>estadoPECOyAMAZONIA</w:t>
-      </w:r>
-      <w:proofErr w:type="spellEnd"/>
-      <w:r>
-        <w:rPr>
-          <w:rFonts w:ascii="Arial" w:hAnsi="Arial" w:cs="Arial"/>
-          <w:sz w:val="20"/>
-          <w:szCs w:val="20"/>
-        </w:rPr>
-        <w:t>}</w:t>
+        <w:t>{/estadoPECOyAMAZONIA}</w:t>
       </w:r>
     </w:p>
     <w:p>
@@ -8345,7 +6988,23 @@
                 <w:sz w:val="20"/>
                 <w:szCs w:val="20"/>
               </w:rPr>
-              <w:t>Ad/Valorem</w:t>
+              <w:t>Ad/</w:t>
+            </w:r>
+            <w:r>
+              <w:rPr>
+                <w:rFonts w:ascii="Arial" w:hAnsi="Arial" w:cs="Arial"/>
+                <w:sz w:val="20"/>
+                <w:szCs w:val="20"/>
+              </w:rPr>
+              <w:t>v</w:t>
+            </w:r>
+            <w:r>
+              <w:rPr>
+                <w:rFonts w:ascii="Arial" w:hAnsi="Arial" w:cs="Arial"/>
+                <w:sz w:val="20"/>
+                <w:szCs w:val="20"/>
+              </w:rPr>
+              <w:t>alorem</w:t>
             </w:r>
           </w:p>
         </w:tc>
@@ -8372,27 +7031,7 @@
                 <w:sz w:val="20"/>
                 <w:szCs w:val="20"/>
               </w:rPr>
-              <w:t>{</w:t>
-            </w:r>
-            <w:proofErr w:type="spellStart"/>
-            <w:r>
-              <w:rPr>
-                <w:rFonts w:ascii="Calibri" w:hAnsi="Calibri" w:cs="Calibri"/>
-                <w:color w:val="000000"/>
-                <w:sz w:val="20"/>
-                <w:szCs w:val="20"/>
-              </w:rPr>
-              <w:t>textoAVLiqu</w:t>
-            </w:r>
-            <w:proofErr w:type="spellEnd"/>
-            <w:r>
-              <w:rPr>
-                <w:rFonts w:ascii="Calibri" w:hAnsi="Calibri" w:cs="Calibri"/>
-                <w:color w:val="000000"/>
-                <w:sz w:val="20"/>
-                <w:szCs w:val="20"/>
-              </w:rPr>
-              <w:t>}</w:t>
+              <w:t>{textoAVLiqu}</w:t>
             </w:r>
           </w:p>
         </w:tc>
@@ -8418,27 +7057,7 @@
                 <w:sz w:val="20"/>
                 <w:szCs w:val="20"/>
               </w:rPr>
-              <w:t>{</w:t>
-            </w:r>
-            <w:proofErr w:type="spellStart"/>
-            <w:r>
-              <w:rPr>
-                <w:rFonts w:ascii="Calibri" w:hAnsi="Calibri" w:cs="Calibri"/>
-                <w:color w:val="000000"/>
-                <w:sz w:val="20"/>
-                <w:szCs w:val="20"/>
-              </w:rPr>
-              <w:t>textoAVNoReg</w:t>
-            </w:r>
-            <w:proofErr w:type="spellEnd"/>
-            <w:r>
-              <w:rPr>
-                <w:rFonts w:ascii="Calibri" w:hAnsi="Calibri" w:cs="Calibri"/>
-                <w:color w:val="000000"/>
-                <w:sz w:val="20"/>
-                <w:szCs w:val="20"/>
-              </w:rPr>
-              <w:t>}</w:t>
+              <w:t>{textoAVNoReg}</w:t>
             </w:r>
           </w:p>
         </w:tc>
@@ -8466,7 +7085,6 @@
               </w:rPr>
               <w:t>{</w:t>
             </w:r>
-            <w:proofErr w:type="spellStart"/>
             <w:r>
               <w:rPr>
                 <w:rFonts w:ascii="Calibri" w:hAnsi="Calibri" w:cs="Calibri"/>
@@ -8476,7 +7094,6 @@
               </w:rPr>
               <w:t>textoAVReguPECO</w:t>
             </w:r>
-            <w:proofErr w:type="spellEnd"/>
             <w:r>
               <w:rPr>
                 <w:rFonts w:ascii="Calibri" w:hAnsi="Calibri" w:cs="Calibri"/>
@@ -8512,10 +7129,10 @@
             <w:r>
               <w:rPr>
                 <w:rFonts w:ascii="Arial" w:hAnsi="Arial" w:cs="Arial"/>
-                <w:sz w:val="20"/>
-                <w:szCs w:val="20"/>
-              </w:rPr>
-              <w:t>I.P.M.</w:t>
+                <w:sz w:val="22"/>
+                <w:szCs w:val="22"/>
+              </w:rPr>
+              <w:t>IPM</w:t>
             </w:r>
           </w:p>
         </w:tc>
@@ -8542,27 +7159,7 @@
                 <w:sz w:val="20"/>
                 <w:szCs w:val="20"/>
               </w:rPr>
-              <w:t>{</w:t>
-            </w:r>
-            <w:proofErr w:type="spellStart"/>
-            <w:r>
-              <w:rPr>
-                <w:rFonts w:ascii="Calibri" w:hAnsi="Calibri" w:cs="Calibri"/>
-                <w:color w:val="000000"/>
-                <w:sz w:val="20"/>
-                <w:szCs w:val="20"/>
-              </w:rPr>
-              <w:t>textoIPMLiqu</w:t>
-            </w:r>
-            <w:proofErr w:type="spellEnd"/>
-            <w:r>
-              <w:rPr>
-                <w:rFonts w:ascii="Calibri" w:hAnsi="Calibri" w:cs="Calibri"/>
-                <w:color w:val="000000"/>
-                <w:sz w:val="20"/>
-                <w:szCs w:val="20"/>
-              </w:rPr>
-              <w:t>}</w:t>
+              <w:t>{textoIPMLiqu}</w:t>
             </w:r>
           </w:p>
         </w:tc>
@@ -8588,27 +7185,7 @@
                 <w:sz w:val="20"/>
                 <w:szCs w:val="20"/>
               </w:rPr>
-              <w:t>{</w:t>
-            </w:r>
-            <w:proofErr w:type="spellStart"/>
-            <w:r>
-              <w:rPr>
-                <w:rFonts w:ascii="Calibri" w:hAnsi="Calibri" w:cs="Calibri"/>
-                <w:color w:val="000000"/>
-                <w:sz w:val="20"/>
-                <w:szCs w:val="20"/>
-              </w:rPr>
-              <w:t>textoIPMNoReg</w:t>
-            </w:r>
-            <w:proofErr w:type="spellEnd"/>
-            <w:r>
-              <w:rPr>
-                <w:rFonts w:ascii="Calibri" w:hAnsi="Calibri" w:cs="Calibri"/>
-                <w:color w:val="000000"/>
-                <w:sz w:val="20"/>
-                <w:szCs w:val="20"/>
-              </w:rPr>
-              <w:t>}</w:t>
+              <w:t>{textoIPMNoReg}</w:t>
             </w:r>
           </w:p>
         </w:tc>
@@ -8636,7 +7213,6 @@
               </w:rPr>
               <w:t>{</w:t>
             </w:r>
-            <w:proofErr w:type="spellStart"/>
             <w:r>
               <w:rPr>
                 <w:rFonts w:ascii="Calibri" w:eastAsia="Times New Roman" w:hAnsi="Calibri" w:cs="Calibri"/>
@@ -8646,7 +7222,6 @@
               </w:rPr>
               <w:t>textoIPMReguPECO</w:t>
             </w:r>
-            <w:proofErr w:type="spellEnd"/>
             <w:r>
               <w:rPr>
                 <w:rFonts w:ascii="Calibri" w:eastAsia="Times New Roman" w:hAnsi="Calibri" w:cs="Calibri"/>
@@ -8682,10 +7257,18 @@
             <w:r>
               <w:rPr>
                 <w:rFonts w:ascii="Arial" w:hAnsi="Arial" w:cs="Arial"/>
-                <w:sz w:val="20"/>
-                <w:szCs w:val="20"/>
-              </w:rPr>
-              <w:t>I.G.V.</w:t>
+                <w:sz w:val="22"/>
+                <w:szCs w:val="22"/>
+              </w:rPr>
+              <w:t>IG</w:t>
+            </w:r>
+            <w:r>
+              <w:rPr>
+                <w:rFonts w:ascii="Arial" w:hAnsi="Arial" w:cs="Arial"/>
+                <w:sz w:val="22"/>
+                <w:szCs w:val="22"/>
+              </w:rPr>
+              <w:t>V</w:t>
             </w:r>
           </w:p>
         </w:tc>
@@ -8712,27 +7295,7 @@
                 <w:sz w:val="20"/>
                 <w:szCs w:val="20"/>
               </w:rPr>
-              <w:t>{</w:t>
-            </w:r>
-            <w:proofErr w:type="spellStart"/>
-            <w:r>
-              <w:rPr>
-                <w:rFonts w:ascii="Calibri" w:hAnsi="Calibri" w:cs="Calibri"/>
-                <w:color w:val="000000"/>
-                <w:sz w:val="20"/>
-                <w:szCs w:val="20"/>
-              </w:rPr>
-              <w:t>textoIGVLiqu</w:t>
-            </w:r>
-            <w:proofErr w:type="spellEnd"/>
-            <w:r>
-              <w:rPr>
-                <w:rFonts w:ascii="Calibri" w:hAnsi="Calibri" w:cs="Calibri"/>
-                <w:color w:val="000000"/>
-                <w:sz w:val="20"/>
-                <w:szCs w:val="20"/>
-              </w:rPr>
-              <w:t>}</w:t>
+              <w:t>{textoIGVLiqu}</w:t>
             </w:r>
           </w:p>
         </w:tc>
@@ -8758,27 +7321,7 @@
                 <w:sz w:val="20"/>
                 <w:szCs w:val="20"/>
               </w:rPr>
-              <w:t>{</w:t>
-            </w:r>
-            <w:proofErr w:type="spellStart"/>
-            <w:r>
-              <w:rPr>
-                <w:rFonts w:ascii="Calibri" w:hAnsi="Calibri" w:cs="Calibri"/>
-                <w:color w:val="000000"/>
-                <w:sz w:val="20"/>
-                <w:szCs w:val="20"/>
-              </w:rPr>
-              <w:t>textoIGVNoReg</w:t>
-            </w:r>
-            <w:proofErr w:type="spellEnd"/>
-            <w:r>
-              <w:rPr>
-                <w:rFonts w:ascii="Calibri" w:hAnsi="Calibri" w:cs="Calibri"/>
-                <w:color w:val="000000"/>
-                <w:sz w:val="20"/>
-                <w:szCs w:val="20"/>
-              </w:rPr>
-              <w:t>}</w:t>
+              <w:t>{textoIGVNoReg}</w:t>
             </w:r>
           </w:p>
         </w:tc>
@@ -8806,7 +7349,6 @@
               </w:rPr>
               <w:t>{</w:t>
             </w:r>
-            <w:proofErr w:type="spellStart"/>
             <w:r>
               <w:rPr>
                 <w:rFonts w:ascii="Calibri" w:hAnsi="Calibri" w:cs="Calibri"/>
@@ -8816,7 +7358,6 @@
               </w:rPr>
               <w:t>textoIGVReguPECO</w:t>
             </w:r>
-            <w:proofErr w:type="spellEnd"/>
             <w:r>
               <w:rPr>
                 <w:rFonts w:ascii="Calibri" w:hAnsi="Calibri" w:cs="Calibri"/>
@@ -8886,29 +7427,7 @@
                 <w:szCs w:val="20"/>
                 <w:lang w:val="es-ES" w:eastAsia="es-ES"/>
               </w:rPr>
-              <w:t>{</w:t>
-            </w:r>
-            <w:proofErr w:type="spellStart"/>
-            <w:r>
-              <w:rPr>
-                <w:rFonts w:ascii="Arial" w:eastAsia="Times New Roman" w:hAnsi="Arial" w:cs="Arial"/>
-                <w:color w:val="000000"/>
-                <w:sz w:val="20"/>
-                <w:szCs w:val="20"/>
-                <w:lang w:val="es-ES" w:eastAsia="es-ES"/>
-              </w:rPr>
-              <w:t>textoTotLiqu</w:t>
-            </w:r>
-            <w:proofErr w:type="spellEnd"/>
-            <w:r>
-              <w:rPr>
-                <w:rFonts w:ascii="Arial" w:eastAsia="Times New Roman" w:hAnsi="Arial" w:cs="Arial"/>
-                <w:color w:val="000000"/>
-                <w:sz w:val="20"/>
-                <w:szCs w:val="20"/>
-                <w:lang w:val="es-ES" w:eastAsia="es-ES"/>
-              </w:rPr>
-              <w:t>}</w:t>
+              <w:t>{textoTotLiqu}</w:t>
             </w:r>
           </w:p>
         </w:tc>
@@ -8937,29 +7456,7 @@
                 <w:szCs w:val="20"/>
                 <w:lang w:val="es-ES" w:eastAsia="es-ES"/>
               </w:rPr>
-              <w:t>{</w:t>
-            </w:r>
-            <w:proofErr w:type="spellStart"/>
-            <w:r>
-              <w:rPr>
-                <w:rFonts w:ascii="Arial" w:eastAsia="Times New Roman" w:hAnsi="Arial" w:cs="Arial"/>
-                <w:color w:val="000000"/>
-                <w:sz w:val="20"/>
-                <w:szCs w:val="20"/>
-                <w:lang w:val="es-ES" w:eastAsia="es-ES"/>
-              </w:rPr>
-              <w:t>textoTotNoReg</w:t>
-            </w:r>
-            <w:proofErr w:type="spellEnd"/>
-            <w:r>
-              <w:rPr>
-                <w:rFonts w:ascii="Arial" w:eastAsia="Times New Roman" w:hAnsi="Arial" w:cs="Arial"/>
-                <w:color w:val="000000"/>
-                <w:sz w:val="20"/>
-                <w:szCs w:val="20"/>
-                <w:lang w:val="es-ES" w:eastAsia="es-ES"/>
-              </w:rPr>
-              <w:t>}</w:t>
+              <w:t>{textoTotNoReg}</w:t>
             </w:r>
           </w:p>
         </w:tc>
@@ -8990,7 +7487,6 @@
               </w:rPr>
               <w:t>{</w:t>
             </w:r>
-            <w:proofErr w:type="spellStart"/>
             <w:r>
               <w:rPr>
                 <w:rFonts w:ascii="Arial" w:eastAsia="Times New Roman" w:hAnsi="Arial" w:cs="Arial"/>
@@ -9001,7 +7497,6 @@
               </w:rPr>
               <w:t>textoTotReguPECO</w:t>
             </w:r>
-            <w:proofErr w:type="spellEnd"/>
             <w:r>
               <w:rPr>
                 <w:rFonts w:ascii="Arial" w:eastAsia="Times New Roman" w:hAnsi="Arial" w:cs="Arial"/>
@@ -9047,7 +7542,6 @@
         </w:rPr>
         <w:t>{/</w:t>
       </w:r>
-      <w:proofErr w:type="spellStart"/>
       <w:r>
         <w:rPr>
           <w:rFonts w:ascii="Arial" w:hAnsi="Arial" w:cs="Arial"/>
@@ -9056,7 +7550,6 @@
         </w:rPr>
         <w:t>estadoOnlyPECO</w:t>
       </w:r>
-      <w:proofErr w:type="spellEnd"/>
       <w:r>
         <w:rPr>
           <w:rFonts w:ascii="Arial" w:hAnsi="Arial" w:cs="Arial"/>
@@ -9206,21 +7699,7 @@
         <w:rPr>
           <w:rFonts w:ascii="Arial" w:hAnsi="Arial" w:cs="Arial"/>
         </w:rPr>
-        <w:t>{</w:t>
-      </w:r>
-      <w:proofErr w:type="spellStart"/>
-      <w:r>
-        <w:rPr>
-          <w:rFonts w:ascii="Arial" w:hAnsi="Arial" w:cs="Arial"/>
-        </w:rPr>
-        <w:t>fromDam-nombreEmpresa</w:t>
-      </w:r>
-      <w:proofErr w:type="spellEnd"/>
-      <w:r>
-        <w:rPr>
-          <w:rFonts w:ascii="Arial" w:hAnsi="Arial" w:cs="Arial"/>
-        </w:rPr>
-        <w:t>}</w:t>
+        <w:t>{fromDam-nombreEmpresa}</w:t>
       </w:r>
       <w:r>
         <w:rPr>
@@ -9229,9 +7708,15 @@
           <w:bCs/>
           <w:color w:val="FF0000"/>
         </w:rPr>
-        <w:t>{</w:t>
-      </w:r>
-      <w:proofErr w:type="spellStart"/>
+        <w:t>{fromDam-nombreEmpresaRRR}</w:t>
+      </w:r>
+      <w:r>
+        <w:rPr>
+          <w:rFonts w:ascii="Arial" w:hAnsi="Arial" w:cs="Arial"/>
+          <w:color w:val="000000" w:themeColor="text1"/>
+        </w:rPr>
+        <w:t>,</w:t>
+      </w:r>
       <w:r>
         <w:rPr>
           <w:rFonts w:ascii="Arial" w:hAnsi="Arial" w:cs="Arial"/>
@@ -9239,9 +7724,29 @@
           <w:bCs/>
           <w:color w:val="FF0000"/>
         </w:rPr>
-        <w:t>fromDam-nombreEmpresaRRR</w:t>
-      </w:r>
-      <w:proofErr w:type="spellEnd"/>
+        <w:t xml:space="preserve"> </w:t>
+      </w:r>
+      <w:r>
+        <w:rPr>
+          <w:rFonts w:ascii="Arial" w:hAnsi="Arial" w:cs="Arial"/>
+        </w:rPr>
+        <w:t xml:space="preserve">identificado con RUC </w:t>
+      </w:r>
+      <w:r>
+        <w:rPr>
+          <w:rFonts w:ascii="Arial" w:hAnsi="Arial" w:cs="Arial"/>
+        </w:rPr>
+        <w:t>n.º</w:t>
+      </w:r>
+      <w:r>
+        <w:t xml:space="preserve"> </w:t>
+      </w:r>
+      <w:r>
+        <w:rPr>
+          <w:rFonts w:ascii="Arial" w:hAnsi="Arial" w:cs="Arial"/>
+        </w:rPr>
+        <w:t>{fromDam-ruc}</w:t>
+      </w:r>
       <w:r>
         <w:rPr>
           <w:rFonts w:ascii="Arial" w:hAnsi="Arial" w:cs="Arial"/>
@@ -9249,87 +7754,7 @@
           <w:bCs/>
           <w:color w:val="FF0000"/>
         </w:rPr>
-        <w:t>}</w:t>
-      </w:r>
-      <w:r>
-        <w:rPr>
-          <w:rFonts w:ascii="Arial" w:hAnsi="Arial" w:cs="Arial"/>
-          <w:color w:val="000000" w:themeColor="text1"/>
-        </w:rPr>
-        <w:t>,</w:t>
-      </w:r>
-      <w:r>
-        <w:rPr>
-          <w:rFonts w:ascii="Arial" w:hAnsi="Arial" w:cs="Arial"/>
-          <w:b/>
-          <w:bCs/>
-          <w:color w:val="FF0000"/>
-        </w:rPr>
-        <w:t xml:space="preserve"> </w:t>
-      </w:r>
-      <w:r>
-        <w:rPr>
-          <w:rFonts w:ascii="Arial" w:hAnsi="Arial" w:cs="Arial"/>
-        </w:rPr>
-        <w:t xml:space="preserve">identificado con RUC </w:t>
-      </w:r>
-      <w:r>
-        <w:rPr>
-          <w:rFonts w:ascii="Arial" w:hAnsi="Arial" w:cs="Arial"/>
-        </w:rPr>
-        <w:t>n.º</w:t>
-      </w:r>
-      <w:r>
-        <w:t xml:space="preserve"> </w:t>
-      </w:r>
-      <w:r>
-        <w:rPr>
-          <w:rFonts w:ascii="Arial" w:hAnsi="Arial" w:cs="Arial"/>
-        </w:rPr>
-        <w:t>{</w:t>
-      </w:r>
-      <w:proofErr w:type="spellStart"/>
-      <w:r>
-        <w:rPr>
-          <w:rFonts w:ascii="Arial" w:hAnsi="Arial" w:cs="Arial"/>
-        </w:rPr>
-        <w:t>fromDam</w:t>
-      </w:r>
-      <w:proofErr w:type="spellEnd"/>
-      <w:r>
-        <w:rPr>
-          <w:rFonts w:ascii="Arial" w:hAnsi="Arial" w:cs="Arial"/>
-        </w:rPr>
-        <w:t>-ruc}</w:t>
-      </w:r>
-      <w:r>
-        <w:rPr>
-          <w:rFonts w:ascii="Arial" w:hAnsi="Arial" w:cs="Arial"/>
-          <w:b/>
-          <w:bCs/>
-          <w:color w:val="FF0000"/>
-        </w:rPr>
-        <w:t>{</w:t>
-      </w:r>
-      <w:proofErr w:type="spellStart"/>
-      <w:r>
-        <w:rPr>
-          <w:rFonts w:ascii="Arial" w:hAnsi="Arial" w:cs="Arial"/>
-          <w:b/>
-          <w:bCs/>
-          <w:color w:val="FF0000"/>
-        </w:rPr>
-        <w:t>fromDam-rucRRR</w:t>
-      </w:r>
-      <w:proofErr w:type="spellEnd"/>
-      <w:r>
-        <w:rPr>
-          <w:rFonts w:ascii="Arial" w:hAnsi="Arial" w:cs="Arial"/>
-          <w:b/>
-          <w:bCs/>
-          <w:color w:val="FF0000"/>
-        </w:rPr>
-        <w:t>}</w:t>
+        <w:t>{fromDam-rucRRR}</w:t>
       </w:r>
       <w:r>
         <w:rPr>
@@ -9396,14 +7821,12 @@
         </w:rPr>
         <w:t>{/</w:t>
       </w:r>
-      <w:proofErr w:type="spellStart"/>
       <w:r>
         <w:rPr>
           <w:rFonts w:ascii="Arial" w:hAnsi="Arial" w:cs="Arial"/>
         </w:rPr>
         <w:t>estadoOnlyAMAZONIA</w:t>
       </w:r>
-      <w:proofErr w:type="spellEnd"/>
       <w:r>
         <w:rPr>
           <w:rFonts w:ascii="Arial" w:hAnsi="Arial" w:cs="Arial"/>
@@ -9546,229 +7969,159 @@
         <w:rPr>
           <w:rFonts w:ascii="Arial" w:hAnsi="Arial" w:cs="Arial"/>
         </w:rPr>
+        <w:t>{fromDam-nombreEmpresa}</w:t>
+      </w:r>
+      <w:r>
+        <w:rPr>
+          <w:rFonts w:ascii="Arial" w:hAnsi="Arial" w:cs="Arial"/>
+          <w:b/>
+          <w:bCs/>
+          <w:color w:val="FF0000"/>
+        </w:rPr>
+        <w:t>{fromDam-nombreEmpresaRRR}</w:t>
+      </w:r>
+      <w:r>
+        <w:rPr>
+          <w:rFonts w:ascii="Arial" w:hAnsi="Arial" w:cs="Arial"/>
+          <w:color w:val="000000" w:themeColor="text1"/>
+        </w:rPr>
+        <w:t>,</w:t>
+      </w:r>
+      <w:r>
+        <w:rPr>
+          <w:rFonts w:ascii="Arial" w:hAnsi="Arial" w:cs="Arial"/>
+          <w:b/>
+          <w:bCs/>
+          <w:color w:val="FF0000"/>
+        </w:rPr>
+        <w:t xml:space="preserve"> </w:t>
+      </w:r>
+      <w:r>
+        <w:rPr>
+          <w:rFonts w:ascii="Arial" w:hAnsi="Arial" w:cs="Arial"/>
+        </w:rPr>
+        <w:t xml:space="preserve">identificado con RUC </w:t>
+      </w:r>
+      <w:r>
+        <w:rPr>
+          <w:rFonts w:ascii="Arial" w:hAnsi="Arial" w:cs="Arial"/>
+        </w:rPr>
+        <w:t>n</w:t>
+      </w:r>
+      <w:r>
+        <w:rPr>
+          <w:rFonts w:ascii="Arial" w:hAnsi="Arial" w:cs="Arial"/>
+        </w:rPr>
+        <w:t>.º</w:t>
+      </w:r>
+      <w:r>
+        <w:t xml:space="preserve"> </w:t>
+      </w:r>
+      <w:r>
+        <w:rPr>
+          <w:rFonts w:ascii="Arial" w:hAnsi="Arial" w:cs="Arial"/>
+        </w:rPr>
+        <w:t>{fromDam-ruc}</w:t>
+      </w:r>
+      <w:r>
+        <w:rPr>
+          <w:rFonts w:ascii="Arial" w:hAnsi="Arial" w:cs="Arial"/>
+          <w:b/>
+          <w:bCs/>
+          <w:color w:val="FF0000"/>
+        </w:rPr>
+        <w:t>{fromDam-rucRRR}</w:t>
+      </w:r>
+      <w:r>
+        <w:rPr>
+          <w:rFonts w:ascii="Arial" w:hAnsi="Arial" w:cs="Arial"/>
+        </w:rPr>
+        <w:t xml:space="preserve">, se establece que la mercancía materia de regularización ha sido objeto de reconocimiento físico dentro del plazo previsto en el artículo 2º de la Resolución Ministerial </w:t>
+      </w:r>
+      <w:r>
+        <w:rPr>
+          <w:rFonts w:ascii="Arial" w:hAnsi="Arial" w:cs="Arial"/>
+        </w:rPr>
+        <w:t>n</w:t>
+      </w:r>
+      <w:r>
+        <w:rPr>
+          <w:rFonts w:ascii="Arial" w:hAnsi="Arial" w:cs="Arial"/>
+        </w:rPr>
+        <w:t>.º</w:t>
+      </w:r>
+      <w:r>
+        <w:rPr>
+          <w:rFonts w:ascii="Arial" w:hAnsi="Arial" w:cs="Arial"/>
+        </w:rPr>
+        <w:t xml:space="preserve">107-94-EF/10; </w:t>
+      </w:r>
+      <w:r>
+        <w:rPr>
+          <w:rFonts w:ascii="Arial" w:hAnsi="Arial" w:cs="Arial"/>
+        </w:rPr>
+        <w:t xml:space="preserve">por lo tanto, corresponde atender las series de la referida DAM solicitadas a regularización toda vez que se encuentran negociadas en el Arancel Común del Convenio Peruano - Colombiano con una tasa Ad/Valorem – Libre; asimismo, se debe tener en cuenta lo opinado en el informe </w:t>
+      </w:r>
+      <w:r>
+        <w:rPr>
+          <w:rFonts w:ascii="Arial" w:hAnsi="Arial" w:cs="Arial"/>
+        </w:rPr>
+        <w:t>n</w:t>
+      </w:r>
+      <w:r>
+        <w:rPr>
+          <w:rFonts w:ascii="Arial" w:hAnsi="Arial" w:cs="Arial"/>
+        </w:rPr>
+        <w:t>.º 50-2008</w:t>
+      </w:r>
+      <w:r>
+        <w:rPr>
+          <w:rFonts w:ascii="Arial" w:hAnsi="Arial" w:cs="Arial"/>
+        </w:rPr>
+        <w:t>-</w:t>
+      </w:r>
+      <w:r>
+        <w:rPr>
+          <w:rFonts w:ascii="Arial" w:hAnsi="Arial" w:cs="Arial"/>
+        </w:rPr>
+        <w:t xml:space="preserve">SUNAT/2B4000, ratificado mediante Informe </w:t>
+      </w:r>
+      <w:r>
+        <w:rPr>
+          <w:rFonts w:ascii="Arial" w:hAnsi="Arial" w:cs="Arial"/>
+        </w:rPr>
+        <w:t>n</w:t>
+      </w:r>
+      <w:r>
+        <w:rPr>
+          <w:rFonts w:ascii="Arial" w:hAnsi="Arial" w:cs="Arial"/>
+        </w:rPr>
+        <w:t xml:space="preserve">.º 11-2017-SUNAT/340000, donde dice que: “la devolución de los tributos pagados a cuenta, como regularización del despacho de mercancía acogidas estrictamente a los beneficios arancelarios otorgados por el PECO, comprende únicamente los derechos Ad/Valorem cancelados de las mercancías liberadas total o parcialmente por acogimiento del PECO; determinándose que el monto a regularizar en el marco del Decreto Supremo </w:t>
+      </w:r>
+      <w:r>
+        <w:rPr>
+          <w:rFonts w:ascii="Arial" w:hAnsi="Arial" w:cs="Arial"/>
+        </w:rPr>
+        <w:t>n</w:t>
+      </w:r>
+      <w:r>
+        <w:rPr>
+          <w:rFonts w:ascii="Arial" w:hAnsi="Arial" w:cs="Arial"/>
+        </w:rPr>
+        <w:t xml:space="preserve">.º 015-94-EF es de S/ </w:t>
+      </w:r>
+      <w:r>
+        <w:rPr>
+          <w:rFonts w:ascii="Arial" w:hAnsi="Arial" w:cs="Arial"/>
+        </w:rPr>
         <w:t>{</w:t>
       </w:r>
-      <w:proofErr w:type="spellStart"/>
-      <w:r>
-        <w:rPr>
-          <w:rFonts w:ascii="Arial" w:hAnsi="Arial" w:cs="Arial"/>
-        </w:rPr>
-        <w:t>fromDam-nombreEmpresa</w:t>
-      </w:r>
-      <w:proofErr w:type="spellEnd"/>
-      <w:r>
-        <w:rPr>
-          <w:rFonts w:ascii="Arial" w:hAnsi="Arial" w:cs="Arial"/>
-        </w:rPr>
-        <w:t>}</w:t>
-      </w:r>
-      <w:r>
-        <w:rPr>
-          <w:rFonts w:ascii="Arial" w:hAnsi="Arial" w:cs="Arial"/>
-          <w:b/>
-          <w:bCs/>
-          <w:color w:val="FF0000"/>
-        </w:rPr>
-        <w:t>{</w:t>
-      </w:r>
-      <w:proofErr w:type="spellStart"/>
-      <w:r>
-        <w:rPr>
-          <w:rFonts w:ascii="Arial" w:hAnsi="Arial" w:cs="Arial"/>
-          <w:b/>
-          <w:bCs/>
-          <w:color w:val="FF0000"/>
-        </w:rPr>
-        <w:t>fromDam-nombreEmpresaRRR</w:t>
-      </w:r>
-      <w:proofErr w:type="spellEnd"/>
-      <w:r>
-        <w:rPr>
-          <w:rFonts w:ascii="Arial" w:hAnsi="Arial" w:cs="Arial"/>
-          <w:b/>
-          <w:bCs/>
-          <w:color w:val="FF0000"/>
-        </w:rPr>
-        <w:t>}</w:t>
-      </w:r>
-      <w:r>
-        <w:rPr>
-          <w:rFonts w:ascii="Arial" w:hAnsi="Arial" w:cs="Arial"/>
-          <w:color w:val="000000" w:themeColor="text1"/>
-        </w:rPr>
-        <w:t>,</w:t>
-      </w:r>
-      <w:r>
-        <w:rPr>
-          <w:rFonts w:ascii="Arial" w:hAnsi="Arial" w:cs="Arial"/>
-          <w:b/>
-          <w:bCs/>
-          <w:color w:val="FF0000"/>
-        </w:rPr>
-        <w:t xml:space="preserve"> </w:t>
-      </w:r>
-      <w:r>
-        <w:rPr>
-          <w:rFonts w:ascii="Arial" w:hAnsi="Arial" w:cs="Arial"/>
-        </w:rPr>
-        <w:t xml:space="preserve">identificado con RUC </w:t>
-      </w:r>
-      <w:r>
-        <w:rPr>
-          <w:rFonts w:ascii="Arial" w:hAnsi="Arial" w:cs="Arial"/>
-        </w:rPr>
-        <w:t>n</w:t>
-      </w:r>
-      <w:r>
-        <w:rPr>
-          <w:rFonts w:ascii="Arial" w:hAnsi="Arial" w:cs="Arial"/>
-        </w:rPr>
-        <w:t>.º</w:t>
-      </w:r>
-      <w:r>
-        <w:t xml:space="preserve"> </w:t>
-      </w:r>
-      <w:r>
-        <w:rPr>
-          <w:rFonts w:ascii="Arial" w:hAnsi="Arial" w:cs="Arial"/>
-        </w:rPr>
-        <w:t>{</w:t>
-      </w:r>
-      <w:proofErr w:type="spellStart"/>
-      <w:r>
-        <w:rPr>
-          <w:rFonts w:ascii="Arial" w:hAnsi="Arial" w:cs="Arial"/>
-        </w:rPr>
-        <w:t>fromDam</w:t>
-      </w:r>
-      <w:proofErr w:type="spellEnd"/>
-      <w:r>
-        <w:rPr>
-          <w:rFonts w:ascii="Arial" w:hAnsi="Arial" w:cs="Arial"/>
-        </w:rPr>
-        <w:t>-ruc}</w:t>
-      </w:r>
-      <w:r>
-        <w:rPr>
-          <w:rFonts w:ascii="Arial" w:hAnsi="Arial" w:cs="Arial"/>
-          <w:b/>
-          <w:bCs/>
-          <w:color w:val="FF0000"/>
-        </w:rPr>
-        <w:t>{</w:t>
-      </w:r>
-      <w:proofErr w:type="spellStart"/>
-      <w:r>
-        <w:rPr>
-          <w:rFonts w:ascii="Arial" w:hAnsi="Arial" w:cs="Arial"/>
-          <w:b/>
-          <w:bCs/>
-          <w:color w:val="FF0000"/>
-        </w:rPr>
-        <w:t>fromDam-rucRRR</w:t>
-      </w:r>
-      <w:proofErr w:type="spellEnd"/>
-      <w:r>
-        <w:rPr>
-          <w:rFonts w:ascii="Arial" w:hAnsi="Arial" w:cs="Arial"/>
-          <w:b/>
-          <w:bCs/>
-          <w:color w:val="FF0000"/>
-        </w:rPr>
-        <w:t>}</w:t>
-      </w:r>
-      <w:r>
-        <w:rPr>
-          <w:rFonts w:ascii="Arial" w:hAnsi="Arial" w:cs="Arial"/>
-        </w:rPr>
-        <w:t xml:space="preserve">, se establece que la mercancía materia de regularización ha sido objeto de reconocimiento físico dentro del plazo previsto en el artículo 2º de la Resolución Ministerial </w:t>
-      </w:r>
-      <w:r>
-        <w:rPr>
-          <w:rFonts w:ascii="Arial" w:hAnsi="Arial" w:cs="Arial"/>
-        </w:rPr>
-        <w:t>n</w:t>
-      </w:r>
-      <w:r>
-        <w:rPr>
-          <w:rFonts w:ascii="Arial" w:hAnsi="Arial" w:cs="Arial"/>
-        </w:rPr>
-        <w:t>.º</w:t>
-      </w:r>
-      <w:r>
-        <w:rPr>
-          <w:rFonts w:ascii="Arial" w:hAnsi="Arial" w:cs="Arial"/>
-        </w:rPr>
-        <w:t xml:space="preserve">107-94-EF/10; </w:t>
-      </w:r>
-      <w:r>
-        <w:rPr>
-          <w:rFonts w:ascii="Arial" w:hAnsi="Arial" w:cs="Arial"/>
-        </w:rPr>
-        <w:t xml:space="preserve">por lo tanto, corresponde atender las series de la referida DAM solicitadas a regularización toda vez que se encuentran negociadas en el Arancel Común del Convenio Peruano - Colombiano con una tasa Ad/Valorem – Libre; asimismo, se debe tener en cuenta lo opinado en el informe </w:t>
-      </w:r>
-      <w:r>
-        <w:rPr>
-          <w:rFonts w:ascii="Arial" w:hAnsi="Arial" w:cs="Arial"/>
-        </w:rPr>
-        <w:t>n</w:t>
-      </w:r>
-      <w:r>
-        <w:rPr>
-          <w:rFonts w:ascii="Arial" w:hAnsi="Arial" w:cs="Arial"/>
-        </w:rPr>
-        <w:t>.º 50-2008</w:t>
-      </w:r>
-      <w:r>
-        <w:rPr>
-          <w:rFonts w:ascii="Arial" w:hAnsi="Arial" w:cs="Arial"/>
-        </w:rPr>
-        <w:t>-</w:t>
-      </w:r>
-      <w:r>
-        <w:rPr>
-          <w:rFonts w:ascii="Arial" w:hAnsi="Arial" w:cs="Arial"/>
-        </w:rPr>
-        <w:t xml:space="preserve">SUNAT/2B4000, ratificado mediante Informe </w:t>
-      </w:r>
-      <w:r>
-        <w:rPr>
-          <w:rFonts w:ascii="Arial" w:hAnsi="Arial" w:cs="Arial"/>
-        </w:rPr>
-        <w:t>n</w:t>
-      </w:r>
-      <w:r>
-        <w:rPr>
-          <w:rFonts w:ascii="Arial" w:hAnsi="Arial" w:cs="Arial"/>
-        </w:rPr>
-        <w:t xml:space="preserve">.º 11-2017-SUNAT/340000, donde dice que: “la devolución de los tributos pagados a cuenta, como regularización del despacho de mercancía acogidas estrictamente a los beneficios arancelarios otorgados por el PECO, comprende únicamente los derechos Ad/Valorem cancelados de las mercancías liberadas total o parcialmente por acogimiento del PECO; determinándose que el monto a regularizar en el marco del Decreto Supremo </w:t>
-      </w:r>
-      <w:r>
-        <w:rPr>
-          <w:rFonts w:ascii="Arial" w:hAnsi="Arial" w:cs="Arial"/>
-        </w:rPr>
-        <w:t>n</w:t>
-      </w:r>
-      <w:r>
-        <w:rPr>
-          <w:rFonts w:ascii="Arial" w:hAnsi="Arial" w:cs="Arial"/>
-        </w:rPr>
-        <w:t xml:space="preserve">.º 015-94-EF es de S/ </w:t>
-      </w:r>
-      <w:r>
-        <w:rPr>
-          <w:rFonts w:ascii="Arial" w:hAnsi="Arial" w:cs="Arial"/>
-        </w:rPr>
-        <w:t>{</w:t>
-      </w:r>
-      <w:proofErr w:type="spellStart"/>
       <w:r>
         <w:rPr>
           <w:rFonts w:ascii="Arial" w:hAnsi="Arial" w:cs="Arial"/>
         </w:rPr>
         <w:t>textoTotReguPECO</w:t>
       </w:r>
-      <w:proofErr w:type="spellEnd"/>
       <w:r>
         <w:rPr>
           <w:rFonts w:ascii="Arial" w:hAnsi="Arial" w:cs="Arial"/>
@@ -9844,14 +8197,12 @@
         </w:rPr>
         <w:t>{/</w:t>
       </w:r>
-      <w:proofErr w:type="spellStart"/>
       <w:r>
         <w:rPr>
           <w:rFonts w:ascii="Arial" w:hAnsi="Arial" w:cs="Arial"/>
         </w:rPr>
         <w:t>estadoPECOyAMAZONIA</w:t>
       </w:r>
-      <w:proofErr w:type="spellEnd"/>
       <w:r>
         <w:rPr>
           <w:rFonts w:ascii="Arial" w:hAnsi="Arial" w:cs="Arial"/>
@@ -9997,217 +8348,147 @@
         <w:rPr>
           <w:rFonts w:ascii="Arial" w:hAnsi="Arial" w:cs="Arial"/>
         </w:rPr>
+        <w:t>{fromDam-nombreEmpresa}</w:t>
+      </w:r>
+      <w:r>
+        <w:rPr>
+          <w:rFonts w:ascii="Arial" w:hAnsi="Arial" w:cs="Arial"/>
+          <w:b/>
+          <w:bCs/>
+          <w:color w:val="FF0000"/>
+        </w:rPr>
+        <w:t>{fromDam-nombreEmpresaRRR}</w:t>
+      </w:r>
+      <w:r>
+        <w:rPr>
+          <w:rFonts w:ascii="Arial" w:hAnsi="Arial" w:cs="Arial"/>
+          <w:color w:val="000000" w:themeColor="text1"/>
+        </w:rPr>
+        <w:t>,</w:t>
+      </w:r>
+      <w:r>
+        <w:rPr>
+          <w:rFonts w:ascii="Arial" w:hAnsi="Arial" w:cs="Arial"/>
+          <w:b/>
+          <w:bCs/>
+          <w:color w:val="FF0000"/>
+        </w:rPr>
+        <w:t xml:space="preserve"> </w:t>
+      </w:r>
+      <w:r>
+        <w:rPr>
+          <w:rFonts w:ascii="Arial" w:hAnsi="Arial" w:cs="Arial"/>
+        </w:rPr>
+        <w:t xml:space="preserve">identificado con RUC </w:t>
+      </w:r>
+      <w:r>
+        <w:rPr>
+          <w:rFonts w:ascii="Arial" w:hAnsi="Arial" w:cs="Arial"/>
+        </w:rPr>
+        <w:t>n.º</w:t>
+      </w:r>
+      <w:r>
+        <w:t xml:space="preserve"> </w:t>
+      </w:r>
+      <w:r>
+        <w:rPr>
+          <w:rFonts w:ascii="Arial" w:hAnsi="Arial" w:cs="Arial"/>
+        </w:rPr>
+        <w:t>{fromDam-ruc}</w:t>
+      </w:r>
+      <w:r>
+        <w:rPr>
+          <w:rFonts w:ascii="Arial" w:hAnsi="Arial" w:cs="Arial"/>
+          <w:b/>
+          <w:bCs/>
+          <w:color w:val="FF0000"/>
+        </w:rPr>
+        <w:t>{fromDam-rucRRR}</w:t>
+      </w:r>
+      <w:r>
+        <w:rPr>
+          <w:rFonts w:ascii="Arial" w:hAnsi="Arial" w:cs="Arial"/>
+        </w:rPr>
+        <w:t xml:space="preserve">, se establece que la mercancía materia de regularización ha sido objeto de reconocimiento físico dentro del plazo previsto en el artículo 2º de la Resolución Ministerial </w:t>
+      </w:r>
+      <w:r>
+        <w:rPr>
+          <w:rFonts w:ascii="Arial" w:hAnsi="Arial" w:cs="Arial"/>
+        </w:rPr>
+        <w:t>n.º</w:t>
+      </w:r>
+      <w:r>
+        <w:rPr>
+          <w:rFonts w:ascii="Arial" w:hAnsi="Arial" w:cs="Arial"/>
+        </w:rPr>
+        <w:t xml:space="preserve">107-94-EF/10; </w:t>
+      </w:r>
+      <w:r>
+        <w:rPr>
+          <w:rFonts w:ascii="Arial" w:hAnsi="Arial" w:cs="Arial"/>
+        </w:rPr>
+        <w:t xml:space="preserve">por lo tanto, corresponde atender las series de la referida DAM solicitadas a regularización toda vez que se encuentran negociadas en el Arancel Común del Convenio Peruano - Colombiano con una tasa Ad/Valorem – Libre; asimismo, se debe tener en cuenta lo opinado en el informe </w:t>
+      </w:r>
+      <w:r>
+        <w:rPr>
+          <w:rFonts w:ascii="Arial" w:hAnsi="Arial" w:cs="Arial"/>
+        </w:rPr>
+        <w:t>n</w:t>
+      </w:r>
+      <w:r>
+        <w:rPr>
+          <w:rFonts w:ascii="Arial" w:hAnsi="Arial" w:cs="Arial"/>
+        </w:rPr>
+        <w:t>.º 50-2008</w:t>
+      </w:r>
+      <w:r>
+        <w:rPr>
+          <w:rFonts w:ascii="Arial" w:hAnsi="Arial" w:cs="Arial"/>
+        </w:rPr>
+        <w:t>-</w:t>
+      </w:r>
+      <w:r>
+        <w:rPr>
+          <w:rFonts w:ascii="Arial" w:hAnsi="Arial" w:cs="Arial"/>
+        </w:rPr>
+        <w:t xml:space="preserve">SUNAT/2B4000, ratificado mediante Informe </w:t>
+      </w:r>
+      <w:r>
+        <w:rPr>
+          <w:rFonts w:ascii="Arial" w:hAnsi="Arial" w:cs="Arial"/>
+        </w:rPr>
+        <w:t>n</w:t>
+      </w:r>
+      <w:r>
+        <w:rPr>
+          <w:rFonts w:ascii="Arial" w:hAnsi="Arial" w:cs="Arial"/>
+        </w:rPr>
+        <w:t xml:space="preserve">.º 11-2017-SUNAT/340000, donde dice que: “la devolución de los tributos pagados a cuenta, como regularización del despacho de mercancía acogidas estrictamente a los beneficios arancelarios otorgados por el PECO, comprende únicamente los derechos Ad/Valorem cancelados de las mercancías liberadas total o parcialmente por acogimiento del PECO; determinándose que el monto a regularizar en el marco del Decreto Supremo </w:t>
+      </w:r>
+      <w:r>
+        <w:rPr>
+          <w:rFonts w:ascii="Arial" w:hAnsi="Arial" w:cs="Arial"/>
+        </w:rPr>
+        <w:t>n</w:t>
+      </w:r>
+      <w:r>
+        <w:rPr>
+          <w:rFonts w:ascii="Arial" w:hAnsi="Arial" w:cs="Arial"/>
+        </w:rPr>
+        <w:t xml:space="preserve">.º 015-94-EF es de S/ </w:t>
+      </w:r>
+      <w:r>
+        <w:rPr>
+          <w:rFonts w:ascii="Arial" w:hAnsi="Arial" w:cs="Arial"/>
+        </w:rPr>
         <w:t>{</w:t>
       </w:r>
-      <w:proofErr w:type="spellStart"/>
-      <w:r>
-        <w:rPr>
-          <w:rFonts w:ascii="Arial" w:hAnsi="Arial" w:cs="Arial"/>
-        </w:rPr>
-        <w:t>fromDam-nombreEmpresa</w:t>
-      </w:r>
-      <w:proofErr w:type="spellEnd"/>
-      <w:r>
-        <w:rPr>
-          <w:rFonts w:ascii="Arial" w:hAnsi="Arial" w:cs="Arial"/>
-        </w:rPr>
-        <w:t>}</w:t>
-      </w:r>
-      <w:r>
-        <w:rPr>
-          <w:rFonts w:ascii="Arial" w:hAnsi="Arial" w:cs="Arial"/>
-          <w:b/>
-          <w:bCs/>
-          <w:color w:val="FF0000"/>
-        </w:rPr>
-        <w:t>{</w:t>
-      </w:r>
-      <w:proofErr w:type="spellStart"/>
-      <w:r>
-        <w:rPr>
-          <w:rFonts w:ascii="Arial" w:hAnsi="Arial" w:cs="Arial"/>
-          <w:b/>
-          <w:bCs/>
-          <w:color w:val="FF0000"/>
-        </w:rPr>
-        <w:t>fromDam-nombreEmpresaRRR</w:t>
-      </w:r>
-      <w:proofErr w:type="spellEnd"/>
-      <w:r>
-        <w:rPr>
-          <w:rFonts w:ascii="Arial" w:hAnsi="Arial" w:cs="Arial"/>
-          <w:b/>
-          <w:bCs/>
-          <w:color w:val="FF0000"/>
-        </w:rPr>
-        <w:t>}</w:t>
-      </w:r>
-      <w:r>
-        <w:rPr>
-          <w:rFonts w:ascii="Arial" w:hAnsi="Arial" w:cs="Arial"/>
-          <w:color w:val="000000" w:themeColor="text1"/>
-        </w:rPr>
-        <w:t>,</w:t>
-      </w:r>
-      <w:r>
-        <w:rPr>
-          <w:rFonts w:ascii="Arial" w:hAnsi="Arial" w:cs="Arial"/>
-          <w:b/>
-          <w:bCs/>
-          <w:color w:val="FF0000"/>
-        </w:rPr>
-        <w:t xml:space="preserve"> </w:t>
-      </w:r>
-      <w:r>
-        <w:rPr>
-          <w:rFonts w:ascii="Arial" w:hAnsi="Arial" w:cs="Arial"/>
-        </w:rPr>
-        <w:t xml:space="preserve">identificado con RUC </w:t>
-      </w:r>
-      <w:r>
-        <w:rPr>
-          <w:rFonts w:ascii="Arial" w:hAnsi="Arial" w:cs="Arial"/>
-        </w:rPr>
-        <w:t>n.º</w:t>
-      </w:r>
-      <w:r>
-        <w:t xml:space="preserve"> </w:t>
-      </w:r>
-      <w:r>
-        <w:rPr>
-          <w:rFonts w:ascii="Arial" w:hAnsi="Arial" w:cs="Arial"/>
-        </w:rPr>
-        <w:t>{</w:t>
-      </w:r>
-      <w:proofErr w:type="spellStart"/>
-      <w:r>
-        <w:rPr>
-          <w:rFonts w:ascii="Arial" w:hAnsi="Arial" w:cs="Arial"/>
-        </w:rPr>
-        <w:t>fromDam</w:t>
-      </w:r>
-      <w:proofErr w:type="spellEnd"/>
-      <w:r>
-        <w:rPr>
-          <w:rFonts w:ascii="Arial" w:hAnsi="Arial" w:cs="Arial"/>
-        </w:rPr>
-        <w:t>-ruc}</w:t>
-      </w:r>
-      <w:r>
-        <w:rPr>
-          <w:rFonts w:ascii="Arial" w:hAnsi="Arial" w:cs="Arial"/>
-          <w:b/>
-          <w:bCs/>
-          <w:color w:val="FF0000"/>
-        </w:rPr>
-        <w:t>{</w:t>
-      </w:r>
-      <w:proofErr w:type="spellStart"/>
-      <w:r>
-        <w:rPr>
-          <w:rFonts w:ascii="Arial" w:hAnsi="Arial" w:cs="Arial"/>
-          <w:b/>
-          <w:bCs/>
-          <w:color w:val="FF0000"/>
-        </w:rPr>
-        <w:t>fromDam-rucRRR</w:t>
-      </w:r>
-      <w:proofErr w:type="spellEnd"/>
-      <w:r>
-        <w:rPr>
-          <w:rFonts w:ascii="Arial" w:hAnsi="Arial" w:cs="Arial"/>
-          <w:b/>
-          <w:bCs/>
-          <w:color w:val="FF0000"/>
-        </w:rPr>
-        <w:t>}</w:t>
-      </w:r>
-      <w:r>
-        <w:rPr>
-          <w:rFonts w:ascii="Arial" w:hAnsi="Arial" w:cs="Arial"/>
-        </w:rPr>
-        <w:t xml:space="preserve">, se establece que la mercancía materia de regularización ha sido objeto de reconocimiento físico dentro del plazo previsto en el artículo 2º de la Resolución Ministerial </w:t>
-      </w:r>
-      <w:r>
-        <w:rPr>
-          <w:rFonts w:ascii="Arial" w:hAnsi="Arial" w:cs="Arial"/>
-        </w:rPr>
-        <w:t>n.º</w:t>
-      </w:r>
-      <w:r>
-        <w:rPr>
-          <w:rFonts w:ascii="Arial" w:hAnsi="Arial" w:cs="Arial"/>
-        </w:rPr>
-        <w:t xml:space="preserve">107-94-EF/10; </w:t>
-      </w:r>
-      <w:r>
-        <w:rPr>
-          <w:rFonts w:ascii="Arial" w:hAnsi="Arial" w:cs="Arial"/>
-        </w:rPr>
-        <w:t xml:space="preserve">por lo tanto, corresponde atender las series de la referida DAM solicitadas a regularización toda vez que se encuentran negociadas en el Arancel Común del Convenio Peruano - Colombiano con una tasa Ad/Valorem – Libre; asimismo, se debe tener en cuenta lo opinado en el informe </w:t>
-      </w:r>
-      <w:r>
-        <w:rPr>
-          <w:rFonts w:ascii="Arial" w:hAnsi="Arial" w:cs="Arial"/>
-        </w:rPr>
-        <w:t>n</w:t>
-      </w:r>
-      <w:r>
-        <w:rPr>
-          <w:rFonts w:ascii="Arial" w:hAnsi="Arial" w:cs="Arial"/>
-        </w:rPr>
-        <w:t>.º 50-2008</w:t>
-      </w:r>
-      <w:r>
-        <w:rPr>
-          <w:rFonts w:ascii="Arial" w:hAnsi="Arial" w:cs="Arial"/>
-        </w:rPr>
-        <w:t>-</w:t>
-      </w:r>
-      <w:r>
-        <w:rPr>
-          <w:rFonts w:ascii="Arial" w:hAnsi="Arial" w:cs="Arial"/>
-        </w:rPr>
-        <w:t xml:space="preserve">SUNAT/2B4000, ratificado mediante Informe </w:t>
-      </w:r>
-      <w:r>
-        <w:rPr>
-          <w:rFonts w:ascii="Arial" w:hAnsi="Arial" w:cs="Arial"/>
-        </w:rPr>
-        <w:t>n</w:t>
-      </w:r>
-      <w:r>
-        <w:rPr>
-          <w:rFonts w:ascii="Arial" w:hAnsi="Arial" w:cs="Arial"/>
-        </w:rPr>
-        <w:t xml:space="preserve">.º 11-2017-SUNAT/340000, donde dice que: “la devolución de los tributos pagados a cuenta, como regularización del despacho de mercancía acogidas estrictamente a los beneficios arancelarios otorgados por el PECO, comprende únicamente los derechos Ad/Valorem cancelados de las mercancías liberadas total o parcialmente por acogimiento del PECO; determinándose que el monto a regularizar en el marco del Decreto Supremo </w:t>
-      </w:r>
-      <w:r>
-        <w:rPr>
-          <w:rFonts w:ascii="Arial" w:hAnsi="Arial" w:cs="Arial"/>
-        </w:rPr>
-        <w:t>n</w:t>
-      </w:r>
-      <w:r>
-        <w:rPr>
-          <w:rFonts w:ascii="Arial" w:hAnsi="Arial" w:cs="Arial"/>
-        </w:rPr>
-        <w:t xml:space="preserve">.º 015-94-EF es de S/ </w:t>
-      </w:r>
-      <w:r>
-        <w:rPr>
-          <w:rFonts w:ascii="Arial" w:hAnsi="Arial" w:cs="Arial"/>
-        </w:rPr>
-        <w:t>{</w:t>
-      </w:r>
-      <w:proofErr w:type="spellStart"/>
       <w:r>
         <w:rPr>
           <w:rFonts w:ascii="Arial" w:hAnsi="Arial" w:cs="Arial"/>
         </w:rPr>
         <w:t>textoTotReguPECO</w:t>
       </w:r>
-      <w:proofErr w:type="spellEnd"/>
       <w:r>
         <w:rPr>
           <w:rFonts w:ascii="Arial" w:hAnsi="Arial" w:cs="Arial"/>
@@ -10237,14 +8518,12 @@
         </w:rPr>
         <w:t>{/</w:t>
       </w:r>
-      <w:proofErr w:type="spellStart"/>
       <w:r>
         <w:rPr>
           <w:rFonts w:ascii="Arial" w:hAnsi="Arial" w:cs="Arial"/>
         </w:rPr>
         <w:t>estadoOnlyPECO</w:t>
       </w:r>
-      <w:proofErr w:type="spellEnd"/>
       <w:r>
         <w:rPr>
           <w:rFonts w:ascii="Arial" w:hAnsi="Arial" w:cs="Arial"/>
@@ -10335,58 +8614,16 @@
         <w:rPr>
           <w:rFonts w:ascii="Arial" w:hAnsi="Arial"/>
         </w:rPr>
-        <w:t>requerimiento N.º {</w:t>
-      </w:r>
-      <w:proofErr w:type="spellStart"/>
+        <w:t>requerimiento N.º {datosFactura-numeroReqFac}</w:t>
+      </w:r>
       <w:r>
         <w:rPr>
           <w:rFonts w:ascii="Arial" w:hAnsi="Arial"/>
-        </w:rPr>
-        <w:t>datosFactura-</w:t>
-      </w:r>
-      <w:proofErr w:type="gramStart"/>
-      <w:r>
-        <w:rPr>
-          <w:rFonts w:ascii="Arial" w:hAnsi="Arial"/>
-        </w:rPr>
-        <w:t>numeroReqFac</w:t>
-      </w:r>
-      <w:proofErr w:type="spellEnd"/>
-      <w:r>
-        <w:rPr>
-          <w:rFonts w:ascii="Arial" w:hAnsi="Arial"/>
-        </w:rPr>
-        <w:t>}</w:t>
-      </w:r>
-      <w:r>
-        <w:rPr>
-          <w:rFonts w:ascii="Arial" w:hAnsi="Arial"/>
           <w:b/>
           <w:bCs/>
           <w:color w:val="FF0000"/>
         </w:rPr>
-        <w:t>{</w:t>
-      </w:r>
-      <w:proofErr w:type="spellStart"/>
-      <w:proofErr w:type="gramEnd"/>
-      <w:r>
-        <w:rPr>
-          <w:rFonts w:ascii="Arial" w:hAnsi="Arial"/>
-          <w:b/>
-          <w:bCs/>
-          <w:color w:val="FF0000"/>
-        </w:rPr>
-        <w:t>datosFactura-numeroReqFacRRR</w:t>
-      </w:r>
-      <w:proofErr w:type="spellEnd"/>
-      <w:r>
-        <w:rPr>
-          <w:rFonts w:ascii="Arial" w:hAnsi="Arial"/>
-          <w:b/>
-          <w:bCs/>
-          <w:color w:val="FF0000"/>
-        </w:rPr>
-        <w:t>}</w:t>
+        <w:t>{datosFactura-numeroReqFacRRR}</w:t>
       </w:r>
       <w:r>
         <w:rPr>
@@ -10424,25 +8661,26 @@
           <w:sz w:val="22"/>
           <w:szCs w:val="22"/>
         </w:rPr>
-        <w:t>través del requerimiento n.º {</w:t>
-      </w:r>
-      <w:proofErr w:type="spellStart"/>
+        <w:t>través del requerimiento n.º {datosFactura-numeroReqFac}</w:t>
+      </w:r>
       <w:r>
         <w:rPr>
           <w:rFonts w:ascii="Arial" w:hAnsi="Arial"/>
-          <w:sz w:val="22"/>
-          <w:szCs w:val="22"/>
-        </w:rPr>
-        <w:t>datosFactura-numeroReqFac</w:t>
-      </w:r>
-      <w:proofErr w:type="spellEnd"/>
+          <w:b/>
+          <w:bCs/>
+          <w:color w:val="FF0000"/>
+          <w:sz w:val="22"/>
+          <w:szCs w:val="22"/>
+        </w:rPr>
+        <w:t>{datosFactura-numeroReqFacRRR}</w:t>
+      </w:r>
       <w:r>
         <w:rPr>
           <w:rFonts w:ascii="Arial" w:hAnsi="Arial"/>
           <w:sz w:val="22"/>
           <w:szCs w:val="22"/>
         </w:rPr>
-        <w:t>}</w:t>
+        <w:t xml:space="preserve"> de fecha </w:t>
       </w:r>
       <w:r>
         <w:rPr>
@@ -10453,100 +8691,15 @@
           <w:sz w:val="22"/>
           <w:szCs w:val="22"/>
         </w:rPr>
-        <w:t>{</w:t>
-      </w:r>
-      <w:proofErr w:type="spellStart"/>
+        <w:t>{datosFactura-fechaReqFacRRR}</w:t>
+      </w:r>
       <w:r>
         <w:rPr>
           <w:rFonts w:ascii="Arial" w:hAnsi="Arial"/>
-          <w:b/>
-          <w:bCs/>
-          <w:color w:val="FF0000"/>
-          <w:sz w:val="22"/>
-          <w:szCs w:val="22"/>
-        </w:rPr>
-        <w:t>datosFactura-numeroReqFacRRR</w:t>
-      </w:r>
-      <w:proofErr w:type="spellEnd"/>
-      <w:r>
-        <w:rPr>
-          <w:rFonts w:ascii="Arial" w:hAnsi="Arial"/>
-          <w:b/>
-          <w:bCs/>
-          <w:color w:val="FF0000"/>
-          <w:sz w:val="22"/>
-          <w:szCs w:val="22"/>
-        </w:rPr>
-        <w:t>}</w:t>
-      </w:r>
-      <w:r>
-        <w:rPr>
-          <w:rFonts w:ascii="Arial" w:hAnsi="Arial"/>
-          <w:sz w:val="22"/>
-          <w:szCs w:val="22"/>
-        </w:rPr>
-        <w:t xml:space="preserve"> de fecha </w:t>
-      </w:r>
-      <w:r>
-        <w:rPr>
-          <w:rFonts w:ascii="Arial" w:hAnsi="Arial"/>
-          <w:b/>
-          <w:bCs/>
-          <w:color w:val="FF0000"/>
-          <w:sz w:val="22"/>
-          <w:szCs w:val="22"/>
-        </w:rPr>
-        <w:t>{</w:t>
-      </w:r>
-      <w:proofErr w:type="spellStart"/>
-      <w:r>
-        <w:rPr>
-          <w:rFonts w:ascii="Arial" w:hAnsi="Arial"/>
-          <w:b/>
-          <w:bCs/>
-          <w:color w:val="FF0000"/>
-          <w:sz w:val="22"/>
-          <w:szCs w:val="22"/>
-        </w:rPr>
-        <w:t>datosFactura-fechaReqFacRRR</w:t>
-      </w:r>
-      <w:proofErr w:type="spellEnd"/>
-      <w:r>
-        <w:rPr>
-          <w:rFonts w:ascii="Arial" w:hAnsi="Arial"/>
-          <w:b/>
-          <w:bCs/>
-          <w:color w:val="FF0000"/>
-          <w:sz w:val="22"/>
-          <w:szCs w:val="22"/>
-        </w:rPr>
-        <w:t>}</w:t>
-      </w:r>
-      <w:r>
-        <w:rPr>
-          <w:rFonts w:ascii="Arial" w:hAnsi="Arial"/>
-          <w:sz w:val="22"/>
-          <w:szCs w:val="22"/>
-        </w:rPr>
-        <w:t>{</w:t>
-      </w:r>
-      <w:proofErr w:type="spellStart"/>
-      <w:r>
-        <w:rPr>
-          <w:rFonts w:ascii="Arial" w:hAnsi="Arial"/>
-          <w:sz w:val="22"/>
-          <w:szCs w:val="22"/>
-        </w:rPr>
-        <w:t>datosFactura-fechaReqFac</w:t>
-      </w:r>
-      <w:proofErr w:type="spellEnd"/>
-      <w:r>
-        <w:rPr>
-          <w:rFonts w:ascii="Arial" w:hAnsi="Arial"/>
-          <w:sz w:val="22"/>
-          <w:szCs w:val="22"/>
-        </w:rPr>
-        <w:t xml:space="preserve">} presentó a esta administración la factura digitalizada, la misma que se encuentra detallada en  </w:t>
+          <w:sz w:val="22"/>
+          <w:szCs w:val="22"/>
+        </w:rPr>
+        <w:t xml:space="preserve">{datosFactura-fechaReqFac} presentó a esta administración la factura digitalizada, la misma que se encuentra detallada en  </w:t>
       </w:r>
       <w:r>
         <w:rPr>
@@ -10669,112 +8822,34 @@
           <w:sz w:val="22"/>
           <w:szCs w:val="22"/>
         </w:rPr>
-        <w:t>se evidencia que el importador todavía se encuentra dentro del plazo para realizar la transferencia por el pago de las mercancías; en tal sentido, corresponde la devolución solicitada por {</w:t>
-      </w:r>
-      <w:proofErr w:type="spellStart"/>
+        <w:t>se evidencia que el importador todavía se encuentra dentro del plazo para realizar la transferencia por el pago de las mercancías; en tal sentido, corresponde la devolución solicitada por {fromDam-nombreEmpresa}</w:t>
+      </w:r>
       <w:r>
         <w:rPr>
           <w:rFonts w:ascii="Arial" w:hAnsi="Arial"/>
-          <w:sz w:val="22"/>
-          <w:szCs w:val="22"/>
-        </w:rPr>
-        <w:t>fromDam-nombreEmpresa</w:t>
-      </w:r>
-      <w:proofErr w:type="spellEnd"/>
+          <w:b/>
+          <w:bCs/>
+          <w:color w:val="FF0000"/>
+          <w:sz w:val="22"/>
+          <w:szCs w:val="22"/>
+        </w:rPr>
+        <w:t>{fromDam-nombreEmpresaRRR}</w:t>
+      </w:r>
       <w:r>
         <w:rPr>
           <w:rFonts w:ascii="Arial" w:hAnsi="Arial"/>
           <w:sz w:val="22"/>
           <w:szCs w:val="22"/>
         </w:rPr>
-        <w:t>}</w:t>
+        <w:t xml:space="preserve">. identificada con RUC n.º {fromDam-ruc} al </w:t>
       </w:r>
       <w:r>
         <w:rPr>
           <w:rFonts w:ascii="Arial" w:hAnsi="Arial"/>
-          <w:b/>
-          <w:bCs/>
-          <w:color w:val="FF0000"/>
-          <w:sz w:val="22"/>
-          <w:szCs w:val="22"/>
-        </w:rPr>
-        <w:t>{</w:t>
-      </w:r>
-      <w:proofErr w:type="spellStart"/>
-      <w:r>
-        <w:rPr>
-          <w:rFonts w:ascii="Arial" w:hAnsi="Arial"/>
-          <w:b/>
-          <w:bCs/>
-          <w:color w:val="FF0000"/>
-          <w:sz w:val="22"/>
-          <w:szCs w:val="22"/>
-        </w:rPr>
-        <w:t>fromDam-nombreEmpresaRRR</w:t>
-      </w:r>
-      <w:proofErr w:type="spellEnd"/>
-      <w:r>
-        <w:rPr>
-          <w:rFonts w:ascii="Arial" w:hAnsi="Arial"/>
-          <w:b/>
-          <w:bCs/>
-          <w:color w:val="FF0000"/>
-          <w:sz w:val="22"/>
-          <w:szCs w:val="22"/>
-        </w:rPr>
-        <w:t>}</w:t>
-      </w:r>
-      <w:r>
-        <w:rPr>
-          <w:rFonts w:ascii="Arial" w:hAnsi="Arial"/>
-          <w:sz w:val="22"/>
-          <w:szCs w:val="22"/>
-        </w:rPr>
-        <w:t>. identificada con RUC n.º {</w:t>
-      </w:r>
-      <w:proofErr w:type="spellStart"/>
-      <w:r>
-        <w:rPr>
-          <w:rFonts w:ascii="Arial" w:hAnsi="Arial"/>
-          <w:sz w:val="22"/>
-          <w:szCs w:val="22"/>
-        </w:rPr>
-        <w:t>fromDam</w:t>
-      </w:r>
-      <w:proofErr w:type="spellEnd"/>
-      <w:r>
-        <w:rPr>
-          <w:rFonts w:ascii="Arial" w:hAnsi="Arial"/>
-          <w:sz w:val="22"/>
-          <w:szCs w:val="22"/>
-        </w:rPr>
-        <w:t xml:space="preserve">-ruc} al </w:t>
-      </w:r>
-      <w:r>
-        <w:rPr>
-          <w:rFonts w:ascii="Arial" w:hAnsi="Arial"/>
-          <w:sz w:val="22"/>
-          <w:szCs w:val="22"/>
-        </w:rPr>
-        <w:t>{</w:t>
-      </w:r>
-      <w:proofErr w:type="spellStart"/>
-      <w:r>
-        <w:rPr>
-          <w:rFonts w:ascii="Arial" w:hAnsi="Arial"/>
-          <w:sz w:val="22"/>
-          <w:szCs w:val="22"/>
-        </w:rPr>
-        <w:t>textoPlazoFactura</w:t>
-      </w:r>
-      <w:proofErr w:type="spellEnd"/>
-      <w:r>
-        <w:rPr>
-          <w:rFonts w:ascii="Arial" w:hAnsi="Arial"/>
-          <w:sz w:val="22"/>
-          <w:szCs w:val="22"/>
-        </w:rPr>
-        <w:t>}</w:t>
+          <w:sz w:val="22"/>
+          <w:szCs w:val="22"/>
+        </w:rPr>
+        <w:t>{textoPlazoFactura}</w:t>
       </w:r>
       <w:r>
         <w:rPr>
@@ -10840,7 +8915,6 @@
         <w:t>{/</w:t>
       </w:r>
       <w:bookmarkStart w:id="7" w:name="_Hlk231302066"/>
-      <w:proofErr w:type="spellStart"/>
       <w:r>
         <w:rPr>
           <w:rFonts w:ascii="Arial" w:hAnsi="Arial" w:cs="Arial"/>
@@ -10850,7 +8924,6 @@
         <w:t>estadopagoFacturaTipoVencimiento</w:t>
       </w:r>
       <w:bookmarkEnd w:id="7"/>
-      <w:proofErr w:type="spellEnd"/>
       <w:r>
         <w:rPr>
           <w:rFonts w:ascii="Arial" w:hAnsi="Arial" w:cs="Arial"/>
@@ -10932,58 +9005,16 @@
         <w:rPr>
           <w:rFonts w:ascii="Arial" w:hAnsi="Arial"/>
         </w:rPr>
-        <w:t>requerimiento N.º {</w:t>
-      </w:r>
-      <w:proofErr w:type="spellStart"/>
+        <w:t>requerimiento N.º {datosFactura-numeroReqFac}</w:t>
+      </w:r>
       <w:r>
         <w:rPr>
           <w:rFonts w:ascii="Arial" w:hAnsi="Arial"/>
-        </w:rPr>
-        <w:t>datosFactura-</w:t>
-      </w:r>
-      <w:proofErr w:type="gramStart"/>
-      <w:r>
-        <w:rPr>
-          <w:rFonts w:ascii="Arial" w:hAnsi="Arial"/>
-        </w:rPr>
-        <w:t>numeroReqFac</w:t>
-      </w:r>
-      <w:proofErr w:type="spellEnd"/>
-      <w:r>
-        <w:rPr>
-          <w:rFonts w:ascii="Arial" w:hAnsi="Arial"/>
-        </w:rPr>
-        <w:t>}</w:t>
-      </w:r>
-      <w:r>
-        <w:rPr>
-          <w:rFonts w:ascii="Arial" w:hAnsi="Arial"/>
           <w:b/>
           <w:bCs/>
           <w:color w:val="FF0000"/>
         </w:rPr>
-        <w:t>{</w:t>
-      </w:r>
-      <w:proofErr w:type="spellStart"/>
-      <w:proofErr w:type="gramEnd"/>
-      <w:r>
-        <w:rPr>
-          <w:rFonts w:ascii="Arial" w:hAnsi="Arial"/>
-          <w:b/>
-          <w:bCs/>
-          <w:color w:val="FF0000"/>
-        </w:rPr>
-        <w:t>datosFactura-numeroReqFacRRR</w:t>
-      </w:r>
-      <w:proofErr w:type="spellEnd"/>
-      <w:r>
-        <w:rPr>
-          <w:rFonts w:ascii="Arial" w:hAnsi="Arial"/>
-          <w:b/>
-          <w:bCs/>
-          <w:color w:val="FF0000"/>
-        </w:rPr>
-        <w:t>}</w:t>
+        <w:t>{datosFactura-numeroReqFacRRR}</w:t>
       </w:r>
       <w:r>
         <w:rPr>
@@ -11021,25 +9052,26 @@
           <w:sz w:val="22"/>
           <w:szCs w:val="22"/>
         </w:rPr>
-        <w:t>través del requerimiento n.º {</w:t>
-      </w:r>
-      <w:proofErr w:type="spellStart"/>
+        <w:t>través del requerimiento n.º {datosFactura-numeroReqFac}</w:t>
+      </w:r>
       <w:r>
         <w:rPr>
           <w:rFonts w:ascii="Arial" w:hAnsi="Arial"/>
-          <w:sz w:val="22"/>
-          <w:szCs w:val="22"/>
-        </w:rPr>
-        <w:t>datosFactura-numeroReqFac</w:t>
-      </w:r>
-      <w:proofErr w:type="spellEnd"/>
+          <w:b/>
+          <w:bCs/>
+          <w:color w:val="FF0000"/>
+          <w:sz w:val="22"/>
+          <w:szCs w:val="22"/>
+        </w:rPr>
+        <w:t>{datosFactura-numeroReqFacRRR}</w:t>
+      </w:r>
       <w:r>
         <w:rPr>
           <w:rFonts w:ascii="Arial" w:hAnsi="Arial"/>
           <w:sz w:val="22"/>
           <w:szCs w:val="22"/>
         </w:rPr>
-        <w:t>}</w:t>
+        <w:t xml:space="preserve"> de fecha </w:t>
       </w:r>
       <w:r>
         <w:rPr>
@@ -11050,100 +9082,15 @@
           <w:sz w:val="22"/>
           <w:szCs w:val="22"/>
         </w:rPr>
-        <w:t>{</w:t>
-      </w:r>
-      <w:proofErr w:type="spellStart"/>
+        <w:t>{datosFactura-fechaReqFacRRR}</w:t>
+      </w:r>
       <w:r>
         <w:rPr>
           <w:rFonts w:ascii="Arial" w:hAnsi="Arial"/>
-          <w:b/>
-          <w:bCs/>
-          <w:color w:val="FF0000"/>
-          <w:sz w:val="22"/>
-          <w:szCs w:val="22"/>
-        </w:rPr>
-        <w:t>datosFactura-numeroReqFacRRR</w:t>
-      </w:r>
-      <w:proofErr w:type="spellEnd"/>
-      <w:r>
-        <w:rPr>
-          <w:rFonts w:ascii="Arial" w:hAnsi="Arial"/>
-          <w:b/>
-          <w:bCs/>
-          <w:color w:val="FF0000"/>
-          <w:sz w:val="22"/>
-          <w:szCs w:val="22"/>
-        </w:rPr>
-        <w:t>}</w:t>
-      </w:r>
-      <w:r>
-        <w:rPr>
-          <w:rFonts w:ascii="Arial" w:hAnsi="Arial"/>
-          <w:sz w:val="22"/>
-          <w:szCs w:val="22"/>
-        </w:rPr>
-        <w:t xml:space="preserve"> de fecha </w:t>
-      </w:r>
-      <w:r>
-        <w:rPr>
-          <w:rFonts w:ascii="Arial" w:hAnsi="Arial"/>
-          <w:b/>
-          <w:bCs/>
-          <w:color w:val="FF0000"/>
-          <w:sz w:val="22"/>
-          <w:szCs w:val="22"/>
-        </w:rPr>
-        <w:t>{</w:t>
-      </w:r>
-      <w:proofErr w:type="spellStart"/>
-      <w:r>
-        <w:rPr>
-          <w:rFonts w:ascii="Arial" w:hAnsi="Arial"/>
-          <w:b/>
-          <w:bCs/>
-          <w:color w:val="FF0000"/>
-          <w:sz w:val="22"/>
-          <w:szCs w:val="22"/>
-        </w:rPr>
-        <w:t>datosFactura-fechaReqFacRRR</w:t>
-      </w:r>
-      <w:proofErr w:type="spellEnd"/>
-      <w:r>
-        <w:rPr>
-          <w:rFonts w:ascii="Arial" w:hAnsi="Arial"/>
-          <w:b/>
-          <w:bCs/>
-          <w:color w:val="FF0000"/>
-          <w:sz w:val="22"/>
-          <w:szCs w:val="22"/>
-        </w:rPr>
-        <w:t>}</w:t>
-      </w:r>
-      <w:r>
-        <w:rPr>
-          <w:rFonts w:ascii="Arial" w:hAnsi="Arial"/>
-          <w:sz w:val="22"/>
-          <w:szCs w:val="22"/>
-        </w:rPr>
-        <w:t>{</w:t>
-      </w:r>
-      <w:proofErr w:type="spellStart"/>
-      <w:r>
-        <w:rPr>
-          <w:rFonts w:ascii="Arial" w:hAnsi="Arial"/>
-          <w:sz w:val="22"/>
-          <w:szCs w:val="22"/>
-        </w:rPr>
-        <w:t>datosFactura-fechaReqFac</w:t>
-      </w:r>
-      <w:proofErr w:type="spellEnd"/>
-      <w:r>
-        <w:rPr>
-          <w:rFonts w:ascii="Arial" w:hAnsi="Arial"/>
-          <w:sz w:val="22"/>
-          <w:szCs w:val="22"/>
-        </w:rPr>
-        <w:t xml:space="preserve">} presentó a esta administración la factura digitalizada, la misma que se encuentra detallada en  </w:t>
+          <w:sz w:val="22"/>
+          <w:szCs w:val="22"/>
+        </w:rPr>
+        <w:t xml:space="preserve">{datosFactura-fechaReqFac} presentó a esta administración la factura digitalizada, la misma que se encuentra detallada en  </w:t>
       </w:r>
       <w:r>
         <w:rPr>
@@ -11160,60 +9107,18 @@
           <w:sz w:val="22"/>
           <w:szCs w:val="22"/>
         </w:rPr>
-        <w:t>, se ha procedido a revisar y verificar las condiciones de pago establecidas entre el importador y su proveedor, se observa que la fecha de pago de las mercancías es {</w:t>
-      </w:r>
-      <w:proofErr w:type="spellStart"/>
+        <w:t>, se ha procedido a revisar y verificar las condiciones de pago establecidas entre el importador y su proveedor, se observa que la fecha de pago de las mercancías es {datosFactura-plazoFac}</w:t>
+      </w:r>
       <w:r>
         <w:rPr>
           <w:rFonts w:ascii="Arial" w:hAnsi="Arial"/>
-          <w:sz w:val="22"/>
-          <w:szCs w:val="22"/>
-        </w:rPr>
-        <w:t>datosFactura-plazoFac</w:t>
-      </w:r>
-      <w:proofErr w:type="spellEnd"/>
-      <w:r>
-        <w:rPr>
-          <w:rFonts w:ascii="Arial" w:hAnsi="Arial"/>
-          <w:sz w:val="22"/>
-          <w:szCs w:val="22"/>
-        </w:rPr>
-        <w:t>}</w:t>
-      </w:r>
-      <w:r>
-        <w:rPr>
-          <w:rFonts w:ascii="Arial" w:hAnsi="Arial"/>
           <w:b/>
           <w:bCs/>
           <w:color w:val="FF0000"/>
           <w:sz w:val="22"/>
           <w:szCs w:val="22"/>
         </w:rPr>
-        <w:t>{</w:t>
-      </w:r>
-      <w:proofErr w:type="spellStart"/>
-      <w:r>
-        <w:rPr>
-          <w:rFonts w:ascii="Arial" w:hAnsi="Arial"/>
-          <w:b/>
-          <w:bCs/>
-          <w:color w:val="FF0000"/>
-          <w:sz w:val="22"/>
-          <w:szCs w:val="22"/>
-        </w:rPr>
-        <w:t>datosFactura-plazoFacRRR</w:t>
-      </w:r>
-      <w:proofErr w:type="spellEnd"/>
-      <w:r>
-        <w:rPr>
-          <w:rFonts w:ascii="Arial" w:hAnsi="Arial"/>
-          <w:b/>
-          <w:bCs/>
-          <w:color w:val="FF0000"/>
-          <w:sz w:val="22"/>
-          <w:szCs w:val="22"/>
-        </w:rPr>
-        <w:t>}</w:t>
+        <w:t>{datosFactura-plazoFacRRR}</w:t>
       </w:r>
       <w:r>
         <w:rPr>
@@ -11240,7 +9145,6 @@
         </w:rPr>
         <w:t>{</w:t>
       </w:r>
-      <w:proofErr w:type="spellStart"/>
       <w:r>
         <w:rPr>
           <w:rFonts w:ascii="Arial" w:hAnsi="Arial"/>
@@ -11249,7 +9153,6 @@
         </w:rPr>
         <w:t>textoFechaTipado</w:t>
       </w:r>
-      <w:proofErr w:type="spellEnd"/>
       <w:r>
         <w:rPr>
           <w:rFonts w:ascii="Arial" w:hAnsi="Arial"/>
@@ -11267,154 +9170,68 @@
           <w:sz w:val="22"/>
           <w:szCs w:val="22"/>
         </w:rPr>
+        <w:t>{textoFechaTipadoRRR}</w:t>
+      </w:r>
+      <w:r>
+        <w:rPr>
+          <w:rFonts w:ascii="Arial" w:hAnsi="Arial"/>
+          <w:sz w:val="22"/>
+          <w:szCs w:val="22"/>
+        </w:rPr>
+        <w:t xml:space="preserve"> </w:t>
+      </w:r>
+      <w:r>
+        <w:rPr>
+          <w:rFonts w:ascii="Arial" w:hAnsi="Arial"/>
+          <w:sz w:val="22"/>
+          <w:szCs w:val="22"/>
+        </w:rPr>
+        <w:t>se evidencia que el importador todavía se encuentra dentro del plazo para realizar la transferencia por el pago de las mercancías; en tal sentido, corresponde la devolución solicitada por {fromDam-nombreEmpresa}</w:t>
+      </w:r>
+      <w:r>
+        <w:rPr>
+          <w:rFonts w:ascii="Arial" w:hAnsi="Arial"/>
+          <w:b/>
+          <w:bCs/>
+          <w:color w:val="FF0000"/>
+          <w:sz w:val="22"/>
+          <w:szCs w:val="22"/>
+        </w:rPr>
+        <w:t>{fromDam-nombreEmpresaRRR}</w:t>
+      </w:r>
+      <w:r>
+        <w:rPr>
+          <w:rFonts w:ascii="Arial" w:hAnsi="Arial"/>
+          <w:sz w:val="22"/>
+          <w:szCs w:val="22"/>
+        </w:rPr>
+        <w:t>. identificada con RUC n.º {fromDam-ruc} al</w:t>
+      </w:r>
+      <w:r>
+        <w:rPr>
+          <w:rFonts w:ascii="Arial" w:hAnsi="Arial"/>
+          <w:sz w:val="22"/>
+          <w:szCs w:val="22"/>
+        </w:rPr>
+        <w:t xml:space="preserve"> </w:t>
+      </w:r>
+      <w:bookmarkStart w:id="8" w:name="_Hlk231365774"/>
+      <w:r>
+        <w:rPr>
+          <w:rFonts w:ascii="Arial" w:hAnsi="Arial"/>
+          <w:sz w:val="22"/>
+          <w:szCs w:val="22"/>
+        </w:rPr>
         <w:t>{</w:t>
       </w:r>
-      <w:proofErr w:type="spellStart"/>
       <w:r>
         <w:rPr>
           <w:rFonts w:ascii="Arial" w:hAnsi="Arial"/>
-          <w:b/>
-          <w:bCs/>
-          <w:color w:val="FF0000"/>
-          <w:sz w:val="22"/>
-          <w:szCs w:val="22"/>
-        </w:rPr>
-        <w:t>textoFechaTipadoRRR</w:t>
-      </w:r>
-      <w:proofErr w:type="spellEnd"/>
-      <w:r>
-        <w:rPr>
-          <w:rFonts w:ascii="Arial" w:hAnsi="Arial"/>
-          <w:b/>
-          <w:bCs/>
-          <w:color w:val="FF0000"/>
-          <w:sz w:val="22"/>
-          <w:szCs w:val="22"/>
-        </w:rPr>
-        <w:t>}</w:t>
-      </w:r>
-      <w:r>
-        <w:rPr>
-          <w:rFonts w:ascii="Arial" w:hAnsi="Arial"/>
-          <w:sz w:val="22"/>
-          <w:szCs w:val="22"/>
-        </w:rPr>
-        <w:t xml:space="preserve"> </w:t>
-      </w:r>
-      <w:r>
-        <w:rPr>
-          <w:rFonts w:ascii="Arial" w:hAnsi="Arial"/>
-          <w:sz w:val="22"/>
-          <w:szCs w:val="22"/>
-        </w:rPr>
-        <w:t>se evidencia que el importador todavía se encuentra dentro del plazo para realizar la transferencia por el pago de las mercancías; en tal sentido, corresponde la devolución solicitada por {</w:t>
-      </w:r>
-      <w:proofErr w:type="spellStart"/>
-      <w:r>
-        <w:rPr>
-          <w:rFonts w:ascii="Arial" w:hAnsi="Arial"/>
-          <w:sz w:val="22"/>
-          <w:szCs w:val="22"/>
-        </w:rPr>
-        <w:t>fromDam-nombreEmpresa</w:t>
-      </w:r>
-      <w:proofErr w:type="spellEnd"/>
-      <w:r>
-        <w:rPr>
-          <w:rFonts w:ascii="Arial" w:hAnsi="Arial"/>
-          <w:sz w:val="22"/>
-          <w:szCs w:val="22"/>
-        </w:rPr>
-        <w:t>}</w:t>
-      </w:r>
-      <w:r>
-        <w:rPr>
-          <w:rFonts w:ascii="Arial" w:hAnsi="Arial"/>
-          <w:b/>
-          <w:bCs/>
-          <w:color w:val="FF0000"/>
-          <w:sz w:val="22"/>
-          <w:szCs w:val="22"/>
-        </w:rPr>
-        <w:t>{</w:t>
-      </w:r>
-      <w:proofErr w:type="spellStart"/>
-      <w:r>
-        <w:rPr>
-          <w:rFonts w:ascii="Arial" w:hAnsi="Arial"/>
-          <w:b/>
-          <w:bCs/>
-          <w:color w:val="FF0000"/>
-          <w:sz w:val="22"/>
-          <w:szCs w:val="22"/>
-        </w:rPr>
-        <w:t>fromDam-nombreEmpresaRRR</w:t>
-      </w:r>
-      <w:proofErr w:type="spellEnd"/>
-      <w:r>
-        <w:rPr>
-          <w:rFonts w:ascii="Arial" w:hAnsi="Arial"/>
-          <w:b/>
-          <w:bCs/>
-          <w:color w:val="FF0000"/>
-          <w:sz w:val="22"/>
-          <w:szCs w:val="22"/>
-        </w:rPr>
-        <w:t>}</w:t>
-      </w:r>
-      <w:r>
-        <w:rPr>
-          <w:rFonts w:ascii="Arial" w:hAnsi="Arial"/>
-          <w:sz w:val="22"/>
-          <w:szCs w:val="22"/>
-        </w:rPr>
-        <w:t>. identificada con RUC n.º {</w:t>
-      </w:r>
-      <w:proofErr w:type="spellStart"/>
-      <w:r>
-        <w:rPr>
-          <w:rFonts w:ascii="Arial" w:hAnsi="Arial"/>
-          <w:sz w:val="22"/>
-          <w:szCs w:val="22"/>
-        </w:rPr>
-        <w:t>fromDam</w:t>
-      </w:r>
-      <w:proofErr w:type="spellEnd"/>
-      <w:r>
-        <w:rPr>
-          <w:rFonts w:ascii="Arial" w:hAnsi="Arial"/>
-          <w:sz w:val="22"/>
-          <w:szCs w:val="22"/>
-        </w:rPr>
-        <w:t>-ruc} al</w:t>
-      </w:r>
-      <w:r>
-        <w:rPr>
-          <w:rFonts w:ascii="Arial" w:hAnsi="Arial"/>
-          <w:sz w:val="22"/>
-          <w:szCs w:val="22"/>
-        </w:rPr>
-        <w:t xml:space="preserve"> </w:t>
-      </w:r>
-      <w:bookmarkStart w:id="8" w:name="_Hlk231365774"/>
-      <w:r>
-        <w:rPr>
-          <w:rFonts w:ascii="Arial" w:hAnsi="Arial"/>
-          <w:sz w:val="22"/>
-          <w:szCs w:val="22"/>
-        </w:rPr>
-        <w:t>{</w:t>
-      </w:r>
-      <w:proofErr w:type="spellStart"/>
-      <w:r>
-        <w:rPr>
-          <w:rFonts w:ascii="Arial" w:hAnsi="Arial"/>
           <w:sz w:val="22"/>
           <w:szCs w:val="22"/>
         </w:rPr>
         <w:t>textoPlazoFactura</w:t>
       </w:r>
-      <w:proofErr w:type="spellEnd"/>
       <w:r>
         <w:rPr>
           <w:rFonts w:ascii="Arial" w:hAnsi="Arial"/>
@@ -11471,7 +9288,6 @@
         </w:rPr>
         <w:t>{/</w:t>
       </w:r>
-      <w:proofErr w:type="spellStart"/>
       <w:r>
         <w:rPr>
           <w:rFonts w:ascii="Arial" w:hAnsi="Arial" w:cs="Arial"/>
@@ -11480,7 +9296,6 @@
         </w:rPr>
         <w:t>estadoPagoFacturaTipoPlazo</w:t>
       </w:r>
-      <w:proofErr w:type="spellEnd"/>
       <w:r>
         <w:rPr>
           <w:rFonts w:ascii="Arial" w:hAnsi="Arial" w:cs="Arial"/>
@@ -11617,14 +9432,12 @@
         </w:rPr>
         <w:t>{/</w:t>
       </w:r>
-      <w:proofErr w:type="spellStart"/>
       <w:r>
         <w:rPr>
           <w:rFonts w:ascii="Arial" w:hAnsi="Arial" w:cs="Arial"/>
         </w:rPr>
         <w:t>estadoPago</w:t>
       </w:r>
-      <w:proofErr w:type="spellEnd"/>
       <w:r>
         <w:rPr>
           <w:rFonts w:ascii="Arial" w:hAnsi="Arial" w:cs="Arial"/>
@@ -11816,14 +9629,14 @@
         </w:rPr>
         <w:t>.2026</w:t>
       </w:r>
+      <w:bookmarkEnd w:id="9"/>
       <w:r>
         <w:rPr>
           <w:rFonts w:ascii="Arial" w:hAnsi="Arial" w:cs="Arial"/>
           <w:lang w:eastAsia="en-US"/>
         </w:rPr>
-        <w:t>.</w:t>
-      </w:r>
-      <w:bookmarkEnd w:id="9"/>
+        <w:t>;</w:t>
+      </w:r>
     </w:p>
     <w:p>
       <w:pPr>
@@ -11987,34 +9800,7 @@
           <w:sz w:val="22"/>
           <w:szCs w:val="22"/>
         </w:rPr>
-        <w:t>{</w:t>
-      </w:r>
-      <w:proofErr w:type="spellStart"/>
-      <w:r>
-        <w:rPr>
-          <w:rFonts w:ascii="Arial" w:hAnsi="Arial" w:cs="Arial"/>
-          <w:sz w:val="22"/>
-          <w:szCs w:val="22"/>
-        </w:rPr>
-        <w:t>fromDam-</w:t>
-      </w:r>
-      <w:proofErr w:type="gramStart"/>
-      <w:r>
-        <w:rPr>
-          <w:rFonts w:ascii="Arial" w:hAnsi="Arial" w:cs="Arial"/>
-          <w:sz w:val="22"/>
-          <w:szCs w:val="22"/>
-        </w:rPr>
-        <w:t>numeroDam</w:t>
-      </w:r>
-      <w:proofErr w:type="spellEnd"/>
-      <w:r>
-        <w:rPr>
-          <w:rFonts w:ascii="Arial" w:hAnsi="Arial" w:cs="Arial"/>
-          <w:sz w:val="22"/>
-          <w:szCs w:val="22"/>
-        </w:rPr>
-        <w:t>}</w:t>
+        <w:t>{fromDam-numeroDam}</w:t>
       </w:r>
       <w:r>
         <w:rPr>
@@ -12025,32 +9811,7 @@
           <w:sz w:val="22"/>
           <w:szCs w:val="22"/>
         </w:rPr>
-        <w:t>{</w:t>
-      </w:r>
-      <w:proofErr w:type="spellStart"/>
-      <w:proofErr w:type="gramEnd"/>
-      <w:r>
-        <w:rPr>
-          <w:rFonts w:ascii="Arial" w:hAnsi="Arial" w:cs="Arial"/>
-          <w:b/>
-          <w:bCs/>
-          <w:color w:val="FF0000"/>
-          <w:sz w:val="22"/>
-          <w:szCs w:val="22"/>
-        </w:rPr>
-        <w:t>fromDam-numeroDamRRR</w:t>
-      </w:r>
-      <w:proofErr w:type="spellEnd"/>
-      <w:r>
-        <w:rPr>
-          <w:rFonts w:ascii="Arial" w:hAnsi="Arial" w:cs="Arial"/>
-          <w:b/>
-          <w:bCs/>
-          <w:color w:val="FF0000"/>
-          <w:sz w:val="22"/>
-          <w:szCs w:val="22"/>
-        </w:rPr>
-        <w:t>}</w:t>
+        <w:t>{fromDam-numeroDamRRR}</w:t>
       </w:r>
       <w:r>
         <w:rPr>
@@ -12164,34 +9925,7 @@
           <w:sz w:val="22"/>
           <w:szCs w:val="22"/>
         </w:rPr>
-        <w:t>{</w:t>
-      </w:r>
-      <w:proofErr w:type="spellStart"/>
-      <w:r>
-        <w:rPr>
-          <w:rFonts w:ascii="Arial" w:hAnsi="Arial" w:cs="Arial"/>
-          <w:sz w:val="22"/>
-          <w:szCs w:val="22"/>
-        </w:rPr>
-        <w:t>fromDam-</w:t>
-      </w:r>
-      <w:proofErr w:type="gramStart"/>
-      <w:r>
-        <w:rPr>
-          <w:rFonts w:ascii="Arial" w:hAnsi="Arial" w:cs="Arial"/>
-          <w:sz w:val="22"/>
-          <w:szCs w:val="22"/>
-        </w:rPr>
-        <w:t>nombreEmpresa</w:t>
-      </w:r>
-      <w:proofErr w:type="spellEnd"/>
-      <w:r>
-        <w:rPr>
-          <w:rFonts w:ascii="Arial" w:hAnsi="Arial" w:cs="Arial"/>
-          <w:sz w:val="22"/>
-          <w:szCs w:val="22"/>
-        </w:rPr>
-        <w:t>}</w:t>
+        <w:t>{fromDam-nombreEmpresa}</w:t>
       </w:r>
       <w:r>
         <w:rPr>
@@ -12202,10 +9936,17 @@
           <w:sz w:val="22"/>
           <w:szCs w:val="22"/>
         </w:rPr>
-        <w:t>{</w:t>
-      </w:r>
-      <w:proofErr w:type="spellStart"/>
-      <w:proofErr w:type="gramEnd"/>
+        <w:t>{fromDam-nombreEmpresaRRR}</w:t>
+      </w:r>
+      <w:r>
+        <w:rPr>
+          <w:rFonts w:ascii="Arial" w:hAnsi="Arial" w:cs="Arial"/>
+          <w:color w:val="000000" w:themeColor="text1"/>
+          <w:sz w:val="22"/>
+          <w:szCs w:val="22"/>
+        </w:rPr>
+        <w:t>,</w:t>
+      </w:r>
       <w:r>
         <w:rPr>
           <w:rFonts w:ascii="Arial" w:hAnsi="Arial" w:cs="Arial"/>
@@ -12215,38 +9956,6 @@
           <w:sz w:val="22"/>
           <w:szCs w:val="22"/>
         </w:rPr>
-        <w:t>fromDam-nombreEmpresaRRR</w:t>
-      </w:r>
-      <w:proofErr w:type="spellEnd"/>
-      <w:r>
-        <w:rPr>
-          <w:rFonts w:ascii="Arial" w:hAnsi="Arial" w:cs="Arial"/>
-          <w:b/>
-          <w:bCs/>
-          <w:color w:val="FF0000"/>
-          <w:sz w:val="22"/>
-          <w:szCs w:val="22"/>
-        </w:rPr>
-        <w:t>}</w:t>
-      </w:r>
-      <w:r>
-        <w:rPr>
-          <w:rFonts w:ascii="Arial" w:hAnsi="Arial" w:cs="Arial"/>
-          <w:color w:val="000000" w:themeColor="text1"/>
-          <w:sz w:val="22"/>
-          <w:szCs w:val="22"/>
-        </w:rPr>
-        <w:t>,</w:t>
-      </w:r>
-      <w:r>
-        <w:rPr>
-          <w:rFonts w:ascii="Arial" w:hAnsi="Arial" w:cs="Arial"/>
-          <w:b/>
-          <w:bCs/>
-          <w:color w:val="FF0000"/>
-          <w:sz w:val="22"/>
-          <w:szCs w:val="22"/>
-        </w:rPr>
         <w:t xml:space="preserve"> </w:t>
       </w:r>
       <w:r>
@@ -12322,7 +10031,23 @@
           <w:sz w:val="22"/>
           <w:szCs w:val="22"/>
         </w:rPr>
-        <w:t>.º27037”, por los considerandos expuestos en la presente resolución; sin perjuicio de la fiscalización posterior que pudiera realizar la Superintendencia Nacional de Aduanas y de Administración Tributaria - SUNAT.</w:t>
+        <w:t xml:space="preserve">.º27037”, por los considerandos expuestos en la presente resolución; sin perjuicio de la fiscalización posterior que pudiera realizar la Superintendencia Nacional de Aduanas y de Administración Tributaria - </w:t>
+      </w:r>
+      <w:r>
+        <w:rPr>
+          <w:rFonts w:ascii="Arial" w:hAnsi="Arial" w:cs="Arial"/>
+          <w:sz w:val="22"/>
+          <w:szCs w:val="22"/>
+        </w:rPr>
+        <w:t>Sunat</w:t>
+      </w:r>
+      <w:r>
+        <w:rPr>
+          <w:rFonts w:ascii="Arial" w:hAnsi="Arial" w:cs="Arial"/>
+          <w:sz w:val="22"/>
+          <w:szCs w:val="22"/>
+        </w:rPr>
+        <w:t>.</w:t>
       </w:r>
     </w:p>
     <w:p>
@@ -12359,7 +10084,6 @@
         </w:rPr>
         <w:t>{/</w:t>
       </w:r>
-      <w:proofErr w:type="spellStart"/>
       <w:r>
         <w:rPr>
           <w:rFonts w:ascii="Arial" w:hAnsi="Arial" w:cs="Arial"/>
@@ -12367,7 +10091,6 @@
         </w:rPr>
         <w:t>estadoOnlyAMAZONIA</w:t>
       </w:r>
-      <w:proofErr w:type="spellEnd"/>
       <w:r>
         <w:rPr>
           <w:rFonts w:ascii="Arial" w:hAnsi="Arial" w:cs="Arial"/>
@@ -12481,34 +10204,7 @@
           <w:sz w:val="22"/>
           <w:szCs w:val="22"/>
         </w:rPr>
-        <w:t>{</w:t>
-      </w:r>
-      <w:proofErr w:type="spellStart"/>
-      <w:r>
-        <w:rPr>
-          <w:rFonts w:ascii="Arial" w:hAnsi="Arial" w:cs="Arial"/>
-          <w:sz w:val="22"/>
-          <w:szCs w:val="22"/>
-        </w:rPr>
-        <w:t>fromDam-</w:t>
-      </w:r>
-      <w:proofErr w:type="gramStart"/>
-      <w:r>
-        <w:rPr>
-          <w:rFonts w:ascii="Arial" w:hAnsi="Arial" w:cs="Arial"/>
-          <w:sz w:val="22"/>
-          <w:szCs w:val="22"/>
-        </w:rPr>
-        <w:t>numeroDam</w:t>
-      </w:r>
-      <w:proofErr w:type="spellEnd"/>
-      <w:r>
-        <w:rPr>
-          <w:rFonts w:ascii="Arial" w:hAnsi="Arial" w:cs="Arial"/>
-          <w:sz w:val="22"/>
-          <w:szCs w:val="22"/>
-        </w:rPr>
-        <w:t>}</w:t>
+        <w:t>{fromDam-numeroDam}</w:t>
       </w:r>
       <w:r>
         <w:rPr>
@@ -12519,32 +10215,7 @@
           <w:sz w:val="22"/>
           <w:szCs w:val="22"/>
         </w:rPr>
-        <w:t>{</w:t>
-      </w:r>
-      <w:proofErr w:type="spellStart"/>
-      <w:proofErr w:type="gramEnd"/>
-      <w:r>
-        <w:rPr>
-          <w:rFonts w:ascii="Arial" w:hAnsi="Arial" w:cs="Arial"/>
-          <w:b/>
-          <w:bCs/>
-          <w:color w:val="FF0000"/>
-          <w:sz w:val="22"/>
-          <w:szCs w:val="22"/>
-        </w:rPr>
-        <w:t>fromDam-numeroDamRRR</w:t>
-      </w:r>
-      <w:proofErr w:type="spellEnd"/>
-      <w:r>
-        <w:rPr>
-          <w:rFonts w:ascii="Arial" w:hAnsi="Arial" w:cs="Arial"/>
-          <w:b/>
-          <w:bCs/>
-          <w:color w:val="FF0000"/>
-          <w:sz w:val="22"/>
-          <w:szCs w:val="22"/>
-        </w:rPr>
-        <w:t>}</w:t>
+        <w:t>{fromDam-numeroDamRRR}</w:t>
       </w:r>
       <w:r>
         <w:rPr>
@@ -12666,104 +10337,153 @@
           <w:sz w:val="22"/>
           <w:szCs w:val="22"/>
         </w:rPr>
+        <w:t>{fromDam-nombreEmpresa}</w:t>
+      </w:r>
+      <w:r>
+        <w:rPr>
+          <w:rFonts w:ascii="Arial" w:hAnsi="Arial" w:cs="Arial"/>
+          <w:b/>
+          <w:bCs/>
+          <w:color w:val="FF0000"/>
+          <w:sz w:val="22"/>
+          <w:szCs w:val="22"/>
+        </w:rPr>
+        <w:t>{fromDam-nombreEmpresaRRR}</w:t>
+      </w:r>
+      <w:r>
+        <w:rPr>
+          <w:rFonts w:ascii="Arial" w:hAnsi="Arial" w:cs="Arial"/>
+          <w:color w:val="000000" w:themeColor="text1"/>
+          <w:sz w:val="22"/>
+          <w:szCs w:val="22"/>
+        </w:rPr>
+        <w:t>,</w:t>
+      </w:r>
+      <w:r>
+        <w:rPr>
+          <w:rFonts w:ascii="Arial" w:hAnsi="Arial" w:cs="Arial"/>
+          <w:b/>
+          <w:bCs/>
+          <w:color w:val="FF0000"/>
+          <w:sz w:val="22"/>
+          <w:szCs w:val="22"/>
+        </w:rPr>
+        <w:t xml:space="preserve"> </w:t>
+      </w:r>
+      <w:r>
+        <w:rPr>
+          <w:rFonts w:ascii="Arial" w:hAnsi="Arial" w:cs="Arial"/>
+          <w:sz w:val="22"/>
+          <w:szCs w:val="22"/>
+        </w:rPr>
+        <w:t xml:space="preserve">por el </w:t>
+      </w:r>
+      <w:r>
+        <w:rPr>
+          <w:rFonts w:ascii="Arial" w:hAnsi="Arial" w:cs="Arial"/>
+          <w:sz w:val="22"/>
+          <w:szCs w:val="22"/>
+        </w:rPr>
+        <w:t>importe</w:t>
+      </w:r>
+      <w:r>
+        <w:rPr>
+          <w:rFonts w:ascii="Arial" w:hAnsi="Arial" w:cs="Arial"/>
+          <w:sz w:val="22"/>
+          <w:szCs w:val="22"/>
+        </w:rPr>
+        <w:t xml:space="preserve"> de S/</w:t>
+      </w:r>
+      <w:r>
+        <w:rPr>
+          <w:rFonts w:ascii="Arial" w:hAnsi="Arial" w:cs="Arial"/>
+          <w:sz w:val="22"/>
+          <w:szCs w:val="22"/>
+        </w:rPr>
+        <w:t xml:space="preserve"> </w:t>
+      </w:r>
+      <w:r>
+        <w:rPr>
+          <w:rFonts w:ascii="Arial" w:hAnsi="Arial" w:cs="Arial"/>
+          <w:sz w:val="22"/>
+          <w:szCs w:val="22"/>
+        </w:rPr>
         <w:t>{</w:t>
       </w:r>
-      <w:proofErr w:type="spellStart"/>
-      <w:r>
-        <w:rPr>
-          <w:rFonts w:ascii="Arial" w:hAnsi="Arial" w:cs="Arial"/>
-          <w:sz w:val="22"/>
-          <w:szCs w:val="22"/>
-        </w:rPr>
-        <w:t>fromDam-nombreEmpresa</w:t>
-      </w:r>
-      <w:proofErr w:type="spellEnd"/>
-      <w:r>
-        <w:rPr>
-          <w:rFonts w:ascii="Arial" w:hAnsi="Arial" w:cs="Arial"/>
-          <w:sz w:val="22"/>
-          <w:szCs w:val="22"/>
-        </w:rPr>
-        <w:t>}</w:t>
-      </w:r>
-      <w:r>
-        <w:rPr>
-          <w:rFonts w:ascii="Arial" w:hAnsi="Arial" w:cs="Arial"/>
-          <w:b/>
-          <w:bCs/>
-          <w:color w:val="FF0000"/>
-          <w:sz w:val="22"/>
-          <w:szCs w:val="22"/>
-        </w:rPr>
-        <w:t>{</w:t>
-      </w:r>
-      <w:proofErr w:type="spellStart"/>
-      <w:r>
-        <w:rPr>
-          <w:rFonts w:ascii="Arial" w:hAnsi="Arial" w:cs="Arial"/>
-          <w:b/>
-          <w:bCs/>
-          <w:color w:val="FF0000"/>
-          <w:sz w:val="22"/>
-          <w:szCs w:val="22"/>
-        </w:rPr>
-        <w:t>fromDam-nombreEmpresaRRR</w:t>
-      </w:r>
-      <w:proofErr w:type="spellEnd"/>
-      <w:r>
-        <w:rPr>
-          <w:rFonts w:ascii="Arial" w:hAnsi="Arial" w:cs="Arial"/>
-          <w:b/>
-          <w:bCs/>
-          <w:color w:val="FF0000"/>
-          <w:sz w:val="22"/>
-          <w:szCs w:val="22"/>
-        </w:rPr>
-        <w:t>}</w:t>
-      </w:r>
-      <w:r>
-        <w:rPr>
-          <w:rFonts w:ascii="Arial" w:hAnsi="Arial" w:cs="Arial"/>
-          <w:color w:val="000000" w:themeColor="text1"/>
-          <w:sz w:val="22"/>
-          <w:szCs w:val="22"/>
-        </w:rPr>
-        <w:t>,</w:t>
-      </w:r>
-      <w:r>
-        <w:rPr>
-          <w:rFonts w:ascii="Arial" w:hAnsi="Arial" w:cs="Arial"/>
-          <w:b/>
-          <w:bCs/>
-          <w:color w:val="FF0000"/>
-          <w:sz w:val="22"/>
-          <w:szCs w:val="22"/>
+      <w:r>
+        <w:rPr>
+          <w:rFonts w:ascii="Arial" w:hAnsi="Arial" w:cs="Arial"/>
+          <w:sz w:val="22"/>
+          <w:szCs w:val="22"/>
+        </w:rPr>
+        <w:t>textoTotReguPECO</w:t>
+      </w:r>
+      <w:r>
+        <w:rPr>
+          <w:rFonts w:ascii="Arial" w:hAnsi="Arial" w:cs="Arial"/>
+          <w:sz w:val="22"/>
+          <w:szCs w:val="22"/>
+        </w:rPr>
+        <w:t xml:space="preserve">} </w:t>
+      </w:r>
+      <w:r>
+        <w:rPr>
+          <w:rFonts w:ascii="Arial" w:hAnsi="Arial" w:cs="Arial"/>
+          <w:sz w:val="22"/>
+          <w:szCs w:val="22"/>
+        </w:rPr>
+        <w:t>con cargo a la “Sub - Cuenta Especial Tesoro Público Decreto Supremo n. º 015-94-EF”</w:t>
+      </w:r>
+      <w:r>
+        <w:rPr>
+          <w:rFonts w:ascii="Arial" w:hAnsi="Arial" w:cs="Arial"/>
+          <w:sz w:val="22"/>
+          <w:szCs w:val="22"/>
+        </w:rPr>
+        <w:t xml:space="preserve"> y por el importe de S/ {textoTotRegu27}</w:t>
+      </w:r>
+      <w:r>
+        <w:rPr>
+          <w:rFonts w:ascii="Arial" w:eastAsia="Times New Roman" w:hAnsi="Arial" w:cs="Arial"/>
+          <w:bCs/>
+          <w:sz w:val="22"/>
+          <w:szCs w:val="22"/>
+          <w:lang w:eastAsia="es-PE"/>
         </w:rPr>
         <w:t xml:space="preserve"> </w:t>
       </w:r>
       <w:r>
         <w:rPr>
           <w:rFonts w:ascii="Arial" w:hAnsi="Arial" w:cs="Arial"/>
-          <w:sz w:val="22"/>
-          <w:szCs w:val="22"/>
-        </w:rPr>
-        <w:t xml:space="preserve">por el </w:t>
-      </w:r>
-      <w:r>
-        <w:rPr>
-          <w:rFonts w:ascii="Arial" w:hAnsi="Arial" w:cs="Arial"/>
-          <w:sz w:val="22"/>
-          <w:szCs w:val="22"/>
-        </w:rPr>
-        <w:t>importe</w:t>
-      </w:r>
-      <w:r>
-        <w:rPr>
-          <w:rFonts w:ascii="Arial" w:hAnsi="Arial" w:cs="Arial"/>
-          <w:sz w:val="22"/>
-          <w:szCs w:val="22"/>
-        </w:rPr>
-        <w:t xml:space="preserve"> de S/</w:t>
+          <w:bCs/>
+          <w:sz w:val="22"/>
+          <w:szCs w:val="22"/>
+        </w:rPr>
+        <w:t>con</w:t>
+      </w:r>
+      <w:r>
+        <w:rPr>
+          <w:rFonts w:ascii="Arial" w:hAnsi="Arial" w:cs="Arial"/>
+          <w:sz w:val="22"/>
+          <w:szCs w:val="22"/>
+        </w:rPr>
+        <w:t xml:space="preserve"> cargo a la “Sub Cuenta Especial Tesoro Público Ley </w:t>
+      </w:r>
+      <w:r>
+        <w:rPr>
+          <w:rFonts w:ascii="Arial" w:hAnsi="Arial" w:cs="Arial"/>
+          <w:sz w:val="22"/>
+          <w:szCs w:val="22"/>
+        </w:rPr>
+        <w:t>n</w:t>
+      </w:r>
+      <w:r>
+        <w:rPr>
+          <w:rFonts w:ascii="Arial" w:hAnsi="Arial" w:cs="Arial"/>
+          <w:sz w:val="22"/>
+          <w:szCs w:val="22"/>
+        </w:rPr>
+        <w:t>.º</w:t>
       </w:r>
       <w:r>
         <w:rPr>
@@ -12779,100 +10499,23 @@
           <w:sz w:val="22"/>
           <w:szCs w:val="22"/>
         </w:rPr>
-        <w:t>{</w:t>
-      </w:r>
-      <w:proofErr w:type="spellStart"/>
-      <w:r>
-        <w:rPr>
-          <w:rFonts w:ascii="Arial" w:hAnsi="Arial" w:cs="Arial"/>
-          <w:sz w:val="22"/>
-          <w:szCs w:val="22"/>
-        </w:rPr>
-        <w:t>textoTotReguPECO</w:t>
-      </w:r>
-      <w:proofErr w:type="spellEnd"/>
-      <w:r>
-        <w:rPr>
-          <w:rFonts w:ascii="Arial" w:hAnsi="Arial" w:cs="Arial"/>
-          <w:sz w:val="22"/>
-          <w:szCs w:val="22"/>
-        </w:rPr>
-        <w:t xml:space="preserve">} </w:t>
-      </w:r>
-      <w:r>
-        <w:rPr>
-          <w:rFonts w:ascii="Arial" w:hAnsi="Arial" w:cs="Arial"/>
-          <w:sz w:val="22"/>
-          <w:szCs w:val="22"/>
-        </w:rPr>
-        <w:t>con cargo a la “Sub - Cuenta Especial Tesoro Público Decreto Supremo n. º 015-94-EF”</w:t>
-      </w:r>
-      <w:r>
-        <w:rPr>
-          <w:rFonts w:ascii="Arial" w:hAnsi="Arial" w:cs="Arial"/>
-          <w:sz w:val="22"/>
-          <w:szCs w:val="22"/>
-        </w:rPr>
-        <w:t xml:space="preserve"> y por el importe de S/ {textoTotRegu27}</w:t>
-      </w:r>
-      <w:r>
-        <w:rPr>
-          <w:rFonts w:ascii="Arial" w:eastAsia="Times New Roman" w:hAnsi="Arial" w:cs="Arial"/>
-          <w:bCs/>
-          <w:sz w:val="22"/>
-          <w:szCs w:val="22"/>
-          <w:lang w:eastAsia="es-PE"/>
-        </w:rPr>
-        <w:t xml:space="preserve"> </w:t>
-      </w:r>
-      <w:r>
-        <w:rPr>
-          <w:rFonts w:ascii="Arial" w:hAnsi="Arial" w:cs="Arial"/>
-          <w:bCs/>
-          <w:sz w:val="22"/>
-          <w:szCs w:val="22"/>
-        </w:rPr>
-        <w:t>con</w:t>
-      </w:r>
-      <w:r>
-        <w:rPr>
-          <w:rFonts w:ascii="Arial" w:hAnsi="Arial" w:cs="Arial"/>
-          <w:sz w:val="22"/>
-          <w:szCs w:val="22"/>
-        </w:rPr>
-        <w:t xml:space="preserve"> cargo a la “Sub Cuenta Especial Tesoro Público Ley </w:t>
-      </w:r>
-      <w:r>
-        <w:rPr>
-          <w:rFonts w:ascii="Arial" w:hAnsi="Arial" w:cs="Arial"/>
-          <w:sz w:val="22"/>
-          <w:szCs w:val="22"/>
-        </w:rPr>
-        <w:t>n</w:t>
-      </w:r>
-      <w:r>
-        <w:rPr>
-          <w:rFonts w:ascii="Arial" w:hAnsi="Arial" w:cs="Arial"/>
-          <w:sz w:val="22"/>
-          <w:szCs w:val="22"/>
-        </w:rPr>
-        <w:t>.º</w:t>
-      </w:r>
-      <w:r>
-        <w:rPr>
-          <w:rFonts w:ascii="Arial" w:hAnsi="Arial" w:cs="Arial"/>
-          <w:sz w:val="22"/>
-          <w:szCs w:val="22"/>
-        </w:rPr>
-        <w:t xml:space="preserve"> </w:t>
-      </w:r>
-      <w:r>
-        <w:rPr>
-          <w:rFonts w:ascii="Arial" w:hAnsi="Arial" w:cs="Arial"/>
-          <w:sz w:val="22"/>
-          <w:szCs w:val="22"/>
-        </w:rPr>
-        <w:t>27037”, por los considerandos expuestos en la presente resolución; sin perjuicio de la fiscalización posterior que pudiera realizar la Superintendencia Nacional de Aduanas y de Administración Tributaria - SUNAT.</w:t>
+        <w:t xml:space="preserve">27037”, por los considerandos expuestos en la presente resolución; sin perjuicio de la fiscalización posterior que pudiera realizar la Superintendencia Nacional de Aduanas y de Administración Tributaria - </w:t>
+      </w:r>
+      <w:r>
+        <w:rPr>
+          <w:rFonts w:ascii="Arial" w:hAnsi="Arial" w:cs="Arial"/>
+          <w:sz w:val="22"/>
+          <w:szCs w:val="22"/>
+        </w:rPr>
+        <w:t>Sunat</w:t>
+      </w:r>
+      <w:r>
+        <w:rPr>
+          <w:rFonts w:ascii="Arial" w:hAnsi="Arial" w:cs="Arial"/>
+          <w:sz w:val="22"/>
+          <w:szCs w:val="22"/>
+        </w:rPr>
+        <w:t>.</w:t>
       </w:r>
     </w:p>
     <w:p>
@@ -12910,7 +10553,6 @@
         </w:rPr>
         <w:t>{/</w:t>
       </w:r>
-      <w:proofErr w:type="spellStart"/>
       <w:r>
         <w:rPr>
           <w:rFonts w:ascii="Arial" w:hAnsi="Arial" w:cs="Arial"/>
@@ -12925,16 +10567,7 @@
           <w:sz w:val="22"/>
           <w:szCs w:val="22"/>
         </w:rPr>
-        <w:t>Proc</w:t>
-      </w:r>
-      <w:proofErr w:type="spellEnd"/>
-      <w:r>
-        <w:rPr>
-          <w:rFonts w:ascii="Arial" w:hAnsi="Arial" w:cs="Arial"/>
-          <w:sz w:val="22"/>
-          <w:szCs w:val="22"/>
-        </w:rPr>
-        <w:t>}</w:t>
+        <w:t>Proc}</w:t>
       </w:r>
     </w:p>
     <w:p>
@@ -13082,7 +10715,6 @@
         </w:rPr>
         <w:t xml:space="preserve">Decreto Supremo </w:t>
       </w:r>
-      <w:proofErr w:type="spellStart"/>
       <w:r>
         <w:rPr>
           <w:rFonts w:ascii="Arial" w:hAnsi="Arial" w:cs="Arial"/>
@@ -13099,17 +10731,25 @@
           <w:sz w:val="22"/>
           <w:szCs w:val="22"/>
         </w:rPr>
-        <w:t>.°</w:t>
-      </w:r>
-      <w:proofErr w:type="spellEnd"/>
-      <w:r>
-        <w:rPr>
-          <w:rFonts w:ascii="Arial" w:hAnsi="Arial" w:cs="Arial"/>
-          <w:bCs/>
-          <w:sz w:val="22"/>
-          <w:szCs w:val="22"/>
-        </w:rPr>
-        <w:t xml:space="preserve"> 015-94-EF, por los fundamentos expuestos en la presente</w:t>
+        <w:t xml:space="preserve">.° 015-94-EF, por los fundamentos expuestos en </w:t>
+      </w:r>
+      <w:r>
+        <w:rPr>
+          <w:rFonts w:ascii="Arial" w:hAnsi="Arial" w:cs="Arial"/>
+          <w:bCs/>
+          <w:sz w:val="22"/>
+          <w:szCs w:val="22"/>
+        </w:rPr>
+        <w:t>el</w:t>
+      </w:r>
+      <w:r>
+        <w:rPr>
+          <w:rFonts w:ascii="Arial" w:hAnsi="Arial" w:cs="Arial"/>
+          <w:bCs/>
+          <w:sz w:val="22"/>
+          <w:szCs w:val="22"/>
+        </w:rPr>
+        <w:t xml:space="preserve"> presente</w:t>
       </w:r>
       <w:r>
         <w:rPr>
@@ -13213,34 +10853,7 @@
           <w:sz w:val="22"/>
           <w:szCs w:val="22"/>
         </w:rPr>
-        <w:t>{</w:t>
-      </w:r>
-      <w:proofErr w:type="spellStart"/>
-      <w:r>
-        <w:rPr>
-          <w:rFonts w:ascii="Arial" w:hAnsi="Arial" w:cs="Arial"/>
-          <w:sz w:val="22"/>
-          <w:szCs w:val="22"/>
-        </w:rPr>
-        <w:t>fromDam-</w:t>
-      </w:r>
-      <w:proofErr w:type="gramStart"/>
-      <w:r>
-        <w:rPr>
-          <w:rFonts w:ascii="Arial" w:hAnsi="Arial" w:cs="Arial"/>
-          <w:sz w:val="22"/>
-          <w:szCs w:val="22"/>
-        </w:rPr>
-        <w:t>numeroDam</w:t>
-      </w:r>
-      <w:proofErr w:type="spellEnd"/>
-      <w:r>
-        <w:rPr>
-          <w:rFonts w:ascii="Arial" w:hAnsi="Arial" w:cs="Arial"/>
-          <w:sz w:val="22"/>
-          <w:szCs w:val="22"/>
-        </w:rPr>
-        <w:t>}</w:t>
+        <w:t>{fromDam-numeroDam}</w:t>
       </w:r>
       <w:r>
         <w:rPr>
@@ -13251,32 +10864,7 @@
           <w:sz w:val="22"/>
           <w:szCs w:val="22"/>
         </w:rPr>
-        <w:t>{</w:t>
-      </w:r>
-      <w:proofErr w:type="spellStart"/>
-      <w:proofErr w:type="gramEnd"/>
-      <w:r>
-        <w:rPr>
-          <w:rFonts w:ascii="Arial" w:hAnsi="Arial" w:cs="Arial"/>
-          <w:b/>
-          <w:bCs/>
-          <w:color w:val="FF0000"/>
-          <w:sz w:val="22"/>
-          <w:szCs w:val="22"/>
-        </w:rPr>
-        <w:t>fromDam-numeroDamRRR</w:t>
-      </w:r>
-      <w:proofErr w:type="spellEnd"/>
-      <w:r>
-        <w:rPr>
-          <w:rFonts w:ascii="Arial" w:hAnsi="Arial" w:cs="Arial"/>
-          <w:b/>
-          <w:bCs/>
-          <w:color w:val="FF0000"/>
-          <w:sz w:val="22"/>
-          <w:szCs w:val="22"/>
-        </w:rPr>
-        <w:t>}</w:t>
+        <w:t>{fromDam-numeroDamRRR}</w:t>
       </w:r>
       <w:r>
         <w:rPr>
@@ -13429,34 +11017,7 @@
           <w:sz w:val="22"/>
           <w:szCs w:val="22"/>
         </w:rPr>
-        <w:t>{</w:t>
-      </w:r>
-      <w:proofErr w:type="spellStart"/>
-      <w:r>
-        <w:rPr>
-          <w:rFonts w:ascii="Arial" w:hAnsi="Arial" w:cs="Arial"/>
-          <w:sz w:val="22"/>
-          <w:szCs w:val="22"/>
-        </w:rPr>
-        <w:t>fromDam-</w:t>
-      </w:r>
-      <w:proofErr w:type="gramStart"/>
-      <w:r>
-        <w:rPr>
-          <w:rFonts w:ascii="Arial" w:hAnsi="Arial" w:cs="Arial"/>
-          <w:sz w:val="22"/>
-          <w:szCs w:val="22"/>
-        </w:rPr>
-        <w:t>nombreEmpresa</w:t>
-      </w:r>
-      <w:proofErr w:type="spellEnd"/>
-      <w:r>
-        <w:rPr>
-          <w:rFonts w:ascii="Arial" w:hAnsi="Arial" w:cs="Arial"/>
-          <w:sz w:val="22"/>
-          <w:szCs w:val="22"/>
-        </w:rPr>
-        <w:t>}</w:t>
+        <w:t>{fromDam-nombreEmpresa}</w:t>
       </w:r>
       <w:r>
         <w:rPr>
@@ -13467,10 +11028,17 @@
           <w:sz w:val="22"/>
           <w:szCs w:val="22"/>
         </w:rPr>
-        <w:t>{</w:t>
-      </w:r>
-      <w:proofErr w:type="spellStart"/>
-      <w:proofErr w:type="gramEnd"/>
+        <w:t>{fromDam-nombreEmpresaRRR}</w:t>
+      </w:r>
+      <w:r>
+        <w:rPr>
+          <w:rFonts w:ascii="Arial" w:hAnsi="Arial" w:cs="Arial"/>
+          <w:color w:val="000000" w:themeColor="text1"/>
+          <w:sz w:val="22"/>
+          <w:szCs w:val="22"/>
+        </w:rPr>
+        <w:t>,</w:t>
+      </w:r>
       <w:r>
         <w:rPr>
           <w:rFonts w:ascii="Arial" w:hAnsi="Arial" w:cs="Arial"/>
@@ -13480,38 +11048,6 @@
           <w:sz w:val="22"/>
           <w:szCs w:val="22"/>
         </w:rPr>
-        <w:t>fromDam-nombreEmpresaRRR</w:t>
-      </w:r>
-      <w:proofErr w:type="spellEnd"/>
-      <w:r>
-        <w:rPr>
-          <w:rFonts w:ascii="Arial" w:hAnsi="Arial" w:cs="Arial"/>
-          <w:b/>
-          <w:bCs/>
-          <w:color w:val="FF0000"/>
-          <w:sz w:val="22"/>
-          <w:szCs w:val="22"/>
-        </w:rPr>
-        <w:t>}</w:t>
-      </w:r>
-      <w:r>
-        <w:rPr>
-          <w:rFonts w:ascii="Arial" w:hAnsi="Arial" w:cs="Arial"/>
-          <w:color w:val="000000" w:themeColor="text1"/>
-          <w:sz w:val="22"/>
-          <w:szCs w:val="22"/>
-        </w:rPr>
-        <w:t>,</w:t>
-      </w:r>
-      <w:r>
-        <w:rPr>
-          <w:rFonts w:ascii="Arial" w:hAnsi="Arial" w:cs="Arial"/>
-          <w:b/>
-          <w:bCs/>
-          <w:color w:val="FF0000"/>
-          <w:sz w:val="22"/>
-          <w:szCs w:val="22"/>
-        </w:rPr>
         <w:t xml:space="preserve"> </w:t>
       </w:r>
       <w:r>
@@ -13603,7 +11139,23 @@
           <w:sz w:val="22"/>
           <w:szCs w:val="22"/>
         </w:rPr>
-        <w:t>27037”, por los considerandos expuestos en la presente resolución; sin perjuicio de la fiscalización posterior que pudiera realizar la Superintendencia Nacional de Aduanas y de Administración Tributaria - SUNAT.</w:t>
+        <w:t xml:space="preserve">27037”, por los considerandos expuestos en la presente resolución; sin perjuicio de la fiscalización posterior que pudiera realizar la Superintendencia Nacional de Aduanas y de Administración Tributaria - </w:t>
+      </w:r>
+      <w:r>
+        <w:rPr>
+          <w:rFonts w:ascii="Arial" w:hAnsi="Arial" w:cs="Arial"/>
+          <w:sz w:val="22"/>
+          <w:szCs w:val="22"/>
+        </w:rPr>
+        <w:t>Sunat</w:t>
+      </w:r>
+      <w:r>
+        <w:rPr>
+          <w:rFonts w:ascii="Arial" w:hAnsi="Arial" w:cs="Arial"/>
+          <w:sz w:val="22"/>
+          <w:szCs w:val="22"/>
+        </w:rPr>
+        <w:t>.</w:t>
       </w:r>
     </w:p>
     <w:p>
@@ -13642,7 +11194,6 @@
         </w:rPr>
         <w:t>{/</w:t>
       </w:r>
-      <w:proofErr w:type="spellStart"/>
       <w:r>
         <w:rPr>
           <w:rFonts w:ascii="Arial" w:hAnsi="Arial" w:cs="Arial"/>
@@ -13651,7 +11202,6 @@
         </w:rPr>
         <w:t>estadoPECOyAMAZONIAnoProcPECO</w:t>
       </w:r>
-      <w:proofErr w:type="spellEnd"/>
       <w:r>
         <w:rPr>
           <w:rFonts w:ascii="Arial" w:hAnsi="Arial" w:cs="Arial"/>
@@ -13760,34 +11310,7 @@
           <w:sz w:val="22"/>
           <w:szCs w:val="22"/>
         </w:rPr>
-        <w:t xml:space="preserve"> la DAM n.º {</w:t>
-      </w:r>
-      <w:proofErr w:type="spellStart"/>
-      <w:r>
-        <w:rPr>
-          <w:rFonts w:ascii="Arial" w:hAnsi="Arial" w:cs="Arial"/>
-          <w:sz w:val="22"/>
-          <w:szCs w:val="22"/>
-        </w:rPr>
-        <w:t>fromDam-</w:t>
-      </w:r>
-      <w:proofErr w:type="gramStart"/>
-      <w:r>
-        <w:rPr>
-          <w:rFonts w:ascii="Arial" w:hAnsi="Arial" w:cs="Arial"/>
-          <w:sz w:val="22"/>
-          <w:szCs w:val="22"/>
-        </w:rPr>
-        <w:t>numeroDam</w:t>
-      </w:r>
-      <w:proofErr w:type="spellEnd"/>
-      <w:r>
-        <w:rPr>
-          <w:rFonts w:ascii="Arial" w:hAnsi="Arial" w:cs="Arial"/>
-          <w:sz w:val="22"/>
-          <w:szCs w:val="22"/>
-        </w:rPr>
-        <w:t>}</w:t>
+        <w:t xml:space="preserve"> la DAM n.º {fromDam-numeroDam}</w:t>
       </w:r>
       <w:r>
         <w:rPr>
@@ -13798,32 +11321,7 @@
           <w:sz w:val="22"/>
           <w:szCs w:val="22"/>
         </w:rPr>
-        <w:t>{</w:t>
-      </w:r>
-      <w:proofErr w:type="spellStart"/>
-      <w:proofErr w:type="gramEnd"/>
-      <w:r>
-        <w:rPr>
-          <w:rFonts w:ascii="Arial" w:hAnsi="Arial" w:cs="Arial"/>
-          <w:b/>
-          <w:bCs/>
-          <w:color w:val="FF0000"/>
-          <w:sz w:val="22"/>
-          <w:szCs w:val="22"/>
-        </w:rPr>
-        <w:t>fromDam-numeroDamRRR</w:t>
-      </w:r>
-      <w:proofErr w:type="spellEnd"/>
-      <w:r>
-        <w:rPr>
-          <w:rFonts w:ascii="Arial" w:hAnsi="Arial" w:cs="Arial"/>
-          <w:b/>
-          <w:bCs/>
-          <w:color w:val="FF0000"/>
-          <w:sz w:val="22"/>
-          <w:szCs w:val="22"/>
-        </w:rPr>
-        <w:t>}</w:t>
+        <w:t>{fromDam-numeroDamRRR}</w:t>
       </w:r>
       <w:r>
         <w:rPr>
@@ -13848,25 +11346,7 @@
           <w:sz w:val="22"/>
           <w:szCs w:val="22"/>
         </w:rPr>
-        <w:t xml:space="preserve">del Decreto Supremo </w:t>
-      </w:r>
-      <w:proofErr w:type="spellStart"/>
-      <w:r>
-        <w:rPr>
-          <w:rFonts w:ascii="Arial" w:hAnsi="Arial" w:cs="Arial"/>
-          <w:sz w:val="22"/>
-          <w:szCs w:val="22"/>
-        </w:rPr>
-        <w:t>n.°</w:t>
-      </w:r>
-      <w:proofErr w:type="spellEnd"/>
-      <w:r>
-        <w:rPr>
-          <w:rFonts w:ascii="Arial" w:hAnsi="Arial" w:cs="Arial"/>
-          <w:sz w:val="22"/>
-          <w:szCs w:val="22"/>
-        </w:rPr>
-        <w:t xml:space="preserve"> 015-94-EF</w:t>
+        <w:t>del Decreto Supremo n.° 015-94-EF</w:t>
       </w:r>
       <w:r>
         <w:rPr>
@@ -13939,27 +11419,55 @@
           <w:sz w:val="22"/>
           <w:szCs w:val="22"/>
         </w:rPr>
-        <w:t xml:space="preserve"> la emisión de la Nota de Crédito Negociable a favor de {</w:t>
-      </w:r>
-      <w:proofErr w:type="spellStart"/>
-      <w:r>
-        <w:rPr>
-          <w:rFonts w:ascii="Arial" w:hAnsi="Arial" w:cs="Arial"/>
-          <w:sz w:val="22"/>
-          <w:szCs w:val="22"/>
-        </w:rPr>
-        <w:t>fromDam-</w:t>
-      </w:r>
-      <w:proofErr w:type="gramStart"/>
-      <w:r>
-        <w:rPr>
-          <w:rFonts w:ascii="Arial" w:hAnsi="Arial" w:cs="Arial"/>
-          <w:sz w:val="22"/>
-          <w:szCs w:val="22"/>
-        </w:rPr>
-        <w:t>nombreEmpresa</w:t>
-      </w:r>
-      <w:proofErr w:type="spellEnd"/>
+        <w:t xml:space="preserve"> la emisión de la Nota de Crédito Negociable a favor de {fromDam-nombreEmpresa}</w:t>
+      </w:r>
+      <w:r>
+        <w:rPr>
+          <w:rFonts w:ascii="Arial" w:hAnsi="Arial" w:cs="Arial"/>
+          <w:b/>
+          <w:bCs/>
+          <w:color w:val="FF0000"/>
+          <w:sz w:val="22"/>
+          <w:szCs w:val="22"/>
+        </w:rPr>
+        <w:t>{fromDam-nombreEmpresaRRR}</w:t>
+      </w:r>
+      <w:r>
+        <w:rPr>
+          <w:rFonts w:ascii="Arial" w:hAnsi="Arial" w:cs="Arial"/>
+          <w:color w:val="000000" w:themeColor="text1"/>
+          <w:sz w:val="22"/>
+          <w:szCs w:val="22"/>
+        </w:rPr>
+        <w:t>,</w:t>
+      </w:r>
+      <w:r>
+        <w:rPr>
+          <w:rFonts w:ascii="Arial" w:hAnsi="Arial" w:cs="Arial"/>
+          <w:b/>
+          <w:bCs/>
+          <w:color w:val="FF0000"/>
+          <w:sz w:val="22"/>
+          <w:szCs w:val="22"/>
+        </w:rPr>
+        <w:t xml:space="preserve"> </w:t>
+      </w:r>
+      <w:r>
+        <w:rPr>
+          <w:rFonts w:ascii="Arial" w:hAnsi="Arial" w:cs="Arial"/>
+          <w:sz w:val="22"/>
+          <w:szCs w:val="22"/>
+        </w:rPr>
+        <w:t>por el importe de S/ {</w:t>
+      </w:r>
+      <w:r>
+        <w:rPr>
+          <w:rFonts w:ascii="Arial" w:hAnsi="Arial" w:cs="Arial"/>
+          <w:sz w:val="22"/>
+          <w:szCs w:val="22"/>
+        </w:rPr>
+        <w:t>textoTotReguPECO</w:t>
+      </w:r>
       <w:r>
         <w:rPr>
           <w:rFonts w:ascii="Arial" w:hAnsi="Arial" w:cs="Arial"/>
@@ -13970,57 +11478,11 @@
       </w:r>
       <w:r>
         <w:rPr>
-          <w:rFonts w:ascii="Arial" w:hAnsi="Arial" w:cs="Arial"/>
-          <w:b/>
-          <w:bCs/>
-          <w:color w:val="FF0000"/>
-          <w:sz w:val="22"/>
-          <w:szCs w:val="22"/>
-        </w:rPr>
-        <w:t>{</w:t>
-      </w:r>
-      <w:proofErr w:type="spellStart"/>
-      <w:proofErr w:type="gramEnd"/>
-      <w:r>
-        <w:rPr>
-          <w:rFonts w:ascii="Arial" w:hAnsi="Arial" w:cs="Arial"/>
-          <w:b/>
-          <w:bCs/>
-          <w:color w:val="FF0000"/>
-          <w:sz w:val="22"/>
-          <w:szCs w:val="22"/>
-        </w:rPr>
-        <w:t>fromDam-nombreEmpresaRRR</w:t>
-      </w:r>
-      <w:proofErr w:type="spellEnd"/>
-      <w:r>
-        <w:rPr>
-          <w:rFonts w:ascii="Arial" w:hAnsi="Arial" w:cs="Arial"/>
-          <w:b/>
-          <w:bCs/>
-          <w:color w:val="FF0000"/>
-          <w:sz w:val="22"/>
-          <w:szCs w:val="22"/>
-        </w:rPr>
-        <w:t>}</w:t>
-      </w:r>
-      <w:r>
-        <w:rPr>
-          <w:rFonts w:ascii="Arial" w:hAnsi="Arial" w:cs="Arial"/>
-          <w:color w:val="000000" w:themeColor="text1"/>
-          <w:sz w:val="22"/>
-          <w:szCs w:val="22"/>
-        </w:rPr>
-        <w:t>,</w:t>
-      </w:r>
-      <w:r>
-        <w:rPr>
-          <w:rFonts w:ascii="Arial" w:hAnsi="Arial" w:cs="Arial"/>
-          <w:b/>
-          <w:bCs/>
-          <w:color w:val="FF0000"/>
-          <w:sz w:val="22"/>
-          <w:szCs w:val="22"/>
+          <w:rFonts w:ascii="Arial" w:eastAsia="Times New Roman" w:hAnsi="Arial" w:cs="Arial"/>
+          <w:bCs/>
+          <w:sz w:val="22"/>
+          <w:szCs w:val="22"/>
+          <w:lang w:eastAsia="es-PE"/>
         </w:rPr>
         <w:t xml:space="preserve"> </w:t>
       </w:r>
@@ -14030,42 +11492,6 @@
           <w:sz w:val="22"/>
           <w:szCs w:val="22"/>
         </w:rPr>
-        <w:t>por el importe de S/ {</w:t>
-      </w:r>
-      <w:proofErr w:type="spellStart"/>
-      <w:r>
-        <w:rPr>
-          <w:rFonts w:ascii="Arial" w:hAnsi="Arial" w:cs="Arial"/>
-          <w:sz w:val="22"/>
-          <w:szCs w:val="22"/>
-        </w:rPr>
-        <w:t>textoTotReguPECO</w:t>
-      </w:r>
-      <w:proofErr w:type="spellEnd"/>
-      <w:r>
-        <w:rPr>
-          <w:rFonts w:ascii="Arial" w:hAnsi="Arial" w:cs="Arial"/>
-          <w:sz w:val="22"/>
-          <w:szCs w:val="22"/>
-        </w:rPr>
-        <w:t>}</w:t>
-      </w:r>
-      <w:r>
-        <w:rPr>
-          <w:rFonts w:ascii="Arial" w:eastAsia="Times New Roman" w:hAnsi="Arial" w:cs="Arial"/>
-          <w:bCs/>
-          <w:sz w:val="22"/>
-          <w:szCs w:val="22"/>
-          <w:lang w:eastAsia="es-PE"/>
-        </w:rPr>
-        <w:t xml:space="preserve"> </w:t>
-      </w:r>
-      <w:r>
-        <w:rPr>
-          <w:rFonts w:ascii="Arial" w:hAnsi="Arial" w:cs="Arial"/>
-          <w:sz w:val="22"/>
-          <w:szCs w:val="22"/>
-        </w:rPr>
         <w:t>con cargo a la “Sub - Cuenta Especial Tesoro Público Decreto Supremo n. º 015-94-EF”</w:t>
       </w:r>
       <w:r>
@@ -14074,7 +11500,23 @@
           <w:sz w:val="22"/>
           <w:szCs w:val="22"/>
         </w:rPr>
-        <w:t>, por los considerandos expuestos en la presente resolución; sin perjuicio de la fiscalización posterior que pudiera realizar la Superintendencia Nacional de Aduanas y de Administración Tributaria - SUNAT.</w:t>
+        <w:t xml:space="preserve">, por los considerandos expuestos en la presente resolución; sin perjuicio de la fiscalización posterior que pudiera realizar la Superintendencia Nacional de Aduanas y de Administración Tributaria - </w:t>
+      </w:r>
+      <w:r>
+        <w:rPr>
+          <w:rFonts w:ascii="Arial" w:hAnsi="Arial" w:cs="Arial"/>
+          <w:sz w:val="22"/>
+          <w:szCs w:val="22"/>
+        </w:rPr>
+        <w:t>Sunat</w:t>
+      </w:r>
+      <w:r>
+        <w:rPr>
+          <w:rFonts w:ascii="Arial" w:hAnsi="Arial" w:cs="Arial"/>
+          <w:sz w:val="22"/>
+          <w:szCs w:val="22"/>
+        </w:rPr>
+        <w:t>.</w:t>
       </w:r>
     </w:p>
     <w:p>
@@ -14113,7 +11555,6 @@
         <w:t>{/</w:t>
       </w:r>
       <w:bookmarkStart w:id="11" w:name="_Hlk231365870"/>
-      <w:proofErr w:type="spellStart"/>
       <w:r>
         <w:rPr>
           <w:rFonts w:ascii="Arial" w:hAnsi="Arial" w:cs="Arial"/>
@@ -14123,7 +11564,6 @@
         <w:t>estadoOnlyPECO</w:t>
       </w:r>
       <w:bookmarkEnd w:id="11"/>
-      <w:proofErr w:type="spellEnd"/>
       <w:r>
         <w:rPr>
           <w:rFonts w:ascii="Arial" w:hAnsi="Arial" w:cs="Arial"/>

--- a/recursos/words/semiPlantillaFinalNUEVO.docx
+++ b/recursos/words/semiPlantillaFinalNUEVO.docx
@@ -1,6 +1,6 @@
 
 <file path=word/document.xml><?xml version="1.0" encoding="utf-8"?>
-<w:document xmlns:wpc="http://schemas.microsoft.com/office/word/2010/wordprocessingCanvas" xmlns:cx="http://schemas.microsoft.com/office/drawing/2014/chartex" xmlns:cx1="http://schemas.microsoft.com/office/drawing/2015/9/8/chartex" xmlns:cx2="http://schemas.microsoft.com/office/drawing/2015/10/21/chartex" xmlns:cx3="http://schemas.microsoft.com/office/drawing/2016/5/9/chartex" xmlns:cx4="http://schemas.microsoft.com/office/drawing/2016/5/10/chartex" xmlns:cx5="http://schemas.microsoft.com/office/drawing/2016/5/11/chartex" xmlns:cx6="http://schemas.microsoft.com/office/drawing/2016/5/12/chartex" xmlns:cx7="http://schemas.microsoft.com/office/drawing/2016/5/13/chartex" xmlns:cx8="http://schemas.microsoft.com/office/drawing/2016/5/14/chartex" xmlns:mc="http://schemas.openxmlformats.org/markup-compatibility/2006" xmlns:aink="http://schemas.microsoft.com/office/drawing/2016/ink" xmlns:am3d="http://schemas.microsoft.com/office/drawing/2017/model3d" xmlns:o="urn:schemas-microsoft-com:office:office" xmlns:oel="http://schemas.microsoft.com/office/2019/extlst" xmlns:r="http://schemas.openxmlformats.org/officeDocument/2006/relationships" xmlns:m="http://schemas.openxmlformats.org/officeDocument/2006/math" xmlns:v="urn:schemas-microsoft-com:vml" xmlns:wp14="http://schemas.microsoft.com/office/word/2010/wordprocessingDrawing" xmlns:wp="http://schemas.openxmlformats.org/drawingml/2006/wordprocessingDrawing" xmlns:w10="urn:schemas-microsoft-com:office:word" xmlns:w="http://schemas.openxmlformats.org/wordprocessingml/2006/main" xmlns:w14="http://schemas.microsoft.com/office/word/2010/wordml" xmlns:w15="http://schemas.microsoft.com/office/word/2012/wordml" xmlns:w16cex="http://schemas.microsoft.com/office/word/2018/wordml/cex" xmlns:w16cid="http://schemas.microsoft.com/office/word/2016/wordml/cid" xmlns:w16="http://schemas.microsoft.com/office/word/2018/wordml" xmlns:w16sdtdh="http://schemas.microsoft.com/office/word/2020/wordml/sdtdatahash" xmlns:w16se="http://schemas.microsoft.com/office/word/2015/wordml/symex" xmlns:wpg="http://schemas.microsoft.com/office/word/2010/wordprocessingGroup" xmlns:wpi="http://schemas.microsoft.com/office/word/2010/wordprocessingInk" xmlns:wne="http://schemas.microsoft.com/office/word/2006/wordml" xmlns:wps="http://schemas.microsoft.com/office/word/2010/wordprocessingShape" mc:Ignorable="w14 w15 w16se w16cid w16 w16cex w16sdtdh wp14">
+<w:document xmlns:wpc="http://schemas.microsoft.com/office/word/2010/wordprocessingCanvas" xmlns:cx="http://schemas.microsoft.com/office/drawing/2014/chartex" xmlns:cx1="http://schemas.microsoft.com/office/drawing/2015/9/8/chartex" xmlns:cx2="http://schemas.microsoft.com/office/drawing/2015/10/21/chartex" xmlns:cx3="http://schemas.microsoft.com/office/drawing/2016/5/9/chartex" xmlns:cx4="http://schemas.microsoft.com/office/drawing/2016/5/10/chartex" xmlns:cx5="http://schemas.microsoft.com/office/drawing/2016/5/11/chartex" xmlns:cx6="http://schemas.microsoft.com/office/drawing/2016/5/12/chartex" xmlns:cx7="http://schemas.microsoft.com/office/drawing/2016/5/13/chartex" xmlns:cx8="http://schemas.microsoft.com/office/drawing/2016/5/14/chartex" xmlns:mc="http://schemas.openxmlformats.org/markup-compatibility/2006" xmlns:aink="http://schemas.microsoft.com/office/drawing/2016/ink" xmlns:am3d="http://schemas.microsoft.com/office/drawing/2017/model3d" xmlns:o="urn:schemas-microsoft-com:office:office" xmlns:oel="http://schemas.microsoft.com/office/2019/extlst" xmlns:r="http://schemas.openxmlformats.org/officeDocument/2006/relationships" xmlns:m="http://schemas.openxmlformats.org/officeDocument/2006/math" xmlns:v="urn:schemas-microsoft-com:vml" xmlns:wp14="http://schemas.microsoft.com/office/word/2010/wordprocessingDrawing" xmlns:wp="http://schemas.openxmlformats.org/drawingml/2006/wordprocessingDrawing" xmlns:w10="urn:schemas-microsoft-com:office:word" xmlns:w="http://schemas.openxmlformats.org/wordprocessingml/2006/main" xmlns:w14="http://schemas.microsoft.com/office/word/2010/wordml" xmlns:w15="http://schemas.microsoft.com/office/word/2012/wordml" xmlns:w16cex="http://schemas.microsoft.com/office/word/2018/wordml/cex" xmlns:w16cid="http://schemas.microsoft.com/office/word/2016/wordml/cid" xmlns:w16="http://schemas.microsoft.com/office/word/2018/wordml" xmlns:w16du="http://schemas.microsoft.com/office/word/2023/wordml/word16du" xmlns:w16sdtdh="http://schemas.microsoft.com/office/word/2020/wordml/sdtdatahash" xmlns:w16se="http://schemas.microsoft.com/office/word/2015/wordml/symex" xmlns:wpg="http://schemas.microsoft.com/office/word/2010/wordprocessingGroup" xmlns:wpi="http://schemas.microsoft.com/office/word/2010/wordprocessingInk" xmlns:wne="http://schemas.microsoft.com/office/word/2006/wordml" xmlns:wps="http://schemas.microsoft.com/office/word/2010/wordprocessingShape" mc:Ignorable="w14 w15 w16se w16cid w16 w16cex w16sdtdh w16du wp14">
   <w:body>
     <w:p>
       <w:pPr>
@@ -468,7 +468,19 @@
           <w:sz w:val="22"/>
           <w:szCs w:val="22"/>
         </w:rPr>
-        <w:t>{cuadroPedoAmazonia-numeroRegularizacionRRR</w:t>
+        <w:t>{cuadroPedoAmazonia-</w:t>
+      </w:r>
+      <w:proofErr w:type="gramStart"/>
+      <w:r>
+        <w:rPr>
+          <w:rFonts w:ascii="Arial" w:hAnsi="Arial" w:cs="Arial"/>
+          <w:b/>
+          <w:bCs/>
+          <w:color w:val="FF0000"/>
+          <w:sz w:val="22"/>
+          <w:szCs w:val="22"/>
+        </w:rPr>
+        <w:t>numeroRegularizacionRRR</w:t>
       </w:r>
       <w:r>
         <w:rPr>
@@ -489,6 +501,7 @@
         </w:rPr>
         <w:t>{</w:t>
       </w:r>
+      <w:proofErr w:type="gramEnd"/>
       <w:r>
         <w:rPr>
           <w:rFonts w:ascii="Arial" w:hAnsi="Arial" w:cs="Arial"/>
@@ -615,7 +628,19 @@
           <w:sz w:val="22"/>
           <w:szCs w:val="22"/>
         </w:rPr>
-        <w:t>{fromDam-nombreEmpresa</w:t>
+        <w:t>{</w:t>
+      </w:r>
+      <w:proofErr w:type="spellStart"/>
+      <w:r>
+        <w:rPr>
+          <w:rFonts w:ascii="Arial" w:hAnsi="Arial" w:cs="Arial"/>
+          <w:b/>
+          <w:bCs/>
+          <w:color w:val="FF0000"/>
+          <w:sz w:val="22"/>
+          <w:szCs w:val="22"/>
+        </w:rPr>
+        <w:t>fromDam-nombreEmpresa</w:t>
       </w:r>
       <w:r>
         <w:rPr>
@@ -628,6 +653,7 @@
         </w:rPr>
         <w:t>RRR</w:t>
       </w:r>
+      <w:proofErr w:type="spellEnd"/>
       <w:r>
         <w:rPr>
           <w:rFonts w:ascii="Arial" w:hAnsi="Arial" w:cs="Arial"/>
@@ -645,7 +671,25 @@
           <w:sz w:val="22"/>
           <w:szCs w:val="22"/>
         </w:rPr>
-        <w:t>{fromDam-nombreEmpresa}</w:t>
+        <w:t>{</w:t>
+      </w:r>
+      <w:proofErr w:type="spellStart"/>
+      <w:r>
+        <w:rPr>
+          <w:rFonts w:ascii="Arial" w:hAnsi="Arial" w:cs="Arial"/>
+          <w:sz w:val="22"/>
+          <w:szCs w:val="22"/>
+        </w:rPr>
+        <w:t>fromDam-nombreEmpresa</w:t>
+      </w:r>
+      <w:proofErr w:type="spellEnd"/>
+      <w:r>
+        <w:rPr>
+          <w:rFonts w:ascii="Arial" w:hAnsi="Arial" w:cs="Arial"/>
+          <w:sz w:val="22"/>
+          <w:szCs w:val="22"/>
+        </w:rPr>
+        <w:t>}</w:t>
       </w:r>
       <w:r>
         <w:rPr>
@@ -687,6 +731,7 @@
         </w:rPr>
         <w:t xml:space="preserve"> {</w:t>
       </w:r>
+      <w:proofErr w:type="spellStart"/>
       <w:r>
         <w:rPr>
           <w:rFonts w:ascii="Arial" w:hAnsi="Arial" w:cs="Arial"/>
@@ -695,6 +740,7 @@
         </w:rPr>
         <w:t>fromDam</w:t>
       </w:r>
+      <w:proofErr w:type="spellEnd"/>
       <w:r>
         <w:rPr>
           <w:rFonts w:ascii="Arial" w:hAnsi="Arial" w:cs="Arial"/>
@@ -712,7 +758,31 @@
           <w:sz w:val="22"/>
           <w:szCs w:val="22"/>
         </w:rPr>
-        <w:t>{fromDam-rucRRR}</w:t>
+        <w:t>{</w:t>
+      </w:r>
+      <w:proofErr w:type="spellStart"/>
+      <w:r>
+        <w:rPr>
+          <w:rFonts w:ascii="Arial" w:hAnsi="Arial" w:cs="Arial"/>
+          <w:b/>
+          <w:bCs/>
+          <w:color w:val="FF0000"/>
+          <w:sz w:val="22"/>
+          <w:szCs w:val="22"/>
+        </w:rPr>
+        <w:t>fromDam-rucRRR</w:t>
+      </w:r>
+      <w:proofErr w:type="spellEnd"/>
+      <w:r>
+        <w:rPr>
+          <w:rFonts w:ascii="Arial" w:hAnsi="Arial" w:cs="Arial"/>
+          <w:b/>
+          <w:bCs/>
+          <w:color w:val="FF0000"/>
+          <w:sz w:val="22"/>
+          <w:szCs w:val="22"/>
+        </w:rPr>
+        <w:t>}</w:t>
       </w:r>
       <w:r>
         <w:rPr>
@@ -730,6 +800,7 @@
         </w:rPr>
         <w:t>{</w:t>
       </w:r>
+      <w:proofErr w:type="spellStart"/>
       <w:r>
         <w:rPr>
           <w:rFonts w:ascii="Arial" w:hAnsi="Arial" w:cs="Arial"/>
@@ -754,6 +825,7 @@
         </w:rPr>
         <w:t>domicilioFiscal</w:t>
       </w:r>
+      <w:proofErr w:type="spellEnd"/>
       <w:r>
         <w:rPr>
           <w:rFonts w:ascii="Arial" w:hAnsi="Arial" w:cs="Arial"/>
@@ -771,7 +843,19 @@
           <w:sz w:val="22"/>
           <w:szCs w:val="22"/>
         </w:rPr>
-        <w:t>{fromDam-domicilioFiscal</w:t>
+        <w:t>{</w:t>
+      </w:r>
+      <w:proofErr w:type="spellStart"/>
+      <w:r>
+        <w:rPr>
+          <w:rFonts w:ascii="Arial" w:hAnsi="Arial" w:cs="Arial"/>
+          <w:b/>
+          <w:bCs/>
+          <w:color w:val="FF0000"/>
+          <w:sz w:val="22"/>
+          <w:szCs w:val="22"/>
+        </w:rPr>
+        <w:t>fromDam-domicilioFiscal</w:t>
       </w:r>
       <w:r>
         <w:rPr>
@@ -784,6 +868,7 @@
         </w:rPr>
         <w:t>RRR</w:t>
       </w:r>
+      <w:proofErr w:type="spellEnd"/>
       <w:r>
         <w:rPr>
           <w:rFonts w:ascii="Arial" w:hAnsi="Arial" w:cs="Arial"/>
@@ -835,7 +920,25 @@
           <w:sz w:val="22"/>
           <w:szCs w:val="22"/>
         </w:rPr>
-        <w:t>{textoVisto}</w:t>
+        <w:t>{</w:t>
+      </w:r>
+      <w:proofErr w:type="spellStart"/>
+      <w:r>
+        <w:rPr>
+          <w:rFonts w:ascii="Arial" w:hAnsi="Arial" w:cs="Arial"/>
+          <w:sz w:val="22"/>
+          <w:szCs w:val="22"/>
+        </w:rPr>
+        <w:t>textoVisto</w:t>
+      </w:r>
+      <w:proofErr w:type="spellEnd"/>
+      <w:r>
+        <w:rPr>
+          <w:rFonts w:ascii="Arial" w:hAnsi="Arial" w:cs="Arial"/>
+          <w:sz w:val="22"/>
+          <w:szCs w:val="22"/>
+        </w:rPr>
+        <w:t>}</w:t>
       </w:r>
       <w:r>
         <w:rPr>
@@ -938,7 +1041,19 @@
           <w:sz w:val="22"/>
           <w:szCs w:val="22"/>
         </w:rPr>
-        <w:t>{fromDam-fechaNumeracion</w:t>
+        <w:t>{</w:t>
+      </w:r>
+      <w:proofErr w:type="spellStart"/>
+      <w:r>
+        <w:rPr>
+          <w:rFonts w:ascii="Arial" w:hAnsi="Arial" w:cs="Arial"/>
+          <w:b/>
+          <w:bCs/>
+          <w:color w:val="FF0000"/>
+          <w:sz w:val="22"/>
+          <w:szCs w:val="22"/>
+        </w:rPr>
+        <w:t>fromDam-fechaNumeracion</w:t>
       </w:r>
       <w:r>
         <w:rPr>
@@ -951,6 +1066,7 @@
         </w:rPr>
         <w:t>RRR</w:t>
       </w:r>
+      <w:proofErr w:type="spellEnd"/>
       <w:r>
         <w:rPr>
           <w:rFonts w:ascii="Arial" w:hAnsi="Arial" w:cs="Arial"/>
@@ -970,6 +1086,7 @@
         </w:rPr>
         <w:t>{</w:t>
       </w:r>
+      <w:proofErr w:type="spellStart"/>
       <w:r>
         <w:rPr>
           <w:rFonts w:ascii="Arial" w:hAnsi="Arial" w:cs="Arial"/>
@@ -978,6 +1095,7 @@
         </w:rPr>
         <w:t>fromDam-fechaNumeracion</w:t>
       </w:r>
+      <w:proofErr w:type="spellEnd"/>
       <w:r>
         <w:rPr>
           <w:rFonts w:ascii="Arial" w:hAnsi="Arial" w:cs="Arial"/>
@@ -1002,6 +1120,7 @@
         </w:rPr>
         <w:t>{</w:t>
       </w:r>
+      <w:proofErr w:type="spellStart"/>
       <w:r>
         <w:rPr>
           <w:rFonts w:ascii="Arial" w:hAnsi="Arial" w:cs="Arial"/>
@@ -1010,6 +1129,7 @@
         </w:rPr>
         <w:t>fromDam-agenteAduana</w:t>
       </w:r>
+      <w:proofErr w:type="spellEnd"/>
       <w:r>
         <w:rPr>
           <w:rFonts w:ascii="Arial" w:hAnsi="Arial" w:cs="Arial"/>
@@ -1027,7 +1147,31 @@
           <w:sz w:val="22"/>
           <w:szCs w:val="22"/>
         </w:rPr>
-        <w:t xml:space="preserve">{fromDam-agenteAduanaRRR} </w:t>
+        <w:t>{</w:t>
+      </w:r>
+      <w:proofErr w:type="spellStart"/>
+      <w:r>
+        <w:rPr>
+          <w:rFonts w:ascii="Arial" w:hAnsi="Arial" w:cs="Arial"/>
+          <w:b/>
+          <w:bCs/>
+          <w:color w:val="FF0000"/>
+          <w:sz w:val="22"/>
+          <w:szCs w:val="22"/>
+        </w:rPr>
+        <w:t>fromDam-agenteAduanaRRR</w:t>
+      </w:r>
+      <w:proofErr w:type="spellEnd"/>
+      <w:r>
+        <w:rPr>
+          <w:rFonts w:ascii="Arial" w:hAnsi="Arial" w:cs="Arial"/>
+          <w:b/>
+          <w:bCs/>
+          <w:color w:val="FF0000"/>
+          <w:sz w:val="22"/>
+          <w:szCs w:val="22"/>
+        </w:rPr>
+        <w:t xml:space="preserve">} </w:t>
       </w:r>
       <w:r>
         <w:rPr>
@@ -1043,18 +1187,60 @@
           <w:sz w:val="22"/>
           <w:szCs w:val="22"/>
         </w:rPr>
-        <w:t>{fromDam-nombreEmpresa}</w:t>
-      </w:r>
-      <w:r>
-        <w:rPr>
-          <w:rFonts w:ascii="Arial" w:hAnsi="Arial" w:cs="Arial"/>
-          <w:b/>
-          <w:bCs/>
-          <w:color w:val="FF0000"/>
-          <w:sz w:val="22"/>
-          <w:szCs w:val="22"/>
-        </w:rPr>
-        <w:t>{fromDam-nombreEmpresaRRR}</w:t>
+        <w:t>{</w:t>
+      </w:r>
+      <w:proofErr w:type="spellStart"/>
+      <w:r>
+        <w:rPr>
+          <w:rFonts w:ascii="Arial" w:hAnsi="Arial" w:cs="Arial"/>
+          <w:sz w:val="22"/>
+          <w:szCs w:val="22"/>
+        </w:rPr>
+        <w:t>fromDam-nombreEmpresa</w:t>
+      </w:r>
+      <w:proofErr w:type="spellEnd"/>
+      <w:r>
+        <w:rPr>
+          <w:rFonts w:ascii="Arial" w:hAnsi="Arial" w:cs="Arial"/>
+          <w:sz w:val="22"/>
+          <w:szCs w:val="22"/>
+        </w:rPr>
+        <w:t>}</w:t>
+      </w:r>
+      <w:r>
+        <w:rPr>
+          <w:rFonts w:ascii="Arial" w:hAnsi="Arial" w:cs="Arial"/>
+          <w:b/>
+          <w:bCs/>
+          <w:color w:val="FF0000"/>
+          <w:sz w:val="22"/>
+          <w:szCs w:val="22"/>
+        </w:rPr>
+        <w:t>{</w:t>
+      </w:r>
+      <w:proofErr w:type="spellStart"/>
+      <w:r>
+        <w:rPr>
+          <w:rFonts w:ascii="Arial" w:hAnsi="Arial" w:cs="Arial"/>
+          <w:b/>
+          <w:bCs/>
+          <w:color w:val="FF0000"/>
+          <w:sz w:val="22"/>
+          <w:szCs w:val="22"/>
+        </w:rPr>
+        <w:t>fromDam-nombreEmpresaRRR</w:t>
+      </w:r>
+      <w:proofErr w:type="spellEnd"/>
+      <w:r>
+        <w:rPr>
+          <w:rFonts w:ascii="Arial" w:hAnsi="Arial" w:cs="Arial"/>
+          <w:b/>
+          <w:bCs/>
+          <w:color w:val="FF0000"/>
+          <w:sz w:val="22"/>
+          <w:szCs w:val="22"/>
+        </w:rPr>
+        <w:t>}</w:t>
       </w:r>
       <w:r>
         <w:rPr>
@@ -1088,18 +1274,60 @@
           <w:sz w:val="22"/>
           <w:szCs w:val="22"/>
         </w:rPr>
-        <w:t>{fromDam-aduanaNumeracion}</w:t>
-      </w:r>
-      <w:r>
-        <w:rPr>
-          <w:rFonts w:ascii="Arial" w:hAnsi="Arial" w:cs="Arial"/>
-          <w:b/>
-          <w:bCs/>
-          <w:color w:val="FF0000"/>
-          <w:sz w:val="22"/>
-          <w:szCs w:val="22"/>
-        </w:rPr>
-        <w:t>{fromDam-aduanaNumeracionRRR}</w:t>
+        <w:t>{</w:t>
+      </w:r>
+      <w:proofErr w:type="spellStart"/>
+      <w:r>
+        <w:rPr>
+          <w:rFonts w:ascii="Arial" w:hAnsi="Arial" w:cs="Arial"/>
+          <w:sz w:val="22"/>
+          <w:szCs w:val="22"/>
+        </w:rPr>
+        <w:t>fromDam-aduanaNumeracion</w:t>
+      </w:r>
+      <w:proofErr w:type="spellEnd"/>
+      <w:r>
+        <w:rPr>
+          <w:rFonts w:ascii="Arial" w:hAnsi="Arial" w:cs="Arial"/>
+          <w:sz w:val="22"/>
+          <w:szCs w:val="22"/>
+        </w:rPr>
+        <w:t>}</w:t>
+      </w:r>
+      <w:r>
+        <w:rPr>
+          <w:rFonts w:ascii="Arial" w:hAnsi="Arial" w:cs="Arial"/>
+          <w:b/>
+          <w:bCs/>
+          <w:color w:val="FF0000"/>
+          <w:sz w:val="22"/>
+          <w:szCs w:val="22"/>
+        </w:rPr>
+        <w:t>{</w:t>
+      </w:r>
+      <w:proofErr w:type="spellStart"/>
+      <w:r>
+        <w:rPr>
+          <w:rFonts w:ascii="Arial" w:hAnsi="Arial" w:cs="Arial"/>
+          <w:b/>
+          <w:bCs/>
+          <w:color w:val="FF0000"/>
+          <w:sz w:val="22"/>
+          <w:szCs w:val="22"/>
+        </w:rPr>
+        <w:t>fromDam-aduanaNumeracionRRR</w:t>
+      </w:r>
+      <w:proofErr w:type="spellEnd"/>
+      <w:r>
+        <w:rPr>
+          <w:rFonts w:ascii="Arial" w:hAnsi="Arial" w:cs="Arial"/>
+          <w:b/>
+          <w:bCs/>
+          <w:color w:val="FF0000"/>
+          <w:sz w:val="22"/>
+          <w:szCs w:val="22"/>
+        </w:rPr>
+        <w:t>}</w:t>
       </w:r>
       <w:r>
         <w:rPr>
@@ -1147,18 +1375,60 @@
           <w:sz w:val="22"/>
           <w:szCs w:val="22"/>
         </w:rPr>
-        <w:t>{fromDam-numeroDam}</w:t>
-      </w:r>
-      <w:r>
-        <w:rPr>
-          <w:rFonts w:ascii="Arial" w:hAnsi="Arial" w:cs="Arial"/>
-          <w:b/>
-          <w:bCs/>
-          <w:color w:val="FF0000"/>
-          <w:sz w:val="22"/>
-          <w:szCs w:val="22"/>
-        </w:rPr>
-        <w:t>{fromDam-numeroDamRRR}</w:t>
+        <w:t>{</w:t>
+      </w:r>
+      <w:proofErr w:type="spellStart"/>
+      <w:r>
+        <w:rPr>
+          <w:rFonts w:ascii="Arial" w:hAnsi="Arial" w:cs="Arial"/>
+          <w:sz w:val="22"/>
+          <w:szCs w:val="22"/>
+        </w:rPr>
+        <w:t>fromDam-numeroDam</w:t>
+      </w:r>
+      <w:proofErr w:type="spellEnd"/>
+      <w:r>
+        <w:rPr>
+          <w:rFonts w:ascii="Arial" w:hAnsi="Arial" w:cs="Arial"/>
+          <w:sz w:val="22"/>
+          <w:szCs w:val="22"/>
+        </w:rPr>
+        <w:t>}</w:t>
+      </w:r>
+      <w:r>
+        <w:rPr>
+          <w:rFonts w:ascii="Arial" w:hAnsi="Arial" w:cs="Arial"/>
+          <w:b/>
+          <w:bCs/>
+          <w:color w:val="FF0000"/>
+          <w:sz w:val="22"/>
+          <w:szCs w:val="22"/>
+        </w:rPr>
+        <w:t>{</w:t>
+      </w:r>
+      <w:proofErr w:type="spellStart"/>
+      <w:r>
+        <w:rPr>
+          <w:rFonts w:ascii="Arial" w:hAnsi="Arial" w:cs="Arial"/>
+          <w:b/>
+          <w:bCs/>
+          <w:color w:val="FF0000"/>
+          <w:sz w:val="22"/>
+          <w:szCs w:val="22"/>
+        </w:rPr>
+        <w:t>fromDam-numeroDamRRR</w:t>
+      </w:r>
+      <w:proofErr w:type="spellEnd"/>
+      <w:r>
+        <w:rPr>
+          <w:rFonts w:ascii="Arial" w:hAnsi="Arial" w:cs="Arial"/>
+          <w:b/>
+          <w:bCs/>
+          <w:color w:val="FF0000"/>
+          <w:sz w:val="22"/>
+          <w:szCs w:val="22"/>
+        </w:rPr>
+        <w:t>}</w:t>
       </w:r>
       <w:r>
         <w:rPr>
@@ -1174,18 +1444,60 @@
           <w:sz w:val="22"/>
           <w:szCs w:val="22"/>
         </w:rPr>
-        <w:t>{fromDam-cantBultosTexto}</w:t>
-      </w:r>
-      <w:r>
-        <w:rPr>
-          <w:rFonts w:ascii="Arial" w:hAnsi="Arial" w:cs="Arial"/>
-          <w:b/>
-          <w:bCs/>
-          <w:color w:val="FF0000"/>
-          <w:sz w:val="22"/>
-          <w:szCs w:val="22"/>
-        </w:rPr>
-        <w:t>{fromDam-cantBultosTextoRRR}</w:t>
+        <w:t>{</w:t>
+      </w:r>
+      <w:proofErr w:type="spellStart"/>
+      <w:r>
+        <w:rPr>
+          <w:rFonts w:ascii="Arial" w:hAnsi="Arial" w:cs="Arial"/>
+          <w:sz w:val="22"/>
+          <w:szCs w:val="22"/>
+        </w:rPr>
+        <w:t>fromDam-cantBultosTexto</w:t>
+      </w:r>
+      <w:proofErr w:type="spellEnd"/>
+      <w:r>
+        <w:rPr>
+          <w:rFonts w:ascii="Arial" w:hAnsi="Arial" w:cs="Arial"/>
+          <w:sz w:val="22"/>
+          <w:szCs w:val="22"/>
+        </w:rPr>
+        <w:t>}</w:t>
+      </w:r>
+      <w:r>
+        <w:rPr>
+          <w:rFonts w:ascii="Arial" w:hAnsi="Arial" w:cs="Arial"/>
+          <w:b/>
+          <w:bCs/>
+          <w:color w:val="FF0000"/>
+          <w:sz w:val="22"/>
+          <w:szCs w:val="22"/>
+        </w:rPr>
+        <w:t>{</w:t>
+      </w:r>
+      <w:proofErr w:type="spellStart"/>
+      <w:r>
+        <w:rPr>
+          <w:rFonts w:ascii="Arial" w:hAnsi="Arial" w:cs="Arial"/>
+          <w:b/>
+          <w:bCs/>
+          <w:color w:val="FF0000"/>
+          <w:sz w:val="22"/>
+          <w:szCs w:val="22"/>
+        </w:rPr>
+        <w:t>fromDam-cantBultosTextoRRR</w:t>
+      </w:r>
+      <w:proofErr w:type="spellEnd"/>
+      <w:r>
+        <w:rPr>
+          <w:rFonts w:ascii="Arial" w:hAnsi="Arial" w:cs="Arial"/>
+          <w:b/>
+          <w:bCs/>
+          <w:color w:val="FF0000"/>
+          <w:sz w:val="22"/>
+          <w:szCs w:val="22"/>
+        </w:rPr>
+        <w:t>}</w:t>
       </w:r>
       <w:r>
         <w:rPr>
@@ -1212,7 +1524,25 @@
           <w:sz w:val="22"/>
           <w:szCs w:val="22"/>
         </w:rPr>
-        <w:t>{fromDam-cantBultosNumero}</w:t>
+        <w:t>{</w:t>
+      </w:r>
+      <w:proofErr w:type="spellStart"/>
+      <w:r>
+        <w:rPr>
+          <w:rFonts w:ascii="Arial" w:hAnsi="Arial" w:cs="Arial"/>
+          <w:sz w:val="22"/>
+          <w:szCs w:val="22"/>
+        </w:rPr>
+        <w:t>fromDam-cantBultosNumero</w:t>
+      </w:r>
+      <w:proofErr w:type="spellEnd"/>
+      <w:r>
+        <w:rPr>
+          <w:rFonts w:ascii="Arial" w:hAnsi="Arial" w:cs="Arial"/>
+          <w:sz w:val="22"/>
+          <w:szCs w:val="22"/>
+        </w:rPr>
+        <w:t>}</w:t>
       </w:r>
       <w:r>
         <w:rPr>
@@ -1228,18 +1558,48 @@
           <w:sz w:val="22"/>
           <w:szCs w:val="22"/>
         </w:rPr>
-        <w:t>{fromDam-descripcionMerca}</w:t>
-      </w:r>
-      <w:r>
-        <w:rPr>
-          <w:rFonts w:ascii="Arial" w:hAnsi="Arial" w:cs="Arial"/>
-          <w:b/>
-          <w:bCs/>
-          <w:color w:val="FF0000"/>
-          <w:sz w:val="22"/>
-          <w:szCs w:val="22"/>
-        </w:rPr>
-        <w:t>{from</w:t>
+        <w:t>{</w:t>
+      </w:r>
+      <w:proofErr w:type="spellStart"/>
+      <w:r>
+        <w:rPr>
+          <w:rFonts w:ascii="Arial" w:hAnsi="Arial" w:cs="Arial"/>
+          <w:sz w:val="22"/>
+          <w:szCs w:val="22"/>
+        </w:rPr>
+        <w:t>fromDam-descripcionMerca</w:t>
+      </w:r>
+      <w:proofErr w:type="spellEnd"/>
+      <w:r>
+        <w:rPr>
+          <w:rFonts w:ascii="Arial" w:hAnsi="Arial" w:cs="Arial"/>
+          <w:sz w:val="22"/>
+          <w:szCs w:val="22"/>
+        </w:rPr>
+        <w:t>}</w:t>
+      </w:r>
+      <w:r>
+        <w:rPr>
+          <w:rFonts w:ascii="Arial" w:hAnsi="Arial" w:cs="Arial"/>
+          <w:b/>
+          <w:bCs/>
+          <w:color w:val="FF0000"/>
+          <w:sz w:val="22"/>
+          <w:szCs w:val="22"/>
+        </w:rPr>
+        <w:t>{</w:t>
+      </w:r>
+      <w:proofErr w:type="spellStart"/>
+      <w:r>
+        <w:rPr>
+          <w:rFonts w:ascii="Arial" w:hAnsi="Arial" w:cs="Arial"/>
+          <w:b/>
+          <w:bCs/>
+          <w:color w:val="FF0000"/>
+          <w:sz w:val="22"/>
+          <w:szCs w:val="22"/>
+        </w:rPr>
+        <w:t>from</w:t>
       </w:r>
       <w:r>
         <w:rPr>
@@ -1296,6 +1656,7 @@
         </w:rPr>
         <w:t>RRR</w:t>
       </w:r>
+      <w:proofErr w:type="spellEnd"/>
       <w:r>
         <w:rPr>
           <w:rFonts w:ascii="Arial" w:hAnsi="Arial" w:cs="Arial"/>
@@ -1329,18 +1690,60 @@
           <w:sz w:val="22"/>
           <w:szCs w:val="22"/>
         </w:rPr>
-        <w:t>{fromDam-rangoSeriesAcogida}</w:t>
-      </w:r>
-      <w:r>
-        <w:rPr>
-          <w:rFonts w:ascii="Arial" w:hAnsi="Arial" w:cs="Arial"/>
-          <w:b/>
-          <w:bCs/>
-          <w:color w:val="FF0000"/>
-          <w:sz w:val="22"/>
-          <w:szCs w:val="22"/>
-        </w:rPr>
-        <w:t>{fromDam-rangoSeriesAcogidaRRR}</w:t>
+        <w:t>{</w:t>
+      </w:r>
+      <w:proofErr w:type="spellStart"/>
+      <w:r>
+        <w:rPr>
+          <w:rFonts w:ascii="Arial" w:hAnsi="Arial" w:cs="Arial"/>
+          <w:sz w:val="22"/>
+          <w:szCs w:val="22"/>
+        </w:rPr>
+        <w:t>fromDam-rangoSeriesAcogida</w:t>
+      </w:r>
+      <w:proofErr w:type="spellEnd"/>
+      <w:r>
+        <w:rPr>
+          <w:rFonts w:ascii="Arial" w:hAnsi="Arial" w:cs="Arial"/>
+          <w:sz w:val="22"/>
+          <w:szCs w:val="22"/>
+        </w:rPr>
+        <w:t>}</w:t>
+      </w:r>
+      <w:r>
+        <w:rPr>
+          <w:rFonts w:ascii="Arial" w:hAnsi="Arial" w:cs="Arial"/>
+          <w:b/>
+          <w:bCs/>
+          <w:color w:val="FF0000"/>
+          <w:sz w:val="22"/>
+          <w:szCs w:val="22"/>
+        </w:rPr>
+        <w:t>{</w:t>
+      </w:r>
+      <w:proofErr w:type="spellStart"/>
+      <w:r>
+        <w:rPr>
+          <w:rFonts w:ascii="Arial" w:hAnsi="Arial" w:cs="Arial"/>
+          <w:b/>
+          <w:bCs/>
+          <w:color w:val="FF0000"/>
+          <w:sz w:val="22"/>
+          <w:szCs w:val="22"/>
+        </w:rPr>
+        <w:t>fromDam-rangoSeriesAcogidaRRR</w:t>
+      </w:r>
+      <w:proofErr w:type="spellEnd"/>
+      <w:r>
+        <w:rPr>
+          <w:rFonts w:ascii="Arial" w:hAnsi="Arial" w:cs="Arial"/>
+          <w:b/>
+          <w:bCs/>
+          <w:color w:val="FF0000"/>
+          <w:sz w:val="22"/>
+          <w:szCs w:val="22"/>
+        </w:rPr>
+        <w:t>}</w:t>
       </w:r>
       <w:r>
         <w:rPr>
@@ -1466,7 +1869,25 @@
           <w:sz w:val="22"/>
           <w:szCs w:val="22"/>
         </w:rPr>
-        <w:t xml:space="preserve">Que, el </w:t>
+        <w:t xml:space="preserve">Que, </w:t>
+      </w:r>
+      <w:proofErr w:type="spellStart"/>
+      <w:r>
+        <w:rPr>
+          <w:rFonts w:ascii="Arial" w:hAnsi="Arial" w:cs="Arial"/>
+          <w:sz w:val="22"/>
+          <w:szCs w:val="22"/>
+        </w:rPr>
+        <w:t>el</w:t>
+      </w:r>
+      <w:proofErr w:type="spellEnd"/>
+      <w:r>
+        <w:rPr>
+          <w:rFonts w:ascii="Arial" w:hAnsi="Arial" w:cs="Arial"/>
+          <w:sz w:val="22"/>
+          <w:szCs w:val="22"/>
+        </w:rPr>
+        <w:t xml:space="preserve"> </w:t>
       </w:r>
       <w:r>
         <w:rPr>
@@ -1482,7 +1903,16 @@
           <w:sz w:val="22"/>
           <w:szCs w:val="22"/>
         </w:rPr>
-        <w:t>fromDam-fechaCancelacionTributos</w:t>
+        <w:t>fromDam-</w:t>
+      </w:r>
+      <w:proofErr w:type="gramStart"/>
+      <w:r>
+        <w:rPr>
+          <w:rFonts w:ascii="Arial" w:hAnsi="Arial" w:cs="Arial"/>
+          <w:sz w:val="22"/>
+          <w:szCs w:val="22"/>
+        </w:rPr>
+        <w:t>fechaCancelacionTributos</w:t>
       </w:r>
       <w:r>
         <w:rPr>
@@ -1501,7 +1931,19 @@
           <w:sz w:val="22"/>
           <w:szCs w:val="22"/>
         </w:rPr>
-        <w:t>{fromDam-fechaCancelacionTributosRRR}</w:t>
+        <w:t>{</w:t>
+      </w:r>
+      <w:proofErr w:type="gramEnd"/>
+      <w:r>
+        <w:rPr>
+          <w:rFonts w:ascii="Arial" w:hAnsi="Arial" w:cs="Arial"/>
+          <w:b/>
+          <w:bCs/>
+          <w:color w:val="FF0000"/>
+          <w:sz w:val="22"/>
+          <w:szCs w:val="22"/>
+        </w:rPr>
+        <w:t>fromDam-fechaCancelacionTributosRRR}</w:t>
       </w:r>
       <w:r>
         <w:rPr>
@@ -1568,7 +2010,23 @@
           <w:sz w:val="22"/>
           <w:szCs w:val="22"/>
         </w:rPr>
-        <w:t xml:space="preserve">.º27037” el importe de S/ </w:t>
+        <w:t>.º</w:t>
+      </w:r>
+      <w:r>
+        <w:rPr>
+          <w:rFonts w:ascii="Arial" w:hAnsi="Arial" w:cs="Arial"/>
+          <w:sz w:val="22"/>
+          <w:szCs w:val="22"/>
+        </w:rPr>
+        <w:t xml:space="preserve"> </w:t>
+      </w:r>
+      <w:r>
+        <w:rPr>
+          <w:rFonts w:ascii="Arial" w:hAnsi="Arial" w:cs="Arial"/>
+          <w:sz w:val="22"/>
+          <w:szCs w:val="22"/>
+        </w:rPr>
+        <w:t xml:space="preserve">27037” el importe de S/ </w:t>
       </w:r>
       <w:r>
         <w:rPr>
@@ -1608,6 +2066,7 @@
         </w:rPr>
         <w:t>{/</w:t>
       </w:r>
+      <w:proofErr w:type="spellStart"/>
       <w:r>
         <w:rPr>
           <w:rFonts w:ascii="Arial" w:hAnsi="Arial" w:cs="Arial"/>
@@ -1616,6 +2075,7 @@
         </w:rPr>
         <w:t>estadoOnlyAMAZONIA</w:t>
       </w:r>
+      <w:proofErr w:type="spellEnd"/>
       <w:r>
         <w:rPr>
           <w:rFonts w:ascii="Arial" w:hAnsi="Arial" w:cs="Arial"/>
@@ -1683,7 +2143,25 @@
           <w:sz w:val="22"/>
           <w:szCs w:val="22"/>
         </w:rPr>
-        <w:t xml:space="preserve">Que, el </w:t>
+        <w:t xml:space="preserve">Que, </w:t>
+      </w:r>
+      <w:proofErr w:type="spellStart"/>
+      <w:r>
+        <w:rPr>
+          <w:rFonts w:ascii="Arial" w:hAnsi="Arial" w:cs="Arial"/>
+          <w:sz w:val="22"/>
+          <w:szCs w:val="22"/>
+        </w:rPr>
+        <w:t>el</w:t>
+      </w:r>
+      <w:proofErr w:type="spellEnd"/>
+      <w:r>
+        <w:rPr>
+          <w:rFonts w:ascii="Arial" w:hAnsi="Arial" w:cs="Arial"/>
+          <w:sz w:val="22"/>
+          <w:szCs w:val="22"/>
+        </w:rPr>
+        <w:t xml:space="preserve"> </w:t>
       </w:r>
       <w:r>
         <w:rPr>
@@ -1699,7 +2177,16 @@
           <w:sz w:val="22"/>
           <w:szCs w:val="22"/>
         </w:rPr>
-        <w:t>fromDam-fechaCancelacionTributos</w:t>
+        <w:t>fromDam-</w:t>
+      </w:r>
+      <w:proofErr w:type="gramStart"/>
+      <w:r>
+        <w:rPr>
+          <w:rFonts w:ascii="Arial" w:hAnsi="Arial" w:cs="Arial"/>
+          <w:sz w:val="22"/>
+          <w:szCs w:val="22"/>
+        </w:rPr>
+        <w:t>fechaCancelacionTributos</w:t>
       </w:r>
       <w:r>
         <w:rPr>
@@ -1718,7 +2205,19 @@
           <w:sz w:val="22"/>
           <w:szCs w:val="22"/>
         </w:rPr>
-        <w:t>{fromDam-fechaCancelacionTributosRRR}</w:t>
+        <w:t>{</w:t>
+      </w:r>
+      <w:proofErr w:type="gramEnd"/>
+      <w:r>
+        <w:rPr>
+          <w:rFonts w:ascii="Arial" w:hAnsi="Arial" w:cs="Arial"/>
+          <w:b/>
+          <w:bCs/>
+          <w:color w:val="FF0000"/>
+          <w:sz w:val="22"/>
+          <w:szCs w:val="22"/>
+        </w:rPr>
+        <w:t>fromDam-fechaCancelacionTributosRRR}</w:t>
       </w:r>
       <w:r>
         <w:rPr>
@@ -1811,6 +2310,7 @@
         <w:t>{</w:t>
       </w:r>
       <w:bookmarkStart w:id="0" w:name="_Hlk230558223"/>
+      <w:proofErr w:type="spellStart"/>
       <w:r>
         <w:rPr>
           <w:rFonts w:ascii="Arial" w:hAnsi="Arial" w:cs="Arial"/>
@@ -1820,6 +2320,7 @@
         <w:t>textoTotReguPECO</w:t>
       </w:r>
       <w:bookmarkEnd w:id="0"/>
+      <w:proofErr w:type="spellEnd"/>
       <w:r>
         <w:rPr>
           <w:rFonts w:ascii="Arial" w:hAnsi="Arial" w:cs="Arial"/>
@@ -1858,7 +2359,23 @@
           <w:sz w:val="22"/>
           <w:szCs w:val="22"/>
         </w:rPr>
-        <w:t xml:space="preserve">.º27037” el importe de S/ </w:t>
+        <w:t>.º</w:t>
+      </w:r>
+      <w:r>
+        <w:rPr>
+          <w:rFonts w:ascii="Arial" w:hAnsi="Arial" w:cs="Arial"/>
+          <w:sz w:val="22"/>
+          <w:szCs w:val="22"/>
+        </w:rPr>
+        <w:t xml:space="preserve"> </w:t>
+      </w:r>
+      <w:r>
+        <w:rPr>
+          <w:rFonts w:ascii="Arial" w:hAnsi="Arial" w:cs="Arial"/>
+          <w:sz w:val="22"/>
+          <w:szCs w:val="22"/>
+        </w:rPr>
+        <w:t xml:space="preserve">27037” el importe de S/ </w:t>
       </w:r>
       <w:r>
         <w:rPr>
@@ -1890,7 +2407,23 @@
           <w:sz w:val="22"/>
           <w:szCs w:val="22"/>
         </w:rPr>
-        <w:t>.º245-99-EF/15;</w:t>
+        <w:t>.º</w:t>
+      </w:r>
+      <w:r>
+        <w:rPr>
+          <w:rFonts w:ascii="Arial" w:hAnsi="Arial" w:cs="Arial"/>
+          <w:sz w:val="22"/>
+          <w:szCs w:val="22"/>
+        </w:rPr>
+        <w:t xml:space="preserve"> </w:t>
+      </w:r>
+      <w:r>
+        <w:rPr>
+          <w:rFonts w:ascii="Arial" w:hAnsi="Arial" w:cs="Arial"/>
+          <w:sz w:val="22"/>
+          <w:szCs w:val="22"/>
+        </w:rPr>
+        <w:t>245-99-EF/15;</w:t>
       </w:r>
     </w:p>
     <w:p>
@@ -1914,6 +2447,7 @@
         </w:rPr>
         <w:t>{/</w:t>
       </w:r>
+      <w:proofErr w:type="spellStart"/>
       <w:r>
         <w:rPr>
           <w:rFonts w:ascii="Arial" w:hAnsi="Arial" w:cs="Arial"/>
@@ -1922,6 +2456,7 @@
         </w:rPr>
         <w:t>estadoPECOyAMAZONIA</w:t>
       </w:r>
+      <w:proofErr w:type="spellEnd"/>
       <w:r>
         <w:rPr>
           <w:rFonts w:ascii="Arial" w:hAnsi="Arial" w:cs="Arial"/>
@@ -1973,18 +2508,57 @@
           <w:sz w:val="22"/>
           <w:szCs w:val="22"/>
         </w:rPr>
-        <w:t>Que, el {fromDam-fechaCancelacionTributos}</w:t>
-      </w:r>
-      <w:r>
-        <w:rPr>
-          <w:rFonts w:ascii="Arial" w:hAnsi="Arial" w:cs="Arial"/>
-          <w:b/>
-          <w:bCs/>
-          <w:color w:val="FF0000"/>
-          <w:sz w:val="22"/>
-          <w:szCs w:val="22"/>
-        </w:rPr>
-        <w:t>{fromDam-fechaCancelacionTributosRRR}</w:t>
+        <w:t xml:space="preserve">Que, </w:t>
+      </w:r>
+      <w:proofErr w:type="spellStart"/>
+      <w:r>
+        <w:rPr>
+          <w:rFonts w:ascii="Arial" w:hAnsi="Arial" w:cs="Arial"/>
+          <w:sz w:val="22"/>
+          <w:szCs w:val="22"/>
+        </w:rPr>
+        <w:t>el</w:t>
+      </w:r>
+      <w:proofErr w:type="spellEnd"/>
+      <w:r>
+        <w:rPr>
+          <w:rFonts w:ascii="Arial" w:hAnsi="Arial" w:cs="Arial"/>
+          <w:sz w:val="22"/>
+          <w:szCs w:val="22"/>
+        </w:rPr>
+        <w:t xml:space="preserve"> {fromDam-</w:t>
+      </w:r>
+      <w:proofErr w:type="gramStart"/>
+      <w:r>
+        <w:rPr>
+          <w:rFonts w:ascii="Arial" w:hAnsi="Arial" w:cs="Arial"/>
+          <w:sz w:val="22"/>
+          <w:szCs w:val="22"/>
+        </w:rPr>
+        <w:t>fechaCancelacionTributos}</w:t>
+      </w:r>
+      <w:r>
+        <w:rPr>
+          <w:rFonts w:ascii="Arial" w:hAnsi="Arial" w:cs="Arial"/>
+          <w:b/>
+          <w:bCs/>
+          <w:color w:val="FF0000"/>
+          <w:sz w:val="22"/>
+          <w:szCs w:val="22"/>
+        </w:rPr>
+        <w:t>{</w:t>
+      </w:r>
+      <w:proofErr w:type="gramEnd"/>
+      <w:r>
+        <w:rPr>
+          <w:rFonts w:ascii="Arial" w:hAnsi="Arial" w:cs="Arial"/>
+          <w:b/>
+          <w:bCs/>
+          <w:color w:val="FF0000"/>
+          <w:sz w:val="22"/>
+          <w:szCs w:val="22"/>
+        </w:rPr>
+        <w:t>fromDam-fechaCancelacionTributosRRR}</w:t>
       </w:r>
       <w:r>
         <w:rPr>
@@ -2026,7 +2600,41 @@
           <w:sz w:val="22"/>
           <w:szCs w:val="22"/>
         </w:rPr>
-        <w:t>, correspondientes a la importación señalada en el considerando anterior, siendo abonados a la “Sub-Cuenta Especial Tesoro Público – D.S. n.º 015-94-EF” el importe de S/ {textoTotReguPECO} en cumplimiento de la Resolución Ministerial n.º107-94-EF/10;</w:t>
+        <w:t>, correspondientes a la importación señalada en el considerando anterior, siendo abonados a la “Sub-Cuenta Especial Tesoro Público – D.S. n.º 015-94-EF” el importe de S/ {</w:t>
+      </w:r>
+      <w:proofErr w:type="spellStart"/>
+      <w:r>
+        <w:rPr>
+          <w:rFonts w:ascii="Arial" w:hAnsi="Arial" w:cs="Arial"/>
+          <w:sz w:val="22"/>
+          <w:szCs w:val="22"/>
+        </w:rPr>
+        <w:t>textoTotReguPECO</w:t>
+      </w:r>
+      <w:proofErr w:type="spellEnd"/>
+      <w:r>
+        <w:rPr>
+          <w:rFonts w:ascii="Arial" w:hAnsi="Arial" w:cs="Arial"/>
+          <w:sz w:val="22"/>
+          <w:szCs w:val="22"/>
+        </w:rPr>
+        <w:t>} en cumplimiento de la Resolución Ministerial n.º</w:t>
+      </w:r>
+      <w:r>
+        <w:rPr>
+          <w:rFonts w:ascii="Arial" w:hAnsi="Arial" w:cs="Arial"/>
+          <w:sz w:val="22"/>
+          <w:szCs w:val="22"/>
+        </w:rPr>
+        <w:t xml:space="preserve"> </w:t>
+      </w:r>
+      <w:r>
+        <w:rPr>
+          <w:rFonts w:ascii="Arial" w:hAnsi="Arial" w:cs="Arial"/>
+          <w:sz w:val="22"/>
+          <w:szCs w:val="22"/>
+        </w:rPr>
+        <w:t>107-94-EF/10;</w:t>
       </w:r>
     </w:p>
     <w:p>
@@ -2048,7 +2656,25 @@
           <w:sz w:val="22"/>
           <w:szCs w:val="22"/>
         </w:rPr>
-        <w:t>{/estadoOnlyPECO}</w:t>
+        <w:t>{/</w:t>
+      </w:r>
+      <w:proofErr w:type="spellStart"/>
+      <w:r>
+        <w:rPr>
+          <w:rFonts w:ascii="Arial" w:hAnsi="Arial" w:cs="Arial"/>
+          <w:sz w:val="22"/>
+          <w:szCs w:val="22"/>
+        </w:rPr>
+        <w:t>estadoOnlyPECO</w:t>
+      </w:r>
+      <w:proofErr w:type="spellEnd"/>
+      <w:r>
+        <w:rPr>
+          <w:rFonts w:ascii="Arial" w:hAnsi="Arial" w:cs="Arial"/>
+          <w:sz w:val="22"/>
+          <w:szCs w:val="22"/>
+        </w:rPr>
+        <w:t>}</w:t>
       </w:r>
     </w:p>
     <w:p>
@@ -2234,18 +2860,60 @@
           <w:sz w:val="22"/>
           <w:szCs w:val="22"/>
         </w:rPr>
-        <w:t>{fromDam-nombreEmpresa}</w:t>
-      </w:r>
-      <w:r>
-        <w:rPr>
-          <w:rFonts w:ascii="Arial" w:hAnsi="Arial" w:cs="Arial"/>
-          <w:b/>
-          <w:bCs/>
-          <w:color w:val="FF0000"/>
-          <w:sz w:val="22"/>
-          <w:szCs w:val="22"/>
-        </w:rPr>
-        <w:t>{fromDam-nombreEmpresaRRR}</w:t>
+        <w:t>{</w:t>
+      </w:r>
+      <w:proofErr w:type="spellStart"/>
+      <w:r>
+        <w:rPr>
+          <w:rFonts w:ascii="Arial" w:hAnsi="Arial" w:cs="Arial"/>
+          <w:sz w:val="22"/>
+          <w:szCs w:val="22"/>
+        </w:rPr>
+        <w:t>fromDam-nombreEmpresa</w:t>
+      </w:r>
+      <w:proofErr w:type="spellEnd"/>
+      <w:r>
+        <w:rPr>
+          <w:rFonts w:ascii="Arial" w:hAnsi="Arial" w:cs="Arial"/>
+          <w:sz w:val="22"/>
+          <w:szCs w:val="22"/>
+        </w:rPr>
+        <w:t>}</w:t>
+      </w:r>
+      <w:r>
+        <w:rPr>
+          <w:rFonts w:ascii="Arial" w:hAnsi="Arial" w:cs="Arial"/>
+          <w:b/>
+          <w:bCs/>
+          <w:color w:val="FF0000"/>
+          <w:sz w:val="22"/>
+          <w:szCs w:val="22"/>
+        </w:rPr>
+        <w:t>{</w:t>
+      </w:r>
+      <w:proofErr w:type="spellStart"/>
+      <w:r>
+        <w:rPr>
+          <w:rFonts w:ascii="Arial" w:hAnsi="Arial" w:cs="Arial"/>
+          <w:b/>
+          <w:bCs/>
+          <w:color w:val="FF0000"/>
+          <w:sz w:val="22"/>
+          <w:szCs w:val="22"/>
+        </w:rPr>
+        <w:t>fromDam-nombreEmpresaRRR</w:t>
+      </w:r>
+      <w:proofErr w:type="spellEnd"/>
+      <w:r>
+        <w:rPr>
+          <w:rFonts w:ascii="Arial" w:hAnsi="Arial" w:cs="Arial"/>
+          <w:b/>
+          <w:bCs/>
+          <w:color w:val="FF0000"/>
+          <w:sz w:val="22"/>
+          <w:szCs w:val="22"/>
+        </w:rPr>
+        <w:t>}</w:t>
       </w:r>
       <w:r>
         <w:rPr>
@@ -2340,13 +3008,23 @@
         </w:rPr>
         <w:t xml:space="preserve"> </w:t>
       </w:r>
-      <w:r>
-        <w:rPr>
-          <w:rFonts w:ascii="Arial" w:hAnsi="Arial" w:cs="Arial"/>
-          <w:sz w:val="22"/>
-          <w:szCs w:val="22"/>
-        </w:rPr>
-        <w:t xml:space="preserve">del </w:t>
+      <w:proofErr w:type="spellStart"/>
+      <w:r>
+        <w:rPr>
+          <w:rFonts w:ascii="Arial" w:hAnsi="Arial" w:cs="Arial"/>
+          <w:sz w:val="22"/>
+          <w:szCs w:val="22"/>
+        </w:rPr>
+        <w:t>del</w:t>
+      </w:r>
+      <w:proofErr w:type="spellEnd"/>
+      <w:r>
+        <w:rPr>
+          <w:rFonts w:ascii="Arial" w:hAnsi="Arial" w:cs="Arial"/>
+          <w:sz w:val="22"/>
+          <w:szCs w:val="22"/>
+        </w:rPr>
+        <w:t xml:space="preserve"> </w:t>
       </w:r>
       <w:r>
         <w:rPr>
@@ -2427,15 +3105,70 @@
           <w:sz w:val="22"/>
           <w:szCs w:val="22"/>
         </w:rPr>
-        <w:t>{fromInputs-fechaCorreoCecaRRR}</w:t>
-      </w:r>
-      <w:r>
-        <w:rPr>
-          <w:rFonts w:ascii="Arial" w:hAnsi="Arial" w:cs="Arial"/>
-          <w:sz w:val="22"/>
-          <w:szCs w:val="22"/>
-        </w:rPr>
-        <w:t>{fromInputs-fechaCorreoCeca}</w:t>
+        <w:t>{</w:t>
+      </w:r>
+      <w:proofErr w:type="spellStart"/>
+      <w:r>
+        <w:rPr>
+          <w:rFonts w:ascii="Arial" w:hAnsi="Arial" w:cs="Arial"/>
+          <w:b/>
+          <w:bCs/>
+          <w:color w:val="FF0000"/>
+          <w:sz w:val="22"/>
+          <w:szCs w:val="22"/>
+        </w:rPr>
+        <w:t>fromInputs-</w:t>
+      </w:r>
+      <w:proofErr w:type="gramStart"/>
+      <w:r>
+        <w:rPr>
+          <w:rFonts w:ascii="Arial" w:hAnsi="Arial" w:cs="Arial"/>
+          <w:b/>
+          <w:bCs/>
+          <w:color w:val="FF0000"/>
+          <w:sz w:val="22"/>
+          <w:szCs w:val="22"/>
+        </w:rPr>
+        <w:t>fechaCorreoCecaRRR</w:t>
+      </w:r>
+      <w:proofErr w:type="spellEnd"/>
+      <w:r>
+        <w:rPr>
+          <w:rFonts w:ascii="Arial" w:hAnsi="Arial" w:cs="Arial"/>
+          <w:b/>
+          <w:bCs/>
+          <w:color w:val="FF0000"/>
+          <w:sz w:val="22"/>
+          <w:szCs w:val="22"/>
+        </w:rPr>
+        <w:t>}</w:t>
+      </w:r>
+      <w:r>
+        <w:rPr>
+          <w:rFonts w:ascii="Arial" w:hAnsi="Arial" w:cs="Arial"/>
+          <w:sz w:val="22"/>
+          <w:szCs w:val="22"/>
+        </w:rPr>
+        <w:t>{</w:t>
+      </w:r>
+      <w:proofErr w:type="spellStart"/>
+      <w:proofErr w:type="gramEnd"/>
+      <w:r>
+        <w:rPr>
+          <w:rFonts w:ascii="Arial" w:hAnsi="Arial" w:cs="Arial"/>
+          <w:sz w:val="22"/>
+          <w:szCs w:val="22"/>
+        </w:rPr>
+        <w:t>fromInputs-fechaCorreoCeca</w:t>
+      </w:r>
+      <w:proofErr w:type="spellEnd"/>
+      <w:r>
+        <w:rPr>
+          <w:rFonts w:ascii="Arial" w:hAnsi="Arial" w:cs="Arial"/>
+          <w:sz w:val="22"/>
+          <w:szCs w:val="22"/>
+        </w:rPr>
+        <w:t>}</w:t>
       </w:r>
       <w:r>
         <w:rPr>
@@ -2454,15 +3187,57 @@
           <w:sz w:val="22"/>
           <w:szCs w:val="22"/>
         </w:rPr>
-        <w:t>{fromInputs-correoCecaRRR}</w:t>
-      </w:r>
-      <w:r>
-        <w:rPr>
-          <w:rFonts w:ascii="Arial" w:hAnsi="Arial" w:cs="Arial"/>
-          <w:sz w:val="22"/>
-          <w:szCs w:val="22"/>
-        </w:rPr>
-        <w:t>{fromInputs-correoCeca}</w:t>
+        <w:t>{</w:t>
+      </w:r>
+      <w:proofErr w:type="spellStart"/>
+      <w:r>
+        <w:rPr>
+          <w:rFonts w:ascii="Arial" w:hAnsi="Arial" w:cs="Arial"/>
+          <w:b/>
+          <w:bCs/>
+          <w:color w:val="FF0000"/>
+          <w:sz w:val="22"/>
+          <w:szCs w:val="22"/>
+        </w:rPr>
+        <w:t>fromInputs-correoCecaRRR</w:t>
+      </w:r>
+      <w:proofErr w:type="spellEnd"/>
+      <w:r>
+        <w:rPr>
+          <w:rFonts w:ascii="Arial" w:hAnsi="Arial" w:cs="Arial"/>
+          <w:b/>
+          <w:bCs/>
+          <w:color w:val="FF0000"/>
+          <w:sz w:val="22"/>
+          <w:szCs w:val="22"/>
+        </w:rPr>
+        <w:t>}</w:t>
+      </w:r>
+      <w:r>
+        <w:rPr>
+          <w:rFonts w:ascii="Arial" w:hAnsi="Arial" w:cs="Arial"/>
+          <w:sz w:val="22"/>
+          <w:szCs w:val="22"/>
+        </w:rPr>
+        <w:t>{</w:t>
+      </w:r>
+      <w:proofErr w:type="spellStart"/>
+      <w:r>
+        <w:rPr>
+          <w:rFonts w:ascii="Arial" w:hAnsi="Arial" w:cs="Arial"/>
+          <w:sz w:val="22"/>
+          <w:szCs w:val="22"/>
+        </w:rPr>
+        <w:t>fromInputs-correoCeca</w:t>
+      </w:r>
+      <w:proofErr w:type="spellEnd"/>
+      <w:r>
+        <w:rPr>
+          <w:rFonts w:ascii="Arial" w:hAnsi="Arial" w:cs="Arial"/>
+          <w:sz w:val="22"/>
+          <w:szCs w:val="22"/>
+        </w:rPr>
+        <w:t>}</w:t>
       </w:r>
       <w:r>
         <w:rPr>
@@ -2480,6 +3255,7 @@
         </w:rPr>
         <w:t>{</w:t>
       </w:r>
+      <w:proofErr w:type="spellStart"/>
       <w:r>
         <w:rPr>
           <w:rFonts w:ascii="Arial" w:hAnsi="Arial" w:cs="Arial"/>
@@ -2488,6 +3264,7 @@
         </w:rPr>
         <w:t>textoProceReco</w:t>
       </w:r>
+      <w:proofErr w:type="spellEnd"/>
       <w:r>
         <w:rPr>
           <w:rFonts w:ascii="Arial" w:hAnsi="Arial" w:cs="Arial"/>
@@ -2545,15 +3322,70 @@
           <w:sz w:val="22"/>
           <w:szCs w:val="22"/>
         </w:rPr>
-        <w:t>{fromInputs-fechaAforoRRR}</w:t>
-      </w:r>
-      <w:r>
-        <w:rPr>
-          <w:rFonts w:ascii="Arial" w:hAnsi="Arial" w:cs="Arial"/>
-          <w:sz w:val="22"/>
-          <w:szCs w:val="22"/>
-        </w:rPr>
-        <w:t>{fromInputs-fechaAforo}</w:t>
+        <w:t>{</w:t>
+      </w:r>
+      <w:proofErr w:type="spellStart"/>
+      <w:r>
+        <w:rPr>
+          <w:rFonts w:ascii="Arial" w:hAnsi="Arial" w:cs="Arial"/>
+          <w:b/>
+          <w:bCs/>
+          <w:color w:val="FF0000"/>
+          <w:sz w:val="22"/>
+          <w:szCs w:val="22"/>
+        </w:rPr>
+        <w:t>fromInputs-</w:t>
+      </w:r>
+      <w:proofErr w:type="gramStart"/>
+      <w:r>
+        <w:rPr>
+          <w:rFonts w:ascii="Arial" w:hAnsi="Arial" w:cs="Arial"/>
+          <w:b/>
+          <w:bCs/>
+          <w:color w:val="FF0000"/>
+          <w:sz w:val="22"/>
+          <w:szCs w:val="22"/>
+        </w:rPr>
+        <w:t>fechaAforoRRR</w:t>
+      </w:r>
+      <w:proofErr w:type="spellEnd"/>
+      <w:r>
+        <w:rPr>
+          <w:rFonts w:ascii="Arial" w:hAnsi="Arial" w:cs="Arial"/>
+          <w:b/>
+          <w:bCs/>
+          <w:color w:val="FF0000"/>
+          <w:sz w:val="22"/>
+          <w:szCs w:val="22"/>
+        </w:rPr>
+        <w:t>}</w:t>
+      </w:r>
+      <w:r>
+        <w:rPr>
+          <w:rFonts w:ascii="Arial" w:hAnsi="Arial" w:cs="Arial"/>
+          <w:sz w:val="22"/>
+          <w:szCs w:val="22"/>
+        </w:rPr>
+        <w:t>{</w:t>
+      </w:r>
+      <w:proofErr w:type="spellStart"/>
+      <w:proofErr w:type="gramEnd"/>
+      <w:r>
+        <w:rPr>
+          <w:rFonts w:ascii="Arial" w:hAnsi="Arial" w:cs="Arial"/>
+          <w:sz w:val="22"/>
+          <w:szCs w:val="22"/>
+        </w:rPr>
+        <w:t>fromInputs-fechaAforo</w:t>
+      </w:r>
+      <w:proofErr w:type="spellEnd"/>
+      <w:r>
+        <w:rPr>
+          <w:rFonts w:ascii="Arial" w:hAnsi="Arial" w:cs="Arial"/>
+          <w:sz w:val="22"/>
+          <w:szCs w:val="22"/>
+        </w:rPr>
+        <w:t>}</w:t>
       </w:r>
       <w:r>
         <w:rPr>
@@ -2577,7 +3409,25 @@
           <w:sz w:val="22"/>
           <w:szCs w:val="22"/>
         </w:rPr>
-        <w:t>{textoRecoFis}</w:t>
+        <w:t>{</w:t>
+      </w:r>
+      <w:proofErr w:type="spellStart"/>
+      <w:r>
+        <w:rPr>
+          <w:rFonts w:ascii="Arial" w:hAnsi="Arial" w:cs="Arial"/>
+          <w:sz w:val="22"/>
+          <w:szCs w:val="22"/>
+        </w:rPr>
+        <w:t>textoRecoFis</w:t>
+      </w:r>
+      <w:proofErr w:type="spellEnd"/>
+      <w:r>
+        <w:rPr>
+          <w:rFonts w:ascii="Arial" w:hAnsi="Arial" w:cs="Arial"/>
+          <w:sz w:val="22"/>
+          <w:szCs w:val="22"/>
+        </w:rPr>
+        <w:t>}</w:t>
       </w:r>
       <w:r>
         <w:rPr>
@@ -2662,7 +3512,23 @@
           <w:sz w:val="22"/>
           <w:szCs w:val="22"/>
         </w:rPr>
-        <w:t xml:space="preserve">el Decreto Supremo n.º015-94-EF, en el artículo 1° dispone lo siguiente: “El pago de los impuestos que se haya efectuado en la importación de mercancías cuyo destino final sea la zona de selva comprendida en el Convenio de Cooperación Aduanera Peruano - Colombiano, será considerado como un </w:t>
+        <w:t>el Decreto Supremo n.º</w:t>
+      </w:r>
+      <w:r>
+        <w:rPr>
+          <w:rFonts w:ascii="Arial" w:hAnsi="Arial" w:cs="Arial"/>
+          <w:sz w:val="22"/>
+          <w:szCs w:val="22"/>
+        </w:rPr>
+        <w:t xml:space="preserve"> </w:t>
+      </w:r>
+      <w:r>
+        <w:rPr>
+          <w:rFonts w:ascii="Arial" w:hAnsi="Arial" w:cs="Arial"/>
+          <w:sz w:val="22"/>
+          <w:szCs w:val="22"/>
+        </w:rPr>
+        <w:t xml:space="preserve">015-94-EF, en el artículo 1° dispone lo siguiente: “El pago de los impuestos que se haya efectuado en la importación de mercancías cuyo destino final sea la zona de selva comprendida en el Convenio de Cooperación Aduanera Peruano - Colombiano, será considerado como un </w:t>
       </w:r>
       <w:r>
         <w:rPr>
@@ -2707,6 +3573,7 @@
         </w:rPr>
         <w:t>{/</w:t>
       </w:r>
+      <w:proofErr w:type="spellStart"/>
       <w:r>
         <w:rPr>
           <w:rFonts w:ascii="Arial" w:hAnsi="Arial" w:cs="Arial"/>
@@ -2715,6 +3582,7 @@
         </w:rPr>
         <w:t>estadoIncluyePeco</w:t>
       </w:r>
+      <w:proofErr w:type="spellEnd"/>
       <w:r>
         <w:rPr>
           <w:rFonts w:ascii="Arial" w:hAnsi="Arial" w:cs="Arial"/>
@@ -2803,6 +3671,14 @@
           <w:sz w:val="22"/>
           <w:szCs w:val="22"/>
         </w:rPr>
+        <w:t>.</w:t>
+      </w:r>
+      <w:r>
+        <w:rPr>
+          <w:rFonts w:ascii="Arial" w:hAnsi="Arial" w:cs="Arial"/>
+          <w:sz w:val="22"/>
+          <w:szCs w:val="22"/>
+        </w:rPr>
         <w:t xml:space="preserve">º 015-94-EF se verifica que la mercancía de las series </w:t>
       </w:r>
       <w:r>
@@ -2813,6 +3689,7 @@
         </w:rPr>
         <w:t>{</w:t>
       </w:r>
+      <w:proofErr w:type="spellStart"/>
       <w:r>
         <w:rPr>
           <w:rFonts w:ascii="Arial" w:hAnsi="Arial" w:cs="Arial"/>
@@ -2837,6 +3714,7 @@
         </w:rPr>
         <w:t>rangoSeriesAcogidaSoloPeco</w:t>
       </w:r>
+      <w:proofErr w:type="spellEnd"/>
       <w:r>
         <w:rPr>
           <w:rFonts w:ascii="Arial" w:hAnsi="Arial" w:cs="Arial"/>
@@ -2853,6 +3731,7 @@
         </w:rPr>
         <w:t xml:space="preserve"> declaradas con TPI 35 en el casillero 7.23 de la DAM, tienen un Ad-valoren de 0%, por lo que no se reporta montó abonado a la Subcuenta Especial del Tesoro Público Decreto Supremo </w:t>
       </w:r>
+      <w:proofErr w:type="spellStart"/>
       <w:r>
         <w:rPr>
           <w:rFonts w:ascii="Arial" w:hAnsi="Arial" w:cs="Arial"/>
@@ -2867,7 +3746,24 @@
           <w:sz w:val="22"/>
           <w:szCs w:val="22"/>
         </w:rPr>
-        <w:t xml:space="preserve">° </w:t>
+        <w:t>.</w:t>
+      </w:r>
+      <w:r>
+        <w:rPr>
+          <w:rFonts w:ascii="Arial" w:hAnsi="Arial" w:cs="Arial"/>
+          <w:sz w:val="22"/>
+          <w:szCs w:val="22"/>
+        </w:rPr>
+        <w:t>°</w:t>
+      </w:r>
+      <w:proofErr w:type="spellEnd"/>
+      <w:r>
+        <w:rPr>
+          <w:rFonts w:ascii="Arial" w:hAnsi="Arial" w:cs="Arial"/>
+          <w:sz w:val="22"/>
+          <w:szCs w:val="22"/>
+        </w:rPr>
+        <w:t xml:space="preserve"> </w:t>
       </w:r>
       <w:r>
         <w:rPr>
@@ -2927,6 +3823,7 @@
         </w:rPr>
         <w:t>{/</w:t>
       </w:r>
+      <w:proofErr w:type="spellStart"/>
       <w:r>
         <w:rPr>
           <w:rFonts w:ascii="Arial" w:hAnsi="Arial" w:cs="Arial"/>
@@ -2935,6 +3832,7 @@
         </w:rPr>
         <w:t>estadoPECOyAMAZONIAnoProcPECO</w:t>
       </w:r>
+      <w:proofErr w:type="spellEnd"/>
       <w:r>
         <w:rPr>
           <w:rFonts w:ascii="Arial" w:hAnsi="Arial" w:cs="Arial"/>
@@ -3071,7 +3969,25 @@
           <w:sz w:val="22"/>
           <w:szCs w:val="22"/>
         </w:rPr>
-        <w:t>{/estadoJuridiccionLoreto}</w:t>
+        <w:t>{/</w:t>
+      </w:r>
+      <w:proofErr w:type="spellStart"/>
+      <w:r>
+        <w:rPr>
+          <w:rFonts w:ascii="Arial" w:hAnsi="Arial" w:cs="Arial"/>
+          <w:sz w:val="22"/>
+          <w:szCs w:val="22"/>
+        </w:rPr>
+        <w:t>estadoJuridiccionLoreto</w:t>
+      </w:r>
+      <w:proofErr w:type="spellEnd"/>
+      <w:r>
+        <w:rPr>
+          <w:rFonts w:ascii="Arial" w:hAnsi="Arial" w:cs="Arial"/>
+          <w:sz w:val="22"/>
+          <w:szCs w:val="22"/>
+        </w:rPr>
+        <w:t>}</w:t>
       </w:r>
     </w:p>
     <w:p>
@@ -3132,7 +4048,25 @@
           <w:sz w:val="22"/>
           <w:szCs w:val="22"/>
         </w:rPr>
-        <w:t>{/estadoJuridiccionOtros}</w:t>
+        <w:t>{/</w:t>
+      </w:r>
+      <w:proofErr w:type="spellStart"/>
+      <w:r>
+        <w:rPr>
+          <w:rFonts w:ascii="Arial" w:hAnsi="Arial" w:cs="Arial"/>
+          <w:sz w:val="22"/>
+          <w:szCs w:val="22"/>
+        </w:rPr>
+        <w:t>estadoJuridiccionOtros</w:t>
+      </w:r>
+      <w:proofErr w:type="spellEnd"/>
+      <w:r>
+        <w:rPr>
+          <w:rFonts w:ascii="Arial" w:hAnsi="Arial" w:cs="Arial"/>
+          <w:sz w:val="22"/>
+          <w:szCs w:val="22"/>
+        </w:rPr>
+        <w:t>}</w:t>
       </w:r>
     </w:p>
     <w:p>
@@ -3174,18 +4108,60 @@
           <w:sz w:val="22"/>
           <w:szCs w:val="22"/>
         </w:rPr>
-        <w:t>{fromDam-nombreEmpresa}</w:t>
-      </w:r>
-      <w:r>
-        <w:rPr>
-          <w:rFonts w:ascii="Arial" w:hAnsi="Arial" w:cs="Arial"/>
-          <w:b/>
-          <w:bCs/>
-          <w:color w:val="FF0000"/>
-          <w:sz w:val="22"/>
-          <w:szCs w:val="22"/>
-        </w:rPr>
-        <w:t>{fromDam-nombreEmpresaRRR}</w:t>
+        <w:t>{</w:t>
+      </w:r>
+      <w:proofErr w:type="spellStart"/>
+      <w:r>
+        <w:rPr>
+          <w:rFonts w:ascii="Arial" w:hAnsi="Arial" w:cs="Arial"/>
+          <w:sz w:val="22"/>
+          <w:szCs w:val="22"/>
+        </w:rPr>
+        <w:t>fromDam-nombreEmpresa</w:t>
+      </w:r>
+      <w:proofErr w:type="spellEnd"/>
+      <w:r>
+        <w:rPr>
+          <w:rFonts w:ascii="Arial" w:hAnsi="Arial" w:cs="Arial"/>
+          <w:sz w:val="22"/>
+          <w:szCs w:val="22"/>
+        </w:rPr>
+        <w:t>}</w:t>
+      </w:r>
+      <w:r>
+        <w:rPr>
+          <w:rFonts w:ascii="Arial" w:hAnsi="Arial" w:cs="Arial"/>
+          <w:b/>
+          <w:bCs/>
+          <w:color w:val="FF0000"/>
+          <w:sz w:val="22"/>
+          <w:szCs w:val="22"/>
+        </w:rPr>
+        <w:t>{</w:t>
+      </w:r>
+      <w:proofErr w:type="spellStart"/>
+      <w:r>
+        <w:rPr>
+          <w:rFonts w:ascii="Arial" w:hAnsi="Arial" w:cs="Arial"/>
+          <w:b/>
+          <w:bCs/>
+          <w:color w:val="FF0000"/>
+          <w:sz w:val="22"/>
+          <w:szCs w:val="22"/>
+        </w:rPr>
+        <w:t>fromDam-nombreEmpresaRRR</w:t>
+      </w:r>
+      <w:proofErr w:type="spellEnd"/>
+      <w:r>
+        <w:rPr>
+          <w:rFonts w:ascii="Arial" w:hAnsi="Arial" w:cs="Arial"/>
+          <w:b/>
+          <w:bCs/>
+          <w:color w:val="FF0000"/>
+          <w:sz w:val="22"/>
+          <w:szCs w:val="22"/>
+        </w:rPr>
+        <w:t>}</w:t>
       </w:r>
       <w:r>
         <w:rPr>
@@ -3229,7 +4205,23 @@
           <w:sz w:val="22"/>
           <w:szCs w:val="22"/>
         </w:rPr>
-        <w:t xml:space="preserve">.º103-99-EF – “Reglamento de las Disposiciones Tributarias contenidas en la Ley de Promoción de la Inversión en la Amazonía", tal como se puede evidenciar de la información contenida en el Informe </w:t>
+        <w:t>.º</w:t>
+      </w:r>
+      <w:r>
+        <w:rPr>
+          <w:rFonts w:ascii="Arial" w:hAnsi="Arial" w:cs="Arial"/>
+          <w:sz w:val="22"/>
+          <w:szCs w:val="22"/>
+        </w:rPr>
+        <w:t xml:space="preserve"> </w:t>
+      </w:r>
+      <w:r>
+        <w:rPr>
+          <w:rFonts w:ascii="Arial" w:hAnsi="Arial" w:cs="Arial"/>
+          <w:sz w:val="22"/>
+          <w:szCs w:val="22"/>
+        </w:rPr>
+        <w:t xml:space="preserve">103-99-EF – “Reglamento de las Disposiciones Tributarias contenidas en la Ley de Promoción de la Inversión en la Amazonía", tal como se puede evidenciar de la información contenida en el Informe </w:t>
       </w:r>
       <w:r>
         <w:rPr>
@@ -3337,6 +4329,7 @@
         </w:rPr>
         <w:t>{/</w:t>
       </w:r>
+      <w:proofErr w:type="spellStart"/>
       <w:r>
         <w:rPr>
           <w:rFonts w:ascii="Arial" w:hAnsi="Arial" w:cs="Arial"/>
@@ -3345,6 +4338,7 @@
         </w:rPr>
         <w:t>estadoIncluyeAmazonia</w:t>
       </w:r>
+      <w:proofErr w:type="spellEnd"/>
       <w:r>
         <w:rPr>
           <w:sz w:val="22"/>
@@ -3389,7 +4383,25 @@
           <w:szCs w:val="22"/>
         </w:rPr>
         <w:lastRenderedPageBreak/>
-        <w:t>Que, de acuerdo a lo requerido por la empresa importadora, se determina lo siguiente:</w:t>
+        <w:t xml:space="preserve">Que, </w:t>
+      </w:r>
+      <w:proofErr w:type="gramStart"/>
+      <w:r>
+        <w:rPr>
+          <w:rFonts w:ascii="Arial" w:hAnsi="Arial" w:cs="Arial"/>
+          <w:sz w:val="22"/>
+          <w:szCs w:val="22"/>
+        </w:rPr>
+        <w:t>de acuerdo a</w:t>
+      </w:r>
+      <w:proofErr w:type="gramEnd"/>
+      <w:r>
+        <w:rPr>
+          <w:rFonts w:ascii="Arial" w:hAnsi="Arial" w:cs="Arial"/>
+          <w:sz w:val="22"/>
+          <w:szCs w:val="22"/>
+        </w:rPr>
+        <w:t xml:space="preserve"> lo requerido por la empresa importadora, se determina lo siguiente:</w:t>
       </w:r>
     </w:p>
     <w:p>
@@ -3419,7 +4431,23 @@
           <w:sz w:val="22"/>
           <w:szCs w:val="22"/>
         </w:rPr>
-        <w:t>{/estadoOnlyPECO}</w:t>
+        <w:t>{/</w:t>
+      </w:r>
+      <w:proofErr w:type="spellStart"/>
+      <w:r>
+        <w:rPr>
+          <w:sz w:val="22"/>
+          <w:szCs w:val="22"/>
+        </w:rPr>
+        <w:t>estadoOnlyPECO</w:t>
+      </w:r>
+      <w:proofErr w:type="spellEnd"/>
+      <w:r>
+        <w:rPr>
+          <w:sz w:val="22"/>
+          <w:szCs w:val="22"/>
+        </w:rPr>
+        <w:t>}</w:t>
       </w:r>
     </w:p>
     <w:p>
@@ -3539,6 +4567,7 @@
         </w:rPr>
         <w:t>{/</w:t>
       </w:r>
+      <w:proofErr w:type="spellStart"/>
       <w:r>
         <w:rPr>
           <w:rFonts w:ascii="Arial" w:hAnsi="Arial" w:cs="Arial"/>
@@ -3551,6 +4580,7 @@
         </w:rPr>
         <w:t>DatosMercaReconocido</w:t>
       </w:r>
+      <w:proofErr w:type="spellEnd"/>
       <w:r>
         <w:rPr>
           <w:rFonts w:ascii="Arial" w:hAnsi="Arial" w:cs="Arial"/>
@@ -3775,6 +4805,7 @@
               </w:rPr>
               <w:t>{</w:t>
             </w:r>
+            <w:proofErr w:type="spellStart"/>
             <w:r>
               <w:rPr>
                 <w:rFonts w:ascii="Arial" w:hAnsi="Arial" w:cs="Arial"/>
@@ -3797,14 +4828,23 @@
                 <w:sz w:val="20"/>
                 <w:szCs w:val="20"/>
               </w:rPr>
-              <w:t>am-descripcion</w:t>
-            </w:r>
+              <w:t>am-</w:t>
+            </w:r>
+            <w:proofErr w:type="gramStart"/>
             <w:r>
               <w:rPr>
                 <w:rFonts w:ascii="Arial" w:hAnsi="Arial" w:cs="Arial"/>
                 <w:sz w:val="20"/>
                 <w:szCs w:val="20"/>
               </w:rPr>
+              <w:t>descripcion</w:t>
+            </w:r>
+            <w:r>
+              <w:rPr>
+                <w:rFonts w:ascii="Arial" w:hAnsi="Arial" w:cs="Arial"/>
+                <w:sz w:val="20"/>
+                <w:szCs w:val="20"/>
+              </w:rPr>
               <w:t>M</w:t>
             </w:r>
             <w:r>
@@ -3815,6 +4855,7 @@
               </w:rPr>
               <w:t>erca</w:t>
             </w:r>
+            <w:proofErr w:type="spellEnd"/>
             <w:r>
               <w:rPr>
                 <w:rFonts w:ascii="Arial" w:hAnsi="Arial" w:cs="Arial"/>
@@ -3834,6 +4875,8 @@
               </w:rPr>
               <w:t>{</w:t>
             </w:r>
+            <w:proofErr w:type="spellStart"/>
+            <w:proofErr w:type="gramEnd"/>
             <w:r>
               <w:rPr>
                 <w:rFonts w:ascii="Arial" w:hAnsi="Arial" w:cs="Arial"/>
@@ -3900,6 +4943,7 @@
               </w:rPr>
               <w:t>RRR</w:t>
             </w:r>
+            <w:proofErr w:type="spellEnd"/>
             <w:r>
               <w:rPr>
                 <w:rFonts w:ascii="Arial" w:hAnsi="Arial" w:cs="Arial"/>
@@ -3943,14 +4987,23 @@
                 <w:sz w:val="20"/>
                 <w:szCs w:val="20"/>
               </w:rPr>
-              <w:t>{fromDam-can</w:t>
-            </w:r>
+              <w:t>{</w:t>
+            </w:r>
+            <w:proofErr w:type="spellStart"/>
             <w:r>
               <w:rPr>
                 <w:rFonts w:ascii="Arial" w:hAnsi="Arial" w:cs="Arial"/>
                 <w:sz w:val="20"/>
                 <w:szCs w:val="20"/>
               </w:rPr>
+              <w:t>fromDam-can</w:t>
+            </w:r>
+            <w:r>
+              <w:rPr>
+                <w:rFonts w:ascii="Arial" w:hAnsi="Arial" w:cs="Arial"/>
+                <w:sz w:val="20"/>
+                <w:szCs w:val="20"/>
+              </w:rPr>
               <w:t>t</w:t>
             </w:r>
             <w:r>
@@ -3961,6 +5014,7 @@
               </w:rPr>
               <w:t>MODI</w:t>
             </w:r>
+            <w:proofErr w:type="spellEnd"/>
             <w:r>
               <w:rPr>
                 <w:rFonts w:ascii="Arial" w:hAnsi="Arial" w:cs="Arial"/>
@@ -4037,7 +5091,25 @@
                 <w:sz w:val="20"/>
                 <w:szCs w:val="20"/>
               </w:rPr>
-              <w:t>{fromDam-partidaNandina}</w:t>
+              <w:t>{</w:t>
+            </w:r>
+            <w:proofErr w:type="spellStart"/>
+            <w:r>
+              <w:rPr>
+                <w:rFonts w:ascii="Arial" w:hAnsi="Arial" w:cs="Arial"/>
+                <w:sz w:val="20"/>
+                <w:szCs w:val="20"/>
+              </w:rPr>
+              <w:t>fromDam-partidaNandina</w:t>
+            </w:r>
+            <w:proofErr w:type="spellEnd"/>
+            <w:r>
+              <w:rPr>
+                <w:rFonts w:ascii="Arial" w:hAnsi="Arial" w:cs="Arial"/>
+                <w:sz w:val="20"/>
+                <w:szCs w:val="20"/>
+              </w:rPr>
+              <w:t>}</w:t>
             </w:r>
           </w:p>
         </w:tc>
@@ -4074,7 +5146,25 @@
                 <w:szCs w:val="20"/>
               </w:rPr>
               <w:br/>
-              <w:t>{fromDam-partidaNabandina}</w:t>
+              <w:t>{</w:t>
+            </w:r>
+            <w:proofErr w:type="spellStart"/>
+            <w:r>
+              <w:rPr>
+                <w:rFonts w:ascii="Arial" w:hAnsi="Arial" w:cs="Arial"/>
+                <w:sz w:val="20"/>
+                <w:szCs w:val="20"/>
+              </w:rPr>
+              <w:t>fromDam-partidaNabandina</w:t>
+            </w:r>
+            <w:proofErr w:type="spellEnd"/>
+            <w:r>
+              <w:rPr>
+                <w:rFonts w:ascii="Arial" w:hAnsi="Arial" w:cs="Arial"/>
+                <w:sz w:val="20"/>
+                <w:szCs w:val="20"/>
+              </w:rPr>
+              <w:t>}</w:t>
             </w:r>
           </w:p>
           <w:p>
@@ -4145,12 +5235,21 @@
         </w:rPr>
         <w:t>{</w:t>
       </w:r>
-      <w:r>
-        <w:rPr>
-          <w:rFonts w:ascii="Arial" w:hAnsi="Arial" w:cs="Arial"/>
-        </w:rPr>
-        <w:t>fromDam-bultosReconocidos</w:t>
-      </w:r>
+      <w:proofErr w:type="spellStart"/>
+      <w:r>
+        <w:rPr>
+          <w:rFonts w:ascii="Arial" w:hAnsi="Arial" w:cs="Arial"/>
+        </w:rPr>
+        <w:t>fromDam-</w:t>
+      </w:r>
+      <w:proofErr w:type="gramStart"/>
+      <w:r>
+        <w:rPr>
+          <w:rFonts w:ascii="Arial" w:hAnsi="Arial" w:cs="Arial"/>
+        </w:rPr>
+        <w:t>bultosReconocidos</w:t>
+      </w:r>
+      <w:proofErr w:type="spellEnd"/>
       <w:r>
         <w:rPr>
           <w:rFonts w:ascii="Arial" w:hAnsi="Arial" w:cs="Arial"/>
@@ -4164,7 +5263,28 @@
           <w:bCs/>
           <w:color w:val="FF0000"/>
         </w:rPr>
-        <w:t>{fromDam-bultosReconocidosRRR}</w:t>
+        <w:t>{</w:t>
+      </w:r>
+      <w:proofErr w:type="spellStart"/>
+      <w:proofErr w:type="gramEnd"/>
+      <w:r>
+        <w:rPr>
+          <w:rFonts w:ascii="Arial" w:hAnsi="Arial" w:cs="Arial"/>
+          <w:b/>
+          <w:bCs/>
+          <w:color w:val="FF0000"/>
+        </w:rPr>
+        <w:t>fromDam-bultosReconocidosRRR</w:t>
+      </w:r>
+      <w:proofErr w:type="spellEnd"/>
+      <w:r>
+        <w:rPr>
+          <w:rFonts w:ascii="Arial" w:hAnsi="Arial" w:cs="Arial"/>
+          <w:b/>
+          <w:bCs/>
+          <w:color w:val="FF0000"/>
+        </w:rPr>
+        <w:t>}</w:t>
       </w:r>
       <w:r>
         <w:rPr>
@@ -4176,7 +5296,21 @@
         <w:rPr>
           <w:rFonts w:ascii="Arial" w:hAnsi="Arial" w:cs="Arial"/>
         </w:rPr>
-        <w:t>{fromDam-cantBultosNumero}</w:t>
+        <w:t>{</w:t>
+      </w:r>
+      <w:proofErr w:type="spellStart"/>
+      <w:r>
+        <w:rPr>
+          <w:rFonts w:ascii="Arial" w:hAnsi="Arial" w:cs="Arial"/>
+        </w:rPr>
+        <w:t>fromDam-cantBultosNumero</w:t>
+      </w:r>
+      <w:proofErr w:type="spellEnd"/>
+      <w:r>
+        <w:rPr>
+          <w:rFonts w:ascii="Arial" w:hAnsi="Arial" w:cs="Arial"/>
+        </w:rPr>
+        <w:t>}</w:t>
       </w:r>
       <w:r>
         <w:rPr>
@@ -4206,7 +5340,21 @@
         <w:rPr>
           <w:rFonts w:ascii="Arial" w:hAnsi="Arial" w:cs="Arial"/>
         </w:rPr>
-        <w:t>{/veriBultosRevisados}</w:t>
+        <w:t>{/</w:t>
+      </w:r>
+      <w:proofErr w:type="spellStart"/>
+      <w:r>
+        <w:rPr>
+          <w:rFonts w:ascii="Arial" w:hAnsi="Arial" w:cs="Arial"/>
+        </w:rPr>
+        <w:t>veriBultosRevisados</w:t>
+      </w:r>
+      <w:proofErr w:type="spellEnd"/>
+      <w:r>
+        <w:rPr>
+          <w:rFonts w:ascii="Arial" w:hAnsi="Arial" w:cs="Arial"/>
+        </w:rPr>
+        <w:t>}</w:t>
       </w:r>
     </w:p>
     <w:p>
@@ -4266,13 +5414,58 @@
           <w:bCs/>
           <w:color w:val="FF0000"/>
         </w:rPr>
-        <w:t>{fromInputs-lugarAforoRRR}</w:t>
-      </w:r>
-      <w:r>
-        <w:rPr>
-          <w:rFonts w:ascii="Arial" w:hAnsi="Arial" w:cs="Arial"/>
-        </w:rPr>
-        <w:t>{fromInputs-lugarAforo}</w:t>
+        <w:t>{</w:t>
+      </w:r>
+      <w:proofErr w:type="spellStart"/>
+      <w:r>
+        <w:rPr>
+          <w:rFonts w:ascii="Arial" w:hAnsi="Arial" w:cs="Arial"/>
+          <w:b/>
+          <w:bCs/>
+          <w:color w:val="FF0000"/>
+        </w:rPr>
+        <w:t>fromInputs-</w:t>
+      </w:r>
+      <w:proofErr w:type="gramStart"/>
+      <w:r>
+        <w:rPr>
+          <w:rFonts w:ascii="Arial" w:hAnsi="Arial" w:cs="Arial"/>
+          <w:b/>
+          <w:bCs/>
+          <w:color w:val="FF0000"/>
+        </w:rPr>
+        <w:t>lugarAforoRRR</w:t>
+      </w:r>
+      <w:proofErr w:type="spellEnd"/>
+      <w:r>
+        <w:rPr>
+          <w:rFonts w:ascii="Arial" w:hAnsi="Arial" w:cs="Arial"/>
+          <w:b/>
+          <w:bCs/>
+          <w:color w:val="FF0000"/>
+        </w:rPr>
+        <w:t>}</w:t>
+      </w:r>
+      <w:r>
+        <w:rPr>
+          <w:rFonts w:ascii="Arial" w:hAnsi="Arial" w:cs="Arial"/>
+        </w:rPr>
+        <w:t>{</w:t>
+      </w:r>
+      <w:proofErr w:type="spellStart"/>
+      <w:proofErr w:type="gramEnd"/>
+      <w:r>
+        <w:rPr>
+          <w:rFonts w:ascii="Arial" w:hAnsi="Arial" w:cs="Arial"/>
+        </w:rPr>
+        <w:t>fromInputs-lugarAforo</w:t>
+      </w:r>
+      <w:proofErr w:type="spellEnd"/>
+      <w:r>
+        <w:rPr>
+          <w:rFonts w:ascii="Arial" w:hAnsi="Arial" w:cs="Arial"/>
+        </w:rPr>
+        <w:t>}</w:t>
       </w:r>
     </w:p>
     <w:p>
@@ -4385,7 +5578,21 @@
         <w:rPr>
           <w:rFonts w:ascii="Arial" w:hAnsi="Arial" w:cs="Arial"/>
         </w:rPr>
-        <w:t>{/veriFaltanGuias}</w:t>
+        <w:t>{/</w:t>
+      </w:r>
+      <w:proofErr w:type="spellStart"/>
+      <w:r>
+        <w:rPr>
+          <w:rFonts w:ascii="Arial" w:hAnsi="Arial" w:cs="Arial"/>
+        </w:rPr>
+        <w:t>veriFaltanGuias</w:t>
+      </w:r>
+      <w:proofErr w:type="spellEnd"/>
+      <w:r>
+        <w:rPr>
+          <w:rFonts w:ascii="Arial" w:hAnsi="Arial" w:cs="Arial"/>
+        </w:rPr>
+        <w:t>}</w:t>
       </w:r>
     </w:p>
     <w:tbl>
@@ -4476,7 +5683,25 @@
                 <w:bCs/>
                 <w:color w:val="000000"/>
               </w:rPr>
-              <w:t xml:space="preserve">Empresa de Transportes </w:t>
+              <w:t xml:space="preserve">Empresa de </w:t>
+            </w:r>
+            <w:r>
+              <w:rPr>
+                <w:rFonts w:ascii="Arial" w:eastAsia="Arial" w:hAnsi="Arial" w:cs="Arial"/>
+                <w:b/>
+                <w:bCs/>
+                <w:color w:val="000000"/>
+              </w:rPr>
+              <w:t>T</w:t>
+            </w:r>
+            <w:r>
+              <w:rPr>
+                <w:rFonts w:ascii="Arial" w:eastAsia="Arial" w:hAnsi="Arial" w:cs="Arial"/>
+                <w:b/>
+                <w:bCs/>
+                <w:color w:val="000000"/>
+              </w:rPr>
+              <w:t xml:space="preserve">ransportes </w:t>
             </w:r>
           </w:p>
         </w:tc>
@@ -4547,6 +5772,7 @@
               </w:rPr>
               <w:t>{#</w:t>
             </w:r>
+            <w:proofErr w:type="gramStart"/>
             <w:r>
               <w:rPr>
                 <w:rFonts w:ascii="Arial" w:hAnsi="Arial" w:cs="Arial"/>
@@ -4558,7 +5784,15 @@
                 <w:rFonts w:ascii="Arial" w:eastAsiaTheme="minorHAnsi" w:hAnsi="Arial" w:cs="Arial"/>
                 <w:lang w:eastAsia="en-US"/>
               </w:rPr>
-              <w:t>}{numeroGuia}</w:t>
+              <w:t>}{</w:t>
+            </w:r>
+            <w:proofErr w:type="gramEnd"/>
+            <w:r>
+              <w:rPr>
+                <w:rFonts w:ascii="Arial" w:eastAsiaTheme="minorHAnsi" w:hAnsi="Arial" w:cs="Arial"/>
+                <w:lang w:eastAsia="en-US"/>
+              </w:rPr>
+              <w:t>numeroGuia}</w:t>
             </w:r>
           </w:p>
         </w:tc>
@@ -4589,7 +5823,23 @@
                 <w:rFonts w:ascii="Arial" w:eastAsiaTheme="minorHAnsi" w:hAnsi="Arial" w:cs="Arial"/>
                 <w:lang w:eastAsia="en-US"/>
               </w:rPr>
-              <w:t>{razonSocial}</w:t>
+              <w:t>{</w:t>
+            </w:r>
+            <w:proofErr w:type="spellStart"/>
+            <w:r>
+              <w:rPr>
+                <w:rFonts w:ascii="Arial" w:eastAsiaTheme="minorHAnsi" w:hAnsi="Arial" w:cs="Arial"/>
+                <w:lang w:eastAsia="en-US"/>
+              </w:rPr>
+              <w:t>razonSocial</w:t>
+            </w:r>
+            <w:proofErr w:type="spellEnd"/>
+            <w:r>
+              <w:rPr>
+                <w:rFonts w:ascii="Arial" w:eastAsiaTheme="minorHAnsi" w:hAnsi="Arial" w:cs="Arial"/>
+                <w:lang w:eastAsia="en-US"/>
+              </w:rPr>
+              <w:t>}</w:t>
             </w:r>
           </w:p>
         </w:tc>
@@ -4629,12 +5879,21 @@
               </w:rPr>
               <w:t>ruc</w:t>
             </w:r>
+            <w:proofErr w:type="gramStart"/>
             <w:r>
               <w:rPr>
                 <w:rFonts w:ascii="Arial" w:eastAsiaTheme="minorHAnsi" w:hAnsi="Arial" w:cs="Arial"/>
                 <w:lang w:eastAsia="en-US"/>
               </w:rPr>
-              <w:t>}{/}</w:t>
+              <w:t>}{</w:t>
+            </w:r>
+            <w:proofErr w:type="gramEnd"/>
+            <w:r>
+              <w:rPr>
+                <w:rFonts w:ascii="Arial" w:eastAsiaTheme="minorHAnsi" w:hAnsi="Arial" w:cs="Arial"/>
+                <w:lang w:eastAsia="en-US"/>
+              </w:rPr>
+              <w:t>/}</w:t>
             </w:r>
           </w:p>
         </w:tc>
@@ -4661,13 +5920,39 @@
           <w:lang w:val="es-ES" w:eastAsia="es-ES"/>
         </w:rPr>
       </w:pPr>
+      <w:proofErr w:type="gramStart"/>
       <w:r>
         <w:rPr>
           <w:rFonts w:ascii="Arial" w:eastAsia="Times New Roman" w:hAnsi="Arial" w:cs="Arial"/>
           <w:b/>
           <w:lang w:val="es-ES" w:eastAsia="es-ES"/>
         </w:rPr>
-        <w:t>Liquidación de Tributos a devolver:</w:t>
+        <w:t xml:space="preserve">Liquidación de </w:t>
+      </w:r>
+      <w:r>
+        <w:rPr>
+          <w:rFonts w:ascii="Arial" w:eastAsia="Times New Roman" w:hAnsi="Arial" w:cs="Arial"/>
+          <w:b/>
+          <w:lang w:val="es-ES" w:eastAsia="es-ES"/>
+        </w:rPr>
+        <w:t>T</w:t>
+      </w:r>
+      <w:r>
+        <w:rPr>
+          <w:rFonts w:ascii="Arial" w:eastAsia="Times New Roman" w:hAnsi="Arial" w:cs="Arial"/>
+          <w:b/>
+          <w:lang w:val="es-ES" w:eastAsia="es-ES"/>
+        </w:rPr>
+        <w:t>ributos a devolver</w:t>
+      </w:r>
+      <w:proofErr w:type="gramEnd"/>
+      <w:r>
+        <w:rPr>
+          <w:rFonts w:ascii="Arial" w:eastAsia="Times New Roman" w:hAnsi="Arial" w:cs="Arial"/>
+          <w:b/>
+          <w:lang w:val="es-ES" w:eastAsia="es-ES"/>
+        </w:rPr>
+        <w:t>:</w:t>
       </w:r>
     </w:p>
     <w:p>
@@ -4689,6 +5974,7 @@
         </w:rPr>
         <w:t>{#</w:t>
       </w:r>
+      <w:proofErr w:type="spellStart"/>
       <w:r>
         <w:rPr>
           <w:rFonts w:ascii="Arial" w:eastAsia="Times New Roman" w:hAnsi="Arial" w:cs="Arial"/>
@@ -4697,6 +5983,7 @@
         </w:rPr>
         <w:t>estadoIncluyeAmazonia</w:t>
       </w:r>
+      <w:proofErr w:type="spellEnd"/>
       <w:r>
         <w:rPr>
           <w:rFonts w:ascii="Arial" w:eastAsia="Times New Roman" w:hAnsi="Arial" w:cs="Arial"/>
@@ -4722,15 +6009,49 @@
           <w:sz w:val="22"/>
           <w:szCs w:val="22"/>
         </w:rPr>
-        <w:t xml:space="preserve">Se verificó que la mercancía declarada en la DAM y presentada a regularización, se encuentra negociada en el Arancel Común Anexo al Protocolo Modificatorio del Convenio de Cooperación Aduanero Peruano Colombiano con una tasa Libre, por tanto, corresponde su acogimiento a las exoneraciones tributarias previstas en la Tercera Disposición Complementaria de la Ley </w:t>
-      </w:r>
-      <w:r>
-        <w:rPr>
-          <w:rFonts w:ascii="Arial" w:hAnsi="Arial" w:cs="Arial"/>
-          <w:sz w:val="22"/>
-          <w:szCs w:val="22"/>
-        </w:rPr>
-        <w:t>n. º</w:t>
+        <w:t xml:space="preserve">Se verificó que la mercancía declarada en la DAM y presentada a regularización, se encuentra negociada en el Arancel Común Anexo al Protocolo Modificatorio del Convenio de Cooperación Aduanero Peruano Colombiano con una tasa </w:t>
+      </w:r>
+      <w:r>
+        <w:rPr>
+          <w:rFonts w:ascii="Arial" w:hAnsi="Arial" w:cs="Arial"/>
+          <w:sz w:val="22"/>
+          <w:szCs w:val="22"/>
+        </w:rPr>
+        <w:t>L</w:t>
+      </w:r>
+      <w:r>
+        <w:rPr>
+          <w:rFonts w:ascii="Arial" w:hAnsi="Arial" w:cs="Arial"/>
+          <w:sz w:val="22"/>
+          <w:szCs w:val="22"/>
+        </w:rPr>
+        <w:t xml:space="preserve">ibre, por tanto, corresponde su acogimiento a las exoneraciones tributarias previstas en la Tercera Disposición Complementaria de la Ley </w:t>
+      </w:r>
+      <w:proofErr w:type="spellStart"/>
+      <w:r>
+        <w:rPr>
+          <w:rFonts w:ascii="Arial" w:hAnsi="Arial" w:cs="Arial"/>
+          <w:sz w:val="22"/>
+          <w:szCs w:val="22"/>
+        </w:rPr>
+        <w:t>n.</w:t>
+      </w:r>
+      <w:r>
+        <w:rPr>
+          <w:rFonts w:ascii="Arial" w:hAnsi="Arial" w:cs="Arial"/>
+          <w:sz w:val="22"/>
+          <w:szCs w:val="22"/>
+        </w:rPr>
+        <w:t>°</w:t>
+      </w:r>
+      <w:proofErr w:type="spellEnd"/>
+      <w:r>
+        <w:rPr>
+          <w:rFonts w:ascii="Arial" w:hAnsi="Arial" w:cs="Arial"/>
+          <w:sz w:val="22"/>
+          <w:szCs w:val="22"/>
+        </w:rPr>
+        <w:t xml:space="preserve"> </w:t>
       </w:r>
       <w:r>
         <w:rPr>
@@ -4759,6 +6080,7 @@
         </w:rPr>
         <w:t>{/</w:t>
       </w:r>
+      <w:proofErr w:type="spellStart"/>
       <w:r>
         <w:rPr>
           <w:rFonts w:ascii="Arial" w:eastAsia="Times New Roman" w:hAnsi="Arial" w:cs="Arial"/>
@@ -4767,6 +6089,7 @@
         </w:rPr>
         <w:t>estadoIncluyeAmazonia</w:t>
       </w:r>
+      <w:proofErr w:type="spellEnd"/>
       <w:r>
         <w:rPr>
           <w:rFonts w:ascii="Arial" w:eastAsia="Times New Roman" w:hAnsi="Arial" w:cs="Arial"/>
@@ -4812,29 +6135,25 @@
           <w:lang w:val="es-ES" w:eastAsia="es-ES"/>
         </w:rPr>
         <w:lastRenderedPageBreak/>
-        <w:t>Se verificó que lo solicitado a regularización se encuentra negociado en el Arancel Común Anexo al Protocolo Modificatorio del Convenio de Cooperación Aduanero Peruano Colombiano con una tasa Ad/Valorem – Libre:</w:t>
-      </w:r>
-    </w:p>
-    <w:p>
-      <w:pPr>
-        <w:spacing w:after="0" w:line="240" w:lineRule="auto"/>
-        <w:jc w:val="both"/>
+        <w:t xml:space="preserve">Se verificó que lo solicitado a regularización se encuentra negociado en el Arancel Común Anexo al Protocolo Modificatorio del Convenio de Cooperación Aduanero Peruano Colombiano con una tasa Ad/Valorem – </w:t>
+      </w:r>
+      <w:r>
         <w:rPr>
           <w:rFonts w:ascii="Arial" w:eastAsia="Times New Roman" w:hAnsi="Arial" w:cs="Arial"/>
           <w:color w:val="000000"/>
           <w:lang w:val="es-ES" w:eastAsia="es-ES"/>
         </w:rPr>
-      </w:pPr>
+        <w:t>l</w:t>
+      </w:r>
       <w:r>
         <w:rPr>
           <w:rFonts w:ascii="Arial" w:eastAsia="Times New Roman" w:hAnsi="Arial" w:cs="Arial"/>
           <w:color w:val="000000"/>
           <w:lang w:val="es-ES" w:eastAsia="es-ES"/>
         </w:rPr>
-        <w:t>{/estadoOnlyPECO}</w:t>
-      </w:r>
-    </w:p>
-    <w:bookmarkEnd w:id="2"/>
+        <w:t>ibre:</w:t>
+      </w:r>
+    </w:p>
     <w:p>
       <w:pPr>
         <w:spacing w:after="0" w:line="240" w:lineRule="auto"/>
@@ -4845,40 +6164,96 @@
           <w:lang w:val="es-ES" w:eastAsia="es-ES"/>
         </w:rPr>
       </w:pPr>
-    </w:p>
-    <w:p>
-      <w:pPr>
-        <w:spacing w:after="0" w:line="240" w:lineRule="auto"/>
-        <w:jc w:val="both"/>
+      <w:r>
         <w:rPr>
           <w:rFonts w:ascii="Arial" w:eastAsia="Times New Roman" w:hAnsi="Arial" w:cs="Arial"/>
           <w:color w:val="000000"/>
           <w:lang w:val="es-ES" w:eastAsia="es-ES"/>
         </w:rPr>
-      </w:pPr>
+        <w:t>{/</w:t>
+      </w:r>
+      <w:proofErr w:type="spellStart"/>
       <w:r>
         <w:rPr>
           <w:rFonts w:ascii="Arial" w:eastAsia="Times New Roman" w:hAnsi="Arial" w:cs="Arial"/>
           <w:color w:val="000000"/>
           <w:lang w:val="es-ES" w:eastAsia="es-ES"/>
         </w:rPr>
-        <w:t xml:space="preserve"> </w:t>
-      </w:r>
+        <w:t>estadoOnlyPECO</w:t>
+      </w:r>
+      <w:proofErr w:type="spellEnd"/>
       <w:r>
         <w:rPr>
           <w:rFonts w:ascii="Arial" w:eastAsia="Times New Roman" w:hAnsi="Arial" w:cs="Arial"/>
           <w:color w:val="000000"/>
           <w:lang w:val="es-ES" w:eastAsia="es-ES"/>
         </w:rPr>
-        <w:t xml:space="preserve">T.C S/ </w:t>
-      </w:r>
-      <w:r>
+        <w:t>}</w:t>
+      </w:r>
+    </w:p>
+    <w:bookmarkEnd w:id="2"/>
+    <w:p>
+      <w:pPr>
+        <w:spacing w:after="0" w:line="240" w:lineRule="auto"/>
+        <w:jc w:val="both"/>
         <w:rPr>
           <w:rFonts w:ascii="Arial" w:eastAsia="Times New Roman" w:hAnsi="Arial" w:cs="Arial"/>
           <w:color w:val="000000"/>
           <w:lang w:val="es-ES" w:eastAsia="es-ES"/>
         </w:rPr>
-        <w:t>{cuadroDeudaTributaria-miniCuadro-tipoCambio}</w:t>
+      </w:pPr>
+    </w:p>
+    <w:p>
+      <w:pPr>
+        <w:spacing w:after="0" w:line="240" w:lineRule="auto"/>
+        <w:jc w:val="both"/>
+        <w:rPr>
+          <w:rFonts w:ascii="Arial" w:eastAsia="Times New Roman" w:hAnsi="Arial" w:cs="Arial"/>
+          <w:color w:val="000000"/>
+          <w:lang w:val="es-ES" w:eastAsia="es-ES"/>
+        </w:rPr>
+      </w:pPr>
+      <w:r>
+        <w:rPr>
+          <w:rFonts w:ascii="Arial" w:eastAsia="Times New Roman" w:hAnsi="Arial" w:cs="Arial"/>
+          <w:color w:val="000000"/>
+          <w:lang w:val="es-ES" w:eastAsia="es-ES"/>
+        </w:rPr>
+        <w:t xml:space="preserve"> </w:t>
+      </w:r>
+      <w:r>
+        <w:rPr>
+          <w:rFonts w:ascii="Arial" w:eastAsia="Times New Roman" w:hAnsi="Arial" w:cs="Arial"/>
+          <w:color w:val="000000"/>
+          <w:lang w:val="es-ES" w:eastAsia="es-ES"/>
+        </w:rPr>
+        <w:t xml:space="preserve">T.C S/ </w:t>
+      </w:r>
+      <w:r>
+        <w:rPr>
+          <w:rFonts w:ascii="Arial" w:eastAsia="Times New Roman" w:hAnsi="Arial" w:cs="Arial"/>
+          <w:color w:val="000000"/>
+          <w:lang w:val="es-ES" w:eastAsia="es-ES"/>
+        </w:rPr>
+        <w:t>{</w:t>
+      </w:r>
+      <w:proofErr w:type="spellStart"/>
+      <w:r>
+        <w:rPr>
+          <w:rFonts w:ascii="Arial" w:eastAsia="Times New Roman" w:hAnsi="Arial" w:cs="Arial"/>
+          <w:color w:val="000000"/>
+          <w:lang w:val="es-ES" w:eastAsia="es-ES"/>
+        </w:rPr>
+        <w:t>cuadroDeudaTributaria-miniCuadro-tipoCambio</w:t>
+      </w:r>
+      <w:proofErr w:type="spellEnd"/>
+      <w:r>
+        <w:rPr>
+          <w:rFonts w:ascii="Arial" w:eastAsia="Times New Roman" w:hAnsi="Arial" w:cs="Arial"/>
+          <w:color w:val="000000"/>
+          <w:lang w:val="es-ES" w:eastAsia="es-ES"/>
+        </w:rPr>
+        <w:t>}</w:t>
       </w:r>
     </w:p>
     <w:p>
@@ -4978,7 +6353,14 @@
         <w:rPr>
           <w:rFonts w:ascii="Arial" w:hAnsi="Arial" w:cs="Arial"/>
         </w:rPr>
-        <w:t>{/veri</w:t>
+        <w:t>{/</w:t>
+      </w:r>
+      <w:proofErr w:type="spellStart"/>
+      <w:r>
+        <w:rPr>
+          <w:rFonts w:ascii="Arial" w:hAnsi="Arial" w:cs="Arial"/>
+        </w:rPr>
+        <w:t>veri</w:t>
       </w:r>
       <w:r>
         <w:rPr>
@@ -4986,6 +6368,7 @@
         </w:rPr>
         <w:t>FaltaDeudaTributaria</w:t>
       </w:r>
+      <w:proofErr w:type="spellEnd"/>
       <w:r>
         <w:rPr>
           <w:rFonts w:ascii="Arial" w:hAnsi="Arial" w:cs="Arial"/>
@@ -5248,6 +6631,7 @@
               </w:rPr>
               <w:t>Ad/</w:t>
             </w:r>
+            <w:proofErr w:type="spellStart"/>
             <w:r>
               <w:rPr>
                 <w:rFonts w:ascii="Arial" w:hAnsi="Arial" w:cs="Arial"/>
@@ -5260,6 +6644,7 @@
               </w:rPr>
               <w:t>alorem</w:t>
             </w:r>
+            <w:proofErr w:type="spellEnd"/>
           </w:p>
         </w:tc>
         <w:tc>
@@ -5283,6 +6668,7 @@
               </w:rPr>
               <w:t>{</w:t>
             </w:r>
+            <w:proofErr w:type="spellStart"/>
             <w:r>
               <w:rPr>
                 <w:rFonts w:ascii="Calibri" w:hAnsi="Calibri" w:cs="Calibri"/>
@@ -5290,6 +6676,7 @@
               </w:rPr>
               <w:t>textoAVLiqu</w:t>
             </w:r>
+            <w:proofErr w:type="spellEnd"/>
             <w:r>
               <w:rPr>
                 <w:rFonts w:ascii="Calibri" w:hAnsi="Calibri" w:cs="Calibri"/>
@@ -5319,6 +6706,7 @@
               </w:rPr>
               <w:t>{</w:t>
             </w:r>
+            <w:proofErr w:type="spellStart"/>
             <w:r>
               <w:rPr>
                 <w:rFonts w:ascii="Calibri" w:hAnsi="Calibri" w:cs="Calibri"/>
@@ -5326,6 +6714,7 @@
               </w:rPr>
               <w:t>textoAVNoReg</w:t>
             </w:r>
+            <w:proofErr w:type="spellEnd"/>
             <w:r>
               <w:rPr>
                 <w:rFonts w:ascii="Calibri" w:hAnsi="Calibri" w:cs="Calibri"/>
@@ -5419,6 +6808,7 @@
               </w:rPr>
               <w:t>{</w:t>
             </w:r>
+            <w:proofErr w:type="spellStart"/>
             <w:r>
               <w:rPr>
                 <w:rFonts w:ascii="Calibri" w:hAnsi="Calibri" w:cs="Calibri"/>
@@ -5426,6 +6816,7 @@
               </w:rPr>
               <w:t>textoIPMLiqu</w:t>
             </w:r>
+            <w:proofErr w:type="spellEnd"/>
             <w:r>
               <w:rPr>
                 <w:rFonts w:ascii="Calibri" w:hAnsi="Calibri" w:cs="Calibri"/>
@@ -5453,7 +6844,23 @@
                 <w:rFonts w:ascii="Calibri" w:hAnsi="Calibri" w:cs="Calibri"/>
                 <w:color w:val="000000"/>
               </w:rPr>
-              <w:t>{textoIPMNoReg}</w:t>
+              <w:t>{</w:t>
+            </w:r>
+            <w:proofErr w:type="spellStart"/>
+            <w:r>
+              <w:rPr>
+                <w:rFonts w:ascii="Calibri" w:hAnsi="Calibri" w:cs="Calibri"/>
+                <w:color w:val="000000"/>
+              </w:rPr>
+              <w:t>textoIPMNoReg</w:t>
+            </w:r>
+            <w:proofErr w:type="spellEnd"/>
+            <w:r>
+              <w:rPr>
+                <w:rFonts w:ascii="Calibri" w:hAnsi="Calibri" w:cs="Calibri"/>
+                <w:color w:val="000000"/>
+              </w:rPr>
+              <w:t>}</w:t>
             </w:r>
           </w:p>
         </w:tc>
@@ -5535,6 +6942,7 @@
               </w:rPr>
               <w:t>{</w:t>
             </w:r>
+            <w:proofErr w:type="spellStart"/>
             <w:r>
               <w:rPr>
                 <w:rFonts w:ascii="Calibri" w:hAnsi="Calibri" w:cs="Calibri"/>
@@ -5542,6 +6950,7 @@
               </w:rPr>
               <w:t>textoIGVLiqu</w:t>
             </w:r>
+            <w:proofErr w:type="spellEnd"/>
             <w:r>
               <w:rPr>
                 <w:rFonts w:ascii="Calibri" w:hAnsi="Calibri" w:cs="Calibri"/>
@@ -5569,7 +6978,23 @@
                 <w:rFonts w:ascii="Calibri" w:hAnsi="Calibri" w:cs="Calibri"/>
                 <w:color w:val="000000"/>
               </w:rPr>
-              <w:t>{textoIGVNoReg}</w:t>
+              <w:t>{</w:t>
+            </w:r>
+            <w:proofErr w:type="spellStart"/>
+            <w:r>
+              <w:rPr>
+                <w:rFonts w:ascii="Calibri" w:hAnsi="Calibri" w:cs="Calibri"/>
+                <w:color w:val="000000"/>
+              </w:rPr>
+              <w:t>textoIGVNoReg</w:t>
+            </w:r>
+            <w:proofErr w:type="spellEnd"/>
+            <w:r>
+              <w:rPr>
+                <w:rFonts w:ascii="Calibri" w:hAnsi="Calibri" w:cs="Calibri"/>
+                <w:color w:val="000000"/>
+              </w:rPr>
+              <w:t>}</w:t>
             </w:r>
           </w:p>
         </w:tc>
@@ -5659,6 +7084,7 @@
               </w:rPr>
               <w:t>{</w:t>
             </w:r>
+            <w:proofErr w:type="spellStart"/>
             <w:r>
               <w:rPr>
                 <w:rFonts w:ascii="Arial" w:eastAsia="Times New Roman" w:hAnsi="Arial" w:cs="Arial"/>
@@ -5667,6 +7093,7 @@
               </w:rPr>
               <w:t>textoTotLiqu</w:t>
             </w:r>
+            <w:proofErr w:type="spellEnd"/>
             <w:r>
               <w:rPr>
                 <w:rFonts w:ascii="Arial" w:eastAsia="Times New Roman" w:hAnsi="Arial" w:cs="Arial"/>
@@ -5700,6 +7127,7 @@
               </w:rPr>
               <w:t>{</w:t>
             </w:r>
+            <w:proofErr w:type="spellStart"/>
             <w:r>
               <w:rPr>
                 <w:rFonts w:ascii="Arial" w:eastAsia="Times New Roman" w:hAnsi="Arial" w:cs="Arial"/>
@@ -5708,6 +7136,7 @@
               </w:rPr>
               <w:t>textoTotNoReg</w:t>
             </w:r>
+            <w:proofErr w:type="spellEnd"/>
             <w:r>
               <w:rPr>
                 <w:rFonts w:ascii="Arial" w:eastAsia="Times New Roman" w:hAnsi="Arial" w:cs="Arial"/>
@@ -5782,12 +7211,14 @@
         </w:rPr>
         <w:t>{/</w:t>
       </w:r>
+      <w:proofErr w:type="spellStart"/>
       <w:r>
         <w:rPr>
           <w:rFonts w:ascii="Arial" w:hAnsi="Arial" w:cs="Arial"/>
         </w:rPr>
         <w:t>estadoOnlyAMAZONIA</w:t>
       </w:r>
+      <w:proofErr w:type="spellEnd"/>
       <w:r>
         <w:rPr>
           <w:rFonts w:ascii="Arial" w:hAnsi="Arial" w:cs="Arial"/>
@@ -6104,6 +7535,7 @@
               </w:rPr>
               <w:t>Ad/</w:t>
             </w:r>
+            <w:proofErr w:type="spellStart"/>
             <w:r>
               <w:rPr>
                 <w:rFonts w:ascii="Arial" w:hAnsi="Arial" w:cs="Arial"/>
@@ -6120,6 +7552,7 @@
               </w:rPr>
               <w:t>alorem</w:t>
             </w:r>
+            <w:proofErr w:type="spellEnd"/>
           </w:p>
         </w:tc>
         <w:tc>
@@ -6145,7 +7578,27 @@
                 <w:sz w:val="20"/>
                 <w:szCs w:val="20"/>
               </w:rPr>
-              <w:t>{textoAVLiqu}</w:t>
+              <w:t>{</w:t>
+            </w:r>
+            <w:proofErr w:type="spellStart"/>
+            <w:r>
+              <w:rPr>
+                <w:rFonts w:ascii="Calibri" w:hAnsi="Calibri" w:cs="Calibri"/>
+                <w:color w:val="000000"/>
+                <w:sz w:val="20"/>
+                <w:szCs w:val="20"/>
+              </w:rPr>
+              <w:t>textoAVLiqu</w:t>
+            </w:r>
+            <w:proofErr w:type="spellEnd"/>
+            <w:r>
+              <w:rPr>
+                <w:rFonts w:ascii="Calibri" w:hAnsi="Calibri" w:cs="Calibri"/>
+                <w:color w:val="000000"/>
+                <w:sz w:val="20"/>
+                <w:szCs w:val="20"/>
+              </w:rPr>
+              <w:t>}</w:t>
             </w:r>
           </w:p>
         </w:tc>
@@ -6171,7 +7624,27 @@
                 <w:sz w:val="20"/>
                 <w:szCs w:val="20"/>
               </w:rPr>
-              <w:t>{textoAVNoReg}</w:t>
+              <w:t>{</w:t>
+            </w:r>
+            <w:proofErr w:type="spellStart"/>
+            <w:r>
+              <w:rPr>
+                <w:rFonts w:ascii="Calibri" w:hAnsi="Calibri" w:cs="Calibri"/>
+                <w:color w:val="000000"/>
+                <w:sz w:val="20"/>
+                <w:szCs w:val="20"/>
+              </w:rPr>
+              <w:t>textoAVNoReg</w:t>
+            </w:r>
+            <w:proofErr w:type="spellEnd"/>
+            <w:r>
+              <w:rPr>
+                <w:rFonts w:ascii="Calibri" w:hAnsi="Calibri" w:cs="Calibri"/>
+                <w:color w:val="000000"/>
+                <w:sz w:val="20"/>
+                <w:szCs w:val="20"/>
+              </w:rPr>
+              <w:t>}</w:t>
             </w:r>
           </w:p>
         </w:tc>
@@ -6199,6 +7672,7 @@
               </w:rPr>
               <w:t>{</w:t>
             </w:r>
+            <w:proofErr w:type="spellStart"/>
             <w:r>
               <w:rPr>
                 <w:rFonts w:ascii="Calibri" w:hAnsi="Calibri" w:cs="Calibri"/>
@@ -6208,6 +7682,7 @@
               </w:rPr>
               <w:t>textoAVReguPECO</w:t>
             </w:r>
+            <w:proofErr w:type="spellEnd"/>
             <w:r>
               <w:rPr>
                 <w:rFonts w:ascii="Calibri" w:hAnsi="Calibri" w:cs="Calibri"/>
@@ -6297,7 +7772,27 @@
                 <w:sz w:val="20"/>
                 <w:szCs w:val="20"/>
               </w:rPr>
-              <w:t>{textoIPMLiqu}</w:t>
+              <w:t>{</w:t>
+            </w:r>
+            <w:proofErr w:type="spellStart"/>
+            <w:r>
+              <w:rPr>
+                <w:rFonts w:ascii="Calibri" w:hAnsi="Calibri" w:cs="Calibri"/>
+                <w:color w:val="000000"/>
+                <w:sz w:val="20"/>
+                <w:szCs w:val="20"/>
+              </w:rPr>
+              <w:t>textoIPMLiqu</w:t>
+            </w:r>
+            <w:proofErr w:type="spellEnd"/>
+            <w:r>
+              <w:rPr>
+                <w:rFonts w:ascii="Calibri" w:hAnsi="Calibri" w:cs="Calibri"/>
+                <w:color w:val="000000"/>
+                <w:sz w:val="20"/>
+                <w:szCs w:val="20"/>
+              </w:rPr>
+              <w:t>}</w:t>
             </w:r>
           </w:p>
         </w:tc>
@@ -6323,7 +7818,27 @@
                 <w:sz w:val="20"/>
                 <w:szCs w:val="20"/>
               </w:rPr>
-              <w:t>{textoIPMNoReg}</w:t>
+              <w:t>{</w:t>
+            </w:r>
+            <w:proofErr w:type="spellStart"/>
+            <w:r>
+              <w:rPr>
+                <w:rFonts w:ascii="Calibri" w:hAnsi="Calibri" w:cs="Calibri"/>
+                <w:color w:val="000000"/>
+                <w:sz w:val="20"/>
+                <w:szCs w:val="20"/>
+              </w:rPr>
+              <w:t>textoIPMNoReg</w:t>
+            </w:r>
+            <w:proofErr w:type="spellEnd"/>
+            <w:r>
+              <w:rPr>
+                <w:rFonts w:ascii="Calibri" w:hAnsi="Calibri" w:cs="Calibri"/>
+                <w:color w:val="000000"/>
+                <w:sz w:val="20"/>
+                <w:szCs w:val="20"/>
+              </w:rPr>
+              <w:t>}</w:t>
             </w:r>
           </w:p>
         </w:tc>
@@ -6351,6 +7866,7 @@
               </w:rPr>
               <w:t>{</w:t>
             </w:r>
+            <w:proofErr w:type="spellStart"/>
             <w:r>
               <w:rPr>
                 <w:rFonts w:ascii="Calibri" w:eastAsia="Times New Roman" w:hAnsi="Calibri" w:cs="Calibri"/>
@@ -6360,6 +7876,7 @@
               </w:rPr>
               <w:t>textoIPMReguPECO</w:t>
             </w:r>
+            <w:proofErr w:type="spellEnd"/>
             <w:r>
               <w:rPr>
                 <w:rFonts w:ascii="Calibri" w:eastAsia="Times New Roman" w:hAnsi="Calibri" w:cs="Calibri"/>
@@ -6457,7 +7974,27 @@
                 <w:sz w:val="20"/>
                 <w:szCs w:val="20"/>
               </w:rPr>
-              <w:t>{textoIGVLiqu}</w:t>
+              <w:t>{</w:t>
+            </w:r>
+            <w:proofErr w:type="spellStart"/>
+            <w:r>
+              <w:rPr>
+                <w:rFonts w:ascii="Calibri" w:hAnsi="Calibri" w:cs="Calibri"/>
+                <w:color w:val="000000"/>
+                <w:sz w:val="20"/>
+                <w:szCs w:val="20"/>
+              </w:rPr>
+              <w:t>textoIGVLiqu</w:t>
+            </w:r>
+            <w:proofErr w:type="spellEnd"/>
+            <w:r>
+              <w:rPr>
+                <w:rFonts w:ascii="Calibri" w:hAnsi="Calibri" w:cs="Calibri"/>
+                <w:color w:val="000000"/>
+                <w:sz w:val="20"/>
+                <w:szCs w:val="20"/>
+              </w:rPr>
+              <w:t>}</w:t>
             </w:r>
           </w:p>
         </w:tc>
@@ -6483,7 +8020,27 @@
                 <w:sz w:val="20"/>
                 <w:szCs w:val="20"/>
               </w:rPr>
-              <w:t>{textoIGVNoReg}</w:t>
+              <w:t>{</w:t>
+            </w:r>
+            <w:proofErr w:type="spellStart"/>
+            <w:r>
+              <w:rPr>
+                <w:rFonts w:ascii="Calibri" w:hAnsi="Calibri" w:cs="Calibri"/>
+                <w:color w:val="000000"/>
+                <w:sz w:val="20"/>
+                <w:szCs w:val="20"/>
+              </w:rPr>
+              <w:t>textoIGVNoReg</w:t>
+            </w:r>
+            <w:proofErr w:type="spellEnd"/>
+            <w:r>
+              <w:rPr>
+                <w:rFonts w:ascii="Calibri" w:hAnsi="Calibri" w:cs="Calibri"/>
+                <w:color w:val="000000"/>
+                <w:sz w:val="20"/>
+                <w:szCs w:val="20"/>
+              </w:rPr>
+              <w:t>}</w:t>
             </w:r>
           </w:p>
         </w:tc>
@@ -6511,6 +8068,7 @@
               </w:rPr>
               <w:t>{</w:t>
             </w:r>
+            <w:proofErr w:type="spellStart"/>
             <w:r>
               <w:rPr>
                 <w:rFonts w:ascii="Calibri" w:hAnsi="Calibri" w:cs="Calibri"/>
@@ -6520,6 +8078,7 @@
               </w:rPr>
               <w:t>textoIGVReguPECO</w:t>
             </w:r>
+            <w:proofErr w:type="spellEnd"/>
             <w:r>
               <w:rPr>
                 <w:rFonts w:ascii="Calibri" w:hAnsi="Calibri" w:cs="Calibri"/>
@@ -6613,7 +8172,29 @@
                 <w:szCs w:val="20"/>
                 <w:lang w:val="es-ES" w:eastAsia="es-ES"/>
               </w:rPr>
-              <w:t>{textoTotLiqu}</w:t>
+              <w:t>{</w:t>
+            </w:r>
+            <w:proofErr w:type="spellStart"/>
+            <w:r>
+              <w:rPr>
+                <w:rFonts w:ascii="Arial" w:eastAsia="Times New Roman" w:hAnsi="Arial" w:cs="Arial"/>
+                <w:color w:val="000000"/>
+                <w:sz w:val="20"/>
+                <w:szCs w:val="20"/>
+                <w:lang w:val="es-ES" w:eastAsia="es-ES"/>
+              </w:rPr>
+              <w:t>textoTotLiqu</w:t>
+            </w:r>
+            <w:proofErr w:type="spellEnd"/>
+            <w:r>
+              <w:rPr>
+                <w:rFonts w:ascii="Arial" w:eastAsia="Times New Roman" w:hAnsi="Arial" w:cs="Arial"/>
+                <w:color w:val="000000"/>
+                <w:sz w:val="20"/>
+                <w:szCs w:val="20"/>
+                <w:lang w:val="es-ES" w:eastAsia="es-ES"/>
+              </w:rPr>
+              <w:t>}</w:t>
             </w:r>
           </w:p>
         </w:tc>
@@ -6642,7 +8223,29 @@
                 <w:szCs w:val="20"/>
                 <w:lang w:val="es-ES" w:eastAsia="es-ES"/>
               </w:rPr>
-              <w:t>{textoTotNoReg}</w:t>
+              <w:t>{</w:t>
+            </w:r>
+            <w:proofErr w:type="spellStart"/>
+            <w:r>
+              <w:rPr>
+                <w:rFonts w:ascii="Arial" w:eastAsia="Times New Roman" w:hAnsi="Arial" w:cs="Arial"/>
+                <w:color w:val="000000"/>
+                <w:sz w:val="20"/>
+                <w:szCs w:val="20"/>
+                <w:lang w:val="es-ES" w:eastAsia="es-ES"/>
+              </w:rPr>
+              <w:t>textoTotNoReg</w:t>
+            </w:r>
+            <w:proofErr w:type="spellEnd"/>
+            <w:r>
+              <w:rPr>
+                <w:rFonts w:ascii="Arial" w:eastAsia="Times New Roman" w:hAnsi="Arial" w:cs="Arial"/>
+                <w:color w:val="000000"/>
+                <w:sz w:val="20"/>
+                <w:szCs w:val="20"/>
+                <w:lang w:val="es-ES" w:eastAsia="es-ES"/>
+              </w:rPr>
+              <w:t>}</w:t>
             </w:r>
           </w:p>
         </w:tc>
@@ -6674,6 +8277,7 @@
               </w:rPr>
               <w:t>{</w:t>
             </w:r>
+            <w:proofErr w:type="spellStart"/>
             <w:r>
               <w:rPr>
                 <w:rFonts w:ascii="Arial" w:eastAsia="Times New Roman" w:hAnsi="Arial" w:cs="Arial"/>
@@ -6684,6 +8288,7 @@
               </w:rPr>
               <w:t>textoTotReguPECO</w:t>
             </w:r>
+            <w:proofErr w:type="spellEnd"/>
             <w:r>
               <w:rPr>
                 <w:rFonts w:ascii="Arial" w:eastAsia="Times New Roman" w:hAnsi="Arial" w:cs="Arial"/>
@@ -6757,7 +8362,25 @@
           <w:sz w:val="20"/>
           <w:szCs w:val="20"/>
         </w:rPr>
-        <w:t>{/estadoPECOyAMAZONIA}</w:t>
+        <w:t>{/</w:t>
+      </w:r>
+      <w:proofErr w:type="spellStart"/>
+      <w:r>
+        <w:rPr>
+          <w:rFonts w:ascii="Arial" w:hAnsi="Arial" w:cs="Arial"/>
+          <w:sz w:val="20"/>
+          <w:szCs w:val="20"/>
+        </w:rPr>
+        <w:t>estadoPECOyAMAZONIA</w:t>
+      </w:r>
+      <w:proofErr w:type="spellEnd"/>
+      <w:r>
+        <w:rPr>
+          <w:rFonts w:ascii="Arial" w:hAnsi="Arial" w:cs="Arial"/>
+          <w:sz w:val="20"/>
+          <w:szCs w:val="20"/>
+        </w:rPr>
+        <w:t>}</w:t>
       </w:r>
     </w:p>
     <w:p>
@@ -6990,6 +8613,7 @@
               </w:rPr>
               <w:t>Ad/</w:t>
             </w:r>
+            <w:proofErr w:type="spellStart"/>
             <w:r>
               <w:rPr>
                 <w:rFonts w:ascii="Arial" w:hAnsi="Arial" w:cs="Arial"/>
@@ -7006,6 +8630,7 @@
               </w:rPr>
               <w:t>alorem</w:t>
             </w:r>
+            <w:proofErr w:type="spellEnd"/>
           </w:p>
         </w:tc>
         <w:tc>
@@ -7031,7 +8656,27 @@
                 <w:sz w:val="20"/>
                 <w:szCs w:val="20"/>
               </w:rPr>
-              <w:t>{textoAVLiqu}</w:t>
+              <w:t>{</w:t>
+            </w:r>
+            <w:proofErr w:type="spellStart"/>
+            <w:r>
+              <w:rPr>
+                <w:rFonts w:ascii="Calibri" w:hAnsi="Calibri" w:cs="Calibri"/>
+                <w:color w:val="000000"/>
+                <w:sz w:val="20"/>
+                <w:szCs w:val="20"/>
+              </w:rPr>
+              <w:t>textoAVLiqu</w:t>
+            </w:r>
+            <w:proofErr w:type="spellEnd"/>
+            <w:r>
+              <w:rPr>
+                <w:rFonts w:ascii="Calibri" w:hAnsi="Calibri" w:cs="Calibri"/>
+                <w:color w:val="000000"/>
+                <w:sz w:val="20"/>
+                <w:szCs w:val="20"/>
+              </w:rPr>
+              <w:t>}</w:t>
             </w:r>
           </w:p>
         </w:tc>
@@ -7057,7 +8702,27 @@
                 <w:sz w:val="20"/>
                 <w:szCs w:val="20"/>
               </w:rPr>
-              <w:t>{textoAVNoReg}</w:t>
+              <w:t>{</w:t>
+            </w:r>
+            <w:proofErr w:type="spellStart"/>
+            <w:r>
+              <w:rPr>
+                <w:rFonts w:ascii="Calibri" w:hAnsi="Calibri" w:cs="Calibri"/>
+                <w:color w:val="000000"/>
+                <w:sz w:val="20"/>
+                <w:szCs w:val="20"/>
+              </w:rPr>
+              <w:t>textoAVNoReg</w:t>
+            </w:r>
+            <w:proofErr w:type="spellEnd"/>
+            <w:r>
+              <w:rPr>
+                <w:rFonts w:ascii="Calibri" w:hAnsi="Calibri" w:cs="Calibri"/>
+                <w:color w:val="000000"/>
+                <w:sz w:val="20"/>
+                <w:szCs w:val="20"/>
+              </w:rPr>
+              <w:t>}</w:t>
             </w:r>
           </w:p>
         </w:tc>
@@ -7085,6 +8750,7 @@
               </w:rPr>
               <w:t>{</w:t>
             </w:r>
+            <w:proofErr w:type="spellStart"/>
             <w:r>
               <w:rPr>
                 <w:rFonts w:ascii="Calibri" w:hAnsi="Calibri" w:cs="Calibri"/>
@@ -7094,6 +8760,7 @@
               </w:rPr>
               <w:t>textoAVReguPECO</w:t>
             </w:r>
+            <w:proofErr w:type="spellEnd"/>
             <w:r>
               <w:rPr>
                 <w:rFonts w:ascii="Calibri" w:hAnsi="Calibri" w:cs="Calibri"/>
@@ -7159,7 +8826,27 @@
                 <w:sz w:val="20"/>
                 <w:szCs w:val="20"/>
               </w:rPr>
-              <w:t>{textoIPMLiqu}</w:t>
+              <w:t>{</w:t>
+            </w:r>
+            <w:proofErr w:type="spellStart"/>
+            <w:r>
+              <w:rPr>
+                <w:rFonts w:ascii="Calibri" w:hAnsi="Calibri" w:cs="Calibri"/>
+                <w:color w:val="000000"/>
+                <w:sz w:val="20"/>
+                <w:szCs w:val="20"/>
+              </w:rPr>
+              <w:t>textoIPMLiqu</w:t>
+            </w:r>
+            <w:proofErr w:type="spellEnd"/>
+            <w:r>
+              <w:rPr>
+                <w:rFonts w:ascii="Calibri" w:hAnsi="Calibri" w:cs="Calibri"/>
+                <w:color w:val="000000"/>
+                <w:sz w:val="20"/>
+                <w:szCs w:val="20"/>
+              </w:rPr>
+              <w:t>}</w:t>
             </w:r>
           </w:p>
         </w:tc>
@@ -7185,7 +8872,27 @@
                 <w:sz w:val="20"/>
                 <w:szCs w:val="20"/>
               </w:rPr>
-              <w:t>{textoIPMNoReg}</w:t>
+              <w:t>{</w:t>
+            </w:r>
+            <w:proofErr w:type="spellStart"/>
+            <w:r>
+              <w:rPr>
+                <w:rFonts w:ascii="Calibri" w:hAnsi="Calibri" w:cs="Calibri"/>
+                <w:color w:val="000000"/>
+                <w:sz w:val="20"/>
+                <w:szCs w:val="20"/>
+              </w:rPr>
+              <w:t>textoIPMNoReg</w:t>
+            </w:r>
+            <w:proofErr w:type="spellEnd"/>
+            <w:r>
+              <w:rPr>
+                <w:rFonts w:ascii="Calibri" w:hAnsi="Calibri" w:cs="Calibri"/>
+                <w:color w:val="000000"/>
+                <w:sz w:val="20"/>
+                <w:szCs w:val="20"/>
+              </w:rPr>
+              <w:t>}</w:t>
             </w:r>
           </w:p>
         </w:tc>
@@ -7213,6 +8920,7 @@
               </w:rPr>
               <w:t>{</w:t>
             </w:r>
+            <w:proofErr w:type="spellStart"/>
             <w:r>
               <w:rPr>
                 <w:rFonts w:ascii="Calibri" w:eastAsia="Times New Roman" w:hAnsi="Calibri" w:cs="Calibri"/>
@@ -7222,6 +8930,7 @@
               </w:rPr>
               <w:t>textoIPMReguPECO</w:t>
             </w:r>
+            <w:proofErr w:type="spellEnd"/>
             <w:r>
               <w:rPr>
                 <w:rFonts w:ascii="Calibri" w:eastAsia="Times New Roman" w:hAnsi="Calibri" w:cs="Calibri"/>
@@ -7295,7 +9004,27 @@
                 <w:sz w:val="20"/>
                 <w:szCs w:val="20"/>
               </w:rPr>
-              <w:t>{textoIGVLiqu}</w:t>
+              <w:t>{</w:t>
+            </w:r>
+            <w:proofErr w:type="spellStart"/>
+            <w:r>
+              <w:rPr>
+                <w:rFonts w:ascii="Calibri" w:hAnsi="Calibri" w:cs="Calibri"/>
+                <w:color w:val="000000"/>
+                <w:sz w:val="20"/>
+                <w:szCs w:val="20"/>
+              </w:rPr>
+              <w:t>textoIGVLiqu</w:t>
+            </w:r>
+            <w:proofErr w:type="spellEnd"/>
+            <w:r>
+              <w:rPr>
+                <w:rFonts w:ascii="Calibri" w:hAnsi="Calibri" w:cs="Calibri"/>
+                <w:color w:val="000000"/>
+                <w:sz w:val="20"/>
+                <w:szCs w:val="20"/>
+              </w:rPr>
+              <w:t>}</w:t>
             </w:r>
           </w:p>
         </w:tc>
@@ -7321,7 +9050,27 @@
                 <w:sz w:val="20"/>
                 <w:szCs w:val="20"/>
               </w:rPr>
-              <w:t>{textoIGVNoReg}</w:t>
+              <w:t>{</w:t>
+            </w:r>
+            <w:proofErr w:type="spellStart"/>
+            <w:r>
+              <w:rPr>
+                <w:rFonts w:ascii="Calibri" w:hAnsi="Calibri" w:cs="Calibri"/>
+                <w:color w:val="000000"/>
+                <w:sz w:val="20"/>
+                <w:szCs w:val="20"/>
+              </w:rPr>
+              <w:t>textoIGVNoReg</w:t>
+            </w:r>
+            <w:proofErr w:type="spellEnd"/>
+            <w:r>
+              <w:rPr>
+                <w:rFonts w:ascii="Calibri" w:hAnsi="Calibri" w:cs="Calibri"/>
+                <w:color w:val="000000"/>
+                <w:sz w:val="20"/>
+                <w:szCs w:val="20"/>
+              </w:rPr>
+              <w:t>}</w:t>
             </w:r>
           </w:p>
         </w:tc>
@@ -7349,6 +9098,7 @@
               </w:rPr>
               <w:t>{</w:t>
             </w:r>
+            <w:proofErr w:type="spellStart"/>
             <w:r>
               <w:rPr>
                 <w:rFonts w:ascii="Calibri" w:hAnsi="Calibri" w:cs="Calibri"/>
@@ -7358,6 +9108,7 @@
               </w:rPr>
               <w:t>textoIGVReguPECO</w:t>
             </w:r>
+            <w:proofErr w:type="spellEnd"/>
             <w:r>
               <w:rPr>
                 <w:rFonts w:ascii="Calibri" w:hAnsi="Calibri" w:cs="Calibri"/>
@@ -7427,7 +9178,29 @@
                 <w:szCs w:val="20"/>
                 <w:lang w:val="es-ES" w:eastAsia="es-ES"/>
               </w:rPr>
-              <w:t>{textoTotLiqu}</w:t>
+              <w:t>{</w:t>
+            </w:r>
+            <w:proofErr w:type="spellStart"/>
+            <w:r>
+              <w:rPr>
+                <w:rFonts w:ascii="Arial" w:eastAsia="Times New Roman" w:hAnsi="Arial" w:cs="Arial"/>
+                <w:color w:val="000000"/>
+                <w:sz w:val="20"/>
+                <w:szCs w:val="20"/>
+                <w:lang w:val="es-ES" w:eastAsia="es-ES"/>
+              </w:rPr>
+              <w:t>textoTotLiqu</w:t>
+            </w:r>
+            <w:proofErr w:type="spellEnd"/>
+            <w:r>
+              <w:rPr>
+                <w:rFonts w:ascii="Arial" w:eastAsia="Times New Roman" w:hAnsi="Arial" w:cs="Arial"/>
+                <w:color w:val="000000"/>
+                <w:sz w:val="20"/>
+                <w:szCs w:val="20"/>
+                <w:lang w:val="es-ES" w:eastAsia="es-ES"/>
+              </w:rPr>
+              <w:t>}</w:t>
             </w:r>
           </w:p>
         </w:tc>
@@ -7456,7 +9229,29 @@
                 <w:szCs w:val="20"/>
                 <w:lang w:val="es-ES" w:eastAsia="es-ES"/>
               </w:rPr>
-              <w:t>{textoTotNoReg}</w:t>
+              <w:t>{</w:t>
+            </w:r>
+            <w:proofErr w:type="spellStart"/>
+            <w:r>
+              <w:rPr>
+                <w:rFonts w:ascii="Arial" w:eastAsia="Times New Roman" w:hAnsi="Arial" w:cs="Arial"/>
+                <w:color w:val="000000"/>
+                <w:sz w:val="20"/>
+                <w:szCs w:val="20"/>
+                <w:lang w:val="es-ES" w:eastAsia="es-ES"/>
+              </w:rPr>
+              <w:t>textoTotNoReg</w:t>
+            </w:r>
+            <w:proofErr w:type="spellEnd"/>
+            <w:r>
+              <w:rPr>
+                <w:rFonts w:ascii="Arial" w:eastAsia="Times New Roman" w:hAnsi="Arial" w:cs="Arial"/>
+                <w:color w:val="000000"/>
+                <w:sz w:val="20"/>
+                <w:szCs w:val="20"/>
+                <w:lang w:val="es-ES" w:eastAsia="es-ES"/>
+              </w:rPr>
+              <w:t>}</w:t>
             </w:r>
           </w:p>
         </w:tc>
@@ -7487,6 +9282,7 @@
               </w:rPr>
               <w:t>{</w:t>
             </w:r>
+            <w:proofErr w:type="spellStart"/>
             <w:r>
               <w:rPr>
                 <w:rFonts w:ascii="Arial" w:eastAsia="Times New Roman" w:hAnsi="Arial" w:cs="Arial"/>
@@ -7497,6 +9293,7 @@
               </w:rPr>
               <w:t>textoTotReguPECO</w:t>
             </w:r>
+            <w:proofErr w:type="spellEnd"/>
             <w:r>
               <w:rPr>
                 <w:rFonts w:ascii="Arial" w:eastAsia="Times New Roman" w:hAnsi="Arial" w:cs="Arial"/>
@@ -7542,6 +9339,7 @@
         </w:rPr>
         <w:t>{/</w:t>
       </w:r>
+      <w:proofErr w:type="spellStart"/>
       <w:r>
         <w:rPr>
           <w:rFonts w:ascii="Arial" w:hAnsi="Arial" w:cs="Arial"/>
@@ -7550,6 +9348,7 @@
         </w:rPr>
         <w:t>estadoOnlyPECO</w:t>
       </w:r>
+      <w:proofErr w:type="spellEnd"/>
       <w:r>
         <w:rPr>
           <w:rFonts w:ascii="Arial" w:hAnsi="Arial" w:cs="Arial"/>
@@ -7699,16 +9498,50 @@
         <w:rPr>
           <w:rFonts w:ascii="Arial" w:hAnsi="Arial" w:cs="Arial"/>
         </w:rPr>
-        <w:t>{fromDam-nombreEmpresa}</w:t>
-      </w:r>
-      <w:r>
-        <w:rPr>
-          <w:rFonts w:ascii="Arial" w:hAnsi="Arial" w:cs="Arial"/>
-          <w:b/>
-          <w:bCs/>
-          <w:color w:val="FF0000"/>
-        </w:rPr>
-        <w:t>{fromDam-nombreEmpresaRRR}</w:t>
+        <w:t>{</w:t>
+      </w:r>
+      <w:proofErr w:type="spellStart"/>
+      <w:r>
+        <w:rPr>
+          <w:rFonts w:ascii="Arial" w:hAnsi="Arial" w:cs="Arial"/>
+        </w:rPr>
+        <w:t>fromDam-nombreEmpresa</w:t>
+      </w:r>
+      <w:proofErr w:type="spellEnd"/>
+      <w:r>
+        <w:rPr>
+          <w:rFonts w:ascii="Arial" w:hAnsi="Arial" w:cs="Arial"/>
+        </w:rPr>
+        <w:t>}</w:t>
+      </w:r>
+      <w:r>
+        <w:rPr>
+          <w:rFonts w:ascii="Arial" w:hAnsi="Arial" w:cs="Arial"/>
+          <w:b/>
+          <w:bCs/>
+          <w:color w:val="FF0000"/>
+        </w:rPr>
+        <w:t>{</w:t>
+      </w:r>
+      <w:proofErr w:type="spellStart"/>
+      <w:r>
+        <w:rPr>
+          <w:rFonts w:ascii="Arial" w:hAnsi="Arial" w:cs="Arial"/>
+          <w:b/>
+          <w:bCs/>
+          <w:color w:val="FF0000"/>
+        </w:rPr>
+        <w:t>fromDam-nombreEmpresaRRR</w:t>
+      </w:r>
+      <w:proofErr w:type="spellEnd"/>
+      <w:r>
+        <w:rPr>
+          <w:rFonts w:ascii="Arial" w:hAnsi="Arial" w:cs="Arial"/>
+          <w:b/>
+          <w:bCs/>
+          <w:color w:val="FF0000"/>
+        </w:rPr>
+        <w:t>}</w:t>
       </w:r>
       <w:r>
         <w:rPr>
@@ -7745,16 +9578,50 @@
         <w:rPr>
           <w:rFonts w:ascii="Arial" w:hAnsi="Arial" w:cs="Arial"/>
         </w:rPr>
-        <w:t>{fromDam-ruc}</w:t>
-      </w:r>
-      <w:r>
-        <w:rPr>
-          <w:rFonts w:ascii="Arial" w:hAnsi="Arial" w:cs="Arial"/>
-          <w:b/>
-          <w:bCs/>
-          <w:color w:val="FF0000"/>
-        </w:rPr>
-        <w:t>{fromDam-rucRRR}</w:t>
+        <w:t>{</w:t>
+      </w:r>
+      <w:proofErr w:type="spellStart"/>
+      <w:r>
+        <w:rPr>
+          <w:rFonts w:ascii="Arial" w:hAnsi="Arial" w:cs="Arial"/>
+        </w:rPr>
+        <w:t>fromDam</w:t>
+      </w:r>
+      <w:proofErr w:type="spellEnd"/>
+      <w:r>
+        <w:rPr>
+          <w:rFonts w:ascii="Arial" w:hAnsi="Arial" w:cs="Arial"/>
+        </w:rPr>
+        <w:t>-ruc}</w:t>
+      </w:r>
+      <w:r>
+        <w:rPr>
+          <w:rFonts w:ascii="Arial" w:hAnsi="Arial" w:cs="Arial"/>
+          <w:b/>
+          <w:bCs/>
+          <w:color w:val="FF0000"/>
+        </w:rPr>
+        <w:t>{</w:t>
+      </w:r>
+      <w:proofErr w:type="spellStart"/>
+      <w:r>
+        <w:rPr>
+          <w:rFonts w:ascii="Arial" w:hAnsi="Arial" w:cs="Arial"/>
+          <w:b/>
+          <w:bCs/>
+          <w:color w:val="FF0000"/>
+        </w:rPr>
+        <w:t>fromDam-rucRRR</w:t>
+      </w:r>
+      <w:proofErr w:type="spellEnd"/>
+      <w:r>
+        <w:rPr>
+          <w:rFonts w:ascii="Arial" w:hAnsi="Arial" w:cs="Arial"/>
+          <w:b/>
+          <w:bCs/>
+          <w:color w:val="FF0000"/>
+        </w:rPr>
+        <w:t>}</w:t>
       </w:r>
       <w:r>
         <w:rPr>
@@ -7779,13 +9646,43 @@
         <w:rPr>
           <w:rFonts w:ascii="Arial" w:hAnsi="Arial" w:cs="Arial"/>
         </w:rPr>
-        <w:t xml:space="preserve">107-94-EF/10; por lo tanto, corresponde atender las series de la referida DAM solicitadas a regularización toda vez que se  encuentran  negociadas  en  el  Arancel  Común  del Convenio Peruano - Colombiano con una tasa Ad/Valorem – Libre; determinándose que el monto a regularizar en el marco de la Ley </w:t>
-      </w:r>
-      <w:r>
-        <w:rPr>
-          <w:rFonts w:ascii="Arial" w:hAnsi="Arial" w:cs="Arial"/>
-        </w:rPr>
-        <w:t>N.º</w:t>
+        <w:t xml:space="preserve"> </w:t>
+      </w:r>
+      <w:r>
+        <w:rPr>
+          <w:rFonts w:ascii="Arial" w:hAnsi="Arial" w:cs="Arial"/>
+        </w:rPr>
+        <w:t xml:space="preserve">107-94-EF/10; por lo tanto, corresponde atender las series de la referida DAM solicitadas a regularización toda vez que se  encuentran  negociadas  en  el  Arancel  Común  del Convenio Peruano - Colombiano con una tasa Ad/Valorem – </w:t>
+      </w:r>
+      <w:r>
+        <w:rPr>
+          <w:rFonts w:ascii="Arial" w:hAnsi="Arial" w:cs="Arial"/>
+        </w:rPr>
+        <w:t>l</w:t>
+      </w:r>
+      <w:r>
+        <w:rPr>
+          <w:rFonts w:ascii="Arial" w:hAnsi="Arial" w:cs="Arial"/>
+        </w:rPr>
+        <w:t xml:space="preserve">ibre; determinándose que el monto a regularizar en el marco de la Ley </w:t>
+      </w:r>
+      <w:r>
+        <w:rPr>
+          <w:rFonts w:ascii="Arial" w:hAnsi="Arial" w:cs="Arial"/>
+        </w:rPr>
+        <w:t>n</w:t>
+      </w:r>
+      <w:r>
+        <w:rPr>
+          <w:rFonts w:ascii="Arial" w:hAnsi="Arial" w:cs="Arial"/>
+        </w:rPr>
+        <w:t>.º</w:t>
+      </w:r>
+      <w:r>
+        <w:rPr>
+          <w:rFonts w:ascii="Arial" w:hAnsi="Arial" w:cs="Arial"/>
+        </w:rPr>
+        <w:t xml:space="preserve"> </w:t>
       </w:r>
       <w:r>
         <w:rPr>
@@ -7821,12 +9718,14 @@
         </w:rPr>
         <w:t>{/</w:t>
       </w:r>
+      <w:proofErr w:type="spellStart"/>
       <w:r>
         <w:rPr>
           <w:rFonts w:ascii="Arial" w:hAnsi="Arial" w:cs="Arial"/>
         </w:rPr>
         <w:t>estadoOnlyAMAZONIA</w:t>
       </w:r>
+      <w:proofErr w:type="spellEnd"/>
       <w:r>
         <w:rPr>
           <w:rFonts w:ascii="Arial" w:hAnsi="Arial" w:cs="Arial"/>
@@ -7969,16 +9868,50 @@
         <w:rPr>
           <w:rFonts w:ascii="Arial" w:hAnsi="Arial" w:cs="Arial"/>
         </w:rPr>
-        <w:t>{fromDam-nombreEmpresa}</w:t>
-      </w:r>
-      <w:r>
-        <w:rPr>
-          <w:rFonts w:ascii="Arial" w:hAnsi="Arial" w:cs="Arial"/>
-          <w:b/>
-          <w:bCs/>
-          <w:color w:val="FF0000"/>
-        </w:rPr>
-        <w:t>{fromDam-nombreEmpresaRRR}</w:t>
+        <w:t>{</w:t>
+      </w:r>
+      <w:proofErr w:type="spellStart"/>
+      <w:r>
+        <w:rPr>
+          <w:rFonts w:ascii="Arial" w:hAnsi="Arial" w:cs="Arial"/>
+        </w:rPr>
+        <w:t>fromDam-nombreEmpresa</w:t>
+      </w:r>
+      <w:proofErr w:type="spellEnd"/>
+      <w:r>
+        <w:rPr>
+          <w:rFonts w:ascii="Arial" w:hAnsi="Arial" w:cs="Arial"/>
+        </w:rPr>
+        <w:t>}</w:t>
+      </w:r>
+      <w:r>
+        <w:rPr>
+          <w:rFonts w:ascii="Arial" w:hAnsi="Arial" w:cs="Arial"/>
+          <w:b/>
+          <w:bCs/>
+          <w:color w:val="FF0000"/>
+        </w:rPr>
+        <w:t>{</w:t>
+      </w:r>
+      <w:proofErr w:type="spellStart"/>
+      <w:r>
+        <w:rPr>
+          <w:rFonts w:ascii="Arial" w:hAnsi="Arial" w:cs="Arial"/>
+          <w:b/>
+          <w:bCs/>
+          <w:color w:val="FF0000"/>
+        </w:rPr>
+        <w:t>fromDam-nombreEmpresaRRR</w:t>
+      </w:r>
+      <w:proofErr w:type="spellEnd"/>
+      <w:r>
+        <w:rPr>
+          <w:rFonts w:ascii="Arial" w:hAnsi="Arial" w:cs="Arial"/>
+          <w:b/>
+          <w:bCs/>
+          <w:color w:val="FF0000"/>
+        </w:rPr>
+        <w:t>}</w:t>
       </w:r>
       <w:r>
         <w:rPr>
@@ -8021,16 +9954,50 @@
         <w:rPr>
           <w:rFonts w:ascii="Arial" w:hAnsi="Arial" w:cs="Arial"/>
         </w:rPr>
-        <w:t>{fromDam-ruc}</w:t>
-      </w:r>
-      <w:r>
-        <w:rPr>
-          <w:rFonts w:ascii="Arial" w:hAnsi="Arial" w:cs="Arial"/>
-          <w:b/>
-          <w:bCs/>
-          <w:color w:val="FF0000"/>
-        </w:rPr>
-        <w:t>{fromDam-rucRRR}</w:t>
+        <w:t>{</w:t>
+      </w:r>
+      <w:proofErr w:type="spellStart"/>
+      <w:r>
+        <w:rPr>
+          <w:rFonts w:ascii="Arial" w:hAnsi="Arial" w:cs="Arial"/>
+        </w:rPr>
+        <w:t>fromDam</w:t>
+      </w:r>
+      <w:proofErr w:type="spellEnd"/>
+      <w:r>
+        <w:rPr>
+          <w:rFonts w:ascii="Arial" w:hAnsi="Arial" w:cs="Arial"/>
+        </w:rPr>
+        <w:t>-ruc}</w:t>
+      </w:r>
+      <w:r>
+        <w:rPr>
+          <w:rFonts w:ascii="Arial" w:hAnsi="Arial" w:cs="Arial"/>
+          <w:b/>
+          <w:bCs/>
+          <w:color w:val="FF0000"/>
+        </w:rPr>
+        <w:t>{</w:t>
+      </w:r>
+      <w:proofErr w:type="spellStart"/>
+      <w:r>
+        <w:rPr>
+          <w:rFonts w:ascii="Arial" w:hAnsi="Arial" w:cs="Arial"/>
+          <w:b/>
+          <w:bCs/>
+          <w:color w:val="FF0000"/>
+        </w:rPr>
+        <w:t>fromDam-rucRRR</w:t>
+      </w:r>
+      <w:proofErr w:type="spellEnd"/>
+      <w:r>
+        <w:rPr>
+          <w:rFonts w:ascii="Arial" w:hAnsi="Arial" w:cs="Arial"/>
+          <w:b/>
+          <w:bCs/>
+          <w:color w:val="FF0000"/>
+        </w:rPr>
+        <w:t>}</w:t>
       </w:r>
       <w:r>
         <w:rPr>
@@ -8060,7 +10027,19 @@
         <w:rPr>
           <w:rFonts w:ascii="Arial" w:hAnsi="Arial" w:cs="Arial"/>
         </w:rPr>
-        <w:t xml:space="preserve">por lo tanto, corresponde atender las series de la referida DAM solicitadas a regularización toda vez que se encuentran negociadas en el Arancel Común del Convenio Peruano - Colombiano con una tasa Ad/Valorem – Libre; asimismo, se debe tener en cuenta lo opinado en el informe </w:t>
+        <w:t xml:space="preserve">por lo tanto, corresponde atender las series de la referida DAM solicitadas a regularización toda vez que se encuentran negociadas en el Arancel Común del Convenio Peruano - Colombiano con una tasa Ad/Valorem – </w:t>
+      </w:r>
+      <w:r>
+        <w:rPr>
+          <w:rFonts w:ascii="Arial" w:hAnsi="Arial" w:cs="Arial"/>
+        </w:rPr>
+        <w:t>l</w:t>
+      </w:r>
+      <w:r>
+        <w:rPr>
+          <w:rFonts w:ascii="Arial" w:hAnsi="Arial" w:cs="Arial"/>
+        </w:rPr>
+        <w:t xml:space="preserve">ibre; asimismo, se debe tener en cuenta lo opinado en el informe </w:t>
       </w:r>
       <w:r>
         <w:rPr>
@@ -8116,12 +10095,14 @@
         </w:rPr>
         <w:t>{</w:t>
       </w:r>
+      <w:proofErr w:type="spellStart"/>
       <w:r>
         <w:rPr>
           <w:rFonts w:ascii="Arial" w:hAnsi="Arial" w:cs="Arial"/>
         </w:rPr>
         <w:t>textoTotReguPECO</w:t>
       </w:r>
+      <w:proofErr w:type="spellEnd"/>
       <w:r>
         <w:rPr>
           <w:rFonts w:ascii="Arial" w:hAnsi="Arial" w:cs="Arial"/>
@@ -8197,12 +10178,14 @@
         </w:rPr>
         <w:t>{/</w:t>
       </w:r>
+      <w:proofErr w:type="spellStart"/>
       <w:r>
         <w:rPr>
           <w:rFonts w:ascii="Arial" w:hAnsi="Arial" w:cs="Arial"/>
         </w:rPr>
         <w:t>estadoPECOyAMAZONIA</w:t>
       </w:r>
+      <w:proofErr w:type="spellEnd"/>
       <w:r>
         <w:rPr>
           <w:rFonts w:ascii="Arial" w:hAnsi="Arial" w:cs="Arial"/>
@@ -8348,16 +10331,50 @@
         <w:rPr>
           <w:rFonts w:ascii="Arial" w:hAnsi="Arial" w:cs="Arial"/>
         </w:rPr>
-        <w:t>{fromDam-nombreEmpresa}</w:t>
-      </w:r>
-      <w:r>
-        <w:rPr>
-          <w:rFonts w:ascii="Arial" w:hAnsi="Arial" w:cs="Arial"/>
-          <w:b/>
-          <w:bCs/>
-          <w:color w:val="FF0000"/>
-        </w:rPr>
-        <w:t>{fromDam-nombreEmpresaRRR}</w:t>
+        <w:t>{</w:t>
+      </w:r>
+      <w:proofErr w:type="spellStart"/>
+      <w:r>
+        <w:rPr>
+          <w:rFonts w:ascii="Arial" w:hAnsi="Arial" w:cs="Arial"/>
+        </w:rPr>
+        <w:t>fromDam-nombreEmpresa</w:t>
+      </w:r>
+      <w:proofErr w:type="spellEnd"/>
+      <w:r>
+        <w:rPr>
+          <w:rFonts w:ascii="Arial" w:hAnsi="Arial" w:cs="Arial"/>
+        </w:rPr>
+        <w:t>}</w:t>
+      </w:r>
+      <w:r>
+        <w:rPr>
+          <w:rFonts w:ascii="Arial" w:hAnsi="Arial" w:cs="Arial"/>
+          <w:b/>
+          <w:bCs/>
+          <w:color w:val="FF0000"/>
+        </w:rPr>
+        <w:t>{</w:t>
+      </w:r>
+      <w:proofErr w:type="spellStart"/>
+      <w:r>
+        <w:rPr>
+          <w:rFonts w:ascii="Arial" w:hAnsi="Arial" w:cs="Arial"/>
+          <w:b/>
+          <w:bCs/>
+          <w:color w:val="FF0000"/>
+        </w:rPr>
+        <w:t>fromDam-nombreEmpresaRRR</w:t>
+      </w:r>
+      <w:proofErr w:type="spellEnd"/>
+      <w:r>
+        <w:rPr>
+          <w:rFonts w:ascii="Arial" w:hAnsi="Arial" w:cs="Arial"/>
+          <w:b/>
+          <w:bCs/>
+          <w:color w:val="FF0000"/>
+        </w:rPr>
+        <w:t>}</w:t>
       </w:r>
       <w:r>
         <w:rPr>
@@ -8394,16 +10411,50 @@
         <w:rPr>
           <w:rFonts w:ascii="Arial" w:hAnsi="Arial" w:cs="Arial"/>
         </w:rPr>
-        <w:t>{fromDam-ruc}</w:t>
-      </w:r>
-      <w:r>
-        <w:rPr>
-          <w:rFonts w:ascii="Arial" w:hAnsi="Arial" w:cs="Arial"/>
-          <w:b/>
-          <w:bCs/>
-          <w:color w:val="FF0000"/>
-        </w:rPr>
-        <w:t>{fromDam-rucRRR}</w:t>
+        <w:t>{</w:t>
+      </w:r>
+      <w:proofErr w:type="spellStart"/>
+      <w:r>
+        <w:rPr>
+          <w:rFonts w:ascii="Arial" w:hAnsi="Arial" w:cs="Arial"/>
+        </w:rPr>
+        <w:t>fromDam</w:t>
+      </w:r>
+      <w:proofErr w:type="spellEnd"/>
+      <w:r>
+        <w:rPr>
+          <w:rFonts w:ascii="Arial" w:hAnsi="Arial" w:cs="Arial"/>
+        </w:rPr>
+        <w:t>-ruc}</w:t>
+      </w:r>
+      <w:r>
+        <w:rPr>
+          <w:rFonts w:ascii="Arial" w:hAnsi="Arial" w:cs="Arial"/>
+          <w:b/>
+          <w:bCs/>
+          <w:color w:val="FF0000"/>
+        </w:rPr>
+        <w:t>{</w:t>
+      </w:r>
+      <w:proofErr w:type="spellStart"/>
+      <w:r>
+        <w:rPr>
+          <w:rFonts w:ascii="Arial" w:hAnsi="Arial" w:cs="Arial"/>
+          <w:b/>
+          <w:bCs/>
+          <w:color w:val="FF0000"/>
+        </w:rPr>
+        <w:t>fromDam-rucRRR</w:t>
+      </w:r>
+      <w:proofErr w:type="spellEnd"/>
+      <w:r>
+        <w:rPr>
+          <w:rFonts w:ascii="Arial" w:hAnsi="Arial" w:cs="Arial"/>
+          <w:b/>
+          <w:bCs/>
+          <w:color w:val="FF0000"/>
+        </w:rPr>
+        <w:t>}</w:t>
       </w:r>
       <w:r>
         <w:rPr>
@@ -8483,12 +10534,14 @@
         </w:rPr>
         <w:t>{</w:t>
       </w:r>
+      <w:proofErr w:type="spellStart"/>
       <w:r>
         <w:rPr>
           <w:rFonts w:ascii="Arial" w:hAnsi="Arial" w:cs="Arial"/>
         </w:rPr>
         <w:t>textoTotReguPECO</w:t>
       </w:r>
+      <w:proofErr w:type="spellEnd"/>
       <w:r>
         <w:rPr>
           <w:rFonts w:ascii="Arial" w:hAnsi="Arial" w:cs="Arial"/>
@@ -8518,12 +10571,14 @@
         </w:rPr>
         <w:t>{/</w:t>
       </w:r>
+      <w:proofErr w:type="spellStart"/>
       <w:r>
         <w:rPr>
           <w:rFonts w:ascii="Arial" w:hAnsi="Arial" w:cs="Arial"/>
         </w:rPr>
         <w:t>estadoOnlyPECO</w:t>
       </w:r>
+      <w:proofErr w:type="spellEnd"/>
       <w:r>
         <w:rPr>
           <w:rFonts w:ascii="Arial" w:hAnsi="Arial" w:cs="Arial"/>
@@ -8614,16 +10669,70 @@
         <w:rPr>
           <w:rFonts w:ascii="Arial" w:hAnsi="Arial"/>
         </w:rPr>
-        <w:t>requerimiento N.º {datosFactura-numeroReqFac}</w:t>
+        <w:t xml:space="preserve">requerimiento </w:t>
       </w:r>
       <w:r>
         <w:rPr>
           <w:rFonts w:ascii="Arial" w:hAnsi="Arial"/>
-          <w:b/>
-          <w:bCs/>
-          <w:color w:val="FF0000"/>
-        </w:rPr>
-        <w:t>{datosFactura-numeroReqFacRRR}</w:t>
+        </w:rPr>
+        <w:t>n</w:t>
+      </w:r>
+      <w:r>
+        <w:rPr>
+          <w:rFonts w:ascii="Arial" w:hAnsi="Arial"/>
+        </w:rPr>
+        <w:t>.º {</w:t>
+      </w:r>
+      <w:proofErr w:type="spellStart"/>
+      <w:r>
+        <w:rPr>
+          <w:rFonts w:ascii="Arial" w:hAnsi="Arial"/>
+        </w:rPr>
+        <w:t>datosFactura-</w:t>
+      </w:r>
+      <w:proofErr w:type="gramStart"/>
+      <w:r>
+        <w:rPr>
+          <w:rFonts w:ascii="Arial" w:hAnsi="Arial"/>
+        </w:rPr>
+        <w:t>numeroReqFac</w:t>
+      </w:r>
+      <w:proofErr w:type="spellEnd"/>
+      <w:r>
+        <w:rPr>
+          <w:rFonts w:ascii="Arial" w:hAnsi="Arial"/>
+        </w:rPr>
+        <w:t>}</w:t>
+      </w:r>
+      <w:r>
+        <w:rPr>
+          <w:rFonts w:ascii="Arial" w:hAnsi="Arial"/>
+          <w:b/>
+          <w:bCs/>
+          <w:color w:val="FF0000"/>
+        </w:rPr>
+        <w:t>{</w:t>
+      </w:r>
+      <w:proofErr w:type="spellStart"/>
+      <w:proofErr w:type="gramEnd"/>
+      <w:r>
+        <w:rPr>
+          <w:rFonts w:ascii="Arial" w:hAnsi="Arial"/>
+          <w:b/>
+          <w:bCs/>
+          <w:color w:val="FF0000"/>
+        </w:rPr>
+        <w:t>datosFactura-numeroReqFacRRR</w:t>
+      </w:r>
+      <w:proofErr w:type="spellEnd"/>
+      <w:r>
+        <w:rPr>
+          <w:rFonts w:ascii="Arial" w:hAnsi="Arial"/>
+          <w:b/>
+          <w:bCs/>
+          <w:color w:val="FF0000"/>
+        </w:rPr>
+        <w:t>}</w:t>
       </w:r>
       <w:r>
         <w:rPr>
@@ -8661,25 +10770,67 @@
           <w:sz w:val="22"/>
           <w:szCs w:val="22"/>
         </w:rPr>
-        <w:t>través del requerimiento n.º {datosFactura-numeroReqFac}</w:t>
-      </w:r>
+        <w:t>través del requerimiento n.º {</w:t>
+      </w:r>
+      <w:proofErr w:type="spellStart"/>
       <w:r>
         <w:rPr>
           <w:rFonts w:ascii="Arial" w:hAnsi="Arial"/>
-          <w:b/>
-          <w:bCs/>
-          <w:color w:val="FF0000"/>
-          <w:sz w:val="22"/>
-          <w:szCs w:val="22"/>
-        </w:rPr>
-        <w:t>{datosFactura-numeroReqFacRRR}</w:t>
-      </w:r>
+          <w:sz w:val="22"/>
+          <w:szCs w:val="22"/>
+        </w:rPr>
+        <w:t>datosFactura-numeroReqFac</w:t>
+      </w:r>
+      <w:proofErr w:type="spellEnd"/>
       <w:r>
         <w:rPr>
           <w:rFonts w:ascii="Arial" w:hAnsi="Arial"/>
           <w:sz w:val="22"/>
           <w:szCs w:val="22"/>
         </w:rPr>
+        <w:t>}</w:t>
+      </w:r>
+      <w:r>
+        <w:rPr>
+          <w:rFonts w:ascii="Arial" w:hAnsi="Arial"/>
+          <w:b/>
+          <w:bCs/>
+          <w:color w:val="FF0000"/>
+          <w:sz w:val="22"/>
+          <w:szCs w:val="22"/>
+        </w:rPr>
+        <w:t>{</w:t>
+      </w:r>
+      <w:proofErr w:type="spellStart"/>
+      <w:r>
+        <w:rPr>
+          <w:rFonts w:ascii="Arial" w:hAnsi="Arial"/>
+          <w:b/>
+          <w:bCs/>
+          <w:color w:val="FF0000"/>
+          <w:sz w:val="22"/>
+          <w:szCs w:val="22"/>
+        </w:rPr>
+        <w:t>datosFactura-numeroReqFacRRR</w:t>
+      </w:r>
+      <w:proofErr w:type="spellEnd"/>
+      <w:r>
+        <w:rPr>
+          <w:rFonts w:ascii="Arial" w:hAnsi="Arial"/>
+          <w:b/>
+          <w:bCs/>
+          <w:color w:val="FF0000"/>
+          <w:sz w:val="22"/>
+          <w:szCs w:val="22"/>
+        </w:rPr>
+        <w:t>}</w:t>
+      </w:r>
+      <w:r>
+        <w:rPr>
+          <w:rFonts w:ascii="Arial" w:hAnsi="Arial"/>
+          <w:sz w:val="22"/>
+          <w:szCs w:val="22"/>
+        </w:rPr>
         <w:t xml:space="preserve"> de fecha </w:t>
       </w:r>
       <w:r>
@@ -8691,15 +10842,57 @@
           <w:sz w:val="22"/>
           <w:szCs w:val="22"/>
         </w:rPr>
-        <w:t>{datosFactura-fechaReqFacRRR}</w:t>
-      </w:r>
+        <w:t>{</w:t>
+      </w:r>
+      <w:proofErr w:type="spellStart"/>
       <w:r>
         <w:rPr>
           <w:rFonts w:ascii="Arial" w:hAnsi="Arial"/>
-          <w:sz w:val="22"/>
-          <w:szCs w:val="22"/>
-        </w:rPr>
-        <w:t xml:space="preserve">{datosFactura-fechaReqFac} presentó a esta administración la factura digitalizada, la misma que se encuentra detallada en  </w:t>
+          <w:b/>
+          <w:bCs/>
+          <w:color w:val="FF0000"/>
+          <w:sz w:val="22"/>
+          <w:szCs w:val="22"/>
+        </w:rPr>
+        <w:t>datosFactura-fechaReqFacRRR</w:t>
+      </w:r>
+      <w:proofErr w:type="spellEnd"/>
+      <w:r>
+        <w:rPr>
+          <w:rFonts w:ascii="Arial" w:hAnsi="Arial"/>
+          <w:b/>
+          <w:bCs/>
+          <w:color w:val="FF0000"/>
+          <w:sz w:val="22"/>
+          <w:szCs w:val="22"/>
+        </w:rPr>
+        <w:t>}</w:t>
+      </w:r>
+      <w:r>
+        <w:rPr>
+          <w:rFonts w:ascii="Arial" w:hAnsi="Arial"/>
+          <w:sz w:val="22"/>
+          <w:szCs w:val="22"/>
+        </w:rPr>
+        <w:t>{</w:t>
+      </w:r>
+      <w:proofErr w:type="spellStart"/>
+      <w:r>
+        <w:rPr>
+          <w:rFonts w:ascii="Arial" w:hAnsi="Arial"/>
+          <w:sz w:val="22"/>
+          <w:szCs w:val="22"/>
+        </w:rPr>
+        <w:t>datosFactura-fechaReqFac</w:t>
+      </w:r>
+      <w:proofErr w:type="spellEnd"/>
+      <w:r>
+        <w:rPr>
+          <w:rFonts w:ascii="Arial" w:hAnsi="Arial"/>
+          <w:sz w:val="22"/>
+          <w:szCs w:val="22"/>
+        </w:rPr>
+        <w:t xml:space="preserve">} presentó a esta administración la factura digitalizada, la misma que se encuentra detallada en  </w:t>
       </w:r>
       <w:r>
         <w:rPr>
@@ -8822,34 +11015,112 @@
           <w:sz w:val="22"/>
           <w:szCs w:val="22"/>
         </w:rPr>
-        <w:t>se evidencia que el importador todavía se encuentra dentro del plazo para realizar la transferencia por el pago de las mercancías; en tal sentido, corresponde la devolución solicitada por {fromDam-nombreEmpresa}</w:t>
-      </w:r>
+        <w:t>se evidencia que el importador todavía se encuentra dentro del plazo para realizar la transferencia por el pago de las mercancías; en tal sentido, corresponde la devolución solicitada por {</w:t>
+      </w:r>
+      <w:proofErr w:type="spellStart"/>
       <w:r>
         <w:rPr>
           <w:rFonts w:ascii="Arial" w:hAnsi="Arial"/>
-          <w:b/>
-          <w:bCs/>
-          <w:color w:val="FF0000"/>
-          <w:sz w:val="22"/>
-          <w:szCs w:val="22"/>
-        </w:rPr>
-        <w:t>{fromDam-nombreEmpresaRRR}</w:t>
-      </w:r>
+          <w:sz w:val="22"/>
+          <w:szCs w:val="22"/>
+        </w:rPr>
+        <w:t>fromDam-nombreEmpresa</w:t>
+      </w:r>
+      <w:proofErr w:type="spellEnd"/>
       <w:r>
         <w:rPr>
           <w:rFonts w:ascii="Arial" w:hAnsi="Arial"/>
           <w:sz w:val="22"/>
           <w:szCs w:val="22"/>
         </w:rPr>
-        <w:t xml:space="preserve">. identificada con RUC n.º {fromDam-ruc} al </w:t>
+        <w:t>}</w:t>
       </w:r>
       <w:r>
         <w:rPr>
           <w:rFonts w:ascii="Arial" w:hAnsi="Arial"/>
-          <w:sz w:val="22"/>
-          <w:szCs w:val="22"/>
-        </w:rPr>
-        <w:t>{textoPlazoFactura}</w:t>
+          <w:b/>
+          <w:bCs/>
+          <w:color w:val="FF0000"/>
+          <w:sz w:val="22"/>
+          <w:szCs w:val="22"/>
+        </w:rPr>
+        <w:t>{</w:t>
+      </w:r>
+      <w:proofErr w:type="spellStart"/>
+      <w:r>
+        <w:rPr>
+          <w:rFonts w:ascii="Arial" w:hAnsi="Arial"/>
+          <w:b/>
+          <w:bCs/>
+          <w:color w:val="FF0000"/>
+          <w:sz w:val="22"/>
+          <w:szCs w:val="22"/>
+        </w:rPr>
+        <w:t>fromDam-nombreEmpresaRRR</w:t>
+      </w:r>
+      <w:proofErr w:type="spellEnd"/>
+      <w:r>
+        <w:rPr>
+          <w:rFonts w:ascii="Arial" w:hAnsi="Arial"/>
+          <w:b/>
+          <w:bCs/>
+          <w:color w:val="FF0000"/>
+          <w:sz w:val="22"/>
+          <w:szCs w:val="22"/>
+        </w:rPr>
+        <w:t>}</w:t>
+      </w:r>
+      <w:r>
+        <w:rPr>
+          <w:rFonts w:ascii="Arial" w:hAnsi="Arial"/>
+          <w:sz w:val="22"/>
+          <w:szCs w:val="22"/>
+        </w:rPr>
+        <w:t>. identificada con RUC n.º {</w:t>
+      </w:r>
+      <w:proofErr w:type="spellStart"/>
+      <w:r>
+        <w:rPr>
+          <w:rFonts w:ascii="Arial" w:hAnsi="Arial"/>
+          <w:sz w:val="22"/>
+          <w:szCs w:val="22"/>
+        </w:rPr>
+        <w:t>fromDam</w:t>
+      </w:r>
+      <w:proofErr w:type="spellEnd"/>
+      <w:r>
+        <w:rPr>
+          <w:rFonts w:ascii="Arial" w:hAnsi="Arial"/>
+          <w:sz w:val="22"/>
+          <w:szCs w:val="22"/>
+        </w:rPr>
+        <w:t xml:space="preserve">-ruc} al </w:t>
+      </w:r>
+      <w:r>
+        <w:rPr>
+          <w:rFonts w:ascii="Arial" w:hAnsi="Arial"/>
+          <w:sz w:val="22"/>
+          <w:szCs w:val="22"/>
+        </w:rPr>
+        <w:t>{</w:t>
+      </w:r>
+      <w:proofErr w:type="spellStart"/>
+      <w:r>
+        <w:rPr>
+          <w:rFonts w:ascii="Arial" w:hAnsi="Arial"/>
+          <w:sz w:val="22"/>
+          <w:szCs w:val="22"/>
+        </w:rPr>
+        <w:t>textoPlazoFactura</w:t>
+      </w:r>
+      <w:proofErr w:type="spellEnd"/>
+      <w:r>
+        <w:rPr>
+          <w:rFonts w:ascii="Arial" w:hAnsi="Arial"/>
+          <w:sz w:val="22"/>
+          <w:szCs w:val="22"/>
+        </w:rPr>
+        <w:t>}</w:t>
       </w:r>
       <w:r>
         <w:rPr>
@@ -8915,6 +11186,7 @@
         <w:t>{/</w:t>
       </w:r>
       <w:bookmarkStart w:id="7" w:name="_Hlk231302066"/>
+      <w:proofErr w:type="spellStart"/>
       <w:r>
         <w:rPr>
           <w:rFonts w:ascii="Arial" w:hAnsi="Arial" w:cs="Arial"/>
@@ -8924,6 +11196,7 @@
         <w:t>estadopagoFacturaTipoVencimiento</w:t>
       </w:r>
       <w:bookmarkEnd w:id="7"/>
+      <w:proofErr w:type="spellEnd"/>
       <w:r>
         <w:rPr>
           <w:rFonts w:ascii="Arial" w:hAnsi="Arial" w:cs="Arial"/>
@@ -9005,16 +11278,58 @@
         <w:rPr>
           <w:rFonts w:ascii="Arial" w:hAnsi="Arial"/>
         </w:rPr>
-        <w:t>requerimiento N.º {datosFactura-numeroReqFac}</w:t>
-      </w:r>
+        <w:t>requerimiento N.º {</w:t>
+      </w:r>
+      <w:proofErr w:type="spellStart"/>
       <w:r>
         <w:rPr>
           <w:rFonts w:ascii="Arial" w:hAnsi="Arial"/>
-          <w:b/>
-          <w:bCs/>
-          <w:color w:val="FF0000"/>
-        </w:rPr>
-        <w:t>{datosFactura-numeroReqFacRRR}</w:t>
+        </w:rPr>
+        <w:t>datosFactura-</w:t>
+      </w:r>
+      <w:proofErr w:type="gramStart"/>
+      <w:r>
+        <w:rPr>
+          <w:rFonts w:ascii="Arial" w:hAnsi="Arial"/>
+        </w:rPr>
+        <w:t>numeroReqFac</w:t>
+      </w:r>
+      <w:proofErr w:type="spellEnd"/>
+      <w:r>
+        <w:rPr>
+          <w:rFonts w:ascii="Arial" w:hAnsi="Arial"/>
+        </w:rPr>
+        <w:t>}</w:t>
+      </w:r>
+      <w:r>
+        <w:rPr>
+          <w:rFonts w:ascii="Arial" w:hAnsi="Arial"/>
+          <w:b/>
+          <w:bCs/>
+          <w:color w:val="FF0000"/>
+        </w:rPr>
+        <w:t>{</w:t>
+      </w:r>
+      <w:proofErr w:type="spellStart"/>
+      <w:proofErr w:type="gramEnd"/>
+      <w:r>
+        <w:rPr>
+          <w:rFonts w:ascii="Arial" w:hAnsi="Arial"/>
+          <w:b/>
+          <w:bCs/>
+          <w:color w:val="FF0000"/>
+        </w:rPr>
+        <w:t>datosFactura-numeroReqFacRRR</w:t>
+      </w:r>
+      <w:proofErr w:type="spellEnd"/>
+      <w:r>
+        <w:rPr>
+          <w:rFonts w:ascii="Arial" w:hAnsi="Arial"/>
+          <w:b/>
+          <w:bCs/>
+          <w:color w:val="FF0000"/>
+        </w:rPr>
+        <w:t>}</w:t>
       </w:r>
       <w:r>
         <w:rPr>
@@ -9052,25 +11367,67 @@
           <w:sz w:val="22"/>
           <w:szCs w:val="22"/>
         </w:rPr>
-        <w:t>través del requerimiento n.º {datosFactura-numeroReqFac}</w:t>
-      </w:r>
+        <w:t>través del requerimiento n.º {</w:t>
+      </w:r>
+      <w:proofErr w:type="spellStart"/>
       <w:r>
         <w:rPr>
           <w:rFonts w:ascii="Arial" w:hAnsi="Arial"/>
-          <w:b/>
-          <w:bCs/>
-          <w:color w:val="FF0000"/>
-          <w:sz w:val="22"/>
-          <w:szCs w:val="22"/>
-        </w:rPr>
-        <w:t>{datosFactura-numeroReqFacRRR}</w:t>
-      </w:r>
+          <w:sz w:val="22"/>
+          <w:szCs w:val="22"/>
+        </w:rPr>
+        <w:t>datosFactura-numeroReqFac</w:t>
+      </w:r>
+      <w:proofErr w:type="spellEnd"/>
       <w:r>
         <w:rPr>
           <w:rFonts w:ascii="Arial" w:hAnsi="Arial"/>
           <w:sz w:val="22"/>
           <w:szCs w:val="22"/>
         </w:rPr>
+        <w:t>}</w:t>
+      </w:r>
+      <w:r>
+        <w:rPr>
+          <w:rFonts w:ascii="Arial" w:hAnsi="Arial"/>
+          <w:b/>
+          <w:bCs/>
+          <w:color w:val="FF0000"/>
+          <w:sz w:val="22"/>
+          <w:szCs w:val="22"/>
+        </w:rPr>
+        <w:t>{</w:t>
+      </w:r>
+      <w:proofErr w:type="spellStart"/>
+      <w:r>
+        <w:rPr>
+          <w:rFonts w:ascii="Arial" w:hAnsi="Arial"/>
+          <w:b/>
+          <w:bCs/>
+          <w:color w:val="FF0000"/>
+          <w:sz w:val="22"/>
+          <w:szCs w:val="22"/>
+        </w:rPr>
+        <w:t>datosFactura-numeroReqFacRRR</w:t>
+      </w:r>
+      <w:proofErr w:type="spellEnd"/>
+      <w:r>
+        <w:rPr>
+          <w:rFonts w:ascii="Arial" w:hAnsi="Arial"/>
+          <w:b/>
+          <w:bCs/>
+          <w:color w:val="FF0000"/>
+          <w:sz w:val="22"/>
+          <w:szCs w:val="22"/>
+        </w:rPr>
+        <w:t>}</w:t>
+      </w:r>
+      <w:r>
+        <w:rPr>
+          <w:rFonts w:ascii="Arial" w:hAnsi="Arial"/>
+          <w:sz w:val="22"/>
+          <w:szCs w:val="22"/>
+        </w:rPr>
         <w:t xml:space="preserve"> de fecha </w:t>
       </w:r>
       <w:r>
@@ -9082,15 +11439,57 @@
           <w:sz w:val="22"/>
           <w:szCs w:val="22"/>
         </w:rPr>
-        <w:t>{datosFactura-fechaReqFacRRR}</w:t>
-      </w:r>
+        <w:t>{</w:t>
+      </w:r>
+      <w:proofErr w:type="spellStart"/>
       <w:r>
         <w:rPr>
           <w:rFonts w:ascii="Arial" w:hAnsi="Arial"/>
-          <w:sz w:val="22"/>
-          <w:szCs w:val="22"/>
-        </w:rPr>
-        <w:t xml:space="preserve">{datosFactura-fechaReqFac} presentó a esta administración la factura digitalizada, la misma que se encuentra detallada en  </w:t>
+          <w:b/>
+          <w:bCs/>
+          <w:color w:val="FF0000"/>
+          <w:sz w:val="22"/>
+          <w:szCs w:val="22"/>
+        </w:rPr>
+        <w:t>datosFactura-fechaReqFacRRR</w:t>
+      </w:r>
+      <w:proofErr w:type="spellEnd"/>
+      <w:r>
+        <w:rPr>
+          <w:rFonts w:ascii="Arial" w:hAnsi="Arial"/>
+          <w:b/>
+          <w:bCs/>
+          <w:color w:val="FF0000"/>
+          <w:sz w:val="22"/>
+          <w:szCs w:val="22"/>
+        </w:rPr>
+        <w:t>}</w:t>
+      </w:r>
+      <w:r>
+        <w:rPr>
+          <w:rFonts w:ascii="Arial" w:hAnsi="Arial"/>
+          <w:sz w:val="22"/>
+          <w:szCs w:val="22"/>
+        </w:rPr>
+        <w:t>{</w:t>
+      </w:r>
+      <w:proofErr w:type="spellStart"/>
+      <w:r>
+        <w:rPr>
+          <w:rFonts w:ascii="Arial" w:hAnsi="Arial"/>
+          <w:sz w:val="22"/>
+          <w:szCs w:val="22"/>
+        </w:rPr>
+        <w:t>datosFactura-fechaReqFac</w:t>
+      </w:r>
+      <w:proofErr w:type="spellEnd"/>
+      <w:r>
+        <w:rPr>
+          <w:rFonts w:ascii="Arial" w:hAnsi="Arial"/>
+          <w:sz w:val="22"/>
+          <w:szCs w:val="22"/>
+        </w:rPr>
+        <w:t xml:space="preserve">} presentó a esta administración la factura digitalizada, la misma que se encuentra detallada en  </w:t>
       </w:r>
       <w:r>
         <w:rPr>
@@ -9107,22 +11506,64 @@
           <w:sz w:val="22"/>
           <w:szCs w:val="22"/>
         </w:rPr>
-        <w:t>, se ha procedido a revisar y verificar las condiciones de pago establecidas entre el importador y su proveedor, se observa que la fecha de pago de las mercancías es {datosFactura-plazoFac}</w:t>
-      </w:r>
+        <w:t>, se ha procedido a revisar y verificar las condiciones de pago establecidas entre el importador y su proveedor, se observa que la fecha de pago de las mercancías es {</w:t>
+      </w:r>
+      <w:proofErr w:type="spellStart"/>
       <w:r>
         <w:rPr>
           <w:rFonts w:ascii="Arial" w:hAnsi="Arial"/>
-          <w:b/>
-          <w:bCs/>
-          <w:color w:val="FF0000"/>
-          <w:sz w:val="22"/>
-          <w:szCs w:val="22"/>
-        </w:rPr>
-        <w:t>{datosFactura-plazoFacRRR}</w:t>
-      </w:r>
+          <w:sz w:val="22"/>
+          <w:szCs w:val="22"/>
+        </w:rPr>
+        <w:t>datosFactura-plazoFac</w:t>
+      </w:r>
+      <w:proofErr w:type="spellEnd"/>
       <w:r>
         <w:rPr>
           <w:rFonts w:ascii="Arial" w:hAnsi="Arial"/>
+          <w:sz w:val="22"/>
+          <w:szCs w:val="22"/>
+        </w:rPr>
+        <w:t>}</w:t>
+      </w:r>
+      <w:r>
+        <w:rPr>
+          <w:rFonts w:ascii="Arial" w:hAnsi="Arial"/>
+          <w:b/>
+          <w:bCs/>
+          <w:color w:val="FF0000"/>
+          <w:sz w:val="22"/>
+          <w:szCs w:val="22"/>
+        </w:rPr>
+        <w:t>{</w:t>
+      </w:r>
+      <w:proofErr w:type="spellStart"/>
+      <w:r>
+        <w:rPr>
+          <w:rFonts w:ascii="Arial" w:hAnsi="Arial"/>
+          <w:b/>
+          <w:bCs/>
+          <w:color w:val="FF0000"/>
+          <w:sz w:val="22"/>
+          <w:szCs w:val="22"/>
+        </w:rPr>
+        <w:t>datosFactura-plazoFacRRR</w:t>
+      </w:r>
+      <w:proofErr w:type="spellEnd"/>
+      <w:r>
+        <w:rPr>
+          <w:rFonts w:ascii="Arial" w:hAnsi="Arial"/>
+          <w:b/>
+          <w:bCs/>
+          <w:color w:val="FF0000"/>
+          <w:sz w:val="22"/>
+          <w:szCs w:val="22"/>
+        </w:rPr>
+        <w:t>}</w:t>
+      </w:r>
+      <w:r>
+        <w:rPr>
+          <w:rFonts w:ascii="Arial" w:hAnsi="Arial"/>
           <w:color w:val="FF0000"/>
           <w:sz w:val="22"/>
           <w:szCs w:val="22"/>
@@ -9145,6 +11586,7 @@
         </w:rPr>
         <w:t>{</w:t>
       </w:r>
+      <w:proofErr w:type="spellStart"/>
       <w:r>
         <w:rPr>
           <w:rFonts w:ascii="Arial" w:hAnsi="Arial"/>
@@ -9153,6 +11595,7 @@
         </w:rPr>
         <w:t>textoFechaTipado</w:t>
       </w:r>
+      <w:proofErr w:type="spellEnd"/>
       <w:r>
         <w:rPr>
           <w:rFonts w:ascii="Arial" w:hAnsi="Arial"/>
@@ -9170,11 +11613,35 @@
           <w:sz w:val="22"/>
           <w:szCs w:val="22"/>
         </w:rPr>
-        <w:t>{textoFechaTipadoRRR}</w:t>
-      </w:r>
+        <w:t>{</w:t>
+      </w:r>
+      <w:proofErr w:type="spellStart"/>
       <w:r>
         <w:rPr>
           <w:rFonts w:ascii="Arial" w:hAnsi="Arial"/>
+          <w:b/>
+          <w:bCs/>
+          <w:color w:val="FF0000"/>
+          <w:sz w:val="22"/>
+          <w:szCs w:val="22"/>
+        </w:rPr>
+        <w:t>textoFechaTipadoRRR</w:t>
+      </w:r>
+      <w:proofErr w:type="spellEnd"/>
+      <w:r>
+        <w:rPr>
+          <w:rFonts w:ascii="Arial" w:hAnsi="Arial"/>
+          <w:b/>
+          <w:bCs/>
+          <w:color w:val="FF0000"/>
+          <w:sz w:val="22"/>
+          <w:szCs w:val="22"/>
+        </w:rPr>
+        <w:t>}</w:t>
+      </w:r>
+      <w:r>
+        <w:rPr>
+          <w:rFonts w:ascii="Arial" w:hAnsi="Arial"/>
           <w:sz w:val="22"/>
           <w:szCs w:val="22"/>
         </w:rPr>
@@ -9186,30 +11653,90 @@
           <w:sz w:val="22"/>
           <w:szCs w:val="22"/>
         </w:rPr>
-        <w:t>se evidencia que el importador todavía se encuentra dentro del plazo para realizar la transferencia por el pago de las mercancías; en tal sentido, corresponde la devolución solicitada por {fromDam-nombreEmpresa}</w:t>
-      </w:r>
+        <w:t>se evidencia que el importador todavía se encuentra dentro del plazo para realizar la transferencia por el pago de las mercancías; en tal sentido, corresponde la devolución solicitada por {</w:t>
+      </w:r>
+      <w:proofErr w:type="spellStart"/>
       <w:r>
         <w:rPr>
           <w:rFonts w:ascii="Arial" w:hAnsi="Arial"/>
-          <w:b/>
-          <w:bCs/>
-          <w:color w:val="FF0000"/>
-          <w:sz w:val="22"/>
-          <w:szCs w:val="22"/>
-        </w:rPr>
-        <w:t>{fromDam-nombreEmpresaRRR}</w:t>
-      </w:r>
+          <w:sz w:val="22"/>
+          <w:szCs w:val="22"/>
+        </w:rPr>
+        <w:t>fromDam-nombreEmpresa</w:t>
+      </w:r>
+      <w:proofErr w:type="spellEnd"/>
       <w:r>
         <w:rPr>
           <w:rFonts w:ascii="Arial" w:hAnsi="Arial"/>
           <w:sz w:val="22"/>
           <w:szCs w:val="22"/>
         </w:rPr>
-        <w:t>. identificada con RUC n.º {fromDam-ruc} al</w:t>
+        <w:t>}</w:t>
       </w:r>
       <w:r>
         <w:rPr>
           <w:rFonts w:ascii="Arial" w:hAnsi="Arial"/>
+          <w:b/>
+          <w:bCs/>
+          <w:color w:val="FF0000"/>
+          <w:sz w:val="22"/>
+          <w:szCs w:val="22"/>
+        </w:rPr>
+        <w:t>{</w:t>
+      </w:r>
+      <w:proofErr w:type="spellStart"/>
+      <w:r>
+        <w:rPr>
+          <w:rFonts w:ascii="Arial" w:hAnsi="Arial"/>
+          <w:b/>
+          <w:bCs/>
+          <w:color w:val="FF0000"/>
+          <w:sz w:val="22"/>
+          <w:szCs w:val="22"/>
+        </w:rPr>
+        <w:t>fromDam-nombreEmpresaRRR</w:t>
+      </w:r>
+      <w:proofErr w:type="spellEnd"/>
+      <w:r>
+        <w:rPr>
+          <w:rFonts w:ascii="Arial" w:hAnsi="Arial"/>
+          <w:b/>
+          <w:bCs/>
+          <w:color w:val="FF0000"/>
+          <w:sz w:val="22"/>
+          <w:szCs w:val="22"/>
+        </w:rPr>
+        <w:t>}</w:t>
+      </w:r>
+      <w:r>
+        <w:rPr>
+          <w:rFonts w:ascii="Arial" w:hAnsi="Arial"/>
+          <w:sz w:val="22"/>
+          <w:szCs w:val="22"/>
+        </w:rPr>
+        <w:t>. identificada con RUC n.º {</w:t>
+      </w:r>
+      <w:proofErr w:type="spellStart"/>
+      <w:r>
+        <w:rPr>
+          <w:rFonts w:ascii="Arial" w:hAnsi="Arial"/>
+          <w:sz w:val="22"/>
+          <w:szCs w:val="22"/>
+        </w:rPr>
+        <w:t>fromDam</w:t>
+      </w:r>
+      <w:proofErr w:type="spellEnd"/>
+      <w:r>
+        <w:rPr>
+          <w:rFonts w:ascii="Arial" w:hAnsi="Arial"/>
+          <w:sz w:val="22"/>
+          <w:szCs w:val="22"/>
+        </w:rPr>
+        <w:t>-ruc} al</w:t>
+      </w:r>
+      <w:r>
+        <w:rPr>
+          <w:rFonts w:ascii="Arial" w:hAnsi="Arial"/>
           <w:sz w:val="22"/>
           <w:szCs w:val="22"/>
         </w:rPr>
@@ -9224,6 +11751,7 @@
         </w:rPr>
         <w:t>{</w:t>
       </w:r>
+      <w:proofErr w:type="spellStart"/>
       <w:r>
         <w:rPr>
           <w:rFonts w:ascii="Arial" w:hAnsi="Arial"/>
@@ -9232,6 +11760,7 @@
         </w:rPr>
         <w:t>textoPlazoFactura</w:t>
       </w:r>
+      <w:proofErr w:type="spellEnd"/>
       <w:r>
         <w:rPr>
           <w:rFonts w:ascii="Arial" w:hAnsi="Arial"/>
@@ -9288,6 +11817,7 @@
         </w:rPr>
         <w:t>{/</w:t>
       </w:r>
+      <w:proofErr w:type="spellStart"/>
       <w:r>
         <w:rPr>
           <w:rFonts w:ascii="Arial" w:hAnsi="Arial" w:cs="Arial"/>
@@ -9296,6 +11826,7 @@
         </w:rPr>
         <w:t>estadoPagoFacturaTipoPlazo</w:t>
       </w:r>
+      <w:proofErr w:type="spellEnd"/>
       <w:r>
         <w:rPr>
           <w:rFonts w:ascii="Arial" w:hAnsi="Arial" w:cs="Arial"/>
@@ -9432,12 +11963,14 @@
         </w:rPr>
         <w:t>{/</w:t>
       </w:r>
+      <w:proofErr w:type="spellStart"/>
       <w:r>
         <w:rPr>
           <w:rFonts w:ascii="Arial" w:hAnsi="Arial" w:cs="Arial"/>
         </w:rPr>
         <w:t>estadoPago</w:t>
       </w:r>
+      <w:proofErr w:type="spellEnd"/>
       <w:r>
         <w:rPr>
           <w:rFonts w:ascii="Arial" w:hAnsi="Arial" w:cs="Arial"/>
@@ -9492,7 +12025,30 @@
           <w:rFonts w:ascii="Arial" w:hAnsi="Arial" w:cs="Arial"/>
           <w:lang w:eastAsia="en-US"/>
         </w:rPr>
-        <w:t xml:space="preserve"> Informe N°</w:t>
+        <w:t xml:space="preserve"> Informe </w:t>
+      </w:r>
+      <w:proofErr w:type="spellStart"/>
+      <w:r>
+        <w:rPr>
+          <w:rFonts w:ascii="Arial" w:hAnsi="Arial" w:cs="Arial"/>
+          <w:lang w:eastAsia="en-US"/>
+        </w:rPr>
+        <w:t>n.</w:t>
+      </w:r>
+      <w:r>
+        <w:rPr>
+          <w:rFonts w:ascii="Arial" w:hAnsi="Arial" w:cs="Arial"/>
+          <w:lang w:eastAsia="en-US"/>
+        </w:rPr>
+        <w:t>°</w:t>
+      </w:r>
+      <w:proofErr w:type="spellEnd"/>
+      <w:r>
+        <w:rPr>
+          <w:rFonts w:ascii="Arial" w:hAnsi="Arial" w:cs="Arial"/>
+          <w:lang w:eastAsia="en-US"/>
+        </w:rPr>
+        <w:t xml:space="preserve"> </w:t>
       </w:r>
       <w:r>
         <w:rPr>
@@ -9800,18 +12356,70 @@
           <w:sz w:val="22"/>
           <w:szCs w:val="22"/>
         </w:rPr>
-        <w:t>{fromDam-numeroDam}</w:t>
-      </w:r>
-      <w:r>
-        <w:rPr>
-          <w:rFonts w:ascii="Arial" w:hAnsi="Arial" w:cs="Arial"/>
-          <w:b/>
-          <w:bCs/>
-          <w:color w:val="FF0000"/>
-          <w:sz w:val="22"/>
-          <w:szCs w:val="22"/>
-        </w:rPr>
-        <w:t>{fromDam-numeroDamRRR}</w:t>
+        <w:t>{</w:t>
+      </w:r>
+      <w:proofErr w:type="spellStart"/>
+      <w:r>
+        <w:rPr>
+          <w:rFonts w:ascii="Arial" w:hAnsi="Arial" w:cs="Arial"/>
+          <w:sz w:val="22"/>
+          <w:szCs w:val="22"/>
+        </w:rPr>
+        <w:t>fromDam-</w:t>
+      </w:r>
+      <w:proofErr w:type="gramStart"/>
+      <w:r>
+        <w:rPr>
+          <w:rFonts w:ascii="Arial" w:hAnsi="Arial" w:cs="Arial"/>
+          <w:sz w:val="22"/>
+          <w:szCs w:val="22"/>
+        </w:rPr>
+        <w:t>numeroDam</w:t>
+      </w:r>
+      <w:proofErr w:type="spellEnd"/>
+      <w:r>
+        <w:rPr>
+          <w:rFonts w:ascii="Arial" w:hAnsi="Arial" w:cs="Arial"/>
+          <w:sz w:val="22"/>
+          <w:szCs w:val="22"/>
+        </w:rPr>
+        <w:t>}</w:t>
+      </w:r>
+      <w:r>
+        <w:rPr>
+          <w:rFonts w:ascii="Arial" w:hAnsi="Arial" w:cs="Arial"/>
+          <w:b/>
+          <w:bCs/>
+          <w:color w:val="FF0000"/>
+          <w:sz w:val="22"/>
+          <w:szCs w:val="22"/>
+        </w:rPr>
+        <w:t>{</w:t>
+      </w:r>
+      <w:proofErr w:type="spellStart"/>
+      <w:proofErr w:type="gramEnd"/>
+      <w:r>
+        <w:rPr>
+          <w:rFonts w:ascii="Arial" w:hAnsi="Arial" w:cs="Arial"/>
+          <w:b/>
+          <w:bCs/>
+          <w:color w:val="FF0000"/>
+          <w:sz w:val="22"/>
+          <w:szCs w:val="22"/>
+        </w:rPr>
+        <w:t>fromDam-numeroDamRRR</w:t>
+      </w:r>
+      <w:proofErr w:type="spellEnd"/>
+      <w:r>
+        <w:rPr>
+          <w:rFonts w:ascii="Arial" w:hAnsi="Arial" w:cs="Arial"/>
+          <w:b/>
+          <w:bCs/>
+          <w:color w:val="FF0000"/>
+          <w:sz w:val="22"/>
+          <w:szCs w:val="22"/>
+        </w:rPr>
+        <w:t>}</w:t>
       </w:r>
       <w:r>
         <w:rPr>
@@ -9852,7 +12460,23 @@
           <w:sz w:val="22"/>
           <w:szCs w:val="22"/>
         </w:rPr>
-        <w:t>.º27037.</w:t>
+        <w:t>.º</w:t>
+      </w:r>
+      <w:r>
+        <w:rPr>
+          <w:rFonts w:ascii="Arial" w:hAnsi="Arial" w:cs="Arial"/>
+          <w:sz w:val="22"/>
+          <w:szCs w:val="22"/>
+        </w:rPr>
+        <w:t xml:space="preserve"> </w:t>
+      </w:r>
+      <w:r>
+        <w:rPr>
+          <w:rFonts w:ascii="Arial" w:hAnsi="Arial" w:cs="Arial"/>
+          <w:sz w:val="22"/>
+          <w:szCs w:val="22"/>
+        </w:rPr>
+        <w:t>27037.</w:t>
       </w:r>
     </w:p>
     <w:p>
@@ -9925,18 +12549,70 @@
           <w:sz w:val="22"/>
           <w:szCs w:val="22"/>
         </w:rPr>
-        <w:t>{fromDam-nombreEmpresa}</w:t>
-      </w:r>
-      <w:r>
-        <w:rPr>
-          <w:rFonts w:ascii="Arial" w:hAnsi="Arial" w:cs="Arial"/>
-          <w:b/>
-          <w:bCs/>
-          <w:color w:val="FF0000"/>
-          <w:sz w:val="22"/>
-          <w:szCs w:val="22"/>
-        </w:rPr>
-        <w:t>{fromDam-nombreEmpresaRRR}</w:t>
+        <w:t>{</w:t>
+      </w:r>
+      <w:proofErr w:type="spellStart"/>
+      <w:r>
+        <w:rPr>
+          <w:rFonts w:ascii="Arial" w:hAnsi="Arial" w:cs="Arial"/>
+          <w:sz w:val="22"/>
+          <w:szCs w:val="22"/>
+        </w:rPr>
+        <w:t>fromDam-</w:t>
+      </w:r>
+      <w:proofErr w:type="gramStart"/>
+      <w:r>
+        <w:rPr>
+          <w:rFonts w:ascii="Arial" w:hAnsi="Arial" w:cs="Arial"/>
+          <w:sz w:val="22"/>
+          <w:szCs w:val="22"/>
+        </w:rPr>
+        <w:t>nombreEmpresa</w:t>
+      </w:r>
+      <w:proofErr w:type="spellEnd"/>
+      <w:r>
+        <w:rPr>
+          <w:rFonts w:ascii="Arial" w:hAnsi="Arial" w:cs="Arial"/>
+          <w:sz w:val="22"/>
+          <w:szCs w:val="22"/>
+        </w:rPr>
+        <w:t>}</w:t>
+      </w:r>
+      <w:r>
+        <w:rPr>
+          <w:rFonts w:ascii="Arial" w:hAnsi="Arial" w:cs="Arial"/>
+          <w:b/>
+          <w:bCs/>
+          <w:color w:val="FF0000"/>
+          <w:sz w:val="22"/>
+          <w:szCs w:val="22"/>
+        </w:rPr>
+        <w:t>{</w:t>
+      </w:r>
+      <w:proofErr w:type="spellStart"/>
+      <w:proofErr w:type="gramEnd"/>
+      <w:r>
+        <w:rPr>
+          <w:rFonts w:ascii="Arial" w:hAnsi="Arial" w:cs="Arial"/>
+          <w:b/>
+          <w:bCs/>
+          <w:color w:val="FF0000"/>
+          <w:sz w:val="22"/>
+          <w:szCs w:val="22"/>
+        </w:rPr>
+        <w:t>fromDam-nombreEmpresaRRR</w:t>
+      </w:r>
+      <w:proofErr w:type="spellEnd"/>
+      <w:r>
+        <w:rPr>
+          <w:rFonts w:ascii="Arial" w:hAnsi="Arial" w:cs="Arial"/>
+          <w:b/>
+          <w:bCs/>
+          <w:color w:val="FF0000"/>
+          <w:sz w:val="22"/>
+          <w:szCs w:val="22"/>
+        </w:rPr>
+        <w:t>}</w:t>
       </w:r>
       <w:r>
         <w:rPr>
@@ -10031,8 +12707,25 @@
           <w:sz w:val="22"/>
           <w:szCs w:val="22"/>
         </w:rPr>
-        <w:t xml:space="preserve">.º27037”, por los considerandos expuestos en la presente resolución; sin perjuicio de la fiscalización posterior que pudiera realizar la Superintendencia Nacional de Aduanas y de Administración Tributaria - </w:t>
-      </w:r>
+        <w:t>.º</w:t>
+      </w:r>
+      <w:r>
+        <w:rPr>
+          <w:rFonts w:ascii="Arial" w:hAnsi="Arial" w:cs="Arial"/>
+          <w:sz w:val="22"/>
+          <w:szCs w:val="22"/>
+        </w:rPr>
+        <w:t xml:space="preserve"> </w:t>
+      </w:r>
+      <w:r>
+        <w:rPr>
+          <w:rFonts w:ascii="Arial" w:hAnsi="Arial" w:cs="Arial"/>
+          <w:sz w:val="22"/>
+          <w:szCs w:val="22"/>
+        </w:rPr>
+        <w:t xml:space="preserve">27037”, por los considerandos expuestos en la presente resolución; sin perjuicio de la fiscalización posterior que pudiera realizar la Superintendencia Nacional de Aduanas y de Administración Tributaria - </w:t>
+      </w:r>
+      <w:proofErr w:type="spellStart"/>
       <w:r>
         <w:rPr>
           <w:rFonts w:ascii="Arial" w:hAnsi="Arial" w:cs="Arial"/>
@@ -10041,6 +12734,7 @@
         </w:rPr>
         <w:t>Sunat</w:t>
       </w:r>
+      <w:proofErr w:type="spellEnd"/>
       <w:r>
         <w:rPr>
           <w:rFonts w:ascii="Arial" w:hAnsi="Arial" w:cs="Arial"/>
@@ -10084,6 +12778,7 @@
         </w:rPr>
         <w:t>{/</w:t>
       </w:r>
+      <w:proofErr w:type="spellStart"/>
       <w:r>
         <w:rPr>
           <w:rFonts w:ascii="Arial" w:hAnsi="Arial" w:cs="Arial"/>
@@ -10091,6 +12786,7 @@
         </w:rPr>
         <w:t>estadoOnlyAMAZONIA</w:t>
       </w:r>
+      <w:proofErr w:type="spellEnd"/>
       <w:r>
         <w:rPr>
           <w:rFonts w:ascii="Arial" w:hAnsi="Arial" w:cs="Arial"/>
@@ -10204,18 +12900,70 @@
           <w:sz w:val="22"/>
           <w:szCs w:val="22"/>
         </w:rPr>
-        <w:t>{fromDam-numeroDam}</w:t>
-      </w:r>
-      <w:r>
-        <w:rPr>
-          <w:rFonts w:ascii="Arial" w:hAnsi="Arial" w:cs="Arial"/>
-          <w:b/>
-          <w:bCs/>
-          <w:color w:val="FF0000"/>
-          <w:sz w:val="22"/>
-          <w:szCs w:val="22"/>
-        </w:rPr>
-        <w:t>{fromDam-numeroDamRRR}</w:t>
+        <w:t>{</w:t>
+      </w:r>
+      <w:proofErr w:type="spellStart"/>
+      <w:r>
+        <w:rPr>
+          <w:rFonts w:ascii="Arial" w:hAnsi="Arial" w:cs="Arial"/>
+          <w:sz w:val="22"/>
+          <w:szCs w:val="22"/>
+        </w:rPr>
+        <w:t>fromDam-</w:t>
+      </w:r>
+      <w:proofErr w:type="gramStart"/>
+      <w:r>
+        <w:rPr>
+          <w:rFonts w:ascii="Arial" w:hAnsi="Arial" w:cs="Arial"/>
+          <w:sz w:val="22"/>
+          <w:szCs w:val="22"/>
+        </w:rPr>
+        <w:t>numeroDam</w:t>
+      </w:r>
+      <w:proofErr w:type="spellEnd"/>
+      <w:r>
+        <w:rPr>
+          <w:rFonts w:ascii="Arial" w:hAnsi="Arial" w:cs="Arial"/>
+          <w:sz w:val="22"/>
+          <w:szCs w:val="22"/>
+        </w:rPr>
+        <w:t>}</w:t>
+      </w:r>
+      <w:r>
+        <w:rPr>
+          <w:rFonts w:ascii="Arial" w:hAnsi="Arial" w:cs="Arial"/>
+          <w:b/>
+          <w:bCs/>
+          <w:color w:val="FF0000"/>
+          <w:sz w:val="22"/>
+          <w:szCs w:val="22"/>
+        </w:rPr>
+        <w:t>{</w:t>
+      </w:r>
+      <w:proofErr w:type="spellStart"/>
+      <w:proofErr w:type="gramEnd"/>
+      <w:r>
+        <w:rPr>
+          <w:rFonts w:ascii="Arial" w:hAnsi="Arial" w:cs="Arial"/>
+          <w:b/>
+          <w:bCs/>
+          <w:color w:val="FF0000"/>
+          <w:sz w:val="22"/>
+          <w:szCs w:val="22"/>
+        </w:rPr>
+        <w:t>fromDam-numeroDamRRR</w:t>
+      </w:r>
+      <w:proofErr w:type="spellEnd"/>
+      <w:r>
+        <w:rPr>
+          <w:rFonts w:ascii="Arial" w:hAnsi="Arial" w:cs="Arial"/>
+          <w:b/>
+          <w:bCs/>
+          <w:color w:val="FF0000"/>
+          <w:sz w:val="22"/>
+          <w:szCs w:val="22"/>
+        </w:rPr>
+        <w:t>}</w:t>
       </w:r>
       <w:r>
         <w:rPr>
@@ -10337,18 +13085,60 @@
           <w:sz w:val="22"/>
           <w:szCs w:val="22"/>
         </w:rPr>
-        <w:t>{fromDam-nombreEmpresa}</w:t>
-      </w:r>
-      <w:r>
-        <w:rPr>
-          <w:rFonts w:ascii="Arial" w:hAnsi="Arial" w:cs="Arial"/>
-          <w:b/>
-          <w:bCs/>
-          <w:color w:val="FF0000"/>
-          <w:sz w:val="22"/>
-          <w:szCs w:val="22"/>
-        </w:rPr>
-        <w:t>{fromDam-nombreEmpresaRRR}</w:t>
+        <w:t>{</w:t>
+      </w:r>
+      <w:proofErr w:type="spellStart"/>
+      <w:r>
+        <w:rPr>
+          <w:rFonts w:ascii="Arial" w:hAnsi="Arial" w:cs="Arial"/>
+          <w:sz w:val="22"/>
+          <w:szCs w:val="22"/>
+        </w:rPr>
+        <w:t>fromDam-nombreEmpresa</w:t>
+      </w:r>
+      <w:proofErr w:type="spellEnd"/>
+      <w:r>
+        <w:rPr>
+          <w:rFonts w:ascii="Arial" w:hAnsi="Arial" w:cs="Arial"/>
+          <w:sz w:val="22"/>
+          <w:szCs w:val="22"/>
+        </w:rPr>
+        <w:t>}</w:t>
+      </w:r>
+      <w:r>
+        <w:rPr>
+          <w:rFonts w:ascii="Arial" w:hAnsi="Arial" w:cs="Arial"/>
+          <w:b/>
+          <w:bCs/>
+          <w:color w:val="FF0000"/>
+          <w:sz w:val="22"/>
+          <w:szCs w:val="22"/>
+        </w:rPr>
+        <w:t>{</w:t>
+      </w:r>
+      <w:proofErr w:type="spellStart"/>
+      <w:r>
+        <w:rPr>
+          <w:rFonts w:ascii="Arial" w:hAnsi="Arial" w:cs="Arial"/>
+          <w:b/>
+          <w:bCs/>
+          <w:color w:val="FF0000"/>
+          <w:sz w:val="22"/>
+          <w:szCs w:val="22"/>
+        </w:rPr>
+        <w:t>fromDam-nombreEmpresaRRR</w:t>
+      </w:r>
+      <w:proofErr w:type="spellEnd"/>
+      <w:r>
+        <w:rPr>
+          <w:rFonts w:ascii="Arial" w:hAnsi="Arial" w:cs="Arial"/>
+          <w:b/>
+          <w:bCs/>
+          <w:color w:val="FF0000"/>
+          <w:sz w:val="22"/>
+          <w:szCs w:val="22"/>
+        </w:rPr>
+        <w:t>}</w:t>
       </w:r>
       <w:r>
         <w:rPr>
@@ -10410,6 +13200,7 @@
         </w:rPr>
         <w:t>{</w:t>
       </w:r>
+      <w:proofErr w:type="spellStart"/>
       <w:r>
         <w:rPr>
           <w:rFonts w:ascii="Arial" w:hAnsi="Arial" w:cs="Arial"/>
@@ -10418,6 +13209,7 @@
         </w:rPr>
         <w:t>textoTotReguPECO</w:t>
       </w:r>
+      <w:proofErr w:type="spellEnd"/>
       <w:r>
         <w:rPr>
           <w:rFonts w:ascii="Arial" w:hAnsi="Arial" w:cs="Arial"/>
@@ -10501,6 +13293,7 @@
         </w:rPr>
         <w:t xml:space="preserve">27037”, por los considerandos expuestos en la presente resolución; sin perjuicio de la fiscalización posterior que pudiera realizar la Superintendencia Nacional de Aduanas y de Administración Tributaria - </w:t>
       </w:r>
+      <w:proofErr w:type="spellStart"/>
       <w:r>
         <w:rPr>
           <w:rFonts w:ascii="Arial" w:hAnsi="Arial" w:cs="Arial"/>
@@ -10509,6 +13302,7 @@
         </w:rPr>
         <w:t>Sunat</w:t>
       </w:r>
+      <w:proofErr w:type="spellEnd"/>
       <w:r>
         <w:rPr>
           <w:rFonts w:ascii="Arial" w:hAnsi="Arial" w:cs="Arial"/>
@@ -10553,6 +13347,7 @@
         </w:rPr>
         <w:t>{/</w:t>
       </w:r>
+      <w:proofErr w:type="spellStart"/>
       <w:r>
         <w:rPr>
           <w:rFonts w:ascii="Arial" w:hAnsi="Arial" w:cs="Arial"/>
@@ -10567,7 +13362,16 @@
           <w:sz w:val="22"/>
           <w:szCs w:val="22"/>
         </w:rPr>
-        <w:t>Proc}</w:t>
+        <w:t>Proc</w:t>
+      </w:r>
+      <w:proofErr w:type="spellEnd"/>
+      <w:r>
+        <w:rPr>
+          <w:rFonts w:ascii="Arial" w:hAnsi="Arial" w:cs="Arial"/>
+          <w:sz w:val="22"/>
+          <w:szCs w:val="22"/>
+        </w:rPr>
+        <w:t>}</w:t>
       </w:r>
     </w:p>
     <w:p>
@@ -10715,6 +13519,7 @@
         </w:rPr>
         <w:t xml:space="preserve">Decreto Supremo </w:t>
       </w:r>
+      <w:proofErr w:type="spellStart"/>
       <w:r>
         <w:rPr>
           <w:rFonts w:ascii="Arial" w:hAnsi="Arial" w:cs="Arial"/>
@@ -10731,7 +13536,17 @@
           <w:sz w:val="22"/>
           <w:szCs w:val="22"/>
         </w:rPr>
-        <w:t xml:space="preserve">.° 015-94-EF, por los fundamentos expuestos en </w:t>
+        <w:t>.°</w:t>
+      </w:r>
+      <w:proofErr w:type="spellEnd"/>
+      <w:r>
+        <w:rPr>
+          <w:rFonts w:ascii="Arial" w:hAnsi="Arial" w:cs="Arial"/>
+          <w:bCs/>
+          <w:sz w:val="22"/>
+          <w:szCs w:val="22"/>
+        </w:rPr>
+        <w:t xml:space="preserve"> 015-94-EF, por los fundamentos expuestos en </w:t>
       </w:r>
       <w:r>
         <w:rPr>
@@ -10853,18 +13668,70 @@
           <w:sz w:val="22"/>
           <w:szCs w:val="22"/>
         </w:rPr>
-        <w:t>{fromDam-numeroDam}</w:t>
-      </w:r>
-      <w:r>
-        <w:rPr>
-          <w:rFonts w:ascii="Arial" w:hAnsi="Arial" w:cs="Arial"/>
-          <w:b/>
-          <w:bCs/>
-          <w:color w:val="FF0000"/>
-          <w:sz w:val="22"/>
-          <w:szCs w:val="22"/>
-        </w:rPr>
-        <w:t>{fromDam-numeroDamRRR}</w:t>
+        <w:t>{</w:t>
+      </w:r>
+      <w:proofErr w:type="spellStart"/>
+      <w:r>
+        <w:rPr>
+          <w:rFonts w:ascii="Arial" w:hAnsi="Arial" w:cs="Arial"/>
+          <w:sz w:val="22"/>
+          <w:szCs w:val="22"/>
+        </w:rPr>
+        <w:t>fromDam-</w:t>
+      </w:r>
+      <w:proofErr w:type="gramStart"/>
+      <w:r>
+        <w:rPr>
+          <w:rFonts w:ascii="Arial" w:hAnsi="Arial" w:cs="Arial"/>
+          <w:sz w:val="22"/>
+          <w:szCs w:val="22"/>
+        </w:rPr>
+        <w:t>numeroDam</w:t>
+      </w:r>
+      <w:proofErr w:type="spellEnd"/>
+      <w:r>
+        <w:rPr>
+          <w:rFonts w:ascii="Arial" w:hAnsi="Arial" w:cs="Arial"/>
+          <w:sz w:val="22"/>
+          <w:szCs w:val="22"/>
+        </w:rPr>
+        <w:t>}</w:t>
+      </w:r>
+      <w:r>
+        <w:rPr>
+          <w:rFonts w:ascii="Arial" w:hAnsi="Arial" w:cs="Arial"/>
+          <w:b/>
+          <w:bCs/>
+          <w:color w:val="FF0000"/>
+          <w:sz w:val="22"/>
+          <w:szCs w:val="22"/>
+        </w:rPr>
+        <w:t>{</w:t>
+      </w:r>
+      <w:proofErr w:type="spellStart"/>
+      <w:proofErr w:type="gramEnd"/>
+      <w:r>
+        <w:rPr>
+          <w:rFonts w:ascii="Arial" w:hAnsi="Arial" w:cs="Arial"/>
+          <w:b/>
+          <w:bCs/>
+          <w:color w:val="FF0000"/>
+          <w:sz w:val="22"/>
+          <w:szCs w:val="22"/>
+        </w:rPr>
+        <w:t>fromDam-numeroDamRRR</w:t>
+      </w:r>
+      <w:proofErr w:type="spellEnd"/>
+      <w:r>
+        <w:rPr>
+          <w:rFonts w:ascii="Arial" w:hAnsi="Arial" w:cs="Arial"/>
+          <w:b/>
+          <w:bCs/>
+          <w:color w:val="FF0000"/>
+          <w:sz w:val="22"/>
+          <w:szCs w:val="22"/>
+        </w:rPr>
+        <w:t>}</w:t>
       </w:r>
       <w:r>
         <w:rPr>
@@ -11017,18 +13884,70 @@
           <w:sz w:val="22"/>
           <w:szCs w:val="22"/>
         </w:rPr>
-        <w:t>{fromDam-nombreEmpresa}</w:t>
-      </w:r>
-      <w:r>
-        <w:rPr>
-          <w:rFonts w:ascii="Arial" w:hAnsi="Arial" w:cs="Arial"/>
-          <w:b/>
-          <w:bCs/>
-          <w:color w:val="FF0000"/>
-          <w:sz w:val="22"/>
-          <w:szCs w:val="22"/>
-        </w:rPr>
-        <w:t>{fromDam-nombreEmpresaRRR}</w:t>
+        <w:t>{</w:t>
+      </w:r>
+      <w:proofErr w:type="spellStart"/>
+      <w:r>
+        <w:rPr>
+          <w:rFonts w:ascii="Arial" w:hAnsi="Arial" w:cs="Arial"/>
+          <w:sz w:val="22"/>
+          <w:szCs w:val="22"/>
+        </w:rPr>
+        <w:t>fromDam-</w:t>
+      </w:r>
+      <w:proofErr w:type="gramStart"/>
+      <w:r>
+        <w:rPr>
+          <w:rFonts w:ascii="Arial" w:hAnsi="Arial" w:cs="Arial"/>
+          <w:sz w:val="22"/>
+          <w:szCs w:val="22"/>
+        </w:rPr>
+        <w:t>nombreEmpresa</w:t>
+      </w:r>
+      <w:proofErr w:type="spellEnd"/>
+      <w:r>
+        <w:rPr>
+          <w:rFonts w:ascii="Arial" w:hAnsi="Arial" w:cs="Arial"/>
+          <w:sz w:val="22"/>
+          <w:szCs w:val="22"/>
+        </w:rPr>
+        <w:t>}</w:t>
+      </w:r>
+      <w:r>
+        <w:rPr>
+          <w:rFonts w:ascii="Arial" w:hAnsi="Arial" w:cs="Arial"/>
+          <w:b/>
+          <w:bCs/>
+          <w:color w:val="FF0000"/>
+          <w:sz w:val="22"/>
+          <w:szCs w:val="22"/>
+        </w:rPr>
+        <w:t>{</w:t>
+      </w:r>
+      <w:proofErr w:type="spellStart"/>
+      <w:proofErr w:type="gramEnd"/>
+      <w:r>
+        <w:rPr>
+          <w:rFonts w:ascii="Arial" w:hAnsi="Arial" w:cs="Arial"/>
+          <w:b/>
+          <w:bCs/>
+          <w:color w:val="FF0000"/>
+          <w:sz w:val="22"/>
+          <w:szCs w:val="22"/>
+        </w:rPr>
+        <w:t>fromDam-nombreEmpresaRRR</w:t>
+      </w:r>
+      <w:proofErr w:type="spellEnd"/>
+      <w:r>
+        <w:rPr>
+          <w:rFonts w:ascii="Arial" w:hAnsi="Arial" w:cs="Arial"/>
+          <w:b/>
+          <w:bCs/>
+          <w:color w:val="FF0000"/>
+          <w:sz w:val="22"/>
+          <w:szCs w:val="22"/>
+        </w:rPr>
+        <w:t>}</w:t>
       </w:r>
       <w:r>
         <w:rPr>
@@ -11141,6 +14060,7 @@
         </w:rPr>
         <w:t xml:space="preserve">27037”, por los considerandos expuestos en la presente resolución; sin perjuicio de la fiscalización posterior que pudiera realizar la Superintendencia Nacional de Aduanas y de Administración Tributaria - </w:t>
       </w:r>
+      <w:proofErr w:type="spellStart"/>
       <w:r>
         <w:rPr>
           <w:rFonts w:ascii="Arial" w:hAnsi="Arial" w:cs="Arial"/>
@@ -11149,6 +14069,7 @@
         </w:rPr>
         <w:t>Sunat</w:t>
       </w:r>
+      <w:proofErr w:type="spellEnd"/>
       <w:r>
         <w:rPr>
           <w:rFonts w:ascii="Arial" w:hAnsi="Arial" w:cs="Arial"/>
@@ -11194,6 +14115,7 @@
         </w:rPr>
         <w:t>{/</w:t>
       </w:r>
+      <w:proofErr w:type="spellStart"/>
       <w:r>
         <w:rPr>
           <w:rFonts w:ascii="Arial" w:hAnsi="Arial" w:cs="Arial"/>
@@ -11202,6 +14124,7 @@
         </w:rPr>
         <w:t>estadoPECOyAMAZONIAnoProcPECO</w:t>
       </w:r>
+      <w:proofErr w:type="spellEnd"/>
       <w:r>
         <w:rPr>
           <w:rFonts w:ascii="Arial" w:hAnsi="Arial" w:cs="Arial"/>
@@ -11310,18 +14233,70 @@
           <w:sz w:val="22"/>
           <w:szCs w:val="22"/>
         </w:rPr>
-        <w:t xml:space="preserve"> la DAM n.º {fromDam-numeroDam}</w:t>
-      </w:r>
-      <w:r>
-        <w:rPr>
-          <w:rFonts w:ascii="Arial" w:hAnsi="Arial" w:cs="Arial"/>
-          <w:b/>
-          <w:bCs/>
-          <w:color w:val="FF0000"/>
-          <w:sz w:val="22"/>
-          <w:szCs w:val="22"/>
-        </w:rPr>
-        <w:t>{fromDam-numeroDamRRR}</w:t>
+        <w:t xml:space="preserve"> la DAM n.º {</w:t>
+      </w:r>
+      <w:proofErr w:type="spellStart"/>
+      <w:r>
+        <w:rPr>
+          <w:rFonts w:ascii="Arial" w:hAnsi="Arial" w:cs="Arial"/>
+          <w:sz w:val="22"/>
+          <w:szCs w:val="22"/>
+        </w:rPr>
+        <w:t>fromDam-</w:t>
+      </w:r>
+      <w:proofErr w:type="gramStart"/>
+      <w:r>
+        <w:rPr>
+          <w:rFonts w:ascii="Arial" w:hAnsi="Arial" w:cs="Arial"/>
+          <w:sz w:val="22"/>
+          <w:szCs w:val="22"/>
+        </w:rPr>
+        <w:t>numeroDam</w:t>
+      </w:r>
+      <w:proofErr w:type="spellEnd"/>
+      <w:r>
+        <w:rPr>
+          <w:rFonts w:ascii="Arial" w:hAnsi="Arial" w:cs="Arial"/>
+          <w:sz w:val="22"/>
+          <w:szCs w:val="22"/>
+        </w:rPr>
+        <w:t>}</w:t>
+      </w:r>
+      <w:r>
+        <w:rPr>
+          <w:rFonts w:ascii="Arial" w:hAnsi="Arial" w:cs="Arial"/>
+          <w:b/>
+          <w:bCs/>
+          <w:color w:val="FF0000"/>
+          <w:sz w:val="22"/>
+          <w:szCs w:val="22"/>
+        </w:rPr>
+        <w:t>{</w:t>
+      </w:r>
+      <w:proofErr w:type="spellStart"/>
+      <w:proofErr w:type="gramEnd"/>
+      <w:r>
+        <w:rPr>
+          <w:rFonts w:ascii="Arial" w:hAnsi="Arial" w:cs="Arial"/>
+          <w:b/>
+          <w:bCs/>
+          <w:color w:val="FF0000"/>
+          <w:sz w:val="22"/>
+          <w:szCs w:val="22"/>
+        </w:rPr>
+        <w:t>fromDam-numeroDamRRR</w:t>
+      </w:r>
+      <w:proofErr w:type="spellEnd"/>
+      <w:r>
+        <w:rPr>
+          <w:rFonts w:ascii="Arial" w:hAnsi="Arial" w:cs="Arial"/>
+          <w:b/>
+          <w:bCs/>
+          <w:color w:val="FF0000"/>
+          <w:sz w:val="22"/>
+          <w:szCs w:val="22"/>
+        </w:rPr>
+        <w:t>}</w:t>
       </w:r>
       <w:r>
         <w:rPr>
@@ -11346,7 +14321,25 @@
           <w:sz w:val="22"/>
           <w:szCs w:val="22"/>
         </w:rPr>
-        <w:t>del Decreto Supremo n.° 015-94-EF</w:t>
+        <w:t xml:space="preserve">del Decreto Supremo </w:t>
+      </w:r>
+      <w:proofErr w:type="spellStart"/>
+      <w:r>
+        <w:rPr>
+          <w:rFonts w:ascii="Arial" w:hAnsi="Arial" w:cs="Arial"/>
+          <w:sz w:val="22"/>
+          <w:szCs w:val="22"/>
+        </w:rPr>
+        <w:t>n.°</w:t>
+      </w:r>
+      <w:proofErr w:type="spellEnd"/>
+      <w:r>
+        <w:rPr>
+          <w:rFonts w:ascii="Arial" w:hAnsi="Arial" w:cs="Arial"/>
+          <w:sz w:val="22"/>
+          <w:szCs w:val="22"/>
+        </w:rPr>
+        <w:t xml:space="preserve"> 015-94-EF</w:t>
       </w:r>
       <w:r>
         <w:rPr>
@@ -11419,18 +14412,70 @@
           <w:sz w:val="22"/>
           <w:szCs w:val="22"/>
         </w:rPr>
-        <w:t xml:space="preserve"> la emisión de la Nota de Crédito Negociable a favor de {fromDam-nombreEmpresa}</w:t>
-      </w:r>
-      <w:r>
-        <w:rPr>
-          <w:rFonts w:ascii="Arial" w:hAnsi="Arial" w:cs="Arial"/>
-          <w:b/>
-          <w:bCs/>
-          <w:color w:val="FF0000"/>
-          <w:sz w:val="22"/>
-          <w:szCs w:val="22"/>
-        </w:rPr>
-        <w:t>{fromDam-nombreEmpresaRRR}</w:t>
+        <w:t xml:space="preserve"> la emisión de la Nota de Crédito Negociable a favor de {</w:t>
+      </w:r>
+      <w:proofErr w:type="spellStart"/>
+      <w:r>
+        <w:rPr>
+          <w:rFonts w:ascii="Arial" w:hAnsi="Arial" w:cs="Arial"/>
+          <w:sz w:val="22"/>
+          <w:szCs w:val="22"/>
+        </w:rPr>
+        <w:t>fromDam-</w:t>
+      </w:r>
+      <w:proofErr w:type="gramStart"/>
+      <w:r>
+        <w:rPr>
+          <w:rFonts w:ascii="Arial" w:hAnsi="Arial" w:cs="Arial"/>
+          <w:sz w:val="22"/>
+          <w:szCs w:val="22"/>
+        </w:rPr>
+        <w:t>nombreEmpresa</w:t>
+      </w:r>
+      <w:proofErr w:type="spellEnd"/>
+      <w:r>
+        <w:rPr>
+          <w:rFonts w:ascii="Arial" w:hAnsi="Arial" w:cs="Arial"/>
+          <w:sz w:val="22"/>
+          <w:szCs w:val="22"/>
+        </w:rPr>
+        <w:t>}</w:t>
+      </w:r>
+      <w:r>
+        <w:rPr>
+          <w:rFonts w:ascii="Arial" w:hAnsi="Arial" w:cs="Arial"/>
+          <w:b/>
+          <w:bCs/>
+          <w:color w:val="FF0000"/>
+          <w:sz w:val="22"/>
+          <w:szCs w:val="22"/>
+        </w:rPr>
+        <w:t>{</w:t>
+      </w:r>
+      <w:proofErr w:type="spellStart"/>
+      <w:proofErr w:type="gramEnd"/>
+      <w:r>
+        <w:rPr>
+          <w:rFonts w:ascii="Arial" w:hAnsi="Arial" w:cs="Arial"/>
+          <w:b/>
+          <w:bCs/>
+          <w:color w:val="FF0000"/>
+          <w:sz w:val="22"/>
+          <w:szCs w:val="22"/>
+        </w:rPr>
+        <w:t>fromDam-nombreEmpresaRRR</w:t>
+      </w:r>
+      <w:proofErr w:type="spellEnd"/>
+      <w:r>
+        <w:rPr>
+          <w:rFonts w:ascii="Arial" w:hAnsi="Arial" w:cs="Arial"/>
+          <w:b/>
+          <w:bCs/>
+          <w:color w:val="FF0000"/>
+          <w:sz w:val="22"/>
+          <w:szCs w:val="22"/>
+        </w:rPr>
+        <w:t>}</w:t>
       </w:r>
       <w:r>
         <w:rPr>
@@ -11460,6 +14505,7 @@
         </w:rPr>
         <w:t>por el importe de S/ {</w:t>
       </w:r>
+      <w:proofErr w:type="spellStart"/>
       <w:r>
         <w:rPr>
           <w:rFonts w:ascii="Arial" w:hAnsi="Arial" w:cs="Arial"/>
@@ -11468,6 +14514,7 @@
         </w:rPr>
         <w:t>textoTotReguPECO</w:t>
       </w:r>
+      <w:proofErr w:type="spellEnd"/>
       <w:r>
         <w:rPr>
           <w:rFonts w:ascii="Arial" w:hAnsi="Arial" w:cs="Arial"/>
@@ -11502,6 +14549,7 @@
         </w:rPr>
         <w:t xml:space="preserve">, por los considerandos expuestos en la presente resolución; sin perjuicio de la fiscalización posterior que pudiera realizar la Superintendencia Nacional de Aduanas y de Administración Tributaria - </w:t>
       </w:r>
+      <w:proofErr w:type="spellStart"/>
       <w:r>
         <w:rPr>
           <w:rFonts w:ascii="Arial" w:hAnsi="Arial" w:cs="Arial"/>
@@ -11510,6 +14558,7 @@
         </w:rPr>
         <w:t>Sunat</w:t>
       </w:r>
+      <w:proofErr w:type="spellEnd"/>
       <w:r>
         <w:rPr>
           <w:rFonts w:ascii="Arial" w:hAnsi="Arial" w:cs="Arial"/>
@@ -11555,6 +14604,7 @@
         <w:t>{/</w:t>
       </w:r>
       <w:bookmarkStart w:id="11" w:name="_Hlk231365870"/>
+      <w:proofErr w:type="spellStart"/>
       <w:r>
         <w:rPr>
           <w:rFonts w:ascii="Arial" w:hAnsi="Arial" w:cs="Arial"/>
@@ -11564,6 +14614,7 @@
         <w:t>estadoOnlyPECO</w:t>
       </w:r>
       <w:bookmarkEnd w:id="11"/>
+      <w:proofErr w:type="spellEnd"/>
       <w:r>
         <w:rPr>
           <w:rFonts w:ascii="Arial" w:hAnsi="Arial" w:cs="Arial"/>
@@ -11791,7 +14842,7 @@
 </file>
 
 <file path=word/numbering.xml><?xml version="1.0" encoding="utf-8"?>
-<w:numbering xmlns:wpc="http://schemas.microsoft.com/office/word/2010/wordprocessingCanvas" xmlns:cx="http://schemas.microsoft.com/office/drawing/2014/chartex" xmlns:cx1="http://schemas.microsoft.com/office/drawing/2015/9/8/chartex" xmlns:cx2="http://schemas.microsoft.com/office/drawing/2015/10/21/chartex" xmlns:cx3="http://schemas.microsoft.com/office/drawing/2016/5/9/chartex" xmlns:cx4="http://schemas.microsoft.com/office/drawing/2016/5/10/chartex" xmlns:cx5="http://schemas.microsoft.com/office/drawing/2016/5/11/chartex" xmlns:cx6="http://schemas.microsoft.com/office/drawing/2016/5/12/chartex" xmlns:cx7="http://schemas.microsoft.com/office/drawing/2016/5/13/chartex" xmlns:cx8="http://schemas.microsoft.com/office/drawing/2016/5/14/chartex" xmlns:mc="http://schemas.openxmlformats.org/markup-compatibility/2006" xmlns:aink="http://schemas.microsoft.com/office/drawing/2016/ink" xmlns:am3d="http://schemas.microsoft.com/office/drawing/2017/model3d" xmlns:o="urn:schemas-microsoft-com:office:office" xmlns:oel="http://schemas.microsoft.com/office/2019/extlst" xmlns:r="http://schemas.openxmlformats.org/officeDocument/2006/relationships" xmlns:m="http://schemas.openxmlformats.org/officeDocument/2006/math" xmlns:v="urn:schemas-microsoft-com:vml" xmlns:wp14="http://schemas.microsoft.com/office/word/2010/wordprocessingDrawing" xmlns:wp="http://schemas.openxmlformats.org/drawingml/2006/wordprocessingDrawing" xmlns:w10="urn:schemas-microsoft-com:office:word" xmlns:w="http://schemas.openxmlformats.org/wordprocessingml/2006/main" xmlns:w14="http://schemas.microsoft.com/office/word/2010/wordml" xmlns:w15="http://schemas.microsoft.com/office/word/2012/wordml" xmlns:w16cex="http://schemas.microsoft.com/office/word/2018/wordml/cex" xmlns:w16cid="http://schemas.microsoft.com/office/word/2016/wordml/cid" xmlns:w16="http://schemas.microsoft.com/office/word/2018/wordml" xmlns:w16sdtdh="http://schemas.microsoft.com/office/word/2020/wordml/sdtdatahash" xmlns:w16se="http://schemas.microsoft.com/office/word/2015/wordml/symex" xmlns:wpg="http://schemas.microsoft.com/office/word/2010/wordprocessingGroup" xmlns:wpi="http://schemas.microsoft.com/office/word/2010/wordprocessingInk" xmlns:wne="http://schemas.microsoft.com/office/word/2006/wordml" xmlns:wps="http://schemas.microsoft.com/office/word/2010/wordprocessingShape" mc:Ignorable="w14 w15 w16se w16cid w16 w16cex w16sdtdh wp14">
+<w:numbering xmlns:wpc="http://schemas.microsoft.com/office/word/2010/wordprocessingCanvas" xmlns:cx="http://schemas.microsoft.com/office/drawing/2014/chartex" xmlns:cx1="http://schemas.microsoft.com/office/drawing/2015/9/8/chartex" xmlns:cx2="http://schemas.microsoft.com/office/drawing/2015/10/21/chartex" xmlns:cx3="http://schemas.microsoft.com/office/drawing/2016/5/9/chartex" xmlns:cx4="http://schemas.microsoft.com/office/drawing/2016/5/10/chartex" xmlns:cx5="http://schemas.microsoft.com/office/drawing/2016/5/11/chartex" xmlns:cx6="http://schemas.microsoft.com/office/drawing/2016/5/12/chartex" xmlns:cx7="http://schemas.microsoft.com/office/drawing/2016/5/13/chartex" xmlns:cx8="http://schemas.microsoft.com/office/drawing/2016/5/14/chartex" xmlns:mc="http://schemas.openxmlformats.org/markup-compatibility/2006" xmlns:aink="http://schemas.microsoft.com/office/drawing/2016/ink" xmlns:am3d="http://schemas.microsoft.com/office/drawing/2017/model3d" xmlns:o="urn:schemas-microsoft-com:office:office" xmlns:oel="http://schemas.microsoft.com/office/2019/extlst" xmlns:r="http://schemas.openxmlformats.org/officeDocument/2006/relationships" xmlns:m="http://schemas.openxmlformats.org/officeDocument/2006/math" xmlns:v="urn:schemas-microsoft-com:vml" xmlns:wp14="http://schemas.microsoft.com/office/word/2010/wordprocessingDrawing" xmlns:wp="http://schemas.openxmlformats.org/drawingml/2006/wordprocessingDrawing" xmlns:w10="urn:schemas-microsoft-com:office:word" xmlns:w="http://schemas.openxmlformats.org/wordprocessingml/2006/main" xmlns:w14="http://schemas.microsoft.com/office/word/2010/wordml" xmlns:w15="http://schemas.microsoft.com/office/word/2012/wordml" xmlns:w16cex="http://schemas.microsoft.com/office/word/2018/wordml/cex" xmlns:w16cid="http://schemas.microsoft.com/office/word/2016/wordml/cid" xmlns:w16="http://schemas.microsoft.com/office/word/2018/wordml" xmlns:w16du="http://schemas.microsoft.com/office/word/2023/wordml/word16du" xmlns:w16sdtdh="http://schemas.microsoft.com/office/word/2020/wordml/sdtdatahash" xmlns:w16se="http://schemas.microsoft.com/office/word/2015/wordml/symex" xmlns:wpg="http://schemas.microsoft.com/office/word/2010/wordprocessingGroup" xmlns:wpi="http://schemas.microsoft.com/office/word/2010/wordprocessingInk" xmlns:wne="http://schemas.microsoft.com/office/word/2006/wordml" xmlns:wps="http://schemas.microsoft.com/office/word/2010/wordprocessingShape" mc:Ignorable="w14 w15 w16se w16cid w16 w16cex w16sdtdh w16du wp14">
   <w:abstractNum w:abstractNumId="0" w15:restartNumberingAfterBreak="0">
     <w:nsid w:val="3E9509FA"/>
     <w:multiLevelType w:val="hybridMultilevel"/>
@@ -11885,7 +14936,7 @@
 </file>
 
 <file path=word/styles.xml><?xml version="1.0" encoding="utf-8"?>
-<w:styles xmlns:mc="http://schemas.openxmlformats.org/markup-compatibility/2006" xmlns:r="http://schemas.openxmlformats.org/officeDocument/2006/relationships" xmlns:w="http://schemas.openxmlformats.org/wordprocessingml/2006/main" xmlns:w14="http://schemas.microsoft.com/office/word/2010/wordml" xmlns:w15="http://schemas.microsoft.com/office/word/2012/wordml" xmlns:w16cex="http://schemas.microsoft.com/office/word/2018/wordml/cex" xmlns:w16cid="http://schemas.microsoft.com/office/word/2016/wordml/cid" xmlns:w16="http://schemas.microsoft.com/office/word/2018/wordml" xmlns:w16sdtdh="http://schemas.microsoft.com/office/word/2020/wordml/sdtdatahash" xmlns:w16se="http://schemas.microsoft.com/office/word/2015/wordml/symex" mc:Ignorable="w14 w15 w16se w16cid w16 w16cex w16sdtdh">
+<w:styles xmlns:mc="http://schemas.openxmlformats.org/markup-compatibility/2006" xmlns:r="http://schemas.openxmlformats.org/officeDocument/2006/relationships" xmlns:w="http://schemas.openxmlformats.org/wordprocessingml/2006/main" xmlns:w14="http://schemas.microsoft.com/office/word/2010/wordml" xmlns:w15="http://schemas.microsoft.com/office/word/2012/wordml" xmlns:w16cex="http://schemas.microsoft.com/office/word/2018/wordml/cex" xmlns:w16cid="http://schemas.microsoft.com/office/word/2016/wordml/cid" xmlns:w16="http://schemas.microsoft.com/office/word/2018/wordml" xmlns:w16du="http://schemas.microsoft.com/office/word/2023/wordml/word16du" xmlns:w16sdtdh="http://schemas.microsoft.com/office/word/2020/wordml/sdtdatahash" xmlns:w16se="http://schemas.microsoft.com/office/word/2015/wordml/symex" mc:Ignorable="w14 w15 w16se w16cid w16 w16cex w16sdtdh w16du">
   <w:docDefaults>
     <w:rPrDefault>
       <w:rPr>

--- a/recursos/words/semiPlantillaFinalNUEVO.docx
+++ b/recursos/words/semiPlantillaFinalNUEVO.docx
@@ -468,439 +468,354 @@
           <w:sz w:val="22"/>
           <w:szCs w:val="22"/>
         </w:rPr>
-        <w:t>{cuadroPedoAmazonia-</w:t>
-      </w:r>
-      <w:proofErr w:type="gramStart"/>
-      <w:r>
-        <w:rPr>
-          <w:rFonts w:ascii="Arial" w:hAnsi="Arial" w:cs="Arial"/>
+        <w:t>{cuadroPedoAmazonia-numeroRegularizacionRRR</w:t>
+      </w:r>
+      <w:r>
+        <w:rPr>
           <w:b/>
           <w:bCs/>
           <w:color w:val="FF0000"/>
           <w:sz w:val="22"/>
           <w:szCs w:val="22"/>
         </w:rPr>
-        <w:t>numeroRegularizacionRRR</w:t>
-      </w:r>
-      <w:r>
-        <w:rPr>
+        <w:t>}</w:t>
+      </w:r>
+      <w:r>
+        <w:rPr>
+          <w:rFonts w:ascii="Arial" w:hAnsi="Arial" w:cs="Arial"/>
+          <w:color w:val="000000" w:themeColor="text1"/>
+          <w:sz w:val="22"/>
+          <w:szCs w:val="22"/>
+        </w:rPr>
+        <w:t>{</w:t>
+      </w:r>
+      <w:r>
+        <w:rPr>
+          <w:rFonts w:ascii="Arial" w:hAnsi="Arial" w:cs="Arial"/>
+          <w:color w:val="000000" w:themeColor="text1"/>
+          <w:sz w:val="22"/>
+          <w:szCs w:val="22"/>
+        </w:rPr>
+        <w:t>cuadroPedoAmazonia</w:t>
+      </w:r>
+      <w:r>
+        <w:rPr>
+          <w:rFonts w:ascii="Arial" w:hAnsi="Arial" w:cs="Arial"/>
+          <w:color w:val="000000" w:themeColor="text1"/>
+          <w:sz w:val="22"/>
+          <w:szCs w:val="22"/>
+        </w:rPr>
+        <w:t>-</w:t>
+      </w:r>
+      <w:r>
+        <w:rPr>
+          <w:rFonts w:ascii="Arial" w:hAnsi="Arial" w:cs="Arial"/>
+          <w:color w:val="000000" w:themeColor="text1"/>
+          <w:sz w:val="22"/>
+          <w:szCs w:val="22"/>
+        </w:rPr>
+        <w:t>numeroRegularizacion</w:t>
+      </w:r>
+      <w:r>
+        <w:rPr>
+          <w:sz w:val="22"/>
+          <w:szCs w:val="22"/>
+        </w:rPr>
+        <w:t>}</w:t>
+      </w:r>
+      <w:r>
+        <w:rPr>
+          <w:rFonts w:ascii="Arial" w:hAnsi="Arial" w:cs="Arial"/>
+          <w:sz w:val="22"/>
+          <w:szCs w:val="22"/>
+        </w:rPr>
+        <w:t xml:space="preserve"> del </w:t>
+      </w:r>
+      <w:r>
+        <w:rPr>
+          <w:rFonts w:ascii="Arial" w:hAnsi="Arial" w:cs="Arial"/>
+          <w:sz w:val="22"/>
+          <w:szCs w:val="22"/>
+        </w:rPr>
+        <w:t>{</w:t>
+      </w:r>
+      <w:r>
+        <w:rPr>
+          <w:rFonts w:ascii="Arial" w:hAnsi="Arial" w:cs="Arial"/>
+          <w:sz w:val="22"/>
+          <w:szCs w:val="22"/>
+        </w:rPr>
+        <w:t>cuadroPedoAmazonia</w:t>
+      </w:r>
+      <w:r>
+        <w:rPr>
+          <w:rFonts w:ascii="Arial" w:hAnsi="Arial" w:cs="Arial"/>
+          <w:sz w:val="22"/>
+          <w:szCs w:val="22"/>
+        </w:rPr>
+        <w:t>-f</w:t>
+      </w:r>
+      <w:r>
+        <w:rPr>
+          <w:rFonts w:ascii="Arial" w:hAnsi="Arial" w:cs="Arial"/>
+          <w:sz w:val="22"/>
+          <w:szCs w:val="22"/>
+        </w:rPr>
+        <w:t>echaRegularizacion</w:t>
+      </w:r>
+      <w:r>
+        <w:rPr>
+          <w:rFonts w:ascii="Arial" w:hAnsi="Arial" w:cs="Arial"/>
+          <w:sz w:val="22"/>
+          <w:szCs w:val="22"/>
+        </w:rPr>
+        <w:t>}</w:t>
+      </w:r>
+      <w:r>
+        <w:rPr>
+          <w:rFonts w:ascii="Arial" w:hAnsi="Arial" w:cs="Arial"/>
           <w:b/>
           <w:bCs/>
           <w:color w:val="FF0000"/>
           <w:sz w:val="22"/>
           <w:szCs w:val="22"/>
         </w:rPr>
+        <w:t>{cuadroPedoAmazonia-fechaRegularizacionRRR}</w:t>
+      </w:r>
+      <w:r>
+        <w:rPr>
+          <w:rFonts w:ascii="Arial" w:hAnsi="Arial" w:cs="Arial"/>
+          <w:sz w:val="22"/>
+          <w:szCs w:val="22"/>
+        </w:rPr>
+        <w:t xml:space="preserve">, </w:t>
+      </w:r>
+      <w:r>
+        <w:rPr>
+          <w:rFonts w:ascii="Arial" w:hAnsi="Arial" w:cs="Arial"/>
+          <w:sz w:val="22"/>
+          <w:szCs w:val="22"/>
+        </w:rPr>
+        <w:t>presentado por</w:t>
+      </w:r>
+      <w:r>
+        <w:rPr>
+          <w:rFonts w:ascii="Arial" w:hAnsi="Arial" w:cs="Arial"/>
+          <w:sz w:val="22"/>
+          <w:szCs w:val="22"/>
+        </w:rPr>
+        <w:t xml:space="preserve"> </w:t>
+      </w:r>
+      <w:r>
+        <w:rPr>
+          <w:rFonts w:ascii="Arial" w:hAnsi="Arial" w:cs="Arial"/>
+          <w:b/>
+          <w:bCs/>
+          <w:color w:val="FF0000"/>
+          <w:sz w:val="22"/>
+          <w:szCs w:val="22"/>
+        </w:rPr>
+        <w:t>{fromDam-nombreEmpresa</w:t>
+      </w:r>
+      <w:r>
+        <w:rPr>
+          <w:rFonts w:ascii="Arial" w:hAnsi="Arial" w:cs="Arial"/>
+          <w:b/>
+          <w:bCs/>
+          <w:color w:val="FF0000"/>
+          <w:sz w:val="22"/>
+          <w:szCs w:val="22"/>
+        </w:rPr>
+        <w:t>RRR</w:t>
+      </w:r>
+      <w:r>
+        <w:rPr>
+          <w:rFonts w:ascii="Arial" w:hAnsi="Arial" w:cs="Arial"/>
+          <w:b/>
+          <w:bCs/>
+          <w:color w:val="FF0000"/>
+          <w:sz w:val="22"/>
+          <w:szCs w:val="22"/>
+        </w:rPr>
         <w:t>}</w:t>
       </w:r>
       <w:r>
         <w:rPr>
           <w:rFonts w:ascii="Arial" w:hAnsi="Arial" w:cs="Arial"/>
+          <w:sz w:val="22"/>
+          <w:szCs w:val="22"/>
+        </w:rPr>
+        <w:t>{fromDam-nombreEmpresa}</w:t>
+      </w:r>
+      <w:r>
+        <w:rPr>
+          <w:rFonts w:ascii="Arial" w:hAnsi="Arial" w:cs="Arial"/>
+          <w:sz w:val="22"/>
+          <w:szCs w:val="22"/>
+        </w:rPr>
+        <w:t xml:space="preserve"> </w:t>
+      </w:r>
+      <w:r>
+        <w:rPr>
+          <w:rFonts w:ascii="Arial" w:hAnsi="Arial" w:cs="Arial"/>
+          <w:sz w:val="22"/>
+          <w:szCs w:val="22"/>
+        </w:rPr>
+        <w:t xml:space="preserve">identificado con RUC </w:t>
+      </w:r>
+      <w:r>
+        <w:rPr>
+          <w:rFonts w:ascii="Arial" w:hAnsi="Arial" w:cs="Arial"/>
+          <w:sz w:val="22"/>
+          <w:szCs w:val="22"/>
+        </w:rPr>
+        <w:t>n</w:t>
+      </w:r>
+      <w:r>
+        <w:rPr>
+          <w:rFonts w:ascii="Arial" w:hAnsi="Arial" w:cs="Arial"/>
+          <w:sz w:val="22"/>
+          <w:szCs w:val="22"/>
+        </w:rPr>
+        <w:t>.º</w:t>
+      </w:r>
+      <w:r>
+        <w:rPr>
+          <w:rFonts w:ascii="Arial" w:hAnsi="Arial" w:cs="Arial"/>
+          <w:sz w:val="22"/>
+          <w:szCs w:val="22"/>
+        </w:rPr>
+        <w:t xml:space="preserve"> {</w:t>
+      </w:r>
+      <w:r>
+        <w:rPr>
+          <w:rFonts w:ascii="Arial" w:hAnsi="Arial" w:cs="Arial"/>
+          <w:sz w:val="22"/>
+          <w:szCs w:val="22"/>
+        </w:rPr>
+        <w:t>fromDam</w:t>
+      </w:r>
+      <w:r>
+        <w:rPr>
+          <w:rFonts w:ascii="Arial" w:hAnsi="Arial" w:cs="Arial"/>
+          <w:sz w:val="22"/>
+          <w:szCs w:val="22"/>
+        </w:rPr>
+        <w:t>-ruc}</w:t>
+      </w:r>
+      <w:r>
+        <w:rPr>
+          <w:rFonts w:ascii="Arial" w:hAnsi="Arial" w:cs="Arial"/>
+          <w:b/>
+          <w:bCs/>
+          <w:color w:val="FF0000"/>
+          <w:sz w:val="22"/>
+          <w:szCs w:val="22"/>
+        </w:rPr>
+        <w:t>{fromDam-rucRRR}</w:t>
+      </w:r>
+      <w:r>
+        <w:rPr>
+          <w:rFonts w:ascii="Arial" w:hAnsi="Arial" w:cs="Arial"/>
+          <w:sz w:val="22"/>
+          <w:szCs w:val="22"/>
+        </w:rPr>
+        <w:t xml:space="preserve">, con domicilio fiscal en </w:t>
+      </w:r>
+      <w:r>
+        <w:rPr>
+          <w:rFonts w:ascii="Arial" w:hAnsi="Arial" w:cs="Arial"/>
+          <w:sz w:val="22"/>
+          <w:szCs w:val="22"/>
+        </w:rPr>
+        <w:t>{</w:t>
+      </w:r>
+      <w:r>
+        <w:rPr>
+          <w:rFonts w:ascii="Arial" w:hAnsi="Arial" w:cs="Arial"/>
+          <w:sz w:val="22"/>
+          <w:szCs w:val="22"/>
+        </w:rPr>
+        <w:t>fromDam</w:t>
+      </w:r>
+      <w:r>
+        <w:rPr>
+          <w:rFonts w:ascii="Arial" w:hAnsi="Arial" w:cs="Arial"/>
+          <w:sz w:val="22"/>
+          <w:szCs w:val="22"/>
+        </w:rPr>
+        <w:t>-</w:t>
+      </w:r>
+      <w:r>
+        <w:rPr>
+          <w:rFonts w:ascii="Arial" w:hAnsi="Arial" w:cs="Arial"/>
+          <w:sz w:val="22"/>
+          <w:szCs w:val="22"/>
+        </w:rPr>
+        <w:t>domicilioFiscal</w:t>
+      </w:r>
+      <w:r>
+        <w:rPr>
+          <w:rFonts w:ascii="Arial" w:hAnsi="Arial" w:cs="Arial"/>
+          <w:sz w:val="22"/>
+          <w:szCs w:val="22"/>
+        </w:rPr>
+        <w:t>}</w:t>
+      </w:r>
+      <w:r>
+        <w:rPr>
+          <w:rFonts w:ascii="Arial" w:hAnsi="Arial" w:cs="Arial"/>
+          <w:b/>
+          <w:bCs/>
+          <w:color w:val="FF0000"/>
+          <w:sz w:val="22"/>
+          <w:szCs w:val="22"/>
+        </w:rPr>
+        <w:t>{fromDam-domicilioFiscal</w:t>
+      </w:r>
+      <w:r>
+        <w:rPr>
+          <w:rFonts w:ascii="Arial" w:hAnsi="Arial" w:cs="Arial"/>
+          <w:b/>
+          <w:bCs/>
+          <w:color w:val="FF0000"/>
+          <w:sz w:val="22"/>
+          <w:szCs w:val="22"/>
+        </w:rPr>
+        <w:t>RRR</w:t>
+      </w:r>
+      <w:r>
+        <w:rPr>
+          <w:rFonts w:ascii="Arial" w:hAnsi="Arial" w:cs="Arial"/>
+          <w:b/>
+          <w:bCs/>
+          <w:color w:val="FF0000"/>
+          <w:sz w:val="22"/>
+          <w:szCs w:val="22"/>
+        </w:rPr>
+        <w:t>}</w:t>
+      </w:r>
+      <w:r>
+        <w:rPr>
+          <w:rFonts w:ascii="Arial" w:hAnsi="Arial" w:cs="Arial"/>
           <w:color w:val="000000" w:themeColor="text1"/>
           <w:sz w:val="22"/>
           <w:szCs w:val="22"/>
         </w:rPr>
-        <w:t>{</w:t>
-      </w:r>
-      <w:proofErr w:type="gramEnd"/>
-      <w:r>
-        <w:rPr>
-          <w:rFonts w:ascii="Arial" w:hAnsi="Arial" w:cs="Arial"/>
-          <w:color w:val="000000" w:themeColor="text1"/>
-          <w:sz w:val="22"/>
-          <w:szCs w:val="22"/>
-        </w:rPr>
-        <w:t>cuadroPedoAmazonia</w:t>
-      </w:r>
-      <w:r>
-        <w:rPr>
-          <w:rFonts w:ascii="Arial" w:hAnsi="Arial" w:cs="Arial"/>
-          <w:color w:val="000000" w:themeColor="text1"/>
-          <w:sz w:val="22"/>
-          <w:szCs w:val="22"/>
-        </w:rPr>
-        <w:t>-</w:t>
-      </w:r>
-      <w:r>
-        <w:rPr>
-          <w:rFonts w:ascii="Arial" w:hAnsi="Arial" w:cs="Arial"/>
-          <w:color w:val="000000" w:themeColor="text1"/>
-          <w:sz w:val="22"/>
-          <w:szCs w:val="22"/>
-        </w:rPr>
-        <w:t>numeroRegularizacion</w:t>
-      </w:r>
-      <w:r>
-        <w:rPr>
-          <w:sz w:val="22"/>
-          <w:szCs w:val="22"/>
-        </w:rPr>
-        <w:t>}</w:t>
-      </w:r>
-      <w:r>
-        <w:rPr>
-          <w:rFonts w:ascii="Arial" w:hAnsi="Arial" w:cs="Arial"/>
-          <w:sz w:val="22"/>
-          <w:szCs w:val="22"/>
-        </w:rPr>
-        <w:t xml:space="preserve"> del </w:t>
-      </w:r>
-      <w:r>
-        <w:rPr>
-          <w:rFonts w:ascii="Arial" w:hAnsi="Arial" w:cs="Arial"/>
-          <w:sz w:val="22"/>
-          <w:szCs w:val="22"/>
-        </w:rPr>
-        <w:t>{</w:t>
-      </w:r>
-      <w:r>
-        <w:rPr>
-          <w:rFonts w:ascii="Arial" w:hAnsi="Arial" w:cs="Arial"/>
-          <w:sz w:val="22"/>
-          <w:szCs w:val="22"/>
-        </w:rPr>
-        <w:t>cuadroPedoAmazonia</w:t>
-      </w:r>
-      <w:r>
-        <w:rPr>
-          <w:rFonts w:ascii="Arial" w:hAnsi="Arial" w:cs="Arial"/>
-          <w:sz w:val="22"/>
-          <w:szCs w:val="22"/>
-        </w:rPr>
-        <w:t>-f</w:t>
-      </w:r>
-      <w:r>
-        <w:rPr>
-          <w:rFonts w:ascii="Arial" w:hAnsi="Arial" w:cs="Arial"/>
-          <w:sz w:val="22"/>
-          <w:szCs w:val="22"/>
-        </w:rPr>
-        <w:t>echaRegularizacion</w:t>
-      </w:r>
-      <w:r>
-        <w:rPr>
-          <w:rFonts w:ascii="Arial" w:hAnsi="Arial" w:cs="Arial"/>
-          <w:sz w:val="22"/>
-          <w:szCs w:val="22"/>
-        </w:rPr>
-        <w:t>}</w:t>
-      </w:r>
-      <w:r>
-        <w:rPr>
-          <w:rFonts w:ascii="Arial" w:hAnsi="Arial" w:cs="Arial"/>
-          <w:b/>
-          <w:bCs/>
+        <w:t>,</w:t>
+      </w:r>
+      <w:r>
+        <w:rPr>
+          <w:rFonts w:ascii="Arial" w:hAnsi="Arial" w:cs="Arial"/>
           <w:color w:val="FF0000"/>
           <w:sz w:val="22"/>
           <w:szCs w:val="22"/>
         </w:rPr>
-        <w:t>{cuadroPedoAmazonia-fechaRegularizacionRRR}</w:t>
-      </w:r>
-      <w:r>
-        <w:rPr>
-          <w:rFonts w:ascii="Arial" w:hAnsi="Arial" w:cs="Arial"/>
-          <w:sz w:val="22"/>
-          <w:szCs w:val="22"/>
-        </w:rPr>
-        <w:t xml:space="preserve">, </w:t>
-      </w:r>
-      <w:r>
-        <w:rPr>
-          <w:rFonts w:ascii="Arial" w:hAnsi="Arial" w:cs="Arial"/>
-          <w:sz w:val="22"/>
-          <w:szCs w:val="22"/>
-        </w:rPr>
-        <w:t>presentado por</w:t>
-      </w:r>
-      <w:r>
-        <w:rPr>
-          <w:rFonts w:ascii="Arial" w:hAnsi="Arial" w:cs="Arial"/>
-          <w:sz w:val="22"/>
-          <w:szCs w:val="22"/>
-        </w:rPr>
         <w:t xml:space="preserve"> </w:t>
       </w:r>
       <w:r>
         <w:rPr>
           <w:rFonts w:ascii="Arial" w:hAnsi="Arial" w:cs="Arial"/>
-          <w:b/>
-          <w:bCs/>
-          <w:color w:val="FF0000"/>
-          <w:sz w:val="22"/>
-          <w:szCs w:val="22"/>
-        </w:rPr>
-        <w:t>{</w:t>
-      </w:r>
-      <w:proofErr w:type="spellStart"/>
-      <w:r>
-        <w:rPr>
-          <w:rFonts w:ascii="Arial" w:hAnsi="Arial" w:cs="Arial"/>
-          <w:b/>
-          <w:bCs/>
-          <w:color w:val="FF0000"/>
-          <w:sz w:val="22"/>
-          <w:szCs w:val="22"/>
-        </w:rPr>
-        <w:t>fromDam-nombreEmpresa</w:t>
-      </w:r>
-      <w:r>
-        <w:rPr>
-          <w:rFonts w:ascii="Arial" w:hAnsi="Arial" w:cs="Arial"/>
-          <w:b/>
-          <w:bCs/>
-          <w:color w:val="FF0000"/>
-          <w:sz w:val="22"/>
-          <w:szCs w:val="22"/>
-        </w:rPr>
-        <w:t>RRR</w:t>
-      </w:r>
-      <w:proofErr w:type="spellEnd"/>
-      <w:r>
-        <w:rPr>
-          <w:rFonts w:ascii="Arial" w:hAnsi="Arial" w:cs="Arial"/>
-          <w:b/>
-          <w:bCs/>
-          <w:color w:val="FF0000"/>
-          <w:sz w:val="22"/>
-          <w:szCs w:val="22"/>
-        </w:rPr>
-        <w:t>}</w:t>
-      </w:r>
-      <w:r>
-        <w:rPr>
-          <w:rFonts w:ascii="Arial" w:hAnsi="Arial" w:cs="Arial"/>
-          <w:sz w:val="22"/>
-          <w:szCs w:val="22"/>
-        </w:rPr>
-        <w:t>{</w:t>
-      </w:r>
-      <w:proofErr w:type="spellStart"/>
-      <w:r>
-        <w:rPr>
-          <w:rFonts w:ascii="Arial" w:hAnsi="Arial" w:cs="Arial"/>
-          <w:sz w:val="22"/>
-          <w:szCs w:val="22"/>
-        </w:rPr>
-        <w:t>fromDam-nombreEmpresa</w:t>
-      </w:r>
-      <w:proofErr w:type="spellEnd"/>
-      <w:r>
-        <w:rPr>
-          <w:rFonts w:ascii="Arial" w:hAnsi="Arial" w:cs="Arial"/>
-          <w:sz w:val="22"/>
-          <w:szCs w:val="22"/>
-        </w:rPr>
-        <w:t>}</w:t>
-      </w:r>
-      <w:r>
-        <w:rPr>
-          <w:rFonts w:ascii="Arial" w:hAnsi="Arial" w:cs="Arial"/>
-          <w:sz w:val="22"/>
-          <w:szCs w:val="22"/>
-        </w:rPr>
-        <w:t xml:space="preserve"> </w:t>
-      </w:r>
-      <w:r>
-        <w:rPr>
-          <w:rFonts w:ascii="Arial" w:hAnsi="Arial" w:cs="Arial"/>
-          <w:sz w:val="22"/>
-          <w:szCs w:val="22"/>
-        </w:rPr>
-        <w:t xml:space="preserve">identificado con RUC </w:t>
-      </w:r>
-      <w:r>
-        <w:rPr>
-          <w:rFonts w:ascii="Arial" w:hAnsi="Arial" w:cs="Arial"/>
-          <w:sz w:val="22"/>
-          <w:szCs w:val="22"/>
-        </w:rPr>
-        <w:t>n</w:t>
-      </w:r>
-      <w:r>
-        <w:rPr>
-          <w:rFonts w:ascii="Arial" w:hAnsi="Arial" w:cs="Arial"/>
-          <w:sz w:val="22"/>
-          <w:szCs w:val="22"/>
-        </w:rPr>
-        <w:t>.º</w:t>
-      </w:r>
-      <w:r>
-        <w:rPr>
-          <w:rFonts w:ascii="Arial" w:hAnsi="Arial" w:cs="Arial"/>
-          <w:sz w:val="22"/>
-          <w:szCs w:val="22"/>
-        </w:rPr>
-        <w:t xml:space="preserve"> {</w:t>
-      </w:r>
-      <w:proofErr w:type="spellStart"/>
-      <w:r>
-        <w:rPr>
-          <w:rFonts w:ascii="Arial" w:hAnsi="Arial" w:cs="Arial"/>
-          <w:sz w:val="22"/>
-          <w:szCs w:val="22"/>
-        </w:rPr>
-        <w:t>fromDam</w:t>
-      </w:r>
-      <w:proofErr w:type="spellEnd"/>
-      <w:r>
-        <w:rPr>
-          <w:rFonts w:ascii="Arial" w:hAnsi="Arial" w:cs="Arial"/>
-          <w:sz w:val="22"/>
-          <w:szCs w:val="22"/>
-        </w:rPr>
-        <w:t>-ruc}</w:t>
-      </w:r>
-      <w:r>
-        <w:rPr>
-          <w:rFonts w:ascii="Arial" w:hAnsi="Arial" w:cs="Arial"/>
-          <w:b/>
-          <w:bCs/>
-          <w:color w:val="FF0000"/>
-          <w:sz w:val="22"/>
-          <w:szCs w:val="22"/>
-        </w:rPr>
-        <w:t>{</w:t>
-      </w:r>
-      <w:proofErr w:type="spellStart"/>
-      <w:r>
-        <w:rPr>
-          <w:rFonts w:ascii="Arial" w:hAnsi="Arial" w:cs="Arial"/>
-          <w:b/>
-          <w:bCs/>
-          <w:color w:val="FF0000"/>
-          <w:sz w:val="22"/>
-          <w:szCs w:val="22"/>
-        </w:rPr>
-        <w:t>fromDam-rucRRR</w:t>
-      </w:r>
-      <w:proofErr w:type="spellEnd"/>
-      <w:r>
-        <w:rPr>
-          <w:rFonts w:ascii="Arial" w:hAnsi="Arial" w:cs="Arial"/>
-          <w:b/>
-          <w:bCs/>
-          <w:color w:val="FF0000"/>
-          <w:sz w:val="22"/>
-          <w:szCs w:val="22"/>
-        </w:rPr>
-        <w:t>}</w:t>
-      </w:r>
-      <w:r>
-        <w:rPr>
-          <w:rFonts w:ascii="Arial" w:hAnsi="Arial" w:cs="Arial"/>
-          <w:sz w:val="22"/>
-          <w:szCs w:val="22"/>
-        </w:rPr>
-        <w:t xml:space="preserve">, con domicilio fiscal en </w:t>
-      </w:r>
-      <w:r>
-        <w:rPr>
-          <w:rFonts w:ascii="Arial" w:hAnsi="Arial" w:cs="Arial"/>
-          <w:sz w:val="22"/>
-          <w:szCs w:val="22"/>
-        </w:rPr>
-        <w:t>{</w:t>
-      </w:r>
-      <w:proofErr w:type="spellStart"/>
-      <w:r>
-        <w:rPr>
-          <w:rFonts w:ascii="Arial" w:hAnsi="Arial" w:cs="Arial"/>
-          <w:sz w:val="22"/>
-          <w:szCs w:val="22"/>
-        </w:rPr>
-        <w:t>fromDam</w:t>
-      </w:r>
-      <w:r>
-        <w:rPr>
-          <w:rFonts w:ascii="Arial" w:hAnsi="Arial" w:cs="Arial"/>
-          <w:sz w:val="22"/>
-          <w:szCs w:val="22"/>
-        </w:rPr>
-        <w:t>-</w:t>
-      </w:r>
-      <w:r>
-        <w:rPr>
-          <w:rFonts w:ascii="Arial" w:hAnsi="Arial" w:cs="Arial"/>
-          <w:sz w:val="22"/>
-          <w:szCs w:val="22"/>
-        </w:rPr>
-        <w:t>domicilioFiscal</w:t>
-      </w:r>
-      <w:proofErr w:type="spellEnd"/>
-      <w:r>
-        <w:rPr>
-          <w:rFonts w:ascii="Arial" w:hAnsi="Arial" w:cs="Arial"/>
-          <w:sz w:val="22"/>
-          <w:szCs w:val="22"/>
-        </w:rPr>
-        <w:t>}</w:t>
-      </w:r>
-      <w:r>
-        <w:rPr>
-          <w:rFonts w:ascii="Arial" w:hAnsi="Arial" w:cs="Arial"/>
-          <w:b/>
-          <w:bCs/>
-          <w:color w:val="FF0000"/>
-          <w:sz w:val="22"/>
-          <w:szCs w:val="22"/>
-        </w:rPr>
-        <w:t>{</w:t>
-      </w:r>
-      <w:proofErr w:type="spellStart"/>
-      <w:r>
-        <w:rPr>
-          <w:rFonts w:ascii="Arial" w:hAnsi="Arial" w:cs="Arial"/>
-          <w:b/>
-          <w:bCs/>
-          <w:color w:val="FF0000"/>
-          <w:sz w:val="22"/>
-          <w:szCs w:val="22"/>
-        </w:rPr>
-        <w:t>fromDam-domicilioFiscal</w:t>
-      </w:r>
-      <w:r>
-        <w:rPr>
-          <w:rFonts w:ascii="Arial" w:hAnsi="Arial" w:cs="Arial"/>
-          <w:b/>
-          <w:bCs/>
-          <w:color w:val="FF0000"/>
-          <w:sz w:val="22"/>
-          <w:szCs w:val="22"/>
-        </w:rPr>
-        <w:t>RRR</w:t>
-      </w:r>
-      <w:proofErr w:type="spellEnd"/>
-      <w:r>
-        <w:rPr>
-          <w:rFonts w:ascii="Arial" w:hAnsi="Arial" w:cs="Arial"/>
-          <w:b/>
-          <w:bCs/>
-          <w:color w:val="FF0000"/>
-          <w:sz w:val="22"/>
-          <w:szCs w:val="22"/>
-        </w:rPr>
-        <w:t>}</w:t>
-      </w:r>
-      <w:r>
-        <w:rPr>
-          <w:rFonts w:ascii="Arial" w:hAnsi="Arial" w:cs="Arial"/>
-          <w:color w:val="000000" w:themeColor="text1"/>
-          <w:sz w:val="22"/>
-          <w:szCs w:val="22"/>
-        </w:rPr>
-        <w:t>,</w:t>
-      </w:r>
-      <w:r>
-        <w:rPr>
-          <w:rFonts w:ascii="Arial" w:hAnsi="Arial" w:cs="Arial"/>
-          <w:color w:val="FF0000"/>
-          <w:sz w:val="22"/>
-          <w:szCs w:val="22"/>
-        </w:rPr>
-        <w:t xml:space="preserve"> </w:t>
-      </w:r>
-      <w:r>
-        <w:rPr>
-          <w:rFonts w:ascii="Arial" w:hAnsi="Arial" w:cs="Arial"/>
           <w:sz w:val="22"/>
           <w:szCs w:val="22"/>
         </w:rPr>
@@ -920,25 +835,7 @@
           <w:sz w:val="22"/>
           <w:szCs w:val="22"/>
         </w:rPr>
-        <w:t>{</w:t>
-      </w:r>
-      <w:proofErr w:type="spellStart"/>
-      <w:r>
-        <w:rPr>
-          <w:rFonts w:ascii="Arial" w:hAnsi="Arial" w:cs="Arial"/>
-          <w:sz w:val="22"/>
-          <w:szCs w:val="22"/>
-        </w:rPr>
-        <w:t>textoVisto</w:t>
-      </w:r>
-      <w:proofErr w:type="spellEnd"/>
-      <w:r>
-        <w:rPr>
-          <w:rFonts w:ascii="Arial" w:hAnsi="Arial" w:cs="Arial"/>
-          <w:sz w:val="22"/>
-          <w:szCs w:val="22"/>
-        </w:rPr>
-        <w:t>}</w:t>
+        <w:t>{textoVisto}</w:t>
       </w:r>
       <w:r>
         <w:rPr>
@@ -1041,9 +938,86 @@
           <w:sz w:val="22"/>
           <w:szCs w:val="22"/>
         </w:rPr>
+        <w:t>{fromDam-fechaNumeracion</w:t>
+      </w:r>
+      <w:r>
+        <w:rPr>
+          <w:rFonts w:ascii="Arial" w:hAnsi="Arial" w:cs="Arial"/>
+          <w:b/>
+          <w:bCs/>
+          <w:color w:val="FF0000"/>
+          <w:sz w:val="22"/>
+          <w:szCs w:val="22"/>
+        </w:rPr>
+        <w:t>RRR</w:t>
+      </w:r>
+      <w:r>
+        <w:rPr>
+          <w:rFonts w:ascii="Arial" w:hAnsi="Arial" w:cs="Arial"/>
+          <w:b/>
+          <w:bCs/>
+          <w:color w:val="FF0000"/>
+          <w:sz w:val="22"/>
+          <w:szCs w:val="22"/>
+        </w:rPr>
+        <w:t>}</w:t>
+      </w:r>
+      <w:r>
+        <w:rPr>
+          <w:rFonts w:ascii="Arial" w:hAnsi="Arial" w:cs="Arial"/>
+          <w:sz w:val="22"/>
+          <w:szCs w:val="22"/>
+        </w:rPr>
         <w:t>{</w:t>
       </w:r>
-      <w:proofErr w:type="spellStart"/>
+      <w:r>
+        <w:rPr>
+          <w:rFonts w:ascii="Arial" w:hAnsi="Arial" w:cs="Arial"/>
+          <w:sz w:val="22"/>
+          <w:szCs w:val="22"/>
+        </w:rPr>
+        <w:t>fromDam-fechaNumeracion</w:t>
+      </w:r>
+      <w:r>
+        <w:rPr>
+          <w:rFonts w:ascii="Arial" w:hAnsi="Arial" w:cs="Arial"/>
+          <w:sz w:val="22"/>
+          <w:szCs w:val="22"/>
+        </w:rPr>
+        <w:t>}</w:t>
+      </w:r>
+      <w:r>
+        <w:rPr>
+          <w:rFonts w:ascii="Arial" w:hAnsi="Arial" w:cs="Arial"/>
+          <w:sz w:val="22"/>
+          <w:szCs w:val="22"/>
+        </w:rPr>
+        <w:t xml:space="preserve">, </w:t>
+      </w:r>
+      <w:r>
+        <w:rPr>
+          <w:rFonts w:ascii="Arial" w:hAnsi="Arial" w:cs="Arial"/>
+          <w:sz w:val="22"/>
+          <w:szCs w:val="22"/>
+        </w:rPr>
+        <w:t>{</w:t>
+      </w:r>
+      <w:r>
+        <w:rPr>
+          <w:rFonts w:ascii="Arial" w:hAnsi="Arial" w:cs="Arial"/>
+          <w:sz w:val="22"/>
+          <w:szCs w:val="22"/>
+        </w:rPr>
+        <w:t>fromDam-agenteAduana</w:t>
+      </w:r>
+      <w:r>
+        <w:rPr>
+          <w:rFonts w:ascii="Arial" w:hAnsi="Arial" w:cs="Arial"/>
+          <w:sz w:val="22"/>
+          <w:szCs w:val="22"/>
+        </w:rPr>
+        <w:t>}</w:t>
+      </w:r>
       <w:r>
         <w:rPr>
           <w:rFonts w:ascii="Arial" w:hAnsi="Arial" w:cs="Arial"/>
@@ -1053,7 +1027,23 @@
           <w:sz w:val="22"/>
           <w:szCs w:val="22"/>
         </w:rPr>
-        <w:t>fromDam-fechaNumeracion</w:t>
+        <w:t xml:space="preserve">{fromDam-agenteAduanaRRR} </w:t>
+      </w:r>
+      <w:r>
+        <w:rPr>
+          <w:rFonts w:ascii="Arial" w:hAnsi="Arial" w:cs="Arial"/>
+          <w:sz w:val="22"/>
+          <w:szCs w:val="22"/>
+        </w:rPr>
+        <w:t xml:space="preserve">en representación de su comitente </w:t>
+      </w:r>
+      <w:r>
+        <w:rPr>
+          <w:rFonts w:ascii="Arial" w:hAnsi="Arial" w:cs="Arial"/>
+          <w:sz w:val="22"/>
+          <w:szCs w:val="22"/>
+        </w:rPr>
+        <w:t>{fromDam-nombreEmpresa}</w:t>
       </w:r>
       <w:r>
         <w:rPr>
@@ -1064,9 +1054,248 @@
           <w:sz w:val="22"/>
           <w:szCs w:val="22"/>
         </w:rPr>
+        <w:t>{fromDam-nombreEmpresaRRR}</w:t>
+      </w:r>
+      <w:r>
+        <w:rPr>
+          <w:rFonts w:ascii="Arial" w:hAnsi="Arial" w:cs="Arial"/>
+          <w:color w:val="000000" w:themeColor="text1"/>
+          <w:sz w:val="22"/>
+          <w:szCs w:val="22"/>
+        </w:rPr>
+        <w:t>,</w:t>
+      </w:r>
+      <w:r>
+        <w:rPr>
+          <w:rFonts w:ascii="Arial" w:hAnsi="Arial" w:cs="Arial"/>
+          <w:color w:val="FF0000"/>
+          <w:sz w:val="22"/>
+          <w:szCs w:val="22"/>
+        </w:rPr>
+        <w:t xml:space="preserve"> </w:t>
+      </w:r>
+      <w:r>
+        <w:rPr>
+          <w:rFonts w:ascii="Arial" w:hAnsi="Arial" w:cs="Arial"/>
+          <w:sz w:val="22"/>
+          <w:szCs w:val="22"/>
+        </w:rPr>
+        <w:t xml:space="preserve">numeró en la </w:t>
+      </w:r>
+      <w:r>
+        <w:rPr>
+          <w:rFonts w:ascii="Arial" w:hAnsi="Arial" w:cs="Arial"/>
+          <w:sz w:val="22"/>
+          <w:szCs w:val="22"/>
+        </w:rPr>
+        <w:t>{fromDam-aduanaNumeracion}</w:t>
+      </w:r>
+      <w:r>
+        <w:rPr>
+          <w:rFonts w:ascii="Arial" w:hAnsi="Arial" w:cs="Arial"/>
+          <w:b/>
+          <w:bCs/>
+          <w:color w:val="FF0000"/>
+          <w:sz w:val="22"/>
+          <w:szCs w:val="22"/>
+        </w:rPr>
+        <w:t>{fromDam-aduanaNumeracionRRR}</w:t>
+      </w:r>
+      <w:r>
+        <w:rPr>
+          <w:rFonts w:ascii="Arial" w:hAnsi="Arial" w:cs="Arial"/>
+          <w:color w:val="FF0000"/>
+          <w:sz w:val="22"/>
+          <w:szCs w:val="22"/>
+        </w:rPr>
+        <w:t xml:space="preserve"> </w:t>
+      </w:r>
+      <w:r>
+        <w:rPr>
+          <w:rFonts w:ascii="Arial" w:hAnsi="Arial" w:cs="Arial"/>
+          <w:sz w:val="22"/>
+          <w:szCs w:val="22"/>
+        </w:rPr>
+        <w:t xml:space="preserve">la DAM </w:t>
+      </w:r>
+      <w:r>
+        <w:rPr>
+          <w:rFonts w:ascii="Arial" w:hAnsi="Arial" w:cs="Arial"/>
+          <w:sz w:val="22"/>
+          <w:szCs w:val="22"/>
+        </w:rPr>
+        <w:t>n</w:t>
+      </w:r>
+      <w:r>
+        <w:rPr>
+          <w:rFonts w:ascii="Arial" w:hAnsi="Arial" w:cs="Arial"/>
+          <w:sz w:val="22"/>
+          <w:szCs w:val="22"/>
+        </w:rPr>
+        <w:t>.º</w:t>
+      </w:r>
+      <w:r>
+        <w:rPr>
+          <w:sz w:val="22"/>
+          <w:szCs w:val="22"/>
+        </w:rPr>
+        <w:t xml:space="preserve"> </w:t>
+      </w:r>
+      <w:r>
+        <w:rPr>
+          <w:rFonts w:ascii="Arial" w:hAnsi="Arial" w:cs="Arial"/>
+          <w:sz w:val="22"/>
+          <w:szCs w:val="22"/>
+        </w:rPr>
+        <w:t>{fromDam-numeroDam}</w:t>
+      </w:r>
+      <w:r>
+        <w:rPr>
+          <w:rFonts w:ascii="Arial" w:hAnsi="Arial" w:cs="Arial"/>
+          <w:b/>
+          <w:bCs/>
+          <w:color w:val="FF0000"/>
+          <w:sz w:val="22"/>
+          <w:szCs w:val="22"/>
+        </w:rPr>
+        <w:t>{fromDam-numeroDamRRR}</w:t>
+      </w:r>
+      <w:r>
+        <w:rPr>
+          <w:rFonts w:ascii="Arial" w:hAnsi="Arial" w:cs="Arial"/>
+          <w:sz w:val="22"/>
+          <w:szCs w:val="22"/>
+        </w:rPr>
+        <w:t xml:space="preserve"> nacionalizando </w:t>
+      </w:r>
+      <w:r>
+        <w:rPr>
+          <w:rFonts w:ascii="Arial" w:hAnsi="Arial" w:cs="Arial"/>
+          <w:sz w:val="22"/>
+          <w:szCs w:val="22"/>
+        </w:rPr>
+        <w:t>{fromDam-cantBultosTexto}</w:t>
+      </w:r>
+      <w:r>
+        <w:rPr>
+          <w:rFonts w:ascii="Arial" w:hAnsi="Arial" w:cs="Arial"/>
+          <w:b/>
+          <w:bCs/>
+          <w:color w:val="FF0000"/>
+          <w:sz w:val="22"/>
+          <w:szCs w:val="22"/>
+        </w:rPr>
+        <w:t>{fromDam-cantBultosTextoRRR}</w:t>
+      </w:r>
+      <w:r>
+        <w:rPr>
+          <w:rFonts w:ascii="Arial" w:hAnsi="Arial" w:cs="Arial"/>
+          <w:b/>
+          <w:bCs/>
+          <w:color w:val="FF0000"/>
+          <w:sz w:val="22"/>
+          <w:szCs w:val="22"/>
+        </w:rPr>
+        <w:t xml:space="preserve"> </w:t>
+      </w:r>
+      <w:r>
+        <w:rPr>
+          <w:rFonts w:ascii="Arial" w:hAnsi="Arial" w:cs="Arial"/>
+          <w:sz w:val="22"/>
+          <w:szCs w:val="22"/>
+        </w:rPr>
+        <w:t>(</w:t>
+      </w:r>
+      <w:r>
+        <w:rPr>
+          <w:rFonts w:ascii="Arial" w:hAnsi="Arial" w:cs="Arial"/>
+          <w:sz w:val="22"/>
+          <w:szCs w:val="22"/>
+        </w:rPr>
+        <w:t>{fromDam-cantBultosNumero}</w:t>
+      </w:r>
+      <w:r>
+        <w:rPr>
+          <w:rFonts w:ascii="Arial" w:hAnsi="Arial" w:cs="Arial"/>
+          <w:sz w:val="22"/>
+          <w:szCs w:val="22"/>
+        </w:rPr>
+        <w:t xml:space="preserve">) bultos conteniendo </w:t>
+      </w:r>
+      <w:r>
+        <w:rPr>
+          <w:rFonts w:ascii="Arial" w:hAnsi="Arial" w:cs="Arial"/>
+          <w:sz w:val="22"/>
+          <w:szCs w:val="22"/>
+        </w:rPr>
+        <w:t>{fromDam-descripcionMerca}</w:t>
+      </w:r>
+      <w:r>
+        <w:rPr>
+          <w:rFonts w:ascii="Arial" w:hAnsi="Arial" w:cs="Arial"/>
+          <w:b/>
+          <w:bCs/>
+          <w:color w:val="FF0000"/>
+          <w:sz w:val="22"/>
+          <w:szCs w:val="22"/>
+        </w:rPr>
+        <w:t>{from</w:t>
+      </w:r>
+      <w:r>
+        <w:rPr>
+          <w:rFonts w:ascii="Arial" w:hAnsi="Arial" w:cs="Arial"/>
+          <w:b/>
+          <w:bCs/>
+          <w:color w:val="FF0000"/>
+          <w:sz w:val="22"/>
+          <w:szCs w:val="22"/>
+        </w:rPr>
+        <w:t>D</w:t>
+      </w:r>
+      <w:r>
+        <w:rPr>
+          <w:rFonts w:ascii="Arial" w:hAnsi="Arial" w:cs="Arial"/>
+          <w:b/>
+          <w:bCs/>
+          <w:color w:val="FF0000"/>
+          <w:sz w:val="22"/>
+          <w:szCs w:val="22"/>
+        </w:rPr>
+        <w:t>am-descripcion</w:t>
+      </w:r>
+      <w:r>
+        <w:rPr>
+          <w:rFonts w:ascii="Arial" w:hAnsi="Arial" w:cs="Arial"/>
+          <w:b/>
+          <w:bCs/>
+          <w:color w:val="FF0000"/>
+          <w:sz w:val="22"/>
+          <w:szCs w:val="22"/>
+        </w:rPr>
+        <w:t>M</w:t>
+      </w:r>
+      <w:r>
+        <w:rPr>
+          <w:rFonts w:ascii="Arial" w:hAnsi="Arial" w:cs="Arial"/>
+          <w:b/>
+          <w:bCs/>
+          <w:color w:val="FF0000"/>
+          <w:sz w:val="22"/>
+          <w:szCs w:val="22"/>
+        </w:rPr>
+        <w:t>erca</w:t>
+      </w:r>
+      <w:r>
+        <w:rPr>
+          <w:rFonts w:ascii="Arial" w:hAnsi="Arial" w:cs="Arial"/>
+          <w:b/>
+          <w:bCs/>
+          <w:color w:val="FF0000"/>
+          <w:sz w:val="22"/>
+          <w:szCs w:val="22"/>
+        </w:rPr>
         <w:t>RRR</w:t>
       </w:r>
-      <w:proofErr w:type="spellEnd"/>
       <w:r>
         <w:rPr>
           <w:rFonts w:ascii="Arial" w:hAnsi="Arial" w:cs="Arial"/>
@@ -1084,59 +1313,23 @@
           <w:sz w:val="22"/>
           <w:szCs w:val="22"/>
         </w:rPr>
-        <w:t>{</w:t>
-      </w:r>
-      <w:proofErr w:type="spellStart"/>
-      <w:r>
-        <w:rPr>
-          <w:rFonts w:ascii="Arial" w:hAnsi="Arial" w:cs="Arial"/>
-          <w:sz w:val="22"/>
-          <w:szCs w:val="22"/>
-        </w:rPr>
-        <w:t>fromDam-fechaNumeracion</w:t>
-      </w:r>
-      <w:proofErr w:type="spellEnd"/>
-      <w:r>
-        <w:rPr>
-          <w:rFonts w:ascii="Arial" w:hAnsi="Arial" w:cs="Arial"/>
-          <w:sz w:val="22"/>
-          <w:szCs w:val="22"/>
-        </w:rPr>
-        <w:t>}</w:t>
-      </w:r>
-      <w:r>
-        <w:rPr>
-          <w:rFonts w:ascii="Arial" w:hAnsi="Arial" w:cs="Arial"/>
-          <w:sz w:val="22"/>
-          <w:szCs w:val="22"/>
-        </w:rPr>
-        <w:t xml:space="preserve">, </w:t>
-      </w:r>
-      <w:r>
-        <w:rPr>
-          <w:rFonts w:ascii="Arial" w:hAnsi="Arial" w:cs="Arial"/>
-          <w:sz w:val="22"/>
-          <w:szCs w:val="22"/>
-        </w:rPr>
-        <w:t>{</w:t>
-      </w:r>
-      <w:proofErr w:type="spellStart"/>
-      <w:r>
-        <w:rPr>
-          <w:rFonts w:ascii="Arial" w:hAnsi="Arial" w:cs="Arial"/>
-          <w:sz w:val="22"/>
-          <w:szCs w:val="22"/>
-        </w:rPr>
-        <w:t>fromDam-agenteAduana</w:t>
-      </w:r>
-      <w:proofErr w:type="spellEnd"/>
-      <w:r>
-        <w:rPr>
-          <w:rFonts w:ascii="Arial" w:hAnsi="Arial" w:cs="Arial"/>
-          <w:sz w:val="22"/>
-          <w:szCs w:val="22"/>
-        </w:rPr>
-        <w:t>}</w:t>
+        <w:t xml:space="preserve">; </w:t>
+      </w:r>
+      <w:r>
+        <w:rPr>
+          <w:rFonts w:ascii="Arial" w:hAnsi="Arial" w:cs="Arial"/>
+          <w:sz w:val="22"/>
+          <w:szCs w:val="22"/>
+        </w:rPr>
+        <w:t xml:space="preserve">según lo declarado en DAM; con destino final la jurisdicción de la Intendencia de la Aduana de Pucallpa, para cuyos efectos consignó en las series </w:t>
+      </w:r>
+      <w:r>
+        <w:rPr>
+          <w:rFonts w:ascii="Arial" w:hAnsi="Arial" w:cs="Arial"/>
+          <w:sz w:val="22"/>
+          <w:szCs w:val="22"/>
+        </w:rPr>
+        <w:t>{fromDam-rangoSeriesAcogida}</w:t>
       </w:r>
       <w:r>
         <w:rPr>
@@ -1147,603 +1340,7 @@
           <w:sz w:val="22"/>
           <w:szCs w:val="22"/>
         </w:rPr>
-        <w:t>{</w:t>
-      </w:r>
-      <w:proofErr w:type="spellStart"/>
-      <w:r>
-        <w:rPr>
-          <w:rFonts w:ascii="Arial" w:hAnsi="Arial" w:cs="Arial"/>
-          <w:b/>
-          <w:bCs/>
-          <w:color w:val="FF0000"/>
-          <w:sz w:val="22"/>
-          <w:szCs w:val="22"/>
-        </w:rPr>
-        <w:t>fromDam-agenteAduanaRRR</w:t>
-      </w:r>
-      <w:proofErr w:type="spellEnd"/>
-      <w:r>
-        <w:rPr>
-          <w:rFonts w:ascii="Arial" w:hAnsi="Arial" w:cs="Arial"/>
-          <w:b/>
-          <w:bCs/>
-          <w:color w:val="FF0000"/>
-          <w:sz w:val="22"/>
-          <w:szCs w:val="22"/>
-        </w:rPr>
-        <w:t xml:space="preserve">} </w:t>
-      </w:r>
-      <w:r>
-        <w:rPr>
-          <w:rFonts w:ascii="Arial" w:hAnsi="Arial" w:cs="Arial"/>
-          <w:sz w:val="22"/>
-          <w:szCs w:val="22"/>
-        </w:rPr>
-        <w:t xml:space="preserve">en representación de su comitente </w:t>
-      </w:r>
-      <w:r>
-        <w:rPr>
-          <w:rFonts w:ascii="Arial" w:hAnsi="Arial" w:cs="Arial"/>
-          <w:sz w:val="22"/>
-          <w:szCs w:val="22"/>
-        </w:rPr>
-        <w:t>{</w:t>
-      </w:r>
-      <w:proofErr w:type="spellStart"/>
-      <w:r>
-        <w:rPr>
-          <w:rFonts w:ascii="Arial" w:hAnsi="Arial" w:cs="Arial"/>
-          <w:sz w:val="22"/>
-          <w:szCs w:val="22"/>
-        </w:rPr>
-        <w:t>fromDam-nombreEmpresa</w:t>
-      </w:r>
-      <w:proofErr w:type="spellEnd"/>
-      <w:r>
-        <w:rPr>
-          <w:rFonts w:ascii="Arial" w:hAnsi="Arial" w:cs="Arial"/>
-          <w:sz w:val="22"/>
-          <w:szCs w:val="22"/>
-        </w:rPr>
-        <w:t>}</w:t>
-      </w:r>
-      <w:r>
-        <w:rPr>
-          <w:rFonts w:ascii="Arial" w:hAnsi="Arial" w:cs="Arial"/>
-          <w:b/>
-          <w:bCs/>
-          <w:color w:val="FF0000"/>
-          <w:sz w:val="22"/>
-          <w:szCs w:val="22"/>
-        </w:rPr>
-        <w:t>{</w:t>
-      </w:r>
-      <w:proofErr w:type="spellStart"/>
-      <w:r>
-        <w:rPr>
-          <w:rFonts w:ascii="Arial" w:hAnsi="Arial" w:cs="Arial"/>
-          <w:b/>
-          <w:bCs/>
-          <w:color w:val="FF0000"/>
-          <w:sz w:val="22"/>
-          <w:szCs w:val="22"/>
-        </w:rPr>
-        <w:t>fromDam-nombreEmpresaRRR</w:t>
-      </w:r>
-      <w:proofErr w:type="spellEnd"/>
-      <w:r>
-        <w:rPr>
-          <w:rFonts w:ascii="Arial" w:hAnsi="Arial" w:cs="Arial"/>
-          <w:b/>
-          <w:bCs/>
-          <w:color w:val="FF0000"/>
-          <w:sz w:val="22"/>
-          <w:szCs w:val="22"/>
-        </w:rPr>
-        <w:t>}</w:t>
-      </w:r>
-      <w:r>
-        <w:rPr>
-          <w:rFonts w:ascii="Arial" w:hAnsi="Arial" w:cs="Arial"/>
-          <w:color w:val="000000" w:themeColor="text1"/>
-          <w:sz w:val="22"/>
-          <w:szCs w:val="22"/>
-        </w:rPr>
-        <w:t>,</w:t>
-      </w:r>
-      <w:r>
-        <w:rPr>
-          <w:rFonts w:ascii="Arial" w:hAnsi="Arial" w:cs="Arial"/>
-          <w:color w:val="FF0000"/>
-          <w:sz w:val="22"/>
-          <w:szCs w:val="22"/>
-        </w:rPr>
-        <w:t xml:space="preserve"> </w:t>
-      </w:r>
-      <w:r>
-        <w:rPr>
-          <w:rFonts w:ascii="Arial" w:hAnsi="Arial" w:cs="Arial"/>
-          <w:sz w:val="22"/>
-          <w:szCs w:val="22"/>
-        </w:rPr>
-        <w:t xml:space="preserve">numeró en la Intendencia de </w:t>
-      </w:r>
-      <w:r>
-        <w:rPr>
-          <w:rFonts w:ascii="Arial" w:hAnsi="Arial" w:cs="Arial"/>
-          <w:sz w:val="22"/>
-          <w:szCs w:val="22"/>
-        </w:rPr>
-        <w:t>{</w:t>
-      </w:r>
-      <w:proofErr w:type="spellStart"/>
-      <w:r>
-        <w:rPr>
-          <w:rFonts w:ascii="Arial" w:hAnsi="Arial" w:cs="Arial"/>
-          <w:sz w:val="22"/>
-          <w:szCs w:val="22"/>
-        </w:rPr>
-        <w:t>fromDam-aduanaNumeracion</w:t>
-      </w:r>
-      <w:proofErr w:type="spellEnd"/>
-      <w:r>
-        <w:rPr>
-          <w:rFonts w:ascii="Arial" w:hAnsi="Arial" w:cs="Arial"/>
-          <w:sz w:val="22"/>
-          <w:szCs w:val="22"/>
-        </w:rPr>
-        <w:t>}</w:t>
-      </w:r>
-      <w:r>
-        <w:rPr>
-          <w:rFonts w:ascii="Arial" w:hAnsi="Arial" w:cs="Arial"/>
-          <w:b/>
-          <w:bCs/>
-          <w:color w:val="FF0000"/>
-          <w:sz w:val="22"/>
-          <w:szCs w:val="22"/>
-        </w:rPr>
-        <w:t>{</w:t>
-      </w:r>
-      <w:proofErr w:type="spellStart"/>
-      <w:r>
-        <w:rPr>
-          <w:rFonts w:ascii="Arial" w:hAnsi="Arial" w:cs="Arial"/>
-          <w:b/>
-          <w:bCs/>
-          <w:color w:val="FF0000"/>
-          <w:sz w:val="22"/>
-          <w:szCs w:val="22"/>
-        </w:rPr>
-        <w:t>fromDam-aduanaNumeracionRRR</w:t>
-      </w:r>
-      <w:proofErr w:type="spellEnd"/>
-      <w:r>
-        <w:rPr>
-          <w:rFonts w:ascii="Arial" w:hAnsi="Arial" w:cs="Arial"/>
-          <w:b/>
-          <w:bCs/>
-          <w:color w:val="FF0000"/>
-          <w:sz w:val="22"/>
-          <w:szCs w:val="22"/>
-        </w:rPr>
-        <w:t>}</w:t>
-      </w:r>
-      <w:r>
-        <w:rPr>
-          <w:rFonts w:ascii="Arial" w:hAnsi="Arial" w:cs="Arial"/>
-          <w:color w:val="FF0000"/>
-          <w:sz w:val="22"/>
-          <w:szCs w:val="22"/>
-        </w:rPr>
-        <w:t xml:space="preserve"> </w:t>
-      </w:r>
-      <w:r>
-        <w:rPr>
-          <w:rFonts w:ascii="Arial" w:hAnsi="Arial" w:cs="Arial"/>
-          <w:sz w:val="22"/>
-          <w:szCs w:val="22"/>
-        </w:rPr>
-        <w:t xml:space="preserve">la DAM </w:t>
-      </w:r>
-      <w:r>
-        <w:rPr>
-          <w:rFonts w:ascii="Arial" w:hAnsi="Arial" w:cs="Arial"/>
-          <w:sz w:val="22"/>
-          <w:szCs w:val="22"/>
-        </w:rPr>
-        <w:t>n</w:t>
-      </w:r>
-      <w:r>
-        <w:rPr>
-          <w:rFonts w:ascii="Arial" w:hAnsi="Arial" w:cs="Arial"/>
-          <w:sz w:val="22"/>
-          <w:szCs w:val="22"/>
-        </w:rPr>
-        <w:t>.º</w:t>
-      </w:r>
-      <w:r>
-        <w:rPr>
-          <w:sz w:val="22"/>
-          <w:szCs w:val="22"/>
-        </w:rPr>
-        <w:t xml:space="preserve"> </w:t>
-      </w:r>
-      <w:r>
-        <w:rPr>
-          <w:rFonts w:ascii="Arial" w:hAnsi="Arial" w:cs="Arial"/>
-          <w:sz w:val="22"/>
-          <w:szCs w:val="22"/>
-        </w:rPr>
-        <w:t>{</w:t>
-      </w:r>
-      <w:proofErr w:type="spellStart"/>
-      <w:r>
-        <w:rPr>
-          <w:rFonts w:ascii="Arial" w:hAnsi="Arial" w:cs="Arial"/>
-          <w:sz w:val="22"/>
-          <w:szCs w:val="22"/>
-        </w:rPr>
-        <w:t>fromDam-numeroDam</w:t>
-      </w:r>
-      <w:proofErr w:type="spellEnd"/>
-      <w:r>
-        <w:rPr>
-          <w:rFonts w:ascii="Arial" w:hAnsi="Arial" w:cs="Arial"/>
-          <w:sz w:val="22"/>
-          <w:szCs w:val="22"/>
-        </w:rPr>
-        <w:t>}</w:t>
-      </w:r>
-      <w:r>
-        <w:rPr>
-          <w:rFonts w:ascii="Arial" w:hAnsi="Arial" w:cs="Arial"/>
-          <w:b/>
-          <w:bCs/>
-          <w:color w:val="FF0000"/>
-          <w:sz w:val="22"/>
-          <w:szCs w:val="22"/>
-        </w:rPr>
-        <w:t>{</w:t>
-      </w:r>
-      <w:proofErr w:type="spellStart"/>
-      <w:r>
-        <w:rPr>
-          <w:rFonts w:ascii="Arial" w:hAnsi="Arial" w:cs="Arial"/>
-          <w:b/>
-          <w:bCs/>
-          <w:color w:val="FF0000"/>
-          <w:sz w:val="22"/>
-          <w:szCs w:val="22"/>
-        </w:rPr>
-        <w:t>fromDam-numeroDamRRR</w:t>
-      </w:r>
-      <w:proofErr w:type="spellEnd"/>
-      <w:r>
-        <w:rPr>
-          <w:rFonts w:ascii="Arial" w:hAnsi="Arial" w:cs="Arial"/>
-          <w:b/>
-          <w:bCs/>
-          <w:color w:val="FF0000"/>
-          <w:sz w:val="22"/>
-          <w:szCs w:val="22"/>
-        </w:rPr>
-        <w:t>}</w:t>
-      </w:r>
-      <w:r>
-        <w:rPr>
-          <w:rFonts w:ascii="Arial" w:hAnsi="Arial" w:cs="Arial"/>
-          <w:sz w:val="22"/>
-          <w:szCs w:val="22"/>
-        </w:rPr>
-        <w:t xml:space="preserve"> nacionalizando </w:t>
-      </w:r>
-      <w:r>
-        <w:rPr>
-          <w:rFonts w:ascii="Arial" w:hAnsi="Arial" w:cs="Arial"/>
-          <w:sz w:val="22"/>
-          <w:szCs w:val="22"/>
-        </w:rPr>
-        <w:t>{</w:t>
-      </w:r>
-      <w:proofErr w:type="spellStart"/>
-      <w:r>
-        <w:rPr>
-          <w:rFonts w:ascii="Arial" w:hAnsi="Arial" w:cs="Arial"/>
-          <w:sz w:val="22"/>
-          <w:szCs w:val="22"/>
-        </w:rPr>
-        <w:t>fromDam-cantBultosTexto</w:t>
-      </w:r>
-      <w:proofErr w:type="spellEnd"/>
-      <w:r>
-        <w:rPr>
-          <w:rFonts w:ascii="Arial" w:hAnsi="Arial" w:cs="Arial"/>
-          <w:sz w:val="22"/>
-          <w:szCs w:val="22"/>
-        </w:rPr>
-        <w:t>}</w:t>
-      </w:r>
-      <w:r>
-        <w:rPr>
-          <w:rFonts w:ascii="Arial" w:hAnsi="Arial" w:cs="Arial"/>
-          <w:b/>
-          <w:bCs/>
-          <w:color w:val="FF0000"/>
-          <w:sz w:val="22"/>
-          <w:szCs w:val="22"/>
-        </w:rPr>
-        <w:t>{</w:t>
-      </w:r>
-      <w:proofErr w:type="spellStart"/>
-      <w:r>
-        <w:rPr>
-          <w:rFonts w:ascii="Arial" w:hAnsi="Arial" w:cs="Arial"/>
-          <w:b/>
-          <w:bCs/>
-          <w:color w:val="FF0000"/>
-          <w:sz w:val="22"/>
-          <w:szCs w:val="22"/>
-        </w:rPr>
-        <w:t>fromDam-cantBultosTextoRRR</w:t>
-      </w:r>
-      <w:proofErr w:type="spellEnd"/>
-      <w:r>
-        <w:rPr>
-          <w:rFonts w:ascii="Arial" w:hAnsi="Arial" w:cs="Arial"/>
-          <w:b/>
-          <w:bCs/>
-          <w:color w:val="FF0000"/>
-          <w:sz w:val="22"/>
-          <w:szCs w:val="22"/>
-        </w:rPr>
-        <w:t>}</w:t>
-      </w:r>
-      <w:r>
-        <w:rPr>
-          <w:rFonts w:ascii="Arial" w:hAnsi="Arial" w:cs="Arial"/>
-          <w:b/>
-          <w:bCs/>
-          <w:color w:val="FF0000"/>
-          <w:sz w:val="22"/>
-          <w:szCs w:val="22"/>
-        </w:rPr>
-        <w:t xml:space="preserve"> </w:t>
-      </w:r>
-      <w:r>
-        <w:rPr>
-          <w:rFonts w:ascii="Arial" w:hAnsi="Arial" w:cs="Arial"/>
-          <w:sz w:val="22"/>
-          <w:szCs w:val="22"/>
-        </w:rPr>
-        <w:t>(</w:t>
-      </w:r>
-      <w:r>
-        <w:rPr>
-          <w:rFonts w:ascii="Arial" w:hAnsi="Arial" w:cs="Arial"/>
-          <w:sz w:val="22"/>
-          <w:szCs w:val="22"/>
-        </w:rPr>
-        <w:t>{</w:t>
-      </w:r>
-      <w:proofErr w:type="spellStart"/>
-      <w:r>
-        <w:rPr>
-          <w:rFonts w:ascii="Arial" w:hAnsi="Arial" w:cs="Arial"/>
-          <w:sz w:val="22"/>
-          <w:szCs w:val="22"/>
-        </w:rPr>
-        <w:t>fromDam-cantBultosNumero</w:t>
-      </w:r>
-      <w:proofErr w:type="spellEnd"/>
-      <w:r>
-        <w:rPr>
-          <w:rFonts w:ascii="Arial" w:hAnsi="Arial" w:cs="Arial"/>
-          <w:sz w:val="22"/>
-          <w:szCs w:val="22"/>
-        </w:rPr>
-        <w:t>}</w:t>
-      </w:r>
-      <w:r>
-        <w:rPr>
-          <w:rFonts w:ascii="Arial" w:hAnsi="Arial" w:cs="Arial"/>
-          <w:sz w:val="22"/>
-          <w:szCs w:val="22"/>
-        </w:rPr>
-        <w:t xml:space="preserve">) bultos conteniendo </w:t>
-      </w:r>
-      <w:r>
-        <w:rPr>
-          <w:rFonts w:ascii="Arial" w:hAnsi="Arial" w:cs="Arial"/>
-          <w:sz w:val="22"/>
-          <w:szCs w:val="22"/>
-        </w:rPr>
-        <w:t>{</w:t>
-      </w:r>
-      <w:proofErr w:type="spellStart"/>
-      <w:r>
-        <w:rPr>
-          <w:rFonts w:ascii="Arial" w:hAnsi="Arial" w:cs="Arial"/>
-          <w:sz w:val="22"/>
-          <w:szCs w:val="22"/>
-        </w:rPr>
-        <w:t>fromDam-descripcionMerca</w:t>
-      </w:r>
-      <w:proofErr w:type="spellEnd"/>
-      <w:r>
-        <w:rPr>
-          <w:rFonts w:ascii="Arial" w:hAnsi="Arial" w:cs="Arial"/>
-          <w:sz w:val="22"/>
-          <w:szCs w:val="22"/>
-        </w:rPr>
-        <w:t>}</w:t>
-      </w:r>
-      <w:r>
-        <w:rPr>
-          <w:rFonts w:ascii="Arial" w:hAnsi="Arial" w:cs="Arial"/>
-          <w:b/>
-          <w:bCs/>
-          <w:color w:val="FF0000"/>
-          <w:sz w:val="22"/>
-          <w:szCs w:val="22"/>
-        </w:rPr>
-        <w:t>{</w:t>
-      </w:r>
-      <w:proofErr w:type="spellStart"/>
-      <w:r>
-        <w:rPr>
-          <w:rFonts w:ascii="Arial" w:hAnsi="Arial" w:cs="Arial"/>
-          <w:b/>
-          <w:bCs/>
-          <w:color w:val="FF0000"/>
-          <w:sz w:val="22"/>
-          <w:szCs w:val="22"/>
-        </w:rPr>
-        <w:t>from</w:t>
-      </w:r>
-      <w:r>
-        <w:rPr>
-          <w:rFonts w:ascii="Arial" w:hAnsi="Arial" w:cs="Arial"/>
-          <w:b/>
-          <w:bCs/>
-          <w:color w:val="FF0000"/>
-          <w:sz w:val="22"/>
-          <w:szCs w:val="22"/>
-        </w:rPr>
-        <w:t>D</w:t>
-      </w:r>
-      <w:r>
-        <w:rPr>
-          <w:rFonts w:ascii="Arial" w:hAnsi="Arial" w:cs="Arial"/>
-          <w:b/>
-          <w:bCs/>
-          <w:color w:val="FF0000"/>
-          <w:sz w:val="22"/>
-          <w:szCs w:val="22"/>
-        </w:rPr>
-        <w:t>am-descripcion</w:t>
-      </w:r>
-      <w:r>
-        <w:rPr>
-          <w:rFonts w:ascii="Arial" w:hAnsi="Arial" w:cs="Arial"/>
-          <w:b/>
-          <w:bCs/>
-          <w:color w:val="FF0000"/>
-          <w:sz w:val="22"/>
-          <w:szCs w:val="22"/>
-        </w:rPr>
-        <w:t>M</w:t>
-      </w:r>
-      <w:r>
-        <w:rPr>
-          <w:rFonts w:ascii="Arial" w:hAnsi="Arial" w:cs="Arial"/>
-          <w:b/>
-          <w:bCs/>
-          <w:color w:val="FF0000"/>
-          <w:sz w:val="22"/>
-          <w:szCs w:val="22"/>
-        </w:rPr>
-        <w:t>erca</w:t>
-      </w:r>
-      <w:r>
-        <w:rPr>
-          <w:rFonts w:ascii="Arial" w:hAnsi="Arial" w:cs="Arial"/>
-          <w:b/>
-          <w:bCs/>
-          <w:color w:val="FF0000"/>
-          <w:sz w:val="22"/>
-          <w:szCs w:val="22"/>
-        </w:rPr>
-        <w:t>RRR</w:t>
-      </w:r>
-      <w:proofErr w:type="spellEnd"/>
-      <w:r>
-        <w:rPr>
-          <w:rFonts w:ascii="Arial" w:hAnsi="Arial" w:cs="Arial"/>
-          <w:b/>
-          <w:bCs/>
-          <w:color w:val="FF0000"/>
-          <w:sz w:val="22"/>
-          <w:szCs w:val="22"/>
-        </w:rPr>
-        <w:t>}</w:t>
-      </w:r>
-      <w:r>
-        <w:rPr>
-          <w:rFonts w:ascii="Arial" w:hAnsi="Arial" w:cs="Arial"/>
-          <w:sz w:val="22"/>
-          <w:szCs w:val="22"/>
-        </w:rPr>
-        <w:t xml:space="preserve">; </w:t>
-      </w:r>
-      <w:r>
-        <w:rPr>
-          <w:rFonts w:ascii="Arial" w:hAnsi="Arial" w:cs="Arial"/>
-          <w:sz w:val="22"/>
-          <w:szCs w:val="22"/>
-        </w:rPr>
-        <w:t xml:space="preserve">según lo declarado en DAM; con destino final la jurisdicción de la Intendencia de la Aduana de Pucallpa, para cuyos efectos consignó en las series </w:t>
-      </w:r>
-      <w:r>
-        <w:rPr>
-          <w:rFonts w:ascii="Arial" w:hAnsi="Arial" w:cs="Arial"/>
-          <w:sz w:val="22"/>
-          <w:szCs w:val="22"/>
-        </w:rPr>
-        <w:t>{</w:t>
-      </w:r>
-      <w:proofErr w:type="spellStart"/>
-      <w:r>
-        <w:rPr>
-          <w:rFonts w:ascii="Arial" w:hAnsi="Arial" w:cs="Arial"/>
-          <w:sz w:val="22"/>
-          <w:szCs w:val="22"/>
-        </w:rPr>
-        <w:t>fromDam-rangoSeriesAcogida</w:t>
-      </w:r>
-      <w:proofErr w:type="spellEnd"/>
-      <w:r>
-        <w:rPr>
-          <w:rFonts w:ascii="Arial" w:hAnsi="Arial" w:cs="Arial"/>
-          <w:sz w:val="22"/>
-          <w:szCs w:val="22"/>
-        </w:rPr>
-        <w:t>}</w:t>
-      </w:r>
-      <w:r>
-        <w:rPr>
-          <w:rFonts w:ascii="Arial" w:hAnsi="Arial" w:cs="Arial"/>
-          <w:b/>
-          <w:bCs/>
-          <w:color w:val="FF0000"/>
-          <w:sz w:val="22"/>
-          <w:szCs w:val="22"/>
-        </w:rPr>
-        <w:t>{</w:t>
-      </w:r>
-      <w:proofErr w:type="spellStart"/>
-      <w:r>
-        <w:rPr>
-          <w:rFonts w:ascii="Arial" w:hAnsi="Arial" w:cs="Arial"/>
-          <w:b/>
-          <w:bCs/>
-          <w:color w:val="FF0000"/>
-          <w:sz w:val="22"/>
-          <w:szCs w:val="22"/>
-        </w:rPr>
-        <w:t>fromDam-rangoSeriesAcogidaRRR</w:t>
-      </w:r>
-      <w:proofErr w:type="spellEnd"/>
-      <w:r>
-        <w:rPr>
-          <w:rFonts w:ascii="Arial" w:hAnsi="Arial" w:cs="Arial"/>
-          <w:b/>
-          <w:bCs/>
-          <w:color w:val="FF0000"/>
-          <w:sz w:val="22"/>
-          <w:szCs w:val="22"/>
-        </w:rPr>
-        <w:t>}</w:t>
+        <w:t>{fromDam-rangoSeriesAcogidaRRR}</w:t>
       </w:r>
       <w:r>
         <w:rPr>
@@ -1869,25 +1466,7 @@
           <w:sz w:val="22"/>
           <w:szCs w:val="22"/>
         </w:rPr>
-        <w:t xml:space="preserve">Que, </w:t>
-      </w:r>
-      <w:proofErr w:type="spellStart"/>
-      <w:r>
-        <w:rPr>
-          <w:rFonts w:ascii="Arial" w:hAnsi="Arial" w:cs="Arial"/>
-          <w:sz w:val="22"/>
-          <w:szCs w:val="22"/>
-        </w:rPr>
-        <w:t>el</w:t>
-      </w:r>
-      <w:proofErr w:type="spellEnd"/>
-      <w:r>
-        <w:rPr>
-          <w:rFonts w:ascii="Arial" w:hAnsi="Arial" w:cs="Arial"/>
-          <w:sz w:val="22"/>
-          <w:szCs w:val="22"/>
-        </w:rPr>
-        <w:t xml:space="preserve"> </w:t>
+        <w:t xml:space="preserve">Que, el </w:t>
       </w:r>
       <w:r>
         <w:rPr>
@@ -1903,16 +1482,7 @@
           <w:sz w:val="22"/>
           <w:szCs w:val="22"/>
         </w:rPr>
-        <w:t>fromDam-</w:t>
-      </w:r>
-      <w:proofErr w:type="gramStart"/>
-      <w:r>
-        <w:rPr>
-          <w:rFonts w:ascii="Arial" w:hAnsi="Arial" w:cs="Arial"/>
-          <w:sz w:val="22"/>
-          <w:szCs w:val="22"/>
-        </w:rPr>
-        <w:t>fechaCancelacionTributos</w:t>
+        <w:t>fromDam-fechaCancelacionTributos</w:t>
       </w:r>
       <w:r>
         <w:rPr>
@@ -1931,19 +1501,7 @@
           <w:sz w:val="22"/>
           <w:szCs w:val="22"/>
         </w:rPr>
-        <w:t>{</w:t>
-      </w:r>
-      <w:proofErr w:type="gramEnd"/>
-      <w:r>
-        <w:rPr>
-          <w:rFonts w:ascii="Arial" w:hAnsi="Arial" w:cs="Arial"/>
-          <w:b/>
-          <w:bCs/>
-          <w:color w:val="FF0000"/>
-          <w:sz w:val="22"/>
-          <w:szCs w:val="22"/>
-        </w:rPr>
-        <w:t>fromDam-fechaCancelacionTributosRRR}</w:t>
+        <w:t>{fromDam-fechaCancelacionTributosRRR}</w:t>
       </w:r>
       <w:r>
         <w:rPr>
@@ -2042,7 +1600,23 @@
           <w:sz w:val="22"/>
           <w:szCs w:val="22"/>
         </w:rPr>
-        <w:t xml:space="preserve"> en cumplimiento de la Resolución Ministerial N.º245-99-EF/15;</w:t>
+        <w:t xml:space="preserve"> en cumplimiento de la Resolución Ministerial </w:t>
+      </w:r>
+      <w:r>
+        <w:rPr>
+          <w:rFonts w:ascii="Arial" w:hAnsi="Arial" w:cs="Arial"/>
+          <w:sz w:val="22"/>
+          <w:szCs w:val="22"/>
+        </w:rPr>
+        <w:t>n</w:t>
+      </w:r>
+      <w:r>
+        <w:rPr>
+          <w:rFonts w:ascii="Arial" w:hAnsi="Arial" w:cs="Arial"/>
+          <w:sz w:val="22"/>
+          <w:szCs w:val="22"/>
+        </w:rPr>
+        <w:t>.º245-99-EF/15;</w:t>
       </w:r>
     </w:p>
     <w:p>
@@ -2066,7 +1640,6 @@
         </w:rPr>
         <w:t>{/</w:t>
       </w:r>
-      <w:proofErr w:type="spellStart"/>
       <w:r>
         <w:rPr>
           <w:rFonts w:ascii="Arial" w:hAnsi="Arial" w:cs="Arial"/>
@@ -2075,7 +1648,6 @@
         </w:rPr>
         <w:t>estadoOnlyAMAZONIA</w:t>
       </w:r>
-      <w:proofErr w:type="spellEnd"/>
       <w:r>
         <w:rPr>
           <w:rFonts w:ascii="Arial" w:hAnsi="Arial" w:cs="Arial"/>
@@ -2143,18 +1715,43 @@
           <w:sz w:val="22"/>
           <w:szCs w:val="22"/>
         </w:rPr>
-        <w:t xml:space="preserve">Que, </w:t>
-      </w:r>
-      <w:proofErr w:type="spellStart"/>
-      <w:r>
-        <w:rPr>
-          <w:rFonts w:ascii="Arial" w:hAnsi="Arial" w:cs="Arial"/>
-          <w:sz w:val="22"/>
-          <w:szCs w:val="22"/>
-        </w:rPr>
-        <w:t>el</w:t>
-      </w:r>
-      <w:proofErr w:type="spellEnd"/>
+        <w:t xml:space="preserve">Que, el </w:t>
+      </w:r>
+      <w:r>
+        <w:rPr>
+          <w:rFonts w:ascii="Arial" w:hAnsi="Arial" w:cs="Arial"/>
+          <w:sz w:val="22"/>
+          <w:szCs w:val="22"/>
+        </w:rPr>
+        <w:t>{</w:t>
+      </w:r>
+      <w:r>
+        <w:rPr>
+          <w:rFonts w:ascii="Arial" w:hAnsi="Arial" w:cs="Arial"/>
+          <w:sz w:val="22"/>
+          <w:szCs w:val="22"/>
+        </w:rPr>
+        <w:t>fromDam-fechaCancelacionTributos</w:t>
+      </w:r>
+      <w:r>
+        <w:rPr>
+          <w:rFonts w:ascii="Arial" w:hAnsi="Arial" w:cs="Arial"/>
+          <w:sz w:val="22"/>
+          <w:szCs w:val="22"/>
+        </w:rPr>
+        <w:t>}</w:t>
+      </w:r>
+      <w:r>
+        <w:rPr>
+          <w:rFonts w:ascii="Arial" w:hAnsi="Arial" w:cs="Arial"/>
+          <w:b/>
+          <w:bCs/>
+          <w:color w:val="FF0000"/>
+          <w:sz w:val="22"/>
+          <w:szCs w:val="22"/>
+        </w:rPr>
+        <w:t>{fromDam-fechaCancelacionTributosRRR}</w:t>
+      </w:r>
       <w:r>
         <w:rPr>
           <w:rFonts w:ascii="Arial" w:hAnsi="Arial" w:cs="Arial"/>
@@ -2166,151 +1763,86 @@
       <w:r>
         <w:rPr>
           <w:rFonts w:ascii="Arial" w:hAnsi="Arial" w:cs="Arial"/>
+          <w:bCs/>
+          <w:color w:val="000000"/>
+          <w:sz w:val="22"/>
+          <w:szCs w:val="22"/>
+        </w:rPr>
+        <w:t>se</w:t>
+      </w:r>
+      <w:r>
+        <w:rPr>
+          <w:rFonts w:ascii="Arial" w:hAnsi="Arial" w:cs="Arial"/>
+          <w:sz w:val="22"/>
+          <w:szCs w:val="22"/>
+        </w:rPr>
+        <w:t xml:space="preserve"> cancelan los tributos sujetos a </w:t>
+      </w:r>
+      <w:r>
+        <w:rPr>
+          <w:rFonts w:ascii="Arial" w:hAnsi="Arial" w:cs="Arial"/>
+          <w:sz w:val="22"/>
+          <w:szCs w:val="22"/>
+        </w:rPr>
+        <w:t>regularización</w:t>
+      </w:r>
+      <w:r>
+        <w:rPr>
+          <w:rFonts w:ascii="Arial" w:hAnsi="Arial" w:cs="Arial"/>
+          <w:sz w:val="22"/>
+          <w:szCs w:val="22"/>
+        </w:rPr>
+        <w:t>, correspondientes a la importación señalada en el considerando anterior, siendo abonado</w:t>
+      </w:r>
+      <w:r>
+        <w:rPr>
+          <w:rFonts w:ascii="Arial" w:hAnsi="Arial" w:cs="Arial"/>
+          <w:sz w:val="22"/>
+          <w:szCs w:val="22"/>
+        </w:rPr>
+        <w:t>s</w:t>
+      </w:r>
+      <w:r>
+        <w:rPr>
+          <w:rFonts w:ascii="Arial" w:hAnsi="Arial" w:cs="Arial"/>
+          <w:sz w:val="22"/>
+          <w:szCs w:val="22"/>
+        </w:rPr>
+        <w:t xml:space="preserve"> a la “Sub-Cuenta Especial Tesoro Público – D.S. </w:t>
+      </w:r>
+      <w:r>
+        <w:rPr>
+          <w:rFonts w:ascii="Arial" w:hAnsi="Arial" w:cs="Arial"/>
+          <w:sz w:val="22"/>
+          <w:szCs w:val="22"/>
+        </w:rPr>
+        <w:t>n</w:t>
+      </w:r>
+      <w:r>
+        <w:rPr>
+          <w:rFonts w:ascii="Arial" w:hAnsi="Arial" w:cs="Arial"/>
+          <w:sz w:val="22"/>
+          <w:szCs w:val="22"/>
+        </w:rPr>
+        <w:t>.º 015-94-EF” el importe de S/</w:t>
+      </w:r>
+      <w:r>
+        <w:rPr>
+          <w:rFonts w:ascii="Arial" w:hAnsi="Arial" w:cs="Arial"/>
+          <w:sz w:val="22"/>
+          <w:szCs w:val="22"/>
+        </w:rPr>
+        <w:t xml:space="preserve"> </w:t>
+      </w:r>
+      <w:r>
+        <w:rPr>
+          <w:rFonts w:ascii="Arial" w:hAnsi="Arial" w:cs="Arial"/>
           <w:sz w:val="22"/>
           <w:szCs w:val="22"/>
         </w:rPr>
         <w:t>{</w:t>
       </w:r>
-      <w:r>
-        <w:rPr>
-          <w:rFonts w:ascii="Arial" w:hAnsi="Arial" w:cs="Arial"/>
-          <w:sz w:val="22"/>
-          <w:szCs w:val="22"/>
-        </w:rPr>
-        <w:t>fromDam-</w:t>
-      </w:r>
-      <w:proofErr w:type="gramStart"/>
-      <w:r>
-        <w:rPr>
-          <w:rFonts w:ascii="Arial" w:hAnsi="Arial" w:cs="Arial"/>
-          <w:sz w:val="22"/>
-          <w:szCs w:val="22"/>
-        </w:rPr>
-        <w:t>fechaCancelacionTributos</w:t>
-      </w:r>
-      <w:r>
-        <w:rPr>
-          <w:rFonts w:ascii="Arial" w:hAnsi="Arial" w:cs="Arial"/>
-          <w:sz w:val="22"/>
-          <w:szCs w:val="22"/>
-        </w:rPr>
-        <w:t>}</w:t>
-      </w:r>
-      <w:r>
-        <w:rPr>
-          <w:rFonts w:ascii="Arial" w:hAnsi="Arial" w:cs="Arial"/>
-          <w:b/>
-          <w:bCs/>
-          <w:color w:val="FF0000"/>
-          <w:sz w:val="22"/>
-          <w:szCs w:val="22"/>
-        </w:rPr>
-        <w:t>{</w:t>
-      </w:r>
-      <w:proofErr w:type="gramEnd"/>
-      <w:r>
-        <w:rPr>
-          <w:rFonts w:ascii="Arial" w:hAnsi="Arial" w:cs="Arial"/>
-          <w:b/>
-          <w:bCs/>
-          <w:color w:val="FF0000"/>
-          <w:sz w:val="22"/>
-          <w:szCs w:val="22"/>
-        </w:rPr>
-        <w:t>fromDam-fechaCancelacionTributosRRR}</w:t>
-      </w:r>
-      <w:r>
-        <w:rPr>
-          <w:rFonts w:ascii="Arial" w:hAnsi="Arial" w:cs="Arial"/>
-          <w:sz w:val="22"/>
-          <w:szCs w:val="22"/>
-        </w:rPr>
-        <w:t xml:space="preserve"> </w:t>
-      </w:r>
-      <w:r>
-        <w:rPr>
-          <w:rFonts w:ascii="Arial" w:hAnsi="Arial" w:cs="Arial"/>
-          <w:bCs/>
-          <w:color w:val="000000"/>
-          <w:sz w:val="22"/>
-          <w:szCs w:val="22"/>
-        </w:rPr>
-        <w:t>se</w:t>
-      </w:r>
-      <w:r>
-        <w:rPr>
-          <w:rFonts w:ascii="Arial" w:hAnsi="Arial" w:cs="Arial"/>
-          <w:sz w:val="22"/>
-          <w:szCs w:val="22"/>
-        </w:rPr>
-        <w:t xml:space="preserve"> cancelan los tributos sujetos a </w:t>
-      </w:r>
-      <w:r>
-        <w:rPr>
-          <w:rFonts w:ascii="Arial" w:hAnsi="Arial" w:cs="Arial"/>
-          <w:sz w:val="22"/>
-          <w:szCs w:val="22"/>
-        </w:rPr>
-        <w:t>regularización</w:t>
-      </w:r>
-      <w:r>
-        <w:rPr>
-          <w:rFonts w:ascii="Arial" w:hAnsi="Arial" w:cs="Arial"/>
-          <w:sz w:val="22"/>
-          <w:szCs w:val="22"/>
-        </w:rPr>
-        <w:t>, correspondientes a la importación señalada en el considerando anterior, siendo abonado</w:t>
-      </w:r>
-      <w:r>
-        <w:rPr>
-          <w:rFonts w:ascii="Arial" w:hAnsi="Arial" w:cs="Arial"/>
-          <w:sz w:val="22"/>
-          <w:szCs w:val="22"/>
-        </w:rPr>
-        <w:t>s</w:t>
-      </w:r>
-      <w:r>
-        <w:rPr>
-          <w:rFonts w:ascii="Arial" w:hAnsi="Arial" w:cs="Arial"/>
-          <w:sz w:val="22"/>
-          <w:szCs w:val="22"/>
-        </w:rPr>
-        <w:t xml:space="preserve"> a la “Sub-Cuenta Especial Tesoro Público – D.S. </w:t>
-      </w:r>
-      <w:r>
-        <w:rPr>
-          <w:rFonts w:ascii="Arial" w:hAnsi="Arial" w:cs="Arial"/>
-          <w:sz w:val="22"/>
-          <w:szCs w:val="22"/>
-        </w:rPr>
-        <w:t>n</w:t>
-      </w:r>
-      <w:r>
-        <w:rPr>
-          <w:rFonts w:ascii="Arial" w:hAnsi="Arial" w:cs="Arial"/>
-          <w:sz w:val="22"/>
-          <w:szCs w:val="22"/>
-        </w:rPr>
-        <w:t>.º 015-94-EF” el importe de S/</w:t>
-      </w:r>
-      <w:r>
-        <w:rPr>
-          <w:rFonts w:ascii="Arial" w:hAnsi="Arial" w:cs="Arial"/>
-          <w:sz w:val="22"/>
-          <w:szCs w:val="22"/>
-        </w:rPr>
-        <w:t xml:space="preserve"> </w:t>
-      </w:r>
-      <w:r>
-        <w:rPr>
-          <w:rFonts w:ascii="Arial" w:hAnsi="Arial" w:cs="Arial"/>
-          <w:sz w:val="22"/>
-          <w:szCs w:val="22"/>
-        </w:rPr>
-        <w:t>{</w:t>
-      </w:r>
       <w:bookmarkStart w:id="0" w:name="_Hlk230558223"/>
-      <w:proofErr w:type="spellStart"/>
       <w:r>
         <w:rPr>
           <w:rFonts w:ascii="Arial" w:hAnsi="Arial" w:cs="Arial"/>
@@ -2320,7 +1852,6 @@
         <w:t>textoTotReguPECO</w:t>
       </w:r>
       <w:bookmarkEnd w:id="0"/>
-      <w:proofErr w:type="spellEnd"/>
       <w:r>
         <w:rPr>
           <w:rFonts w:ascii="Arial" w:hAnsi="Arial" w:cs="Arial"/>
@@ -2447,7 +1978,6 @@
         </w:rPr>
         <w:t>{/</w:t>
       </w:r>
-      <w:proofErr w:type="spellStart"/>
       <w:r>
         <w:rPr>
           <w:rFonts w:ascii="Arial" w:hAnsi="Arial" w:cs="Arial"/>
@@ -2456,7 +1986,6 @@
         </w:rPr>
         <w:t>estadoPECOyAMAZONIA</w:t>
       </w:r>
-      <w:proofErr w:type="spellEnd"/>
       <w:r>
         <w:rPr>
           <w:rFonts w:ascii="Arial" w:hAnsi="Arial" w:cs="Arial"/>
@@ -2508,34 +2037,7 @@
           <w:sz w:val="22"/>
           <w:szCs w:val="22"/>
         </w:rPr>
-        <w:t xml:space="preserve">Que, </w:t>
-      </w:r>
-      <w:proofErr w:type="spellStart"/>
-      <w:r>
-        <w:rPr>
-          <w:rFonts w:ascii="Arial" w:hAnsi="Arial" w:cs="Arial"/>
-          <w:sz w:val="22"/>
-          <w:szCs w:val="22"/>
-        </w:rPr>
-        <w:t>el</w:t>
-      </w:r>
-      <w:proofErr w:type="spellEnd"/>
-      <w:r>
-        <w:rPr>
-          <w:rFonts w:ascii="Arial" w:hAnsi="Arial" w:cs="Arial"/>
-          <w:sz w:val="22"/>
-          <w:szCs w:val="22"/>
-        </w:rPr>
-        <w:t xml:space="preserve"> {fromDam-</w:t>
-      </w:r>
-      <w:proofErr w:type="gramStart"/>
-      <w:r>
-        <w:rPr>
-          <w:rFonts w:ascii="Arial" w:hAnsi="Arial" w:cs="Arial"/>
-          <w:sz w:val="22"/>
-          <w:szCs w:val="22"/>
-        </w:rPr>
-        <w:t>fechaCancelacionTributos}</w:t>
+        <w:t>Que, el {fromDam-fechaCancelacionTributos}</w:t>
       </w:r>
       <w:r>
         <w:rPr>
@@ -2546,19 +2048,7 @@
           <w:sz w:val="22"/>
           <w:szCs w:val="22"/>
         </w:rPr>
-        <w:t>{</w:t>
-      </w:r>
-      <w:proofErr w:type="gramEnd"/>
-      <w:r>
-        <w:rPr>
-          <w:rFonts w:ascii="Arial" w:hAnsi="Arial" w:cs="Arial"/>
-          <w:b/>
-          <w:bCs/>
-          <w:color w:val="FF0000"/>
-          <w:sz w:val="22"/>
-          <w:szCs w:val="22"/>
-        </w:rPr>
-        <w:t>fromDam-fechaCancelacionTributosRRR}</w:t>
+        <w:t>{fromDam-fechaCancelacionTributosRRR}</w:t>
       </w:r>
       <w:r>
         <w:rPr>
@@ -2600,25 +2090,7 @@
           <w:sz w:val="22"/>
           <w:szCs w:val="22"/>
         </w:rPr>
-        <w:t>, correspondientes a la importación señalada en el considerando anterior, siendo abonados a la “Sub-Cuenta Especial Tesoro Público – D.S. n.º 015-94-EF” el importe de S/ {</w:t>
-      </w:r>
-      <w:proofErr w:type="spellStart"/>
-      <w:r>
-        <w:rPr>
-          <w:rFonts w:ascii="Arial" w:hAnsi="Arial" w:cs="Arial"/>
-          <w:sz w:val="22"/>
-          <w:szCs w:val="22"/>
-        </w:rPr>
-        <w:t>textoTotReguPECO</w:t>
-      </w:r>
-      <w:proofErr w:type="spellEnd"/>
-      <w:r>
-        <w:rPr>
-          <w:rFonts w:ascii="Arial" w:hAnsi="Arial" w:cs="Arial"/>
-          <w:sz w:val="22"/>
-          <w:szCs w:val="22"/>
-        </w:rPr>
-        <w:t>} en cumplimiento de la Resolución Ministerial n.º</w:t>
+        <w:t>, correspondientes a la importación señalada en el considerando anterior, siendo abonados a la “Sub-Cuenta Especial Tesoro Público – D.S. n.º 015-94-EF” el importe de S/ {textoTotReguPECO} en cumplimiento de la Resolución Ministerial n.º</w:t>
       </w:r>
       <w:r>
         <w:rPr>
@@ -2656,25 +2128,7 @@
           <w:sz w:val="22"/>
           <w:szCs w:val="22"/>
         </w:rPr>
-        <w:t>{/</w:t>
-      </w:r>
-      <w:proofErr w:type="spellStart"/>
-      <w:r>
-        <w:rPr>
-          <w:rFonts w:ascii="Arial" w:hAnsi="Arial" w:cs="Arial"/>
-          <w:sz w:val="22"/>
-          <w:szCs w:val="22"/>
-        </w:rPr>
-        <w:t>estadoOnlyPECO</w:t>
-      </w:r>
-      <w:proofErr w:type="spellEnd"/>
-      <w:r>
-        <w:rPr>
-          <w:rFonts w:ascii="Arial" w:hAnsi="Arial" w:cs="Arial"/>
-          <w:sz w:val="22"/>
-          <w:szCs w:val="22"/>
-        </w:rPr>
-        <w:t>}</w:t>
+        <w:t>{/estadoOnlyPECO}</w:t>
       </w:r>
     </w:p>
     <w:p>
@@ -2860,18 +2314,43 @@
           <w:sz w:val="22"/>
           <w:szCs w:val="22"/>
         </w:rPr>
+        <w:t>{fromDam-nombreEmpresa}</w:t>
+      </w:r>
+      <w:r>
+        <w:rPr>
+          <w:rFonts w:ascii="Arial" w:hAnsi="Arial" w:cs="Arial"/>
+          <w:b/>
+          <w:bCs/>
+          <w:color w:val="FF0000"/>
+          <w:sz w:val="22"/>
+          <w:szCs w:val="22"/>
+        </w:rPr>
+        <w:t>{fromDam-nombreEmpresaRRR}</w:t>
+      </w:r>
+      <w:r>
+        <w:rPr>
+          <w:rFonts w:ascii="Arial" w:hAnsi="Arial" w:cs="Arial"/>
+          <w:sz w:val="22"/>
+          <w:szCs w:val="22"/>
+        </w:rPr>
+        <w:t xml:space="preserve">, </w:t>
+      </w:r>
+      <w:r>
+        <w:rPr>
+          <w:rFonts w:ascii="Arial" w:hAnsi="Arial" w:cs="Arial"/>
+          <w:sz w:val="22"/>
+          <w:szCs w:val="22"/>
+        </w:rPr>
         <w:t>{</w:t>
       </w:r>
-      <w:proofErr w:type="spellStart"/>
-      <w:r>
-        <w:rPr>
-          <w:rFonts w:ascii="Arial" w:hAnsi="Arial" w:cs="Arial"/>
-          <w:sz w:val="22"/>
-          <w:szCs w:val="22"/>
-        </w:rPr>
-        <w:t>fromDam-nombreEmpresa</w:t>
-      </w:r>
-      <w:proofErr w:type="spellEnd"/>
+      <w:r>
+        <w:rPr>
+          <w:rFonts w:ascii="Arial" w:hAnsi="Arial" w:cs="Arial"/>
+          <w:sz w:val="22"/>
+          <w:szCs w:val="22"/>
+        </w:rPr>
+        <w:t>textoSolReg02</w:t>
+      </w:r>
       <w:r>
         <w:rPr>
           <w:rFonts w:ascii="Arial" w:hAnsi="Arial" w:cs="Arial"/>
@@ -2883,15 +2362,53 @@
       <w:r>
         <w:rPr>
           <w:rFonts w:ascii="Arial" w:hAnsi="Arial" w:cs="Arial"/>
+          <w:sz w:val="22"/>
+          <w:szCs w:val="22"/>
+        </w:rPr>
+        <w:t xml:space="preserve">; y, con confirmación de llegada </w:t>
+      </w:r>
+      <w:r>
+        <w:rPr>
+          <w:rFonts w:ascii="Arial" w:hAnsi="Arial" w:cs="Arial"/>
+          <w:sz w:val="22"/>
+          <w:szCs w:val="22"/>
+        </w:rPr>
+        <w:t>n</w:t>
+      </w:r>
+      <w:r>
+        <w:rPr>
+          <w:rFonts w:ascii="Arial" w:hAnsi="Arial" w:cs="Arial"/>
+          <w:sz w:val="22"/>
+          <w:szCs w:val="22"/>
+        </w:rPr>
+        <w:t>.º</w:t>
+      </w:r>
+      <w:r>
+        <w:rPr>
+          <w:sz w:val="22"/>
+          <w:szCs w:val="22"/>
+        </w:rPr>
+        <w:t xml:space="preserve"> </w:t>
+      </w:r>
+      <w:r>
+        <w:rPr>
+          <w:rFonts w:ascii="Arial" w:hAnsi="Arial" w:cs="Arial"/>
+          <w:sz w:val="22"/>
+          <w:szCs w:val="22"/>
+        </w:rPr>
+        <w:t>{cuadroPedoAmazonia-numeroConfirmacion}</w:t>
+      </w:r>
+      <w:r>
+        <w:rPr>
+          <w:rFonts w:ascii="Arial" w:hAnsi="Arial" w:cs="Arial"/>
           <w:b/>
           <w:bCs/>
           <w:color w:val="FF0000"/>
           <w:sz w:val="22"/>
           <w:szCs w:val="22"/>
         </w:rPr>
-        <w:t>{</w:t>
-      </w:r>
-      <w:proofErr w:type="spellStart"/>
+        <w:t>{cuadroPedoAmazonia-numeroConfirmacionRRR}</w:t>
+      </w:r>
       <w:r>
         <w:rPr>
           <w:rFonts w:ascii="Arial" w:hAnsi="Arial" w:cs="Arial"/>
@@ -2901,81 +2418,6 @@
           <w:sz w:val="22"/>
           <w:szCs w:val="22"/>
         </w:rPr>
-        <w:t>fromDam-nombreEmpresaRRR</w:t>
-      </w:r>
-      <w:proofErr w:type="spellEnd"/>
-      <w:r>
-        <w:rPr>
-          <w:rFonts w:ascii="Arial" w:hAnsi="Arial" w:cs="Arial"/>
-          <w:b/>
-          <w:bCs/>
-          <w:color w:val="FF0000"/>
-          <w:sz w:val="22"/>
-          <w:szCs w:val="22"/>
-        </w:rPr>
-        <w:t>}</w:t>
-      </w:r>
-      <w:r>
-        <w:rPr>
-          <w:rFonts w:ascii="Arial" w:hAnsi="Arial" w:cs="Arial"/>
-          <w:sz w:val="22"/>
-          <w:szCs w:val="22"/>
-        </w:rPr>
-        <w:t xml:space="preserve">, </w:t>
-      </w:r>
-      <w:r>
-        <w:rPr>
-          <w:rFonts w:ascii="Arial" w:hAnsi="Arial" w:cs="Arial"/>
-          <w:sz w:val="22"/>
-          <w:szCs w:val="22"/>
-        </w:rPr>
-        <w:t>{</w:t>
-      </w:r>
-      <w:r>
-        <w:rPr>
-          <w:rFonts w:ascii="Arial" w:hAnsi="Arial" w:cs="Arial"/>
-          <w:sz w:val="22"/>
-          <w:szCs w:val="22"/>
-        </w:rPr>
-        <w:t>textoSolReg02</w:t>
-      </w:r>
-      <w:r>
-        <w:rPr>
-          <w:rFonts w:ascii="Arial" w:hAnsi="Arial" w:cs="Arial"/>
-          <w:sz w:val="22"/>
-          <w:szCs w:val="22"/>
-        </w:rPr>
-        <w:t>}</w:t>
-      </w:r>
-      <w:r>
-        <w:rPr>
-          <w:rFonts w:ascii="Arial" w:hAnsi="Arial" w:cs="Arial"/>
-          <w:sz w:val="22"/>
-          <w:szCs w:val="22"/>
-        </w:rPr>
-        <w:t xml:space="preserve">; y, con confirmación de llegada </w:t>
-      </w:r>
-      <w:r>
-        <w:rPr>
-          <w:rFonts w:ascii="Arial" w:hAnsi="Arial" w:cs="Arial"/>
-          <w:sz w:val="22"/>
-          <w:szCs w:val="22"/>
-        </w:rPr>
-        <w:t>n</w:t>
-      </w:r>
-      <w:r>
-        <w:rPr>
-          <w:rFonts w:ascii="Arial" w:hAnsi="Arial" w:cs="Arial"/>
-          <w:sz w:val="22"/>
-          <w:szCs w:val="22"/>
-        </w:rPr>
-        <w:t>.º</w:t>
-      </w:r>
-      <w:r>
-        <w:rPr>
-          <w:sz w:val="22"/>
-          <w:szCs w:val="22"/>
-        </w:rPr>
         <w:t xml:space="preserve"> </w:t>
       </w:r>
       <w:r>
@@ -2984,47 +2426,7 @@
           <w:sz w:val="22"/>
           <w:szCs w:val="22"/>
         </w:rPr>
-        <w:t>{cuadroPedoAmazonia-numeroConfirmacion}</w:t>
-      </w:r>
-      <w:r>
-        <w:rPr>
-          <w:rFonts w:ascii="Arial" w:hAnsi="Arial" w:cs="Arial"/>
-          <w:b/>
-          <w:bCs/>
-          <w:color w:val="FF0000"/>
-          <w:sz w:val="22"/>
-          <w:szCs w:val="22"/>
-        </w:rPr>
-        <w:t>{cuadroPedoAmazonia-numeroConfirmacionRRR}</w:t>
-      </w:r>
-      <w:r>
-        <w:rPr>
-          <w:rFonts w:ascii="Arial" w:hAnsi="Arial" w:cs="Arial"/>
-          <w:b/>
-          <w:bCs/>
-          <w:color w:val="FF0000"/>
-          <w:sz w:val="22"/>
-          <w:szCs w:val="22"/>
-        </w:rPr>
-        <w:t xml:space="preserve"> </w:t>
-      </w:r>
-      <w:proofErr w:type="spellStart"/>
-      <w:r>
-        <w:rPr>
-          <w:rFonts w:ascii="Arial" w:hAnsi="Arial" w:cs="Arial"/>
-          <w:sz w:val="22"/>
-          <w:szCs w:val="22"/>
-        </w:rPr>
-        <w:t>del</w:t>
-      </w:r>
-      <w:proofErr w:type="spellEnd"/>
-      <w:r>
-        <w:rPr>
-          <w:rFonts w:ascii="Arial" w:hAnsi="Arial" w:cs="Arial"/>
-          <w:sz w:val="22"/>
-          <w:szCs w:val="22"/>
-        </w:rPr>
-        <w:t xml:space="preserve"> </w:t>
+        <w:t xml:space="preserve">del </w:t>
       </w:r>
       <w:r>
         <w:rPr>
@@ -3105,157 +2507,59 @@
           <w:sz w:val="22"/>
           <w:szCs w:val="22"/>
         </w:rPr>
+        <w:t>{fromInputs-fechaCorreoCecaRRR}</w:t>
+      </w:r>
+      <w:r>
+        <w:rPr>
+          <w:rFonts w:ascii="Arial" w:hAnsi="Arial" w:cs="Arial"/>
+          <w:sz w:val="22"/>
+          <w:szCs w:val="22"/>
+        </w:rPr>
+        <w:t>{fromInputs-fechaCorreoCeca}</w:t>
+      </w:r>
+      <w:r>
+        <w:rPr>
+          <w:rFonts w:ascii="Arial" w:hAnsi="Arial" w:cs="Arial"/>
+          <w:sz w:val="22"/>
+          <w:szCs w:val="22"/>
+        </w:rPr>
+        <w:t xml:space="preserve">, se comunicó al solicitante a la dirección de correo electrónico </w:t>
+      </w:r>
+      <w:r>
+        <w:rPr>
+          <w:rFonts w:ascii="Arial" w:hAnsi="Arial" w:cs="Arial"/>
+          <w:b/>
+          <w:bCs/>
+          <w:color w:val="FF0000"/>
+          <w:sz w:val="22"/>
+          <w:szCs w:val="22"/>
+        </w:rPr>
+        <w:t>{fromInputs-correoCecaRRR}</w:t>
+      </w:r>
+      <w:r>
+        <w:rPr>
+          <w:rFonts w:ascii="Arial" w:hAnsi="Arial" w:cs="Arial"/>
+          <w:sz w:val="22"/>
+          <w:szCs w:val="22"/>
+        </w:rPr>
+        <w:t>{fromInputs-correoCeca}</w:t>
+      </w:r>
+      <w:r>
+        <w:rPr>
+          <w:rFonts w:ascii="Arial" w:hAnsi="Arial" w:cs="Arial"/>
+          <w:sz w:val="22"/>
+          <w:szCs w:val="22"/>
+        </w:rPr>
+        <w:t xml:space="preserve">; la programación de reconocimiento físico conforme </w:t>
+      </w:r>
+      <w:r>
+        <w:rPr>
+          <w:rFonts w:ascii="Arial" w:hAnsi="Arial" w:cs="Arial"/>
+          <w:sz w:val="22"/>
+          <w:szCs w:val="22"/>
+        </w:rPr>
         <w:t>{</w:t>
       </w:r>
-      <w:proofErr w:type="spellStart"/>
-      <w:r>
-        <w:rPr>
-          <w:rFonts w:ascii="Arial" w:hAnsi="Arial" w:cs="Arial"/>
-          <w:b/>
-          <w:bCs/>
-          <w:color w:val="FF0000"/>
-          <w:sz w:val="22"/>
-          <w:szCs w:val="22"/>
-        </w:rPr>
-        <w:t>fromInputs-</w:t>
-      </w:r>
-      <w:proofErr w:type="gramStart"/>
-      <w:r>
-        <w:rPr>
-          <w:rFonts w:ascii="Arial" w:hAnsi="Arial" w:cs="Arial"/>
-          <w:b/>
-          <w:bCs/>
-          <w:color w:val="FF0000"/>
-          <w:sz w:val="22"/>
-          <w:szCs w:val="22"/>
-        </w:rPr>
-        <w:t>fechaCorreoCecaRRR</w:t>
-      </w:r>
-      <w:proofErr w:type="spellEnd"/>
-      <w:r>
-        <w:rPr>
-          <w:rFonts w:ascii="Arial" w:hAnsi="Arial" w:cs="Arial"/>
-          <w:b/>
-          <w:bCs/>
-          <w:color w:val="FF0000"/>
-          <w:sz w:val="22"/>
-          <w:szCs w:val="22"/>
-        </w:rPr>
-        <w:t>}</w:t>
-      </w:r>
-      <w:r>
-        <w:rPr>
-          <w:rFonts w:ascii="Arial" w:hAnsi="Arial" w:cs="Arial"/>
-          <w:sz w:val="22"/>
-          <w:szCs w:val="22"/>
-        </w:rPr>
-        <w:t>{</w:t>
-      </w:r>
-      <w:proofErr w:type="spellStart"/>
-      <w:proofErr w:type="gramEnd"/>
-      <w:r>
-        <w:rPr>
-          <w:rFonts w:ascii="Arial" w:hAnsi="Arial" w:cs="Arial"/>
-          <w:sz w:val="22"/>
-          <w:szCs w:val="22"/>
-        </w:rPr>
-        <w:t>fromInputs-fechaCorreoCeca</w:t>
-      </w:r>
-      <w:proofErr w:type="spellEnd"/>
-      <w:r>
-        <w:rPr>
-          <w:rFonts w:ascii="Arial" w:hAnsi="Arial" w:cs="Arial"/>
-          <w:sz w:val="22"/>
-          <w:szCs w:val="22"/>
-        </w:rPr>
-        <w:t>}</w:t>
-      </w:r>
-      <w:r>
-        <w:rPr>
-          <w:rFonts w:ascii="Arial" w:hAnsi="Arial" w:cs="Arial"/>
-          <w:sz w:val="22"/>
-          <w:szCs w:val="22"/>
-        </w:rPr>
-        <w:t xml:space="preserve">, se comunicó al solicitante a la dirección de correo electrónico </w:t>
-      </w:r>
-      <w:r>
-        <w:rPr>
-          <w:rFonts w:ascii="Arial" w:hAnsi="Arial" w:cs="Arial"/>
-          <w:b/>
-          <w:bCs/>
-          <w:color w:val="FF0000"/>
-          <w:sz w:val="22"/>
-          <w:szCs w:val="22"/>
-        </w:rPr>
-        <w:t>{</w:t>
-      </w:r>
-      <w:proofErr w:type="spellStart"/>
-      <w:r>
-        <w:rPr>
-          <w:rFonts w:ascii="Arial" w:hAnsi="Arial" w:cs="Arial"/>
-          <w:b/>
-          <w:bCs/>
-          <w:color w:val="FF0000"/>
-          <w:sz w:val="22"/>
-          <w:szCs w:val="22"/>
-        </w:rPr>
-        <w:t>fromInputs-correoCecaRRR</w:t>
-      </w:r>
-      <w:proofErr w:type="spellEnd"/>
-      <w:r>
-        <w:rPr>
-          <w:rFonts w:ascii="Arial" w:hAnsi="Arial" w:cs="Arial"/>
-          <w:b/>
-          <w:bCs/>
-          <w:color w:val="FF0000"/>
-          <w:sz w:val="22"/>
-          <w:szCs w:val="22"/>
-        </w:rPr>
-        <w:t>}</w:t>
-      </w:r>
-      <w:r>
-        <w:rPr>
-          <w:rFonts w:ascii="Arial" w:hAnsi="Arial" w:cs="Arial"/>
-          <w:sz w:val="22"/>
-          <w:szCs w:val="22"/>
-        </w:rPr>
-        <w:t>{</w:t>
-      </w:r>
-      <w:proofErr w:type="spellStart"/>
-      <w:r>
-        <w:rPr>
-          <w:rFonts w:ascii="Arial" w:hAnsi="Arial" w:cs="Arial"/>
-          <w:sz w:val="22"/>
-          <w:szCs w:val="22"/>
-        </w:rPr>
-        <w:t>fromInputs-correoCeca</w:t>
-      </w:r>
-      <w:proofErr w:type="spellEnd"/>
-      <w:r>
-        <w:rPr>
-          <w:rFonts w:ascii="Arial" w:hAnsi="Arial" w:cs="Arial"/>
-          <w:sz w:val="22"/>
-          <w:szCs w:val="22"/>
-        </w:rPr>
-        <w:t>}</w:t>
-      </w:r>
-      <w:r>
-        <w:rPr>
-          <w:rFonts w:ascii="Arial" w:hAnsi="Arial" w:cs="Arial"/>
-          <w:sz w:val="22"/>
-          <w:szCs w:val="22"/>
-        </w:rPr>
-        <w:t xml:space="preserve">; la programación de reconocimiento físico conforme </w:t>
-      </w:r>
-      <w:r>
-        <w:rPr>
-          <w:rFonts w:ascii="Arial" w:hAnsi="Arial" w:cs="Arial"/>
-          <w:sz w:val="22"/>
-          <w:szCs w:val="22"/>
-        </w:rPr>
-        <w:t>{</w:t>
-      </w:r>
-      <w:proofErr w:type="spellStart"/>
       <w:r>
         <w:rPr>
           <w:rFonts w:ascii="Arial" w:hAnsi="Arial" w:cs="Arial"/>
@@ -3264,7 +2568,6 @@
         </w:rPr>
         <w:t>textoProceReco</w:t>
       </w:r>
-      <w:proofErr w:type="spellEnd"/>
       <w:r>
         <w:rPr>
           <w:rFonts w:ascii="Arial" w:hAnsi="Arial" w:cs="Arial"/>
@@ -3311,7 +2614,39 @@
           <w:sz w:val="22"/>
           <w:szCs w:val="22"/>
         </w:rPr>
-        <w:t xml:space="preserve">Que, de acuerdo a comunicación antes realizada, se efectuó el reconocimiento físico el </w:t>
+        <w:t xml:space="preserve">Que, de acuerdo </w:t>
+      </w:r>
+      <w:r>
+        <w:rPr>
+          <w:rFonts w:ascii="Arial" w:hAnsi="Arial" w:cs="Arial"/>
+          <w:sz w:val="22"/>
+          <w:szCs w:val="22"/>
+        </w:rPr>
+        <w:t>con</w:t>
+      </w:r>
+      <w:r>
+        <w:rPr>
+          <w:rFonts w:ascii="Arial" w:hAnsi="Arial" w:cs="Arial"/>
+          <w:sz w:val="22"/>
+          <w:szCs w:val="22"/>
+        </w:rPr>
+        <w:t xml:space="preserve"> </w:t>
+      </w:r>
+      <w:r>
+        <w:rPr>
+          <w:rFonts w:ascii="Arial" w:hAnsi="Arial" w:cs="Arial"/>
+          <w:sz w:val="22"/>
+          <w:szCs w:val="22"/>
+        </w:rPr>
+        <w:t xml:space="preserve">la </w:t>
+      </w:r>
+      <w:r>
+        <w:rPr>
+          <w:rFonts w:ascii="Arial" w:hAnsi="Arial" w:cs="Arial"/>
+          <w:sz w:val="22"/>
+          <w:szCs w:val="22"/>
+        </w:rPr>
+        <w:t xml:space="preserve">comunicación antes realizada, se efectuó el reconocimiento físico el </w:t>
       </w:r>
       <w:r>
         <w:rPr>
@@ -3322,70 +2657,15 @@
           <w:sz w:val="22"/>
           <w:szCs w:val="22"/>
         </w:rPr>
-        <w:t>{</w:t>
-      </w:r>
-      <w:proofErr w:type="spellStart"/>
-      <w:r>
-        <w:rPr>
-          <w:rFonts w:ascii="Arial" w:hAnsi="Arial" w:cs="Arial"/>
-          <w:b/>
-          <w:bCs/>
-          <w:color w:val="FF0000"/>
-          <w:sz w:val="22"/>
-          <w:szCs w:val="22"/>
-        </w:rPr>
-        <w:t>fromInputs-</w:t>
-      </w:r>
-      <w:proofErr w:type="gramStart"/>
-      <w:r>
-        <w:rPr>
-          <w:rFonts w:ascii="Arial" w:hAnsi="Arial" w:cs="Arial"/>
-          <w:b/>
-          <w:bCs/>
-          <w:color w:val="FF0000"/>
-          <w:sz w:val="22"/>
-          <w:szCs w:val="22"/>
-        </w:rPr>
-        <w:t>fechaAforoRRR</w:t>
-      </w:r>
-      <w:proofErr w:type="spellEnd"/>
-      <w:r>
-        <w:rPr>
-          <w:rFonts w:ascii="Arial" w:hAnsi="Arial" w:cs="Arial"/>
-          <w:b/>
-          <w:bCs/>
-          <w:color w:val="FF0000"/>
-          <w:sz w:val="22"/>
-          <w:szCs w:val="22"/>
-        </w:rPr>
-        <w:t>}</w:t>
-      </w:r>
-      <w:r>
-        <w:rPr>
-          <w:rFonts w:ascii="Arial" w:hAnsi="Arial" w:cs="Arial"/>
-          <w:sz w:val="22"/>
-          <w:szCs w:val="22"/>
-        </w:rPr>
-        <w:t>{</w:t>
-      </w:r>
-      <w:proofErr w:type="spellStart"/>
-      <w:proofErr w:type="gramEnd"/>
-      <w:r>
-        <w:rPr>
-          <w:rFonts w:ascii="Arial" w:hAnsi="Arial" w:cs="Arial"/>
-          <w:sz w:val="22"/>
-          <w:szCs w:val="22"/>
-        </w:rPr>
-        <w:t>fromInputs-fechaAforo</w:t>
-      </w:r>
-      <w:proofErr w:type="spellEnd"/>
-      <w:r>
-        <w:rPr>
-          <w:rFonts w:ascii="Arial" w:hAnsi="Arial" w:cs="Arial"/>
-          <w:sz w:val="22"/>
-          <w:szCs w:val="22"/>
-        </w:rPr>
-        <w:t>}</w:t>
+        <w:t>{fromInputs-fechaAforoRRR}</w:t>
+      </w:r>
+      <w:r>
+        <w:rPr>
+          <w:rFonts w:ascii="Arial" w:hAnsi="Arial" w:cs="Arial"/>
+          <w:sz w:val="22"/>
+          <w:szCs w:val="22"/>
+        </w:rPr>
+        <w:t>{fromInputs-fechaAforo}</w:t>
       </w:r>
       <w:r>
         <w:rPr>
@@ -3409,25 +2689,7 @@
           <w:sz w:val="22"/>
           <w:szCs w:val="22"/>
         </w:rPr>
-        <w:t>{</w:t>
-      </w:r>
-      <w:proofErr w:type="spellStart"/>
-      <w:r>
-        <w:rPr>
-          <w:rFonts w:ascii="Arial" w:hAnsi="Arial" w:cs="Arial"/>
-          <w:sz w:val="22"/>
-          <w:szCs w:val="22"/>
-        </w:rPr>
-        <w:t>textoRecoFis</w:t>
-      </w:r>
-      <w:proofErr w:type="spellEnd"/>
-      <w:r>
-        <w:rPr>
-          <w:rFonts w:ascii="Arial" w:hAnsi="Arial" w:cs="Arial"/>
-          <w:sz w:val="22"/>
-          <w:szCs w:val="22"/>
-        </w:rPr>
-        <w:t>}</w:t>
+        <w:t>{textoRecoFis}</w:t>
       </w:r>
       <w:r>
         <w:rPr>
@@ -3528,7 +2790,7 @@
           <w:sz w:val="22"/>
           <w:szCs w:val="22"/>
         </w:rPr>
-        <w:t xml:space="preserve">015-94-EF, en el artículo 1° dispone lo siguiente: “El pago de los impuestos que se haya efectuado en la importación de mercancías cuyo destino final sea la zona de selva comprendida en el Convenio de Cooperación Aduanera Peruano - Colombiano, será considerado como un </w:t>
+        <w:t xml:space="preserve">015-94-EF, en el artículo 1° dispone lo siguiente: “El pago de los impuestos que se haya efectuado en la importación de mercancías cuyo destino final sea la zona de selva comprendida en el </w:t>
       </w:r>
       <w:r>
         <w:rPr>
@@ -3537,7 +2799,7 @@
           <w:szCs w:val="22"/>
         </w:rPr>
         <w:lastRenderedPageBreak/>
-        <w:t>pago a cuenta sujeto a regularización en las Aduanas de destino”, asimismo señal a que: “La regularización procederá luego de realizado el reconocimiento físico de las mercancías por la aduana de destino en la zona de selva. De ser el caso, y con sujeción a lo dispuesto en el Convenio de Cooperación Aduanera Peruano Colombiano, el monto pagado en exceso será devuelto";</w:t>
+        <w:t>Convenio de Cooperación Aduanera Peruano - Colombiano, será considerado como un pago a cuenta sujeto a regularización en las Aduanas de destino”, asimismo señala que: “La regularización procederá luego de realizado el reconocimiento físico de las mercancías por la aduana de destino en la zona de selva. De ser el caso, y con sujeción a lo dispuesto en el Convenio de Cooperación Aduanera Peruano Colombiano, el monto pagado en exceso será devuelto";</w:t>
       </w:r>
     </w:p>
     <w:p>
@@ -3573,7 +2835,6 @@
         </w:rPr>
         <w:t>{/</w:t>
       </w:r>
-      <w:proofErr w:type="spellStart"/>
       <w:r>
         <w:rPr>
           <w:rFonts w:ascii="Arial" w:hAnsi="Arial" w:cs="Arial"/>
@@ -3582,7 +2843,6 @@
         </w:rPr>
         <w:t>estadoIncluyePeco</w:t>
       </w:r>
-      <w:proofErr w:type="spellEnd"/>
       <w:r>
         <w:rPr>
           <w:rFonts w:ascii="Arial" w:hAnsi="Arial" w:cs="Arial"/>
@@ -3689,7 +2949,6 @@
         </w:rPr>
         <w:t>{</w:t>
       </w:r>
-      <w:proofErr w:type="spellStart"/>
       <w:r>
         <w:rPr>
           <w:rFonts w:ascii="Arial" w:hAnsi="Arial" w:cs="Arial"/>
@@ -3714,7 +2973,6 @@
         </w:rPr>
         <w:t>rangoSeriesAcogidaSoloPeco</w:t>
       </w:r>
-      <w:proofErr w:type="spellEnd"/>
       <w:r>
         <w:rPr>
           <w:rFonts w:ascii="Arial" w:hAnsi="Arial" w:cs="Arial"/>
@@ -3729,9 +2987,56 @@
           <w:sz w:val="22"/>
           <w:szCs w:val="22"/>
         </w:rPr>
-        <w:t xml:space="preserve"> declaradas con TPI 35 en el casillero 7.23 de la DAM, tienen un Ad-valoren de 0%, por lo que no se reporta montó abonado a la Subcuenta Especial del Tesoro Público Decreto Supremo </w:t>
-      </w:r>
-      <w:proofErr w:type="spellStart"/>
+        <w:t xml:space="preserve"> declaradas con TPI 35 en el casillero 7.23 de la DAM, tienen un Ad-</w:t>
+      </w:r>
+      <w:r>
+        <w:rPr>
+          <w:rFonts w:ascii="Arial" w:hAnsi="Arial" w:cs="Arial"/>
+          <w:sz w:val="22"/>
+          <w:szCs w:val="22"/>
+        </w:rPr>
+        <w:t>V</w:t>
+      </w:r>
+      <w:r>
+        <w:rPr>
+          <w:rFonts w:ascii="Arial" w:hAnsi="Arial" w:cs="Arial"/>
+          <w:sz w:val="22"/>
+          <w:szCs w:val="22"/>
+        </w:rPr>
+        <w:t>alore</w:t>
+      </w:r>
+      <w:r>
+        <w:rPr>
+          <w:rFonts w:ascii="Arial" w:hAnsi="Arial" w:cs="Arial"/>
+          <w:sz w:val="22"/>
+          <w:szCs w:val="22"/>
+        </w:rPr>
+        <w:t>m</w:t>
+      </w:r>
+      <w:r>
+        <w:rPr>
+          <w:rFonts w:ascii="Arial" w:hAnsi="Arial" w:cs="Arial"/>
+          <w:sz w:val="22"/>
+          <w:szCs w:val="22"/>
+        </w:rPr>
+        <w:t xml:space="preserve"> de 0%, por lo que no se reporta mont</w:t>
+      </w:r>
+      <w:r>
+        <w:rPr>
+          <w:rFonts w:ascii="Arial" w:hAnsi="Arial" w:cs="Arial"/>
+          <w:sz w:val="22"/>
+          <w:szCs w:val="22"/>
+        </w:rPr>
+        <w:t>o</w:t>
+      </w:r>
+      <w:r>
+        <w:rPr>
+          <w:rFonts w:ascii="Arial" w:hAnsi="Arial" w:cs="Arial"/>
+          <w:sz w:val="22"/>
+          <w:szCs w:val="22"/>
+        </w:rPr>
+        <w:t xml:space="preserve"> abonado a la Subcuenta Especial del Tesoro Público Decreto Supremo </w:t>
+      </w:r>
       <w:r>
         <w:rPr>
           <w:rFonts w:ascii="Arial" w:hAnsi="Arial" w:cs="Arial"/>
@@ -3754,16 +3059,7 @@
           <w:sz w:val="22"/>
           <w:szCs w:val="22"/>
         </w:rPr>
-        <w:t>°</w:t>
-      </w:r>
-      <w:proofErr w:type="spellEnd"/>
-      <w:r>
-        <w:rPr>
-          <w:rFonts w:ascii="Arial" w:hAnsi="Arial" w:cs="Arial"/>
-          <w:sz w:val="22"/>
-          <w:szCs w:val="22"/>
-        </w:rPr>
-        <w:t xml:space="preserve"> </w:t>
+        <w:t xml:space="preserve">° </w:t>
       </w:r>
       <w:r>
         <w:rPr>
@@ -3823,7 +3119,6 @@
         </w:rPr>
         <w:t>{/</w:t>
       </w:r>
-      <w:proofErr w:type="spellStart"/>
       <w:r>
         <w:rPr>
           <w:rFonts w:ascii="Arial" w:hAnsi="Arial" w:cs="Arial"/>
@@ -3832,7 +3127,6 @@
         </w:rPr>
         <w:t>estadoPECOyAMAZONIAnoProcPECO</w:t>
       </w:r>
-      <w:proofErr w:type="spellEnd"/>
       <w:r>
         <w:rPr>
           <w:rFonts w:ascii="Arial" w:hAnsi="Arial" w:cs="Arial"/>
@@ -3969,25 +3263,7 @@
           <w:sz w:val="22"/>
           <w:szCs w:val="22"/>
         </w:rPr>
-        <w:t>{/</w:t>
-      </w:r>
-      <w:proofErr w:type="spellStart"/>
-      <w:r>
-        <w:rPr>
-          <w:rFonts w:ascii="Arial" w:hAnsi="Arial" w:cs="Arial"/>
-          <w:sz w:val="22"/>
-          <w:szCs w:val="22"/>
-        </w:rPr>
-        <w:t>estadoJuridiccionLoreto</w:t>
-      </w:r>
-      <w:proofErr w:type="spellEnd"/>
-      <w:r>
-        <w:rPr>
-          <w:rFonts w:ascii="Arial" w:hAnsi="Arial" w:cs="Arial"/>
-          <w:sz w:val="22"/>
-          <w:szCs w:val="22"/>
-        </w:rPr>
-        <w:t>}</w:t>
+        <w:t>{/estadoJuridiccionLoreto}</w:t>
       </w:r>
     </w:p>
     <w:p>
@@ -4048,25 +3324,7 @@
           <w:sz w:val="22"/>
           <w:szCs w:val="22"/>
         </w:rPr>
-        <w:t>{/</w:t>
-      </w:r>
-      <w:proofErr w:type="spellStart"/>
-      <w:r>
-        <w:rPr>
-          <w:rFonts w:ascii="Arial" w:hAnsi="Arial" w:cs="Arial"/>
-          <w:sz w:val="22"/>
-          <w:szCs w:val="22"/>
-        </w:rPr>
-        <w:t>estadoJuridiccionOtros</w:t>
-      </w:r>
-      <w:proofErr w:type="spellEnd"/>
-      <w:r>
-        <w:rPr>
-          <w:rFonts w:ascii="Arial" w:hAnsi="Arial" w:cs="Arial"/>
-          <w:sz w:val="22"/>
-          <w:szCs w:val="22"/>
-        </w:rPr>
-        <w:t>}</w:t>
+        <w:t>{/estadoJuridiccionOtros}</w:t>
       </w:r>
     </w:p>
     <w:p>
@@ -4108,25 +3366,7 @@
           <w:sz w:val="22"/>
           <w:szCs w:val="22"/>
         </w:rPr>
-        <w:t>{</w:t>
-      </w:r>
-      <w:proofErr w:type="spellStart"/>
-      <w:r>
-        <w:rPr>
-          <w:rFonts w:ascii="Arial" w:hAnsi="Arial" w:cs="Arial"/>
-          <w:sz w:val="22"/>
-          <w:szCs w:val="22"/>
-        </w:rPr>
-        <w:t>fromDam-nombreEmpresa</w:t>
-      </w:r>
-      <w:proofErr w:type="spellEnd"/>
-      <w:r>
-        <w:rPr>
-          <w:rFonts w:ascii="Arial" w:hAnsi="Arial" w:cs="Arial"/>
-          <w:sz w:val="22"/>
-          <w:szCs w:val="22"/>
-        </w:rPr>
-        <w:t>}</w:t>
+        <w:t>{fromDam-nombreEmpresa}</w:t>
       </w:r>
       <w:r>
         <w:rPr>
@@ -4137,9 +3377,17 @@
           <w:sz w:val="22"/>
           <w:szCs w:val="22"/>
         </w:rPr>
-        <w:t>{</w:t>
-      </w:r>
-      <w:proofErr w:type="spellStart"/>
+        <w:t>{fromDam-nombreEmpresaRRR}</w:t>
+      </w:r>
+      <w:r>
+        <w:rPr>
+          <w:rFonts w:ascii="Arial" w:hAnsi="Arial" w:cs="Arial"/>
+          <w:color w:val="000000" w:themeColor="text1"/>
+          <w:sz w:val="22"/>
+          <w:szCs w:val="22"/>
+        </w:rPr>
+        <w:t>,</w:t>
+      </w:r>
       <w:r>
         <w:rPr>
           <w:rFonts w:ascii="Arial" w:hAnsi="Arial" w:cs="Arial"/>
@@ -4149,38 +3397,6 @@
           <w:sz w:val="22"/>
           <w:szCs w:val="22"/>
         </w:rPr>
-        <w:t>fromDam-nombreEmpresaRRR</w:t>
-      </w:r>
-      <w:proofErr w:type="spellEnd"/>
-      <w:r>
-        <w:rPr>
-          <w:rFonts w:ascii="Arial" w:hAnsi="Arial" w:cs="Arial"/>
-          <w:b/>
-          <w:bCs/>
-          <w:color w:val="FF0000"/>
-          <w:sz w:val="22"/>
-          <w:szCs w:val="22"/>
-        </w:rPr>
-        <w:t>}</w:t>
-      </w:r>
-      <w:r>
-        <w:rPr>
-          <w:rFonts w:ascii="Arial" w:hAnsi="Arial" w:cs="Arial"/>
-          <w:color w:val="000000" w:themeColor="text1"/>
-          <w:sz w:val="22"/>
-          <w:szCs w:val="22"/>
-        </w:rPr>
-        <w:t>,</w:t>
-      </w:r>
-      <w:r>
-        <w:rPr>
-          <w:rFonts w:ascii="Arial" w:hAnsi="Arial" w:cs="Arial"/>
-          <w:b/>
-          <w:bCs/>
-          <w:color w:val="FF0000"/>
-          <w:sz w:val="22"/>
-          <w:szCs w:val="22"/>
-        </w:rPr>
         <w:t xml:space="preserve"> </w:t>
       </w:r>
       <w:r>
@@ -4221,7 +3437,23 @@
           <w:sz w:val="22"/>
           <w:szCs w:val="22"/>
         </w:rPr>
-        <w:t xml:space="preserve">103-99-EF – “Reglamento de las Disposiciones Tributarias contenidas en la Ley de Promoción de la Inversión en la Amazonía", tal como se puede evidenciar de la información contenida en el Informe </w:t>
+        <w:t xml:space="preserve">103-99-EF – “Reglamento de las Disposiciones Tributarias contenidas en la Ley de Promoción de la Inversión en la Amazonía", tal como se puede evidenciar de la información contenida en el </w:t>
+      </w:r>
+      <w:r>
+        <w:rPr>
+          <w:rFonts w:ascii="Arial" w:hAnsi="Arial" w:cs="Arial"/>
+          <w:sz w:val="22"/>
+          <w:szCs w:val="22"/>
+        </w:rPr>
+        <w:t>i</w:t>
+      </w:r>
+      <w:r>
+        <w:rPr>
+          <w:rFonts w:ascii="Arial" w:hAnsi="Arial" w:cs="Arial"/>
+          <w:sz w:val="22"/>
+          <w:szCs w:val="22"/>
+        </w:rPr>
+        <w:t xml:space="preserve">nforme </w:t>
       </w:r>
       <w:r>
         <w:rPr>
@@ -4329,7 +3561,6 @@
         </w:rPr>
         <w:t>{/</w:t>
       </w:r>
-      <w:proofErr w:type="spellStart"/>
       <w:r>
         <w:rPr>
           <w:rFonts w:ascii="Arial" w:hAnsi="Arial" w:cs="Arial"/>
@@ -4338,7 +3569,6 @@
         </w:rPr>
         <w:t>estadoIncluyeAmazonia</w:t>
       </w:r>
-      <w:proofErr w:type="spellEnd"/>
       <w:r>
         <w:rPr>
           <w:sz w:val="22"/>
@@ -4383,25 +3613,7 @@
           <w:szCs w:val="22"/>
         </w:rPr>
         <w:lastRenderedPageBreak/>
-        <w:t xml:space="preserve">Que, </w:t>
-      </w:r>
-      <w:proofErr w:type="gramStart"/>
-      <w:r>
-        <w:rPr>
-          <w:rFonts w:ascii="Arial" w:hAnsi="Arial" w:cs="Arial"/>
-          <w:sz w:val="22"/>
-          <w:szCs w:val="22"/>
-        </w:rPr>
-        <w:t>de acuerdo a</w:t>
-      </w:r>
-      <w:proofErr w:type="gramEnd"/>
-      <w:r>
-        <w:rPr>
-          <w:rFonts w:ascii="Arial" w:hAnsi="Arial" w:cs="Arial"/>
-          <w:sz w:val="22"/>
-          <w:szCs w:val="22"/>
-        </w:rPr>
-        <w:t xml:space="preserve"> lo requerido por la empresa importadora, se determina lo siguiente:</w:t>
+        <w:t>Que, de acuerdo a lo requerido por la empresa importadora, se determina lo siguiente:</w:t>
       </w:r>
     </w:p>
     <w:p>
@@ -4431,23 +3643,7 @@
           <w:sz w:val="22"/>
           <w:szCs w:val="22"/>
         </w:rPr>
-        <w:t>{/</w:t>
-      </w:r>
-      <w:proofErr w:type="spellStart"/>
-      <w:r>
-        <w:rPr>
-          <w:sz w:val="22"/>
-          <w:szCs w:val="22"/>
-        </w:rPr>
-        <w:t>estadoOnlyPECO</w:t>
-      </w:r>
-      <w:proofErr w:type="spellEnd"/>
-      <w:r>
-        <w:rPr>
-          <w:sz w:val="22"/>
-          <w:szCs w:val="22"/>
-        </w:rPr>
-        <w:t>}</w:t>
+        <w:t>{/estadoOnlyPECO}</w:t>
       </w:r>
     </w:p>
     <w:p>
@@ -4567,7 +3763,6 @@
         </w:rPr>
         <w:t>{/</w:t>
       </w:r>
-      <w:proofErr w:type="spellStart"/>
       <w:r>
         <w:rPr>
           <w:rFonts w:ascii="Arial" w:hAnsi="Arial" w:cs="Arial"/>
@@ -4580,7 +3775,6 @@
         </w:rPr>
         <w:t>DatosMercaReconocido</w:t>
       </w:r>
-      <w:proofErr w:type="spellEnd"/>
       <w:r>
         <w:rPr>
           <w:rFonts w:ascii="Arial" w:hAnsi="Arial" w:cs="Arial"/>
@@ -4805,7 +3999,6 @@
               </w:rPr>
               <w:t>{</w:t>
             </w:r>
-            <w:proofErr w:type="spellStart"/>
             <w:r>
               <w:rPr>
                 <w:rFonts w:ascii="Arial" w:hAnsi="Arial" w:cs="Arial"/>
@@ -4828,16 +4021,15 @@
                 <w:sz w:val="20"/>
                 <w:szCs w:val="20"/>
               </w:rPr>
-              <w:t>am-</w:t>
-            </w:r>
-            <w:proofErr w:type="gramStart"/>
+              <w:t>am-descripcion</w:t>
+            </w:r>
             <w:r>
               <w:rPr>
                 <w:rFonts w:ascii="Arial" w:hAnsi="Arial" w:cs="Arial"/>
                 <w:sz w:val="20"/>
                 <w:szCs w:val="20"/>
               </w:rPr>
-              <w:t>descripcion</w:t>
+              <w:t>M</w:t>
             </w:r>
             <w:r>
               <w:rPr>
@@ -4845,17 +4037,8 @@
                 <w:sz w:val="20"/>
                 <w:szCs w:val="20"/>
               </w:rPr>
-              <w:t>M</w:t>
-            </w:r>
-            <w:r>
-              <w:rPr>
-                <w:rFonts w:ascii="Arial" w:hAnsi="Arial" w:cs="Arial"/>
-                <w:sz w:val="20"/>
-                <w:szCs w:val="20"/>
-              </w:rPr>
               <w:t>erca</w:t>
             </w:r>
-            <w:proofErr w:type="spellEnd"/>
             <w:r>
               <w:rPr>
                 <w:rFonts w:ascii="Arial" w:hAnsi="Arial" w:cs="Arial"/>
@@ -4875,8 +4058,6 @@
               </w:rPr>
               <w:t>{</w:t>
             </w:r>
-            <w:proofErr w:type="spellStart"/>
-            <w:proofErr w:type="gramEnd"/>
             <w:r>
               <w:rPr>
                 <w:rFonts w:ascii="Arial" w:hAnsi="Arial" w:cs="Arial"/>
@@ -4943,7 +4124,6 @@
               </w:rPr>
               <w:t>RRR</w:t>
             </w:r>
-            <w:proofErr w:type="spellEnd"/>
             <w:r>
               <w:rPr>
                 <w:rFonts w:ascii="Arial" w:hAnsi="Arial" w:cs="Arial"/>
@@ -4987,16 +4167,15 @@
                 <w:sz w:val="20"/>
                 <w:szCs w:val="20"/>
               </w:rPr>
-              <w:t>{</w:t>
-            </w:r>
-            <w:proofErr w:type="spellStart"/>
+              <w:t>{fromDam-can</w:t>
+            </w:r>
             <w:r>
               <w:rPr>
                 <w:rFonts w:ascii="Arial" w:hAnsi="Arial" w:cs="Arial"/>
                 <w:sz w:val="20"/>
                 <w:szCs w:val="20"/>
               </w:rPr>
-              <w:t>fromDam-can</w:t>
+              <w:t>t</w:t>
             </w:r>
             <w:r>
               <w:rPr>
@@ -5004,17 +4183,8 @@
                 <w:sz w:val="20"/>
                 <w:szCs w:val="20"/>
               </w:rPr>
-              <w:t>t</w:t>
-            </w:r>
-            <w:r>
-              <w:rPr>
-                <w:rFonts w:ascii="Arial" w:hAnsi="Arial" w:cs="Arial"/>
-                <w:sz w:val="20"/>
-                <w:szCs w:val="20"/>
-              </w:rPr>
               <w:t>MODI</w:t>
             </w:r>
-            <w:proofErr w:type="spellEnd"/>
             <w:r>
               <w:rPr>
                 <w:rFonts w:ascii="Arial" w:hAnsi="Arial" w:cs="Arial"/>
@@ -5091,25 +4261,7 @@
                 <w:sz w:val="20"/>
                 <w:szCs w:val="20"/>
               </w:rPr>
-              <w:t>{</w:t>
-            </w:r>
-            <w:proofErr w:type="spellStart"/>
-            <w:r>
-              <w:rPr>
-                <w:rFonts w:ascii="Arial" w:hAnsi="Arial" w:cs="Arial"/>
-                <w:sz w:val="20"/>
-                <w:szCs w:val="20"/>
-              </w:rPr>
-              <w:t>fromDam-partidaNandina</w:t>
-            </w:r>
-            <w:proofErr w:type="spellEnd"/>
-            <w:r>
-              <w:rPr>
-                <w:rFonts w:ascii="Arial" w:hAnsi="Arial" w:cs="Arial"/>
-                <w:sz w:val="20"/>
-                <w:szCs w:val="20"/>
-              </w:rPr>
-              <w:t>}</w:t>
+              <w:t>{fromDam-partidaNandina}</w:t>
             </w:r>
           </w:p>
         </w:tc>
@@ -5146,25 +4298,7 @@
                 <w:szCs w:val="20"/>
               </w:rPr>
               <w:br/>
-              <w:t>{</w:t>
-            </w:r>
-            <w:proofErr w:type="spellStart"/>
-            <w:r>
-              <w:rPr>
-                <w:rFonts w:ascii="Arial" w:hAnsi="Arial" w:cs="Arial"/>
-                <w:sz w:val="20"/>
-                <w:szCs w:val="20"/>
-              </w:rPr>
-              <w:t>fromDam-partidaNabandina</w:t>
-            </w:r>
-            <w:proofErr w:type="spellEnd"/>
-            <w:r>
-              <w:rPr>
-                <w:rFonts w:ascii="Arial" w:hAnsi="Arial" w:cs="Arial"/>
-                <w:sz w:val="20"/>
-                <w:szCs w:val="20"/>
-              </w:rPr>
-              <w:t>}</w:t>
+              <w:t>{fromDam-partidaNabandina}</w:t>
             </w:r>
           </w:p>
           <w:p>
@@ -5235,21 +4369,12 @@
         </w:rPr>
         <w:t>{</w:t>
       </w:r>
-      <w:proofErr w:type="spellStart"/>
-      <w:r>
-        <w:rPr>
-          <w:rFonts w:ascii="Arial" w:hAnsi="Arial" w:cs="Arial"/>
-        </w:rPr>
-        <w:t>fromDam-</w:t>
-      </w:r>
-      <w:proofErr w:type="gramStart"/>
-      <w:r>
-        <w:rPr>
-          <w:rFonts w:ascii="Arial" w:hAnsi="Arial" w:cs="Arial"/>
-        </w:rPr>
-        <w:t>bultosReconocidos</w:t>
-      </w:r>
-      <w:proofErr w:type="spellEnd"/>
+      <w:r>
+        <w:rPr>
+          <w:rFonts w:ascii="Arial" w:hAnsi="Arial" w:cs="Arial"/>
+        </w:rPr>
+        <w:t>fromDam-bultosReconocidos</w:t>
+      </w:r>
       <w:r>
         <w:rPr>
           <w:rFonts w:ascii="Arial" w:hAnsi="Arial" w:cs="Arial"/>
@@ -5263,28 +4388,7 @@
           <w:bCs/>
           <w:color w:val="FF0000"/>
         </w:rPr>
-        <w:t>{</w:t>
-      </w:r>
-      <w:proofErr w:type="spellStart"/>
-      <w:proofErr w:type="gramEnd"/>
-      <w:r>
-        <w:rPr>
-          <w:rFonts w:ascii="Arial" w:hAnsi="Arial" w:cs="Arial"/>
-          <w:b/>
-          <w:bCs/>
-          <w:color w:val="FF0000"/>
-        </w:rPr>
-        <w:t>fromDam-bultosReconocidosRRR</w:t>
-      </w:r>
-      <w:proofErr w:type="spellEnd"/>
-      <w:r>
-        <w:rPr>
-          <w:rFonts w:ascii="Arial" w:hAnsi="Arial" w:cs="Arial"/>
-          <w:b/>
-          <w:bCs/>
-          <w:color w:val="FF0000"/>
-        </w:rPr>
-        <w:t>}</w:t>
+        <w:t>{fromDam-bultosReconocidosRRR}</w:t>
       </w:r>
       <w:r>
         <w:rPr>
@@ -5296,21 +4400,7 @@
         <w:rPr>
           <w:rFonts w:ascii="Arial" w:hAnsi="Arial" w:cs="Arial"/>
         </w:rPr>
-        <w:t>{</w:t>
-      </w:r>
-      <w:proofErr w:type="spellStart"/>
-      <w:r>
-        <w:rPr>
-          <w:rFonts w:ascii="Arial" w:hAnsi="Arial" w:cs="Arial"/>
-        </w:rPr>
-        <w:t>fromDam-cantBultosNumero</w:t>
-      </w:r>
-      <w:proofErr w:type="spellEnd"/>
-      <w:r>
-        <w:rPr>
-          <w:rFonts w:ascii="Arial" w:hAnsi="Arial" w:cs="Arial"/>
-        </w:rPr>
-        <w:t>}</w:t>
+        <w:t>{fromDam-cantBultosNumero}</w:t>
       </w:r>
       <w:r>
         <w:rPr>
@@ -5340,21 +4430,7 @@
         <w:rPr>
           <w:rFonts w:ascii="Arial" w:hAnsi="Arial" w:cs="Arial"/>
         </w:rPr>
-        <w:t>{/</w:t>
-      </w:r>
-      <w:proofErr w:type="spellStart"/>
-      <w:r>
-        <w:rPr>
-          <w:rFonts w:ascii="Arial" w:hAnsi="Arial" w:cs="Arial"/>
-        </w:rPr>
-        <w:t>veriBultosRevisados</w:t>
-      </w:r>
-      <w:proofErr w:type="spellEnd"/>
-      <w:r>
-        <w:rPr>
-          <w:rFonts w:ascii="Arial" w:hAnsi="Arial" w:cs="Arial"/>
-        </w:rPr>
-        <w:t>}</w:t>
+        <w:t>{/veriBultosRevisados}</w:t>
       </w:r>
     </w:p>
     <w:p>
@@ -5414,58 +4490,13 @@
           <w:bCs/>
           <w:color w:val="FF0000"/>
         </w:rPr>
-        <w:t>{</w:t>
-      </w:r>
-      <w:proofErr w:type="spellStart"/>
-      <w:r>
-        <w:rPr>
-          <w:rFonts w:ascii="Arial" w:hAnsi="Arial" w:cs="Arial"/>
-          <w:b/>
-          <w:bCs/>
-          <w:color w:val="FF0000"/>
-        </w:rPr>
-        <w:t>fromInputs-</w:t>
-      </w:r>
-      <w:proofErr w:type="gramStart"/>
-      <w:r>
-        <w:rPr>
-          <w:rFonts w:ascii="Arial" w:hAnsi="Arial" w:cs="Arial"/>
-          <w:b/>
-          <w:bCs/>
-          <w:color w:val="FF0000"/>
-        </w:rPr>
-        <w:t>lugarAforoRRR</w:t>
-      </w:r>
-      <w:proofErr w:type="spellEnd"/>
-      <w:r>
-        <w:rPr>
-          <w:rFonts w:ascii="Arial" w:hAnsi="Arial" w:cs="Arial"/>
-          <w:b/>
-          <w:bCs/>
-          <w:color w:val="FF0000"/>
-        </w:rPr>
-        <w:t>}</w:t>
-      </w:r>
-      <w:r>
-        <w:rPr>
-          <w:rFonts w:ascii="Arial" w:hAnsi="Arial" w:cs="Arial"/>
-        </w:rPr>
-        <w:t>{</w:t>
-      </w:r>
-      <w:proofErr w:type="spellStart"/>
-      <w:proofErr w:type="gramEnd"/>
-      <w:r>
-        <w:rPr>
-          <w:rFonts w:ascii="Arial" w:hAnsi="Arial" w:cs="Arial"/>
-        </w:rPr>
-        <w:t>fromInputs-lugarAforo</w:t>
-      </w:r>
-      <w:proofErr w:type="spellEnd"/>
-      <w:r>
-        <w:rPr>
-          <w:rFonts w:ascii="Arial" w:hAnsi="Arial" w:cs="Arial"/>
-        </w:rPr>
-        <w:t>}</w:t>
+        <w:t>{fromInputs-lugarAforoRRR}</w:t>
+      </w:r>
+      <w:r>
+        <w:rPr>
+          <w:rFonts w:ascii="Arial" w:hAnsi="Arial" w:cs="Arial"/>
+        </w:rPr>
+        <w:t>{fromInputs-lugarAforo}</w:t>
       </w:r>
     </w:p>
     <w:p>
@@ -5578,21 +4609,7 @@
         <w:rPr>
           <w:rFonts w:ascii="Arial" w:hAnsi="Arial" w:cs="Arial"/>
         </w:rPr>
-        <w:t>{/</w:t>
-      </w:r>
-      <w:proofErr w:type="spellStart"/>
-      <w:r>
-        <w:rPr>
-          <w:rFonts w:ascii="Arial" w:hAnsi="Arial" w:cs="Arial"/>
-        </w:rPr>
-        <w:t>veriFaltanGuias</w:t>
-      </w:r>
-      <w:proofErr w:type="spellEnd"/>
-      <w:r>
-        <w:rPr>
-          <w:rFonts w:ascii="Arial" w:hAnsi="Arial" w:cs="Arial"/>
-        </w:rPr>
-        <w:t>}</w:t>
+        <w:t>{/veriFaltanGuias}</w:t>
       </w:r>
     </w:p>
     <w:tbl>
@@ -5692,7 +4709,7 @@
                 <w:bCs/>
                 <w:color w:val="000000"/>
               </w:rPr>
-              <w:t>T</w:t>
+              <w:t>t</w:t>
             </w:r>
             <w:r>
               <w:rPr>
@@ -5772,7 +4789,6 @@
               </w:rPr>
               <w:t>{#</w:t>
             </w:r>
-            <w:proofErr w:type="gramStart"/>
             <w:r>
               <w:rPr>
                 <w:rFonts w:ascii="Arial" w:hAnsi="Arial" w:cs="Arial"/>
@@ -5784,15 +4800,7 @@
                 <w:rFonts w:ascii="Arial" w:eastAsiaTheme="minorHAnsi" w:hAnsi="Arial" w:cs="Arial"/>
                 <w:lang w:eastAsia="en-US"/>
               </w:rPr>
-              <w:t>}{</w:t>
-            </w:r>
-            <w:proofErr w:type="gramEnd"/>
-            <w:r>
-              <w:rPr>
-                <w:rFonts w:ascii="Arial" w:eastAsiaTheme="minorHAnsi" w:hAnsi="Arial" w:cs="Arial"/>
-                <w:lang w:eastAsia="en-US"/>
-              </w:rPr>
-              <w:t>numeroGuia}</w:t>
+              <w:t>}{numeroGuia}</w:t>
             </w:r>
           </w:p>
         </w:tc>
@@ -5823,23 +4831,7 @@
                 <w:rFonts w:ascii="Arial" w:eastAsiaTheme="minorHAnsi" w:hAnsi="Arial" w:cs="Arial"/>
                 <w:lang w:eastAsia="en-US"/>
               </w:rPr>
-              <w:t>{</w:t>
-            </w:r>
-            <w:proofErr w:type="spellStart"/>
-            <w:r>
-              <w:rPr>
-                <w:rFonts w:ascii="Arial" w:eastAsiaTheme="minorHAnsi" w:hAnsi="Arial" w:cs="Arial"/>
-                <w:lang w:eastAsia="en-US"/>
-              </w:rPr>
-              <w:t>razonSocial</w:t>
-            </w:r>
-            <w:proofErr w:type="spellEnd"/>
-            <w:r>
-              <w:rPr>
-                <w:rFonts w:ascii="Arial" w:eastAsiaTheme="minorHAnsi" w:hAnsi="Arial" w:cs="Arial"/>
-                <w:lang w:eastAsia="en-US"/>
-              </w:rPr>
-              <w:t>}</w:t>
+              <w:t>{razonSocial}</w:t>
             </w:r>
           </w:p>
         </w:tc>
@@ -5879,21 +4871,12 @@
               </w:rPr>
               <w:t>ruc</w:t>
             </w:r>
-            <w:proofErr w:type="gramStart"/>
             <w:r>
               <w:rPr>
                 <w:rFonts w:ascii="Arial" w:eastAsiaTheme="minorHAnsi" w:hAnsi="Arial" w:cs="Arial"/>
                 <w:lang w:eastAsia="en-US"/>
               </w:rPr>
-              <w:t>}{</w:t>
-            </w:r>
-            <w:proofErr w:type="gramEnd"/>
-            <w:r>
-              <w:rPr>
-                <w:rFonts w:ascii="Arial" w:eastAsiaTheme="minorHAnsi" w:hAnsi="Arial" w:cs="Arial"/>
-                <w:lang w:eastAsia="en-US"/>
-              </w:rPr>
-              <w:t>/}</w:t>
+              <w:t>}{/}</w:t>
             </w:r>
           </w:p>
         </w:tc>
@@ -5920,7 +4903,6 @@
           <w:lang w:val="es-ES" w:eastAsia="es-ES"/>
         </w:rPr>
       </w:pPr>
-      <w:proofErr w:type="gramStart"/>
       <w:r>
         <w:rPr>
           <w:rFonts w:ascii="Arial" w:eastAsia="Times New Roman" w:hAnsi="Arial" w:cs="Arial"/>
@@ -5943,16 +4925,102 @@
           <w:b/>
           <w:lang w:val="es-ES" w:eastAsia="es-ES"/>
         </w:rPr>
-        <w:t>ributos a devolver</w:t>
-      </w:r>
-      <w:proofErr w:type="gramEnd"/>
-      <w:r>
+        <w:t>ributos a devolver:</w:t>
+      </w:r>
+    </w:p>
+    <w:p>
+      <w:pPr>
+        <w:spacing w:after="0" w:line="276" w:lineRule="auto"/>
+        <w:jc w:val="both"/>
         <w:rPr>
           <w:rFonts w:ascii="Arial" w:eastAsia="Times New Roman" w:hAnsi="Arial" w:cs="Arial"/>
-          <w:b/>
+          <w:bCs/>
           <w:lang w:val="es-ES" w:eastAsia="es-ES"/>
         </w:rPr>
-        <w:t>:</w:t>
+      </w:pPr>
+      <w:bookmarkStart w:id="2" w:name="_Hlk231365447"/>
+      <w:r>
+        <w:rPr>
+          <w:rFonts w:ascii="Arial" w:eastAsia="Times New Roman" w:hAnsi="Arial" w:cs="Arial"/>
+          <w:bCs/>
+          <w:lang w:val="es-ES" w:eastAsia="es-ES"/>
+        </w:rPr>
+        <w:t>{#</w:t>
+      </w:r>
+      <w:r>
+        <w:rPr>
+          <w:rFonts w:ascii="Arial" w:eastAsia="Times New Roman" w:hAnsi="Arial" w:cs="Arial"/>
+          <w:bCs/>
+          <w:lang w:eastAsia="es-ES"/>
+        </w:rPr>
+        <w:t>estadoIncluyeAmazonia</w:t>
+      </w:r>
+      <w:r>
+        <w:rPr>
+          <w:rFonts w:ascii="Arial" w:eastAsia="Times New Roman" w:hAnsi="Arial" w:cs="Arial"/>
+          <w:bCs/>
+          <w:lang w:val="es-ES" w:eastAsia="es-ES"/>
+        </w:rPr>
+        <w:t>}</w:t>
+      </w:r>
+    </w:p>
+    <w:p>
+      <w:pPr>
+        <w:spacing w:after="0" w:line="240" w:lineRule="auto"/>
+        <w:jc w:val="both"/>
+        <w:rPr>
+          <w:rFonts w:ascii="Arial" w:hAnsi="Arial" w:cs="Arial"/>
+          <w:sz w:val="22"/>
+          <w:szCs w:val="22"/>
+        </w:rPr>
+      </w:pPr>
+      <w:r>
+        <w:rPr>
+          <w:rFonts w:ascii="Arial" w:hAnsi="Arial" w:cs="Arial"/>
+          <w:sz w:val="22"/>
+          <w:szCs w:val="22"/>
+        </w:rPr>
+        <w:t xml:space="preserve">Se verificó que la mercancía declarada en la DAM y presentada a regularización, se encuentra negociada en el Arancel Común Anexo al Protocolo Modificatorio del Convenio de Cooperación Aduanero Peruano Colombiano con una tasa </w:t>
+      </w:r>
+      <w:r>
+        <w:rPr>
+          <w:rFonts w:ascii="Arial" w:hAnsi="Arial" w:cs="Arial"/>
+          <w:sz w:val="22"/>
+          <w:szCs w:val="22"/>
+        </w:rPr>
+        <w:t>L</w:t>
+      </w:r>
+      <w:r>
+        <w:rPr>
+          <w:rFonts w:ascii="Arial" w:hAnsi="Arial" w:cs="Arial"/>
+          <w:sz w:val="22"/>
+          <w:szCs w:val="22"/>
+        </w:rPr>
+        <w:t xml:space="preserve">ibre, por tanto, corresponde su acogimiento a las exoneraciones tributarias previstas en la Tercera Disposición Complementaria de la Ley </w:t>
+      </w:r>
+      <w:r>
+        <w:rPr>
+          <w:rFonts w:ascii="Arial" w:hAnsi="Arial" w:cs="Arial"/>
+          <w:sz w:val="22"/>
+          <w:szCs w:val="22"/>
+        </w:rPr>
+        <w:t>n.</w:t>
+      </w:r>
+      <w:r>
+        <w:rPr>
+          <w:rFonts w:ascii="Arial" w:hAnsi="Arial" w:cs="Arial"/>
+          <w:sz w:val="22"/>
+          <w:szCs w:val="22"/>
+        </w:rPr>
+        <w:t xml:space="preserve">° </w:t>
+      </w:r>
+      <w:r>
+        <w:rPr>
+          <w:rFonts w:ascii="Arial" w:hAnsi="Arial" w:cs="Arial"/>
+          <w:sz w:val="22"/>
+          <w:szCs w:val="22"/>
+        </w:rPr>
+        <w:t>27037, conforme a lo siguiente:</w:t>
       </w:r>
     </w:p>
     <w:p>
@@ -5965,16 +5033,14 @@
           <w:lang w:val="es-ES" w:eastAsia="es-ES"/>
         </w:rPr>
       </w:pPr>
-      <w:bookmarkStart w:id="2" w:name="_Hlk231365447"/>
       <w:r>
         <w:rPr>
           <w:rFonts w:ascii="Arial" w:eastAsia="Times New Roman" w:hAnsi="Arial" w:cs="Arial"/>
           <w:bCs/>
           <w:lang w:val="es-ES" w:eastAsia="es-ES"/>
         </w:rPr>
-        <w:t>{#</w:t>
-      </w:r>
-      <w:proofErr w:type="spellStart"/>
+        <w:t>{/</w:t>
+      </w:r>
       <w:r>
         <w:rPr>
           <w:rFonts w:ascii="Arial" w:eastAsia="Times New Roman" w:hAnsi="Arial" w:cs="Arial"/>
@@ -5983,113 +5049,6 @@
         </w:rPr>
         <w:t>estadoIncluyeAmazonia</w:t>
       </w:r>
-      <w:proofErr w:type="spellEnd"/>
-      <w:r>
-        <w:rPr>
-          <w:rFonts w:ascii="Arial" w:eastAsia="Times New Roman" w:hAnsi="Arial" w:cs="Arial"/>
-          <w:bCs/>
-          <w:lang w:val="es-ES" w:eastAsia="es-ES"/>
-        </w:rPr>
-        <w:t>}</w:t>
-      </w:r>
-    </w:p>
-    <w:p>
-      <w:pPr>
-        <w:spacing w:after="0" w:line="240" w:lineRule="auto"/>
-        <w:jc w:val="both"/>
-        <w:rPr>
-          <w:rFonts w:ascii="Arial" w:hAnsi="Arial" w:cs="Arial"/>
-          <w:sz w:val="22"/>
-          <w:szCs w:val="22"/>
-        </w:rPr>
-      </w:pPr>
-      <w:r>
-        <w:rPr>
-          <w:rFonts w:ascii="Arial" w:hAnsi="Arial" w:cs="Arial"/>
-          <w:sz w:val="22"/>
-          <w:szCs w:val="22"/>
-        </w:rPr>
-        <w:t xml:space="preserve">Se verificó que la mercancía declarada en la DAM y presentada a regularización, se encuentra negociada en el Arancel Común Anexo al Protocolo Modificatorio del Convenio de Cooperación Aduanero Peruano Colombiano con una tasa </w:t>
-      </w:r>
-      <w:r>
-        <w:rPr>
-          <w:rFonts w:ascii="Arial" w:hAnsi="Arial" w:cs="Arial"/>
-          <w:sz w:val="22"/>
-          <w:szCs w:val="22"/>
-        </w:rPr>
-        <w:t>L</w:t>
-      </w:r>
-      <w:r>
-        <w:rPr>
-          <w:rFonts w:ascii="Arial" w:hAnsi="Arial" w:cs="Arial"/>
-          <w:sz w:val="22"/>
-          <w:szCs w:val="22"/>
-        </w:rPr>
-        <w:t xml:space="preserve">ibre, por tanto, corresponde su acogimiento a las exoneraciones tributarias previstas en la Tercera Disposición Complementaria de la Ley </w:t>
-      </w:r>
-      <w:proofErr w:type="spellStart"/>
-      <w:r>
-        <w:rPr>
-          <w:rFonts w:ascii="Arial" w:hAnsi="Arial" w:cs="Arial"/>
-          <w:sz w:val="22"/>
-          <w:szCs w:val="22"/>
-        </w:rPr>
-        <w:t>n.</w:t>
-      </w:r>
-      <w:r>
-        <w:rPr>
-          <w:rFonts w:ascii="Arial" w:hAnsi="Arial" w:cs="Arial"/>
-          <w:sz w:val="22"/>
-          <w:szCs w:val="22"/>
-        </w:rPr>
-        <w:t>°</w:t>
-      </w:r>
-      <w:proofErr w:type="spellEnd"/>
-      <w:r>
-        <w:rPr>
-          <w:rFonts w:ascii="Arial" w:hAnsi="Arial" w:cs="Arial"/>
-          <w:sz w:val="22"/>
-          <w:szCs w:val="22"/>
-        </w:rPr>
-        <w:t xml:space="preserve"> </w:t>
-      </w:r>
-      <w:r>
-        <w:rPr>
-          <w:rFonts w:ascii="Arial" w:hAnsi="Arial" w:cs="Arial"/>
-          <w:sz w:val="22"/>
-          <w:szCs w:val="22"/>
-        </w:rPr>
-        <w:t>27037, conforme a lo siguiente:</w:t>
-      </w:r>
-    </w:p>
-    <w:p>
-      <w:pPr>
-        <w:spacing w:after="0" w:line="276" w:lineRule="auto"/>
-        <w:jc w:val="both"/>
-        <w:rPr>
-          <w:rFonts w:ascii="Arial" w:eastAsia="Times New Roman" w:hAnsi="Arial" w:cs="Arial"/>
-          <w:bCs/>
-          <w:lang w:val="es-ES" w:eastAsia="es-ES"/>
-        </w:rPr>
-      </w:pPr>
-      <w:r>
-        <w:rPr>
-          <w:rFonts w:ascii="Arial" w:eastAsia="Times New Roman" w:hAnsi="Arial" w:cs="Arial"/>
-          <w:bCs/>
-          <w:lang w:val="es-ES" w:eastAsia="es-ES"/>
-        </w:rPr>
-        <w:t>{/</w:t>
-      </w:r>
-      <w:proofErr w:type="spellStart"/>
-      <w:r>
-        <w:rPr>
-          <w:rFonts w:ascii="Arial" w:eastAsia="Times New Roman" w:hAnsi="Arial" w:cs="Arial"/>
-          <w:bCs/>
-          <w:lang w:eastAsia="es-ES"/>
-        </w:rPr>
-        <w:t>estadoIncluyeAmazonia</w:t>
-      </w:r>
-      <w:proofErr w:type="spellEnd"/>
       <w:r>
         <w:rPr>
           <w:rFonts w:ascii="Arial" w:eastAsia="Times New Roman" w:hAnsi="Arial" w:cs="Arial"/>
@@ -6170,90 +5129,54 @@
           <w:color w:val="000000"/>
           <w:lang w:val="es-ES" w:eastAsia="es-ES"/>
         </w:rPr>
-        <w:t>{/</w:t>
-      </w:r>
-      <w:proofErr w:type="spellStart"/>
-      <w:r>
+        <w:t>{/estadoOnlyPECO}</w:t>
+      </w:r>
+    </w:p>
+    <w:bookmarkEnd w:id="2"/>
+    <w:p>
+      <w:pPr>
+        <w:spacing w:after="0" w:line="240" w:lineRule="auto"/>
+        <w:jc w:val="both"/>
         <w:rPr>
           <w:rFonts w:ascii="Arial" w:eastAsia="Times New Roman" w:hAnsi="Arial" w:cs="Arial"/>
           <w:color w:val="000000"/>
           <w:lang w:val="es-ES" w:eastAsia="es-ES"/>
         </w:rPr>
-        <w:t>estadoOnlyPECO</w:t>
-      </w:r>
-      <w:proofErr w:type="spellEnd"/>
-      <w:r>
+      </w:pPr>
+    </w:p>
+    <w:p>
+      <w:pPr>
+        <w:spacing w:after="0" w:line="240" w:lineRule="auto"/>
+        <w:jc w:val="both"/>
         <w:rPr>
           <w:rFonts w:ascii="Arial" w:eastAsia="Times New Roman" w:hAnsi="Arial" w:cs="Arial"/>
           <w:color w:val="000000"/>
           <w:lang w:val="es-ES" w:eastAsia="es-ES"/>
         </w:rPr>
-        <w:t>}</w:t>
-      </w:r>
-    </w:p>
-    <w:bookmarkEnd w:id="2"/>
-    <w:p>
-      <w:pPr>
-        <w:spacing w:after="0" w:line="240" w:lineRule="auto"/>
-        <w:jc w:val="both"/>
+      </w:pPr>
+      <w:r>
         <w:rPr>
           <w:rFonts w:ascii="Arial" w:eastAsia="Times New Roman" w:hAnsi="Arial" w:cs="Arial"/>
           <w:color w:val="000000"/>
           <w:lang w:val="es-ES" w:eastAsia="es-ES"/>
         </w:rPr>
-      </w:pPr>
-    </w:p>
-    <w:p>
-      <w:pPr>
-        <w:spacing w:after="0" w:line="240" w:lineRule="auto"/>
-        <w:jc w:val="both"/>
+        <w:t xml:space="preserve"> </w:t>
+      </w:r>
+      <w:r>
         <w:rPr>
           <w:rFonts w:ascii="Arial" w:eastAsia="Times New Roman" w:hAnsi="Arial" w:cs="Arial"/>
           <w:color w:val="000000"/>
           <w:lang w:val="es-ES" w:eastAsia="es-ES"/>
         </w:rPr>
-      </w:pPr>
+        <w:t xml:space="preserve">T.C S/ </w:t>
+      </w:r>
       <w:r>
         <w:rPr>
           <w:rFonts w:ascii="Arial" w:eastAsia="Times New Roman" w:hAnsi="Arial" w:cs="Arial"/>
           <w:color w:val="000000"/>
           <w:lang w:val="es-ES" w:eastAsia="es-ES"/>
         </w:rPr>
-        <w:t xml:space="preserve"> </w:t>
-      </w:r>
-      <w:r>
-        <w:rPr>
-          <w:rFonts w:ascii="Arial" w:eastAsia="Times New Roman" w:hAnsi="Arial" w:cs="Arial"/>
-          <w:color w:val="000000"/>
-          <w:lang w:val="es-ES" w:eastAsia="es-ES"/>
-        </w:rPr>
-        <w:t xml:space="preserve">T.C S/ </w:t>
-      </w:r>
-      <w:r>
-        <w:rPr>
-          <w:rFonts w:ascii="Arial" w:eastAsia="Times New Roman" w:hAnsi="Arial" w:cs="Arial"/>
-          <w:color w:val="000000"/>
-          <w:lang w:val="es-ES" w:eastAsia="es-ES"/>
-        </w:rPr>
-        <w:t>{</w:t>
-      </w:r>
-      <w:proofErr w:type="spellStart"/>
-      <w:r>
-        <w:rPr>
-          <w:rFonts w:ascii="Arial" w:eastAsia="Times New Roman" w:hAnsi="Arial" w:cs="Arial"/>
-          <w:color w:val="000000"/>
-          <w:lang w:val="es-ES" w:eastAsia="es-ES"/>
-        </w:rPr>
-        <w:t>cuadroDeudaTributaria-miniCuadro-tipoCambio</w:t>
-      </w:r>
-      <w:proofErr w:type="spellEnd"/>
-      <w:r>
-        <w:rPr>
-          <w:rFonts w:ascii="Arial" w:eastAsia="Times New Roman" w:hAnsi="Arial" w:cs="Arial"/>
-          <w:color w:val="000000"/>
-          <w:lang w:val="es-ES" w:eastAsia="es-ES"/>
-        </w:rPr>
-        <w:t>}</w:t>
+        <w:t>{cuadroDeudaTributaria-miniCuadro-tipoCambio}</w:t>
       </w:r>
     </w:p>
     <w:p>
@@ -6353,14 +5276,7 @@
         <w:rPr>
           <w:rFonts w:ascii="Arial" w:hAnsi="Arial" w:cs="Arial"/>
         </w:rPr>
-        <w:t>{/</w:t>
-      </w:r>
-      <w:proofErr w:type="spellStart"/>
-      <w:r>
-        <w:rPr>
-          <w:rFonts w:ascii="Arial" w:hAnsi="Arial" w:cs="Arial"/>
-        </w:rPr>
-        <w:t>veri</w:t>
+        <w:t>{/veri</w:t>
       </w:r>
       <w:r>
         <w:rPr>
@@ -6368,7 +5284,6 @@
         </w:rPr>
         <w:t>FaltaDeudaTributaria</w:t>
       </w:r>
-      <w:proofErr w:type="spellEnd"/>
       <w:r>
         <w:rPr>
           <w:rFonts w:ascii="Arial" w:hAnsi="Arial" w:cs="Arial"/>
@@ -6473,7 +5388,47 @@
                 <w:sz w:val="22"/>
                 <w:szCs w:val="22"/>
               </w:rPr>
-              <w:t>Liquidación Arancel Nacional</w:t>
+              <w:t xml:space="preserve">Liquidación </w:t>
+            </w:r>
+            <w:r>
+              <w:rPr>
+                <w:rFonts w:ascii="Arial" w:hAnsi="Arial" w:cs="Arial"/>
+                <w:b/>
+                <w:bCs/>
+                <w:sz w:val="22"/>
+                <w:szCs w:val="22"/>
+              </w:rPr>
+              <w:t>a</w:t>
+            </w:r>
+            <w:r>
+              <w:rPr>
+                <w:rFonts w:ascii="Arial" w:hAnsi="Arial" w:cs="Arial"/>
+                <w:b/>
+                <w:bCs/>
+                <w:sz w:val="22"/>
+                <w:szCs w:val="22"/>
+              </w:rPr>
+              <w:t xml:space="preserve">rancel </w:t>
+            </w:r>
+            <w:r>
+              <w:rPr>
+                <w:rFonts w:ascii="Arial" w:hAnsi="Arial" w:cs="Arial"/>
+                <w:b/>
+                <w:bCs/>
+                <w:sz w:val="22"/>
+                <w:szCs w:val="22"/>
+              </w:rPr>
+              <w:t>n</w:t>
+            </w:r>
+            <w:r>
+              <w:rPr>
+                <w:rFonts w:ascii="Arial" w:hAnsi="Arial" w:cs="Arial"/>
+                <w:b/>
+                <w:bCs/>
+                <w:sz w:val="22"/>
+                <w:szCs w:val="22"/>
+              </w:rPr>
+              <w:t>acional</w:t>
             </w:r>
           </w:p>
         </w:tc>
@@ -6504,7 +5459,47 @@
                 <w:sz w:val="22"/>
                 <w:szCs w:val="22"/>
               </w:rPr>
-              <w:t>Tributos No Regularizados</w:t>
+              <w:t xml:space="preserve">Tributos </w:t>
+            </w:r>
+            <w:r>
+              <w:rPr>
+                <w:rFonts w:ascii="Arial" w:hAnsi="Arial" w:cs="Arial"/>
+                <w:b/>
+                <w:bCs/>
+                <w:sz w:val="22"/>
+                <w:szCs w:val="22"/>
+              </w:rPr>
+              <w:t>n</w:t>
+            </w:r>
+            <w:r>
+              <w:rPr>
+                <w:rFonts w:ascii="Arial" w:hAnsi="Arial" w:cs="Arial"/>
+                <w:b/>
+                <w:bCs/>
+                <w:sz w:val="22"/>
+                <w:szCs w:val="22"/>
+              </w:rPr>
+              <w:t xml:space="preserve">o </w:t>
+            </w:r>
+            <w:r>
+              <w:rPr>
+                <w:rFonts w:ascii="Arial" w:hAnsi="Arial" w:cs="Arial"/>
+                <w:b/>
+                <w:bCs/>
+                <w:sz w:val="22"/>
+                <w:szCs w:val="22"/>
+              </w:rPr>
+              <w:t>r</w:t>
+            </w:r>
+            <w:r>
+              <w:rPr>
+                <w:rFonts w:ascii="Arial" w:hAnsi="Arial" w:cs="Arial"/>
+                <w:b/>
+                <w:bCs/>
+                <w:sz w:val="22"/>
+                <w:szCs w:val="22"/>
+              </w:rPr>
+              <w:t>egularizados</w:t>
             </w:r>
           </w:p>
         </w:tc>
@@ -6631,12 +5626,11 @@
               </w:rPr>
               <w:t>Ad/</w:t>
             </w:r>
-            <w:proofErr w:type="spellStart"/>
             <w:r>
               <w:rPr>
                 <w:rFonts w:ascii="Arial" w:hAnsi="Arial" w:cs="Arial"/>
               </w:rPr>
-              <w:t>v</w:t>
+              <w:t>V</w:t>
             </w:r>
             <w:r>
               <w:rPr>
@@ -6644,7 +5638,6 @@
               </w:rPr>
               <w:t>alorem</w:t>
             </w:r>
-            <w:proofErr w:type="spellEnd"/>
           </w:p>
         </w:tc>
         <w:tc>
@@ -6668,7 +5661,6 @@
               </w:rPr>
               <w:t>{</w:t>
             </w:r>
-            <w:proofErr w:type="spellStart"/>
             <w:r>
               <w:rPr>
                 <w:rFonts w:ascii="Calibri" w:hAnsi="Calibri" w:cs="Calibri"/>
@@ -6676,7 +5668,6 @@
               </w:rPr>
               <w:t>textoAVLiqu</w:t>
             </w:r>
-            <w:proofErr w:type="spellEnd"/>
             <w:r>
               <w:rPr>
                 <w:rFonts w:ascii="Calibri" w:hAnsi="Calibri" w:cs="Calibri"/>
@@ -6706,7 +5697,6 @@
               </w:rPr>
               <w:t>{</w:t>
             </w:r>
-            <w:proofErr w:type="spellStart"/>
             <w:r>
               <w:rPr>
                 <w:rFonts w:ascii="Calibri" w:hAnsi="Calibri" w:cs="Calibri"/>
@@ -6714,7 +5704,6 @@
               </w:rPr>
               <w:t>textoAVNoReg</w:t>
             </w:r>
-            <w:proofErr w:type="spellEnd"/>
             <w:r>
               <w:rPr>
                 <w:rFonts w:ascii="Calibri" w:hAnsi="Calibri" w:cs="Calibri"/>
@@ -6808,7 +5797,6 @@
               </w:rPr>
               <w:t>{</w:t>
             </w:r>
-            <w:proofErr w:type="spellStart"/>
             <w:r>
               <w:rPr>
                 <w:rFonts w:ascii="Calibri" w:hAnsi="Calibri" w:cs="Calibri"/>
@@ -6816,7 +5804,6 @@
               </w:rPr>
               <w:t>textoIPMLiqu</w:t>
             </w:r>
-            <w:proofErr w:type="spellEnd"/>
             <w:r>
               <w:rPr>
                 <w:rFonts w:ascii="Calibri" w:hAnsi="Calibri" w:cs="Calibri"/>
@@ -6844,23 +5831,7 @@
                 <w:rFonts w:ascii="Calibri" w:hAnsi="Calibri" w:cs="Calibri"/>
                 <w:color w:val="000000"/>
               </w:rPr>
-              <w:t>{</w:t>
-            </w:r>
-            <w:proofErr w:type="spellStart"/>
-            <w:r>
-              <w:rPr>
-                <w:rFonts w:ascii="Calibri" w:hAnsi="Calibri" w:cs="Calibri"/>
-                <w:color w:val="000000"/>
-              </w:rPr>
-              <w:t>textoIPMNoReg</w:t>
-            </w:r>
-            <w:proofErr w:type="spellEnd"/>
-            <w:r>
-              <w:rPr>
-                <w:rFonts w:ascii="Calibri" w:hAnsi="Calibri" w:cs="Calibri"/>
-                <w:color w:val="000000"/>
-              </w:rPr>
-              <w:t>}</w:t>
+              <w:t>{textoIPMNoReg}</w:t>
             </w:r>
           </w:p>
         </w:tc>
@@ -6942,7 +5913,6 @@
               </w:rPr>
               <w:t>{</w:t>
             </w:r>
-            <w:proofErr w:type="spellStart"/>
             <w:r>
               <w:rPr>
                 <w:rFonts w:ascii="Calibri" w:hAnsi="Calibri" w:cs="Calibri"/>
@@ -6950,7 +5920,6 @@
               </w:rPr>
               <w:t>textoIGVLiqu</w:t>
             </w:r>
-            <w:proofErr w:type="spellEnd"/>
             <w:r>
               <w:rPr>
                 <w:rFonts w:ascii="Calibri" w:hAnsi="Calibri" w:cs="Calibri"/>
@@ -6978,23 +5947,7 @@
                 <w:rFonts w:ascii="Calibri" w:hAnsi="Calibri" w:cs="Calibri"/>
                 <w:color w:val="000000"/>
               </w:rPr>
-              <w:t>{</w:t>
-            </w:r>
-            <w:proofErr w:type="spellStart"/>
-            <w:r>
-              <w:rPr>
-                <w:rFonts w:ascii="Calibri" w:hAnsi="Calibri" w:cs="Calibri"/>
-                <w:color w:val="000000"/>
-              </w:rPr>
-              <w:t>textoIGVNoReg</w:t>
-            </w:r>
-            <w:proofErr w:type="spellEnd"/>
-            <w:r>
-              <w:rPr>
-                <w:rFonts w:ascii="Calibri" w:hAnsi="Calibri" w:cs="Calibri"/>
-                <w:color w:val="000000"/>
-              </w:rPr>
-              <w:t>}</w:t>
+              <w:t>{textoIGVNoReg}</w:t>
             </w:r>
           </w:p>
         </w:tc>
@@ -7084,7 +6037,6 @@
               </w:rPr>
               <w:t>{</w:t>
             </w:r>
-            <w:proofErr w:type="spellStart"/>
             <w:r>
               <w:rPr>
                 <w:rFonts w:ascii="Arial" w:eastAsia="Times New Roman" w:hAnsi="Arial" w:cs="Arial"/>
@@ -7093,7 +6045,6 @@
               </w:rPr>
               <w:t>textoTotLiqu</w:t>
             </w:r>
-            <w:proofErr w:type="spellEnd"/>
             <w:r>
               <w:rPr>
                 <w:rFonts w:ascii="Arial" w:eastAsia="Times New Roman" w:hAnsi="Arial" w:cs="Arial"/>
@@ -7127,7 +6078,6 @@
               </w:rPr>
               <w:t>{</w:t>
             </w:r>
-            <w:proofErr w:type="spellStart"/>
             <w:r>
               <w:rPr>
                 <w:rFonts w:ascii="Arial" w:eastAsia="Times New Roman" w:hAnsi="Arial" w:cs="Arial"/>
@@ -7136,7 +6086,6 @@
               </w:rPr>
               <w:t>textoTotNoReg</w:t>
             </w:r>
-            <w:proofErr w:type="spellEnd"/>
             <w:r>
               <w:rPr>
                 <w:rFonts w:ascii="Arial" w:eastAsia="Times New Roman" w:hAnsi="Arial" w:cs="Arial"/>
@@ -7211,14 +6160,12 @@
         </w:rPr>
         <w:t>{/</w:t>
       </w:r>
-      <w:proofErr w:type="spellStart"/>
       <w:r>
         <w:rPr>
           <w:rFonts w:ascii="Arial" w:hAnsi="Arial" w:cs="Arial"/>
         </w:rPr>
         <w:t>estadoOnlyAMAZONIA</w:t>
       </w:r>
-      <w:proofErr w:type="spellEnd"/>
       <w:r>
         <w:rPr>
           <w:rFonts w:ascii="Arial" w:hAnsi="Arial" w:cs="Arial"/>
@@ -7316,7 +6263,47 @@
                 <w:sz w:val="18"/>
                 <w:szCs w:val="18"/>
               </w:rPr>
-              <w:t>Liquidación Arancel Nacional</w:t>
+              <w:t xml:space="preserve">Liquidación </w:t>
+            </w:r>
+            <w:r>
+              <w:rPr>
+                <w:rFonts w:ascii="Arial" w:hAnsi="Arial" w:cs="Arial"/>
+                <w:b/>
+                <w:bCs/>
+                <w:sz w:val="18"/>
+                <w:szCs w:val="18"/>
+              </w:rPr>
+              <w:t>a</w:t>
+            </w:r>
+            <w:r>
+              <w:rPr>
+                <w:rFonts w:ascii="Arial" w:hAnsi="Arial" w:cs="Arial"/>
+                <w:b/>
+                <w:bCs/>
+                <w:sz w:val="18"/>
+                <w:szCs w:val="18"/>
+              </w:rPr>
+              <w:t xml:space="preserve">rancel </w:t>
+            </w:r>
+            <w:r>
+              <w:rPr>
+                <w:rFonts w:ascii="Arial" w:hAnsi="Arial" w:cs="Arial"/>
+                <w:b/>
+                <w:bCs/>
+                <w:sz w:val="18"/>
+                <w:szCs w:val="18"/>
+              </w:rPr>
+              <w:t>n</w:t>
+            </w:r>
+            <w:r>
+              <w:rPr>
+                <w:rFonts w:ascii="Arial" w:hAnsi="Arial" w:cs="Arial"/>
+                <w:b/>
+                <w:bCs/>
+                <w:sz w:val="18"/>
+                <w:szCs w:val="18"/>
+              </w:rPr>
+              <w:t>acional</w:t>
             </w:r>
           </w:p>
         </w:tc>
@@ -7347,7 +6334,47 @@
                 <w:sz w:val="18"/>
                 <w:szCs w:val="18"/>
               </w:rPr>
-              <w:t>Tributos No Regularizados</w:t>
+              <w:t xml:space="preserve">Tributos </w:t>
+            </w:r>
+            <w:r>
+              <w:rPr>
+                <w:rFonts w:ascii="Arial" w:hAnsi="Arial" w:cs="Arial"/>
+                <w:b/>
+                <w:bCs/>
+                <w:sz w:val="18"/>
+                <w:szCs w:val="18"/>
+              </w:rPr>
+              <w:t>n</w:t>
+            </w:r>
+            <w:r>
+              <w:rPr>
+                <w:rFonts w:ascii="Arial" w:hAnsi="Arial" w:cs="Arial"/>
+                <w:b/>
+                <w:bCs/>
+                <w:sz w:val="18"/>
+                <w:szCs w:val="18"/>
+              </w:rPr>
+              <w:t xml:space="preserve">o </w:t>
+            </w:r>
+            <w:r>
+              <w:rPr>
+                <w:rFonts w:ascii="Arial" w:hAnsi="Arial" w:cs="Arial"/>
+                <w:b/>
+                <w:bCs/>
+                <w:sz w:val="18"/>
+                <w:szCs w:val="18"/>
+              </w:rPr>
+              <w:t>r</w:t>
+            </w:r>
+            <w:r>
+              <w:rPr>
+                <w:rFonts w:ascii="Arial" w:hAnsi="Arial" w:cs="Arial"/>
+                <w:b/>
+                <w:bCs/>
+                <w:sz w:val="18"/>
+                <w:szCs w:val="18"/>
+              </w:rPr>
+              <w:t>egularizados</w:t>
             </w:r>
           </w:p>
         </w:tc>
@@ -7535,14 +6562,13 @@
               </w:rPr>
               <w:t>Ad/</w:t>
             </w:r>
-            <w:proofErr w:type="spellStart"/>
             <w:r>
               <w:rPr>
                 <w:rFonts w:ascii="Arial" w:hAnsi="Arial" w:cs="Arial"/>
                 <w:sz w:val="20"/>
                 <w:szCs w:val="20"/>
               </w:rPr>
-              <w:t>v</w:t>
+              <w:t>V</w:t>
             </w:r>
             <w:r>
               <w:rPr>
@@ -7552,7 +6578,6 @@
               </w:rPr>
               <w:t>alorem</w:t>
             </w:r>
-            <w:proofErr w:type="spellEnd"/>
           </w:p>
         </w:tc>
         <w:tc>
@@ -7578,27 +6603,7 @@
                 <w:sz w:val="20"/>
                 <w:szCs w:val="20"/>
               </w:rPr>
-              <w:t>{</w:t>
-            </w:r>
-            <w:proofErr w:type="spellStart"/>
-            <w:r>
-              <w:rPr>
-                <w:rFonts w:ascii="Calibri" w:hAnsi="Calibri" w:cs="Calibri"/>
-                <w:color w:val="000000"/>
-                <w:sz w:val="20"/>
-                <w:szCs w:val="20"/>
-              </w:rPr>
-              <w:t>textoAVLiqu</w:t>
-            </w:r>
-            <w:proofErr w:type="spellEnd"/>
-            <w:r>
-              <w:rPr>
-                <w:rFonts w:ascii="Calibri" w:hAnsi="Calibri" w:cs="Calibri"/>
-                <w:color w:val="000000"/>
-                <w:sz w:val="20"/>
-                <w:szCs w:val="20"/>
-              </w:rPr>
-              <w:t>}</w:t>
+              <w:t>{textoAVLiqu}</w:t>
             </w:r>
           </w:p>
         </w:tc>
@@ -7624,27 +6629,7 @@
                 <w:sz w:val="20"/>
                 <w:szCs w:val="20"/>
               </w:rPr>
-              <w:t>{</w:t>
-            </w:r>
-            <w:proofErr w:type="spellStart"/>
-            <w:r>
-              <w:rPr>
-                <w:rFonts w:ascii="Calibri" w:hAnsi="Calibri" w:cs="Calibri"/>
-                <w:color w:val="000000"/>
-                <w:sz w:val="20"/>
-                <w:szCs w:val="20"/>
-              </w:rPr>
-              <w:t>textoAVNoReg</w:t>
-            </w:r>
-            <w:proofErr w:type="spellEnd"/>
-            <w:r>
-              <w:rPr>
-                <w:rFonts w:ascii="Calibri" w:hAnsi="Calibri" w:cs="Calibri"/>
-                <w:color w:val="000000"/>
-                <w:sz w:val="20"/>
-                <w:szCs w:val="20"/>
-              </w:rPr>
-              <w:t>}</w:t>
+              <w:t>{textoAVNoReg}</w:t>
             </w:r>
           </w:p>
         </w:tc>
@@ -7672,7 +6657,6 @@
               </w:rPr>
               <w:t>{</w:t>
             </w:r>
-            <w:proofErr w:type="spellStart"/>
             <w:r>
               <w:rPr>
                 <w:rFonts w:ascii="Calibri" w:hAnsi="Calibri" w:cs="Calibri"/>
@@ -7682,7 +6666,6 @@
               </w:rPr>
               <w:t>textoAVReguPECO</w:t>
             </w:r>
-            <w:proofErr w:type="spellEnd"/>
             <w:r>
               <w:rPr>
                 <w:rFonts w:ascii="Calibri" w:hAnsi="Calibri" w:cs="Calibri"/>
@@ -7772,27 +6755,7 @@
                 <w:sz w:val="20"/>
                 <w:szCs w:val="20"/>
               </w:rPr>
-              <w:t>{</w:t>
-            </w:r>
-            <w:proofErr w:type="spellStart"/>
-            <w:r>
-              <w:rPr>
-                <w:rFonts w:ascii="Calibri" w:hAnsi="Calibri" w:cs="Calibri"/>
-                <w:color w:val="000000"/>
-                <w:sz w:val="20"/>
-                <w:szCs w:val="20"/>
-              </w:rPr>
-              <w:t>textoIPMLiqu</w:t>
-            </w:r>
-            <w:proofErr w:type="spellEnd"/>
-            <w:r>
-              <w:rPr>
-                <w:rFonts w:ascii="Calibri" w:hAnsi="Calibri" w:cs="Calibri"/>
-                <w:color w:val="000000"/>
-                <w:sz w:val="20"/>
-                <w:szCs w:val="20"/>
-              </w:rPr>
-              <w:t>}</w:t>
+              <w:t>{textoIPMLiqu}</w:t>
             </w:r>
           </w:p>
         </w:tc>
@@ -7818,27 +6781,7 @@
                 <w:sz w:val="20"/>
                 <w:szCs w:val="20"/>
               </w:rPr>
-              <w:t>{</w:t>
-            </w:r>
-            <w:proofErr w:type="spellStart"/>
-            <w:r>
-              <w:rPr>
-                <w:rFonts w:ascii="Calibri" w:hAnsi="Calibri" w:cs="Calibri"/>
-                <w:color w:val="000000"/>
-                <w:sz w:val="20"/>
-                <w:szCs w:val="20"/>
-              </w:rPr>
-              <w:t>textoIPMNoReg</w:t>
-            </w:r>
-            <w:proofErr w:type="spellEnd"/>
-            <w:r>
-              <w:rPr>
-                <w:rFonts w:ascii="Calibri" w:hAnsi="Calibri" w:cs="Calibri"/>
-                <w:color w:val="000000"/>
-                <w:sz w:val="20"/>
-                <w:szCs w:val="20"/>
-              </w:rPr>
-              <w:t>}</w:t>
+              <w:t>{textoIPMNoReg}</w:t>
             </w:r>
           </w:p>
         </w:tc>
@@ -7866,7 +6809,6 @@
               </w:rPr>
               <w:t>{</w:t>
             </w:r>
-            <w:proofErr w:type="spellStart"/>
             <w:r>
               <w:rPr>
                 <w:rFonts w:ascii="Calibri" w:eastAsia="Times New Roman" w:hAnsi="Calibri" w:cs="Calibri"/>
@@ -7876,7 +6818,6 @@
               </w:rPr>
               <w:t>textoIPMReguPECO</w:t>
             </w:r>
-            <w:proofErr w:type="spellEnd"/>
             <w:r>
               <w:rPr>
                 <w:rFonts w:ascii="Calibri" w:eastAsia="Times New Roman" w:hAnsi="Calibri" w:cs="Calibri"/>
@@ -7974,27 +6915,7 @@
                 <w:sz w:val="20"/>
                 <w:szCs w:val="20"/>
               </w:rPr>
-              <w:t>{</w:t>
-            </w:r>
-            <w:proofErr w:type="spellStart"/>
-            <w:r>
-              <w:rPr>
-                <w:rFonts w:ascii="Calibri" w:hAnsi="Calibri" w:cs="Calibri"/>
-                <w:color w:val="000000"/>
-                <w:sz w:val="20"/>
-                <w:szCs w:val="20"/>
-              </w:rPr>
-              <w:t>textoIGVLiqu</w:t>
-            </w:r>
-            <w:proofErr w:type="spellEnd"/>
-            <w:r>
-              <w:rPr>
-                <w:rFonts w:ascii="Calibri" w:hAnsi="Calibri" w:cs="Calibri"/>
-                <w:color w:val="000000"/>
-                <w:sz w:val="20"/>
-                <w:szCs w:val="20"/>
-              </w:rPr>
-              <w:t>}</w:t>
+              <w:t>{textoIGVLiqu}</w:t>
             </w:r>
           </w:p>
         </w:tc>
@@ -8020,27 +6941,7 @@
                 <w:sz w:val="20"/>
                 <w:szCs w:val="20"/>
               </w:rPr>
-              <w:t>{</w:t>
-            </w:r>
-            <w:proofErr w:type="spellStart"/>
-            <w:r>
-              <w:rPr>
-                <w:rFonts w:ascii="Calibri" w:hAnsi="Calibri" w:cs="Calibri"/>
-                <w:color w:val="000000"/>
-                <w:sz w:val="20"/>
-                <w:szCs w:val="20"/>
-              </w:rPr>
-              <w:t>textoIGVNoReg</w:t>
-            </w:r>
-            <w:proofErr w:type="spellEnd"/>
-            <w:r>
-              <w:rPr>
-                <w:rFonts w:ascii="Calibri" w:hAnsi="Calibri" w:cs="Calibri"/>
-                <w:color w:val="000000"/>
-                <w:sz w:val="20"/>
-                <w:szCs w:val="20"/>
-              </w:rPr>
-              <w:t>}</w:t>
+              <w:t>{textoIGVNoReg}</w:t>
             </w:r>
           </w:p>
         </w:tc>
@@ -8068,7 +6969,6 @@
               </w:rPr>
               <w:t>{</w:t>
             </w:r>
-            <w:proofErr w:type="spellStart"/>
             <w:r>
               <w:rPr>
                 <w:rFonts w:ascii="Calibri" w:hAnsi="Calibri" w:cs="Calibri"/>
@@ -8078,7 +6978,6 @@
               </w:rPr>
               <w:t>textoIGVReguPECO</w:t>
             </w:r>
-            <w:proofErr w:type="spellEnd"/>
             <w:r>
               <w:rPr>
                 <w:rFonts w:ascii="Calibri" w:hAnsi="Calibri" w:cs="Calibri"/>
@@ -8172,29 +7071,7 @@
                 <w:szCs w:val="20"/>
                 <w:lang w:val="es-ES" w:eastAsia="es-ES"/>
               </w:rPr>
-              <w:t>{</w:t>
-            </w:r>
-            <w:proofErr w:type="spellStart"/>
-            <w:r>
-              <w:rPr>
-                <w:rFonts w:ascii="Arial" w:eastAsia="Times New Roman" w:hAnsi="Arial" w:cs="Arial"/>
-                <w:color w:val="000000"/>
-                <w:sz w:val="20"/>
-                <w:szCs w:val="20"/>
-                <w:lang w:val="es-ES" w:eastAsia="es-ES"/>
-              </w:rPr>
-              <w:t>textoTotLiqu</w:t>
-            </w:r>
-            <w:proofErr w:type="spellEnd"/>
-            <w:r>
-              <w:rPr>
-                <w:rFonts w:ascii="Arial" w:eastAsia="Times New Roman" w:hAnsi="Arial" w:cs="Arial"/>
-                <w:color w:val="000000"/>
-                <w:sz w:val="20"/>
-                <w:szCs w:val="20"/>
-                <w:lang w:val="es-ES" w:eastAsia="es-ES"/>
-              </w:rPr>
-              <w:t>}</w:t>
+              <w:t>{textoTotLiqu}</w:t>
             </w:r>
           </w:p>
         </w:tc>
@@ -8223,29 +7100,7 @@
                 <w:szCs w:val="20"/>
                 <w:lang w:val="es-ES" w:eastAsia="es-ES"/>
               </w:rPr>
-              <w:t>{</w:t>
-            </w:r>
-            <w:proofErr w:type="spellStart"/>
-            <w:r>
-              <w:rPr>
-                <w:rFonts w:ascii="Arial" w:eastAsia="Times New Roman" w:hAnsi="Arial" w:cs="Arial"/>
-                <w:color w:val="000000"/>
-                <w:sz w:val="20"/>
-                <w:szCs w:val="20"/>
-                <w:lang w:val="es-ES" w:eastAsia="es-ES"/>
-              </w:rPr>
-              <w:t>textoTotNoReg</w:t>
-            </w:r>
-            <w:proofErr w:type="spellEnd"/>
-            <w:r>
-              <w:rPr>
-                <w:rFonts w:ascii="Arial" w:eastAsia="Times New Roman" w:hAnsi="Arial" w:cs="Arial"/>
-                <w:color w:val="000000"/>
-                <w:sz w:val="20"/>
-                <w:szCs w:val="20"/>
-                <w:lang w:val="es-ES" w:eastAsia="es-ES"/>
-              </w:rPr>
-              <w:t>}</w:t>
+              <w:t>{textoTotNoReg}</w:t>
             </w:r>
           </w:p>
         </w:tc>
@@ -8277,7 +7132,6 @@
               </w:rPr>
               <w:t>{</w:t>
             </w:r>
-            <w:proofErr w:type="spellStart"/>
             <w:r>
               <w:rPr>
                 <w:rFonts w:ascii="Arial" w:eastAsia="Times New Roman" w:hAnsi="Arial" w:cs="Arial"/>
@@ -8288,7 +7142,6 @@
               </w:rPr>
               <w:t>textoTotReguPECO</w:t>
             </w:r>
-            <w:proofErr w:type="spellEnd"/>
             <w:r>
               <w:rPr>
                 <w:rFonts w:ascii="Arial" w:eastAsia="Times New Roman" w:hAnsi="Arial" w:cs="Arial"/>
@@ -8362,25 +7215,7 @@
           <w:sz w:val="20"/>
           <w:szCs w:val="20"/>
         </w:rPr>
-        <w:t>{/</w:t>
-      </w:r>
-      <w:proofErr w:type="spellStart"/>
-      <w:r>
-        <w:rPr>
-          <w:rFonts w:ascii="Arial" w:hAnsi="Arial" w:cs="Arial"/>
-          <w:sz w:val="20"/>
-          <w:szCs w:val="20"/>
-        </w:rPr>
-        <w:t>estadoPECOyAMAZONIA</w:t>
-      </w:r>
-      <w:proofErr w:type="spellEnd"/>
-      <w:r>
-        <w:rPr>
-          <w:rFonts w:ascii="Arial" w:hAnsi="Arial" w:cs="Arial"/>
-          <w:sz w:val="20"/>
-          <w:szCs w:val="20"/>
-        </w:rPr>
-        <w:t>}</w:t>
+        <w:t>{/estadoPECOyAMAZONIA}</w:t>
       </w:r>
     </w:p>
     <w:p>
@@ -8492,7 +7327,47 @@
                 <w:sz w:val="18"/>
                 <w:szCs w:val="18"/>
               </w:rPr>
-              <w:t>Liquidación Arancel Nacional</w:t>
+              <w:t xml:space="preserve">Liquidación </w:t>
+            </w:r>
+            <w:r>
+              <w:rPr>
+                <w:rFonts w:ascii="Arial" w:hAnsi="Arial" w:cs="Arial"/>
+                <w:b/>
+                <w:bCs/>
+                <w:sz w:val="18"/>
+                <w:szCs w:val="18"/>
+              </w:rPr>
+              <w:t>a</w:t>
+            </w:r>
+            <w:r>
+              <w:rPr>
+                <w:rFonts w:ascii="Arial" w:hAnsi="Arial" w:cs="Arial"/>
+                <w:b/>
+                <w:bCs/>
+                <w:sz w:val="18"/>
+                <w:szCs w:val="18"/>
+              </w:rPr>
+              <w:t xml:space="preserve">rancel </w:t>
+            </w:r>
+            <w:r>
+              <w:rPr>
+                <w:rFonts w:ascii="Arial" w:hAnsi="Arial" w:cs="Arial"/>
+                <w:b/>
+                <w:bCs/>
+                <w:sz w:val="18"/>
+                <w:szCs w:val="18"/>
+              </w:rPr>
+              <w:t>n</w:t>
+            </w:r>
+            <w:r>
+              <w:rPr>
+                <w:rFonts w:ascii="Arial" w:hAnsi="Arial" w:cs="Arial"/>
+                <w:b/>
+                <w:bCs/>
+                <w:sz w:val="18"/>
+                <w:szCs w:val="18"/>
+              </w:rPr>
+              <w:t>acional</w:t>
             </w:r>
           </w:p>
         </w:tc>
@@ -8523,7 +7398,47 @@
                 <w:sz w:val="18"/>
                 <w:szCs w:val="18"/>
               </w:rPr>
-              <w:t>Tributos No Regularizados</w:t>
+              <w:t xml:space="preserve">Tributos </w:t>
+            </w:r>
+            <w:r>
+              <w:rPr>
+                <w:rFonts w:ascii="Arial" w:hAnsi="Arial" w:cs="Arial"/>
+                <w:b/>
+                <w:bCs/>
+                <w:sz w:val="18"/>
+                <w:szCs w:val="18"/>
+              </w:rPr>
+              <w:t>n</w:t>
+            </w:r>
+            <w:r>
+              <w:rPr>
+                <w:rFonts w:ascii="Arial" w:hAnsi="Arial" w:cs="Arial"/>
+                <w:b/>
+                <w:bCs/>
+                <w:sz w:val="18"/>
+                <w:szCs w:val="18"/>
+              </w:rPr>
+              <w:t xml:space="preserve">o </w:t>
+            </w:r>
+            <w:r>
+              <w:rPr>
+                <w:rFonts w:ascii="Arial" w:hAnsi="Arial" w:cs="Arial"/>
+                <w:b/>
+                <w:bCs/>
+                <w:sz w:val="18"/>
+                <w:szCs w:val="18"/>
+              </w:rPr>
+              <w:t>r</w:t>
+            </w:r>
+            <w:r>
+              <w:rPr>
+                <w:rFonts w:ascii="Arial" w:hAnsi="Arial" w:cs="Arial"/>
+                <w:b/>
+                <w:bCs/>
+                <w:sz w:val="18"/>
+                <w:szCs w:val="18"/>
+              </w:rPr>
+              <w:t>egularizados</w:t>
             </w:r>
           </w:p>
         </w:tc>
@@ -8613,14 +7528,13 @@
               </w:rPr>
               <w:t>Ad/</w:t>
             </w:r>
-            <w:proofErr w:type="spellStart"/>
             <w:r>
               <w:rPr>
                 <w:rFonts w:ascii="Arial" w:hAnsi="Arial" w:cs="Arial"/>
                 <w:sz w:val="20"/>
                 <w:szCs w:val="20"/>
               </w:rPr>
-              <w:t>v</w:t>
+              <w:t>V</w:t>
             </w:r>
             <w:r>
               <w:rPr>
@@ -8630,7 +7544,6 @@
               </w:rPr>
               <w:t>alorem</w:t>
             </w:r>
-            <w:proofErr w:type="spellEnd"/>
           </w:p>
         </w:tc>
         <w:tc>
@@ -8656,27 +7569,7 @@
                 <w:sz w:val="20"/>
                 <w:szCs w:val="20"/>
               </w:rPr>
-              <w:t>{</w:t>
-            </w:r>
-            <w:proofErr w:type="spellStart"/>
-            <w:r>
-              <w:rPr>
-                <w:rFonts w:ascii="Calibri" w:hAnsi="Calibri" w:cs="Calibri"/>
-                <w:color w:val="000000"/>
-                <w:sz w:val="20"/>
-                <w:szCs w:val="20"/>
-              </w:rPr>
-              <w:t>textoAVLiqu</w:t>
-            </w:r>
-            <w:proofErr w:type="spellEnd"/>
-            <w:r>
-              <w:rPr>
-                <w:rFonts w:ascii="Calibri" w:hAnsi="Calibri" w:cs="Calibri"/>
-                <w:color w:val="000000"/>
-                <w:sz w:val="20"/>
-                <w:szCs w:val="20"/>
-              </w:rPr>
-              <w:t>}</w:t>
+              <w:t>{textoAVLiqu}</w:t>
             </w:r>
           </w:p>
         </w:tc>
@@ -8702,27 +7595,7 @@
                 <w:sz w:val="20"/>
                 <w:szCs w:val="20"/>
               </w:rPr>
-              <w:t>{</w:t>
-            </w:r>
-            <w:proofErr w:type="spellStart"/>
-            <w:r>
-              <w:rPr>
-                <w:rFonts w:ascii="Calibri" w:hAnsi="Calibri" w:cs="Calibri"/>
-                <w:color w:val="000000"/>
-                <w:sz w:val="20"/>
-                <w:szCs w:val="20"/>
-              </w:rPr>
-              <w:t>textoAVNoReg</w:t>
-            </w:r>
-            <w:proofErr w:type="spellEnd"/>
-            <w:r>
-              <w:rPr>
-                <w:rFonts w:ascii="Calibri" w:hAnsi="Calibri" w:cs="Calibri"/>
-                <w:color w:val="000000"/>
-                <w:sz w:val="20"/>
-                <w:szCs w:val="20"/>
-              </w:rPr>
-              <w:t>}</w:t>
+              <w:t>{textoAVNoReg}</w:t>
             </w:r>
           </w:p>
         </w:tc>
@@ -8750,7 +7623,6 @@
               </w:rPr>
               <w:t>{</w:t>
             </w:r>
-            <w:proofErr w:type="spellStart"/>
             <w:r>
               <w:rPr>
                 <w:rFonts w:ascii="Calibri" w:hAnsi="Calibri" w:cs="Calibri"/>
@@ -8760,7 +7632,6 @@
               </w:rPr>
               <w:t>textoAVReguPECO</w:t>
             </w:r>
-            <w:proofErr w:type="spellEnd"/>
             <w:r>
               <w:rPr>
                 <w:rFonts w:ascii="Calibri" w:hAnsi="Calibri" w:cs="Calibri"/>
@@ -8826,27 +7697,7 @@
                 <w:sz w:val="20"/>
                 <w:szCs w:val="20"/>
               </w:rPr>
-              <w:t>{</w:t>
-            </w:r>
-            <w:proofErr w:type="spellStart"/>
-            <w:r>
-              <w:rPr>
-                <w:rFonts w:ascii="Calibri" w:hAnsi="Calibri" w:cs="Calibri"/>
-                <w:color w:val="000000"/>
-                <w:sz w:val="20"/>
-                <w:szCs w:val="20"/>
-              </w:rPr>
-              <w:t>textoIPMLiqu</w:t>
-            </w:r>
-            <w:proofErr w:type="spellEnd"/>
-            <w:r>
-              <w:rPr>
-                <w:rFonts w:ascii="Calibri" w:hAnsi="Calibri" w:cs="Calibri"/>
-                <w:color w:val="000000"/>
-                <w:sz w:val="20"/>
-                <w:szCs w:val="20"/>
-              </w:rPr>
-              <w:t>}</w:t>
+              <w:t>{textoIPMLiqu}</w:t>
             </w:r>
           </w:p>
         </w:tc>
@@ -8872,27 +7723,7 @@
                 <w:sz w:val="20"/>
                 <w:szCs w:val="20"/>
               </w:rPr>
-              <w:t>{</w:t>
-            </w:r>
-            <w:proofErr w:type="spellStart"/>
-            <w:r>
-              <w:rPr>
-                <w:rFonts w:ascii="Calibri" w:hAnsi="Calibri" w:cs="Calibri"/>
-                <w:color w:val="000000"/>
-                <w:sz w:val="20"/>
-                <w:szCs w:val="20"/>
-              </w:rPr>
-              <w:t>textoIPMNoReg</w:t>
-            </w:r>
-            <w:proofErr w:type="spellEnd"/>
-            <w:r>
-              <w:rPr>
-                <w:rFonts w:ascii="Calibri" w:hAnsi="Calibri" w:cs="Calibri"/>
-                <w:color w:val="000000"/>
-                <w:sz w:val="20"/>
-                <w:szCs w:val="20"/>
-              </w:rPr>
-              <w:t>}</w:t>
+              <w:t>{textoIPMNoReg}</w:t>
             </w:r>
           </w:p>
         </w:tc>
@@ -8920,7 +7751,6 @@
               </w:rPr>
               <w:t>{</w:t>
             </w:r>
-            <w:proofErr w:type="spellStart"/>
             <w:r>
               <w:rPr>
                 <w:rFonts w:ascii="Calibri" w:eastAsia="Times New Roman" w:hAnsi="Calibri" w:cs="Calibri"/>
@@ -8930,7 +7760,6 @@
               </w:rPr>
               <w:t>textoIPMReguPECO</w:t>
             </w:r>
-            <w:proofErr w:type="spellEnd"/>
             <w:r>
               <w:rPr>
                 <w:rFonts w:ascii="Calibri" w:eastAsia="Times New Roman" w:hAnsi="Calibri" w:cs="Calibri"/>
@@ -9004,27 +7833,7 @@
                 <w:sz w:val="20"/>
                 <w:szCs w:val="20"/>
               </w:rPr>
-              <w:t>{</w:t>
-            </w:r>
-            <w:proofErr w:type="spellStart"/>
-            <w:r>
-              <w:rPr>
-                <w:rFonts w:ascii="Calibri" w:hAnsi="Calibri" w:cs="Calibri"/>
-                <w:color w:val="000000"/>
-                <w:sz w:val="20"/>
-                <w:szCs w:val="20"/>
-              </w:rPr>
-              <w:t>textoIGVLiqu</w:t>
-            </w:r>
-            <w:proofErr w:type="spellEnd"/>
-            <w:r>
-              <w:rPr>
-                <w:rFonts w:ascii="Calibri" w:hAnsi="Calibri" w:cs="Calibri"/>
-                <w:color w:val="000000"/>
-                <w:sz w:val="20"/>
-                <w:szCs w:val="20"/>
-              </w:rPr>
-              <w:t>}</w:t>
+              <w:t>{textoIGVLiqu}</w:t>
             </w:r>
           </w:p>
         </w:tc>
@@ -9050,27 +7859,7 @@
                 <w:sz w:val="20"/>
                 <w:szCs w:val="20"/>
               </w:rPr>
-              <w:t>{</w:t>
-            </w:r>
-            <w:proofErr w:type="spellStart"/>
-            <w:r>
-              <w:rPr>
-                <w:rFonts w:ascii="Calibri" w:hAnsi="Calibri" w:cs="Calibri"/>
-                <w:color w:val="000000"/>
-                <w:sz w:val="20"/>
-                <w:szCs w:val="20"/>
-              </w:rPr>
-              <w:t>textoIGVNoReg</w:t>
-            </w:r>
-            <w:proofErr w:type="spellEnd"/>
-            <w:r>
-              <w:rPr>
-                <w:rFonts w:ascii="Calibri" w:hAnsi="Calibri" w:cs="Calibri"/>
-                <w:color w:val="000000"/>
-                <w:sz w:val="20"/>
-                <w:szCs w:val="20"/>
-              </w:rPr>
-              <w:t>}</w:t>
+              <w:t>{textoIGVNoReg}</w:t>
             </w:r>
           </w:p>
         </w:tc>
@@ -9098,7 +7887,6 @@
               </w:rPr>
               <w:t>{</w:t>
             </w:r>
-            <w:proofErr w:type="spellStart"/>
             <w:r>
               <w:rPr>
                 <w:rFonts w:ascii="Calibri" w:hAnsi="Calibri" w:cs="Calibri"/>
@@ -9108,7 +7896,6 @@
               </w:rPr>
               <w:t>textoIGVReguPECO</w:t>
             </w:r>
-            <w:proofErr w:type="spellEnd"/>
             <w:r>
               <w:rPr>
                 <w:rFonts w:ascii="Calibri" w:hAnsi="Calibri" w:cs="Calibri"/>
@@ -9178,29 +7965,7 @@
                 <w:szCs w:val="20"/>
                 <w:lang w:val="es-ES" w:eastAsia="es-ES"/>
               </w:rPr>
-              <w:t>{</w:t>
-            </w:r>
-            <w:proofErr w:type="spellStart"/>
-            <w:r>
-              <w:rPr>
-                <w:rFonts w:ascii="Arial" w:eastAsia="Times New Roman" w:hAnsi="Arial" w:cs="Arial"/>
-                <w:color w:val="000000"/>
-                <w:sz w:val="20"/>
-                <w:szCs w:val="20"/>
-                <w:lang w:val="es-ES" w:eastAsia="es-ES"/>
-              </w:rPr>
-              <w:t>textoTotLiqu</w:t>
-            </w:r>
-            <w:proofErr w:type="spellEnd"/>
-            <w:r>
-              <w:rPr>
-                <w:rFonts w:ascii="Arial" w:eastAsia="Times New Roman" w:hAnsi="Arial" w:cs="Arial"/>
-                <w:color w:val="000000"/>
-                <w:sz w:val="20"/>
-                <w:szCs w:val="20"/>
-                <w:lang w:val="es-ES" w:eastAsia="es-ES"/>
-              </w:rPr>
-              <w:t>}</w:t>
+              <w:t>{textoTotLiqu}</w:t>
             </w:r>
           </w:p>
         </w:tc>
@@ -9229,29 +7994,7 @@
                 <w:szCs w:val="20"/>
                 <w:lang w:val="es-ES" w:eastAsia="es-ES"/>
               </w:rPr>
-              <w:t>{</w:t>
-            </w:r>
-            <w:proofErr w:type="spellStart"/>
-            <w:r>
-              <w:rPr>
-                <w:rFonts w:ascii="Arial" w:eastAsia="Times New Roman" w:hAnsi="Arial" w:cs="Arial"/>
-                <w:color w:val="000000"/>
-                <w:sz w:val="20"/>
-                <w:szCs w:val="20"/>
-                <w:lang w:val="es-ES" w:eastAsia="es-ES"/>
-              </w:rPr>
-              <w:t>textoTotNoReg</w:t>
-            </w:r>
-            <w:proofErr w:type="spellEnd"/>
-            <w:r>
-              <w:rPr>
-                <w:rFonts w:ascii="Arial" w:eastAsia="Times New Roman" w:hAnsi="Arial" w:cs="Arial"/>
-                <w:color w:val="000000"/>
-                <w:sz w:val="20"/>
-                <w:szCs w:val="20"/>
-                <w:lang w:val="es-ES" w:eastAsia="es-ES"/>
-              </w:rPr>
-              <w:t>}</w:t>
+              <w:t>{textoTotNoReg}</w:t>
             </w:r>
           </w:p>
         </w:tc>
@@ -9282,7 +8025,6 @@
               </w:rPr>
               <w:t>{</w:t>
             </w:r>
-            <w:proofErr w:type="spellStart"/>
             <w:r>
               <w:rPr>
                 <w:rFonts w:ascii="Arial" w:eastAsia="Times New Roman" w:hAnsi="Arial" w:cs="Arial"/>
@@ -9293,7 +8035,6 @@
               </w:rPr>
               <w:t>textoTotReguPECO</w:t>
             </w:r>
-            <w:proofErr w:type="spellEnd"/>
             <w:r>
               <w:rPr>
                 <w:rFonts w:ascii="Arial" w:eastAsia="Times New Roman" w:hAnsi="Arial" w:cs="Arial"/>
@@ -9339,7 +8080,6 @@
         </w:rPr>
         <w:t>{/</w:t>
       </w:r>
-      <w:proofErr w:type="spellStart"/>
       <w:r>
         <w:rPr>
           <w:rFonts w:ascii="Arial" w:hAnsi="Arial" w:cs="Arial"/>
@@ -9348,7 +8088,6 @@
         </w:rPr>
         <w:t>estadoOnlyPECO</w:t>
       </w:r>
-      <w:proofErr w:type="spellEnd"/>
       <w:r>
         <w:rPr>
           <w:rFonts w:ascii="Arial" w:hAnsi="Arial" w:cs="Arial"/>
@@ -9498,21 +8237,7 @@
         <w:rPr>
           <w:rFonts w:ascii="Arial" w:hAnsi="Arial" w:cs="Arial"/>
         </w:rPr>
-        <w:t>{</w:t>
-      </w:r>
-      <w:proofErr w:type="spellStart"/>
-      <w:r>
-        <w:rPr>
-          <w:rFonts w:ascii="Arial" w:hAnsi="Arial" w:cs="Arial"/>
-        </w:rPr>
-        <w:t>fromDam-nombreEmpresa</w:t>
-      </w:r>
-      <w:proofErr w:type="spellEnd"/>
-      <w:r>
-        <w:rPr>
-          <w:rFonts w:ascii="Arial" w:hAnsi="Arial" w:cs="Arial"/>
-        </w:rPr>
-        <w:t>}</w:t>
+        <w:t>{fromDam-nombreEmpresa}</w:t>
       </w:r>
       <w:r>
         <w:rPr>
@@ -9521,9 +8246,15 @@
           <w:bCs/>
           <w:color w:val="FF0000"/>
         </w:rPr>
-        <w:t>{</w:t>
-      </w:r>
-      <w:proofErr w:type="spellStart"/>
+        <w:t>{fromDam-nombreEmpresaRRR}</w:t>
+      </w:r>
+      <w:r>
+        <w:rPr>
+          <w:rFonts w:ascii="Arial" w:hAnsi="Arial" w:cs="Arial"/>
+          <w:color w:val="000000" w:themeColor="text1"/>
+        </w:rPr>
+        <w:t>,</w:t>
+      </w:r>
       <w:r>
         <w:rPr>
           <w:rFonts w:ascii="Arial" w:hAnsi="Arial" w:cs="Arial"/>
@@ -9531,9 +8262,29 @@
           <w:bCs/>
           <w:color w:val="FF0000"/>
         </w:rPr>
-        <w:t>fromDam-nombreEmpresaRRR</w:t>
-      </w:r>
-      <w:proofErr w:type="spellEnd"/>
+        <w:t xml:space="preserve"> </w:t>
+      </w:r>
+      <w:r>
+        <w:rPr>
+          <w:rFonts w:ascii="Arial" w:hAnsi="Arial" w:cs="Arial"/>
+        </w:rPr>
+        <w:t xml:space="preserve">identificado con RUC </w:t>
+      </w:r>
+      <w:r>
+        <w:rPr>
+          <w:rFonts w:ascii="Arial" w:hAnsi="Arial" w:cs="Arial"/>
+        </w:rPr>
+        <w:t>n.º</w:t>
+      </w:r>
+      <w:r>
+        <w:t xml:space="preserve"> </w:t>
+      </w:r>
+      <w:r>
+        <w:rPr>
+          <w:rFonts w:ascii="Arial" w:hAnsi="Arial" w:cs="Arial"/>
+        </w:rPr>
+        <w:t>{fromDam-ruc}</w:t>
+      </w:r>
       <w:r>
         <w:rPr>
           <w:rFonts w:ascii="Arial" w:hAnsi="Arial" w:cs="Arial"/>
@@ -9541,87 +8292,7 @@
           <w:bCs/>
           <w:color w:val="FF0000"/>
         </w:rPr>
-        <w:t>}</w:t>
-      </w:r>
-      <w:r>
-        <w:rPr>
-          <w:rFonts w:ascii="Arial" w:hAnsi="Arial" w:cs="Arial"/>
-          <w:color w:val="000000" w:themeColor="text1"/>
-        </w:rPr>
-        <w:t>,</w:t>
-      </w:r>
-      <w:r>
-        <w:rPr>
-          <w:rFonts w:ascii="Arial" w:hAnsi="Arial" w:cs="Arial"/>
-          <w:b/>
-          <w:bCs/>
-          <w:color w:val="FF0000"/>
-        </w:rPr>
-        <w:t xml:space="preserve"> </w:t>
-      </w:r>
-      <w:r>
-        <w:rPr>
-          <w:rFonts w:ascii="Arial" w:hAnsi="Arial" w:cs="Arial"/>
-        </w:rPr>
-        <w:t xml:space="preserve">identificado con RUC </w:t>
-      </w:r>
-      <w:r>
-        <w:rPr>
-          <w:rFonts w:ascii="Arial" w:hAnsi="Arial" w:cs="Arial"/>
-        </w:rPr>
-        <w:t>n.º</w:t>
-      </w:r>
-      <w:r>
-        <w:t xml:space="preserve"> </w:t>
-      </w:r>
-      <w:r>
-        <w:rPr>
-          <w:rFonts w:ascii="Arial" w:hAnsi="Arial" w:cs="Arial"/>
-        </w:rPr>
-        <w:t>{</w:t>
-      </w:r>
-      <w:proofErr w:type="spellStart"/>
-      <w:r>
-        <w:rPr>
-          <w:rFonts w:ascii="Arial" w:hAnsi="Arial" w:cs="Arial"/>
-        </w:rPr>
-        <w:t>fromDam</w:t>
-      </w:r>
-      <w:proofErr w:type="spellEnd"/>
-      <w:r>
-        <w:rPr>
-          <w:rFonts w:ascii="Arial" w:hAnsi="Arial" w:cs="Arial"/>
-        </w:rPr>
-        <w:t>-ruc}</w:t>
-      </w:r>
-      <w:r>
-        <w:rPr>
-          <w:rFonts w:ascii="Arial" w:hAnsi="Arial" w:cs="Arial"/>
-          <w:b/>
-          <w:bCs/>
-          <w:color w:val="FF0000"/>
-        </w:rPr>
-        <w:t>{</w:t>
-      </w:r>
-      <w:proofErr w:type="spellStart"/>
-      <w:r>
-        <w:rPr>
-          <w:rFonts w:ascii="Arial" w:hAnsi="Arial" w:cs="Arial"/>
-          <w:b/>
-          <w:bCs/>
-          <w:color w:val="FF0000"/>
-        </w:rPr>
-        <w:t>fromDam-rucRRR</w:t>
-      </w:r>
-      <w:proofErr w:type="spellEnd"/>
-      <w:r>
-        <w:rPr>
-          <w:rFonts w:ascii="Arial" w:hAnsi="Arial" w:cs="Arial"/>
-          <w:b/>
-          <w:bCs/>
-          <w:color w:val="FF0000"/>
-        </w:rPr>
-        <w:t>}</w:t>
+        <w:t>{fromDam-rucRRR}</w:t>
       </w:r>
       <w:r>
         <w:rPr>
@@ -9718,14 +8389,12 @@
         </w:rPr>
         <w:t>{/</w:t>
       </w:r>
-      <w:proofErr w:type="spellStart"/>
       <w:r>
         <w:rPr>
           <w:rFonts w:ascii="Arial" w:hAnsi="Arial" w:cs="Arial"/>
         </w:rPr>
         <w:t>estadoOnlyAMAZONIA</w:t>
       </w:r>
-      <w:proofErr w:type="spellEnd"/>
       <w:r>
         <w:rPr>
           <w:rFonts w:ascii="Arial" w:hAnsi="Arial" w:cs="Arial"/>
@@ -9868,241 +8537,195 @@
         <w:rPr>
           <w:rFonts w:ascii="Arial" w:hAnsi="Arial" w:cs="Arial"/>
         </w:rPr>
+        <w:t>{fromDam-nombreEmpresa}</w:t>
+      </w:r>
+      <w:r>
+        <w:rPr>
+          <w:rFonts w:ascii="Arial" w:hAnsi="Arial" w:cs="Arial"/>
+          <w:b/>
+          <w:bCs/>
+          <w:color w:val="FF0000"/>
+        </w:rPr>
+        <w:t>{fromDam-nombreEmpresaRRR}</w:t>
+      </w:r>
+      <w:r>
+        <w:rPr>
+          <w:rFonts w:ascii="Arial" w:hAnsi="Arial" w:cs="Arial"/>
+          <w:color w:val="000000" w:themeColor="text1"/>
+        </w:rPr>
+        <w:t>,</w:t>
+      </w:r>
+      <w:r>
+        <w:rPr>
+          <w:rFonts w:ascii="Arial" w:hAnsi="Arial" w:cs="Arial"/>
+          <w:b/>
+          <w:bCs/>
+          <w:color w:val="FF0000"/>
+        </w:rPr>
+        <w:t xml:space="preserve"> </w:t>
+      </w:r>
+      <w:r>
+        <w:rPr>
+          <w:rFonts w:ascii="Arial" w:hAnsi="Arial" w:cs="Arial"/>
+        </w:rPr>
+        <w:t xml:space="preserve">identificado con RUC </w:t>
+      </w:r>
+      <w:r>
+        <w:rPr>
+          <w:rFonts w:ascii="Arial" w:hAnsi="Arial" w:cs="Arial"/>
+        </w:rPr>
+        <w:t>n</w:t>
+      </w:r>
+      <w:r>
+        <w:rPr>
+          <w:rFonts w:ascii="Arial" w:hAnsi="Arial" w:cs="Arial"/>
+        </w:rPr>
+        <w:t>.º</w:t>
+      </w:r>
+      <w:r>
+        <w:t xml:space="preserve"> </w:t>
+      </w:r>
+      <w:r>
+        <w:rPr>
+          <w:rFonts w:ascii="Arial" w:hAnsi="Arial" w:cs="Arial"/>
+        </w:rPr>
+        <w:t>{fromDam-ruc}</w:t>
+      </w:r>
+      <w:r>
+        <w:rPr>
+          <w:rFonts w:ascii="Arial" w:hAnsi="Arial" w:cs="Arial"/>
+          <w:b/>
+          <w:bCs/>
+          <w:color w:val="FF0000"/>
+        </w:rPr>
+        <w:t>{fromDam-rucRRR}</w:t>
+      </w:r>
+      <w:r>
+        <w:rPr>
+          <w:rFonts w:ascii="Arial" w:hAnsi="Arial" w:cs="Arial"/>
+        </w:rPr>
+        <w:t xml:space="preserve">, se establece que la mercancía materia de regularización ha sido objeto de reconocimiento físico dentro del plazo previsto en el artículo 2º de la Resolución Ministerial </w:t>
+      </w:r>
+      <w:r>
+        <w:rPr>
+          <w:rFonts w:ascii="Arial" w:hAnsi="Arial" w:cs="Arial"/>
+        </w:rPr>
+        <w:t>n</w:t>
+      </w:r>
+      <w:r>
+        <w:rPr>
+          <w:rFonts w:ascii="Arial" w:hAnsi="Arial" w:cs="Arial"/>
+        </w:rPr>
+        <w:t>.º</w:t>
+      </w:r>
+      <w:r>
+        <w:rPr>
+          <w:rFonts w:ascii="Arial" w:hAnsi="Arial" w:cs="Arial"/>
+        </w:rPr>
+        <w:t xml:space="preserve">107-94-EF/10; </w:t>
+      </w:r>
+      <w:r>
+        <w:rPr>
+          <w:rFonts w:ascii="Arial" w:hAnsi="Arial" w:cs="Arial"/>
+        </w:rPr>
+        <w:t xml:space="preserve">por lo tanto, corresponde atender las series de la referida DAM solicitadas a regularización toda vez que se encuentran negociadas en el Arancel Común del Convenio Peruano - Colombiano con una tasa Ad/Valorem – </w:t>
+      </w:r>
+      <w:r>
+        <w:rPr>
+          <w:rFonts w:ascii="Arial" w:hAnsi="Arial" w:cs="Arial"/>
+        </w:rPr>
+        <w:t>l</w:t>
+      </w:r>
+      <w:r>
+        <w:rPr>
+          <w:rFonts w:ascii="Arial" w:hAnsi="Arial" w:cs="Arial"/>
+        </w:rPr>
+        <w:t xml:space="preserve">ibre; asimismo, se debe tener en cuenta lo opinado en el </w:t>
+      </w:r>
+      <w:r>
+        <w:rPr>
+          <w:rFonts w:ascii="Arial" w:hAnsi="Arial" w:cs="Arial"/>
+        </w:rPr>
+        <w:t>i</w:t>
+      </w:r>
+      <w:r>
+        <w:rPr>
+          <w:rFonts w:ascii="Arial" w:hAnsi="Arial" w:cs="Arial"/>
+        </w:rPr>
+        <w:t xml:space="preserve">nforme </w:t>
+      </w:r>
+      <w:r>
+        <w:rPr>
+          <w:rFonts w:ascii="Arial" w:hAnsi="Arial" w:cs="Arial"/>
+        </w:rPr>
+        <w:t>n</w:t>
+      </w:r>
+      <w:r>
+        <w:rPr>
+          <w:rFonts w:ascii="Arial" w:hAnsi="Arial" w:cs="Arial"/>
+        </w:rPr>
+        <w:t>.º 50-2008</w:t>
+      </w:r>
+      <w:r>
+        <w:rPr>
+          <w:rFonts w:ascii="Arial" w:hAnsi="Arial" w:cs="Arial"/>
+        </w:rPr>
+        <w:t>-</w:t>
+      </w:r>
+      <w:r>
+        <w:rPr>
+          <w:rFonts w:ascii="Arial" w:hAnsi="Arial" w:cs="Arial"/>
+        </w:rPr>
+        <w:t xml:space="preserve">SUNAT/2B4000, ratificado mediante </w:t>
+      </w:r>
+      <w:r>
+        <w:rPr>
+          <w:rFonts w:ascii="Arial" w:hAnsi="Arial" w:cs="Arial"/>
+        </w:rPr>
+        <w:t>i</w:t>
+      </w:r>
+      <w:r>
+        <w:rPr>
+          <w:rFonts w:ascii="Arial" w:hAnsi="Arial" w:cs="Arial"/>
+        </w:rPr>
+        <w:t xml:space="preserve">nforme </w:t>
+      </w:r>
+      <w:r>
+        <w:rPr>
+          <w:rFonts w:ascii="Arial" w:hAnsi="Arial" w:cs="Arial"/>
+        </w:rPr>
+        <w:t>n</w:t>
+      </w:r>
+      <w:r>
+        <w:rPr>
+          <w:rFonts w:ascii="Arial" w:hAnsi="Arial" w:cs="Arial"/>
+        </w:rPr>
+        <w:t xml:space="preserve">.º 11-2017-SUNAT/340000, donde dice que: “la devolución de los tributos pagados a cuenta, como regularización del despacho de mercancía acogidas estrictamente a los beneficios arancelarios otorgados por el PECO, comprende únicamente los derechos Ad/Valorem cancelados de las mercancías liberadas total o parcialmente por acogimiento del PECO; determinándose que el monto a regularizar en el marco del Decreto Supremo </w:t>
+      </w:r>
+      <w:r>
+        <w:rPr>
+          <w:rFonts w:ascii="Arial" w:hAnsi="Arial" w:cs="Arial"/>
+        </w:rPr>
+        <w:t>n</w:t>
+      </w:r>
+      <w:r>
+        <w:rPr>
+          <w:rFonts w:ascii="Arial" w:hAnsi="Arial" w:cs="Arial"/>
+        </w:rPr>
+        <w:t xml:space="preserve">.º 015-94-EF es de S/ </w:t>
+      </w:r>
+      <w:r>
+        <w:rPr>
+          <w:rFonts w:ascii="Arial" w:hAnsi="Arial" w:cs="Arial"/>
+        </w:rPr>
         <w:t>{</w:t>
       </w:r>
-      <w:proofErr w:type="spellStart"/>
-      <w:r>
-        <w:rPr>
-          <w:rFonts w:ascii="Arial" w:hAnsi="Arial" w:cs="Arial"/>
-        </w:rPr>
-        <w:t>fromDam-nombreEmpresa</w:t>
-      </w:r>
-      <w:proofErr w:type="spellEnd"/>
-      <w:r>
-        <w:rPr>
-          <w:rFonts w:ascii="Arial" w:hAnsi="Arial" w:cs="Arial"/>
-        </w:rPr>
-        <w:t>}</w:t>
-      </w:r>
-      <w:r>
-        <w:rPr>
-          <w:rFonts w:ascii="Arial" w:hAnsi="Arial" w:cs="Arial"/>
-          <w:b/>
-          <w:bCs/>
-          <w:color w:val="FF0000"/>
-        </w:rPr>
-        <w:t>{</w:t>
-      </w:r>
-      <w:proofErr w:type="spellStart"/>
-      <w:r>
-        <w:rPr>
-          <w:rFonts w:ascii="Arial" w:hAnsi="Arial" w:cs="Arial"/>
-          <w:b/>
-          <w:bCs/>
-          <w:color w:val="FF0000"/>
-        </w:rPr>
-        <w:t>fromDam-nombreEmpresaRRR</w:t>
-      </w:r>
-      <w:proofErr w:type="spellEnd"/>
-      <w:r>
-        <w:rPr>
-          <w:rFonts w:ascii="Arial" w:hAnsi="Arial" w:cs="Arial"/>
-          <w:b/>
-          <w:bCs/>
-          <w:color w:val="FF0000"/>
-        </w:rPr>
-        <w:t>}</w:t>
-      </w:r>
-      <w:r>
-        <w:rPr>
-          <w:rFonts w:ascii="Arial" w:hAnsi="Arial" w:cs="Arial"/>
-          <w:color w:val="000000" w:themeColor="text1"/>
-        </w:rPr>
-        <w:t>,</w:t>
-      </w:r>
-      <w:r>
-        <w:rPr>
-          <w:rFonts w:ascii="Arial" w:hAnsi="Arial" w:cs="Arial"/>
-          <w:b/>
-          <w:bCs/>
-          <w:color w:val="FF0000"/>
-        </w:rPr>
-        <w:t xml:space="preserve"> </w:t>
-      </w:r>
-      <w:r>
-        <w:rPr>
-          <w:rFonts w:ascii="Arial" w:hAnsi="Arial" w:cs="Arial"/>
-        </w:rPr>
-        <w:t xml:space="preserve">identificado con RUC </w:t>
-      </w:r>
-      <w:r>
-        <w:rPr>
-          <w:rFonts w:ascii="Arial" w:hAnsi="Arial" w:cs="Arial"/>
-        </w:rPr>
-        <w:t>n</w:t>
-      </w:r>
-      <w:r>
-        <w:rPr>
-          <w:rFonts w:ascii="Arial" w:hAnsi="Arial" w:cs="Arial"/>
-        </w:rPr>
-        <w:t>.º</w:t>
-      </w:r>
-      <w:r>
-        <w:t xml:space="preserve"> </w:t>
-      </w:r>
-      <w:r>
-        <w:rPr>
-          <w:rFonts w:ascii="Arial" w:hAnsi="Arial" w:cs="Arial"/>
-        </w:rPr>
-        <w:t>{</w:t>
-      </w:r>
-      <w:proofErr w:type="spellStart"/>
-      <w:r>
-        <w:rPr>
-          <w:rFonts w:ascii="Arial" w:hAnsi="Arial" w:cs="Arial"/>
-        </w:rPr>
-        <w:t>fromDam</w:t>
-      </w:r>
-      <w:proofErr w:type="spellEnd"/>
-      <w:r>
-        <w:rPr>
-          <w:rFonts w:ascii="Arial" w:hAnsi="Arial" w:cs="Arial"/>
-        </w:rPr>
-        <w:t>-ruc}</w:t>
-      </w:r>
-      <w:r>
-        <w:rPr>
-          <w:rFonts w:ascii="Arial" w:hAnsi="Arial" w:cs="Arial"/>
-          <w:b/>
-          <w:bCs/>
-          <w:color w:val="FF0000"/>
-        </w:rPr>
-        <w:t>{</w:t>
-      </w:r>
-      <w:proofErr w:type="spellStart"/>
-      <w:r>
-        <w:rPr>
-          <w:rFonts w:ascii="Arial" w:hAnsi="Arial" w:cs="Arial"/>
-          <w:b/>
-          <w:bCs/>
-          <w:color w:val="FF0000"/>
-        </w:rPr>
-        <w:t>fromDam-rucRRR</w:t>
-      </w:r>
-      <w:proofErr w:type="spellEnd"/>
-      <w:r>
-        <w:rPr>
-          <w:rFonts w:ascii="Arial" w:hAnsi="Arial" w:cs="Arial"/>
-          <w:b/>
-          <w:bCs/>
-          <w:color w:val="FF0000"/>
-        </w:rPr>
-        <w:t>}</w:t>
-      </w:r>
-      <w:r>
-        <w:rPr>
-          <w:rFonts w:ascii="Arial" w:hAnsi="Arial" w:cs="Arial"/>
-        </w:rPr>
-        <w:t xml:space="preserve">, se establece que la mercancía materia de regularización ha sido objeto de reconocimiento físico dentro del plazo previsto en el artículo 2º de la Resolución Ministerial </w:t>
-      </w:r>
-      <w:r>
-        <w:rPr>
-          <w:rFonts w:ascii="Arial" w:hAnsi="Arial" w:cs="Arial"/>
-        </w:rPr>
-        <w:t>n</w:t>
-      </w:r>
-      <w:r>
-        <w:rPr>
-          <w:rFonts w:ascii="Arial" w:hAnsi="Arial" w:cs="Arial"/>
-        </w:rPr>
-        <w:t>.º</w:t>
-      </w:r>
-      <w:r>
-        <w:rPr>
-          <w:rFonts w:ascii="Arial" w:hAnsi="Arial" w:cs="Arial"/>
-        </w:rPr>
-        <w:t xml:space="preserve">107-94-EF/10; </w:t>
-      </w:r>
-      <w:r>
-        <w:rPr>
-          <w:rFonts w:ascii="Arial" w:hAnsi="Arial" w:cs="Arial"/>
-        </w:rPr>
-        <w:t xml:space="preserve">por lo tanto, corresponde atender las series de la referida DAM solicitadas a regularización toda vez que se encuentran negociadas en el Arancel Común del Convenio Peruano - Colombiano con una tasa Ad/Valorem – </w:t>
-      </w:r>
-      <w:r>
-        <w:rPr>
-          <w:rFonts w:ascii="Arial" w:hAnsi="Arial" w:cs="Arial"/>
-        </w:rPr>
-        <w:t>l</w:t>
-      </w:r>
-      <w:r>
-        <w:rPr>
-          <w:rFonts w:ascii="Arial" w:hAnsi="Arial" w:cs="Arial"/>
-        </w:rPr>
-        <w:t xml:space="preserve">ibre; asimismo, se debe tener en cuenta lo opinado en el informe </w:t>
-      </w:r>
-      <w:r>
-        <w:rPr>
-          <w:rFonts w:ascii="Arial" w:hAnsi="Arial" w:cs="Arial"/>
-        </w:rPr>
-        <w:t>n</w:t>
-      </w:r>
-      <w:r>
-        <w:rPr>
-          <w:rFonts w:ascii="Arial" w:hAnsi="Arial" w:cs="Arial"/>
-        </w:rPr>
-        <w:t>.º 50-2008</w:t>
-      </w:r>
-      <w:r>
-        <w:rPr>
-          <w:rFonts w:ascii="Arial" w:hAnsi="Arial" w:cs="Arial"/>
-        </w:rPr>
-        <w:t>-</w:t>
-      </w:r>
-      <w:r>
-        <w:rPr>
-          <w:rFonts w:ascii="Arial" w:hAnsi="Arial" w:cs="Arial"/>
-        </w:rPr>
-        <w:t xml:space="preserve">SUNAT/2B4000, ratificado mediante Informe </w:t>
-      </w:r>
-      <w:r>
-        <w:rPr>
-          <w:rFonts w:ascii="Arial" w:hAnsi="Arial" w:cs="Arial"/>
-        </w:rPr>
-        <w:t>n</w:t>
-      </w:r>
-      <w:r>
-        <w:rPr>
-          <w:rFonts w:ascii="Arial" w:hAnsi="Arial" w:cs="Arial"/>
-        </w:rPr>
-        <w:t xml:space="preserve">.º 11-2017-SUNAT/340000, donde dice que: “la devolución de los tributos pagados a cuenta, como regularización del despacho de mercancía acogidas estrictamente a los beneficios arancelarios otorgados por el PECO, comprende únicamente los derechos Ad/Valorem cancelados de las mercancías liberadas total o parcialmente por acogimiento del PECO; determinándose que el monto a regularizar en el marco del Decreto Supremo </w:t>
-      </w:r>
-      <w:r>
-        <w:rPr>
-          <w:rFonts w:ascii="Arial" w:hAnsi="Arial" w:cs="Arial"/>
-        </w:rPr>
-        <w:t>n</w:t>
-      </w:r>
-      <w:r>
-        <w:rPr>
-          <w:rFonts w:ascii="Arial" w:hAnsi="Arial" w:cs="Arial"/>
-        </w:rPr>
-        <w:t xml:space="preserve">.º 015-94-EF es de S/ </w:t>
-      </w:r>
-      <w:r>
-        <w:rPr>
-          <w:rFonts w:ascii="Arial" w:hAnsi="Arial" w:cs="Arial"/>
-        </w:rPr>
-        <w:t>{</w:t>
-      </w:r>
-      <w:proofErr w:type="spellStart"/>
       <w:r>
         <w:rPr>
           <w:rFonts w:ascii="Arial" w:hAnsi="Arial" w:cs="Arial"/>
         </w:rPr>
         <w:t>textoTotReguPECO</w:t>
       </w:r>
-      <w:proofErr w:type="spellEnd"/>
       <w:r>
         <w:rPr>
           <w:rFonts w:ascii="Arial" w:hAnsi="Arial" w:cs="Arial"/>
@@ -10178,14 +8801,12 @@
         </w:rPr>
         <w:t>{/</w:t>
       </w:r>
-      <w:proofErr w:type="spellStart"/>
       <w:r>
         <w:rPr>
           <w:rFonts w:ascii="Arial" w:hAnsi="Arial" w:cs="Arial"/>
         </w:rPr>
         <w:t>estadoPECOyAMAZONIA</w:t>
       </w:r>
-      <w:proofErr w:type="spellEnd"/>
       <w:r>
         <w:rPr>
           <w:rFonts w:ascii="Arial" w:hAnsi="Arial" w:cs="Arial"/>
@@ -10331,217 +8952,171 @@
         <w:rPr>
           <w:rFonts w:ascii="Arial" w:hAnsi="Arial" w:cs="Arial"/>
         </w:rPr>
+        <w:t>{fromDam-nombreEmpresa}</w:t>
+      </w:r>
+      <w:r>
+        <w:rPr>
+          <w:rFonts w:ascii="Arial" w:hAnsi="Arial" w:cs="Arial"/>
+          <w:b/>
+          <w:bCs/>
+          <w:color w:val="FF0000"/>
+        </w:rPr>
+        <w:t>{fromDam-nombreEmpresaRRR}</w:t>
+      </w:r>
+      <w:r>
+        <w:rPr>
+          <w:rFonts w:ascii="Arial" w:hAnsi="Arial" w:cs="Arial"/>
+          <w:color w:val="000000" w:themeColor="text1"/>
+        </w:rPr>
+        <w:t>,</w:t>
+      </w:r>
+      <w:r>
+        <w:rPr>
+          <w:rFonts w:ascii="Arial" w:hAnsi="Arial" w:cs="Arial"/>
+          <w:b/>
+          <w:bCs/>
+          <w:color w:val="FF0000"/>
+        </w:rPr>
+        <w:t xml:space="preserve"> </w:t>
+      </w:r>
+      <w:r>
+        <w:rPr>
+          <w:rFonts w:ascii="Arial" w:hAnsi="Arial" w:cs="Arial"/>
+        </w:rPr>
+        <w:t xml:space="preserve">identificado con RUC </w:t>
+      </w:r>
+      <w:r>
+        <w:rPr>
+          <w:rFonts w:ascii="Arial" w:hAnsi="Arial" w:cs="Arial"/>
+        </w:rPr>
+        <w:t>n.º</w:t>
+      </w:r>
+      <w:r>
+        <w:t xml:space="preserve"> </w:t>
+      </w:r>
+      <w:r>
+        <w:rPr>
+          <w:rFonts w:ascii="Arial" w:hAnsi="Arial" w:cs="Arial"/>
+        </w:rPr>
+        <w:t>{fromDam-ruc}</w:t>
+      </w:r>
+      <w:r>
+        <w:rPr>
+          <w:rFonts w:ascii="Arial" w:hAnsi="Arial" w:cs="Arial"/>
+          <w:b/>
+          <w:bCs/>
+          <w:color w:val="FF0000"/>
+        </w:rPr>
+        <w:t>{fromDam-rucRRR}</w:t>
+      </w:r>
+      <w:r>
+        <w:rPr>
+          <w:rFonts w:ascii="Arial" w:hAnsi="Arial" w:cs="Arial"/>
+        </w:rPr>
+        <w:t xml:space="preserve">, se establece que la mercancía materia de regularización ha sido objeto de reconocimiento físico dentro del plazo previsto en el artículo 2º de la Resolución Ministerial </w:t>
+      </w:r>
+      <w:r>
+        <w:rPr>
+          <w:rFonts w:ascii="Arial" w:hAnsi="Arial" w:cs="Arial"/>
+        </w:rPr>
+        <w:t>n.º</w:t>
+      </w:r>
+      <w:r>
+        <w:rPr>
+          <w:rFonts w:ascii="Arial" w:hAnsi="Arial" w:cs="Arial"/>
+        </w:rPr>
+        <w:t xml:space="preserve">107-94-EF/10; </w:t>
+      </w:r>
+      <w:r>
+        <w:rPr>
+          <w:rFonts w:ascii="Arial" w:hAnsi="Arial" w:cs="Arial"/>
+        </w:rPr>
+        <w:t xml:space="preserve">por lo tanto, corresponde atender las series de la referida DAM solicitadas a regularización toda vez que se encuentran negociadas en el Arancel Común del Convenio Peruano - Colombiano con una tasa Ad/Valorem – Libre; asimismo, se debe tener en cuenta lo opinado en el </w:t>
+      </w:r>
+      <w:r>
+        <w:rPr>
+          <w:rFonts w:ascii="Arial" w:hAnsi="Arial" w:cs="Arial"/>
+        </w:rPr>
+        <w:t>i</w:t>
+      </w:r>
+      <w:r>
+        <w:rPr>
+          <w:rFonts w:ascii="Arial" w:hAnsi="Arial" w:cs="Arial"/>
+        </w:rPr>
+        <w:t xml:space="preserve">nforme </w:t>
+      </w:r>
+      <w:r>
+        <w:rPr>
+          <w:rFonts w:ascii="Arial" w:hAnsi="Arial" w:cs="Arial"/>
+        </w:rPr>
+        <w:t>n</w:t>
+      </w:r>
+      <w:r>
+        <w:rPr>
+          <w:rFonts w:ascii="Arial" w:hAnsi="Arial" w:cs="Arial"/>
+        </w:rPr>
+        <w:t>.º 50-2008</w:t>
+      </w:r>
+      <w:r>
+        <w:rPr>
+          <w:rFonts w:ascii="Arial" w:hAnsi="Arial" w:cs="Arial"/>
+        </w:rPr>
+        <w:t>-</w:t>
+      </w:r>
+      <w:r>
+        <w:rPr>
+          <w:rFonts w:ascii="Arial" w:hAnsi="Arial" w:cs="Arial"/>
+        </w:rPr>
+        <w:t xml:space="preserve">SUNAT/2B4000, ratificado mediante </w:t>
+      </w:r>
+      <w:r>
+        <w:rPr>
+          <w:rFonts w:ascii="Arial" w:hAnsi="Arial" w:cs="Arial"/>
+        </w:rPr>
+        <w:t>i</w:t>
+      </w:r>
+      <w:r>
+        <w:rPr>
+          <w:rFonts w:ascii="Arial" w:hAnsi="Arial" w:cs="Arial"/>
+        </w:rPr>
+        <w:t xml:space="preserve">nforme </w:t>
+      </w:r>
+      <w:r>
+        <w:rPr>
+          <w:rFonts w:ascii="Arial" w:hAnsi="Arial" w:cs="Arial"/>
+        </w:rPr>
+        <w:t>n</w:t>
+      </w:r>
+      <w:r>
+        <w:rPr>
+          <w:rFonts w:ascii="Arial" w:hAnsi="Arial" w:cs="Arial"/>
+        </w:rPr>
+        <w:t xml:space="preserve">.º 11-2017-SUNAT/340000, donde dice que: “la devolución de los tributos pagados a cuenta, como regularización del despacho de mercancía acogidas estrictamente a los beneficios arancelarios otorgados por el PECO, comprende únicamente los derechos Ad/Valorem cancelados de las mercancías liberadas total o parcialmente por acogimiento del PECO; determinándose que el monto a regularizar en el marco del Decreto Supremo </w:t>
+      </w:r>
+      <w:r>
+        <w:rPr>
+          <w:rFonts w:ascii="Arial" w:hAnsi="Arial" w:cs="Arial"/>
+        </w:rPr>
+        <w:t>n</w:t>
+      </w:r>
+      <w:r>
+        <w:rPr>
+          <w:rFonts w:ascii="Arial" w:hAnsi="Arial" w:cs="Arial"/>
+        </w:rPr>
+        <w:t xml:space="preserve">.º 015-94-EF es de S/ </w:t>
+      </w:r>
+      <w:r>
+        <w:rPr>
+          <w:rFonts w:ascii="Arial" w:hAnsi="Arial" w:cs="Arial"/>
+        </w:rPr>
         <w:t>{</w:t>
       </w:r>
-      <w:proofErr w:type="spellStart"/>
-      <w:r>
-        <w:rPr>
-          <w:rFonts w:ascii="Arial" w:hAnsi="Arial" w:cs="Arial"/>
-        </w:rPr>
-        <w:t>fromDam-nombreEmpresa</w:t>
-      </w:r>
-      <w:proofErr w:type="spellEnd"/>
-      <w:r>
-        <w:rPr>
-          <w:rFonts w:ascii="Arial" w:hAnsi="Arial" w:cs="Arial"/>
-        </w:rPr>
-        <w:t>}</w:t>
-      </w:r>
-      <w:r>
-        <w:rPr>
-          <w:rFonts w:ascii="Arial" w:hAnsi="Arial" w:cs="Arial"/>
-          <w:b/>
-          <w:bCs/>
-          <w:color w:val="FF0000"/>
-        </w:rPr>
-        <w:t>{</w:t>
-      </w:r>
-      <w:proofErr w:type="spellStart"/>
-      <w:r>
-        <w:rPr>
-          <w:rFonts w:ascii="Arial" w:hAnsi="Arial" w:cs="Arial"/>
-          <w:b/>
-          <w:bCs/>
-          <w:color w:val="FF0000"/>
-        </w:rPr>
-        <w:t>fromDam-nombreEmpresaRRR</w:t>
-      </w:r>
-      <w:proofErr w:type="spellEnd"/>
-      <w:r>
-        <w:rPr>
-          <w:rFonts w:ascii="Arial" w:hAnsi="Arial" w:cs="Arial"/>
-          <w:b/>
-          <w:bCs/>
-          <w:color w:val="FF0000"/>
-        </w:rPr>
-        <w:t>}</w:t>
-      </w:r>
-      <w:r>
-        <w:rPr>
-          <w:rFonts w:ascii="Arial" w:hAnsi="Arial" w:cs="Arial"/>
-          <w:color w:val="000000" w:themeColor="text1"/>
-        </w:rPr>
-        <w:t>,</w:t>
-      </w:r>
-      <w:r>
-        <w:rPr>
-          <w:rFonts w:ascii="Arial" w:hAnsi="Arial" w:cs="Arial"/>
-          <w:b/>
-          <w:bCs/>
-          <w:color w:val="FF0000"/>
-        </w:rPr>
-        <w:t xml:space="preserve"> </w:t>
-      </w:r>
-      <w:r>
-        <w:rPr>
-          <w:rFonts w:ascii="Arial" w:hAnsi="Arial" w:cs="Arial"/>
-        </w:rPr>
-        <w:t xml:space="preserve">identificado con RUC </w:t>
-      </w:r>
-      <w:r>
-        <w:rPr>
-          <w:rFonts w:ascii="Arial" w:hAnsi="Arial" w:cs="Arial"/>
-        </w:rPr>
-        <w:t>n.º</w:t>
-      </w:r>
-      <w:r>
-        <w:t xml:space="preserve"> </w:t>
-      </w:r>
-      <w:r>
-        <w:rPr>
-          <w:rFonts w:ascii="Arial" w:hAnsi="Arial" w:cs="Arial"/>
-        </w:rPr>
-        <w:t>{</w:t>
-      </w:r>
-      <w:proofErr w:type="spellStart"/>
-      <w:r>
-        <w:rPr>
-          <w:rFonts w:ascii="Arial" w:hAnsi="Arial" w:cs="Arial"/>
-        </w:rPr>
-        <w:t>fromDam</w:t>
-      </w:r>
-      <w:proofErr w:type="spellEnd"/>
-      <w:r>
-        <w:rPr>
-          <w:rFonts w:ascii="Arial" w:hAnsi="Arial" w:cs="Arial"/>
-        </w:rPr>
-        <w:t>-ruc}</w:t>
-      </w:r>
-      <w:r>
-        <w:rPr>
-          <w:rFonts w:ascii="Arial" w:hAnsi="Arial" w:cs="Arial"/>
-          <w:b/>
-          <w:bCs/>
-          <w:color w:val="FF0000"/>
-        </w:rPr>
-        <w:t>{</w:t>
-      </w:r>
-      <w:proofErr w:type="spellStart"/>
-      <w:r>
-        <w:rPr>
-          <w:rFonts w:ascii="Arial" w:hAnsi="Arial" w:cs="Arial"/>
-          <w:b/>
-          <w:bCs/>
-          <w:color w:val="FF0000"/>
-        </w:rPr>
-        <w:t>fromDam-rucRRR</w:t>
-      </w:r>
-      <w:proofErr w:type="spellEnd"/>
-      <w:r>
-        <w:rPr>
-          <w:rFonts w:ascii="Arial" w:hAnsi="Arial" w:cs="Arial"/>
-          <w:b/>
-          <w:bCs/>
-          <w:color w:val="FF0000"/>
-        </w:rPr>
-        <w:t>}</w:t>
-      </w:r>
-      <w:r>
-        <w:rPr>
-          <w:rFonts w:ascii="Arial" w:hAnsi="Arial" w:cs="Arial"/>
-        </w:rPr>
-        <w:t xml:space="preserve">, se establece que la mercancía materia de regularización ha sido objeto de reconocimiento físico dentro del plazo previsto en el artículo 2º de la Resolución Ministerial </w:t>
-      </w:r>
-      <w:r>
-        <w:rPr>
-          <w:rFonts w:ascii="Arial" w:hAnsi="Arial" w:cs="Arial"/>
-        </w:rPr>
-        <w:t>n.º</w:t>
-      </w:r>
-      <w:r>
-        <w:rPr>
-          <w:rFonts w:ascii="Arial" w:hAnsi="Arial" w:cs="Arial"/>
-        </w:rPr>
-        <w:t xml:space="preserve">107-94-EF/10; </w:t>
-      </w:r>
-      <w:r>
-        <w:rPr>
-          <w:rFonts w:ascii="Arial" w:hAnsi="Arial" w:cs="Arial"/>
-        </w:rPr>
-        <w:t xml:space="preserve">por lo tanto, corresponde atender las series de la referida DAM solicitadas a regularización toda vez que se encuentran negociadas en el Arancel Común del Convenio Peruano - Colombiano con una tasa Ad/Valorem – Libre; asimismo, se debe tener en cuenta lo opinado en el informe </w:t>
-      </w:r>
-      <w:r>
-        <w:rPr>
-          <w:rFonts w:ascii="Arial" w:hAnsi="Arial" w:cs="Arial"/>
-        </w:rPr>
-        <w:t>n</w:t>
-      </w:r>
-      <w:r>
-        <w:rPr>
-          <w:rFonts w:ascii="Arial" w:hAnsi="Arial" w:cs="Arial"/>
-        </w:rPr>
-        <w:t>.º 50-2008</w:t>
-      </w:r>
-      <w:r>
-        <w:rPr>
-          <w:rFonts w:ascii="Arial" w:hAnsi="Arial" w:cs="Arial"/>
-        </w:rPr>
-        <w:t>-</w:t>
-      </w:r>
-      <w:r>
-        <w:rPr>
-          <w:rFonts w:ascii="Arial" w:hAnsi="Arial" w:cs="Arial"/>
-        </w:rPr>
-        <w:t xml:space="preserve">SUNAT/2B4000, ratificado mediante Informe </w:t>
-      </w:r>
-      <w:r>
-        <w:rPr>
-          <w:rFonts w:ascii="Arial" w:hAnsi="Arial" w:cs="Arial"/>
-        </w:rPr>
-        <w:t>n</w:t>
-      </w:r>
-      <w:r>
-        <w:rPr>
-          <w:rFonts w:ascii="Arial" w:hAnsi="Arial" w:cs="Arial"/>
-        </w:rPr>
-        <w:t xml:space="preserve">.º 11-2017-SUNAT/340000, donde dice que: “la devolución de los tributos pagados a cuenta, como regularización del despacho de mercancía acogidas estrictamente a los beneficios arancelarios otorgados por el PECO, comprende únicamente los derechos Ad/Valorem cancelados de las mercancías liberadas total o parcialmente por acogimiento del PECO; determinándose que el monto a regularizar en el marco del Decreto Supremo </w:t>
-      </w:r>
-      <w:r>
-        <w:rPr>
-          <w:rFonts w:ascii="Arial" w:hAnsi="Arial" w:cs="Arial"/>
-        </w:rPr>
-        <w:t>n</w:t>
-      </w:r>
-      <w:r>
-        <w:rPr>
-          <w:rFonts w:ascii="Arial" w:hAnsi="Arial" w:cs="Arial"/>
-        </w:rPr>
-        <w:t xml:space="preserve">.º 015-94-EF es de S/ </w:t>
-      </w:r>
-      <w:r>
-        <w:rPr>
-          <w:rFonts w:ascii="Arial" w:hAnsi="Arial" w:cs="Arial"/>
-        </w:rPr>
-        <w:t>{</w:t>
-      </w:r>
-      <w:proofErr w:type="spellStart"/>
       <w:r>
         <w:rPr>
           <w:rFonts w:ascii="Arial" w:hAnsi="Arial" w:cs="Arial"/>
         </w:rPr>
         <w:t>textoTotReguPECO</w:t>
       </w:r>
-      <w:proofErr w:type="spellEnd"/>
       <w:r>
         <w:rPr>
           <w:rFonts w:ascii="Arial" w:hAnsi="Arial" w:cs="Arial"/>
@@ -10571,14 +9146,12 @@
         </w:rPr>
         <w:t>{/</w:t>
       </w:r>
-      <w:proofErr w:type="spellStart"/>
       <w:r>
         <w:rPr>
           <w:rFonts w:ascii="Arial" w:hAnsi="Arial" w:cs="Arial"/>
         </w:rPr>
         <w:t>estadoOnlyPECO</w:t>
       </w:r>
-      <w:proofErr w:type="spellEnd"/>
       <w:r>
         <w:rPr>
           <w:rFonts w:ascii="Arial" w:hAnsi="Arial" w:cs="Arial"/>
@@ -10681,58 +9254,16 @@
         <w:rPr>
           <w:rFonts w:ascii="Arial" w:hAnsi="Arial"/>
         </w:rPr>
-        <w:t>.º {</w:t>
-      </w:r>
-      <w:proofErr w:type="spellStart"/>
+        <w:t>.º {datosFactura-numeroReqFac}</w:t>
+      </w:r>
       <w:r>
         <w:rPr>
           <w:rFonts w:ascii="Arial" w:hAnsi="Arial"/>
-        </w:rPr>
-        <w:t>datosFactura-</w:t>
-      </w:r>
-      <w:proofErr w:type="gramStart"/>
-      <w:r>
-        <w:rPr>
-          <w:rFonts w:ascii="Arial" w:hAnsi="Arial"/>
-        </w:rPr>
-        <w:t>numeroReqFac</w:t>
-      </w:r>
-      <w:proofErr w:type="spellEnd"/>
-      <w:r>
-        <w:rPr>
-          <w:rFonts w:ascii="Arial" w:hAnsi="Arial"/>
-        </w:rPr>
-        <w:t>}</w:t>
-      </w:r>
-      <w:r>
-        <w:rPr>
-          <w:rFonts w:ascii="Arial" w:hAnsi="Arial"/>
           <w:b/>
           <w:bCs/>
           <w:color w:val="FF0000"/>
         </w:rPr>
-        <w:t>{</w:t>
-      </w:r>
-      <w:proofErr w:type="spellStart"/>
-      <w:proofErr w:type="gramEnd"/>
-      <w:r>
-        <w:rPr>
-          <w:rFonts w:ascii="Arial" w:hAnsi="Arial"/>
-          <w:b/>
-          <w:bCs/>
-          <w:color w:val="FF0000"/>
-        </w:rPr>
-        <w:t>datosFactura-numeroReqFacRRR</w:t>
-      </w:r>
-      <w:proofErr w:type="spellEnd"/>
-      <w:r>
-        <w:rPr>
-          <w:rFonts w:ascii="Arial" w:hAnsi="Arial"/>
-          <w:b/>
-          <w:bCs/>
-          <w:color w:val="FF0000"/>
-        </w:rPr>
-        <w:t>}</w:t>
+        <w:t>{datosFactura-numeroReqFacRRR}</w:t>
       </w:r>
       <w:r>
         <w:rPr>
@@ -10770,25 +9301,26 @@
           <w:sz w:val="22"/>
           <w:szCs w:val="22"/>
         </w:rPr>
-        <w:t>través del requerimiento n.º {</w:t>
-      </w:r>
-      <w:proofErr w:type="spellStart"/>
+        <w:t>través del requerimiento n.º {datosFactura-numeroReqFac}</w:t>
+      </w:r>
       <w:r>
         <w:rPr>
           <w:rFonts w:ascii="Arial" w:hAnsi="Arial"/>
-          <w:sz w:val="22"/>
-          <w:szCs w:val="22"/>
-        </w:rPr>
-        <w:t>datosFactura-numeroReqFac</w:t>
-      </w:r>
-      <w:proofErr w:type="spellEnd"/>
+          <w:b/>
+          <w:bCs/>
+          <w:color w:val="FF0000"/>
+          <w:sz w:val="22"/>
+          <w:szCs w:val="22"/>
+        </w:rPr>
+        <w:t>{datosFactura-numeroReqFacRRR}</w:t>
+      </w:r>
       <w:r>
         <w:rPr>
           <w:rFonts w:ascii="Arial" w:hAnsi="Arial"/>
           <w:sz w:val="22"/>
           <w:szCs w:val="22"/>
         </w:rPr>
-        <w:t>}</w:t>
+        <w:t xml:space="preserve"> de fecha </w:t>
       </w:r>
       <w:r>
         <w:rPr>
@@ -10799,100 +9331,15 @@
           <w:sz w:val="22"/>
           <w:szCs w:val="22"/>
         </w:rPr>
-        <w:t>{</w:t>
-      </w:r>
-      <w:proofErr w:type="spellStart"/>
+        <w:t>{datosFactura-fechaReqFacRRR}</w:t>
+      </w:r>
       <w:r>
         <w:rPr>
           <w:rFonts w:ascii="Arial" w:hAnsi="Arial"/>
-          <w:b/>
-          <w:bCs/>
-          <w:color w:val="FF0000"/>
-          <w:sz w:val="22"/>
-          <w:szCs w:val="22"/>
-        </w:rPr>
-        <w:t>datosFactura-numeroReqFacRRR</w:t>
-      </w:r>
-      <w:proofErr w:type="spellEnd"/>
-      <w:r>
-        <w:rPr>
-          <w:rFonts w:ascii="Arial" w:hAnsi="Arial"/>
-          <w:b/>
-          <w:bCs/>
-          <w:color w:val="FF0000"/>
-          <w:sz w:val="22"/>
-          <w:szCs w:val="22"/>
-        </w:rPr>
-        <w:t>}</w:t>
-      </w:r>
-      <w:r>
-        <w:rPr>
-          <w:rFonts w:ascii="Arial" w:hAnsi="Arial"/>
-          <w:sz w:val="22"/>
-          <w:szCs w:val="22"/>
-        </w:rPr>
-        <w:t xml:space="preserve"> de fecha </w:t>
-      </w:r>
-      <w:r>
-        <w:rPr>
-          <w:rFonts w:ascii="Arial" w:hAnsi="Arial"/>
-          <w:b/>
-          <w:bCs/>
-          <w:color w:val="FF0000"/>
-          <w:sz w:val="22"/>
-          <w:szCs w:val="22"/>
-        </w:rPr>
-        <w:t>{</w:t>
-      </w:r>
-      <w:proofErr w:type="spellStart"/>
-      <w:r>
-        <w:rPr>
-          <w:rFonts w:ascii="Arial" w:hAnsi="Arial"/>
-          <w:b/>
-          <w:bCs/>
-          <w:color w:val="FF0000"/>
-          <w:sz w:val="22"/>
-          <w:szCs w:val="22"/>
-        </w:rPr>
-        <w:t>datosFactura-fechaReqFacRRR</w:t>
-      </w:r>
-      <w:proofErr w:type="spellEnd"/>
-      <w:r>
-        <w:rPr>
-          <w:rFonts w:ascii="Arial" w:hAnsi="Arial"/>
-          <w:b/>
-          <w:bCs/>
-          <w:color w:val="FF0000"/>
-          <w:sz w:val="22"/>
-          <w:szCs w:val="22"/>
-        </w:rPr>
-        <w:t>}</w:t>
-      </w:r>
-      <w:r>
-        <w:rPr>
-          <w:rFonts w:ascii="Arial" w:hAnsi="Arial"/>
-          <w:sz w:val="22"/>
-          <w:szCs w:val="22"/>
-        </w:rPr>
-        <w:t>{</w:t>
-      </w:r>
-      <w:proofErr w:type="spellStart"/>
-      <w:r>
-        <w:rPr>
-          <w:rFonts w:ascii="Arial" w:hAnsi="Arial"/>
-          <w:sz w:val="22"/>
-          <w:szCs w:val="22"/>
-        </w:rPr>
-        <w:t>datosFactura-fechaReqFac</w:t>
-      </w:r>
-      <w:proofErr w:type="spellEnd"/>
-      <w:r>
-        <w:rPr>
-          <w:rFonts w:ascii="Arial" w:hAnsi="Arial"/>
-          <w:sz w:val="22"/>
-          <w:szCs w:val="22"/>
-        </w:rPr>
-        <w:t xml:space="preserve">} presentó a esta administración la factura digitalizada, la misma que se encuentra detallada en  </w:t>
+          <w:sz w:val="22"/>
+          <w:szCs w:val="22"/>
+        </w:rPr>
+        <w:t xml:space="preserve">{datosFactura-fechaReqFac} presentó a esta administración la factura digitalizada, la misma que se encuentra detallada en  </w:t>
       </w:r>
       <w:r>
         <w:rPr>
@@ -11015,112 +9462,34 @@
           <w:sz w:val="22"/>
           <w:szCs w:val="22"/>
         </w:rPr>
-        <w:t>se evidencia que el importador todavía se encuentra dentro del plazo para realizar la transferencia por el pago de las mercancías; en tal sentido, corresponde la devolución solicitada por {</w:t>
-      </w:r>
-      <w:proofErr w:type="spellStart"/>
+        <w:t>se evidencia que el importador todavía se encuentra dentro del plazo para realizar la transferencia por el pago de las mercancías; en tal sentido, corresponde la devolución solicitada por {fromDam-nombreEmpresa}</w:t>
+      </w:r>
       <w:r>
         <w:rPr>
           <w:rFonts w:ascii="Arial" w:hAnsi="Arial"/>
-          <w:sz w:val="22"/>
-          <w:szCs w:val="22"/>
-        </w:rPr>
-        <w:t>fromDam-nombreEmpresa</w:t>
-      </w:r>
-      <w:proofErr w:type="spellEnd"/>
+          <w:b/>
+          <w:bCs/>
+          <w:color w:val="FF0000"/>
+          <w:sz w:val="22"/>
+          <w:szCs w:val="22"/>
+        </w:rPr>
+        <w:t>{fromDam-nombreEmpresaRRR}</w:t>
+      </w:r>
       <w:r>
         <w:rPr>
           <w:rFonts w:ascii="Arial" w:hAnsi="Arial"/>
           <w:sz w:val="22"/>
           <w:szCs w:val="22"/>
         </w:rPr>
-        <w:t>}</w:t>
+        <w:t xml:space="preserve">. identificada con RUC n.º {fromDam-ruc} al </w:t>
       </w:r>
       <w:r>
         <w:rPr>
           <w:rFonts w:ascii="Arial" w:hAnsi="Arial"/>
-          <w:b/>
-          <w:bCs/>
-          <w:color w:val="FF0000"/>
-          <w:sz w:val="22"/>
-          <w:szCs w:val="22"/>
-        </w:rPr>
-        <w:t>{</w:t>
-      </w:r>
-      <w:proofErr w:type="spellStart"/>
-      <w:r>
-        <w:rPr>
-          <w:rFonts w:ascii="Arial" w:hAnsi="Arial"/>
-          <w:b/>
-          <w:bCs/>
-          <w:color w:val="FF0000"/>
-          <w:sz w:val="22"/>
-          <w:szCs w:val="22"/>
-        </w:rPr>
-        <w:t>fromDam-nombreEmpresaRRR</w:t>
-      </w:r>
-      <w:proofErr w:type="spellEnd"/>
-      <w:r>
-        <w:rPr>
-          <w:rFonts w:ascii="Arial" w:hAnsi="Arial"/>
-          <w:b/>
-          <w:bCs/>
-          <w:color w:val="FF0000"/>
-          <w:sz w:val="22"/>
-          <w:szCs w:val="22"/>
-        </w:rPr>
-        <w:t>}</w:t>
-      </w:r>
-      <w:r>
-        <w:rPr>
-          <w:rFonts w:ascii="Arial" w:hAnsi="Arial"/>
-          <w:sz w:val="22"/>
-          <w:szCs w:val="22"/>
-        </w:rPr>
-        <w:t>. identificada con RUC n.º {</w:t>
-      </w:r>
-      <w:proofErr w:type="spellStart"/>
-      <w:r>
-        <w:rPr>
-          <w:rFonts w:ascii="Arial" w:hAnsi="Arial"/>
-          <w:sz w:val="22"/>
-          <w:szCs w:val="22"/>
-        </w:rPr>
-        <w:t>fromDam</w:t>
-      </w:r>
-      <w:proofErr w:type="spellEnd"/>
-      <w:r>
-        <w:rPr>
-          <w:rFonts w:ascii="Arial" w:hAnsi="Arial"/>
-          <w:sz w:val="22"/>
-          <w:szCs w:val="22"/>
-        </w:rPr>
-        <w:t xml:space="preserve">-ruc} al </w:t>
-      </w:r>
-      <w:r>
-        <w:rPr>
-          <w:rFonts w:ascii="Arial" w:hAnsi="Arial"/>
-          <w:sz w:val="22"/>
-          <w:szCs w:val="22"/>
-        </w:rPr>
-        <w:t>{</w:t>
-      </w:r>
-      <w:proofErr w:type="spellStart"/>
-      <w:r>
-        <w:rPr>
-          <w:rFonts w:ascii="Arial" w:hAnsi="Arial"/>
-          <w:sz w:val="22"/>
-          <w:szCs w:val="22"/>
-        </w:rPr>
-        <w:t>textoPlazoFactura</w:t>
-      </w:r>
-      <w:proofErr w:type="spellEnd"/>
-      <w:r>
-        <w:rPr>
-          <w:rFonts w:ascii="Arial" w:hAnsi="Arial"/>
-          <w:sz w:val="22"/>
-          <w:szCs w:val="22"/>
-        </w:rPr>
-        <w:t>}</w:t>
+          <w:sz w:val="22"/>
+          <w:szCs w:val="22"/>
+        </w:rPr>
+        <w:t>{textoPlazoFactura}</w:t>
       </w:r>
       <w:r>
         <w:rPr>
@@ -11186,7 +9555,6 @@
         <w:t>{/</w:t>
       </w:r>
       <w:bookmarkStart w:id="7" w:name="_Hlk231302066"/>
-      <w:proofErr w:type="spellStart"/>
       <w:r>
         <w:rPr>
           <w:rFonts w:ascii="Arial" w:hAnsi="Arial" w:cs="Arial"/>
@@ -11196,7 +9564,6 @@
         <w:t>estadopagoFacturaTipoVencimiento</w:t>
       </w:r>
       <w:bookmarkEnd w:id="7"/>
-      <w:proofErr w:type="spellEnd"/>
       <w:r>
         <w:rPr>
           <w:rFonts w:ascii="Arial" w:hAnsi="Arial" w:cs="Arial"/>
@@ -11278,58 +9645,16 @@
         <w:rPr>
           <w:rFonts w:ascii="Arial" w:hAnsi="Arial"/>
         </w:rPr>
-        <w:t>requerimiento N.º {</w:t>
-      </w:r>
-      <w:proofErr w:type="spellStart"/>
+        <w:t>requerimiento N.º {datosFactura-numeroReqFac}</w:t>
+      </w:r>
       <w:r>
         <w:rPr>
           <w:rFonts w:ascii="Arial" w:hAnsi="Arial"/>
-        </w:rPr>
-        <w:t>datosFactura-</w:t>
-      </w:r>
-      <w:proofErr w:type="gramStart"/>
-      <w:r>
-        <w:rPr>
-          <w:rFonts w:ascii="Arial" w:hAnsi="Arial"/>
-        </w:rPr>
-        <w:t>numeroReqFac</w:t>
-      </w:r>
-      <w:proofErr w:type="spellEnd"/>
-      <w:r>
-        <w:rPr>
-          <w:rFonts w:ascii="Arial" w:hAnsi="Arial"/>
-        </w:rPr>
-        <w:t>}</w:t>
-      </w:r>
-      <w:r>
-        <w:rPr>
-          <w:rFonts w:ascii="Arial" w:hAnsi="Arial"/>
           <w:b/>
           <w:bCs/>
           <w:color w:val="FF0000"/>
         </w:rPr>
-        <w:t>{</w:t>
-      </w:r>
-      <w:proofErr w:type="spellStart"/>
-      <w:proofErr w:type="gramEnd"/>
-      <w:r>
-        <w:rPr>
-          <w:rFonts w:ascii="Arial" w:hAnsi="Arial"/>
-          <w:b/>
-          <w:bCs/>
-          <w:color w:val="FF0000"/>
-        </w:rPr>
-        <w:t>datosFactura-numeroReqFacRRR</w:t>
-      </w:r>
-      <w:proofErr w:type="spellEnd"/>
-      <w:r>
-        <w:rPr>
-          <w:rFonts w:ascii="Arial" w:hAnsi="Arial"/>
-          <w:b/>
-          <w:bCs/>
-          <w:color w:val="FF0000"/>
-        </w:rPr>
-        <w:t>}</w:t>
+        <w:t>{datosFactura-numeroReqFacRRR}</w:t>
       </w:r>
       <w:r>
         <w:rPr>
@@ -11367,25 +9692,26 @@
           <w:sz w:val="22"/>
           <w:szCs w:val="22"/>
         </w:rPr>
-        <w:t>través del requerimiento n.º {</w:t>
-      </w:r>
-      <w:proofErr w:type="spellStart"/>
+        <w:t>través del requerimiento n.º {datosFactura-numeroReqFac}</w:t>
+      </w:r>
       <w:r>
         <w:rPr>
           <w:rFonts w:ascii="Arial" w:hAnsi="Arial"/>
-          <w:sz w:val="22"/>
-          <w:szCs w:val="22"/>
-        </w:rPr>
-        <w:t>datosFactura-numeroReqFac</w:t>
-      </w:r>
-      <w:proofErr w:type="spellEnd"/>
+          <w:b/>
+          <w:bCs/>
+          <w:color w:val="FF0000"/>
+          <w:sz w:val="22"/>
+          <w:szCs w:val="22"/>
+        </w:rPr>
+        <w:t>{datosFactura-numeroReqFacRRR}</w:t>
+      </w:r>
       <w:r>
         <w:rPr>
           <w:rFonts w:ascii="Arial" w:hAnsi="Arial"/>
           <w:sz w:val="22"/>
           <w:szCs w:val="22"/>
         </w:rPr>
-        <w:t>}</w:t>
+        <w:t xml:space="preserve"> de fecha </w:t>
       </w:r>
       <w:r>
         <w:rPr>
@@ -11396,100 +9722,15 @@
           <w:sz w:val="22"/>
           <w:szCs w:val="22"/>
         </w:rPr>
-        <w:t>{</w:t>
-      </w:r>
-      <w:proofErr w:type="spellStart"/>
+        <w:t>{datosFactura-fechaReqFacRRR}</w:t>
+      </w:r>
       <w:r>
         <w:rPr>
           <w:rFonts w:ascii="Arial" w:hAnsi="Arial"/>
-          <w:b/>
-          <w:bCs/>
-          <w:color w:val="FF0000"/>
-          <w:sz w:val="22"/>
-          <w:szCs w:val="22"/>
-        </w:rPr>
-        <w:t>datosFactura-numeroReqFacRRR</w:t>
-      </w:r>
-      <w:proofErr w:type="spellEnd"/>
-      <w:r>
-        <w:rPr>
-          <w:rFonts w:ascii="Arial" w:hAnsi="Arial"/>
-          <w:b/>
-          <w:bCs/>
-          <w:color w:val="FF0000"/>
-          <w:sz w:val="22"/>
-          <w:szCs w:val="22"/>
-        </w:rPr>
-        <w:t>}</w:t>
-      </w:r>
-      <w:r>
-        <w:rPr>
-          <w:rFonts w:ascii="Arial" w:hAnsi="Arial"/>
-          <w:sz w:val="22"/>
-          <w:szCs w:val="22"/>
-        </w:rPr>
-        <w:t xml:space="preserve"> de fecha </w:t>
-      </w:r>
-      <w:r>
-        <w:rPr>
-          <w:rFonts w:ascii="Arial" w:hAnsi="Arial"/>
-          <w:b/>
-          <w:bCs/>
-          <w:color w:val="FF0000"/>
-          <w:sz w:val="22"/>
-          <w:szCs w:val="22"/>
-        </w:rPr>
-        <w:t>{</w:t>
-      </w:r>
-      <w:proofErr w:type="spellStart"/>
-      <w:r>
-        <w:rPr>
-          <w:rFonts w:ascii="Arial" w:hAnsi="Arial"/>
-          <w:b/>
-          <w:bCs/>
-          <w:color w:val="FF0000"/>
-          <w:sz w:val="22"/>
-          <w:szCs w:val="22"/>
-        </w:rPr>
-        <w:t>datosFactura-fechaReqFacRRR</w:t>
-      </w:r>
-      <w:proofErr w:type="spellEnd"/>
-      <w:r>
-        <w:rPr>
-          <w:rFonts w:ascii="Arial" w:hAnsi="Arial"/>
-          <w:b/>
-          <w:bCs/>
-          <w:color w:val="FF0000"/>
-          <w:sz w:val="22"/>
-          <w:szCs w:val="22"/>
-        </w:rPr>
-        <w:t>}</w:t>
-      </w:r>
-      <w:r>
-        <w:rPr>
-          <w:rFonts w:ascii="Arial" w:hAnsi="Arial"/>
-          <w:sz w:val="22"/>
-          <w:szCs w:val="22"/>
-        </w:rPr>
-        <w:t>{</w:t>
-      </w:r>
-      <w:proofErr w:type="spellStart"/>
-      <w:r>
-        <w:rPr>
-          <w:rFonts w:ascii="Arial" w:hAnsi="Arial"/>
-          <w:sz w:val="22"/>
-          <w:szCs w:val="22"/>
-        </w:rPr>
-        <w:t>datosFactura-fechaReqFac</w:t>
-      </w:r>
-      <w:proofErr w:type="spellEnd"/>
-      <w:r>
-        <w:rPr>
-          <w:rFonts w:ascii="Arial" w:hAnsi="Arial"/>
-          <w:sz w:val="22"/>
-          <w:szCs w:val="22"/>
-        </w:rPr>
-        <w:t xml:space="preserve">} presentó a esta administración la factura digitalizada, la misma que se encuentra detallada en  </w:t>
+          <w:sz w:val="22"/>
+          <w:szCs w:val="22"/>
+        </w:rPr>
+        <w:t xml:space="preserve">{datosFactura-fechaReqFac} presentó a esta administración la factura digitalizada, la misma que se encuentra detallada en  </w:t>
       </w:r>
       <w:r>
         <w:rPr>
@@ -11506,60 +9747,18 @@
           <w:sz w:val="22"/>
           <w:szCs w:val="22"/>
         </w:rPr>
-        <w:t>, se ha procedido a revisar y verificar las condiciones de pago establecidas entre el importador y su proveedor, se observa que la fecha de pago de las mercancías es {</w:t>
-      </w:r>
-      <w:proofErr w:type="spellStart"/>
+        <w:t>, se ha procedido a revisar y verificar las condiciones de pago establecidas entre el importador y su proveedor, se observa que la fecha de pago de las mercancías es {datosFactura-plazoFac}</w:t>
+      </w:r>
       <w:r>
         <w:rPr>
           <w:rFonts w:ascii="Arial" w:hAnsi="Arial"/>
-          <w:sz w:val="22"/>
-          <w:szCs w:val="22"/>
-        </w:rPr>
-        <w:t>datosFactura-plazoFac</w:t>
-      </w:r>
-      <w:proofErr w:type="spellEnd"/>
-      <w:r>
-        <w:rPr>
-          <w:rFonts w:ascii="Arial" w:hAnsi="Arial"/>
-          <w:sz w:val="22"/>
-          <w:szCs w:val="22"/>
-        </w:rPr>
-        <w:t>}</w:t>
-      </w:r>
-      <w:r>
-        <w:rPr>
-          <w:rFonts w:ascii="Arial" w:hAnsi="Arial"/>
           <w:b/>
           <w:bCs/>
           <w:color w:val="FF0000"/>
           <w:sz w:val="22"/>
           <w:szCs w:val="22"/>
         </w:rPr>
-        <w:t>{</w:t>
-      </w:r>
-      <w:proofErr w:type="spellStart"/>
-      <w:r>
-        <w:rPr>
-          <w:rFonts w:ascii="Arial" w:hAnsi="Arial"/>
-          <w:b/>
-          <w:bCs/>
-          <w:color w:val="FF0000"/>
-          <w:sz w:val="22"/>
-          <w:szCs w:val="22"/>
-        </w:rPr>
-        <w:t>datosFactura-plazoFacRRR</w:t>
-      </w:r>
-      <w:proofErr w:type="spellEnd"/>
-      <w:r>
-        <w:rPr>
-          <w:rFonts w:ascii="Arial" w:hAnsi="Arial"/>
-          <w:b/>
-          <w:bCs/>
-          <w:color w:val="FF0000"/>
-          <w:sz w:val="22"/>
-          <w:szCs w:val="22"/>
-        </w:rPr>
-        <w:t>}</w:t>
+        <w:t>{datosFactura-plazoFacRRR}</w:t>
       </w:r>
       <w:r>
         <w:rPr>
@@ -11586,7 +9785,6 @@
         </w:rPr>
         <w:t>{</w:t>
       </w:r>
-      <w:proofErr w:type="spellStart"/>
       <w:r>
         <w:rPr>
           <w:rFonts w:ascii="Arial" w:hAnsi="Arial"/>
@@ -11595,7 +9793,6 @@
         </w:rPr>
         <w:t>textoFechaTipado</w:t>
       </w:r>
-      <w:proofErr w:type="spellEnd"/>
       <w:r>
         <w:rPr>
           <w:rFonts w:ascii="Arial" w:hAnsi="Arial"/>
@@ -11613,154 +9810,68 @@
           <w:sz w:val="22"/>
           <w:szCs w:val="22"/>
         </w:rPr>
+        <w:t>{textoFechaTipadoRRR}</w:t>
+      </w:r>
+      <w:r>
+        <w:rPr>
+          <w:rFonts w:ascii="Arial" w:hAnsi="Arial"/>
+          <w:sz w:val="22"/>
+          <w:szCs w:val="22"/>
+        </w:rPr>
+        <w:t xml:space="preserve"> </w:t>
+      </w:r>
+      <w:r>
+        <w:rPr>
+          <w:rFonts w:ascii="Arial" w:hAnsi="Arial"/>
+          <w:sz w:val="22"/>
+          <w:szCs w:val="22"/>
+        </w:rPr>
+        <w:t>se evidencia que el importador todavía se encuentra dentro del plazo para realizar la transferencia por el pago de las mercancías; en tal sentido, corresponde la devolución solicitada por {fromDam-nombreEmpresa}</w:t>
+      </w:r>
+      <w:r>
+        <w:rPr>
+          <w:rFonts w:ascii="Arial" w:hAnsi="Arial"/>
+          <w:b/>
+          <w:bCs/>
+          <w:color w:val="FF0000"/>
+          <w:sz w:val="22"/>
+          <w:szCs w:val="22"/>
+        </w:rPr>
+        <w:t>{fromDam-nombreEmpresaRRR}</w:t>
+      </w:r>
+      <w:r>
+        <w:rPr>
+          <w:rFonts w:ascii="Arial" w:hAnsi="Arial"/>
+          <w:sz w:val="22"/>
+          <w:szCs w:val="22"/>
+        </w:rPr>
+        <w:t>. identificada con RUC n.º {fromDam-ruc} al</w:t>
+      </w:r>
+      <w:r>
+        <w:rPr>
+          <w:rFonts w:ascii="Arial" w:hAnsi="Arial"/>
+          <w:sz w:val="22"/>
+          <w:szCs w:val="22"/>
+        </w:rPr>
+        <w:t xml:space="preserve"> </w:t>
+      </w:r>
+      <w:bookmarkStart w:id="8" w:name="_Hlk231365774"/>
+      <w:r>
+        <w:rPr>
+          <w:rFonts w:ascii="Arial" w:hAnsi="Arial"/>
+          <w:sz w:val="22"/>
+          <w:szCs w:val="22"/>
+        </w:rPr>
         <w:t>{</w:t>
       </w:r>
-      <w:proofErr w:type="spellStart"/>
       <w:r>
         <w:rPr>
           <w:rFonts w:ascii="Arial" w:hAnsi="Arial"/>
-          <w:b/>
-          <w:bCs/>
-          <w:color w:val="FF0000"/>
-          <w:sz w:val="22"/>
-          <w:szCs w:val="22"/>
-        </w:rPr>
-        <w:t>textoFechaTipadoRRR</w:t>
-      </w:r>
-      <w:proofErr w:type="spellEnd"/>
-      <w:r>
-        <w:rPr>
-          <w:rFonts w:ascii="Arial" w:hAnsi="Arial"/>
-          <w:b/>
-          <w:bCs/>
-          <w:color w:val="FF0000"/>
-          <w:sz w:val="22"/>
-          <w:szCs w:val="22"/>
-        </w:rPr>
-        <w:t>}</w:t>
-      </w:r>
-      <w:r>
-        <w:rPr>
-          <w:rFonts w:ascii="Arial" w:hAnsi="Arial"/>
-          <w:sz w:val="22"/>
-          <w:szCs w:val="22"/>
-        </w:rPr>
-        <w:t xml:space="preserve"> </w:t>
-      </w:r>
-      <w:r>
-        <w:rPr>
-          <w:rFonts w:ascii="Arial" w:hAnsi="Arial"/>
-          <w:sz w:val="22"/>
-          <w:szCs w:val="22"/>
-        </w:rPr>
-        <w:t>se evidencia que el importador todavía se encuentra dentro del plazo para realizar la transferencia por el pago de las mercancías; en tal sentido, corresponde la devolución solicitada por {</w:t>
-      </w:r>
-      <w:proofErr w:type="spellStart"/>
-      <w:r>
-        <w:rPr>
-          <w:rFonts w:ascii="Arial" w:hAnsi="Arial"/>
-          <w:sz w:val="22"/>
-          <w:szCs w:val="22"/>
-        </w:rPr>
-        <w:t>fromDam-nombreEmpresa</w:t>
-      </w:r>
-      <w:proofErr w:type="spellEnd"/>
-      <w:r>
-        <w:rPr>
-          <w:rFonts w:ascii="Arial" w:hAnsi="Arial"/>
-          <w:sz w:val="22"/>
-          <w:szCs w:val="22"/>
-        </w:rPr>
-        <w:t>}</w:t>
-      </w:r>
-      <w:r>
-        <w:rPr>
-          <w:rFonts w:ascii="Arial" w:hAnsi="Arial"/>
-          <w:b/>
-          <w:bCs/>
-          <w:color w:val="FF0000"/>
-          <w:sz w:val="22"/>
-          <w:szCs w:val="22"/>
-        </w:rPr>
-        <w:t>{</w:t>
-      </w:r>
-      <w:proofErr w:type="spellStart"/>
-      <w:r>
-        <w:rPr>
-          <w:rFonts w:ascii="Arial" w:hAnsi="Arial"/>
-          <w:b/>
-          <w:bCs/>
-          <w:color w:val="FF0000"/>
-          <w:sz w:val="22"/>
-          <w:szCs w:val="22"/>
-        </w:rPr>
-        <w:t>fromDam-nombreEmpresaRRR</w:t>
-      </w:r>
-      <w:proofErr w:type="spellEnd"/>
-      <w:r>
-        <w:rPr>
-          <w:rFonts w:ascii="Arial" w:hAnsi="Arial"/>
-          <w:b/>
-          <w:bCs/>
-          <w:color w:val="FF0000"/>
-          <w:sz w:val="22"/>
-          <w:szCs w:val="22"/>
-        </w:rPr>
-        <w:t>}</w:t>
-      </w:r>
-      <w:r>
-        <w:rPr>
-          <w:rFonts w:ascii="Arial" w:hAnsi="Arial"/>
-          <w:sz w:val="22"/>
-          <w:szCs w:val="22"/>
-        </w:rPr>
-        <w:t>. identificada con RUC n.º {</w:t>
-      </w:r>
-      <w:proofErr w:type="spellStart"/>
-      <w:r>
-        <w:rPr>
-          <w:rFonts w:ascii="Arial" w:hAnsi="Arial"/>
-          <w:sz w:val="22"/>
-          <w:szCs w:val="22"/>
-        </w:rPr>
-        <w:t>fromDam</w:t>
-      </w:r>
-      <w:proofErr w:type="spellEnd"/>
-      <w:r>
-        <w:rPr>
-          <w:rFonts w:ascii="Arial" w:hAnsi="Arial"/>
-          <w:sz w:val="22"/>
-          <w:szCs w:val="22"/>
-        </w:rPr>
-        <w:t>-ruc} al</w:t>
-      </w:r>
-      <w:r>
-        <w:rPr>
-          <w:rFonts w:ascii="Arial" w:hAnsi="Arial"/>
-          <w:sz w:val="22"/>
-          <w:szCs w:val="22"/>
-        </w:rPr>
-        <w:t xml:space="preserve"> </w:t>
-      </w:r>
-      <w:bookmarkStart w:id="8" w:name="_Hlk231365774"/>
-      <w:r>
-        <w:rPr>
-          <w:rFonts w:ascii="Arial" w:hAnsi="Arial"/>
-          <w:sz w:val="22"/>
-          <w:szCs w:val="22"/>
-        </w:rPr>
-        <w:t>{</w:t>
-      </w:r>
-      <w:proofErr w:type="spellStart"/>
-      <w:r>
-        <w:rPr>
-          <w:rFonts w:ascii="Arial" w:hAnsi="Arial"/>
           <w:sz w:val="22"/>
           <w:szCs w:val="22"/>
         </w:rPr>
         <w:t>textoPlazoFactura</w:t>
       </w:r>
-      <w:proofErr w:type="spellEnd"/>
       <w:r>
         <w:rPr>
           <w:rFonts w:ascii="Arial" w:hAnsi="Arial"/>
@@ -11817,7 +9928,6 @@
         </w:rPr>
         <w:t>{/</w:t>
       </w:r>
-      <w:proofErr w:type="spellStart"/>
       <w:r>
         <w:rPr>
           <w:rFonts w:ascii="Arial" w:hAnsi="Arial" w:cs="Arial"/>
@@ -11826,7 +9936,6 @@
         </w:rPr>
         <w:t>estadoPagoFacturaTipoPlazo</w:t>
       </w:r>
-      <w:proofErr w:type="spellEnd"/>
       <w:r>
         <w:rPr>
           <w:rFonts w:ascii="Arial" w:hAnsi="Arial" w:cs="Arial"/>
@@ -11945,6 +10054,12 @@
         <w:rPr>
           <w:rFonts w:ascii="Arial" w:hAnsi="Arial"/>
         </w:rPr>
+        <w:t>s</w:t>
+      </w:r>
+      <w:r>
+        <w:rPr>
+          <w:rFonts w:ascii="Arial" w:hAnsi="Arial"/>
+        </w:rPr>
         <w:t xml:space="preserve">; </w:t>
       </w:r>
     </w:p>
@@ -11963,14 +10078,12 @@
         </w:rPr>
         <w:t>{/</w:t>
       </w:r>
-      <w:proofErr w:type="spellStart"/>
       <w:r>
         <w:rPr>
           <w:rFonts w:ascii="Arial" w:hAnsi="Arial" w:cs="Arial"/>
         </w:rPr>
         <w:t>estadoPago</w:t>
       </w:r>
-      <w:proofErr w:type="spellEnd"/>
       <w:r>
         <w:rPr>
           <w:rFonts w:ascii="Arial" w:hAnsi="Arial" w:cs="Arial"/>
@@ -12025,14 +10138,27 @@
           <w:rFonts w:ascii="Arial" w:hAnsi="Arial" w:cs="Arial"/>
           <w:lang w:eastAsia="en-US"/>
         </w:rPr>
-        <w:t xml:space="preserve"> Informe </w:t>
-      </w:r>
-      <w:proofErr w:type="spellStart"/>
+        <w:t xml:space="preserve"> </w:t>
+      </w:r>
       <w:r>
         <w:rPr>
           <w:rFonts w:ascii="Arial" w:hAnsi="Arial" w:cs="Arial"/>
           <w:lang w:eastAsia="en-US"/>
         </w:rPr>
+        <w:t>i</w:t>
+      </w:r>
+      <w:r>
+        <w:rPr>
+          <w:rFonts w:ascii="Arial" w:hAnsi="Arial" w:cs="Arial"/>
+          <w:lang w:eastAsia="en-US"/>
+        </w:rPr>
+        <w:t xml:space="preserve">nforme </w:t>
+      </w:r>
+      <w:r>
+        <w:rPr>
+          <w:rFonts w:ascii="Arial" w:hAnsi="Arial" w:cs="Arial"/>
+          <w:lang w:eastAsia="en-US"/>
+        </w:rPr>
         <w:t>n.</w:t>
       </w:r>
       <w:r>
@@ -12042,7 +10168,6 @@
         </w:rPr>
         <w:t>°</w:t>
       </w:r>
-      <w:proofErr w:type="spellEnd"/>
       <w:r>
         <w:rPr>
           <w:rFonts w:ascii="Arial" w:hAnsi="Arial" w:cs="Arial"/>
@@ -12056,7 +10181,23 @@
           <w:highlight w:val="yellow"/>
           <w:lang w:eastAsia="en-US"/>
         </w:rPr>
-        <w:t>000226-2026-SUNAT/3T0500</w:t>
+        <w:t>000226-2026-SUNAT/3T0</w:t>
+      </w:r>
+      <w:r>
+        <w:rPr>
+          <w:rFonts w:ascii="Arial" w:hAnsi="Arial" w:cs="Arial"/>
+          <w:highlight w:val="yellow"/>
+          <w:lang w:eastAsia="en-US"/>
+        </w:rPr>
+        <w:t>4</w:t>
+      </w:r>
+      <w:r>
+        <w:rPr>
+          <w:rFonts w:ascii="Arial" w:hAnsi="Arial" w:cs="Arial"/>
+          <w:highlight w:val="yellow"/>
+          <w:lang w:eastAsia="en-US"/>
+        </w:rPr>
+        <w:t>00</w:t>
       </w:r>
       <w:r>
         <w:rPr>
@@ -12356,34 +10497,7 @@
           <w:sz w:val="22"/>
           <w:szCs w:val="22"/>
         </w:rPr>
-        <w:t>{</w:t>
-      </w:r>
-      <w:proofErr w:type="spellStart"/>
-      <w:r>
-        <w:rPr>
-          <w:rFonts w:ascii="Arial" w:hAnsi="Arial" w:cs="Arial"/>
-          <w:sz w:val="22"/>
-          <w:szCs w:val="22"/>
-        </w:rPr>
-        <w:t>fromDam-</w:t>
-      </w:r>
-      <w:proofErr w:type="gramStart"/>
-      <w:r>
-        <w:rPr>
-          <w:rFonts w:ascii="Arial" w:hAnsi="Arial" w:cs="Arial"/>
-          <w:sz w:val="22"/>
-          <w:szCs w:val="22"/>
-        </w:rPr>
-        <w:t>numeroDam</w:t>
-      </w:r>
-      <w:proofErr w:type="spellEnd"/>
-      <w:r>
-        <w:rPr>
-          <w:rFonts w:ascii="Arial" w:hAnsi="Arial" w:cs="Arial"/>
-          <w:sz w:val="22"/>
-          <w:szCs w:val="22"/>
-        </w:rPr>
-        <w:t>}</w:t>
+        <w:t>{fromDam-numeroDam}</w:t>
       </w:r>
       <w:r>
         <w:rPr>
@@ -12394,32 +10508,7 @@
           <w:sz w:val="22"/>
           <w:szCs w:val="22"/>
         </w:rPr>
-        <w:t>{</w:t>
-      </w:r>
-      <w:proofErr w:type="spellStart"/>
-      <w:proofErr w:type="gramEnd"/>
-      <w:r>
-        <w:rPr>
-          <w:rFonts w:ascii="Arial" w:hAnsi="Arial" w:cs="Arial"/>
-          <w:b/>
-          <w:bCs/>
-          <w:color w:val="FF0000"/>
-          <w:sz w:val="22"/>
-          <w:szCs w:val="22"/>
-        </w:rPr>
-        <w:t>fromDam-numeroDamRRR</w:t>
-      </w:r>
-      <w:proofErr w:type="spellEnd"/>
-      <w:r>
-        <w:rPr>
-          <w:rFonts w:ascii="Arial" w:hAnsi="Arial" w:cs="Arial"/>
-          <w:b/>
-          <w:bCs/>
-          <w:color w:val="FF0000"/>
-          <w:sz w:val="22"/>
-          <w:szCs w:val="22"/>
-        </w:rPr>
-        <w:t>}</w:t>
+        <w:t>{fromDam-numeroDamRRR}</w:t>
       </w:r>
       <w:r>
         <w:rPr>
@@ -12541,42 +10630,63 @@
           <w:sz w:val="22"/>
           <w:szCs w:val="22"/>
         </w:rPr>
-        <w:t xml:space="preserve"> la emisión de la Nota de Crédito Negociable a favor de </w:t>
-      </w:r>
-      <w:r>
-        <w:rPr>
-          <w:rFonts w:ascii="Arial" w:hAnsi="Arial" w:cs="Arial"/>
-          <w:sz w:val="22"/>
-          <w:szCs w:val="22"/>
-        </w:rPr>
-        <w:t>{</w:t>
-      </w:r>
-      <w:proofErr w:type="spellStart"/>
-      <w:r>
-        <w:rPr>
-          <w:rFonts w:ascii="Arial" w:hAnsi="Arial" w:cs="Arial"/>
-          <w:sz w:val="22"/>
-          <w:szCs w:val="22"/>
-        </w:rPr>
-        <w:t>fromDam-</w:t>
-      </w:r>
-      <w:proofErr w:type="gramStart"/>
-      <w:r>
-        <w:rPr>
-          <w:rFonts w:ascii="Arial" w:hAnsi="Arial" w:cs="Arial"/>
-          <w:sz w:val="22"/>
-          <w:szCs w:val="22"/>
-        </w:rPr>
-        <w:t>nombreEmpresa</w:t>
-      </w:r>
-      <w:proofErr w:type="spellEnd"/>
-      <w:r>
-        <w:rPr>
-          <w:rFonts w:ascii="Arial" w:hAnsi="Arial" w:cs="Arial"/>
-          <w:sz w:val="22"/>
-          <w:szCs w:val="22"/>
-        </w:rPr>
-        <w:t>}</w:t>
+        <w:t xml:space="preserve"> la emisión de la </w:t>
+      </w:r>
+      <w:r>
+        <w:rPr>
+          <w:rFonts w:ascii="Arial" w:hAnsi="Arial" w:cs="Arial"/>
+          <w:sz w:val="22"/>
+          <w:szCs w:val="22"/>
+        </w:rPr>
+        <w:t>n</w:t>
+      </w:r>
+      <w:r>
+        <w:rPr>
+          <w:rFonts w:ascii="Arial" w:hAnsi="Arial" w:cs="Arial"/>
+          <w:sz w:val="22"/>
+          <w:szCs w:val="22"/>
+        </w:rPr>
+        <w:t xml:space="preserve">ota de </w:t>
+      </w:r>
+      <w:r>
+        <w:rPr>
+          <w:rFonts w:ascii="Arial" w:hAnsi="Arial" w:cs="Arial"/>
+          <w:sz w:val="22"/>
+          <w:szCs w:val="22"/>
+        </w:rPr>
+        <w:t>c</w:t>
+      </w:r>
+      <w:r>
+        <w:rPr>
+          <w:rFonts w:ascii="Arial" w:hAnsi="Arial" w:cs="Arial"/>
+          <w:sz w:val="22"/>
+          <w:szCs w:val="22"/>
+        </w:rPr>
+        <w:t xml:space="preserve">rédito </w:t>
+      </w:r>
+      <w:r>
+        <w:rPr>
+          <w:rFonts w:ascii="Arial" w:hAnsi="Arial" w:cs="Arial"/>
+          <w:sz w:val="22"/>
+          <w:szCs w:val="22"/>
+        </w:rPr>
+        <w:t>n</w:t>
+      </w:r>
+      <w:r>
+        <w:rPr>
+          <w:rFonts w:ascii="Arial" w:hAnsi="Arial" w:cs="Arial"/>
+          <w:sz w:val="22"/>
+          <w:szCs w:val="22"/>
+        </w:rPr>
+        <w:t xml:space="preserve">egociable a favor de </w:t>
+      </w:r>
+      <w:r>
+        <w:rPr>
+          <w:rFonts w:ascii="Arial" w:hAnsi="Arial" w:cs="Arial"/>
+          <w:sz w:val="22"/>
+          <w:szCs w:val="22"/>
+        </w:rPr>
+        <w:t>{fromDam-nombreEmpresa}</w:t>
       </w:r>
       <w:r>
         <w:rPr>
@@ -12587,10 +10697,17 @@
           <w:sz w:val="22"/>
           <w:szCs w:val="22"/>
         </w:rPr>
-        <w:t>{</w:t>
-      </w:r>
-      <w:proofErr w:type="spellStart"/>
-      <w:proofErr w:type="gramEnd"/>
+        <w:t>{fromDam-nombreEmpresaRRR}</w:t>
+      </w:r>
+      <w:r>
+        <w:rPr>
+          <w:rFonts w:ascii="Arial" w:hAnsi="Arial" w:cs="Arial"/>
+          <w:color w:val="000000" w:themeColor="text1"/>
+          <w:sz w:val="22"/>
+          <w:szCs w:val="22"/>
+        </w:rPr>
+        <w:t>,</w:t>
+      </w:r>
       <w:r>
         <w:rPr>
           <w:rFonts w:ascii="Arial" w:hAnsi="Arial" w:cs="Arial"/>
@@ -12600,38 +10717,6 @@
           <w:sz w:val="22"/>
           <w:szCs w:val="22"/>
         </w:rPr>
-        <w:t>fromDam-nombreEmpresaRRR</w:t>
-      </w:r>
-      <w:proofErr w:type="spellEnd"/>
-      <w:r>
-        <w:rPr>
-          <w:rFonts w:ascii="Arial" w:hAnsi="Arial" w:cs="Arial"/>
-          <w:b/>
-          <w:bCs/>
-          <w:color w:val="FF0000"/>
-          <w:sz w:val="22"/>
-          <w:szCs w:val="22"/>
-        </w:rPr>
-        <w:t>}</w:t>
-      </w:r>
-      <w:r>
-        <w:rPr>
-          <w:rFonts w:ascii="Arial" w:hAnsi="Arial" w:cs="Arial"/>
-          <w:color w:val="000000" w:themeColor="text1"/>
-          <w:sz w:val="22"/>
-          <w:szCs w:val="22"/>
-        </w:rPr>
-        <w:t>,</w:t>
-      </w:r>
-      <w:r>
-        <w:rPr>
-          <w:rFonts w:ascii="Arial" w:hAnsi="Arial" w:cs="Arial"/>
-          <w:b/>
-          <w:bCs/>
-          <w:color w:val="FF0000"/>
-          <w:sz w:val="22"/>
-          <w:szCs w:val="22"/>
-        </w:rPr>
         <w:t xml:space="preserve"> </w:t>
       </w:r>
       <w:r>
@@ -12725,7 +10810,6 @@
         </w:rPr>
         <w:t xml:space="preserve">27037”, por los considerandos expuestos en la presente resolución; sin perjuicio de la fiscalización posterior que pudiera realizar la Superintendencia Nacional de Aduanas y de Administración Tributaria - </w:t>
       </w:r>
-      <w:proofErr w:type="spellStart"/>
       <w:r>
         <w:rPr>
           <w:rFonts w:ascii="Arial" w:hAnsi="Arial" w:cs="Arial"/>
@@ -12734,7 +10818,6 @@
         </w:rPr>
         <w:t>Sunat</w:t>
       </w:r>
-      <w:proofErr w:type="spellEnd"/>
       <w:r>
         <w:rPr>
           <w:rFonts w:ascii="Arial" w:hAnsi="Arial" w:cs="Arial"/>
@@ -12778,7 +10861,6 @@
         </w:rPr>
         <w:t>{/</w:t>
       </w:r>
-      <w:proofErr w:type="spellStart"/>
       <w:r>
         <w:rPr>
           <w:rFonts w:ascii="Arial" w:hAnsi="Arial" w:cs="Arial"/>
@@ -12786,7 +10868,6 @@
         </w:rPr>
         <w:t>estadoOnlyAMAZONIA</w:t>
       </w:r>
-      <w:proofErr w:type="spellEnd"/>
       <w:r>
         <w:rPr>
           <w:rFonts w:ascii="Arial" w:hAnsi="Arial" w:cs="Arial"/>
@@ -12900,34 +10981,7 @@
           <w:sz w:val="22"/>
           <w:szCs w:val="22"/>
         </w:rPr>
-        <w:t>{</w:t>
-      </w:r>
-      <w:proofErr w:type="spellStart"/>
-      <w:r>
-        <w:rPr>
-          <w:rFonts w:ascii="Arial" w:hAnsi="Arial" w:cs="Arial"/>
-          <w:sz w:val="22"/>
-          <w:szCs w:val="22"/>
-        </w:rPr>
-        <w:t>fromDam-</w:t>
-      </w:r>
-      <w:proofErr w:type="gramStart"/>
-      <w:r>
-        <w:rPr>
-          <w:rFonts w:ascii="Arial" w:hAnsi="Arial" w:cs="Arial"/>
-          <w:sz w:val="22"/>
-          <w:szCs w:val="22"/>
-        </w:rPr>
-        <w:t>numeroDam</w:t>
-      </w:r>
-      <w:proofErr w:type="spellEnd"/>
-      <w:r>
-        <w:rPr>
-          <w:rFonts w:ascii="Arial" w:hAnsi="Arial" w:cs="Arial"/>
-          <w:sz w:val="22"/>
-          <w:szCs w:val="22"/>
-        </w:rPr>
-        <w:t>}</w:t>
+        <w:t>{fromDam-numeroDam}</w:t>
       </w:r>
       <w:r>
         <w:rPr>
@@ -12938,32 +10992,7 @@
           <w:sz w:val="22"/>
           <w:szCs w:val="22"/>
         </w:rPr>
-        <w:t>{</w:t>
-      </w:r>
-      <w:proofErr w:type="spellStart"/>
-      <w:proofErr w:type="gramEnd"/>
-      <w:r>
-        <w:rPr>
-          <w:rFonts w:ascii="Arial" w:hAnsi="Arial" w:cs="Arial"/>
-          <w:b/>
-          <w:bCs/>
-          <w:color w:val="FF0000"/>
-          <w:sz w:val="22"/>
-          <w:szCs w:val="22"/>
-        </w:rPr>
-        <w:t>fromDam-numeroDamRRR</w:t>
-      </w:r>
-      <w:proofErr w:type="spellEnd"/>
-      <w:r>
-        <w:rPr>
-          <w:rFonts w:ascii="Arial" w:hAnsi="Arial" w:cs="Arial"/>
-          <w:b/>
-          <w:bCs/>
-          <w:color w:val="FF0000"/>
-          <w:sz w:val="22"/>
-          <w:szCs w:val="22"/>
-        </w:rPr>
-        <w:t>}</w:t>
+        <w:t>{fromDam-numeroDamRRR}</w:t>
       </w:r>
       <w:r>
         <w:rPr>
@@ -13077,7 +11106,126 @@
           <w:sz w:val="22"/>
           <w:szCs w:val="22"/>
         </w:rPr>
-        <w:t xml:space="preserve"> la emisión de la Nota de Crédito Negociable a favor de </w:t>
+        <w:t xml:space="preserve"> la emisión de la </w:t>
+      </w:r>
+      <w:r>
+        <w:rPr>
+          <w:rFonts w:ascii="Arial" w:hAnsi="Arial" w:cs="Arial"/>
+          <w:sz w:val="22"/>
+          <w:szCs w:val="22"/>
+        </w:rPr>
+        <w:t>n</w:t>
+      </w:r>
+      <w:r>
+        <w:rPr>
+          <w:rFonts w:ascii="Arial" w:hAnsi="Arial" w:cs="Arial"/>
+          <w:sz w:val="22"/>
+          <w:szCs w:val="22"/>
+        </w:rPr>
+        <w:t xml:space="preserve">ota de </w:t>
+      </w:r>
+      <w:r>
+        <w:rPr>
+          <w:rFonts w:ascii="Arial" w:hAnsi="Arial" w:cs="Arial"/>
+          <w:sz w:val="22"/>
+          <w:szCs w:val="22"/>
+        </w:rPr>
+        <w:t>c</w:t>
+      </w:r>
+      <w:r>
+        <w:rPr>
+          <w:rFonts w:ascii="Arial" w:hAnsi="Arial" w:cs="Arial"/>
+          <w:sz w:val="22"/>
+          <w:szCs w:val="22"/>
+        </w:rPr>
+        <w:t xml:space="preserve">rédito </w:t>
+      </w:r>
+      <w:r>
+        <w:rPr>
+          <w:rFonts w:ascii="Arial" w:hAnsi="Arial" w:cs="Arial"/>
+          <w:sz w:val="22"/>
+          <w:szCs w:val="22"/>
+        </w:rPr>
+        <w:t>n</w:t>
+      </w:r>
+      <w:r>
+        <w:rPr>
+          <w:rFonts w:ascii="Arial" w:hAnsi="Arial" w:cs="Arial"/>
+          <w:sz w:val="22"/>
+          <w:szCs w:val="22"/>
+        </w:rPr>
+        <w:t xml:space="preserve">egociable a favor de </w:t>
+      </w:r>
+      <w:r>
+        <w:rPr>
+          <w:rFonts w:ascii="Arial" w:hAnsi="Arial" w:cs="Arial"/>
+          <w:sz w:val="22"/>
+          <w:szCs w:val="22"/>
+        </w:rPr>
+        <w:t>{fromDam-nombreEmpresa}</w:t>
+      </w:r>
+      <w:r>
+        <w:rPr>
+          <w:rFonts w:ascii="Arial" w:hAnsi="Arial" w:cs="Arial"/>
+          <w:b/>
+          <w:bCs/>
+          <w:color w:val="FF0000"/>
+          <w:sz w:val="22"/>
+          <w:szCs w:val="22"/>
+        </w:rPr>
+        <w:t>{fromDam-nombreEmpresaRRR}</w:t>
+      </w:r>
+      <w:r>
+        <w:rPr>
+          <w:rFonts w:ascii="Arial" w:hAnsi="Arial" w:cs="Arial"/>
+          <w:color w:val="000000" w:themeColor="text1"/>
+          <w:sz w:val="22"/>
+          <w:szCs w:val="22"/>
+        </w:rPr>
+        <w:t>,</w:t>
+      </w:r>
+      <w:r>
+        <w:rPr>
+          <w:rFonts w:ascii="Arial" w:hAnsi="Arial" w:cs="Arial"/>
+          <w:b/>
+          <w:bCs/>
+          <w:color w:val="FF0000"/>
+          <w:sz w:val="22"/>
+          <w:szCs w:val="22"/>
+        </w:rPr>
+        <w:t xml:space="preserve"> </w:t>
+      </w:r>
+      <w:r>
+        <w:rPr>
+          <w:rFonts w:ascii="Arial" w:hAnsi="Arial" w:cs="Arial"/>
+          <w:sz w:val="22"/>
+          <w:szCs w:val="22"/>
+        </w:rPr>
+        <w:t xml:space="preserve">por el </w:t>
+      </w:r>
+      <w:r>
+        <w:rPr>
+          <w:rFonts w:ascii="Arial" w:hAnsi="Arial" w:cs="Arial"/>
+          <w:sz w:val="22"/>
+          <w:szCs w:val="22"/>
+        </w:rPr>
+        <w:t>importe</w:t>
+      </w:r>
+      <w:r>
+        <w:rPr>
+          <w:rFonts w:ascii="Arial" w:hAnsi="Arial" w:cs="Arial"/>
+          <w:sz w:val="22"/>
+          <w:szCs w:val="22"/>
+        </w:rPr>
+        <w:t xml:space="preserve"> de S/</w:t>
+      </w:r>
+      <w:r>
+        <w:rPr>
+          <w:rFonts w:ascii="Arial" w:hAnsi="Arial" w:cs="Arial"/>
+          <w:sz w:val="22"/>
+          <w:szCs w:val="22"/>
+        </w:rPr>
+        <w:t xml:space="preserve"> </w:t>
       </w:r>
       <w:r>
         <w:rPr>
@@ -13087,102 +11235,80 @@
         </w:rPr>
         <w:t>{</w:t>
       </w:r>
-      <w:proofErr w:type="spellStart"/>
-      <w:r>
-        <w:rPr>
-          <w:rFonts w:ascii="Arial" w:hAnsi="Arial" w:cs="Arial"/>
-          <w:sz w:val="22"/>
-          <w:szCs w:val="22"/>
-        </w:rPr>
-        <w:t>fromDam-nombreEmpresa</w:t>
-      </w:r>
-      <w:proofErr w:type="spellEnd"/>
-      <w:r>
-        <w:rPr>
-          <w:rFonts w:ascii="Arial" w:hAnsi="Arial" w:cs="Arial"/>
-          <w:sz w:val="22"/>
-          <w:szCs w:val="22"/>
-        </w:rPr>
-        <w:t>}</w:t>
-      </w:r>
-      <w:r>
-        <w:rPr>
-          <w:rFonts w:ascii="Arial" w:hAnsi="Arial" w:cs="Arial"/>
-          <w:b/>
-          <w:bCs/>
-          <w:color w:val="FF0000"/>
-          <w:sz w:val="22"/>
-          <w:szCs w:val="22"/>
-        </w:rPr>
-        <w:t>{</w:t>
-      </w:r>
-      <w:proofErr w:type="spellStart"/>
-      <w:r>
-        <w:rPr>
-          <w:rFonts w:ascii="Arial" w:hAnsi="Arial" w:cs="Arial"/>
-          <w:b/>
-          <w:bCs/>
-          <w:color w:val="FF0000"/>
-          <w:sz w:val="22"/>
-          <w:szCs w:val="22"/>
-        </w:rPr>
-        <w:t>fromDam-nombreEmpresaRRR</w:t>
-      </w:r>
-      <w:proofErr w:type="spellEnd"/>
-      <w:r>
-        <w:rPr>
-          <w:rFonts w:ascii="Arial" w:hAnsi="Arial" w:cs="Arial"/>
-          <w:b/>
-          <w:bCs/>
-          <w:color w:val="FF0000"/>
-          <w:sz w:val="22"/>
-          <w:szCs w:val="22"/>
-        </w:rPr>
-        <w:t>}</w:t>
-      </w:r>
-      <w:r>
-        <w:rPr>
-          <w:rFonts w:ascii="Arial" w:hAnsi="Arial" w:cs="Arial"/>
-          <w:color w:val="000000" w:themeColor="text1"/>
-          <w:sz w:val="22"/>
-          <w:szCs w:val="22"/>
-        </w:rPr>
-        <w:t>,</w:t>
-      </w:r>
-      <w:r>
-        <w:rPr>
-          <w:rFonts w:ascii="Arial" w:hAnsi="Arial" w:cs="Arial"/>
-          <w:b/>
-          <w:bCs/>
-          <w:color w:val="FF0000"/>
-          <w:sz w:val="22"/>
-          <w:szCs w:val="22"/>
+      <w:r>
+        <w:rPr>
+          <w:rFonts w:ascii="Arial" w:hAnsi="Arial" w:cs="Arial"/>
+          <w:sz w:val="22"/>
+          <w:szCs w:val="22"/>
+        </w:rPr>
+        <w:t>textoTotReguPECO</w:t>
+      </w:r>
+      <w:r>
+        <w:rPr>
+          <w:rFonts w:ascii="Arial" w:hAnsi="Arial" w:cs="Arial"/>
+          <w:sz w:val="22"/>
+          <w:szCs w:val="22"/>
+        </w:rPr>
+        <w:t xml:space="preserve">} </w:t>
+      </w:r>
+      <w:r>
+        <w:rPr>
+          <w:rFonts w:ascii="Arial" w:hAnsi="Arial" w:cs="Arial"/>
+          <w:sz w:val="22"/>
+          <w:szCs w:val="22"/>
+        </w:rPr>
+        <w:t>con cargo a la “Sub - Cuenta Especial Tesoro Público Decreto Supremo n. º 015-94-EF”</w:t>
+      </w:r>
+      <w:r>
+        <w:rPr>
+          <w:rFonts w:ascii="Arial" w:hAnsi="Arial" w:cs="Arial"/>
+          <w:sz w:val="22"/>
+          <w:szCs w:val="22"/>
+        </w:rPr>
+        <w:t xml:space="preserve"> y por el importe de S/ {textoTotRegu27}</w:t>
+      </w:r>
+      <w:r>
+        <w:rPr>
+          <w:rFonts w:ascii="Arial" w:eastAsia="Times New Roman" w:hAnsi="Arial" w:cs="Arial"/>
+          <w:bCs/>
+          <w:sz w:val="22"/>
+          <w:szCs w:val="22"/>
+          <w:lang w:eastAsia="es-PE"/>
         </w:rPr>
         <w:t xml:space="preserve"> </w:t>
       </w:r>
       <w:r>
         <w:rPr>
           <w:rFonts w:ascii="Arial" w:hAnsi="Arial" w:cs="Arial"/>
-          <w:sz w:val="22"/>
-          <w:szCs w:val="22"/>
-        </w:rPr>
-        <w:t xml:space="preserve">por el </w:t>
-      </w:r>
-      <w:r>
-        <w:rPr>
-          <w:rFonts w:ascii="Arial" w:hAnsi="Arial" w:cs="Arial"/>
-          <w:sz w:val="22"/>
-          <w:szCs w:val="22"/>
-        </w:rPr>
-        <w:t>importe</w:t>
-      </w:r>
-      <w:r>
-        <w:rPr>
-          <w:rFonts w:ascii="Arial" w:hAnsi="Arial" w:cs="Arial"/>
-          <w:sz w:val="22"/>
-          <w:szCs w:val="22"/>
-        </w:rPr>
-        <w:t xml:space="preserve"> de S/</w:t>
+          <w:bCs/>
+          <w:sz w:val="22"/>
+          <w:szCs w:val="22"/>
+        </w:rPr>
+        <w:t>con</w:t>
+      </w:r>
+      <w:r>
+        <w:rPr>
+          <w:rFonts w:ascii="Arial" w:hAnsi="Arial" w:cs="Arial"/>
+          <w:sz w:val="22"/>
+          <w:szCs w:val="22"/>
+        </w:rPr>
+        <w:t xml:space="preserve"> cargo a la “Sub Cuenta Especial Tesoro Público Ley </w:t>
+      </w:r>
+      <w:r>
+        <w:rPr>
+          <w:rFonts w:ascii="Arial" w:hAnsi="Arial" w:cs="Arial"/>
+          <w:sz w:val="22"/>
+          <w:szCs w:val="22"/>
+        </w:rPr>
+        <w:t>n</w:t>
+      </w:r>
+      <w:r>
+        <w:rPr>
+          <w:rFonts w:ascii="Arial" w:hAnsi="Arial" w:cs="Arial"/>
+          <w:sz w:val="22"/>
+          <w:szCs w:val="22"/>
+        </w:rPr>
+        <w:t>.º</w:t>
       </w:r>
       <w:r>
         <w:rPr>
@@ -13198,102 +11324,8 @@
           <w:sz w:val="22"/>
           <w:szCs w:val="22"/>
         </w:rPr>
-        <w:t>{</w:t>
-      </w:r>
-      <w:proofErr w:type="spellStart"/>
-      <w:r>
-        <w:rPr>
-          <w:rFonts w:ascii="Arial" w:hAnsi="Arial" w:cs="Arial"/>
-          <w:sz w:val="22"/>
-          <w:szCs w:val="22"/>
-        </w:rPr>
-        <w:t>textoTotReguPECO</w:t>
-      </w:r>
-      <w:proofErr w:type="spellEnd"/>
-      <w:r>
-        <w:rPr>
-          <w:rFonts w:ascii="Arial" w:hAnsi="Arial" w:cs="Arial"/>
-          <w:sz w:val="22"/>
-          <w:szCs w:val="22"/>
-        </w:rPr>
-        <w:t xml:space="preserve">} </w:t>
-      </w:r>
-      <w:r>
-        <w:rPr>
-          <w:rFonts w:ascii="Arial" w:hAnsi="Arial" w:cs="Arial"/>
-          <w:sz w:val="22"/>
-          <w:szCs w:val="22"/>
-        </w:rPr>
-        <w:t>con cargo a la “Sub - Cuenta Especial Tesoro Público Decreto Supremo n. º 015-94-EF”</w:t>
-      </w:r>
-      <w:r>
-        <w:rPr>
-          <w:rFonts w:ascii="Arial" w:hAnsi="Arial" w:cs="Arial"/>
-          <w:sz w:val="22"/>
-          <w:szCs w:val="22"/>
-        </w:rPr>
-        <w:t xml:space="preserve"> y por el importe de S/ {textoTotRegu27}</w:t>
-      </w:r>
-      <w:r>
-        <w:rPr>
-          <w:rFonts w:ascii="Arial" w:eastAsia="Times New Roman" w:hAnsi="Arial" w:cs="Arial"/>
-          <w:bCs/>
-          <w:sz w:val="22"/>
-          <w:szCs w:val="22"/>
-          <w:lang w:eastAsia="es-PE"/>
-        </w:rPr>
-        <w:t xml:space="preserve"> </w:t>
-      </w:r>
-      <w:r>
-        <w:rPr>
-          <w:rFonts w:ascii="Arial" w:hAnsi="Arial" w:cs="Arial"/>
-          <w:bCs/>
-          <w:sz w:val="22"/>
-          <w:szCs w:val="22"/>
-        </w:rPr>
-        <w:t>con</w:t>
-      </w:r>
-      <w:r>
-        <w:rPr>
-          <w:rFonts w:ascii="Arial" w:hAnsi="Arial" w:cs="Arial"/>
-          <w:sz w:val="22"/>
-          <w:szCs w:val="22"/>
-        </w:rPr>
-        <w:t xml:space="preserve"> cargo a la “Sub Cuenta Especial Tesoro Público Ley </w:t>
-      </w:r>
-      <w:r>
-        <w:rPr>
-          <w:rFonts w:ascii="Arial" w:hAnsi="Arial" w:cs="Arial"/>
-          <w:sz w:val="22"/>
-          <w:szCs w:val="22"/>
-        </w:rPr>
-        <w:t>n</w:t>
-      </w:r>
-      <w:r>
-        <w:rPr>
-          <w:rFonts w:ascii="Arial" w:hAnsi="Arial" w:cs="Arial"/>
-          <w:sz w:val="22"/>
-          <w:szCs w:val="22"/>
-        </w:rPr>
-        <w:t>.º</w:t>
-      </w:r>
-      <w:r>
-        <w:rPr>
-          <w:rFonts w:ascii="Arial" w:hAnsi="Arial" w:cs="Arial"/>
-          <w:sz w:val="22"/>
-          <w:szCs w:val="22"/>
-        </w:rPr>
-        <w:t xml:space="preserve"> </w:t>
-      </w:r>
-      <w:r>
-        <w:rPr>
-          <w:rFonts w:ascii="Arial" w:hAnsi="Arial" w:cs="Arial"/>
-          <w:sz w:val="22"/>
-          <w:szCs w:val="22"/>
-        </w:rPr>
         <w:t xml:space="preserve">27037”, por los considerandos expuestos en la presente resolución; sin perjuicio de la fiscalización posterior que pudiera realizar la Superintendencia Nacional de Aduanas y de Administración Tributaria - </w:t>
       </w:r>
-      <w:proofErr w:type="spellStart"/>
       <w:r>
         <w:rPr>
           <w:rFonts w:ascii="Arial" w:hAnsi="Arial" w:cs="Arial"/>
@@ -13302,7 +11334,6 @@
         </w:rPr>
         <w:t>Sunat</w:t>
       </w:r>
-      <w:proofErr w:type="spellEnd"/>
       <w:r>
         <w:rPr>
           <w:rFonts w:ascii="Arial" w:hAnsi="Arial" w:cs="Arial"/>
@@ -13347,7 +11378,6 @@
         </w:rPr>
         <w:t>{/</w:t>
       </w:r>
-      <w:proofErr w:type="spellStart"/>
       <w:r>
         <w:rPr>
           <w:rFonts w:ascii="Arial" w:hAnsi="Arial" w:cs="Arial"/>
@@ -13362,16 +11392,7 @@
           <w:sz w:val="22"/>
           <w:szCs w:val="22"/>
         </w:rPr>
-        <w:t>Proc</w:t>
-      </w:r>
-      <w:proofErr w:type="spellEnd"/>
-      <w:r>
-        <w:rPr>
-          <w:rFonts w:ascii="Arial" w:hAnsi="Arial" w:cs="Arial"/>
-          <w:sz w:val="22"/>
-          <w:szCs w:val="22"/>
-        </w:rPr>
-        <w:t>}</w:t>
+        <w:t>Proc}</w:t>
       </w:r>
     </w:p>
     <w:p>
@@ -13519,7 +11540,6 @@
         </w:rPr>
         <w:t xml:space="preserve">Decreto Supremo </w:t>
       </w:r>
-      <w:proofErr w:type="spellStart"/>
       <w:r>
         <w:rPr>
           <w:rFonts w:ascii="Arial" w:hAnsi="Arial" w:cs="Arial"/>
@@ -13536,17 +11556,7 @@
           <w:sz w:val="22"/>
           <w:szCs w:val="22"/>
         </w:rPr>
-        <w:t>.°</w:t>
-      </w:r>
-      <w:proofErr w:type="spellEnd"/>
-      <w:r>
-        <w:rPr>
-          <w:rFonts w:ascii="Arial" w:hAnsi="Arial" w:cs="Arial"/>
-          <w:bCs/>
-          <w:sz w:val="22"/>
-          <w:szCs w:val="22"/>
-        </w:rPr>
-        <w:t xml:space="preserve"> 015-94-EF, por los fundamentos expuestos en </w:t>
+        <w:t xml:space="preserve">.° 015-94-EF, por los fundamentos expuestos en </w:t>
       </w:r>
       <w:r>
         <w:rPr>
@@ -13668,34 +11678,7 @@
           <w:sz w:val="22"/>
           <w:szCs w:val="22"/>
         </w:rPr>
-        <w:t>{</w:t>
-      </w:r>
-      <w:proofErr w:type="spellStart"/>
-      <w:r>
-        <w:rPr>
-          <w:rFonts w:ascii="Arial" w:hAnsi="Arial" w:cs="Arial"/>
-          <w:sz w:val="22"/>
-          <w:szCs w:val="22"/>
-        </w:rPr>
-        <w:t>fromDam-</w:t>
-      </w:r>
-      <w:proofErr w:type="gramStart"/>
-      <w:r>
-        <w:rPr>
-          <w:rFonts w:ascii="Arial" w:hAnsi="Arial" w:cs="Arial"/>
-          <w:sz w:val="22"/>
-          <w:szCs w:val="22"/>
-        </w:rPr>
-        <w:t>numeroDam</w:t>
-      </w:r>
-      <w:proofErr w:type="spellEnd"/>
-      <w:r>
-        <w:rPr>
-          <w:rFonts w:ascii="Arial" w:hAnsi="Arial" w:cs="Arial"/>
-          <w:sz w:val="22"/>
-          <w:szCs w:val="22"/>
-        </w:rPr>
-        <w:t>}</w:t>
+        <w:t>{fromDam-numeroDam}</w:t>
       </w:r>
       <w:r>
         <w:rPr>
@@ -13706,32 +11689,7 @@
           <w:sz w:val="22"/>
           <w:szCs w:val="22"/>
         </w:rPr>
-        <w:t>{</w:t>
-      </w:r>
-      <w:proofErr w:type="spellStart"/>
-      <w:proofErr w:type="gramEnd"/>
-      <w:r>
-        <w:rPr>
-          <w:rFonts w:ascii="Arial" w:hAnsi="Arial" w:cs="Arial"/>
-          <w:b/>
-          <w:bCs/>
-          <w:color w:val="FF0000"/>
-          <w:sz w:val="22"/>
-          <w:szCs w:val="22"/>
-        </w:rPr>
-        <w:t>fromDam-numeroDamRRR</w:t>
-      </w:r>
-      <w:proofErr w:type="spellEnd"/>
-      <w:r>
-        <w:rPr>
-          <w:rFonts w:ascii="Arial" w:hAnsi="Arial" w:cs="Arial"/>
-          <w:b/>
-          <w:bCs/>
-          <w:color w:val="FF0000"/>
-          <w:sz w:val="22"/>
-          <w:szCs w:val="22"/>
-        </w:rPr>
-        <w:t>}</w:t>
+        <w:t>{fromDam-numeroDamRRR}</w:t>
       </w:r>
       <w:r>
         <w:rPr>
@@ -13876,42 +11834,63 @@
           <w:sz w:val="22"/>
           <w:szCs w:val="22"/>
         </w:rPr>
-        <w:t xml:space="preserve"> la emisión de la Nota de Crédito Negociable a favor de </w:t>
-      </w:r>
-      <w:r>
-        <w:rPr>
-          <w:rFonts w:ascii="Arial" w:hAnsi="Arial" w:cs="Arial"/>
-          <w:sz w:val="22"/>
-          <w:szCs w:val="22"/>
-        </w:rPr>
-        <w:t>{</w:t>
-      </w:r>
-      <w:proofErr w:type="spellStart"/>
-      <w:r>
-        <w:rPr>
-          <w:rFonts w:ascii="Arial" w:hAnsi="Arial" w:cs="Arial"/>
-          <w:sz w:val="22"/>
-          <w:szCs w:val="22"/>
-        </w:rPr>
-        <w:t>fromDam-</w:t>
-      </w:r>
-      <w:proofErr w:type="gramStart"/>
-      <w:r>
-        <w:rPr>
-          <w:rFonts w:ascii="Arial" w:hAnsi="Arial" w:cs="Arial"/>
-          <w:sz w:val="22"/>
-          <w:szCs w:val="22"/>
-        </w:rPr>
-        <w:t>nombreEmpresa</w:t>
-      </w:r>
-      <w:proofErr w:type="spellEnd"/>
-      <w:r>
-        <w:rPr>
-          <w:rFonts w:ascii="Arial" w:hAnsi="Arial" w:cs="Arial"/>
-          <w:sz w:val="22"/>
-          <w:szCs w:val="22"/>
-        </w:rPr>
-        <w:t>}</w:t>
+        <w:t xml:space="preserve"> la emisión de la </w:t>
+      </w:r>
+      <w:r>
+        <w:rPr>
+          <w:rFonts w:ascii="Arial" w:hAnsi="Arial" w:cs="Arial"/>
+          <w:sz w:val="22"/>
+          <w:szCs w:val="22"/>
+        </w:rPr>
+        <w:t>n</w:t>
+      </w:r>
+      <w:r>
+        <w:rPr>
+          <w:rFonts w:ascii="Arial" w:hAnsi="Arial" w:cs="Arial"/>
+          <w:sz w:val="22"/>
+          <w:szCs w:val="22"/>
+        </w:rPr>
+        <w:t xml:space="preserve">ota de </w:t>
+      </w:r>
+      <w:r>
+        <w:rPr>
+          <w:rFonts w:ascii="Arial" w:hAnsi="Arial" w:cs="Arial"/>
+          <w:sz w:val="22"/>
+          <w:szCs w:val="22"/>
+        </w:rPr>
+        <w:t>c</w:t>
+      </w:r>
+      <w:r>
+        <w:rPr>
+          <w:rFonts w:ascii="Arial" w:hAnsi="Arial" w:cs="Arial"/>
+          <w:sz w:val="22"/>
+          <w:szCs w:val="22"/>
+        </w:rPr>
+        <w:t xml:space="preserve">rédito </w:t>
+      </w:r>
+      <w:r>
+        <w:rPr>
+          <w:rFonts w:ascii="Arial" w:hAnsi="Arial" w:cs="Arial"/>
+          <w:sz w:val="22"/>
+          <w:szCs w:val="22"/>
+        </w:rPr>
+        <w:t>n</w:t>
+      </w:r>
+      <w:r>
+        <w:rPr>
+          <w:rFonts w:ascii="Arial" w:hAnsi="Arial" w:cs="Arial"/>
+          <w:sz w:val="22"/>
+          <w:szCs w:val="22"/>
+        </w:rPr>
+        <w:t xml:space="preserve">egociable a favor de </w:t>
+      </w:r>
+      <w:r>
+        <w:rPr>
+          <w:rFonts w:ascii="Arial" w:hAnsi="Arial" w:cs="Arial"/>
+          <w:sz w:val="22"/>
+          <w:szCs w:val="22"/>
+        </w:rPr>
+        <w:t>{fromDam-nombreEmpresa}</w:t>
       </w:r>
       <w:r>
         <w:rPr>
@@ -13922,10 +11901,17 @@
           <w:sz w:val="22"/>
           <w:szCs w:val="22"/>
         </w:rPr>
-        <w:t>{</w:t>
-      </w:r>
-      <w:proofErr w:type="spellStart"/>
-      <w:proofErr w:type="gramEnd"/>
+        <w:t>{fromDam-nombreEmpresaRRR}</w:t>
+      </w:r>
+      <w:r>
+        <w:rPr>
+          <w:rFonts w:ascii="Arial" w:hAnsi="Arial" w:cs="Arial"/>
+          <w:color w:val="000000" w:themeColor="text1"/>
+          <w:sz w:val="22"/>
+          <w:szCs w:val="22"/>
+        </w:rPr>
+        <w:t>,</w:t>
+      </w:r>
       <w:r>
         <w:rPr>
           <w:rFonts w:ascii="Arial" w:hAnsi="Arial" w:cs="Arial"/>
@@ -13935,38 +11921,6 @@
           <w:sz w:val="22"/>
           <w:szCs w:val="22"/>
         </w:rPr>
-        <w:t>fromDam-nombreEmpresaRRR</w:t>
-      </w:r>
-      <w:proofErr w:type="spellEnd"/>
-      <w:r>
-        <w:rPr>
-          <w:rFonts w:ascii="Arial" w:hAnsi="Arial" w:cs="Arial"/>
-          <w:b/>
-          <w:bCs/>
-          <w:color w:val="FF0000"/>
-          <w:sz w:val="22"/>
-          <w:szCs w:val="22"/>
-        </w:rPr>
-        <w:t>}</w:t>
-      </w:r>
-      <w:r>
-        <w:rPr>
-          <w:rFonts w:ascii="Arial" w:hAnsi="Arial" w:cs="Arial"/>
-          <w:color w:val="000000" w:themeColor="text1"/>
-          <w:sz w:val="22"/>
-          <w:szCs w:val="22"/>
-        </w:rPr>
-        <w:t>,</w:t>
-      </w:r>
-      <w:r>
-        <w:rPr>
-          <w:rFonts w:ascii="Arial" w:hAnsi="Arial" w:cs="Arial"/>
-          <w:b/>
-          <w:bCs/>
-          <w:color w:val="FF0000"/>
-          <w:sz w:val="22"/>
-          <w:szCs w:val="22"/>
-        </w:rPr>
         <w:t xml:space="preserve"> </w:t>
       </w:r>
       <w:r>
@@ -14060,7 +12014,6 @@
         </w:rPr>
         <w:t xml:space="preserve">27037”, por los considerandos expuestos en la presente resolución; sin perjuicio de la fiscalización posterior que pudiera realizar la Superintendencia Nacional de Aduanas y de Administración Tributaria - </w:t>
       </w:r>
-      <w:proofErr w:type="spellStart"/>
       <w:r>
         <w:rPr>
           <w:rFonts w:ascii="Arial" w:hAnsi="Arial" w:cs="Arial"/>
@@ -14069,7 +12022,6 @@
         </w:rPr>
         <w:t>Sunat</w:t>
       </w:r>
-      <w:proofErr w:type="spellEnd"/>
       <w:r>
         <w:rPr>
           <w:rFonts w:ascii="Arial" w:hAnsi="Arial" w:cs="Arial"/>
@@ -14115,7 +12067,6 @@
         </w:rPr>
         <w:t>{/</w:t>
       </w:r>
-      <w:proofErr w:type="spellStart"/>
       <w:r>
         <w:rPr>
           <w:rFonts w:ascii="Arial" w:hAnsi="Arial" w:cs="Arial"/>
@@ -14124,7 +12075,6 @@
         </w:rPr>
         <w:t>estadoPECOyAMAZONIAnoProcPECO</w:t>
       </w:r>
-      <w:proofErr w:type="spellEnd"/>
       <w:r>
         <w:rPr>
           <w:rFonts w:ascii="Arial" w:hAnsi="Arial" w:cs="Arial"/>
@@ -14233,34 +12183,7 @@
           <w:sz w:val="22"/>
           <w:szCs w:val="22"/>
         </w:rPr>
-        <w:t xml:space="preserve"> la DAM n.º {</w:t>
-      </w:r>
-      <w:proofErr w:type="spellStart"/>
-      <w:r>
-        <w:rPr>
-          <w:rFonts w:ascii="Arial" w:hAnsi="Arial" w:cs="Arial"/>
-          <w:sz w:val="22"/>
-          <w:szCs w:val="22"/>
-        </w:rPr>
-        <w:t>fromDam-</w:t>
-      </w:r>
-      <w:proofErr w:type="gramStart"/>
-      <w:r>
-        <w:rPr>
-          <w:rFonts w:ascii="Arial" w:hAnsi="Arial" w:cs="Arial"/>
-          <w:sz w:val="22"/>
-          <w:szCs w:val="22"/>
-        </w:rPr>
-        <w:t>numeroDam</w:t>
-      </w:r>
-      <w:proofErr w:type="spellEnd"/>
-      <w:r>
-        <w:rPr>
-          <w:rFonts w:ascii="Arial" w:hAnsi="Arial" w:cs="Arial"/>
-          <w:sz w:val="22"/>
-          <w:szCs w:val="22"/>
-        </w:rPr>
-        <w:t>}</w:t>
+        <w:t xml:space="preserve"> la DAM n.º {fromDam-numeroDam}</w:t>
       </w:r>
       <w:r>
         <w:rPr>
@@ -14271,32 +12194,7 @@
           <w:sz w:val="22"/>
           <w:szCs w:val="22"/>
         </w:rPr>
-        <w:t>{</w:t>
-      </w:r>
-      <w:proofErr w:type="spellStart"/>
-      <w:proofErr w:type="gramEnd"/>
-      <w:r>
-        <w:rPr>
-          <w:rFonts w:ascii="Arial" w:hAnsi="Arial" w:cs="Arial"/>
-          <w:b/>
-          <w:bCs/>
-          <w:color w:val="FF0000"/>
-          <w:sz w:val="22"/>
-          <w:szCs w:val="22"/>
-        </w:rPr>
-        <w:t>fromDam-numeroDamRRR</w:t>
-      </w:r>
-      <w:proofErr w:type="spellEnd"/>
-      <w:r>
-        <w:rPr>
-          <w:rFonts w:ascii="Arial" w:hAnsi="Arial" w:cs="Arial"/>
-          <w:b/>
-          <w:bCs/>
-          <w:color w:val="FF0000"/>
-          <w:sz w:val="22"/>
-          <w:szCs w:val="22"/>
-        </w:rPr>
-        <w:t>}</w:t>
+        <w:t>{fromDam-numeroDamRRR}</w:t>
       </w:r>
       <w:r>
         <w:rPr>
@@ -14321,25 +12219,7 @@
           <w:sz w:val="22"/>
           <w:szCs w:val="22"/>
         </w:rPr>
-        <w:t xml:space="preserve">del Decreto Supremo </w:t>
-      </w:r>
-      <w:proofErr w:type="spellStart"/>
-      <w:r>
-        <w:rPr>
-          <w:rFonts w:ascii="Arial" w:hAnsi="Arial" w:cs="Arial"/>
-          <w:sz w:val="22"/>
-          <w:szCs w:val="22"/>
-        </w:rPr>
-        <w:t>n.°</w:t>
-      </w:r>
-      <w:proofErr w:type="spellEnd"/>
-      <w:r>
-        <w:rPr>
-          <w:rFonts w:ascii="Arial" w:hAnsi="Arial" w:cs="Arial"/>
-          <w:sz w:val="22"/>
-          <w:szCs w:val="22"/>
-        </w:rPr>
-        <w:t xml:space="preserve"> 015-94-EF</w:t>
+        <w:t>del Decreto Supremo n.° 015-94-EF</w:t>
       </w:r>
       <w:r>
         <w:rPr>
@@ -14412,27 +12292,103 @@
           <w:sz w:val="22"/>
           <w:szCs w:val="22"/>
         </w:rPr>
-        <w:t xml:space="preserve"> la emisión de la Nota de Crédito Negociable a favor de {</w:t>
-      </w:r>
-      <w:proofErr w:type="spellStart"/>
-      <w:r>
-        <w:rPr>
-          <w:rFonts w:ascii="Arial" w:hAnsi="Arial" w:cs="Arial"/>
-          <w:sz w:val="22"/>
-          <w:szCs w:val="22"/>
-        </w:rPr>
-        <w:t>fromDam-</w:t>
-      </w:r>
-      <w:proofErr w:type="gramStart"/>
-      <w:r>
-        <w:rPr>
-          <w:rFonts w:ascii="Arial" w:hAnsi="Arial" w:cs="Arial"/>
-          <w:sz w:val="22"/>
-          <w:szCs w:val="22"/>
-        </w:rPr>
-        <w:t>nombreEmpresa</w:t>
-      </w:r>
-      <w:proofErr w:type="spellEnd"/>
+        <w:t xml:space="preserve"> la emisión de la </w:t>
+      </w:r>
+      <w:r>
+        <w:rPr>
+          <w:rFonts w:ascii="Arial" w:hAnsi="Arial" w:cs="Arial"/>
+          <w:sz w:val="22"/>
+          <w:szCs w:val="22"/>
+        </w:rPr>
+        <w:t>n</w:t>
+      </w:r>
+      <w:r>
+        <w:rPr>
+          <w:rFonts w:ascii="Arial" w:hAnsi="Arial" w:cs="Arial"/>
+          <w:sz w:val="22"/>
+          <w:szCs w:val="22"/>
+        </w:rPr>
+        <w:t xml:space="preserve">ota de </w:t>
+      </w:r>
+      <w:r>
+        <w:rPr>
+          <w:rFonts w:ascii="Arial" w:hAnsi="Arial" w:cs="Arial"/>
+          <w:sz w:val="22"/>
+          <w:szCs w:val="22"/>
+        </w:rPr>
+        <w:t>c</w:t>
+      </w:r>
+      <w:r>
+        <w:rPr>
+          <w:rFonts w:ascii="Arial" w:hAnsi="Arial" w:cs="Arial"/>
+          <w:sz w:val="22"/>
+          <w:szCs w:val="22"/>
+        </w:rPr>
+        <w:t xml:space="preserve">rédito </w:t>
+      </w:r>
+      <w:r>
+        <w:rPr>
+          <w:rFonts w:ascii="Arial" w:hAnsi="Arial" w:cs="Arial"/>
+          <w:sz w:val="22"/>
+          <w:szCs w:val="22"/>
+        </w:rPr>
+        <w:t>n</w:t>
+      </w:r>
+      <w:r>
+        <w:rPr>
+          <w:rFonts w:ascii="Arial" w:hAnsi="Arial" w:cs="Arial"/>
+          <w:sz w:val="22"/>
+          <w:szCs w:val="22"/>
+        </w:rPr>
+        <w:t>egociable a favor de {fromDam-nombreEmpresa}</w:t>
+      </w:r>
+      <w:r>
+        <w:rPr>
+          <w:rFonts w:ascii="Arial" w:hAnsi="Arial" w:cs="Arial"/>
+          <w:b/>
+          <w:bCs/>
+          <w:color w:val="FF0000"/>
+          <w:sz w:val="22"/>
+          <w:szCs w:val="22"/>
+        </w:rPr>
+        <w:t>{fromDam-nombreEmpresaRRR}</w:t>
+      </w:r>
+      <w:r>
+        <w:rPr>
+          <w:rFonts w:ascii="Arial" w:hAnsi="Arial" w:cs="Arial"/>
+          <w:color w:val="000000" w:themeColor="text1"/>
+          <w:sz w:val="22"/>
+          <w:szCs w:val="22"/>
+        </w:rPr>
+        <w:t>,</w:t>
+      </w:r>
+      <w:r>
+        <w:rPr>
+          <w:rFonts w:ascii="Arial" w:hAnsi="Arial" w:cs="Arial"/>
+          <w:b/>
+          <w:bCs/>
+          <w:color w:val="FF0000"/>
+          <w:sz w:val="22"/>
+          <w:szCs w:val="22"/>
+        </w:rPr>
+        <w:t xml:space="preserve"> </w:t>
+      </w:r>
+      <w:r>
+        <w:rPr>
+          <w:rFonts w:ascii="Arial" w:hAnsi="Arial" w:cs="Arial"/>
+          <w:sz w:val="22"/>
+          <w:szCs w:val="22"/>
+        </w:rPr>
+        <w:t>por el importe de S/ {</w:t>
+      </w:r>
+      <w:r>
+        <w:rPr>
+          <w:rFonts w:ascii="Arial" w:hAnsi="Arial" w:cs="Arial"/>
+          <w:sz w:val="22"/>
+          <w:szCs w:val="22"/>
+        </w:rPr>
+        <w:t>textoTotReguPECO</w:t>
+      </w:r>
       <w:r>
         <w:rPr>
           <w:rFonts w:ascii="Arial" w:hAnsi="Arial" w:cs="Arial"/>
@@ -14443,57 +12399,11 @@
       </w:r>
       <w:r>
         <w:rPr>
-          <w:rFonts w:ascii="Arial" w:hAnsi="Arial" w:cs="Arial"/>
-          <w:b/>
-          <w:bCs/>
-          <w:color w:val="FF0000"/>
-          <w:sz w:val="22"/>
-          <w:szCs w:val="22"/>
-        </w:rPr>
-        <w:t>{</w:t>
-      </w:r>
-      <w:proofErr w:type="spellStart"/>
-      <w:proofErr w:type="gramEnd"/>
-      <w:r>
-        <w:rPr>
-          <w:rFonts w:ascii="Arial" w:hAnsi="Arial" w:cs="Arial"/>
-          <w:b/>
-          <w:bCs/>
-          <w:color w:val="FF0000"/>
-          <w:sz w:val="22"/>
-          <w:szCs w:val="22"/>
-        </w:rPr>
-        <w:t>fromDam-nombreEmpresaRRR</w:t>
-      </w:r>
-      <w:proofErr w:type="spellEnd"/>
-      <w:r>
-        <w:rPr>
-          <w:rFonts w:ascii="Arial" w:hAnsi="Arial" w:cs="Arial"/>
-          <w:b/>
-          <w:bCs/>
-          <w:color w:val="FF0000"/>
-          <w:sz w:val="22"/>
-          <w:szCs w:val="22"/>
-        </w:rPr>
-        <w:t>}</w:t>
-      </w:r>
-      <w:r>
-        <w:rPr>
-          <w:rFonts w:ascii="Arial" w:hAnsi="Arial" w:cs="Arial"/>
-          <w:color w:val="000000" w:themeColor="text1"/>
-          <w:sz w:val="22"/>
-          <w:szCs w:val="22"/>
-        </w:rPr>
-        <w:t>,</w:t>
-      </w:r>
-      <w:r>
-        <w:rPr>
-          <w:rFonts w:ascii="Arial" w:hAnsi="Arial" w:cs="Arial"/>
-          <w:b/>
-          <w:bCs/>
-          <w:color w:val="FF0000"/>
-          <w:sz w:val="22"/>
-          <w:szCs w:val="22"/>
+          <w:rFonts w:ascii="Arial" w:eastAsia="Times New Roman" w:hAnsi="Arial" w:cs="Arial"/>
+          <w:bCs/>
+          <w:sz w:val="22"/>
+          <w:szCs w:val="22"/>
+          <w:lang w:eastAsia="es-PE"/>
         </w:rPr>
         <w:t xml:space="preserve"> </w:t>
       </w:r>
@@ -14503,42 +12413,6 @@
           <w:sz w:val="22"/>
           <w:szCs w:val="22"/>
         </w:rPr>
-        <w:t>por el importe de S/ {</w:t>
-      </w:r>
-      <w:proofErr w:type="spellStart"/>
-      <w:r>
-        <w:rPr>
-          <w:rFonts w:ascii="Arial" w:hAnsi="Arial" w:cs="Arial"/>
-          <w:sz w:val="22"/>
-          <w:szCs w:val="22"/>
-        </w:rPr>
-        <w:t>textoTotReguPECO</w:t>
-      </w:r>
-      <w:proofErr w:type="spellEnd"/>
-      <w:r>
-        <w:rPr>
-          <w:rFonts w:ascii="Arial" w:hAnsi="Arial" w:cs="Arial"/>
-          <w:sz w:val="22"/>
-          <w:szCs w:val="22"/>
-        </w:rPr>
-        <w:t>}</w:t>
-      </w:r>
-      <w:r>
-        <w:rPr>
-          <w:rFonts w:ascii="Arial" w:eastAsia="Times New Roman" w:hAnsi="Arial" w:cs="Arial"/>
-          <w:bCs/>
-          <w:sz w:val="22"/>
-          <w:szCs w:val="22"/>
-          <w:lang w:eastAsia="es-PE"/>
-        </w:rPr>
-        <w:t xml:space="preserve"> </w:t>
-      </w:r>
-      <w:r>
-        <w:rPr>
-          <w:rFonts w:ascii="Arial" w:hAnsi="Arial" w:cs="Arial"/>
-          <w:sz w:val="22"/>
-          <w:szCs w:val="22"/>
-        </w:rPr>
         <w:t>con cargo a la “Sub - Cuenta Especial Tesoro Público Decreto Supremo n. º 015-94-EF”</w:t>
       </w:r>
       <w:r>
@@ -14549,7 +12423,6 @@
         </w:rPr>
         <w:t xml:space="preserve">, por los considerandos expuestos en la presente resolución; sin perjuicio de la fiscalización posterior que pudiera realizar la Superintendencia Nacional de Aduanas y de Administración Tributaria - </w:t>
       </w:r>
-      <w:proofErr w:type="spellStart"/>
       <w:r>
         <w:rPr>
           <w:rFonts w:ascii="Arial" w:hAnsi="Arial" w:cs="Arial"/>
@@ -14558,7 +12431,6 @@
         </w:rPr>
         <w:t>Sunat</w:t>
       </w:r>
-      <w:proofErr w:type="spellEnd"/>
       <w:r>
         <w:rPr>
           <w:rFonts w:ascii="Arial" w:hAnsi="Arial" w:cs="Arial"/>
@@ -14604,7 +12476,6 @@
         <w:t>{/</w:t>
       </w:r>
       <w:bookmarkStart w:id="11" w:name="_Hlk231365870"/>
-      <w:proofErr w:type="spellStart"/>
       <w:r>
         <w:rPr>
           <w:rFonts w:ascii="Arial" w:hAnsi="Arial" w:cs="Arial"/>
@@ -14614,7 +12485,6 @@
         <w:t>estadoOnlyPECO</w:t>
       </w:r>
       <w:bookmarkEnd w:id="11"/>
-      <w:proofErr w:type="spellEnd"/>
       <w:r>
         <w:rPr>
           <w:rFonts w:ascii="Arial" w:hAnsi="Arial" w:cs="Arial"/>
@@ -14751,7 +12621,19 @@
         <w:rPr>
           <w:rFonts w:ascii="Arial" w:hAnsi="Arial" w:cs="Arial"/>
         </w:rPr>
-        <w:t>Aduana de Origen.</w:t>
+        <w:t xml:space="preserve">Aduana de </w:t>
+      </w:r>
+      <w:r>
+        <w:rPr>
+          <w:rFonts w:ascii="Arial" w:hAnsi="Arial" w:cs="Arial"/>
+        </w:rPr>
+        <w:t>o</w:t>
+      </w:r>
+      <w:r>
+        <w:rPr>
+          <w:rFonts w:ascii="Arial" w:hAnsi="Arial" w:cs="Arial"/>
+        </w:rPr>
+        <w:t>rigen.</w:t>
       </w:r>
     </w:p>
     <w:p>

--- a/recursos/words/semiPlantillaFinalNUEVO.docx
+++ b/recursos/words/semiPlantillaFinalNUEVO.docx
@@ -1,6 +1,6 @@
 
 <file path=word/document.xml><?xml version="1.0" encoding="utf-8"?>
-<w:document xmlns:wpc="http://schemas.microsoft.com/office/word/2010/wordprocessingCanvas" xmlns:cx="http://schemas.microsoft.com/office/drawing/2014/chartex" xmlns:cx1="http://schemas.microsoft.com/office/drawing/2015/9/8/chartex" xmlns:cx2="http://schemas.microsoft.com/office/drawing/2015/10/21/chartex" xmlns:cx3="http://schemas.microsoft.com/office/drawing/2016/5/9/chartex" xmlns:cx4="http://schemas.microsoft.com/office/drawing/2016/5/10/chartex" xmlns:cx5="http://schemas.microsoft.com/office/drawing/2016/5/11/chartex" xmlns:cx6="http://schemas.microsoft.com/office/drawing/2016/5/12/chartex" xmlns:cx7="http://schemas.microsoft.com/office/drawing/2016/5/13/chartex" xmlns:cx8="http://schemas.microsoft.com/office/drawing/2016/5/14/chartex" xmlns:mc="http://schemas.openxmlformats.org/markup-compatibility/2006" xmlns:aink="http://schemas.microsoft.com/office/drawing/2016/ink" xmlns:am3d="http://schemas.microsoft.com/office/drawing/2017/model3d" xmlns:o="urn:schemas-microsoft-com:office:office" xmlns:oel="http://schemas.microsoft.com/office/2019/extlst" xmlns:r="http://schemas.openxmlformats.org/officeDocument/2006/relationships" xmlns:m="http://schemas.openxmlformats.org/officeDocument/2006/math" xmlns:v="urn:schemas-microsoft-com:vml" xmlns:wp14="http://schemas.microsoft.com/office/word/2010/wordprocessingDrawing" xmlns:wp="http://schemas.openxmlformats.org/drawingml/2006/wordprocessingDrawing" xmlns:w10="urn:schemas-microsoft-com:office:word" xmlns:w="http://schemas.openxmlformats.org/wordprocessingml/2006/main" xmlns:w14="http://schemas.microsoft.com/office/word/2010/wordml" xmlns:w15="http://schemas.microsoft.com/office/word/2012/wordml" xmlns:w16cex="http://schemas.microsoft.com/office/word/2018/wordml/cex" xmlns:w16cid="http://schemas.microsoft.com/office/word/2016/wordml/cid" xmlns:w16="http://schemas.microsoft.com/office/word/2018/wordml" xmlns:w16du="http://schemas.microsoft.com/office/word/2023/wordml/word16du" xmlns:w16sdtdh="http://schemas.microsoft.com/office/word/2020/wordml/sdtdatahash" xmlns:w16se="http://schemas.microsoft.com/office/word/2015/wordml/symex" xmlns:wpg="http://schemas.microsoft.com/office/word/2010/wordprocessingGroup" xmlns:wpi="http://schemas.microsoft.com/office/word/2010/wordprocessingInk" xmlns:wne="http://schemas.microsoft.com/office/word/2006/wordml" xmlns:wps="http://schemas.microsoft.com/office/word/2010/wordprocessingShape" mc:Ignorable="w14 w15 w16se w16cid w16 w16cex w16sdtdh w16du wp14">
+<w:document xmlns:wpc="http://schemas.microsoft.com/office/word/2010/wordprocessingCanvas" xmlns:cx="http://schemas.microsoft.com/office/drawing/2014/chartex" xmlns:cx1="http://schemas.microsoft.com/office/drawing/2015/9/8/chartex" xmlns:cx2="http://schemas.microsoft.com/office/drawing/2015/10/21/chartex" xmlns:cx3="http://schemas.microsoft.com/office/drawing/2016/5/9/chartex" xmlns:cx4="http://schemas.microsoft.com/office/drawing/2016/5/10/chartex" xmlns:cx5="http://schemas.microsoft.com/office/drawing/2016/5/11/chartex" xmlns:cx6="http://schemas.microsoft.com/office/drawing/2016/5/12/chartex" xmlns:cx7="http://schemas.microsoft.com/office/drawing/2016/5/13/chartex" xmlns:cx8="http://schemas.microsoft.com/office/drawing/2016/5/14/chartex" xmlns:mc="http://schemas.openxmlformats.org/markup-compatibility/2006" xmlns:aink="http://schemas.microsoft.com/office/drawing/2016/ink" xmlns:am3d="http://schemas.microsoft.com/office/drawing/2017/model3d" xmlns:o="urn:schemas-microsoft-com:office:office" xmlns:oel="http://schemas.microsoft.com/office/2019/extlst" xmlns:r="http://schemas.openxmlformats.org/officeDocument/2006/relationships" xmlns:m="http://schemas.openxmlformats.org/officeDocument/2006/math" xmlns:v="urn:schemas-microsoft-com:vml" xmlns:wp14="http://schemas.microsoft.com/office/word/2010/wordprocessingDrawing" xmlns:wp="http://schemas.openxmlformats.org/drawingml/2006/wordprocessingDrawing" xmlns:w10="urn:schemas-microsoft-com:office:word" xmlns:w="http://schemas.openxmlformats.org/wordprocessingml/2006/main" xmlns:w14="http://schemas.microsoft.com/office/word/2010/wordml" xmlns:w15="http://schemas.microsoft.com/office/word/2012/wordml" xmlns:w16cex="http://schemas.microsoft.com/office/word/2018/wordml/cex" xmlns:w16cid="http://schemas.microsoft.com/office/word/2016/wordml/cid" xmlns:w16="http://schemas.microsoft.com/office/word/2018/wordml" xmlns:w16sdtdh="http://schemas.microsoft.com/office/word/2020/wordml/sdtdatahash" xmlns:w16se="http://schemas.microsoft.com/office/word/2015/wordml/symex" xmlns:wpg="http://schemas.microsoft.com/office/word/2010/wordprocessingGroup" xmlns:wpi="http://schemas.microsoft.com/office/word/2010/wordprocessingInk" xmlns:wne="http://schemas.microsoft.com/office/word/2006/wordml" xmlns:wps="http://schemas.microsoft.com/office/word/2010/wordprocessingShape" mc:Ignorable="w14 w15 w16se w16cid w16 w16cex w16sdtdh wp14">
   <w:body>
     <w:p>
       <w:pPr>
@@ -468,7 +468,19 @@
           <w:sz w:val="22"/>
           <w:szCs w:val="22"/>
         </w:rPr>
-        <w:t>{cuadroPedoAmazonia-numeroRegularizacionRRR</w:t>
+        <w:t>{cuadroPedoAmazonia-</w:t>
+      </w:r>
+      <w:proofErr w:type="gramStart"/>
+      <w:r>
+        <w:rPr>
+          <w:rFonts w:ascii="Arial" w:hAnsi="Arial" w:cs="Arial"/>
+          <w:b/>
+          <w:bCs/>
+          <w:color w:val="FF0000"/>
+          <w:sz w:val="22"/>
+          <w:szCs w:val="22"/>
+        </w:rPr>
+        <w:t>numeroRegularizacionRRR</w:t>
       </w:r>
       <w:r>
         <w:rPr>
@@ -489,6 +501,7 @@
         </w:rPr>
         <w:t>{</w:t>
       </w:r>
+      <w:proofErr w:type="gramEnd"/>
       <w:r>
         <w:rPr>
           <w:rFonts w:ascii="Arial" w:hAnsi="Arial" w:cs="Arial"/>
@@ -615,7 +628,19 @@
           <w:sz w:val="22"/>
           <w:szCs w:val="22"/>
         </w:rPr>
-        <w:t>{fromDam-nombreEmpresa</w:t>
+        <w:t>{</w:t>
+      </w:r>
+      <w:proofErr w:type="spellStart"/>
+      <w:r>
+        <w:rPr>
+          <w:rFonts w:ascii="Arial" w:hAnsi="Arial" w:cs="Arial"/>
+          <w:b/>
+          <w:bCs/>
+          <w:color w:val="FF0000"/>
+          <w:sz w:val="22"/>
+          <w:szCs w:val="22"/>
+        </w:rPr>
+        <w:t>fromDam-nombreEmpresa</w:t>
       </w:r>
       <w:r>
         <w:rPr>
@@ -628,6 +653,7 @@
         </w:rPr>
         <w:t>RRR</w:t>
       </w:r>
+      <w:proofErr w:type="spellEnd"/>
       <w:r>
         <w:rPr>
           <w:rFonts w:ascii="Arial" w:hAnsi="Arial" w:cs="Arial"/>
@@ -645,7 +671,25 @@
           <w:sz w:val="22"/>
           <w:szCs w:val="22"/>
         </w:rPr>
-        <w:t>{fromDam-nombreEmpresa}</w:t>
+        <w:t>{</w:t>
+      </w:r>
+      <w:proofErr w:type="spellStart"/>
+      <w:r>
+        <w:rPr>
+          <w:rFonts w:ascii="Arial" w:hAnsi="Arial" w:cs="Arial"/>
+          <w:sz w:val="22"/>
+          <w:szCs w:val="22"/>
+        </w:rPr>
+        <w:t>fromDam-nombreEmpresa</w:t>
+      </w:r>
+      <w:proofErr w:type="spellEnd"/>
+      <w:r>
+        <w:rPr>
+          <w:rFonts w:ascii="Arial" w:hAnsi="Arial" w:cs="Arial"/>
+          <w:sz w:val="22"/>
+          <w:szCs w:val="22"/>
+        </w:rPr>
+        <w:t>}</w:t>
       </w:r>
       <w:r>
         <w:rPr>
@@ -687,6 +731,7 @@
         </w:rPr>
         <w:t xml:space="preserve"> {</w:t>
       </w:r>
+      <w:proofErr w:type="spellStart"/>
       <w:r>
         <w:rPr>
           <w:rFonts w:ascii="Arial" w:hAnsi="Arial" w:cs="Arial"/>
@@ -695,6 +740,7 @@
         </w:rPr>
         <w:t>fromDam</w:t>
       </w:r>
+      <w:proofErr w:type="spellEnd"/>
       <w:r>
         <w:rPr>
           <w:rFonts w:ascii="Arial" w:hAnsi="Arial" w:cs="Arial"/>
@@ -712,7 +758,31 @@
           <w:sz w:val="22"/>
           <w:szCs w:val="22"/>
         </w:rPr>
-        <w:t>{fromDam-rucRRR}</w:t>
+        <w:t>{</w:t>
+      </w:r>
+      <w:proofErr w:type="spellStart"/>
+      <w:r>
+        <w:rPr>
+          <w:rFonts w:ascii="Arial" w:hAnsi="Arial" w:cs="Arial"/>
+          <w:b/>
+          <w:bCs/>
+          <w:color w:val="FF0000"/>
+          <w:sz w:val="22"/>
+          <w:szCs w:val="22"/>
+        </w:rPr>
+        <w:t>fromDam-rucRRR</w:t>
+      </w:r>
+      <w:proofErr w:type="spellEnd"/>
+      <w:r>
+        <w:rPr>
+          <w:rFonts w:ascii="Arial" w:hAnsi="Arial" w:cs="Arial"/>
+          <w:b/>
+          <w:bCs/>
+          <w:color w:val="FF0000"/>
+          <w:sz w:val="22"/>
+          <w:szCs w:val="22"/>
+        </w:rPr>
+        <w:t>}</w:t>
       </w:r>
       <w:r>
         <w:rPr>
@@ -730,6 +800,7 @@
         </w:rPr>
         <w:t>{</w:t>
       </w:r>
+      <w:proofErr w:type="spellStart"/>
       <w:r>
         <w:rPr>
           <w:rFonts w:ascii="Arial" w:hAnsi="Arial" w:cs="Arial"/>
@@ -754,6 +825,7 @@
         </w:rPr>
         <w:t>domicilioFiscal</w:t>
       </w:r>
+      <w:proofErr w:type="spellEnd"/>
       <w:r>
         <w:rPr>
           <w:rFonts w:ascii="Arial" w:hAnsi="Arial" w:cs="Arial"/>
@@ -771,7 +843,19 @@
           <w:sz w:val="22"/>
           <w:szCs w:val="22"/>
         </w:rPr>
-        <w:t>{fromDam-domicilioFiscal</w:t>
+        <w:t>{</w:t>
+      </w:r>
+      <w:proofErr w:type="spellStart"/>
+      <w:r>
+        <w:rPr>
+          <w:rFonts w:ascii="Arial" w:hAnsi="Arial" w:cs="Arial"/>
+          <w:b/>
+          <w:bCs/>
+          <w:color w:val="FF0000"/>
+          <w:sz w:val="22"/>
+          <w:szCs w:val="22"/>
+        </w:rPr>
+        <w:t>fromDam-domicilioFiscal</w:t>
       </w:r>
       <w:r>
         <w:rPr>
@@ -784,6 +868,7 @@
         </w:rPr>
         <w:t>RRR</w:t>
       </w:r>
+      <w:proofErr w:type="spellEnd"/>
       <w:r>
         <w:rPr>
           <w:rFonts w:ascii="Arial" w:hAnsi="Arial" w:cs="Arial"/>
@@ -835,7 +920,25 @@
           <w:sz w:val="22"/>
           <w:szCs w:val="22"/>
         </w:rPr>
-        <w:t>{textoVisto}</w:t>
+        <w:t>{</w:t>
+      </w:r>
+      <w:proofErr w:type="spellStart"/>
+      <w:r>
+        <w:rPr>
+          <w:rFonts w:ascii="Arial" w:hAnsi="Arial" w:cs="Arial"/>
+          <w:sz w:val="22"/>
+          <w:szCs w:val="22"/>
+        </w:rPr>
+        <w:t>textoVisto</w:t>
+      </w:r>
+      <w:proofErr w:type="spellEnd"/>
+      <w:r>
+        <w:rPr>
+          <w:rFonts w:ascii="Arial" w:hAnsi="Arial" w:cs="Arial"/>
+          <w:sz w:val="22"/>
+          <w:szCs w:val="22"/>
+        </w:rPr>
+        <w:t>}</w:t>
       </w:r>
       <w:r>
         <w:rPr>
@@ -938,7 +1041,19 @@
           <w:sz w:val="22"/>
           <w:szCs w:val="22"/>
         </w:rPr>
-        <w:t>{fromDam-fechaNumeracion</w:t>
+        <w:t>{</w:t>
+      </w:r>
+      <w:proofErr w:type="spellStart"/>
+      <w:r>
+        <w:rPr>
+          <w:rFonts w:ascii="Arial" w:hAnsi="Arial" w:cs="Arial"/>
+          <w:b/>
+          <w:bCs/>
+          <w:color w:val="FF0000"/>
+          <w:sz w:val="22"/>
+          <w:szCs w:val="22"/>
+        </w:rPr>
+        <w:t>fromDam-fechaNumeracion</w:t>
       </w:r>
       <w:r>
         <w:rPr>
@@ -951,6 +1066,7 @@
         </w:rPr>
         <w:t>RRR</w:t>
       </w:r>
+      <w:proofErr w:type="spellEnd"/>
       <w:r>
         <w:rPr>
           <w:rFonts w:ascii="Arial" w:hAnsi="Arial" w:cs="Arial"/>
@@ -970,6 +1086,7 @@
         </w:rPr>
         <w:t>{</w:t>
       </w:r>
+      <w:proofErr w:type="spellStart"/>
       <w:r>
         <w:rPr>
           <w:rFonts w:ascii="Arial" w:hAnsi="Arial" w:cs="Arial"/>
@@ -978,6 +1095,7 @@
         </w:rPr>
         <w:t>fromDam-fechaNumeracion</w:t>
       </w:r>
+      <w:proofErr w:type="spellEnd"/>
       <w:r>
         <w:rPr>
           <w:rFonts w:ascii="Arial" w:hAnsi="Arial" w:cs="Arial"/>
@@ -1002,6 +1120,7 @@
         </w:rPr>
         <w:t>{</w:t>
       </w:r>
+      <w:proofErr w:type="spellStart"/>
       <w:r>
         <w:rPr>
           <w:rFonts w:ascii="Arial" w:hAnsi="Arial" w:cs="Arial"/>
@@ -1010,6 +1129,7 @@
         </w:rPr>
         <w:t>fromDam-agenteAduana</w:t>
       </w:r>
+      <w:proofErr w:type="spellEnd"/>
       <w:r>
         <w:rPr>
           <w:rFonts w:ascii="Arial" w:hAnsi="Arial" w:cs="Arial"/>
@@ -1027,7 +1147,31 @@
           <w:sz w:val="22"/>
           <w:szCs w:val="22"/>
         </w:rPr>
-        <w:t xml:space="preserve">{fromDam-agenteAduanaRRR} </w:t>
+        <w:t>{</w:t>
+      </w:r>
+      <w:proofErr w:type="spellStart"/>
+      <w:r>
+        <w:rPr>
+          <w:rFonts w:ascii="Arial" w:hAnsi="Arial" w:cs="Arial"/>
+          <w:b/>
+          <w:bCs/>
+          <w:color w:val="FF0000"/>
+          <w:sz w:val="22"/>
+          <w:szCs w:val="22"/>
+        </w:rPr>
+        <w:t>fromDam-agenteAduanaRRR</w:t>
+      </w:r>
+      <w:proofErr w:type="spellEnd"/>
+      <w:r>
+        <w:rPr>
+          <w:rFonts w:ascii="Arial" w:hAnsi="Arial" w:cs="Arial"/>
+          <w:b/>
+          <w:bCs/>
+          <w:color w:val="FF0000"/>
+          <w:sz w:val="22"/>
+          <w:szCs w:val="22"/>
+        </w:rPr>
+        <w:t xml:space="preserve">} </w:t>
       </w:r>
       <w:r>
         <w:rPr>
@@ -1043,18 +1187,60 @@
           <w:sz w:val="22"/>
           <w:szCs w:val="22"/>
         </w:rPr>
-        <w:t>{fromDam-nombreEmpresa}</w:t>
-      </w:r>
-      <w:r>
-        <w:rPr>
-          <w:rFonts w:ascii="Arial" w:hAnsi="Arial" w:cs="Arial"/>
-          <w:b/>
-          <w:bCs/>
-          <w:color w:val="FF0000"/>
-          <w:sz w:val="22"/>
-          <w:szCs w:val="22"/>
-        </w:rPr>
-        <w:t>{fromDam-nombreEmpresaRRR}</w:t>
+        <w:t>{</w:t>
+      </w:r>
+      <w:proofErr w:type="spellStart"/>
+      <w:r>
+        <w:rPr>
+          <w:rFonts w:ascii="Arial" w:hAnsi="Arial" w:cs="Arial"/>
+          <w:sz w:val="22"/>
+          <w:szCs w:val="22"/>
+        </w:rPr>
+        <w:t>fromDam-nombreEmpresa</w:t>
+      </w:r>
+      <w:proofErr w:type="spellEnd"/>
+      <w:r>
+        <w:rPr>
+          <w:rFonts w:ascii="Arial" w:hAnsi="Arial" w:cs="Arial"/>
+          <w:sz w:val="22"/>
+          <w:szCs w:val="22"/>
+        </w:rPr>
+        <w:t>}</w:t>
+      </w:r>
+      <w:r>
+        <w:rPr>
+          <w:rFonts w:ascii="Arial" w:hAnsi="Arial" w:cs="Arial"/>
+          <w:b/>
+          <w:bCs/>
+          <w:color w:val="FF0000"/>
+          <w:sz w:val="22"/>
+          <w:szCs w:val="22"/>
+        </w:rPr>
+        <w:t>{</w:t>
+      </w:r>
+      <w:proofErr w:type="spellStart"/>
+      <w:r>
+        <w:rPr>
+          <w:rFonts w:ascii="Arial" w:hAnsi="Arial" w:cs="Arial"/>
+          <w:b/>
+          <w:bCs/>
+          <w:color w:val="FF0000"/>
+          <w:sz w:val="22"/>
+          <w:szCs w:val="22"/>
+        </w:rPr>
+        <w:t>fromDam-nombreEmpresaRRR</w:t>
+      </w:r>
+      <w:proofErr w:type="spellEnd"/>
+      <w:r>
+        <w:rPr>
+          <w:rFonts w:ascii="Arial" w:hAnsi="Arial" w:cs="Arial"/>
+          <w:b/>
+          <w:bCs/>
+          <w:color w:val="FF0000"/>
+          <w:sz w:val="22"/>
+          <w:szCs w:val="22"/>
+        </w:rPr>
+        <w:t>}</w:t>
       </w:r>
       <w:r>
         <w:rPr>
@@ -1088,18 +1274,60 @@
           <w:sz w:val="22"/>
           <w:szCs w:val="22"/>
         </w:rPr>
-        <w:t>{fromDam-aduanaNumeracion}</w:t>
-      </w:r>
-      <w:r>
-        <w:rPr>
-          <w:rFonts w:ascii="Arial" w:hAnsi="Arial" w:cs="Arial"/>
-          <w:b/>
-          <w:bCs/>
-          <w:color w:val="FF0000"/>
-          <w:sz w:val="22"/>
-          <w:szCs w:val="22"/>
-        </w:rPr>
-        <w:t>{fromDam-aduanaNumeracionRRR}</w:t>
+        <w:t>{</w:t>
+      </w:r>
+      <w:proofErr w:type="spellStart"/>
+      <w:r>
+        <w:rPr>
+          <w:rFonts w:ascii="Arial" w:hAnsi="Arial" w:cs="Arial"/>
+          <w:sz w:val="22"/>
+          <w:szCs w:val="22"/>
+        </w:rPr>
+        <w:t>fromDam-aduanaNumeracion</w:t>
+      </w:r>
+      <w:proofErr w:type="spellEnd"/>
+      <w:r>
+        <w:rPr>
+          <w:rFonts w:ascii="Arial" w:hAnsi="Arial" w:cs="Arial"/>
+          <w:sz w:val="22"/>
+          <w:szCs w:val="22"/>
+        </w:rPr>
+        <w:t>}</w:t>
+      </w:r>
+      <w:r>
+        <w:rPr>
+          <w:rFonts w:ascii="Arial" w:hAnsi="Arial" w:cs="Arial"/>
+          <w:b/>
+          <w:bCs/>
+          <w:color w:val="FF0000"/>
+          <w:sz w:val="22"/>
+          <w:szCs w:val="22"/>
+        </w:rPr>
+        <w:t>{</w:t>
+      </w:r>
+      <w:proofErr w:type="spellStart"/>
+      <w:r>
+        <w:rPr>
+          <w:rFonts w:ascii="Arial" w:hAnsi="Arial" w:cs="Arial"/>
+          <w:b/>
+          <w:bCs/>
+          <w:color w:val="FF0000"/>
+          <w:sz w:val="22"/>
+          <w:szCs w:val="22"/>
+        </w:rPr>
+        <w:t>fromDam-aduanaNumeracionRRR</w:t>
+      </w:r>
+      <w:proofErr w:type="spellEnd"/>
+      <w:r>
+        <w:rPr>
+          <w:rFonts w:ascii="Arial" w:hAnsi="Arial" w:cs="Arial"/>
+          <w:b/>
+          <w:bCs/>
+          <w:color w:val="FF0000"/>
+          <w:sz w:val="22"/>
+          <w:szCs w:val="22"/>
+        </w:rPr>
+        <w:t>}</w:t>
       </w:r>
       <w:r>
         <w:rPr>
@@ -1147,18 +1375,60 @@
           <w:sz w:val="22"/>
           <w:szCs w:val="22"/>
         </w:rPr>
-        <w:t>{fromDam-numeroDam}</w:t>
-      </w:r>
-      <w:r>
-        <w:rPr>
-          <w:rFonts w:ascii="Arial" w:hAnsi="Arial" w:cs="Arial"/>
-          <w:b/>
-          <w:bCs/>
-          <w:color w:val="FF0000"/>
-          <w:sz w:val="22"/>
-          <w:szCs w:val="22"/>
-        </w:rPr>
-        <w:t>{fromDam-numeroDamRRR}</w:t>
+        <w:t>{</w:t>
+      </w:r>
+      <w:proofErr w:type="spellStart"/>
+      <w:r>
+        <w:rPr>
+          <w:rFonts w:ascii="Arial" w:hAnsi="Arial" w:cs="Arial"/>
+          <w:sz w:val="22"/>
+          <w:szCs w:val="22"/>
+        </w:rPr>
+        <w:t>fromDam-numeroDam</w:t>
+      </w:r>
+      <w:proofErr w:type="spellEnd"/>
+      <w:r>
+        <w:rPr>
+          <w:rFonts w:ascii="Arial" w:hAnsi="Arial" w:cs="Arial"/>
+          <w:sz w:val="22"/>
+          <w:szCs w:val="22"/>
+        </w:rPr>
+        <w:t>}</w:t>
+      </w:r>
+      <w:r>
+        <w:rPr>
+          <w:rFonts w:ascii="Arial" w:hAnsi="Arial" w:cs="Arial"/>
+          <w:b/>
+          <w:bCs/>
+          <w:color w:val="FF0000"/>
+          <w:sz w:val="22"/>
+          <w:szCs w:val="22"/>
+        </w:rPr>
+        <w:t>{</w:t>
+      </w:r>
+      <w:proofErr w:type="spellStart"/>
+      <w:r>
+        <w:rPr>
+          <w:rFonts w:ascii="Arial" w:hAnsi="Arial" w:cs="Arial"/>
+          <w:b/>
+          <w:bCs/>
+          <w:color w:val="FF0000"/>
+          <w:sz w:val="22"/>
+          <w:szCs w:val="22"/>
+        </w:rPr>
+        <w:t>fromDam-numeroDamRRR</w:t>
+      </w:r>
+      <w:proofErr w:type="spellEnd"/>
+      <w:r>
+        <w:rPr>
+          <w:rFonts w:ascii="Arial" w:hAnsi="Arial" w:cs="Arial"/>
+          <w:b/>
+          <w:bCs/>
+          <w:color w:val="FF0000"/>
+          <w:sz w:val="22"/>
+          <w:szCs w:val="22"/>
+        </w:rPr>
+        <w:t>}</w:t>
       </w:r>
       <w:r>
         <w:rPr>
@@ -1174,18 +1444,60 @@
           <w:sz w:val="22"/>
           <w:szCs w:val="22"/>
         </w:rPr>
-        <w:t>{fromDam-cantBultosTexto}</w:t>
-      </w:r>
-      <w:r>
-        <w:rPr>
-          <w:rFonts w:ascii="Arial" w:hAnsi="Arial" w:cs="Arial"/>
-          <w:b/>
-          <w:bCs/>
-          <w:color w:val="FF0000"/>
-          <w:sz w:val="22"/>
-          <w:szCs w:val="22"/>
-        </w:rPr>
-        <w:t>{fromDam-cantBultosTextoRRR}</w:t>
+        <w:t>{</w:t>
+      </w:r>
+      <w:proofErr w:type="spellStart"/>
+      <w:r>
+        <w:rPr>
+          <w:rFonts w:ascii="Arial" w:hAnsi="Arial" w:cs="Arial"/>
+          <w:sz w:val="22"/>
+          <w:szCs w:val="22"/>
+        </w:rPr>
+        <w:t>fromDam-cantBultosTexto</w:t>
+      </w:r>
+      <w:proofErr w:type="spellEnd"/>
+      <w:r>
+        <w:rPr>
+          <w:rFonts w:ascii="Arial" w:hAnsi="Arial" w:cs="Arial"/>
+          <w:sz w:val="22"/>
+          <w:szCs w:val="22"/>
+        </w:rPr>
+        <w:t>}</w:t>
+      </w:r>
+      <w:r>
+        <w:rPr>
+          <w:rFonts w:ascii="Arial" w:hAnsi="Arial" w:cs="Arial"/>
+          <w:b/>
+          <w:bCs/>
+          <w:color w:val="FF0000"/>
+          <w:sz w:val="22"/>
+          <w:szCs w:val="22"/>
+        </w:rPr>
+        <w:t>{</w:t>
+      </w:r>
+      <w:proofErr w:type="spellStart"/>
+      <w:r>
+        <w:rPr>
+          <w:rFonts w:ascii="Arial" w:hAnsi="Arial" w:cs="Arial"/>
+          <w:b/>
+          <w:bCs/>
+          <w:color w:val="FF0000"/>
+          <w:sz w:val="22"/>
+          <w:szCs w:val="22"/>
+        </w:rPr>
+        <w:t>fromDam-cantBultosTextoRRR</w:t>
+      </w:r>
+      <w:proofErr w:type="spellEnd"/>
+      <w:r>
+        <w:rPr>
+          <w:rFonts w:ascii="Arial" w:hAnsi="Arial" w:cs="Arial"/>
+          <w:b/>
+          <w:bCs/>
+          <w:color w:val="FF0000"/>
+          <w:sz w:val="22"/>
+          <w:szCs w:val="22"/>
+        </w:rPr>
+        <w:t>}</w:t>
       </w:r>
       <w:r>
         <w:rPr>
@@ -1212,7 +1524,25 @@
           <w:sz w:val="22"/>
           <w:szCs w:val="22"/>
         </w:rPr>
-        <w:t>{fromDam-cantBultosNumero}</w:t>
+        <w:t>{</w:t>
+      </w:r>
+      <w:proofErr w:type="spellStart"/>
+      <w:r>
+        <w:rPr>
+          <w:rFonts w:ascii="Arial" w:hAnsi="Arial" w:cs="Arial"/>
+          <w:sz w:val="22"/>
+          <w:szCs w:val="22"/>
+        </w:rPr>
+        <w:t>fromDam-cantBultosNumero</w:t>
+      </w:r>
+      <w:proofErr w:type="spellEnd"/>
+      <w:r>
+        <w:rPr>
+          <w:rFonts w:ascii="Arial" w:hAnsi="Arial" w:cs="Arial"/>
+          <w:sz w:val="22"/>
+          <w:szCs w:val="22"/>
+        </w:rPr>
+        <w:t>}</w:t>
       </w:r>
       <w:r>
         <w:rPr>
@@ -1228,18 +1558,48 @@
           <w:sz w:val="22"/>
           <w:szCs w:val="22"/>
         </w:rPr>
-        <w:t>{fromDam-descripcionMerca}</w:t>
-      </w:r>
-      <w:r>
-        <w:rPr>
-          <w:rFonts w:ascii="Arial" w:hAnsi="Arial" w:cs="Arial"/>
-          <w:b/>
-          <w:bCs/>
-          <w:color w:val="FF0000"/>
-          <w:sz w:val="22"/>
-          <w:szCs w:val="22"/>
-        </w:rPr>
-        <w:t>{from</w:t>
+        <w:t>{</w:t>
+      </w:r>
+      <w:proofErr w:type="spellStart"/>
+      <w:r>
+        <w:rPr>
+          <w:rFonts w:ascii="Arial" w:hAnsi="Arial" w:cs="Arial"/>
+          <w:sz w:val="22"/>
+          <w:szCs w:val="22"/>
+        </w:rPr>
+        <w:t>fromDam-descripcionMerca</w:t>
+      </w:r>
+      <w:proofErr w:type="spellEnd"/>
+      <w:r>
+        <w:rPr>
+          <w:rFonts w:ascii="Arial" w:hAnsi="Arial" w:cs="Arial"/>
+          <w:sz w:val="22"/>
+          <w:szCs w:val="22"/>
+        </w:rPr>
+        <w:t>}</w:t>
+      </w:r>
+      <w:r>
+        <w:rPr>
+          <w:rFonts w:ascii="Arial" w:hAnsi="Arial" w:cs="Arial"/>
+          <w:b/>
+          <w:bCs/>
+          <w:color w:val="FF0000"/>
+          <w:sz w:val="22"/>
+          <w:szCs w:val="22"/>
+        </w:rPr>
+        <w:t>{</w:t>
+      </w:r>
+      <w:proofErr w:type="spellStart"/>
+      <w:r>
+        <w:rPr>
+          <w:rFonts w:ascii="Arial" w:hAnsi="Arial" w:cs="Arial"/>
+          <w:b/>
+          <w:bCs/>
+          <w:color w:val="FF0000"/>
+          <w:sz w:val="22"/>
+          <w:szCs w:val="22"/>
+        </w:rPr>
+        <w:t>from</w:t>
       </w:r>
       <w:r>
         <w:rPr>
@@ -1296,6 +1656,7 @@
         </w:rPr>
         <w:t>RRR</w:t>
       </w:r>
+      <w:proofErr w:type="spellEnd"/>
       <w:r>
         <w:rPr>
           <w:rFonts w:ascii="Arial" w:hAnsi="Arial" w:cs="Arial"/>
@@ -1329,18 +1690,60 @@
           <w:sz w:val="22"/>
           <w:szCs w:val="22"/>
         </w:rPr>
-        <w:t>{fromDam-rangoSeriesAcogida}</w:t>
-      </w:r>
-      <w:r>
-        <w:rPr>
-          <w:rFonts w:ascii="Arial" w:hAnsi="Arial" w:cs="Arial"/>
-          <w:b/>
-          <w:bCs/>
-          <w:color w:val="FF0000"/>
-          <w:sz w:val="22"/>
-          <w:szCs w:val="22"/>
-        </w:rPr>
-        <w:t>{fromDam-rangoSeriesAcogidaRRR}</w:t>
+        <w:t>{</w:t>
+      </w:r>
+      <w:proofErr w:type="spellStart"/>
+      <w:r>
+        <w:rPr>
+          <w:rFonts w:ascii="Arial" w:hAnsi="Arial" w:cs="Arial"/>
+          <w:sz w:val="22"/>
+          <w:szCs w:val="22"/>
+        </w:rPr>
+        <w:t>fromDam-rangoSeriesAcogida</w:t>
+      </w:r>
+      <w:proofErr w:type="spellEnd"/>
+      <w:r>
+        <w:rPr>
+          <w:rFonts w:ascii="Arial" w:hAnsi="Arial" w:cs="Arial"/>
+          <w:sz w:val="22"/>
+          <w:szCs w:val="22"/>
+        </w:rPr>
+        <w:t>}</w:t>
+      </w:r>
+      <w:r>
+        <w:rPr>
+          <w:rFonts w:ascii="Arial" w:hAnsi="Arial" w:cs="Arial"/>
+          <w:b/>
+          <w:bCs/>
+          <w:color w:val="FF0000"/>
+          <w:sz w:val="22"/>
+          <w:szCs w:val="22"/>
+        </w:rPr>
+        <w:t>{</w:t>
+      </w:r>
+      <w:proofErr w:type="spellStart"/>
+      <w:r>
+        <w:rPr>
+          <w:rFonts w:ascii="Arial" w:hAnsi="Arial" w:cs="Arial"/>
+          <w:b/>
+          <w:bCs/>
+          <w:color w:val="FF0000"/>
+          <w:sz w:val="22"/>
+          <w:szCs w:val="22"/>
+        </w:rPr>
+        <w:t>fromDam-rangoSeriesAcogidaRRR</w:t>
+      </w:r>
+      <w:proofErr w:type="spellEnd"/>
+      <w:r>
+        <w:rPr>
+          <w:rFonts w:ascii="Arial" w:hAnsi="Arial" w:cs="Arial"/>
+          <w:b/>
+          <w:bCs/>
+          <w:color w:val="FF0000"/>
+          <w:sz w:val="22"/>
+          <w:szCs w:val="22"/>
+        </w:rPr>
+        <w:t>}</w:t>
       </w:r>
       <w:r>
         <w:rPr>
@@ -1466,7 +1869,25 @@
           <w:sz w:val="22"/>
           <w:szCs w:val="22"/>
         </w:rPr>
-        <w:t xml:space="preserve">Que, el </w:t>
+        <w:t xml:space="preserve">Que, </w:t>
+      </w:r>
+      <w:proofErr w:type="spellStart"/>
+      <w:r>
+        <w:rPr>
+          <w:rFonts w:ascii="Arial" w:hAnsi="Arial" w:cs="Arial"/>
+          <w:sz w:val="22"/>
+          <w:szCs w:val="22"/>
+        </w:rPr>
+        <w:t>el</w:t>
+      </w:r>
+      <w:proofErr w:type="spellEnd"/>
+      <w:r>
+        <w:rPr>
+          <w:rFonts w:ascii="Arial" w:hAnsi="Arial" w:cs="Arial"/>
+          <w:sz w:val="22"/>
+          <w:szCs w:val="22"/>
+        </w:rPr>
+        <w:t xml:space="preserve"> </w:t>
       </w:r>
       <w:r>
         <w:rPr>
@@ -1482,7 +1903,16 @@
           <w:sz w:val="22"/>
           <w:szCs w:val="22"/>
         </w:rPr>
-        <w:t>fromDam-fechaCancelacionTributos</w:t>
+        <w:t>fromDam-</w:t>
+      </w:r>
+      <w:proofErr w:type="gramStart"/>
+      <w:r>
+        <w:rPr>
+          <w:rFonts w:ascii="Arial" w:hAnsi="Arial" w:cs="Arial"/>
+          <w:sz w:val="22"/>
+          <w:szCs w:val="22"/>
+        </w:rPr>
+        <w:t>fechaCancelacionTributos</w:t>
       </w:r>
       <w:r>
         <w:rPr>
@@ -1501,7 +1931,19 @@
           <w:sz w:val="22"/>
           <w:szCs w:val="22"/>
         </w:rPr>
-        <w:t>{fromDam-fechaCancelacionTributosRRR}</w:t>
+        <w:t>{</w:t>
+      </w:r>
+      <w:proofErr w:type="gramEnd"/>
+      <w:r>
+        <w:rPr>
+          <w:rFonts w:ascii="Arial" w:hAnsi="Arial" w:cs="Arial"/>
+          <w:b/>
+          <w:bCs/>
+          <w:color w:val="FF0000"/>
+          <w:sz w:val="22"/>
+          <w:szCs w:val="22"/>
+        </w:rPr>
+        <w:t>fromDam-fechaCancelacionTributosRRR}</w:t>
       </w:r>
       <w:r>
         <w:rPr>
@@ -1640,6 +2082,7 @@
         </w:rPr>
         <w:t>{/</w:t>
       </w:r>
+      <w:proofErr w:type="spellStart"/>
       <w:r>
         <w:rPr>
           <w:rFonts w:ascii="Arial" w:hAnsi="Arial" w:cs="Arial"/>
@@ -1648,6 +2091,7 @@
         </w:rPr>
         <w:t>estadoOnlyAMAZONIA</w:t>
       </w:r>
+      <w:proofErr w:type="spellEnd"/>
       <w:r>
         <w:rPr>
           <w:rFonts w:ascii="Arial" w:hAnsi="Arial" w:cs="Arial"/>
@@ -1715,7 +2159,25 @@
           <w:sz w:val="22"/>
           <w:szCs w:val="22"/>
         </w:rPr>
-        <w:t xml:space="preserve">Que, el </w:t>
+        <w:t xml:space="preserve">Que, </w:t>
+      </w:r>
+      <w:proofErr w:type="spellStart"/>
+      <w:r>
+        <w:rPr>
+          <w:rFonts w:ascii="Arial" w:hAnsi="Arial" w:cs="Arial"/>
+          <w:sz w:val="22"/>
+          <w:szCs w:val="22"/>
+        </w:rPr>
+        <w:t>el</w:t>
+      </w:r>
+      <w:proofErr w:type="spellEnd"/>
+      <w:r>
+        <w:rPr>
+          <w:rFonts w:ascii="Arial" w:hAnsi="Arial" w:cs="Arial"/>
+          <w:sz w:val="22"/>
+          <w:szCs w:val="22"/>
+        </w:rPr>
+        <w:t xml:space="preserve"> </w:t>
       </w:r>
       <w:r>
         <w:rPr>
@@ -1731,7 +2193,16 @@
           <w:sz w:val="22"/>
           <w:szCs w:val="22"/>
         </w:rPr>
-        <w:t>fromDam-fechaCancelacionTributos</w:t>
+        <w:t>fromDam-</w:t>
+      </w:r>
+      <w:proofErr w:type="gramStart"/>
+      <w:r>
+        <w:rPr>
+          <w:rFonts w:ascii="Arial" w:hAnsi="Arial" w:cs="Arial"/>
+          <w:sz w:val="22"/>
+          <w:szCs w:val="22"/>
+        </w:rPr>
+        <w:t>fechaCancelacionTributos</w:t>
       </w:r>
       <w:r>
         <w:rPr>
@@ -1750,7 +2221,19 @@
           <w:sz w:val="22"/>
           <w:szCs w:val="22"/>
         </w:rPr>
-        <w:t>{fromDam-fechaCancelacionTributosRRR}</w:t>
+        <w:t>{</w:t>
+      </w:r>
+      <w:proofErr w:type="gramEnd"/>
+      <w:r>
+        <w:rPr>
+          <w:rFonts w:ascii="Arial" w:hAnsi="Arial" w:cs="Arial"/>
+          <w:b/>
+          <w:bCs/>
+          <w:color w:val="FF0000"/>
+          <w:sz w:val="22"/>
+          <w:szCs w:val="22"/>
+        </w:rPr>
+        <w:t>fromDam-fechaCancelacionTributosRRR}</w:t>
       </w:r>
       <w:r>
         <w:rPr>
@@ -1843,6 +2326,7 @@
         <w:t>{</w:t>
       </w:r>
       <w:bookmarkStart w:id="0" w:name="_Hlk230558223"/>
+      <w:proofErr w:type="spellStart"/>
       <w:r>
         <w:rPr>
           <w:rFonts w:ascii="Arial" w:hAnsi="Arial" w:cs="Arial"/>
@@ -1852,6 +2336,7 @@
         <w:t>textoTotReguPECO</w:t>
       </w:r>
       <w:bookmarkEnd w:id="0"/>
+      <w:proofErr w:type="spellEnd"/>
       <w:r>
         <w:rPr>
           <w:rFonts w:ascii="Arial" w:hAnsi="Arial" w:cs="Arial"/>
@@ -1978,6 +2463,7 @@
         </w:rPr>
         <w:t>{/</w:t>
       </w:r>
+      <w:proofErr w:type="spellStart"/>
       <w:r>
         <w:rPr>
           <w:rFonts w:ascii="Arial" w:hAnsi="Arial" w:cs="Arial"/>
@@ -1986,6 +2472,7 @@
         </w:rPr>
         <w:t>estadoPECOyAMAZONIA</w:t>
       </w:r>
+      <w:proofErr w:type="spellEnd"/>
       <w:r>
         <w:rPr>
           <w:rFonts w:ascii="Arial" w:hAnsi="Arial" w:cs="Arial"/>
@@ -2037,18 +2524,57 @@
           <w:sz w:val="22"/>
           <w:szCs w:val="22"/>
         </w:rPr>
-        <w:t>Que, el {fromDam-fechaCancelacionTributos}</w:t>
-      </w:r>
-      <w:r>
-        <w:rPr>
-          <w:rFonts w:ascii="Arial" w:hAnsi="Arial" w:cs="Arial"/>
-          <w:b/>
-          <w:bCs/>
-          <w:color w:val="FF0000"/>
-          <w:sz w:val="22"/>
-          <w:szCs w:val="22"/>
-        </w:rPr>
-        <w:t>{fromDam-fechaCancelacionTributosRRR}</w:t>
+        <w:t xml:space="preserve">Que, </w:t>
+      </w:r>
+      <w:proofErr w:type="spellStart"/>
+      <w:r>
+        <w:rPr>
+          <w:rFonts w:ascii="Arial" w:hAnsi="Arial" w:cs="Arial"/>
+          <w:sz w:val="22"/>
+          <w:szCs w:val="22"/>
+        </w:rPr>
+        <w:t>el</w:t>
+      </w:r>
+      <w:proofErr w:type="spellEnd"/>
+      <w:r>
+        <w:rPr>
+          <w:rFonts w:ascii="Arial" w:hAnsi="Arial" w:cs="Arial"/>
+          <w:sz w:val="22"/>
+          <w:szCs w:val="22"/>
+        </w:rPr>
+        <w:t xml:space="preserve"> {fromDam-</w:t>
+      </w:r>
+      <w:proofErr w:type="gramStart"/>
+      <w:r>
+        <w:rPr>
+          <w:rFonts w:ascii="Arial" w:hAnsi="Arial" w:cs="Arial"/>
+          <w:sz w:val="22"/>
+          <w:szCs w:val="22"/>
+        </w:rPr>
+        <w:t>fechaCancelacionTributos}</w:t>
+      </w:r>
+      <w:r>
+        <w:rPr>
+          <w:rFonts w:ascii="Arial" w:hAnsi="Arial" w:cs="Arial"/>
+          <w:b/>
+          <w:bCs/>
+          <w:color w:val="FF0000"/>
+          <w:sz w:val="22"/>
+          <w:szCs w:val="22"/>
+        </w:rPr>
+        <w:t>{</w:t>
+      </w:r>
+      <w:proofErr w:type="gramEnd"/>
+      <w:r>
+        <w:rPr>
+          <w:rFonts w:ascii="Arial" w:hAnsi="Arial" w:cs="Arial"/>
+          <w:b/>
+          <w:bCs/>
+          <w:color w:val="FF0000"/>
+          <w:sz w:val="22"/>
+          <w:szCs w:val="22"/>
+        </w:rPr>
+        <w:t>fromDam-fechaCancelacionTributosRRR}</w:t>
       </w:r>
       <w:r>
         <w:rPr>
@@ -2090,7 +2616,25 @@
           <w:sz w:val="22"/>
           <w:szCs w:val="22"/>
         </w:rPr>
-        <w:t>, correspondientes a la importación señalada en el considerando anterior, siendo abonados a la “Sub-Cuenta Especial Tesoro Público – D.S. n.º 015-94-EF” el importe de S/ {textoTotReguPECO} en cumplimiento de la Resolución Ministerial n.º</w:t>
+        <w:t>, correspondientes a la importación señalada en el considerando anterior, siendo abonados a la “Sub-Cuenta Especial Tesoro Público – D.S. n.º 015-94-EF” el importe de S/ {</w:t>
+      </w:r>
+      <w:proofErr w:type="spellStart"/>
+      <w:r>
+        <w:rPr>
+          <w:rFonts w:ascii="Arial" w:hAnsi="Arial" w:cs="Arial"/>
+          <w:sz w:val="22"/>
+          <w:szCs w:val="22"/>
+        </w:rPr>
+        <w:t>textoTotReguPECO</w:t>
+      </w:r>
+      <w:proofErr w:type="spellEnd"/>
+      <w:r>
+        <w:rPr>
+          <w:rFonts w:ascii="Arial" w:hAnsi="Arial" w:cs="Arial"/>
+          <w:sz w:val="22"/>
+          <w:szCs w:val="22"/>
+        </w:rPr>
+        <w:t>} en cumplimiento de la Resolución Ministerial n.º</w:t>
       </w:r>
       <w:r>
         <w:rPr>
@@ -2128,7 +2672,25 @@
           <w:sz w:val="22"/>
           <w:szCs w:val="22"/>
         </w:rPr>
-        <w:t>{/estadoOnlyPECO}</w:t>
+        <w:t>{/</w:t>
+      </w:r>
+      <w:proofErr w:type="spellStart"/>
+      <w:r>
+        <w:rPr>
+          <w:rFonts w:ascii="Arial" w:hAnsi="Arial" w:cs="Arial"/>
+          <w:sz w:val="22"/>
+          <w:szCs w:val="22"/>
+        </w:rPr>
+        <w:t>estadoOnlyPECO</w:t>
+      </w:r>
+      <w:proofErr w:type="spellEnd"/>
+      <w:r>
+        <w:rPr>
+          <w:rFonts w:ascii="Arial" w:hAnsi="Arial" w:cs="Arial"/>
+          <w:sz w:val="22"/>
+          <w:szCs w:val="22"/>
+        </w:rPr>
+        <w:t>}</w:t>
       </w:r>
     </w:p>
     <w:p>
@@ -2314,18 +2876,60 @@
           <w:sz w:val="22"/>
           <w:szCs w:val="22"/>
         </w:rPr>
-        <w:t>{fromDam-nombreEmpresa}</w:t>
-      </w:r>
-      <w:r>
-        <w:rPr>
-          <w:rFonts w:ascii="Arial" w:hAnsi="Arial" w:cs="Arial"/>
-          <w:b/>
-          <w:bCs/>
-          <w:color w:val="FF0000"/>
-          <w:sz w:val="22"/>
-          <w:szCs w:val="22"/>
-        </w:rPr>
-        <w:t>{fromDam-nombreEmpresaRRR}</w:t>
+        <w:t>{</w:t>
+      </w:r>
+      <w:proofErr w:type="spellStart"/>
+      <w:r>
+        <w:rPr>
+          <w:rFonts w:ascii="Arial" w:hAnsi="Arial" w:cs="Arial"/>
+          <w:sz w:val="22"/>
+          <w:szCs w:val="22"/>
+        </w:rPr>
+        <w:t>fromDam-nombreEmpresa</w:t>
+      </w:r>
+      <w:proofErr w:type="spellEnd"/>
+      <w:r>
+        <w:rPr>
+          <w:rFonts w:ascii="Arial" w:hAnsi="Arial" w:cs="Arial"/>
+          <w:sz w:val="22"/>
+          <w:szCs w:val="22"/>
+        </w:rPr>
+        <w:t>}</w:t>
+      </w:r>
+      <w:r>
+        <w:rPr>
+          <w:rFonts w:ascii="Arial" w:hAnsi="Arial" w:cs="Arial"/>
+          <w:b/>
+          <w:bCs/>
+          <w:color w:val="FF0000"/>
+          <w:sz w:val="22"/>
+          <w:szCs w:val="22"/>
+        </w:rPr>
+        <w:t>{</w:t>
+      </w:r>
+      <w:proofErr w:type="spellStart"/>
+      <w:r>
+        <w:rPr>
+          <w:rFonts w:ascii="Arial" w:hAnsi="Arial" w:cs="Arial"/>
+          <w:b/>
+          <w:bCs/>
+          <w:color w:val="FF0000"/>
+          <w:sz w:val="22"/>
+          <w:szCs w:val="22"/>
+        </w:rPr>
+        <w:t>fromDam-nombreEmpresaRRR</w:t>
+      </w:r>
+      <w:proofErr w:type="spellEnd"/>
+      <w:r>
+        <w:rPr>
+          <w:rFonts w:ascii="Arial" w:hAnsi="Arial" w:cs="Arial"/>
+          <w:b/>
+          <w:bCs/>
+          <w:color w:val="FF0000"/>
+          <w:sz w:val="22"/>
+          <w:szCs w:val="22"/>
+        </w:rPr>
+        <w:t>}</w:t>
       </w:r>
       <w:r>
         <w:rPr>
@@ -2420,13 +3024,23 @@
         </w:rPr>
         <w:t xml:space="preserve"> </w:t>
       </w:r>
-      <w:r>
-        <w:rPr>
-          <w:rFonts w:ascii="Arial" w:hAnsi="Arial" w:cs="Arial"/>
-          <w:sz w:val="22"/>
-          <w:szCs w:val="22"/>
-        </w:rPr>
-        <w:t xml:space="preserve">del </w:t>
+      <w:proofErr w:type="spellStart"/>
+      <w:r>
+        <w:rPr>
+          <w:rFonts w:ascii="Arial" w:hAnsi="Arial" w:cs="Arial"/>
+          <w:sz w:val="22"/>
+          <w:szCs w:val="22"/>
+        </w:rPr>
+        <w:t>del</w:t>
+      </w:r>
+      <w:proofErr w:type="spellEnd"/>
+      <w:r>
+        <w:rPr>
+          <w:rFonts w:ascii="Arial" w:hAnsi="Arial" w:cs="Arial"/>
+          <w:sz w:val="22"/>
+          <w:szCs w:val="22"/>
+        </w:rPr>
+        <w:t xml:space="preserve"> </w:t>
       </w:r>
       <w:r>
         <w:rPr>
@@ -2507,15 +3121,70 @@
           <w:sz w:val="22"/>
           <w:szCs w:val="22"/>
         </w:rPr>
-        <w:t>{fromInputs-fechaCorreoCecaRRR}</w:t>
-      </w:r>
-      <w:r>
-        <w:rPr>
-          <w:rFonts w:ascii="Arial" w:hAnsi="Arial" w:cs="Arial"/>
-          <w:sz w:val="22"/>
-          <w:szCs w:val="22"/>
-        </w:rPr>
-        <w:t>{fromInputs-fechaCorreoCeca}</w:t>
+        <w:t>{</w:t>
+      </w:r>
+      <w:proofErr w:type="spellStart"/>
+      <w:r>
+        <w:rPr>
+          <w:rFonts w:ascii="Arial" w:hAnsi="Arial" w:cs="Arial"/>
+          <w:b/>
+          <w:bCs/>
+          <w:color w:val="FF0000"/>
+          <w:sz w:val="22"/>
+          <w:szCs w:val="22"/>
+        </w:rPr>
+        <w:t>fromInputs-</w:t>
+      </w:r>
+      <w:proofErr w:type="gramStart"/>
+      <w:r>
+        <w:rPr>
+          <w:rFonts w:ascii="Arial" w:hAnsi="Arial" w:cs="Arial"/>
+          <w:b/>
+          <w:bCs/>
+          <w:color w:val="FF0000"/>
+          <w:sz w:val="22"/>
+          <w:szCs w:val="22"/>
+        </w:rPr>
+        <w:t>fechaCorreoCecaRRR</w:t>
+      </w:r>
+      <w:proofErr w:type="spellEnd"/>
+      <w:r>
+        <w:rPr>
+          <w:rFonts w:ascii="Arial" w:hAnsi="Arial" w:cs="Arial"/>
+          <w:b/>
+          <w:bCs/>
+          <w:color w:val="FF0000"/>
+          <w:sz w:val="22"/>
+          <w:szCs w:val="22"/>
+        </w:rPr>
+        <w:t>}</w:t>
+      </w:r>
+      <w:r>
+        <w:rPr>
+          <w:rFonts w:ascii="Arial" w:hAnsi="Arial" w:cs="Arial"/>
+          <w:sz w:val="22"/>
+          <w:szCs w:val="22"/>
+        </w:rPr>
+        <w:t>{</w:t>
+      </w:r>
+      <w:proofErr w:type="spellStart"/>
+      <w:proofErr w:type="gramEnd"/>
+      <w:r>
+        <w:rPr>
+          <w:rFonts w:ascii="Arial" w:hAnsi="Arial" w:cs="Arial"/>
+          <w:sz w:val="22"/>
+          <w:szCs w:val="22"/>
+        </w:rPr>
+        <w:t>fromInputs-fechaCorreoCeca</w:t>
+      </w:r>
+      <w:proofErr w:type="spellEnd"/>
+      <w:r>
+        <w:rPr>
+          <w:rFonts w:ascii="Arial" w:hAnsi="Arial" w:cs="Arial"/>
+          <w:sz w:val="22"/>
+          <w:szCs w:val="22"/>
+        </w:rPr>
+        <w:t>}</w:t>
       </w:r>
       <w:r>
         <w:rPr>
@@ -2534,15 +3203,57 @@
           <w:sz w:val="22"/>
           <w:szCs w:val="22"/>
         </w:rPr>
-        <w:t>{fromInputs-correoCecaRRR}</w:t>
-      </w:r>
-      <w:r>
-        <w:rPr>
-          <w:rFonts w:ascii="Arial" w:hAnsi="Arial" w:cs="Arial"/>
-          <w:sz w:val="22"/>
-          <w:szCs w:val="22"/>
-        </w:rPr>
-        <w:t>{fromInputs-correoCeca}</w:t>
+        <w:t>{</w:t>
+      </w:r>
+      <w:proofErr w:type="spellStart"/>
+      <w:r>
+        <w:rPr>
+          <w:rFonts w:ascii="Arial" w:hAnsi="Arial" w:cs="Arial"/>
+          <w:b/>
+          <w:bCs/>
+          <w:color w:val="FF0000"/>
+          <w:sz w:val="22"/>
+          <w:szCs w:val="22"/>
+        </w:rPr>
+        <w:t>fromInputs-correoCecaRRR</w:t>
+      </w:r>
+      <w:proofErr w:type="spellEnd"/>
+      <w:r>
+        <w:rPr>
+          <w:rFonts w:ascii="Arial" w:hAnsi="Arial" w:cs="Arial"/>
+          <w:b/>
+          <w:bCs/>
+          <w:color w:val="FF0000"/>
+          <w:sz w:val="22"/>
+          <w:szCs w:val="22"/>
+        </w:rPr>
+        <w:t>}</w:t>
+      </w:r>
+      <w:r>
+        <w:rPr>
+          <w:rFonts w:ascii="Arial" w:hAnsi="Arial" w:cs="Arial"/>
+          <w:sz w:val="22"/>
+          <w:szCs w:val="22"/>
+        </w:rPr>
+        <w:t>{</w:t>
+      </w:r>
+      <w:proofErr w:type="spellStart"/>
+      <w:r>
+        <w:rPr>
+          <w:rFonts w:ascii="Arial" w:hAnsi="Arial" w:cs="Arial"/>
+          <w:sz w:val="22"/>
+          <w:szCs w:val="22"/>
+        </w:rPr>
+        <w:t>fromInputs-correoCeca</w:t>
+      </w:r>
+      <w:proofErr w:type="spellEnd"/>
+      <w:r>
+        <w:rPr>
+          <w:rFonts w:ascii="Arial" w:hAnsi="Arial" w:cs="Arial"/>
+          <w:sz w:val="22"/>
+          <w:szCs w:val="22"/>
+        </w:rPr>
+        <w:t>}</w:t>
       </w:r>
       <w:r>
         <w:rPr>
@@ -2560,6 +3271,7 @@
         </w:rPr>
         <w:t>{</w:t>
       </w:r>
+      <w:proofErr w:type="spellStart"/>
       <w:r>
         <w:rPr>
           <w:rFonts w:ascii="Arial" w:hAnsi="Arial" w:cs="Arial"/>
@@ -2568,6 +3280,7 @@
         </w:rPr>
         <w:t>textoProceReco</w:t>
       </w:r>
+      <w:proofErr w:type="spellEnd"/>
       <w:r>
         <w:rPr>
           <w:rFonts w:ascii="Arial" w:hAnsi="Arial" w:cs="Arial"/>
@@ -2657,15 +3370,70 @@
           <w:sz w:val="22"/>
           <w:szCs w:val="22"/>
         </w:rPr>
-        <w:t>{fromInputs-fechaAforoRRR}</w:t>
-      </w:r>
-      <w:r>
-        <w:rPr>
-          <w:rFonts w:ascii="Arial" w:hAnsi="Arial" w:cs="Arial"/>
-          <w:sz w:val="22"/>
-          <w:szCs w:val="22"/>
-        </w:rPr>
-        <w:t>{fromInputs-fechaAforo}</w:t>
+        <w:t>{</w:t>
+      </w:r>
+      <w:proofErr w:type="spellStart"/>
+      <w:r>
+        <w:rPr>
+          <w:rFonts w:ascii="Arial" w:hAnsi="Arial" w:cs="Arial"/>
+          <w:b/>
+          <w:bCs/>
+          <w:color w:val="FF0000"/>
+          <w:sz w:val="22"/>
+          <w:szCs w:val="22"/>
+        </w:rPr>
+        <w:t>fromInputs-</w:t>
+      </w:r>
+      <w:proofErr w:type="gramStart"/>
+      <w:r>
+        <w:rPr>
+          <w:rFonts w:ascii="Arial" w:hAnsi="Arial" w:cs="Arial"/>
+          <w:b/>
+          <w:bCs/>
+          <w:color w:val="FF0000"/>
+          <w:sz w:val="22"/>
+          <w:szCs w:val="22"/>
+        </w:rPr>
+        <w:t>fechaAforoRRR</w:t>
+      </w:r>
+      <w:proofErr w:type="spellEnd"/>
+      <w:r>
+        <w:rPr>
+          <w:rFonts w:ascii="Arial" w:hAnsi="Arial" w:cs="Arial"/>
+          <w:b/>
+          <w:bCs/>
+          <w:color w:val="FF0000"/>
+          <w:sz w:val="22"/>
+          <w:szCs w:val="22"/>
+        </w:rPr>
+        <w:t>}</w:t>
+      </w:r>
+      <w:r>
+        <w:rPr>
+          <w:rFonts w:ascii="Arial" w:hAnsi="Arial" w:cs="Arial"/>
+          <w:sz w:val="22"/>
+          <w:szCs w:val="22"/>
+        </w:rPr>
+        <w:t>{</w:t>
+      </w:r>
+      <w:proofErr w:type="spellStart"/>
+      <w:proofErr w:type="gramEnd"/>
+      <w:r>
+        <w:rPr>
+          <w:rFonts w:ascii="Arial" w:hAnsi="Arial" w:cs="Arial"/>
+          <w:sz w:val="22"/>
+          <w:szCs w:val="22"/>
+        </w:rPr>
+        <w:t>fromInputs-fechaAforo</w:t>
+      </w:r>
+      <w:proofErr w:type="spellEnd"/>
+      <w:r>
+        <w:rPr>
+          <w:rFonts w:ascii="Arial" w:hAnsi="Arial" w:cs="Arial"/>
+          <w:sz w:val="22"/>
+          <w:szCs w:val="22"/>
+        </w:rPr>
+        <w:t>}</w:t>
       </w:r>
       <w:r>
         <w:rPr>
@@ -2689,7 +3457,25 @@
           <w:sz w:val="22"/>
           <w:szCs w:val="22"/>
         </w:rPr>
-        <w:t>{textoRecoFis}</w:t>
+        <w:t>{</w:t>
+      </w:r>
+      <w:proofErr w:type="spellStart"/>
+      <w:r>
+        <w:rPr>
+          <w:rFonts w:ascii="Arial" w:hAnsi="Arial" w:cs="Arial"/>
+          <w:sz w:val="22"/>
+          <w:szCs w:val="22"/>
+        </w:rPr>
+        <w:t>textoRecoFis</w:t>
+      </w:r>
+      <w:proofErr w:type="spellEnd"/>
+      <w:r>
+        <w:rPr>
+          <w:rFonts w:ascii="Arial" w:hAnsi="Arial" w:cs="Arial"/>
+          <w:sz w:val="22"/>
+          <w:szCs w:val="22"/>
+        </w:rPr>
+        <w:t>}</w:t>
       </w:r>
       <w:r>
         <w:rPr>
@@ -2835,6 +3621,7 @@
         </w:rPr>
         <w:t>{/</w:t>
       </w:r>
+      <w:proofErr w:type="spellStart"/>
       <w:r>
         <w:rPr>
           <w:rFonts w:ascii="Arial" w:hAnsi="Arial" w:cs="Arial"/>
@@ -2843,6 +3630,7 @@
         </w:rPr>
         <w:t>estadoIncluyePeco</w:t>
       </w:r>
+      <w:proofErr w:type="spellEnd"/>
       <w:r>
         <w:rPr>
           <w:rFonts w:ascii="Arial" w:hAnsi="Arial" w:cs="Arial"/>
@@ -2949,6 +3737,7 @@
         </w:rPr>
         <w:t>{</w:t>
       </w:r>
+      <w:proofErr w:type="spellStart"/>
       <w:r>
         <w:rPr>
           <w:rFonts w:ascii="Arial" w:hAnsi="Arial" w:cs="Arial"/>
@@ -2973,6 +3762,7 @@
         </w:rPr>
         <w:t>rangoSeriesAcogidaSoloPeco</w:t>
       </w:r>
+      <w:proofErr w:type="spellEnd"/>
       <w:r>
         <w:rPr>
           <w:rFonts w:ascii="Arial" w:hAnsi="Arial" w:cs="Arial"/>
@@ -3037,6 +3827,7 @@
         </w:rPr>
         <w:t xml:space="preserve"> abonado a la Subcuenta Especial del Tesoro Público Decreto Supremo </w:t>
       </w:r>
+      <w:proofErr w:type="spellStart"/>
       <w:r>
         <w:rPr>
           <w:rFonts w:ascii="Arial" w:hAnsi="Arial" w:cs="Arial"/>
@@ -3059,7 +3850,16 @@
           <w:sz w:val="22"/>
           <w:szCs w:val="22"/>
         </w:rPr>
-        <w:t xml:space="preserve">° </w:t>
+        <w:t>°</w:t>
+      </w:r>
+      <w:proofErr w:type="spellEnd"/>
+      <w:r>
+        <w:rPr>
+          <w:rFonts w:ascii="Arial" w:hAnsi="Arial" w:cs="Arial"/>
+          <w:sz w:val="22"/>
+          <w:szCs w:val="22"/>
+        </w:rPr>
+        <w:t xml:space="preserve"> </w:t>
       </w:r>
       <w:r>
         <w:rPr>
@@ -3119,6 +3919,7 @@
         </w:rPr>
         <w:t>{/</w:t>
       </w:r>
+      <w:proofErr w:type="spellStart"/>
       <w:r>
         <w:rPr>
           <w:rFonts w:ascii="Arial" w:hAnsi="Arial" w:cs="Arial"/>
@@ -3127,6 +3928,7 @@
         </w:rPr>
         <w:t>estadoPECOyAMAZONIAnoProcPECO</w:t>
       </w:r>
+      <w:proofErr w:type="spellEnd"/>
       <w:r>
         <w:rPr>
           <w:rFonts w:ascii="Arial" w:hAnsi="Arial" w:cs="Arial"/>
@@ -3263,7 +4065,25 @@
           <w:sz w:val="22"/>
           <w:szCs w:val="22"/>
         </w:rPr>
-        <w:t>{/estadoJuridiccionLoreto}</w:t>
+        <w:t>{/</w:t>
+      </w:r>
+      <w:proofErr w:type="spellStart"/>
+      <w:r>
+        <w:rPr>
+          <w:rFonts w:ascii="Arial" w:hAnsi="Arial" w:cs="Arial"/>
+          <w:sz w:val="22"/>
+          <w:szCs w:val="22"/>
+        </w:rPr>
+        <w:t>estadoJuridiccionLoreto</w:t>
+      </w:r>
+      <w:proofErr w:type="spellEnd"/>
+      <w:r>
+        <w:rPr>
+          <w:rFonts w:ascii="Arial" w:hAnsi="Arial" w:cs="Arial"/>
+          <w:sz w:val="22"/>
+          <w:szCs w:val="22"/>
+        </w:rPr>
+        <w:t>}</w:t>
       </w:r>
     </w:p>
     <w:p>
@@ -3324,7 +4144,25 @@
           <w:sz w:val="22"/>
           <w:szCs w:val="22"/>
         </w:rPr>
-        <w:t>{/estadoJuridiccionOtros}</w:t>
+        <w:t>{/</w:t>
+      </w:r>
+      <w:proofErr w:type="spellStart"/>
+      <w:r>
+        <w:rPr>
+          <w:rFonts w:ascii="Arial" w:hAnsi="Arial" w:cs="Arial"/>
+          <w:sz w:val="22"/>
+          <w:szCs w:val="22"/>
+        </w:rPr>
+        <w:t>estadoJuridiccionOtros</w:t>
+      </w:r>
+      <w:proofErr w:type="spellEnd"/>
+      <w:r>
+        <w:rPr>
+          <w:rFonts w:ascii="Arial" w:hAnsi="Arial" w:cs="Arial"/>
+          <w:sz w:val="22"/>
+          <w:szCs w:val="22"/>
+        </w:rPr>
+        <w:t>}</w:t>
       </w:r>
     </w:p>
     <w:p>
@@ -3366,18 +4204,60 @@
           <w:sz w:val="22"/>
           <w:szCs w:val="22"/>
         </w:rPr>
-        <w:t>{fromDam-nombreEmpresa}</w:t>
-      </w:r>
-      <w:r>
-        <w:rPr>
-          <w:rFonts w:ascii="Arial" w:hAnsi="Arial" w:cs="Arial"/>
-          <w:b/>
-          <w:bCs/>
-          <w:color w:val="FF0000"/>
-          <w:sz w:val="22"/>
-          <w:szCs w:val="22"/>
-        </w:rPr>
-        <w:t>{fromDam-nombreEmpresaRRR}</w:t>
+        <w:t>{</w:t>
+      </w:r>
+      <w:proofErr w:type="spellStart"/>
+      <w:r>
+        <w:rPr>
+          <w:rFonts w:ascii="Arial" w:hAnsi="Arial" w:cs="Arial"/>
+          <w:sz w:val="22"/>
+          <w:szCs w:val="22"/>
+        </w:rPr>
+        <w:t>fromDam-nombreEmpresa</w:t>
+      </w:r>
+      <w:proofErr w:type="spellEnd"/>
+      <w:r>
+        <w:rPr>
+          <w:rFonts w:ascii="Arial" w:hAnsi="Arial" w:cs="Arial"/>
+          <w:sz w:val="22"/>
+          <w:szCs w:val="22"/>
+        </w:rPr>
+        <w:t>}</w:t>
+      </w:r>
+      <w:r>
+        <w:rPr>
+          <w:rFonts w:ascii="Arial" w:hAnsi="Arial" w:cs="Arial"/>
+          <w:b/>
+          <w:bCs/>
+          <w:color w:val="FF0000"/>
+          <w:sz w:val="22"/>
+          <w:szCs w:val="22"/>
+        </w:rPr>
+        <w:t>{</w:t>
+      </w:r>
+      <w:proofErr w:type="spellStart"/>
+      <w:r>
+        <w:rPr>
+          <w:rFonts w:ascii="Arial" w:hAnsi="Arial" w:cs="Arial"/>
+          <w:b/>
+          <w:bCs/>
+          <w:color w:val="FF0000"/>
+          <w:sz w:val="22"/>
+          <w:szCs w:val="22"/>
+        </w:rPr>
+        <w:t>fromDam-nombreEmpresaRRR</w:t>
+      </w:r>
+      <w:proofErr w:type="spellEnd"/>
+      <w:r>
+        <w:rPr>
+          <w:rFonts w:ascii="Arial" w:hAnsi="Arial" w:cs="Arial"/>
+          <w:b/>
+          <w:bCs/>
+          <w:color w:val="FF0000"/>
+          <w:sz w:val="22"/>
+          <w:szCs w:val="22"/>
+        </w:rPr>
+        <w:t>}</w:t>
       </w:r>
       <w:r>
         <w:rPr>
@@ -3561,6 +4441,7 @@
         </w:rPr>
         <w:t>{/</w:t>
       </w:r>
+      <w:proofErr w:type="spellStart"/>
       <w:r>
         <w:rPr>
           <w:rFonts w:ascii="Arial" w:hAnsi="Arial" w:cs="Arial"/>
@@ -3569,6 +4450,7 @@
         </w:rPr>
         <w:t>estadoIncluyeAmazonia</w:t>
       </w:r>
+      <w:proofErr w:type="spellEnd"/>
       <w:r>
         <w:rPr>
           <w:sz w:val="22"/>
@@ -3643,7 +4525,23 @@
           <w:sz w:val="22"/>
           <w:szCs w:val="22"/>
         </w:rPr>
-        <w:t>{/estadoOnlyPECO}</w:t>
+        <w:t>{/</w:t>
+      </w:r>
+      <w:proofErr w:type="spellStart"/>
+      <w:r>
+        <w:rPr>
+          <w:sz w:val="22"/>
+          <w:szCs w:val="22"/>
+        </w:rPr>
+        <w:t>estadoOnlyPECO</w:t>
+      </w:r>
+      <w:proofErr w:type="spellEnd"/>
+      <w:r>
+        <w:rPr>
+          <w:sz w:val="22"/>
+          <w:szCs w:val="22"/>
+        </w:rPr>
+        <w:t>}</w:t>
       </w:r>
     </w:p>
     <w:p>
@@ -3763,6 +4661,7 @@
         </w:rPr>
         <w:t>{/</w:t>
       </w:r>
+      <w:proofErr w:type="spellStart"/>
       <w:r>
         <w:rPr>
           <w:rFonts w:ascii="Arial" w:hAnsi="Arial" w:cs="Arial"/>
@@ -3775,6 +4674,7 @@
         </w:rPr>
         <w:t>DatosMercaReconocido</w:t>
       </w:r>
+      <w:proofErr w:type="spellEnd"/>
       <w:r>
         <w:rPr>
           <w:rFonts w:ascii="Arial" w:hAnsi="Arial" w:cs="Arial"/>
@@ -3999,6 +4899,7 @@
               </w:rPr>
               <w:t>{</w:t>
             </w:r>
+            <w:proofErr w:type="spellStart"/>
             <w:r>
               <w:rPr>
                 <w:rFonts w:ascii="Arial" w:hAnsi="Arial" w:cs="Arial"/>
@@ -4021,14 +4922,23 @@
                 <w:sz w:val="20"/>
                 <w:szCs w:val="20"/>
               </w:rPr>
-              <w:t>am-descripcion</w:t>
-            </w:r>
+              <w:t>am-</w:t>
+            </w:r>
+            <w:proofErr w:type="gramStart"/>
             <w:r>
               <w:rPr>
                 <w:rFonts w:ascii="Arial" w:hAnsi="Arial" w:cs="Arial"/>
                 <w:sz w:val="20"/>
                 <w:szCs w:val="20"/>
               </w:rPr>
+              <w:t>descripcion</w:t>
+            </w:r>
+            <w:r>
+              <w:rPr>
+                <w:rFonts w:ascii="Arial" w:hAnsi="Arial" w:cs="Arial"/>
+                <w:sz w:val="20"/>
+                <w:szCs w:val="20"/>
+              </w:rPr>
               <w:t>M</w:t>
             </w:r>
             <w:r>
@@ -4039,6 +4949,7 @@
               </w:rPr>
               <w:t>erca</w:t>
             </w:r>
+            <w:proofErr w:type="spellEnd"/>
             <w:r>
               <w:rPr>
                 <w:rFonts w:ascii="Arial" w:hAnsi="Arial" w:cs="Arial"/>
@@ -4058,6 +4969,8 @@
               </w:rPr>
               <w:t>{</w:t>
             </w:r>
+            <w:proofErr w:type="spellStart"/>
+            <w:proofErr w:type="gramEnd"/>
             <w:r>
               <w:rPr>
                 <w:rFonts w:ascii="Arial" w:hAnsi="Arial" w:cs="Arial"/>
@@ -4124,6 +5037,7 @@
               </w:rPr>
               <w:t>RRR</w:t>
             </w:r>
+            <w:proofErr w:type="spellEnd"/>
             <w:r>
               <w:rPr>
                 <w:rFonts w:ascii="Arial" w:hAnsi="Arial" w:cs="Arial"/>
@@ -4167,14 +5081,23 @@
                 <w:sz w:val="20"/>
                 <w:szCs w:val="20"/>
               </w:rPr>
-              <w:t>{fromDam-can</w:t>
-            </w:r>
+              <w:t>{</w:t>
+            </w:r>
+            <w:proofErr w:type="spellStart"/>
             <w:r>
               <w:rPr>
                 <w:rFonts w:ascii="Arial" w:hAnsi="Arial" w:cs="Arial"/>
                 <w:sz w:val="20"/>
                 <w:szCs w:val="20"/>
               </w:rPr>
+              <w:t>fromDam-can</w:t>
+            </w:r>
+            <w:r>
+              <w:rPr>
+                <w:rFonts w:ascii="Arial" w:hAnsi="Arial" w:cs="Arial"/>
+                <w:sz w:val="20"/>
+                <w:szCs w:val="20"/>
+              </w:rPr>
               <w:t>t</w:t>
             </w:r>
             <w:r>
@@ -4185,6 +5108,7 @@
               </w:rPr>
               <w:t>MODI</w:t>
             </w:r>
+            <w:proofErr w:type="spellEnd"/>
             <w:r>
               <w:rPr>
                 <w:rFonts w:ascii="Arial" w:hAnsi="Arial" w:cs="Arial"/>
@@ -4261,7 +5185,25 @@
                 <w:sz w:val="20"/>
                 <w:szCs w:val="20"/>
               </w:rPr>
-              <w:t>{fromDam-partidaNandina}</w:t>
+              <w:t>{</w:t>
+            </w:r>
+            <w:proofErr w:type="spellStart"/>
+            <w:r>
+              <w:rPr>
+                <w:rFonts w:ascii="Arial" w:hAnsi="Arial" w:cs="Arial"/>
+                <w:sz w:val="20"/>
+                <w:szCs w:val="20"/>
+              </w:rPr>
+              <w:t>fromDam-partidaNandina</w:t>
+            </w:r>
+            <w:proofErr w:type="spellEnd"/>
+            <w:r>
+              <w:rPr>
+                <w:rFonts w:ascii="Arial" w:hAnsi="Arial" w:cs="Arial"/>
+                <w:sz w:val="20"/>
+                <w:szCs w:val="20"/>
+              </w:rPr>
+              <w:t>}</w:t>
             </w:r>
           </w:p>
         </w:tc>
@@ -4298,7 +5240,25 @@
                 <w:szCs w:val="20"/>
               </w:rPr>
               <w:br/>
-              <w:t>{fromDam-partidaNabandina}</w:t>
+              <w:t>{</w:t>
+            </w:r>
+            <w:proofErr w:type="spellStart"/>
+            <w:r>
+              <w:rPr>
+                <w:rFonts w:ascii="Arial" w:hAnsi="Arial" w:cs="Arial"/>
+                <w:sz w:val="20"/>
+                <w:szCs w:val="20"/>
+              </w:rPr>
+              <w:t>fromDam-partidaNabandina</w:t>
+            </w:r>
+            <w:proofErr w:type="spellEnd"/>
+            <w:r>
+              <w:rPr>
+                <w:rFonts w:ascii="Arial" w:hAnsi="Arial" w:cs="Arial"/>
+                <w:sz w:val="20"/>
+                <w:szCs w:val="20"/>
+              </w:rPr>
+              <w:t>}</w:t>
             </w:r>
           </w:p>
           <w:p>
@@ -4369,12 +5329,21 @@
         </w:rPr>
         <w:t>{</w:t>
       </w:r>
-      <w:r>
-        <w:rPr>
-          <w:rFonts w:ascii="Arial" w:hAnsi="Arial" w:cs="Arial"/>
-        </w:rPr>
-        <w:t>fromDam-bultosReconocidos</w:t>
-      </w:r>
+      <w:proofErr w:type="spellStart"/>
+      <w:r>
+        <w:rPr>
+          <w:rFonts w:ascii="Arial" w:hAnsi="Arial" w:cs="Arial"/>
+        </w:rPr>
+        <w:t>fromDam-</w:t>
+      </w:r>
+      <w:proofErr w:type="gramStart"/>
+      <w:r>
+        <w:rPr>
+          <w:rFonts w:ascii="Arial" w:hAnsi="Arial" w:cs="Arial"/>
+        </w:rPr>
+        <w:t>bultosReconocidos</w:t>
+      </w:r>
+      <w:proofErr w:type="spellEnd"/>
       <w:r>
         <w:rPr>
           <w:rFonts w:ascii="Arial" w:hAnsi="Arial" w:cs="Arial"/>
@@ -4388,7 +5357,28 @@
           <w:bCs/>
           <w:color w:val="FF0000"/>
         </w:rPr>
-        <w:t>{fromDam-bultosReconocidosRRR}</w:t>
+        <w:t>{</w:t>
+      </w:r>
+      <w:proofErr w:type="spellStart"/>
+      <w:proofErr w:type="gramEnd"/>
+      <w:r>
+        <w:rPr>
+          <w:rFonts w:ascii="Arial" w:hAnsi="Arial" w:cs="Arial"/>
+          <w:b/>
+          <w:bCs/>
+          <w:color w:val="FF0000"/>
+        </w:rPr>
+        <w:t>fromDam-bultosReconocidosRRR</w:t>
+      </w:r>
+      <w:proofErr w:type="spellEnd"/>
+      <w:r>
+        <w:rPr>
+          <w:rFonts w:ascii="Arial" w:hAnsi="Arial" w:cs="Arial"/>
+          <w:b/>
+          <w:bCs/>
+          <w:color w:val="FF0000"/>
+        </w:rPr>
+        <w:t>}</w:t>
       </w:r>
       <w:r>
         <w:rPr>
@@ -4400,7 +5390,21 @@
         <w:rPr>
           <w:rFonts w:ascii="Arial" w:hAnsi="Arial" w:cs="Arial"/>
         </w:rPr>
-        <w:t>{fromDam-cantBultosNumero}</w:t>
+        <w:t>{</w:t>
+      </w:r>
+      <w:proofErr w:type="spellStart"/>
+      <w:r>
+        <w:rPr>
+          <w:rFonts w:ascii="Arial" w:hAnsi="Arial" w:cs="Arial"/>
+        </w:rPr>
+        <w:t>fromDam-cantBultosNumero</w:t>
+      </w:r>
+      <w:proofErr w:type="spellEnd"/>
+      <w:r>
+        <w:rPr>
+          <w:rFonts w:ascii="Arial" w:hAnsi="Arial" w:cs="Arial"/>
+        </w:rPr>
+        <w:t>}</w:t>
       </w:r>
       <w:r>
         <w:rPr>
@@ -4430,7 +5434,21 @@
         <w:rPr>
           <w:rFonts w:ascii="Arial" w:hAnsi="Arial" w:cs="Arial"/>
         </w:rPr>
-        <w:t>{/veriBultosRevisados}</w:t>
+        <w:t>{/</w:t>
+      </w:r>
+      <w:proofErr w:type="spellStart"/>
+      <w:r>
+        <w:rPr>
+          <w:rFonts w:ascii="Arial" w:hAnsi="Arial" w:cs="Arial"/>
+        </w:rPr>
+        <w:t>veriBultosRevisados</w:t>
+      </w:r>
+      <w:proofErr w:type="spellEnd"/>
+      <w:r>
+        <w:rPr>
+          <w:rFonts w:ascii="Arial" w:hAnsi="Arial" w:cs="Arial"/>
+        </w:rPr>
+        <w:t>}</w:t>
       </w:r>
     </w:p>
     <w:p>
@@ -4490,13 +5508,58 @@
           <w:bCs/>
           <w:color w:val="FF0000"/>
         </w:rPr>
-        <w:t>{fromInputs-lugarAforoRRR}</w:t>
-      </w:r>
-      <w:r>
-        <w:rPr>
-          <w:rFonts w:ascii="Arial" w:hAnsi="Arial" w:cs="Arial"/>
-        </w:rPr>
-        <w:t>{fromInputs-lugarAforo}</w:t>
+        <w:t>{</w:t>
+      </w:r>
+      <w:proofErr w:type="spellStart"/>
+      <w:r>
+        <w:rPr>
+          <w:rFonts w:ascii="Arial" w:hAnsi="Arial" w:cs="Arial"/>
+          <w:b/>
+          <w:bCs/>
+          <w:color w:val="FF0000"/>
+        </w:rPr>
+        <w:t>fromInputs-</w:t>
+      </w:r>
+      <w:proofErr w:type="gramStart"/>
+      <w:r>
+        <w:rPr>
+          <w:rFonts w:ascii="Arial" w:hAnsi="Arial" w:cs="Arial"/>
+          <w:b/>
+          <w:bCs/>
+          <w:color w:val="FF0000"/>
+        </w:rPr>
+        <w:t>lugarAforoRRR</w:t>
+      </w:r>
+      <w:proofErr w:type="spellEnd"/>
+      <w:r>
+        <w:rPr>
+          <w:rFonts w:ascii="Arial" w:hAnsi="Arial" w:cs="Arial"/>
+          <w:b/>
+          <w:bCs/>
+          <w:color w:val="FF0000"/>
+        </w:rPr>
+        <w:t>}</w:t>
+      </w:r>
+      <w:r>
+        <w:rPr>
+          <w:rFonts w:ascii="Arial" w:hAnsi="Arial" w:cs="Arial"/>
+        </w:rPr>
+        <w:t>{</w:t>
+      </w:r>
+      <w:proofErr w:type="spellStart"/>
+      <w:proofErr w:type="gramEnd"/>
+      <w:r>
+        <w:rPr>
+          <w:rFonts w:ascii="Arial" w:hAnsi="Arial" w:cs="Arial"/>
+        </w:rPr>
+        <w:t>fromInputs-lugarAforo</w:t>
+      </w:r>
+      <w:proofErr w:type="spellEnd"/>
+      <w:r>
+        <w:rPr>
+          <w:rFonts w:ascii="Arial" w:hAnsi="Arial" w:cs="Arial"/>
+        </w:rPr>
+        <w:t>}</w:t>
       </w:r>
     </w:p>
     <w:p>
@@ -4609,7 +5672,21 @@
         <w:rPr>
           <w:rFonts w:ascii="Arial" w:hAnsi="Arial" w:cs="Arial"/>
         </w:rPr>
-        <w:t>{/veriFaltanGuias}</w:t>
+        <w:t>{/</w:t>
+      </w:r>
+      <w:proofErr w:type="spellStart"/>
+      <w:r>
+        <w:rPr>
+          <w:rFonts w:ascii="Arial" w:hAnsi="Arial" w:cs="Arial"/>
+        </w:rPr>
+        <w:t>veriFaltanGuias</w:t>
+      </w:r>
+      <w:proofErr w:type="spellEnd"/>
+      <w:r>
+        <w:rPr>
+          <w:rFonts w:ascii="Arial" w:hAnsi="Arial" w:cs="Arial"/>
+        </w:rPr>
+        <w:t>}</w:t>
       </w:r>
     </w:p>
     <w:tbl>
@@ -4789,6 +5866,7 @@
               </w:rPr>
               <w:t>{#</w:t>
             </w:r>
+            <w:proofErr w:type="gramStart"/>
             <w:r>
               <w:rPr>
                 <w:rFonts w:ascii="Arial" w:hAnsi="Arial" w:cs="Arial"/>
@@ -4800,7 +5878,15 @@
                 <w:rFonts w:ascii="Arial" w:eastAsiaTheme="minorHAnsi" w:hAnsi="Arial" w:cs="Arial"/>
                 <w:lang w:eastAsia="en-US"/>
               </w:rPr>
-              <w:t>}{numeroGuia}</w:t>
+              <w:t>}{</w:t>
+            </w:r>
+            <w:proofErr w:type="gramEnd"/>
+            <w:r>
+              <w:rPr>
+                <w:rFonts w:ascii="Arial" w:eastAsiaTheme="minorHAnsi" w:hAnsi="Arial" w:cs="Arial"/>
+                <w:lang w:eastAsia="en-US"/>
+              </w:rPr>
+              <w:t>numeroGuia}</w:t>
             </w:r>
           </w:p>
         </w:tc>
@@ -4831,7 +5917,23 @@
                 <w:rFonts w:ascii="Arial" w:eastAsiaTheme="minorHAnsi" w:hAnsi="Arial" w:cs="Arial"/>
                 <w:lang w:eastAsia="en-US"/>
               </w:rPr>
-              <w:t>{razonSocial}</w:t>
+              <w:t>{</w:t>
+            </w:r>
+            <w:proofErr w:type="spellStart"/>
+            <w:r>
+              <w:rPr>
+                <w:rFonts w:ascii="Arial" w:eastAsiaTheme="minorHAnsi" w:hAnsi="Arial" w:cs="Arial"/>
+                <w:lang w:eastAsia="en-US"/>
+              </w:rPr>
+              <w:t>razonSocial</w:t>
+            </w:r>
+            <w:proofErr w:type="spellEnd"/>
+            <w:r>
+              <w:rPr>
+                <w:rFonts w:ascii="Arial" w:eastAsiaTheme="minorHAnsi" w:hAnsi="Arial" w:cs="Arial"/>
+                <w:lang w:eastAsia="en-US"/>
+              </w:rPr>
+              <w:t>}</w:t>
             </w:r>
           </w:p>
         </w:tc>
@@ -4871,12 +5973,21 @@
               </w:rPr>
               <w:t>ruc</w:t>
             </w:r>
+            <w:proofErr w:type="gramStart"/>
             <w:r>
               <w:rPr>
                 <w:rFonts w:ascii="Arial" w:eastAsiaTheme="minorHAnsi" w:hAnsi="Arial" w:cs="Arial"/>
                 <w:lang w:eastAsia="en-US"/>
               </w:rPr>
-              <w:t>}{/}</w:t>
+              <w:t>}{</w:t>
+            </w:r>
+            <w:proofErr w:type="gramEnd"/>
+            <w:r>
+              <w:rPr>
+                <w:rFonts w:ascii="Arial" w:eastAsiaTheme="minorHAnsi" w:hAnsi="Arial" w:cs="Arial"/>
+                <w:lang w:eastAsia="en-US"/>
+              </w:rPr>
+              <w:t>/}</w:t>
             </w:r>
           </w:p>
         </w:tc>
@@ -4947,6 +6058,7 @@
         </w:rPr>
         <w:t>{#</w:t>
       </w:r>
+      <w:proofErr w:type="spellStart"/>
       <w:r>
         <w:rPr>
           <w:rFonts w:ascii="Arial" w:eastAsia="Times New Roman" w:hAnsi="Arial" w:cs="Arial"/>
@@ -4955,6 +6067,7 @@
         </w:rPr>
         <w:t>estadoIncluyeAmazonia</w:t>
       </w:r>
+      <w:proofErr w:type="spellEnd"/>
       <w:r>
         <w:rPr>
           <w:rFonts w:ascii="Arial" w:eastAsia="Times New Roman" w:hAnsi="Arial" w:cs="Arial"/>
@@ -4998,6 +6111,7 @@
         </w:rPr>
         <w:t xml:space="preserve">ibre, por tanto, corresponde su acogimiento a las exoneraciones tributarias previstas en la Tercera Disposición Complementaria de la Ley </w:t>
       </w:r>
+      <w:proofErr w:type="spellStart"/>
       <w:r>
         <w:rPr>
           <w:rFonts w:ascii="Arial" w:hAnsi="Arial" w:cs="Arial"/>
@@ -5012,7 +6126,16 @@
           <w:sz w:val="22"/>
           <w:szCs w:val="22"/>
         </w:rPr>
-        <w:t xml:space="preserve">° </w:t>
+        <w:t>°</w:t>
+      </w:r>
+      <w:proofErr w:type="spellEnd"/>
+      <w:r>
+        <w:rPr>
+          <w:rFonts w:ascii="Arial" w:hAnsi="Arial" w:cs="Arial"/>
+          <w:sz w:val="22"/>
+          <w:szCs w:val="22"/>
+        </w:rPr>
+        <w:t xml:space="preserve"> </w:t>
       </w:r>
       <w:r>
         <w:rPr>
@@ -5041,6 +6164,7 @@
         </w:rPr>
         <w:t>{/</w:t>
       </w:r>
+      <w:proofErr w:type="spellStart"/>
       <w:r>
         <w:rPr>
           <w:rFonts w:ascii="Arial" w:eastAsia="Times New Roman" w:hAnsi="Arial" w:cs="Arial"/>
@@ -5049,6 +6173,7 @@
         </w:rPr>
         <w:t>estadoIncluyeAmazonia</w:t>
       </w:r>
+      <w:proofErr w:type="spellEnd"/>
       <w:r>
         <w:rPr>
           <w:rFonts w:ascii="Arial" w:eastAsia="Times New Roman" w:hAnsi="Arial" w:cs="Arial"/>
@@ -5129,54 +6254,90 @@
           <w:color w:val="000000"/>
           <w:lang w:val="es-ES" w:eastAsia="es-ES"/>
         </w:rPr>
-        <w:t>{/estadoOnlyPECO}</w:t>
-      </w:r>
-    </w:p>
-    <w:bookmarkEnd w:id="2"/>
-    <w:p>
-      <w:pPr>
-        <w:spacing w:after="0" w:line="240" w:lineRule="auto"/>
-        <w:jc w:val="both"/>
+        <w:t>{/</w:t>
+      </w:r>
+      <w:proofErr w:type="spellStart"/>
+      <w:r>
         <w:rPr>
           <w:rFonts w:ascii="Arial" w:eastAsia="Times New Roman" w:hAnsi="Arial" w:cs="Arial"/>
           <w:color w:val="000000"/>
           <w:lang w:val="es-ES" w:eastAsia="es-ES"/>
         </w:rPr>
-      </w:pPr>
-    </w:p>
-    <w:p>
-      <w:pPr>
-        <w:spacing w:after="0" w:line="240" w:lineRule="auto"/>
-        <w:jc w:val="both"/>
+        <w:t>estadoOnlyPECO</w:t>
+      </w:r>
+      <w:proofErr w:type="spellEnd"/>
+      <w:r>
         <w:rPr>
           <w:rFonts w:ascii="Arial" w:eastAsia="Times New Roman" w:hAnsi="Arial" w:cs="Arial"/>
           <w:color w:val="000000"/>
           <w:lang w:val="es-ES" w:eastAsia="es-ES"/>
         </w:rPr>
-      </w:pPr>
-      <w:r>
+        <w:t>}</w:t>
+      </w:r>
+    </w:p>
+    <w:bookmarkEnd w:id="2"/>
+    <w:p>
+      <w:pPr>
+        <w:spacing w:after="0" w:line="240" w:lineRule="auto"/>
+        <w:jc w:val="both"/>
         <w:rPr>
           <w:rFonts w:ascii="Arial" w:eastAsia="Times New Roman" w:hAnsi="Arial" w:cs="Arial"/>
           <w:color w:val="000000"/>
           <w:lang w:val="es-ES" w:eastAsia="es-ES"/>
         </w:rPr>
-        <w:t xml:space="preserve"> </w:t>
-      </w:r>
-      <w:r>
+      </w:pPr>
+    </w:p>
+    <w:p>
+      <w:pPr>
+        <w:spacing w:after="0" w:line="240" w:lineRule="auto"/>
+        <w:jc w:val="both"/>
         <w:rPr>
           <w:rFonts w:ascii="Arial" w:eastAsia="Times New Roman" w:hAnsi="Arial" w:cs="Arial"/>
           <w:color w:val="000000"/>
           <w:lang w:val="es-ES" w:eastAsia="es-ES"/>
         </w:rPr>
-        <w:t xml:space="preserve">T.C S/ </w:t>
-      </w:r>
+      </w:pPr>
       <w:r>
         <w:rPr>
           <w:rFonts w:ascii="Arial" w:eastAsia="Times New Roman" w:hAnsi="Arial" w:cs="Arial"/>
           <w:color w:val="000000"/>
           <w:lang w:val="es-ES" w:eastAsia="es-ES"/>
         </w:rPr>
-        <w:t>{cuadroDeudaTributaria-miniCuadro-tipoCambio}</w:t>
+        <w:t xml:space="preserve"> </w:t>
+      </w:r>
+      <w:r>
+        <w:rPr>
+          <w:rFonts w:ascii="Arial" w:eastAsia="Times New Roman" w:hAnsi="Arial" w:cs="Arial"/>
+          <w:color w:val="000000"/>
+          <w:lang w:val="es-ES" w:eastAsia="es-ES"/>
+        </w:rPr>
+        <w:t xml:space="preserve">T.C S/ </w:t>
+      </w:r>
+      <w:r>
+        <w:rPr>
+          <w:rFonts w:ascii="Arial" w:eastAsia="Times New Roman" w:hAnsi="Arial" w:cs="Arial"/>
+          <w:color w:val="000000"/>
+          <w:lang w:val="es-ES" w:eastAsia="es-ES"/>
+        </w:rPr>
+        <w:t>{</w:t>
+      </w:r>
+      <w:proofErr w:type="spellStart"/>
+      <w:r>
+        <w:rPr>
+          <w:rFonts w:ascii="Arial" w:eastAsia="Times New Roman" w:hAnsi="Arial" w:cs="Arial"/>
+          <w:color w:val="000000"/>
+          <w:lang w:val="es-ES" w:eastAsia="es-ES"/>
+        </w:rPr>
+        <w:t>cuadroDeudaTributaria-miniCuadro-tipoCambio</w:t>
+      </w:r>
+      <w:proofErr w:type="spellEnd"/>
+      <w:r>
+        <w:rPr>
+          <w:rFonts w:ascii="Arial" w:eastAsia="Times New Roman" w:hAnsi="Arial" w:cs="Arial"/>
+          <w:color w:val="000000"/>
+          <w:lang w:val="es-ES" w:eastAsia="es-ES"/>
+        </w:rPr>
+        <w:t>}</w:t>
       </w:r>
     </w:p>
     <w:p>
@@ -5276,7 +6437,14 @@
         <w:rPr>
           <w:rFonts w:ascii="Arial" w:hAnsi="Arial" w:cs="Arial"/>
         </w:rPr>
-        <w:t>{/veri</w:t>
+        <w:t>{/</w:t>
+      </w:r>
+      <w:proofErr w:type="spellStart"/>
+      <w:r>
+        <w:rPr>
+          <w:rFonts w:ascii="Arial" w:hAnsi="Arial" w:cs="Arial"/>
+        </w:rPr>
+        <w:t>veri</w:t>
       </w:r>
       <w:r>
         <w:rPr>
@@ -5284,6 +6452,7 @@
         </w:rPr>
         <w:t>FaltaDeudaTributaria</w:t>
       </w:r>
+      <w:proofErr w:type="spellEnd"/>
       <w:r>
         <w:rPr>
           <w:rFonts w:ascii="Arial" w:hAnsi="Arial" w:cs="Arial"/>
@@ -5661,6 +6830,7 @@
               </w:rPr>
               <w:t>{</w:t>
             </w:r>
+            <w:proofErr w:type="spellStart"/>
             <w:r>
               <w:rPr>
                 <w:rFonts w:ascii="Calibri" w:hAnsi="Calibri" w:cs="Calibri"/>
@@ -5668,6 +6838,7 @@
               </w:rPr>
               <w:t>textoAVLiqu</w:t>
             </w:r>
+            <w:proofErr w:type="spellEnd"/>
             <w:r>
               <w:rPr>
                 <w:rFonts w:ascii="Calibri" w:hAnsi="Calibri" w:cs="Calibri"/>
@@ -5697,6 +6868,7 @@
               </w:rPr>
               <w:t>{</w:t>
             </w:r>
+            <w:proofErr w:type="spellStart"/>
             <w:r>
               <w:rPr>
                 <w:rFonts w:ascii="Calibri" w:hAnsi="Calibri" w:cs="Calibri"/>
@@ -5704,6 +6876,7 @@
               </w:rPr>
               <w:t>textoAVNoReg</w:t>
             </w:r>
+            <w:proofErr w:type="spellEnd"/>
             <w:r>
               <w:rPr>
                 <w:rFonts w:ascii="Calibri" w:hAnsi="Calibri" w:cs="Calibri"/>
@@ -5797,6 +6970,7 @@
               </w:rPr>
               <w:t>{</w:t>
             </w:r>
+            <w:proofErr w:type="spellStart"/>
             <w:r>
               <w:rPr>
                 <w:rFonts w:ascii="Calibri" w:hAnsi="Calibri" w:cs="Calibri"/>
@@ -5804,6 +6978,7 @@
               </w:rPr>
               <w:t>textoIPMLiqu</w:t>
             </w:r>
+            <w:proofErr w:type="spellEnd"/>
             <w:r>
               <w:rPr>
                 <w:rFonts w:ascii="Calibri" w:hAnsi="Calibri" w:cs="Calibri"/>
@@ -5831,7 +7006,23 @@
                 <w:rFonts w:ascii="Calibri" w:hAnsi="Calibri" w:cs="Calibri"/>
                 <w:color w:val="000000"/>
               </w:rPr>
-              <w:t>{textoIPMNoReg}</w:t>
+              <w:t>{</w:t>
+            </w:r>
+            <w:proofErr w:type="spellStart"/>
+            <w:r>
+              <w:rPr>
+                <w:rFonts w:ascii="Calibri" w:hAnsi="Calibri" w:cs="Calibri"/>
+                <w:color w:val="000000"/>
+              </w:rPr>
+              <w:t>textoIPMNoReg</w:t>
+            </w:r>
+            <w:proofErr w:type="spellEnd"/>
+            <w:r>
+              <w:rPr>
+                <w:rFonts w:ascii="Calibri" w:hAnsi="Calibri" w:cs="Calibri"/>
+                <w:color w:val="000000"/>
+              </w:rPr>
+              <w:t>}</w:t>
             </w:r>
           </w:p>
         </w:tc>
@@ -5913,6 +7104,7 @@
               </w:rPr>
               <w:t>{</w:t>
             </w:r>
+            <w:proofErr w:type="spellStart"/>
             <w:r>
               <w:rPr>
                 <w:rFonts w:ascii="Calibri" w:hAnsi="Calibri" w:cs="Calibri"/>
@@ -5920,6 +7112,7 @@
               </w:rPr>
               <w:t>textoIGVLiqu</w:t>
             </w:r>
+            <w:proofErr w:type="spellEnd"/>
             <w:r>
               <w:rPr>
                 <w:rFonts w:ascii="Calibri" w:hAnsi="Calibri" w:cs="Calibri"/>
@@ -5947,7 +7140,23 @@
                 <w:rFonts w:ascii="Calibri" w:hAnsi="Calibri" w:cs="Calibri"/>
                 <w:color w:val="000000"/>
               </w:rPr>
-              <w:t>{textoIGVNoReg}</w:t>
+              <w:t>{</w:t>
+            </w:r>
+            <w:proofErr w:type="spellStart"/>
+            <w:r>
+              <w:rPr>
+                <w:rFonts w:ascii="Calibri" w:hAnsi="Calibri" w:cs="Calibri"/>
+                <w:color w:val="000000"/>
+              </w:rPr>
+              <w:t>textoIGVNoReg</w:t>
+            </w:r>
+            <w:proofErr w:type="spellEnd"/>
+            <w:r>
+              <w:rPr>
+                <w:rFonts w:ascii="Calibri" w:hAnsi="Calibri" w:cs="Calibri"/>
+                <w:color w:val="000000"/>
+              </w:rPr>
+              <w:t>}</w:t>
             </w:r>
           </w:p>
         </w:tc>
@@ -6037,6 +7246,7 @@
               </w:rPr>
               <w:t>{</w:t>
             </w:r>
+            <w:proofErr w:type="spellStart"/>
             <w:r>
               <w:rPr>
                 <w:rFonts w:ascii="Arial" w:eastAsia="Times New Roman" w:hAnsi="Arial" w:cs="Arial"/>
@@ -6045,6 +7255,7 @@
               </w:rPr>
               <w:t>textoTotLiqu</w:t>
             </w:r>
+            <w:proofErr w:type="spellEnd"/>
             <w:r>
               <w:rPr>
                 <w:rFonts w:ascii="Arial" w:eastAsia="Times New Roman" w:hAnsi="Arial" w:cs="Arial"/>
@@ -6078,6 +7289,7 @@
               </w:rPr>
               <w:t>{</w:t>
             </w:r>
+            <w:proofErr w:type="spellStart"/>
             <w:r>
               <w:rPr>
                 <w:rFonts w:ascii="Arial" w:eastAsia="Times New Roman" w:hAnsi="Arial" w:cs="Arial"/>
@@ -6086,6 +7298,7 @@
               </w:rPr>
               <w:t>textoTotNoReg</w:t>
             </w:r>
+            <w:proofErr w:type="spellEnd"/>
             <w:r>
               <w:rPr>
                 <w:rFonts w:ascii="Arial" w:eastAsia="Times New Roman" w:hAnsi="Arial" w:cs="Arial"/>
@@ -6160,12 +7373,14 @@
         </w:rPr>
         <w:t>{/</w:t>
       </w:r>
+      <w:proofErr w:type="spellStart"/>
       <w:r>
         <w:rPr>
           <w:rFonts w:ascii="Arial" w:hAnsi="Arial" w:cs="Arial"/>
         </w:rPr>
         <w:t>estadoOnlyAMAZONIA</w:t>
       </w:r>
+      <w:proofErr w:type="spellEnd"/>
       <w:r>
         <w:rPr>
           <w:rFonts w:ascii="Arial" w:hAnsi="Arial" w:cs="Arial"/>
@@ -6603,7 +7818,27 @@
                 <w:sz w:val="20"/>
                 <w:szCs w:val="20"/>
               </w:rPr>
-              <w:t>{textoAVLiqu}</w:t>
+              <w:t>{</w:t>
+            </w:r>
+            <w:proofErr w:type="spellStart"/>
+            <w:r>
+              <w:rPr>
+                <w:rFonts w:ascii="Calibri" w:hAnsi="Calibri" w:cs="Calibri"/>
+                <w:color w:val="000000"/>
+                <w:sz w:val="20"/>
+                <w:szCs w:val="20"/>
+              </w:rPr>
+              <w:t>textoAVLiqu</w:t>
+            </w:r>
+            <w:proofErr w:type="spellEnd"/>
+            <w:r>
+              <w:rPr>
+                <w:rFonts w:ascii="Calibri" w:hAnsi="Calibri" w:cs="Calibri"/>
+                <w:color w:val="000000"/>
+                <w:sz w:val="20"/>
+                <w:szCs w:val="20"/>
+              </w:rPr>
+              <w:t>}</w:t>
             </w:r>
           </w:p>
         </w:tc>
@@ -6629,7 +7864,27 @@
                 <w:sz w:val="20"/>
                 <w:szCs w:val="20"/>
               </w:rPr>
-              <w:t>{textoAVNoReg}</w:t>
+              <w:t>{</w:t>
+            </w:r>
+            <w:proofErr w:type="spellStart"/>
+            <w:r>
+              <w:rPr>
+                <w:rFonts w:ascii="Calibri" w:hAnsi="Calibri" w:cs="Calibri"/>
+                <w:color w:val="000000"/>
+                <w:sz w:val="20"/>
+                <w:szCs w:val="20"/>
+              </w:rPr>
+              <w:t>textoAVNoReg</w:t>
+            </w:r>
+            <w:proofErr w:type="spellEnd"/>
+            <w:r>
+              <w:rPr>
+                <w:rFonts w:ascii="Calibri" w:hAnsi="Calibri" w:cs="Calibri"/>
+                <w:color w:val="000000"/>
+                <w:sz w:val="20"/>
+                <w:szCs w:val="20"/>
+              </w:rPr>
+              <w:t>}</w:t>
             </w:r>
           </w:p>
         </w:tc>
@@ -6657,6 +7912,7 @@
               </w:rPr>
               <w:t>{</w:t>
             </w:r>
+            <w:proofErr w:type="spellStart"/>
             <w:r>
               <w:rPr>
                 <w:rFonts w:ascii="Calibri" w:hAnsi="Calibri" w:cs="Calibri"/>
@@ -6666,6 +7922,7 @@
               </w:rPr>
               <w:t>textoAVReguPECO</w:t>
             </w:r>
+            <w:proofErr w:type="spellEnd"/>
             <w:r>
               <w:rPr>
                 <w:rFonts w:ascii="Calibri" w:hAnsi="Calibri" w:cs="Calibri"/>
@@ -6755,7 +8012,27 @@
                 <w:sz w:val="20"/>
                 <w:szCs w:val="20"/>
               </w:rPr>
-              <w:t>{textoIPMLiqu}</w:t>
+              <w:t>{</w:t>
+            </w:r>
+            <w:proofErr w:type="spellStart"/>
+            <w:r>
+              <w:rPr>
+                <w:rFonts w:ascii="Calibri" w:hAnsi="Calibri" w:cs="Calibri"/>
+                <w:color w:val="000000"/>
+                <w:sz w:val="20"/>
+                <w:szCs w:val="20"/>
+              </w:rPr>
+              <w:t>textoIPMLiqu</w:t>
+            </w:r>
+            <w:proofErr w:type="spellEnd"/>
+            <w:r>
+              <w:rPr>
+                <w:rFonts w:ascii="Calibri" w:hAnsi="Calibri" w:cs="Calibri"/>
+                <w:color w:val="000000"/>
+                <w:sz w:val="20"/>
+                <w:szCs w:val="20"/>
+              </w:rPr>
+              <w:t>}</w:t>
             </w:r>
           </w:p>
         </w:tc>
@@ -6781,7 +8058,27 @@
                 <w:sz w:val="20"/>
                 <w:szCs w:val="20"/>
               </w:rPr>
-              <w:t>{textoIPMNoReg}</w:t>
+              <w:t>{</w:t>
+            </w:r>
+            <w:proofErr w:type="spellStart"/>
+            <w:r>
+              <w:rPr>
+                <w:rFonts w:ascii="Calibri" w:hAnsi="Calibri" w:cs="Calibri"/>
+                <w:color w:val="000000"/>
+                <w:sz w:val="20"/>
+                <w:szCs w:val="20"/>
+              </w:rPr>
+              <w:t>textoIPMNoReg</w:t>
+            </w:r>
+            <w:proofErr w:type="spellEnd"/>
+            <w:r>
+              <w:rPr>
+                <w:rFonts w:ascii="Calibri" w:hAnsi="Calibri" w:cs="Calibri"/>
+                <w:color w:val="000000"/>
+                <w:sz w:val="20"/>
+                <w:szCs w:val="20"/>
+              </w:rPr>
+              <w:t>}</w:t>
             </w:r>
           </w:p>
         </w:tc>
@@ -6809,6 +8106,7 @@
               </w:rPr>
               <w:t>{</w:t>
             </w:r>
+            <w:proofErr w:type="spellStart"/>
             <w:r>
               <w:rPr>
                 <w:rFonts w:ascii="Calibri" w:eastAsia="Times New Roman" w:hAnsi="Calibri" w:cs="Calibri"/>
@@ -6818,6 +8116,7 @@
               </w:rPr>
               <w:t>textoIPMReguPECO</w:t>
             </w:r>
+            <w:proofErr w:type="spellEnd"/>
             <w:r>
               <w:rPr>
                 <w:rFonts w:ascii="Calibri" w:eastAsia="Times New Roman" w:hAnsi="Calibri" w:cs="Calibri"/>
@@ -6915,7 +8214,27 @@
                 <w:sz w:val="20"/>
                 <w:szCs w:val="20"/>
               </w:rPr>
-              <w:t>{textoIGVLiqu}</w:t>
+              <w:t>{</w:t>
+            </w:r>
+            <w:proofErr w:type="spellStart"/>
+            <w:r>
+              <w:rPr>
+                <w:rFonts w:ascii="Calibri" w:hAnsi="Calibri" w:cs="Calibri"/>
+                <w:color w:val="000000"/>
+                <w:sz w:val="20"/>
+                <w:szCs w:val="20"/>
+              </w:rPr>
+              <w:t>textoIGVLiqu</w:t>
+            </w:r>
+            <w:proofErr w:type="spellEnd"/>
+            <w:r>
+              <w:rPr>
+                <w:rFonts w:ascii="Calibri" w:hAnsi="Calibri" w:cs="Calibri"/>
+                <w:color w:val="000000"/>
+                <w:sz w:val="20"/>
+                <w:szCs w:val="20"/>
+              </w:rPr>
+              <w:t>}</w:t>
             </w:r>
           </w:p>
         </w:tc>
@@ -6941,7 +8260,27 @@
                 <w:sz w:val="20"/>
                 <w:szCs w:val="20"/>
               </w:rPr>
-              <w:t>{textoIGVNoReg}</w:t>
+              <w:t>{</w:t>
+            </w:r>
+            <w:proofErr w:type="spellStart"/>
+            <w:r>
+              <w:rPr>
+                <w:rFonts w:ascii="Calibri" w:hAnsi="Calibri" w:cs="Calibri"/>
+                <w:color w:val="000000"/>
+                <w:sz w:val="20"/>
+                <w:szCs w:val="20"/>
+              </w:rPr>
+              <w:t>textoIGVNoReg</w:t>
+            </w:r>
+            <w:proofErr w:type="spellEnd"/>
+            <w:r>
+              <w:rPr>
+                <w:rFonts w:ascii="Calibri" w:hAnsi="Calibri" w:cs="Calibri"/>
+                <w:color w:val="000000"/>
+                <w:sz w:val="20"/>
+                <w:szCs w:val="20"/>
+              </w:rPr>
+              <w:t>}</w:t>
             </w:r>
           </w:p>
         </w:tc>
@@ -6969,6 +8308,7 @@
               </w:rPr>
               <w:t>{</w:t>
             </w:r>
+            <w:proofErr w:type="spellStart"/>
             <w:r>
               <w:rPr>
                 <w:rFonts w:ascii="Calibri" w:hAnsi="Calibri" w:cs="Calibri"/>
@@ -6978,6 +8318,7 @@
               </w:rPr>
               <w:t>textoIGVReguPECO</w:t>
             </w:r>
+            <w:proofErr w:type="spellEnd"/>
             <w:r>
               <w:rPr>
                 <w:rFonts w:ascii="Calibri" w:hAnsi="Calibri" w:cs="Calibri"/>
@@ -7071,7 +8412,29 @@
                 <w:szCs w:val="20"/>
                 <w:lang w:val="es-ES" w:eastAsia="es-ES"/>
               </w:rPr>
-              <w:t>{textoTotLiqu}</w:t>
+              <w:t>{</w:t>
+            </w:r>
+            <w:proofErr w:type="spellStart"/>
+            <w:r>
+              <w:rPr>
+                <w:rFonts w:ascii="Arial" w:eastAsia="Times New Roman" w:hAnsi="Arial" w:cs="Arial"/>
+                <w:color w:val="000000"/>
+                <w:sz w:val="20"/>
+                <w:szCs w:val="20"/>
+                <w:lang w:val="es-ES" w:eastAsia="es-ES"/>
+              </w:rPr>
+              <w:t>textoTotLiqu</w:t>
+            </w:r>
+            <w:proofErr w:type="spellEnd"/>
+            <w:r>
+              <w:rPr>
+                <w:rFonts w:ascii="Arial" w:eastAsia="Times New Roman" w:hAnsi="Arial" w:cs="Arial"/>
+                <w:color w:val="000000"/>
+                <w:sz w:val="20"/>
+                <w:szCs w:val="20"/>
+                <w:lang w:val="es-ES" w:eastAsia="es-ES"/>
+              </w:rPr>
+              <w:t>}</w:t>
             </w:r>
           </w:p>
         </w:tc>
@@ -7100,7 +8463,29 @@
                 <w:szCs w:val="20"/>
                 <w:lang w:val="es-ES" w:eastAsia="es-ES"/>
               </w:rPr>
-              <w:t>{textoTotNoReg}</w:t>
+              <w:t>{</w:t>
+            </w:r>
+            <w:proofErr w:type="spellStart"/>
+            <w:r>
+              <w:rPr>
+                <w:rFonts w:ascii="Arial" w:eastAsia="Times New Roman" w:hAnsi="Arial" w:cs="Arial"/>
+                <w:color w:val="000000"/>
+                <w:sz w:val="20"/>
+                <w:szCs w:val="20"/>
+                <w:lang w:val="es-ES" w:eastAsia="es-ES"/>
+              </w:rPr>
+              <w:t>textoTotNoReg</w:t>
+            </w:r>
+            <w:proofErr w:type="spellEnd"/>
+            <w:r>
+              <w:rPr>
+                <w:rFonts w:ascii="Arial" w:eastAsia="Times New Roman" w:hAnsi="Arial" w:cs="Arial"/>
+                <w:color w:val="000000"/>
+                <w:sz w:val="20"/>
+                <w:szCs w:val="20"/>
+                <w:lang w:val="es-ES" w:eastAsia="es-ES"/>
+              </w:rPr>
+              <w:t>}</w:t>
             </w:r>
           </w:p>
         </w:tc>
@@ -7132,6 +8517,7 @@
               </w:rPr>
               <w:t>{</w:t>
             </w:r>
+            <w:proofErr w:type="spellStart"/>
             <w:r>
               <w:rPr>
                 <w:rFonts w:ascii="Arial" w:eastAsia="Times New Roman" w:hAnsi="Arial" w:cs="Arial"/>
@@ -7142,6 +8528,7 @@
               </w:rPr>
               <w:t>textoTotReguPECO</w:t>
             </w:r>
+            <w:proofErr w:type="spellEnd"/>
             <w:r>
               <w:rPr>
                 <w:rFonts w:ascii="Arial" w:eastAsia="Times New Roman" w:hAnsi="Arial" w:cs="Arial"/>
@@ -7215,7 +8602,25 @@
           <w:sz w:val="20"/>
           <w:szCs w:val="20"/>
         </w:rPr>
-        <w:t>{/estadoPECOyAMAZONIA}</w:t>
+        <w:t>{/</w:t>
+      </w:r>
+      <w:proofErr w:type="spellStart"/>
+      <w:r>
+        <w:rPr>
+          <w:rFonts w:ascii="Arial" w:hAnsi="Arial" w:cs="Arial"/>
+          <w:sz w:val="20"/>
+          <w:szCs w:val="20"/>
+        </w:rPr>
+        <w:t>estadoPECOyAMAZONIA</w:t>
+      </w:r>
+      <w:proofErr w:type="spellEnd"/>
+      <w:r>
+        <w:rPr>
+          <w:rFonts w:ascii="Arial" w:hAnsi="Arial" w:cs="Arial"/>
+          <w:sz w:val="20"/>
+          <w:szCs w:val="20"/>
+        </w:rPr>
+        <w:t>}</w:t>
       </w:r>
     </w:p>
     <w:p>
@@ -7569,7 +8974,27 @@
                 <w:sz w:val="20"/>
                 <w:szCs w:val="20"/>
               </w:rPr>
-              <w:t>{textoAVLiqu}</w:t>
+              <w:t>{</w:t>
+            </w:r>
+            <w:proofErr w:type="spellStart"/>
+            <w:r>
+              <w:rPr>
+                <w:rFonts w:ascii="Calibri" w:hAnsi="Calibri" w:cs="Calibri"/>
+                <w:color w:val="000000"/>
+                <w:sz w:val="20"/>
+                <w:szCs w:val="20"/>
+              </w:rPr>
+              <w:t>textoAVLiqu</w:t>
+            </w:r>
+            <w:proofErr w:type="spellEnd"/>
+            <w:r>
+              <w:rPr>
+                <w:rFonts w:ascii="Calibri" w:hAnsi="Calibri" w:cs="Calibri"/>
+                <w:color w:val="000000"/>
+                <w:sz w:val="20"/>
+                <w:szCs w:val="20"/>
+              </w:rPr>
+              <w:t>}</w:t>
             </w:r>
           </w:p>
         </w:tc>
@@ -7595,7 +9020,27 @@
                 <w:sz w:val="20"/>
                 <w:szCs w:val="20"/>
               </w:rPr>
-              <w:t>{textoAVNoReg}</w:t>
+              <w:t>{</w:t>
+            </w:r>
+            <w:proofErr w:type="spellStart"/>
+            <w:r>
+              <w:rPr>
+                <w:rFonts w:ascii="Calibri" w:hAnsi="Calibri" w:cs="Calibri"/>
+                <w:color w:val="000000"/>
+                <w:sz w:val="20"/>
+                <w:szCs w:val="20"/>
+              </w:rPr>
+              <w:t>textoAVNoReg</w:t>
+            </w:r>
+            <w:proofErr w:type="spellEnd"/>
+            <w:r>
+              <w:rPr>
+                <w:rFonts w:ascii="Calibri" w:hAnsi="Calibri" w:cs="Calibri"/>
+                <w:color w:val="000000"/>
+                <w:sz w:val="20"/>
+                <w:szCs w:val="20"/>
+              </w:rPr>
+              <w:t>}</w:t>
             </w:r>
           </w:p>
         </w:tc>
@@ -7623,6 +9068,7 @@
               </w:rPr>
               <w:t>{</w:t>
             </w:r>
+            <w:proofErr w:type="spellStart"/>
             <w:r>
               <w:rPr>
                 <w:rFonts w:ascii="Calibri" w:hAnsi="Calibri" w:cs="Calibri"/>
@@ -7632,6 +9078,7 @@
               </w:rPr>
               <w:t>textoAVReguPECO</w:t>
             </w:r>
+            <w:proofErr w:type="spellEnd"/>
             <w:r>
               <w:rPr>
                 <w:rFonts w:ascii="Calibri" w:hAnsi="Calibri" w:cs="Calibri"/>
@@ -7697,7 +9144,27 @@
                 <w:sz w:val="20"/>
                 <w:szCs w:val="20"/>
               </w:rPr>
-              <w:t>{textoIPMLiqu}</w:t>
+              <w:t>{</w:t>
+            </w:r>
+            <w:proofErr w:type="spellStart"/>
+            <w:r>
+              <w:rPr>
+                <w:rFonts w:ascii="Calibri" w:hAnsi="Calibri" w:cs="Calibri"/>
+                <w:color w:val="000000"/>
+                <w:sz w:val="20"/>
+                <w:szCs w:val="20"/>
+              </w:rPr>
+              <w:t>textoIPMLiqu</w:t>
+            </w:r>
+            <w:proofErr w:type="spellEnd"/>
+            <w:r>
+              <w:rPr>
+                <w:rFonts w:ascii="Calibri" w:hAnsi="Calibri" w:cs="Calibri"/>
+                <w:color w:val="000000"/>
+                <w:sz w:val="20"/>
+                <w:szCs w:val="20"/>
+              </w:rPr>
+              <w:t>}</w:t>
             </w:r>
           </w:p>
         </w:tc>
@@ -7723,7 +9190,27 @@
                 <w:sz w:val="20"/>
                 <w:szCs w:val="20"/>
               </w:rPr>
-              <w:t>{textoIPMNoReg}</w:t>
+              <w:t>{</w:t>
+            </w:r>
+            <w:proofErr w:type="spellStart"/>
+            <w:r>
+              <w:rPr>
+                <w:rFonts w:ascii="Calibri" w:hAnsi="Calibri" w:cs="Calibri"/>
+                <w:color w:val="000000"/>
+                <w:sz w:val="20"/>
+                <w:szCs w:val="20"/>
+              </w:rPr>
+              <w:t>textoIPMNoReg</w:t>
+            </w:r>
+            <w:proofErr w:type="spellEnd"/>
+            <w:r>
+              <w:rPr>
+                <w:rFonts w:ascii="Calibri" w:hAnsi="Calibri" w:cs="Calibri"/>
+                <w:color w:val="000000"/>
+                <w:sz w:val="20"/>
+                <w:szCs w:val="20"/>
+              </w:rPr>
+              <w:t>}</w:t>
             </w:r>
           </w:p>
         </w:tc>
@@ -7751,6 +9238,7 @@
               </w:rPr>
               <w:t>{</w:t>
             </w:r>
+            <w:proofErr w:type="spellStart"/>
             <w:r>
               <w:rPr>
                 <w:rFonts w:ascii="Calibri" w:eastAsia="Times New Roman" w:hAnsi="Calibri" w:cs="Calibri"/>
@@ -7760,6 +9248,7 @@
               </w:rPr>
               <w:t>textoIPMReguPECO</w:t>
             </w:r>
+            <w:proofErr w:type="spellEnd"/>
             <w:r>
               <w:rPr>
                 <w:rFonts w:ascii="Calibri" w:eastAsia="Times New Roman" w:hAnsi="Calibri" w:cs="Calibri"/>
@@ -7833,7 +9322,27 @@
                 <w:sz w:val="20"/>
                 <w:szCs w:val="20"/>
               </w:rPr>
-              <w:t>{textoIGVLiqu}</w:t>
+              <w:t>{</w:t>
+            </w:r>
+            <w:proofErr w:type="spellStart"/>
+            <w:r>
+              <w:rPr>
+                <w:rFonts w:ascii="Calibri" w:hAnsi="Calibri" w:cs="Calibri"/>
+                <w:color w:val="000000"/>
+                <w:sz w:val="20"/>
+                <w:szCs w:val="20"/>
+              </w:rPr>
+              <w:t>textoIGVLiqu</w:t>
+            </w:r>
+            <w:proofErr w:type="spellEnd"/>
+            <w:r>
+              <w:rPr>
+                <w:rFonts w:ascii="Calibri" w:hAnsi="Calibri" w:cs="Calibri"/>
+                <w:color w:val="000000"/>
+                <w:sz w:val="20"/>
+                <w:szCs w:val="20"/>
+              </w:rPr>
+              <w:t>}</w:t>
             </w:r>
           </w:p>
         </w:tc>
@@ -7859,7 +9368,27 @@
                 <w:sz w:val="20"/>
                 <w:szCs w:val="20"/>
               </w:rPr>
-              <w:t>{textoIGVNoReg}</w:t>
+              <w:t>{</w:t>
+            </w:r>
+            <w:proofErr w:type="spellStart"/>
+            <w:r>
+              <w:rPr>
+                <w:rFonts w:ascii="Calibri" w:hAnsi="Calibri" w:cs="Calibri"/>
+                <w:color w:val="000000"/>
+                <w:sz w:val="20"/>
+                <w:szCs w:val="20"/>
+              </w:rPr>
+              <w:t>textoIGVNoReg</w:t>
+            </w:r>
+            <w:proofErr w:type="spellEnd"/>
+            <w:r>
+              <w:rPr>
+                <w:rFonts w:ascii="Calibri" w:hAnsi="Calibri" w:cs="Calibri"/>
+                <w:color w:val="000000"/>
+                <w:sz w:val="20"/>
+                <w:szCs w:val="20"/>
+              </w:rPr>
+              <w:t>}</w:t>
             </w:r>
           </w:p>
         </w:tc>
@@ -7887,6 +9416,7 @@
               </w:rPr>
               <w:t>{</w:t>
             </w:r>
+            <w:proofErr w:type="spellStart"/>
             <w:r>
               <w:rPr>
                 <w:rFonts w:ascii="Calibri" w:hAnsi="Calibri" w:cs="Calibri"/>
@@ -7896,6 +9426,7 @@
               </w:rPr>
               <w:t>textoIGVReguPECO</w:t>
             </w:r>
+            <w:proofErr w:type="spellEnd"/>
             <w:r>
               <w:rPr>
                 <w:rFonts w:ascii="Calibri" w:hAnsi="Calibri" w:cs="Calibri"/>
@@ -7965,7 +9496,29 @@
                 <w:szCs w:val="20"/>
                 <w:lang w:val="es-ES" w:eastAsia="es-ES"/>
               </w:rPr>
-              <w:t>{textoTotLiqu}</w:t>
+              <w:t>{</w:t>
+            </w:r>
+            <w:proofErr w:type="spellStart"/>
+            <w:r>
+              <w:rPr>
+                <w:rFonts w:ascii="Arial" w:eastAsia="Times New Roman" w:hAnsi="Arial" w:cs="Arial"/>
+                <w:color w:val="000000"/>
+                <w:sz w:val="20"/>
+                <w:szCs w:val="20"/>
+                <w:lang w:val="es-ES" w:eastAsia="es-ES"/>
+              </w:rPr>
+              <w:t>textoTotLiqu</w:t>
+            </w:r>
+            <w:proofErr w:type="spellEnd"/>
+            <w:r>
+              <w:rPr>
+                <w:rFonts w:ascii="Arial" w:eastAsia="Times New Roman" w:hAnsi="Arial" w:cs="Arial"/>
+                <w:color w:val="000000"/>
+                <w:sz w:val="20"/>
+                <w:szCs w:val="20"/>
+                <w:lang w:val="es-ES" w:eastAsia="es-ES"/>
+              </w:rPr>
+              <w:t>}</w:t>
             </w:r>
           </w:p>
         </w:tc>
@@ -7994,7 +9547,29 @@
                 <w:szCs w:val="20"/>
                 <w:lang w:val="es-ES" w:eastAsia="es-ES"/>
               </w:rPr>
-              <w:t>{textoTotNoReg}</w:t>
+              <w:t>{</w:t>
+            </w:r>
+            <w:proofErr w:type="spellStart"/>
+            <w:r>
+              <w:rPr>
+                <w:rFonts w:ascii="Arial" w:eastAsia="Times New Roman" w:hAnsi="Arial" w:cs="Arial"/>
+                <w:color w:val="000000"/>
+                <w:sz w:val="20"/>
+                <w:szCs w:val="20"/>
+                <w:lang w:val="es-ES" w:eastAsia="es-ES"/>
+              </w:rPr>
+              <w:t>textoTotNoReg</w:t>
+            </w:r>
+            <w:proofErr w:type="spellEnd"/>
+            <w:r>
+              <w:rPr>
+                <w:rFonts w:ascii="Arial" w:eastAsia="Times New Roman" w:hAnsi="Arial" w:cs="Arial"/>
+                <w:color w:val="000000"/>
+                <w:sz w:val="20"/>
+                <w:szCs w:val="20"/>
+                <w:lang w:val="es-ES" w:eastAsia="es-ES"/>
+              </w:rPr>
+              <w:t>}</w:t>
             </w:r>
           </w:p>
         </w:tc>
@@ -8025,6 +9600,7 @@
               </w:rPr>
               <w:t>{</w:t>
             </w:r>
+            <w:proofErr w:type="spellStart"/>
             <w:r>
               <w:rPr>
                 <w:rFonts w:ascii="Arial" w:eastAsia="Times New Roman" w:hAnsi="Arial" w:cs="Arial"/>
@@ -8035,6 +9611,7 @@
               </w:rPr>
               <w:t>textoTotReguPECO</w:t>
             </w:r>
+            <w:proofErr w:type="spellEnd"/>
             <w:r>
               <w:rPr>
                 <w:rFonts w:ascii="Arial" w:eastAsia="Times New Roman" w:hAnsi="Arial" w:cs="Arial"/>
@@ -8080,6 +9657,7 @@
         </w:rPr>
         <w:t>{/</w:t>
       </w:r>
+      <w:proofErr w:type="spellStart"/>
       <w:r>
         <w:rPr>
           <w:rFonts w:ascii="Arial" w:hAnsi="Arial" w:cs="Arial"/>
@@ -8088,6 +9666,7 @@
         </w:rPr>
         <w:t>estadoOnlyPECO</w:t>
       </w:r>
+      <w:proofErr w:type="spellEnd"/>
       <w:r>
         <w:rPr>
           <w:rFonts w:ascii="Arial" w:hAnsi="Arial" w:cs="Arial"/>
@@ -8237,16 +9816,50 @@
         <w:rPr>
           <w:rFonts w:ascii="Arial" w:hAnsi="Arial" w:cs="Arial"/>
         </w:rPr>
-        <w:t>{fromDam-nombreEmpresa}</w:t>
-      </w:r>
-      <w:r>
-        <w:rPr>
-          <w:rFonts w:ascii="Arial" w:hAnsi="Arial" w:cs="Arial"/>
-          <w:b/>
-          <w:bCs/>
-          <w:color w:val="FF0000"/>
-        </w:rPr>
-        <w:t>{fromDam-nombreEmpresaRRR}</w:t>
+        <w:t>{</w:t>
+      </w:r>
+      <w:proofErr w:type="spellStart"/>
+      <w:r>
+        <w:rPr>
+          <w:rFonts w:ascii="Arial" w:hAnsi="Arial" w:cs="Arial"/>
+        </w:rPr>
+        <w:t>fromDam-nombreEmpresa</w:t>
+      </w:r>
+      <w:proofErr w:type="spellEnd"/>
+      <w:r>
+        <w:rPr>
+          <w:rFonts w:ascii="Arial" w:hAnsi="Arial" w:cs="Arial"/>
+        </w:rPr>
+        <w:t>}</w:t>
+      </w:r>
+      <w:r>
+        <w:rPr>
+          <w:rFonts w:ascii="Arial" w:hAnsi="Arial" w:cs="Arial"/>
+          <w:b/>
+          <w:bCs/>
+          <w:color w:val="FF0000"/>
+        </w:rPr>
+        <w:t>{</w:t>
+      </w:r>
+      <w:proofErr w:type="spellStart"/>
+      <w:r>
+        <w:rPr>
+          <w:rFonts w:ascii="Arial" w:hAnsi="Arial" w:cs="Arial"/>
+          <w:b/>
+          <w:bCs/>
+          <w:color w:val="FF0000"/>
+        </w:rPr>
+        <w:t>fromDam-nombreEmpresaRRR</w:t>
+      </w:r>
+      <w:proofErr w:type="spellEnd"/>
+      <w:r>
+        <w:rPr>
+          <w:rFonts w:ascii="Arial" w:hAnsi="Arial" w:cs="Arial"/>
+          <w:b/>
+          <w:bCs/>
+          <w:color w:val="FF0000"/>
+        </w:rPr>
+        <w:t>}</w:t>
       </w:r>
       <w:r>
         <w:rPr>
@@ -8283,16 +9896,50 @@
         <w:rPr>
           <w:rFonts w:ascii="Arial" w:hAnsi="Arial" w:cs="Arial"/>
         </w:rPr>
-        <w:t>{fromDam-ruc}</w:t>
-      </w:r>
-      <w:r>
-        <w:rPr>
-          <w:rFonts w:ascii="Arial" w:hAnsi="Arial" w:cs="Arial"/>
-          <w:b/>
-          <w:bCs/>
-          <w:color w:val="FF0000"/>
-        </w:rPr>
-        <w:t>{fromDam-rucRRR}</w:t>
+        <w:t>{</w:t>
+      </w:r>
+      <w:proofErr w:type="spellStart"/>
+      <w:r>
+        <w:rPr>
+          <w:rFonts w:ascii="Arial" w:hAnsi="Arial" w:cs="Arial"/>
+        </w:rPr>
+        <w:t>fromDam</w:t>
+      </w:r>
+      <w:proofErr w:type="spellEnd"/>
+      <w:r>
+        <w:rPr>
+          <w:rFonts w:ascii="Arial" w:hAnsi="Arial" w:cs="Arial"/>
+        </w:rPr>
+        <w:t>-ruc}</w:t>
+      </w:r>
+      <w:r>
+        <w:rPr>
+          <w:rFonts w:ascii="Arial" w:hAnsi="Arial" w:cs="Arial"/>
+          <w:b/>
+          <w:bCs/>
+          <w:color w:val="FF0000"/>
+        </w:rPr>
+        <w:t>{</w:t>
+      </w:r>
+      <w:proofErr w:type="spellStart"/>
+      <w:r>
+        <w:rPr>
+          <w:rFonts w:ascii="Arial" w:hAnsi="Arial" w:cs="Arial"/>
+          <w:b/>
+          <w:bCs/>
+          <w:color w:val="FF0000"/>
+        </w:rPr>
+        <w:t>fromDam-rucRRR</w:t>
+      </w:r>
+      <w:proofErr w:type="spellEnd"/>
+      <w:r>
+        <w:rPr>
+          <w:rFonts w:ascii="Arial" w:hAnsi="Arial" w:cs="Arial"/>
+          <w:b/>
+          <w:bCs/>
+          <w:color w:val="FF0000"/>
+        </w:rPr>
+        <w:t>}</w:t>
       </w:r>
       <w:r>
         <w:rPr>
@@ -8389,12 +10036,14 @@
         </w:rPr>
         <w:t>{/</w:t>
       </w:r>
+      <w:proofErr w:type="spellStart"/>
       <w:r>
         <w:rPr>
           <w:rFonts w:ascii="Arial" w:hAnsi="Arial" w:cs="Arial"/>
         </w:rPr>
         <w:t>estadoOnlyAMAZONIA</w:t>
       </w:r>
+      <w:proofErr w:type="spellEnd"/>
       <w:r>
         <w:rPr>
           <w:rFonts w:ascii="Arial" w:hAnsi="Arial" w:cs="Arial"/>
@@ -8537,16 +10186,50 @@
         <w:rPr>
           <w:rFonts w:ascii="Arial" w:hAnsi="Arial" w:cs="Arial"/>
         </w:rPr>
-        <w:t>{fromDam-nombreEmpresa}</w:t>
-      </w:r>
-      <w:r>
-        <w:rPr>
-          <w:rFonts w:ascii="Arial" w:hAnsi="Arial" w:cs="Arial"/>
-          <w:b/>
-          <w:bCs/>
-          <w:color w:val="FF0000"/>
-        </w:rPr>
-        <w:t>{fromDam-nombreEmpresaRRR}</w:t>
+        <w:t>{</w:t>
+      </w:r>
+      <w:proofErr w:type="spellStart"/>
+      <w:r>
+        <w:rPr>
+          <w:rFonts w:ascii="Arial" w:hAnsi="Arial" w:cs="Arial"/>
+        </w:rPr>
+        <w:t>fromDam-nombreEmpresa</w:t>
+      </w:r>
+      <w:proofErr w:type="spellEnd"/>
+      <w:r>
+        <w:rPr>
+          <w:rFonts w:ascii="Arial" w:hAnsi="Arial" w:cs="Arial"/>
+        </w:rPr>
+        <w:t>}</w:t>
+      </w:r>
+      <w:r>
+        <w:rPr>
+          <w:rFonts w:ascii="Arial" w:hAnsi="Arial" w:cs="Arial"/>
+          <w:b/>
+          <w:bCs/>
+          <w:color w:val="FF0000"/>
+        </w:rPr>
+        <w:t>{</w:t>
+      </w:r>
+      <w:proofErr w:type="spellStart"/>
+      <w:r>
+        <w:rPr>
+          <w:rFonts w:ascii="Arial" w:hAnsi="Arial" w:cs="Arial"/>
+          <w:b/>
+          <w:bCs/>
+          <w:color w:val="FF0000"/>
+        </w:rPr>
+        <w:t>fromDam-nombreEmpresaRRR</w:t>
+      </w:r>
+      <w:proofErr w:type="spellEnd"/>
+      <w:r>
+        <w:rPr>
+          <w:rFonts w:ascii="Arial" w:hAnsi="Arial" w:cs="Arial"/>
+          <w:b/>
+          <w:bCs/>
+          <w:color w:val="FF0000"/>
+        </w:rPr>
+        <w:t>}</w:t>
       </w:r>
       <w:r>
         <w:rPr>
@@ -8589,16 +10272,50 @@
         <w:rPr>
           <w:rFonts w:ascii="Arial" w:hAnsi="Arial" w:cs="Arial"/>
         </w:rPr>
-        <w:t>{fromDam-ruc}</w:t>
-      </w:r>
-      <w:r>
-        <w:rPr>
-          <w:rFonts w:ascii="Arial" w:hAnsi="Arial" w:cs="Arial"/>
-          <w:b/>
-          <w:bCs/>
-          <w:color w:val="FF0000"/>
-        </w:rPr>
-        <w:t>{fromDam-rucRRR}</w:t>
+        <w:t>{</w:t>
+      </w:r>
+      <w:proofErr w:type="spellStart"/>
+      <w:r>
+        <w:rPr>
+          <w:rFonts w:ascii="Arial" w:hAnsi="Arial" w:cs="Arial"/>
+        </w:rPr>
+        <w:t>fromDam</w:t>
+      </w:r>
+      <w:proofErr w:type="spellEnd"/>
+      <w:r>
+        <w:rPr>
+          <w:rFonts w:ascii="Arial" w:hAnsi="Arial" w:cs="Arial"/>
+        </w:rPr>
+        <w:t>-ruc}</w:t>
+      </w:r>
+      <w:r>
+        <w:rPr>
+          <w:rFonts w:ascii="Arial" w:hAnsi="Arial" w:cs="Arial"/>
+          <w:b/>
+          <w:bCs/>
+          <w:color w:val="FF0000"/>
+        </w:rPr>
+        <w:t>{</w:t>
+      </w:r>
+      <w:proofErr w:type="spellStart"/>
+      <w:r>
+        <w:rPr>
+          <w:rFonts w:ascii="Arial" w:hAnsi="Arial" w:cs="Arial"/>
+          <w:b/>
+          <w:bCs/>
+          <w:color w:val="FF0000"/>
+        </w:rPr>
+        <w:t>fromDam-rucRRR</w:t>
+      </w:r>
+      <w:proofErr w:type="spellEnd"/>
+      <w:r>
+        <w:rPr>
+          <w:rFonts w:ascii="Arial" w:hAnsi="Arial" w:cs="Arial"/>
+          <w:b/>
+          <w:bCs/>
+          <w:color w:val="FF0000"/>
+        </w:rPr>
+        <w:t>}</w:t>
       </w:r>
       <w:r>
         <w:rPr>
@@ -8720,12 +10437,14 @@
         </w:rPr>
         <w:t>{</w:t>
       </w:r>
+      <w:proofErr w:type="spellStart"/>
       <w:r>
         <w:rPr>
           <w:rFonts w:ascii="Arial" w:hAnsi="Arial" w:cs="Arial"/>
         </w:rPr>
         <w:t>textoTotReguPECO</w:t>
       </w:r>
+      <w:proofErr w:type="spellEnd"/>
       <w:r>
         <w:rPr>
           <w:rFonts w:ascii="Arial" w:hAnsi="Arial" w:cs="Arial"/>
@@ -8801,12 +10520,14 @@
         </w:rPr>
         <w:t>{/</w:t>
       </w:r>
+      <w:proofErr w:type="spellStart"/>
       <w:r>
         <w:rPr>
           <w:rFonts w:ascii="Arial" w:hAnsi="Arial" w:cs="Arial"/>
         </w:rPr>
         <w:t>estadoPECOyAMAZONIA</w:t>
       </w:r>
+      <w:proofErr w:type="spellEnd"/>
       <w:r>
         <w:rPr>
           <w:rFonts w:ascii="Arial" w:hAnsi="Arial" w:cs="Arial"/>
@@ -8952,16 +10673,50 @@
         <w:rPr>
           <w:rFonts w:ascii="Arial" w:hAnsi="Arial" w:cs="Arial"/>
         </w:rPr>
-        <w:t>{fromDam-nombreEmpresa}</w:t>
-      </w:r>
-      <w:r>
-        <w:rPr>
-          <w:rFonts w:ascii="Arial" w:hAnsi="Arial" w:cs="Arial"/>
-          <w:b/>
-          <w:bCs/>
-          <w:color w:val="FF0000"/>
-        </w:rPr>
-        <w:t>{fromDam-nombreEmpresaRRR}</w:t>
+        <w:t>{</w:t>
+      </w:r>
+      <w:proofErr w:type="spellStart"/>
+      <w:r>
+        <w:rPr>
+          <w:rFonts w:ascii="Arial" w:hAnsi="Arial" w:cs="Arial"/>
+        </w:rPr>
+        <w:t>fromDam-nombreEmpresa</w:t>
+      </w:r>
+      <w:proofErr w:type="spellEnd"/>
+      <w:r>
+        <w:rPr>
+          <w:rFonts w:ascii="Arial" w:hAnsi="Arial" w:cs="Arial"/>
+        </w:rPr>
+        <w:t>}</w:t>
+      </w:r>
+      <w:r>
+        <w:rPr>
+          <w:rFonts w:ascii="Arial" w:hAnsi="Arial" w:cs="Arial"/>
+          <w:b/>
+          <w:bCs/>
+          <w:color w:val="FF0000"/>
+        </w:rPr>
+        <w:t>{</w:t>
+      </w:r>
+      <w:proofErr w:type="spellStart"/>
+      <w:r>
+        <w:rPr>
+          <w:rFonts w:ascii="Arial" w:hAnsi="Arial" w:cs="Arial"/>
+          <w:b/>
+          <w:bCs/>
+          <w:color w:val="FF0000"/>
+        </w:rPr>
+        <w:t>fromDam-nombreEmpresaRRR</w:t>
+      </w:r>
+      <w:proofErr w:type="spellEnd"/>
+      <w:r>
+        <w:rPr>
+          <w:rFonts w:ascii="Arial" w:hAnsi="Arial" w:cs="Arial"/>
+          <w:b/>
+          <w:bCs/>
+          <w:color w:val="FF0000"/>
+        </w:rPr>
+        <w:t>}</w:t>
       </w:r>
       <w:r>
         <w:rPr>
@@ -8998,16 +10753,50 @@
         <w:rPr>
           <w:rFonts w:ascii="Arial" w:hAnsi="Arial" w:cs="Arial"/>
         </w:rPr>
-        <w:t>{fromDam-ruc}</w:t>
-      </w:r>
-      <w:r>
-        <w:rPr>
-          <w:rFonts w:ascii="Arial" w:hAnsi="Arial" w:cs="Arial"/>
-          <w:b/>
-          <w:bCs/>
-          <w:color w:val="FF0000"/>
-        </w:rPr>
-        <w:t>{fromDam-rucRRR}</w:t>
+        <w:t>{</w:t>
+      </w:r>
+      <w:proofErr w:type="spellStart"/>
+      <w:r>
+        <w:rPr>
+          <w:rFonts w:ascii="Arial" w:hAnsi="Arial" w:cs="Arial"/>
+        </w:rPr>
+        <w:t>fromDam</w:t>
+      </w:r>
+      <w:proofErr w:type="spellEnd"/>
+      <w:r>
+        <w:rPr>
+          <w:rFonts w:ascii="Arial" w:hAnsi="Arial" w:cs="Arial"/>
+        </w:rPr>
+        <w:t>-ruc}</w:t>
+      </w:r>
+      <w:r>
+        <w:rPr>
+          <w:rFonts w:ascii="Arial" w:hAnsi="Arial" w:cs="Arial"/>
+          <w:b/>
+          <w:bCs/>
+          <w:color w:val="FF0000"/>
+        </w:rPr>
+        <w:t>{</w:t>
+      </w:r>
+      <w:proofErr w:type="spellStart"/>
+      <w:r>
+        <w:rPr>
+          <w:rFonts w:ascii="Arial" w:hAnsi="Arial" w:cs="Arial"/>
+          <w:b/>
+          <w:bCs/>
+          <w:color w:val="FF0000"/>
+        </w:rPr>
+        <w:t>fromDam-rucRRR</w:t>
+      </w:r>
+      <w:proofErr w:type="spellEnd"/>
+      <w:r>
+        <w:rPr>
+          <w:rFonts w:ascii="Arial" w:hAnsi="Arial" w:cs="Arial"/>
+          <w:b/>
+          <w:bCs/>
+          <w:color w:val="FF0000"/>
+        </w:rPr>
+        <w:t>}</w:t>
       </w:r>
       <w:r>
         <w:rPr>
@@ -9111,12 +10900,14 @@
         </w:rPr>
         <w:t>{</w:t>
       </w:r>
+      <w:proofErr w:type="spellStart"/>
       <w:r>
         <w:rPr>
           <w:rFonts w:ascii="Arial" w:hAnsi="Arial" w:cs="Arial"/>
         </w:rPr>
         <w:t>textoTotReguPECO</w:t>
       </w:r>
+      <w:proofErr w:type="spellEnd"/>
       <w:r>
         <w:rPr>
           <w:rFonts w:ascii="Arial" w:hAnsi="Arial" w:cs="Arial"/>
@@ -9146,12 +10937,14 @@
         </w:rPr>
         <w:t>{/</w:t>
       </w:r>
+      <w:proofErr w:type="spellStart"/>
       <w:r>
         <w:rPr>
           <w:rFonts w:ascii="Arial" w:hAnsi="Arial" w:cs="Arial"/>
         </w:rPr>
         <w:t>estadoOnlyPECO</w:t>
       </w:r>
+      <w:proofErr w:type="spellEnd"/>
       <w:r>
         <w:rPr>
           <w:rFonts w:ascii="Arial" w:hAnsi="Arial" w:cs="Arial"/>
@@ -9254,16 +11047,58 @@
         <w:rPr>
           <w:rFonts w:ascii="Arial" w:hAnsi="Arial"/>
         </w:rPr>
-        <w:t>.º {datosFactura-numeroReqFac}</w:t>
-      </w:r>
+        <w:t>.º {</w:t>
+      </w:r>
+      <w:proofErr w:type="spellStart"/>
       <w:r>
         <w:rPr>
           <w:rFonts w:ascii="Arial" w:hAnsi="Arial"/>
-          <w:b/>
-          <w:bCs/>
-          <w:color w:val="FF0000"/>
-        </w:rPr>
-        <w:t>{datosFactura-numeroReqFacRRR}</w:t>
+        </w:rPr>
+        <w:t>datosFactura-</w:t>
+      </w:r>
+      <w:proofErr w:type="gramStart"/>
+      <w:r>
+        <w:rPr>
+          <w:rFonts w:ascii="Arial" w:hAnsi="Arial"/>
+        </w:rPr>
+        <w:t>numeroReqFac</w:t>
+      </w:r>
+      <w:proofErr w:type="spellEnd"/>
+      <w:r>
+        <w:rPr>
+          <w:rFonts w:ascii="Arial" w:hAnsi="Arial"/>
+        </w:rPr>
+        <w:t>}</w:t>
+      </w:r>
+      <w:r>
+        <w:rPr>
+          <w:rFonts w:ascii="Arial" w:hAnsi="Arial"/>
+          <w:b/>
+          <w:bCs/>
+          <w:color w:val="FF0000"/>
+        </w:rPr>
+        <w:t>{</w:t>
+      </w:r>
+      <w:proofErr w:type="spellStart"/>
+      <w:proofErr w:type="gramEnd"/>
+      <w:r>
+        <w:rPr>
+          <w:rFonts w:ascii="Arial" w:hAnsi="Arial"/>
+          <w:b/>
+          <w:bCs/>
+          <w:color w:val="FF0000"/>
+        </w:rPr>
+        <w:t>datosFactura-numeroReqFacRRR</w:t>
+      </w:r>
+      <w:proofErr w:type="spellEnd"/>
+      <w:r>
+        <w:rPr>
+          <w:rFonts w:ascii="Arial" w:hAnsi="Arial"/>
+          <w:b/>
+          <w:bCs/>
+          <w:color w:val="FF0000"/>
+        </w:rPr>
+        <w:t>}</w:t>
       </w:r>
       <w:r>
         <w:rPr>
@@ -9301,25 +11136,67 @@
           <w:sz w:val="22"/>
           <w:szCs w:val="22"/>
         </w:rPr>
-        <w:t>través del requerimiento n.º {datosFactura-numeroReqFac}</w:t>
-      </w:r>
+        <w:t>través del requerimiento n.º {</w:t>
+      </w:r>
+      <w:proofErr w:type="spellStart"/>
       <w:r>
         <w:rPr>
           <w:rFonts w:ascii="Arial" w:hAnsi="Arial"/>
-          <w:b/>
-          <w:bCs/>
-          <w:color w:val="FF0000"/>
-          <w:sz w:val="22"/>
-          <w:szCs w:val="22"/>
-        </w:rPr>
-        <w:t>{datosFactura-numeroReqFacRRR}</w:t>
-      </w:r>
+          <w:sz w:val="22"/>
+          <w:szCs w:val="22"/>
+        </w:rPr>
+        <w:t>datosFactura-numeroReqFac</w:t>
+      </w:r>
+      <w:proofErr w:type="spellEnd"/>
       <w:r>
         <w:rPr>
           <w:rFonts w:ascii="Arial" w:hAnsi="Arial"/>
           <w:sz w:val="22"/>
           <w:szCs w:val="22"/>
         </w:rPr>
+        <w:t>}</w:t>
+      </w:r>
+      <w:r>
+        <w:rPr>
+          <w:rFonts w:ascii="Arial" w:hAnsi="Arial"/>
+          <w:b/>
+          <w:bCs/>
+          <w:color w:val="FF0000"/>
+          <w:sz w:val="22"/>
+          <w:szCs w:val="22"/>
+        </w:rPr>
+        <w:t>{</w:t>
+      </w:r>
+      <w:proofErr w:type="spellStart"/>
+      <w:r>
+        <w:rPr>
+          <w:rFonts w:ascii="Arial" w:hAnsi="Arial"/>
+          <w:b/>
+          <w:bCs/>
+          <w:color w:val="FF0000"/>
+          <w:sz w:val="22"/>
+          <w:szCs w:val="22"/>
+        </w:rPr>
+        <w:t>datosFactura-numeroReqFacRRR</w:t>
+      </w:r>
+      <w:proofErr w:type="spellEnd"/>
+      <w:r>
+        <w:rPr>
+          <w:rFonts w:ascii="Arial" w:hAnsi="Arial"/>
+          <w:b/>
+          <w:bCs/>
+          <w:color w:val="FF0000"/>
+          <w:sz w:val="22"/>
+          <w:szCs w:val="22"/>
+        </w:rPr>
+        <w:t>}</w:t>
+      </w:r>
+      <w:r>
+        <w:rPr>
+          <w:rFonts w:ascii="Arial" w:hAnsi="Arial"/>
+          <w:sz w:val="22"/>
+          <w:szCs w:val="22"/>
+        </w:rPr>
         <w:t xml:space="preserve"> de fecha </w:t>
       </w:r>
       <w:r>
@@ -9331,15 +11208,57 @@
           <w:sz w:val="22"/>
           <w:szCs w:val="22"/>
         </w:rPr>
-        <w:t>{datosFactura-fechaReqFacRRR}</w:t>
-      </w:r>
+        <w:t>{</w:t>
+      </w:r>
+      <w:proofErr w:type="spellStart"/>
       <w:r>
         <w:rPr>
           <w:rFonts w:ascii="Arial" w:hAnsi="Arial"/>
-          <w:sz w:val="22"/>
-          <w:szCs w:val="22"/>
-        </w:rPr>
-        <w:t xml:space="preserve">{datosFactura-fechaReqFac} presentó a esta administración la factura digitalizada, la misma que se encuentra detallada en  </w:t>
+          <w:b/>
+          <w:bCs/>
+          <w:color w:val="FF0000"/>
+          <w:sz w:val="22"/>
+          <w:szCs w:val="22"/>
+        </w:rPr>
+        <w:t>datosFactura-fechaReqFacRRR</w:t>
+      </w:r>
+      <w:proofErr w:type="spellEnd"/>
+      <w:r>
+        <w:rPr>
+          <w:rFonts w:ascii="Arial" w:hAnsi="Arial"/>
+          <w:b/>
+          <w:bCs/>
+          <w:color w:val="FF0000"/>
+          <w:sz w:val="22"/>
+          <w:szCs w:val="22"/>
+        </w:rPr>
+        <w:t>}</w:t>
+      </w:r>
+      <w:r>
+        <w:rPr>
+          <w:rFonts w:ascii="Arial" w:hAnsi="Arial"/>
+          <w:sz w:val="22"/>
+          <w:szCs w:val="22"/>
+        </w:rPr>
+        <w:t>{</w:t>
+      </w:r>
+      <w:proofErr w:type="spellStart"/>
+      <w:r>
+        <w:rPr>
+          <w:rFonts w:ascii="Arial" w:hAnsi="Arial"/>
+          <w:sz w:val="22"/>
+          <w:szCs w:val="22"/>
+        </w:rPr>
+        <w:t>datosFactura-fechaReqFac</w:t>
+      </w:r>
+      <w:proofErr w:type="spellEnd"/>
+      <w:r>
+        <w:rPr>
+          <w:rFonts w:ascii="Arial" w:hAnsi="Arial"/>
+          <w:sz w:val="22"/>
+          <w:szCs w:val="22"/>
+        </w:rPr>
+        <w:t xml:space="preserve">} presentó a esta administración la factura digitalizada, la misma que se encuentra detallada en  </w:t>
       </w:r>
       <w:r>
         <w:rPr>
@@ -9462,34 +11381,112 @@
           <w:sz w:val="22"/>
           <w:szCs w:val="22"/>
         </w:rPr>
-        <w:t>se evidencia que el importador todavía se encuentra dentro del plazo para realizar la transferencia por el pago de las mercancías; en tal sentido, corresponde la devolución solicitada por {fromDam-nombreEmpresa}</w:t>
-      </w:r>
+        <w:t>se evidencia que el importador todavía se encuentra dentro del plazo para realizar la transferencia por el pago de las mercancías; en tal sentido, corresponde la devolución solicitada por {</w:t>
+      </w:r>
+      <w:proofErr w:type="spellStart"/>
       <w:r>
         <w:rPr>
           <w:rFonts w:ascii="Arial" w:hAnsi="Arial"/>
-          <w:b/>
-          <w:bCs/>
-          <w:color w:val="FF0000"/>
-          <w:sz w:val="22"/>
-          <w:szCs w:val="22"/>
-        </w:rPr>
-        <w:t>{fromDam-nombreEmpresaRRR}</w:t>
-      </w:r>
+          <w:sz w:val="22"/>
+          <w:szCs w:val="22"/>
+        </w:rPr>
+        <w:t>fromDam-nombreEmpresa</w:t>
+      </w:r>
+      <w:proofErr w:type="spellEnd"/>
       <w:r>
         <w:rPr>
           <w:rFonts w:ascii="Arial" w:hAnsi="Arial"/>
           <w:sz w:val="22"/>
           <w:szCs w:val="22"/>
         </w:rPr>
-        <w:t xml:space="preserve">. identificada con RUC n.º {fromDam-ruc} al </w:t>
+        <w:t>}</w:t>
       </w:r>
       <w:r>
         <w:rPr>
           <w:rFonts w:ascii="Arial" w:hAnsi="Arial"/>
-          <w:sz w:val="22"/>
-          <w:szCs w:val="22"/>
-        </w:rPr>
-        <w:t>{textoPlazoFactura}</w:t>
+          <w:b/>
+          <w:bCs/>
+          <w:color w:val="FF0000"/>
+          <w:sz w:val="22"/>
+          <w:szCs w:val="22"/>
+        </w:rPr>
+        <w:t>{</w:t>
+      </w:r>
+      <w:proofErr w:type="spellStart"/>
+      <w:r>
+        <w:rPr>
+          <w:rFonts w:ascii="Arial" w:hAnsi="Arial"/>
+          <w:b/>
+          <w:bCs/>
+          <w:color w:val="FF0000"/>
+          <w:sz w:val="22"/>
+          <w:szCs w:val="22"/>
+        </w:rPr>
+        <w:t>fromDam-nombreEmpresaRRR</w:t>
+      </w:r>
+      <w:proofErr w:type="spellEnd"/>
+      <w:r>
+        <w:rPr>
+          <w:rFonts w:ascii="Arial" w:hAnsi="Arial"/>
+          <w:b/>
+          <w:bCs/>
+          <w:color w:val="FF0000"/>
+          <w:sz w:val="22"/>
+          <w:szCs w:val="22"/>
+        </w:rPr>
+        <w:t>}</w:t>
+      </w:r>
+      <w:r>
+        <w:rPr>
+          <w:rFonts w:ascii="Arial" w:hAnsi="Arial"/>
+          <w:sz w:val="22"/>
+          <w:szCs w:val="22"/>
+        </w:rPr>
+        <w:t>. identificada con RUC n.º {</w:t>
+      </w:r>
+      <w:proofErr w:type="spellStart"/>
+      <w:r>
+        <w:rPr>
+          <w:rFonts w:ascii="Arial" w:hAnsi="Arial"/>
+          <w:sz w:val="22"/>
+          <w:szCs w:val="22"/>
+        </w:rPr>
+        <w:t>fromDam</w:t>
+      </w:r>
+      <w:proofErr w:type="spellEnd"/>
+      <w:r>
+        <w:rPr>
+          <w:rFonts w:ascii="Arial" w:hAnsi="Arial"/>
+          <w:sz w:val="22"/>
+          <w:szCs w:val="22"/>
+        </w:rPr>
+        <w:t xml:space="preserve">-ruc} al </w:t>
+      </w:r>
+      <w:r>
+        <w:rPr>
+          <w:rFonts w:ascii="Arial" w:hAnsi="Arial"/>
+          <w:sz w:val="22"/>
+          <w:szCs w:val="22"/>
+        </w:rPr>
+        <w:t>{</w:t>
+      </w:r>
+      <w:proofErr w:type="spellStart"/>
+      <w:r>
+        <w:rPr>
+          <w:rFonts w:ascii="Arial" w:hAnsi="Arial"/>
+          <w:sz w:val="22"/>
+          <w:szCs w:val="22"/>
+        </w:rPr>
+        <w:t>textoPlazoFactura</w:t>
+      </w:r>
+      <w:proofErr w:type="spellEnd"/>
+      <w:r>
+        <w:rPr>
+          <w:rFonts w:ascii="Arial" w:hAnsi="Arial"/>
+          <w:sz w:val="22"/>
+          <w:szCs w:val="22"/>
+        </w:rPr>
+        <w:t>}</w:t>
       </w:r>
       <w:r>
         <w:rPr>
@@ -9555,6 +11552,7 @@
         <w:t>{/</w:t>
       </w:r>
       <w:bookmarkStart w:id="7" w:name="_Hlk231302066"/>
+      <w:proofErr w:type="spellStart"/>
       <w:r>
         <w:rPr>
           <w:rFonts w:ascii="Arial" w:hAnsi="Arial" w:cs="Arial"/>
@@ -9564,6 +11562,7 @@
         <w:t>estadopagoFacturaTipoVencimiento</w:t>
       </w:r>
       <w:bookmarkEnd w:id="7"/>
+      <w:proofErr w:type="spellEnd"/>
       <w:r>
         <w:rPr>
           <w:rFonts w:ascii="Arial" w:hAnsi="Arial" w:cs="Arial"/>
@@ -9645,16 +11644,58 @@
         <w:rPr>
           <w:rFonts w:ascii="Arial" w:hAnsi="Arial"/>
         </w:rPr>
-        <w:t>requerimiento N.º {datosFactura-numeroReqFac}</w:t>
-      </w:r>
+        <w:t>requerimiento N.º {</w:t>
+      </w:r>
+      <w:proofErr w:type="spellStart"/>
       <w:r>
         <w:rPr>
           <w:rFonts w:ascii="Arial" w:hAnsi="Arial"/>
-          <w:b/>
-          <w:bCs/>
-          <w:color w:val="FF0000"/>
-        </w:rPr>
-        <w:t>{datosFactura-numeroReqFacRRR}</w:t>
+        </w:rPr>
+        <w:t>datosFactura-</w:t>
+      </w:r>
+      <w:proofErr w:type="gramStart"/>
+      <w:r>
+        <w:rPr>
+          <w:rFonts w:ascii="Arial" w:hAnsi="Arial"/>
+        </w:rPr>
+        <w:t>numeroReqFac</w:t>
+      </w:r>
+      <w:proofErr w:type="spellEnd"/>
+      <w:r>
+        <w:rPr>
+          <w:rFonts w:ascii="Arial" w:hAnsi="Arial"/>
+        </w:rPr>
+        <w:t>}</w:t>
+      </w:r>
+      <w:r>
+        <w:rPr>
+          <w:rFonts w:ascii="Arial" w:hAnsi="Arial"/>
+          <w:b/>
+          <w:bCs/>
+          <w:color w:val="FF0000"/>
+        </w:rPr>
+        <w:t>{</w:t>
+      </w:r>
+      <w:proofErr w:type="spellStart"/>
+      <w:proofErr w:type="gramEnd"/>
+      <w:r>
+        <w:rPr>
+          <w:rFonts w:ascii="Arial" w:hAnsi="Arial"/>
+          <w:b/>
+          <w:bCs/>
+          <w:color w:val="FF0000"/>
+        </w:rPr>
+        <w:t>datosFactura-numeroReqFacRRR</w:t>
+      </w:r>
+      <w:proofErr w:type="spellEnd"/>
+      <w:r>
+        <w:rPr>
+          <w:rFonts w:ascii="Arial" w:hAnsi="Arial"/>
+          <w:b/>
+          <w:bCs/>
+          <w:color w:val="FF0000"/>
+        </w:rPr>
+        <w:t>}</w:t>
       </w:r>
       <w:r>
         <w:rPr>
@@ -9692,25 +11733,67 @@
           <w:sz w:val="22"/>
           <w:szCs w:val="22"/>
         </w:rPr>
-        <w:t>través del requerimiento n.º {datosFactura-numeroReqFac}</w:t>
-      </w:r>
+        <w:t>través del requerimiento n.º {</w:t>
+      </w:r>
+      <w:proofErr w:type="spellStart"/>
       <w:r>
         <w:rPr>
           <w:rFonts w:ascii="Arial" w:hAnsi="Arial"/>
-          <w:b/>
-          <w:bCs/>
-          <w:color w:val="FF0000"/>
-          <w:sz w:val="22"/>
-          <w:szCs w:val="22"/>
-        </w:rPr>
-        <w:t>{datosFactura-numeroReqFacRRR}</w:t>
-      </w:r>
+          <w:sz w:val="22"/>
+          <w:szCs w:val="22"/>
+        </w:rPr>
+        <w:t>datosFactura-numeroReqFac</w:t>
+      </w:r>
+      <w:proofErr w:type="spellEnd"/>
       <w:r>
         <w:rPr>
           <w:rFonts w:ascii="Arial" w:hAnsi="Arial"/>
           <w:sz w:val="22"/>
           <w:szCs w:val="22"/>
         </w:rPr>
+        <w:t>}</w:t>
+      </w:r>
+      <w:r>
+        <w:rPr>
+          <w:rFonts w:ascii="Arial" w:hAnsi="Arial"/>
+          <w:b/>
+          <w:bCs/>
+          <w:color w:val="FF0000"/>
+          <w:sz w:val="22"/>
+          <w:szCs w:val="22"/>
+        </w:rPr>
+        <w:t>{</w:t>
+      </w:r>
+      <w:proofErr w:type="spellStart"/>
+      <w:r>
+        <w:rPr>
+          <w:rFonts w:ascii="Arial" w:hAnsi="Arial"/>
+          <w:b/>
+          <w:bCs/>
+          <w:color w:val="FF0000"/>
+          <w:sz w:val="22"/>
+          <w:szCs w:val="22"/>
+        </w:rPr>
+        <w:t>datosFactura-numeroReqFacRRR</w:t>
+      </w:r>
+      <w:proofErr w:type="spellEnd"/>
+      <w:r>
+        <w:rPr>
+          <w:rFonts w:ascii="Arial" w:hAnsi="Arial"/>
+          <w:b/>
+          <w:bCs/>
+          <w:color w:val="FF0000"/>
+          <w:sz w:val="22"/>
+          <w:szCs w:val="22"/>
+        </w:rPr>
+        <w:t>}</w:t>
+      </w:r>
+      <w:r>
+        <w:rPr>
+          <w:rFonts w:ascii="Arial" w:hAnsi="Arial"/>
+          <w:sz w:val="22"/>
+          <w:szCs w:val="22"/>
+        </w:rPr>
         <w:t xml:space="preserve"> de fecha </w:t>
       </w:r>
       <w:r>
@@ -9722,15 +11805,57 @@
           <w:sz w:val="22"/>
           <w:szCs w:val="22"/>
         </w:rPr>
-        <w:t>{datosFactura-fechaReqFacRRR}</w:t>
-      </w:r>
+        <w:t>{</w:t>
+      </w:r>
+      <w:proofErr w:type="spellStart"/>
       <w:r>
         <w:rPr>
           <w:rFonts w:ascii="Arial" w:hAnsi="Arial"/>
-          <w:sz w:val="22"/>
-          <w:szCs w:val="22"/>
-        </w:rPr>
-        <w:t xml:space="preserve">{datosFactura-fechaReqFac} presentó a esta administración la factura digitalizada, la misma que se encuentra detallada en  </w:t>
+          <w:b/>
+          <w:bCs/>
+          <w:color w:val="FF0000"/>
+          <w:sz w:val="22"/>
+          <w:szCs w:val="22"/>
+        </w:rPr>
+        <w:t>datosFactura-fechaReqFacRRR</w:t>
+      </w:r>
+      <w:proofErr w:type="spellEnd"/>
+      <w:r>
+        <w:rPr>
+          <w:rFonts w:ascii="Arial" w:hAnsi="Arial"/>
+          <w:b/>
+          <w:bCs/>
+          <w:color w:val="FF0000"/>
+          <w:sz w:val="22"/>
+          <w:szCs w:val="22"/>
+        </w:rPr>
+        <w:t>}</w:t>
+      </w:r>
+      <w:r>
+        <w:rPr>
+          <w:rFonts w:ascii="Arial" w:hAnsi="Arial"/>
+          <w:sz w:val="22"/>
+          <w:szCs w:val="22"/>
+        </w:rPr>
+        <w:t>{</w:t>
+      </w:r>
+      <w:proofErr w:type="spellStart"/>
+      <w:r>
+        <w:rPr>
+          <w:rFonts w:ascii="Arial" w:hAnsi="Arial"/>
+          <w:sz w:val="22"/>
+          <w:szCs w:val="22"/>
+        </w:rPr>
+        <w:t>datosFactura-fechaReqFac</w:t>
+      </w:r>
+      <w:proofErr w:type="spellEnd"/>
+      <w:r>
+        <w:rPr>
+          <w:rFonts w:ascii="Arial" w:hAnsi="Arial"/>
+          <w:sz w:val="22"/>
+          <w:szCs w:val="22"/>
+        </w:rPr>
+        <w:t xml:space="preserve">} presentó a esta administración la factura digitalizada, la misma que se encuentra detallada en  </w:t>
       </w:r>
       <w:r>
         <w:rPr>
@@ -9747,22 +11872,64 @@
           <w:sz w:val="22"/>
           <w:szCs w:val="22"/>
         </w:rPr>
-        <w:t>, se ha procedido a revisar y verificar las condiciones de pago establecidas entre el importador y su proveedor, se observa que la fecha de pago de las mercancías es {datosFactura-plazoFac}</w:t>
-      </w:r>
+        <w:t>, se ha procedido a revisar y verificar las condiciones de pago establecidas entre el importador y su proveedor, se observa que la fecha de pago de las mercancías es {</w:t>
+      </w:r>
+      <w:proofErr w:type="spellStart"/>
       <w:r>
         <w:rPr>
           <w:rFonts w:ascii="Arial" w:hAnsi="Arial"/>
-          <w:b/>
-          <w:bCs/>
-          <w:color w:val="FF0000"/>
-          <w:sz w:val="22"/>
-          <w:szCs w:val="22"/>
-        </w:rPr>
-        <w:t>{datosFactura-plazoFacRRR}</w:t>
-      </w:r>
+          <w:sz w:val="22"/>
+          <w:szCs w:val="22"/>
+        </w:rPr>
+        <w:t>datosFactura-plazoFac</w:t>
+      </w:r>
+      <w:proofErr w:type="spellEnd"/>
       <w:r>
         <w:rPr>
           <w:rFonts w:ascii="Arial" w:hAnsi="Arial"/>
+          <w:sz w:val="22"/>
+          <w:szCs w:val="22"/>
+        </w:rPr>
+        <w:t>}</w:t>
+      </w:r>
+      <w:r>
+        <w:rPr>
+          <w:rFonts w:ascii="Arial" w:hAnsi="Arial"/>
+          <w:b/>
+          <w:bCs/>
+          <w:color w:val="FF0000"/>
+          <w:sz w:val="22"/>
+          <w:szCs w:val="22"/>
+        </w:rPr>
+        <w:t>{</w:t>
+      </w:r>
+      <w:proofErr w:type="spellStart"/>
+      <w:r>
+        <w:rPr>
+          <w:rFonts w:ascii="Arial" w:hAnsi="Arial"/>
+          <w:b/>
+          <w:bCs/>
+          <w:color w:val="FF0000"/>
+          <w:sz w:val="22"/>
+          <w:szCs w:val="22"/>
+        </w:rPr>
+        <w:t>datosFactura-plazoFacRRR</w:t>
+      </w:r>
+      <w:proofErr w:type="spellEnd"/>
+      <w:r>
+        <w:rPr>
+          <w:rFonts w:ascii="Arial" w:hAnsi="Arial"/>
+          <w:b/>
+          <w:bCs/>
+          <w:color w:val="FF0000"/>
+          <w:sz w:val="22"/>
+          <w:szCs w:val="22"/>
+        </w:rPr>
+        <w:t>}</w:t>
+      </w:r>
+      <w:r>
+        <w:rPr>
+          <w:rFonts w:ascii="Arial" w:hAnsi="Arial"/>
           <w:color w:val="FF0000"/>
           <w:sz w:val="22"/>
           <w:szCs w:val="22"/>
@@ -9785,6 +11952,7 @@
         </w:rPr>
         <w:t>{</w:t>
       </w:r>
+      <w:proofErr w:type="spellStart"/>
       <w:r>
         <w:rPr>
           <w:rFonts w:ascii="Arial" w:hAnsi="Arial"/>
@@ -9793,6 +11961,7 @@
         </w:rPr>
         <w:t>textoFechaTipado</w:t>
       </w:r>
+      <w:proofErr w:type="spellEnd"/>
       <w:r>
         <w:rPr>
           <w:rFonts w:ascii="Arial" w:hAnsi="Arial"/>
@@ -9810,11 +11979,35 @@
           <w:sz w:val="22"/>
           <w:szCs w:val="22"/>
         </w:rPr>
-        <w:t>{textoFechaTipadoRRR}</w:t>
-      </w:r>
+        <w:t>{</w:t>
+      </w:r>
+      <w:proofErr w:type="spellStart"/>
       <w:r>
         <w:rPr>
           <w:rFonts w:ascii="Arial" w:hAnsi="Arial"/>
+          <w:b/>
+          <w:bCs/>
+          <w:color w:val="FF0000"/>
+          <w:sz w:val="22"/>
+          <w:szCs w:val="22"/>
+        </w:rPr>
+        <w:t>textoFechaTipadoRRR</w:t>
+      </w:r>
+      <w:proofErr w:type="spellEnd"/>
+      <w:r>
+        <w:rPr>
+          <w:rFonts w:ascii="Arial" w:hAnsi="Arial"/>
+          <w:b/>
+          <w:bCs/>
+          <w:color w:val="FF0000"/>
+          <w:sz w:val="22"/>
+          <w:szCs w:val="22"/>
+        </w:rPr>
+        <w:t>}</w:t>
+      </w:r>
+      <w:r>
+        <w:rPr>
+          <w:rFonts w:ascii="Arial" w:hAnsi="Arial"/>
           <w:sz w:val="22"/>
           <w:szCs w:val="22"/>
         </w:rPr>
@@ -9826,30 +12019,90 @@
           <w:sz w:val="22"/>
           <w:szCs w:val="22"/>
         </w:rPr>
-        <w:t>se evidencia que el importador todavía se encuentra dentro del plazo para realizar la transferencia por el pago de las mercancías; en tal sentido, corresponde la devolución solicitada por {fromDam-nombreEmpresa}</w:t>
-      </w:r>
+        <w:t>se evidencia que el importador todavía se encuentra dentro del plazo para realizar la transferencia por el pago de las mercancías; en tal sentido, corresponde la devolución solicitada por {</w:t>
+      </w:r>
+      <w:proofErr w:type="spellStart"/>
       <w:r>
         <w:rPr>
           <w:rFonts w:ascii="Arial" w:hAnsi="Arial"/>
-          <w:b/>
-          <w:bCs/>
-          <w:color w:val="FF0000"/>
-          <w:sz w:val="22"/>
-          <w:szCs w:val="22"/>
-        </w:rPr>
-        <w:t>{fromDam-nombreEmpresaRRR}</w:t>
-      </w:r>
+          <w:sz w:val="22"/>
+          <w:szCs w:val="22"/>
+        </w:rPr>
+        <w:t>fromDam-nombreEmpresa</w:t>
+      </w:r>
+      <w:proofErr w:type="spellEnd"/>
       <w:r>
         <w:rPr>
           <w:rFonts w:ascii="Arial" w:hAnsi="Arial"/>
           <w:sz w:val="22"/>
           <w:szCs w:val="22"/>
         </w:rPr>
-        <w:t>. identificada con RUC n.º {fromDam-ruc} al</w:t>
+        <w:t>}</w:t>
       </w:r>
       <w:r>
         <w:rPr>
           <w:rFonts w:ascii="Arial" w:hAnsi="Arial"/>
+          <w:b/>
+          <w:bCs/>
+          <w:color w:val="FF0000"/>
+          <w:sz w:val="22"/>
+          <w:szCs w:val="22"/>
+        </w:rPr>
+        <w:t>{</w:t>
+      </w:r>
+      <w:proofErr w:type="spellStart"/>
+      <w:r>
+        <w:rPr>
+          <w:rFonts w:ascii="Arial" w:hAnsi="Arial"/>
+          <w:b/>
+          <w:bCs/>
+          <w:color w:val="FF0000"/>
+          <w:sz w:val="22"/>
+          <w:szCs w:val="22"/>
+        </w:rPr>
+        <w:t>fromDam-nombreEmpresaRRR</w:t>
+      </w:r>
+      <w:proofErr w:type="spellEnd"/>
+      <w:r>
+        <w:rPr>
+          <w:rFonts w:ascii="Arial" w:hAnsi="Arial"/>
+          <w:b/>
+          <w:bCs/>
+          <w:color w:val="FF0000"/>
+          <w:sz w:val="22"/>
+          <w:szCs w:val="22"/>
+        </w:rPr>
+        <w:t>}</w:t>
+      </w:r>
+      <w:r>
+        <w:rPr>
+          <w:rFonts w:ascii="Arial" w:hAnsi="Arial"/>
+          <w:sz w:val="22"/>
+          <w:szCs w:val="22"/>
+        </w:rPr>
+        <w:t>. identificada con RUC n.º {</w:t>
+      </w:r>
+      <w:proofErr w:type="spellStart"/>
+      <w:r>
+        <w:rPr>
+          <w:rFonts w:ascii="Arial" w:hAnsi="Arial"/>
+          <w:sz w:val="22"/>
+          <w:szCs w:val="22"/>
+        </w:rPr>
+        <w:t>fromDam</w:t>
+      </w:r>
+      <w:proofErr w:type="spellEnd"/>
+      <w:r>
+        <w:rPr>
+          <w:rFonts w:ascii="Arial" w:hAnsi="Arial"/>
+          <w:sz w:val="22"/>
+          <w:szCs w:val="22"/>
+        </w:rPr>
+        <w:t>-ruc} al</w:t>
+      </w:r>
+      <w:r>
+        <w:rPr>
+          <w:rFonts w:ascii="Arial" w:hAnsi="Arial"/>
           <w:sz w:val="22"/>
           <w:szCs w:val="22"/>
         </w:rPr>
@@ -9864,6 +12117,7 @@
         </w:rPr>
         <w:t>{</w:t>
       </w:r>
+      <w:proofErr w:type="spellStart"/>
       <w:r>
         <w:rPr>
           <w:rFonts w:ascii="Arial" w:hAnsi="Arial"/>
@@ -9872,6 +12126,7 @@
         </w:rPr>
         <w:t>textoPlazoFactura</w:t>
       </w:r>
+      <w:proofErr w:type="spellEnd"/>
       <w:r>
         <w:rPr>
           <w:rFonts w:ascii="Arial" w:hAnsi="Arial"/>
@@ -9928,6 +12183,7 @@
         </w:rPr>
         <w:t>{/</w:t>
       </w:r>
+      <w:proofErr w:type="spellStart"/>
       <w:r>
         <w:rPr>
           <w:rFonts w:ascii="Arial" w:hAnsi="Arial" w:cs="Arial"/>
@@ -9936,6 +12192,7 @@
         </w:rPr>
         <w:t>estadoPagoFacturaTipoPlazo</w:t>
       </w:r>
+      <w:proofErr w:type="spellEnd"/>
       <w:r>
         <w:rPr>
           <w:rFonts w:ascii="Arial" w:hAnsi="Arial" w:cs="Arial"/>
@@ -10078,12 +12335,14 @@
         </w:rPr>
         <w:t>{/</w:t>
       </w:r>
+      <w:proofErr w:type="spellStart"/>
       <w:r>
         <w:rPr>
           <w:rFonts w:ascii="Arial" w:hAnsi="Arial" w:cs="Arial"/>
         </w:rPr>
         <w:t>estadoPago</w:t>
       </w:r>
+      <w:proofErr w:type="spellEnd"/>
       <w:r>
         <w:rPr>
           <w:rFonts w:ascii="Arial" w:hAnsi="Arial" w:cs="Arial"/>
@@ -10154,6 +12413,7 @@
         </w:rPr>
         <w:t xml:space="preserve">nforme </w:t>
       </w:r>
+      <w:proofErr w:type="spellStart"/>
       <w:r>
         <w:rPr>
           <w:rFonts w:ascii="Arial" w:hAnsi="Arial" w:cs="Arial"/>
@@ -10168,6 +12428,7 @@
         </w:rPr>
         <w:t>°</w:t>
       </w:r>
+      <w:proofErr w:type="spellEnd"/>
       <w:r>
         <w:rPr>
           <w:rFonts w:ascii="Arial" w:hAnsi="Arial" w:cs="Arial"/>
@@ -10497,18 +12758,70 @@
           <w:sz w:val="22"/>
           <w:szCs w:val="22"/>
         </w:rPr>
-        <w:t>{fromDam-numeroDam}</w:t>
-      </w:r>
-      <w:r>
-        <w:rPr>
-          <w:rFonts w:ascii="Arial" w:hAnsi="Arial" w:cs="Arial"/>
-          <w:b/>
-          <w:bCs/>
-          <w:color w:val="FF0000"/>
-          <w:sz w:val="22"/>
-          <w:szCs w:val="22"/>
-        </w:rPr>
-        <w:t>{fromDam-numeroDamRRR}</w:t>
+        <w:t>{</w:t>
+      </w:r>
+      <w:proofErr w:type="spellStart"/>
+      <w:r>
+        <w:rPr>
+          <w:rFonts w:ascii="Arial" w:hAnsi="Arial" w:cs="Arial"/>
+          <w:sz w:val="22"/>
+          <w:szCs w:val="22"/>
+        </w:rPr>
+        <w:t>fromDam-</w:t>
+      </w:r>
+      <w:proofErr w:type="gramStart"/>
+      <w:r>
+        <w:rPr>
+          <w:rFonts w:ascii="Arial" w:hAnsi="Arial" w:cs="Arial"/>
+          <w:sz w:val="22"/>
+          <w:szCs w:val="22"/>
+        </w:rPr>
+        <w:t>numeroDam</w:t>
+      </w:r>
+      <w:proofErr w:type="spellEnd"/>
+      <w:r>
+        <w:rPr>
+          <w:rFonts w:ascii="Arial" w:hAnsi="Arial" w:cs="Arial"/>
+          <w:sz w:val="22"/>
+          <w:szCs w:val="22"/>
+        </w:rPr>
+        <w:t>}</w:t>
+      </w:r>
+      <w:r>
+        <w:rPr>
+          <w:rFonts w:ascii="Arial" w:hAnsi="Arial" w:cs="Arial"/>
+          <w:b/>
+          <w:bCs/>
+          <w:color w:val="FF0000"/>
+          <w:sz w:val="22"/>
+          <w:szCs w:val="22"/>
+        </w:rPr>
+        <w:t>{</w:t>
+      </w:r>
+      <w:proofErr w:type="spellStart"/>
+      <w:proofErr w:type="gramEnd"/>
+      <w:r>
+        <w:rPr>
+          <w:rFonts w:ascii="Arial" w:hAnsi="Arial" w:cs="Arial"/>
+          <w:b/>
+          <w:bCs/>
+          <w:color w:val="FF0000"/>
+          <w:sz w:val="22"/>
+          <w:szCs w:val="22"/>
+        </w:rPr>
+        <w:t>fromDam-numeroDamRRR</w:t>
+      </w:r>
+      <w:proofErr w:type="spellEnd"/>
+      <w:r>
+        <w:rPr>
+          <w:rFonts w:ascii="Arial" w:hAnsi="Arial" w:cs="Arial"/>
+          <w:b/>
+          <w:bCs/>
+          <w:color w:val="FF0000"/>
+          <w:sz w:val="22"/>
+          <w:szCs w:val="22"/>
+        </w:rPr>
+        <w:t>}</w:t>
       </w:r>
       <w:r>
         <w:rPr>
@@ -10686,18 +12999,70 @@
           <w:sz w:val="22"/>
           <w:szCs w:val="22"/>
         </w:rPr>
-        <w:t>{fromDam-nombreEmpresa}</w:t>
-      </w:r>
-      <w:r>
-        <w:rPr>
-          <w:rFonts w:ascii="Arial" w:hAnsi="Arial" w:cs="Arial"/>
-          <w:b/>
-          <w:bCs/>
-          <w:color w:val="FF0000"/>
-          <w:sz w:val="22"/>
-          <w:szCs w:val="22"/>
-        </w:rPr>
-        <w:t>{fromDam-nombreEmpresaRRR}</w:t>
+        <w:t>{</w:t>
+      </w:r>
+      <w:proofErr w:type="spellStart"/>
+      <w:r>
+        <w:rPr>
+          <w:rFonts w:ascii="Arial" w:hAnsi="Arial" w:cs="Arial"/>
+          <w:sz w:val="22"/>
+          <w:szCs w:val="22"/>
+        </w:rPr>
+        <w:t>fromDam-</w:t>
+      </w:r>
+      <w:proofErr w:type="gramStart"/>
+      <w:r>
+        <w:rPr>
+          <w:rFonts w:ascii="Arial" w:hAnsi="Arial" w:cs="Arial"/>
+          <w:sz w:val="22"/>
+          <w:szCs w:val="22"/>
+        </w:rPr>
+        <w:t>nombreEmpresa</w:t>
+      </w:r>
+      <w:proofErr w:type="spellEnd"/>
+      <w:r>
+        <w:rPr>
+          <w:rFonts w:ascii="Arial" w:hAnsi="Arial" w:cs="Arial"/>
+          <w:sz w:val="22"/>
+          <w:szCs w:val="22"/>
+        </w:rPr>
+        <w:t>}</w:t>
+      </w:r>
+      <w:r>
+        <w:rPr>
+          <w:rFonts w:ascii="Arial" w:hAnsi="Arial" w:cs="Arial"/>
+          <w:b/>
+          <w:bCs/>
+          <w:color w:val="FF0000"/>
+          <w:sz w:val="22"/>
+          <w:szCs w:val="22"/>
+        </w:rPr>
+        <w:t>{</w:t>
+      </w:r>
+      <w:proofErr w:type="spellStart"/>
+      <w:proofErr w:type="gramEnd"/>
+      <w:r>
+        <w:rPr>
+          <w:rFonts w:ascii="Arial" w:hAnsi="Arial" w:cs="Arial"/>
+          <w:b/>
+          <w:bCs/>
+          <w:color w:val="FF0000"/>
+          <w:sz w:val="22"/>
+          <w:szCs w:val="22"/>
+        </w:rPr>
+        <w:t>fromDam-nombreEmpresaRRR</w:t>
+      </w:r>
+      <w:proofErr w:type="spellEnd"/>
+      <w:r>
+        <w:rPr>
+          <w:rFonts w:ascii="Arial" w:hAnsi="Arial" w:cs="Arial"/>
+          <w:b/>
+          <w:bCs/>
+          <w:color w:val="FF0000"/>
+          <w:sz w:val="22"/>
+          <w:szCs w:val="22"/>
+        </w:rPr>
+        <w:t>}</w:t>
       </w:r>
       <w:r>
         <w:rPr>
@@ -10810,6 +13175,7 @@
         </w:rPr>
         <w:t xml:space="preserve">27037”, por los considerandos expuestos en la presente resolución; sin perjuicio de la fiscalización posterior que pudiera realizar la Superintendencia Nacional de Aduanas y de Administración Tributaria - </w:t>
       </w:r>
+      <w:proofErr w:type="spellStart"/>
       <w:r>
         <w:rPr>
           <w:rFonts w:ascii="Arial" w:hAnsi="Arial" w:cs="Arial"/>
@@ -10818,6 +13184,7 @@
         </w:rPr>
         <w:t>Sunat</w:t>
       </w:r>
+      <w:proofErr w:type="spellEnd"/>
       <w:r>
         <w:rPr>
           <w:rFonts w:ascii="Arial" w:hAnsi="Arial" w:cs="Arial"/>
@@ -10861,6 +13228,7 @@
         </w:rPr>
         <w:t>{/</w:t>
       </w:r>
+      <w:proofErr w:type="spellStart"/>
       <w:r>
         <w:rPr>
           <w:rFonts w:ascii="Arial" w:hAnsi="Arial" w:cs="Arial"/>
@@ -10868,6 +13236,7 @@
         </w:rPr>
         <w:t>estadoOnlyAMAZONIA</w:t>
       </w:r>
+      <w:proofErr w:type="spellEnd"/>
       <w:r>
         <w:rPr>
           <w:rFonts w:ascii="Arial" w:hAnsi="Arial" w:cs="Arial"/>
@@ -10981,18 +13350,70 @@
           <w:sz w:val="22"/>
           <w:szCs w:val="22"/>
         </w:rPr>
-        <w:t>{fromDam-numeroDam}</w:t>
-      </w:r>
-      <w:r>
-        <w:rPr>
-          <w:rFonts w:ascii="Arial" w:hAnsi="Arial" w:cs="Arial"/>
-          <w:b/>
-          <w:bCs/>
-          <w:color w:val="FF0000"/>
-          <w:sz w:val="22"/>
-          <w:szCs w:val="22"/>
-        </w:rPr>
-        <w:t>{fromDam-numeroDamRRR}</w:t>
+        <w:t>{</w:t>
+      </w:r>
+      <w:proofErr w:type="spellStart"/>
+      <w:r>
+        <w:rPr>
+          <w:rFonts w:ascii="Arial" w:hAnsi="Arial" w:cs="Arial"/>
+          <w:sz w:val="22"/>
+          <w:szCs w:val="22"/>
+        </w:rPr>
+        <w:t>fromDam-</w:t>
+      </w:r>
+      <w:proofErr w:type="gramStart"/>
+      <w:r>
+        <w:rPr>
+          <w:rFonts w:ascii="Arial" w:hAnsi="Arial" w:cs="Arial"/>
+          <w:sz w:val="22"/>
+          <w:szCs w:val="22"/>
+        </w:rPr>
+        <w:t>numeroDam</w:t>
+      </w:r>
+      <w:proofErr w:type="spellEnd"/>
+      <w:r>
+        <w:rPr>
+          <w:rFonts w:ascii="Arial" w:hAnsi="Arial" w:cs="Arial"/>
+          <w:sz w:val="22"/>
+          <w:szCs w:val="22"/>
+        </w:rPr>
+        <w:t>}</w:t>
+      </w:r>
+      <w:r>
+        <w:rPr>
+          <w:rFonts w:ascii="Arial" w:hAnsi="Arial" w:cs="Arial"/>
+          <w:b/>
+          <w:bCs/>
+          <w:color w:val="FF0000"/>
+          <w:sz w:val="22"/>
+          <w:szCs w:val="22"/>
+        </w:rPr>
+        <w:t>{</w:t>
+      </w:r>
+      <w:proofErr w:type="spellStart"/>
+      <w:proofErr w:type="gramEnd"/>
+      <w:r>
+        <w:rPr>
+          <w:rFonts w:ascii="Arial" w:hAnsi="Arial" w:cs="Arial"/>
+          <w:b/>
+          <w:bCs/>
+          <w:color w:val="FF0000"/>
+          <w:sz w:val="22"/>
+          <w:szCs w:val="22"/>
+        </w:rPr>
+        <w:t>fromDam-numeroDamRRR</w:t>
+      </w:r>
+      <w:proofErr w:type="spellEnd"/>
+      <w:r>
+        <w:rPr>
+          <w:rFonts w:ascii="Arial" w:hAnsi="Arial" w:cs="Arial"/>
+          <w:b/>
+          <w:bCs/>
+          <w:color w:val="FF0000"/>
+          <w:sz w:val="22"/>
+          <w:szCs w:val="22"/>
+        </w:rPr>
+        <w:t>}</w:t>
       </w:r>
       <w:r>
         <w:rPr>
@@ -11162,18 +13583,60 @@
           <w:sz w:val="22"/>
           <w:szCs w:val="22"/>
         </w:rPr>
-        <w:t>{fromDam-nombreEmpresa}</w:t>
-      </w:r>
-      <w:r>
-        <w:rPr>
-          <w:rFonts w:ascii="Arial" w:hAnsi="Arial" w:cs="Arial"/>
-          <w:b/>
-          <w:bCs/>
-          <w:color w:val="FF0000"/>
-          <w:sz w:val="22"/>
-          <w:szCs w:val="22"/>
-        </w:rPr>
-        <w:t>{fromDam-nombreEmpresaRRR}</w:t>
+        <w:t>{</w:t>
+      </w:r>
+      <w:proofErr w:type="spellStart"/>
+      <w:r>
+        <w:rPr>
+          <w:rFonts w:ascii="Arial" w:hAnsi="Arial" w:cs="Arial"/>
+          <w:sz w:val="22"/>
+          <w:szCs w:val="22"/>
+        </w:rPr>
+        <w:t>fromDam-nombreEmpresa</w:t>
+      </w:r>
+      <w:proofErr w:type="spellEnd"/>
+      <w:r>
+        <w:rPr>
+          <w:rFonts w:ascii="Arial" w:hAnsi="Arial" w:cs="Arial"/>
+          <w:sz w:val="22"/>
+          <w:szCs w:val="22"/>
+        </w:rPr>
+        <w:t>}</w:t>
+      </w:r>
+      <w:r>
+        <w:rPr>
+          <w:rFonts w:ascii="Arial" w:hAnsi="Arial" w:cs="Arial"/>
+          <w:b/>
+          <w:bCs/>
+          <w:color w:val="FF0000"/>
+          <w:sz w:val="22"/>
+          <w:szCs w:val="22"/>
+        </w:rPr>
+        <w:t>{</w:t>
+      </w:r>
+      <w:proofErr w:type="spellStart"/>
+      <w:r>
+        <w:rPr>
+          <w:rFonts w:ascii="Arial" w:hAnsi="Arial" w:cs="Arial"/>
+          <w:b/>
+          <w:bCs/>
+          <w:color w:val="FF0000"/>
+          <w:sz w:val="22"/>
+          <w:szCs w:val="22"/>
+        </w:rPr>
+        <w:t>fromDam-nombreEmpresaRRR</w:t>
+      </w:r>
+      <w:proofErr w:type="spellEnd"/>
+      <w:r>
+        <w:rPr>
+          <w:rFonts w:ascii="Arial" w:hAnsi="Arial" w:cs="Arial"/>
+          <w:b/>
+          <w:bCs/>
+          <w:color w:val="FF0000"/>
+          <w:sz w:val="22"/>
+          <w:szCs w:val="22"/>
+        </w:rPr>
+        <w:t>}</w:t>
       </w:r>
       <w:r>
         <w:rPr>
@@ -11235,6 +13698,7 @@
         </w:rPr>
         <w:t>{</w:t>
       </w:r>
+      <w:proofErr w:type="spellStart"/>
       <w:r>
         <w:rPr>
           <w:rFonts w:ascii="Arial" w:hAnsi="Arial" w:cs="Arial"/>
@@ -11243,6 +13707,7 @@
         </w:rPr>
         <w:t>textoTotReguPECO</w:t>
       </w:r>
+      <w:proofErr w:type="spellEnd"/>
       <w:r>
         <w:rPr>
           <w:rFonts w:ascii="Arial" w:hAnsi="Arial" w:cs="Arial"/>
@@ -11326,6 +13791,7 @@
         </w:rPr>
         <w:t xml:space="preserve">27037”, por los considerandos expuestos en la presente resolución; sin perjuicio de la fiscalización posterior que pudiera realizar la Superintendencia Nacional de Aduanas y de Administración Tributaria - </w:t>
       </w:r>
+      <w:proofErr w:type="spellStart"/>
       <w:r>
         <w:rPr>
           <w:rFonts w:ascii="Arial" w:hAnsi="Arial" w:cs="Arial"/>
@@ -11334,6 +13800,7 @@
         </w:rPr>
         <w:t>Sunat</w:t>
       </w:r>
+      <w:proofErr w:type="spellEnd"/>
       <w:r>
         <w:rPr>
           <w:rFonts w:ascii="Arial" w:hAnsi="Arial" w:cs="Arial"/>
@@ -11378,6 +13845,7 @@
         </w:rPr>
         <w:t>{/</w:t>
       </w:r>
+      <w:proofErr w:type="spellStart"/>
       <w:r>
         <w:rPr>
           <w:rFonts w:ascii="Arial" w:hAnsi="Arial" w:cs="Arial"/>
@@ -11392,7 +13860,16 @@
           <w:sz w:val="22"/>
           <w:szCs w:val="22"/>
         </w:rPr>
-        <w:t>Proc}</w:t>
+        <w:t>Proc</w:t>
+      </w:r>
+      <w:proofErr w:type="spellEnd"/>
+      <w:r>
+        <w:rPr>
+          <w:rFonts w:ascii="Arial" w:hAnsi="Arial" w:cs="Arial"/>
+          <w:sz w:val="22"/>
+          <w:szCs w:val="22"/>
+        </w:rPr>
+        <w:t>}</w:t>
       </w:r>
     </w:p>
     <w:p>
@@ -11520,7 +13997,59 @@
           <w:sz w:val="22"/>
           <w:szCs w:val="22"/>
         </w:rPr>
-        <w:t>la regularización solicitada al amparo del</w:t>
+        <w:t xml:space="preserve">la regularización </w:t>
+      </w:r>
+      <w:r>
+        <w:rPr>
+          <w:rFonts w:ascii="Arial" w:hAnsi="Arial" w:cs="Arial"/>
+          <w:bCs/>
+          <w:sz w:val="22"/>
+          <w:szCs w:val="22"/>
+        </w:rPr>
+        <w:t xml:space="preserve">de la </w:t>
+      </w:r>
+      <w:r>
+        <w:rPr>
+          <w:rFonts w:ascii="Arial" w:hAnsi="Arial" w:cs="Arial"/>
+          <w:sz w:val="22"/>
+          <w:szCs w:val="22"/>
+        </w:rPr>
+        <w:t>DAM n.º {</w:t>
+      </w:r>
+      <w:proofErr w:type="spellStart"/>
+      <w:r>
+        <w:rPr>
+          <w:rFonts w:ascii="Arial" w:hAnsi="Arial" w:cs="Arial"/>
+          <w:sz w:val="22"/>
+          <w:szCs w:val="22"/>
+        </w:rPr>
+        <w:t>fromDam-numeroDam</w:t>
+      </w:r>
+      <w:proofErr w:type="spellEnd"/>
+      <w:r>
+        <w:rPr>
+          <w:rFonts w:ascii="Arial" w:hAnsi="Arial" w:cs="Arial"/>
+          <w:sz w:val="22"/>
+          <w:szCs w:val="22"/>
+        </w:rPr>
+        <w:t>}</w:t>
+      </w:r>
+      <w:r>
+        <w:rPr>
+          <w:rFonts w:ascii="Arial" w:hAnsi="Arial" w:cs="Arial"/>
+          <w:sz w:val="22"/>
+          <w:szCs w:val="22"/>
+        </w:rPr>
+        <w:t xml:space="preserve">, </w:t>
+      </w:r>
+      <w:r>
+        <w:rPr>
+          <w:rFonts w:ascii="Arial" w:hAnsi="Arial" w:cs="Arial"/>
+          <w:bCs/>
+          <w:sz w:val="22"/>
+          <w:szCs w:val="22"/>
+        </w:rPr>
+        <w:t>solicitada al amparo del</w:t>
       </w:r>
       <w:r>
         <w:rPr>
@@ -11540,6 +14069,7 @@
         </w:rPr>
         <w:t xml:space="preserve">Decreto Supremo </w:t>
       </w:r>
+      <w:proofErr w:type="spellStart"/>
       <w:r>
         <w:rPr>
           <w:rFonts w:ascii="Arial" w:hAnsi="Arial" w:cs="Arial"/>
@@ -11556,7 +14086,17 @@
           <w:sz w:val="22"/>
           <w:szCs w:val="22"/>
         </w:rPr>
-        <w:t xml:space="preserve">.° 015-94-EF, por los fundamentos expuestos en </w:t>
+        <w:t>.°</w:t>
+      </w:r>
+      <w:proofErr w:type="spellEnd"/>
+      <w:r>
+        <w:rPr>
+          <w:rFonts w:ascii="Arial" w:hAnsi="Arial" w:cs="Arial"/>
+          <w:bCs/>
+          <w:sz w:val="22"/>
+          <w:szCs w:val="22"/>
+        </w:rPr>
+        <w:t xml:space="preserve"> 015-94-EF, por los fundamentos expuestos en </w:t>
       </w:r>
       <w:r>
         <w:rPr>
@@ -11678,18 +14218,70 @@
           <w:sz w:val="22"/>
           <w:szCs w:val="22"/>
         </w:rPr>
-        <w:t>{fromDam-numeroDam}</w:t>
-      </w:r>
-      <w:r>
-        <w:rPr>
-          <w:rFonts w:ascii="Arial" w:hAnsi="Arial" w:cs="Arial"/>
-          <w:b/>
-          <w:bCs/>
-          <w:color w:val="FF0000"/>
-          <w:sz w:val="22"/>
-          <w:szCs w:val="22"/>
-        </w:rPr>
-        <w:t>{fromDam-numeroDamRRR}</w:t>
+        <w:t>{</w:t>
+      </w:r>
+      <w:proofErr w:type="spellStart"/>
+      <w:r>
+        <w:rPr>
+          <w:rFonts w:ascii="Arial" w:hAnsi="Arial" w:cs="Arial"/>
+          <w:sz w:val="22"/>
+          <w:szCs w:val="22"/>
+        </w:rPr>
+        <w:t>fromDam-</w:t>
+      </w:r>
+      <w:proofErr w:type="gramStart"/>
+      <w:r>
+        <w:rPr>
+          <w:rFonts w:ascii="Arial" w:hAnsi="Arial" w:cs="Arial"/>
+          <w:sz w:val="22"/>
+          <w:szCs w:val="22"/>
+        </w:rPr>
+        <w:t>numeroDam</w:t>
+      </w:r>
+      <w:proofErr w:type="spellEnd"/>
+      <w:r>
+        <w:rPr>
+          <w:rFonts w:ascii="Arial" w:hAnsi="Arial" w:cs="Arial"/>
+          <w:sz w:val="22"/>
+          <w:szCs w:val="22"/>
+        </w:rPr>
+        <w:t>}</w:t>
+      </w:r>
+      <w:r>
+        <w:rPr>
+          <w:rFonts w:ascii="Arial" w:hAnsi="Arial" w:cs="Arial"/>
+          <w:b/>
+          <w:bCs/>
+          <w:color w:val="FF0000"/>
+          <w:sz w:val="22"/>
+          <w:szCs w:val="22"/>
+        </w:rPr>
+        <w:t>{</w:t>
+      </w:r>
+      <w:proofErr w:type="spellStart"/>
+      <w:proofErr w:type="gramEnd"/>
+      <w:r>
+        <w:rPr>
+          <w:rFonts w:ascii="Arial" w:hAnsi="Arial" w:cs="Arial"/>
+          <w:b/>
+          <w:bCs/>
+          <w:color w:val="FF0000"/>
+          <w:sz w:val="22"/>
+          <w:szCs w:val="22"/>
+        </w:rPr>
+        <w:t>fromDam-numeroDamRRR</w:t>
+      </w:r>
+      <w:proofErr w:type="spellEnd"/>
+      <w:r>
+        <w:rPr>
+          <w:rFonts w:ascii="Arial" w:hAnsi="Arial" w:cs="Arial"/>
+          <w:b/>
+          <w:bCs/>
+          <w:color w:val="FF0000"/>
+          <w:sz w:val="22"/>
+          <w:szCs w:val="22"/>
+        </w:rPr>
+        <w:t>}</w:t>
       </w:r>
       <w:r>
         <w:rPr>
@@ -11890,18 +14482,70 @@
           <w:sz w:val="22"/>
           <w:szCs w:val="22"/>
         </w:rPr>
-        <w:t>{fromDam-nombreEmpresa}</w:t>
-      </w:r>
-      <w:r>
-        <w:rPr>
-          <w:rFonts w:ascii="Arial" w:hAnsi="Arial" w:cs="Arial"/>
-          <w:b/>
-          <w:bCs/>
-          <w:color w:val="FF0000"/>
-          <w:sz w:val="22"/>
-          <w:szCs w:val="22"/>
-        </w:rPr>
-        <w:t>{fromDam-nombreEmpresaRRR}</w:t>
+        <w:t>{</w:t>
+      </w:r>
+      <w:proofErr w:type="spellStart"/>
+      <w:r>
+        <w:rPr>
+          <w:rFonts w:ascii="Arial" w:hAnsi="Arial" w:cs="Arial"/>
+          <w:sz w:val="22"/>
+          <w:szCs w:val="22"/>
+        </w:rPr>
+        <w:t>fromDam-</w:t>
+      </w:r>
+      <w:proofErr w:type="gramStart"/>
+      <w:r>
+        <w:rPr>
+          <w:rFonts w:ascii="Arial" w:hAnsi="Arial" w:cs="Arial"/>
+          <w:sz w:val="22"/>
+          <w:szCs w:val="22"/>
+        </w:rPr>
+        <w:t>nombreEmpresa</w:t>
+      </w:r>
+      <w:proofErr w:type="spellEnd"/>
+      <w:r>
+        <w:rPr>
+          <w:rFonts w:ascii="Arial" w:hAnsi="Arial" w:cs="Arial"/>
+          <w:sz w:val="22"/>
+          <w:szCs w:val="22"/>
+        </w:rPr>
+        <w:t>}</w:t>
+      </w:r>
+      <w:r>
+        <w:rPr>
+          <w:rFonts w:ascii="Arial" w:hAnsi="Arial" w:cs="Arial"/>
+          <w:b/>
+          <w:bCs/>
+          <w:color w:val="FF0000"/>
+          <w:sz w:val="22"/>
+          <w:szCs w:val="22"/>
+        </w:rPr>
+        <w:t>{</w:t>
+      </w:r>
+      <w:proofErr w:type="spellStart"/>
+      <w:proofErr w:type="gramEnd"/>
+      <w:r>
+        <w:rPr>
+          <w:rFonts w:ascii="Arial" w:hAnsi="Arial" w:cs="Arial"/>
+          <w:b/>
+          <w:bCs/>
+          <w:color w:val="FF0000"/>
+          <w:sz w:val="22"/>
+          <w:szCs w:val="22"/>
+        </w:rPr>
+        <w:t>fromDam-nombreEmpresaRRR</w:t>
+      </w:r>
+      <w:proofErr w:type="spellEnd"/>
+      <w:r>
+        <w:rPr>
+          <w:rFonts w:ascii="Arial" w:hAnsi="Arial" w:cs="Arial"/>
+          <w:b/>
+          <w:bCs/>
+          <w:color w:val="FF0000"/>
+          <w:sz w:val="22"/>
+          <w:szCs w:val="22"/>
+        </w:rPr>
+        <w:t>}</w:t>
       </w:r>
       <w:r>
         <w:rPr>
@@ -12014,6 +14658,7 @@
         </w:rPr>
         <w:t xml:space="preserve">27037”, por los considerandos expuestos en la presente resolución; sin perjuicio de la fiscalización posterior que pudiera realizar la Superintendencia Nacional de Aduanas y de Administración Tributaria - </w:t>
       </w:r>
+      <w:proofErr w:type="spellStart"/>
       <w:r>
         <w:rPr>
           <w:rFonts w:ascii="Arial" w:hAnsi="Arial" w:cs="Arial"/>
@@ -12022,6 +14667,7 @@
         </w:rPr>
         <w:t>Sunat</w:t>
       </w:r>
+      <w:proofErr w:type="spellEnd"/>
       <w:r>
         <w:rPr>
           <w:rFonts w:ascii="Arial" w:hAnsi="Arial" w:cs="Arial"/>
@@ -12067,6 +14713,7 @@
         </w:rPr>
         <w:t>{/</w:t>
       </w:r>
+      <w:proofErr w:type="spellStart"/>
       <w:r>
         <w:rPr>
           <w:rFonts w:ascii="Arial" w:hAnsi="Arial" w:cs="Arial"/>
@@ -12075,6 +14722,7 @@
         </w:rPr>
         <w:t>estadoPECOyAMAZONIAnoProcPECO</w:t>
       </w:r>
+      <w:proofErr w:type="spellEnd"/>
       <w:r>
         <w:rPr>
           <w:rFonts w:ascii="Arial" w:hAnsi="Arial" w:cs="Arial"/>
@@ -12183,18 +14831,70 @@
           <w:sz w:val="22"/>
           <w:szCs w:val="22"/>
         </w:rPr>
-        <w:t xml:space="preserve"> la DAM n.º {fromDam-numeroDam}</w:t>
-      </w:r>
-      <w:r>
-        <w:rPr>
-          <w:rFonts w:ascii="Arial" w:hAnsi="Arial" w:cs="Arial"/>
-          <w:b/>
-          <w:bCs/>
-          <w:color w:val="FF0000"/>
-          <w:sz w:val="22"/>
-          <w:szCs w:val="22"/>
-        </w:rPr>
-        <w:t>{fromDam-numeroDamRRR}</w:t>
+        <w:t xml:space="preserve"> la DAM n.º {</w:t>
+      </w:r>
+      <w:proofErr w:type="spellStart"/>
+      <w:r>
+        <w:rPr>
+          <w:rFonts w:ascii="Arial" w:hAnsi="Arial" w:cs="Arial"/>
+          <w:sz w:val="22"/>
+          <w:szCs w:val="22"/>
+        </w:rPr>
+        <w:t>fromDam-</w:t>
+      </w:r>
+      <w:proofErr w:type="gramStart"/>
+      <w:r>
+        <w:rPr>
+          <w:rFonts w:ascii="Arial" w:hAnsi="Arial" w:cs="Arial"/>
+          <w:sz w:val="22"/>
+          <w:szCs w:val="22"/>
+        </w:rPr>
+        <w:t>numeroDam</w:t>
+      </w:r>
+      <w:proofErr w:type="spellEnd"/>
+      <w:r>
+        <w:rPr>
+          <w:rFonts w:ascii="Arial" w:hAnsi="Arial" w:cs="Arial"/>
+          <w:sz w:val="22"/>
+          <w:szCs w:val="22"/>
+        </w:rPr>
+        <w:t>}</w:t>
+      </w:r>
+      <w:r>
+        <w:rPr>
+          <w:rFonts w:ascii="Arial" w:hAnsi="Arial" w:cs="Arial"/>
+          <w:b/>
+          <w:bCs/>
+          <w:color w:val="FF0000"/>
+          <w:sz w:val="22"/>
+          <w:szCs w:val="22"/>
+        </w:rPr>
+        <w:t>{</w:t>
+      </w:r>
+      <w:proofErr w:type="spellStart"/>
+      <w:proofErr w:type="gramEnd"/>
+      <w:r>
+        <w:rPr>
+          <w:rFonts w:ascii="Arial" w:hAnsi="Arial" w:cs="Arial"/>
+          <w:b/>
+          <w:bCs/>
+          <w:color w:val="FF0000"/>
+          <w:sz w:val="22"/>
+          <w:szCs w:val="22"/>
+        </w:rPr>
+        <w:t>fromDam-numeroDamRRR</w:t>
+      </w:r>
+      <w:proofErr w:type="spellEnd"/>
+      <w:r>
+        <w:rPr>
+          <w:rFonts w:ascii="Arial" w:hAnsi="Arial" w:cs="Arial"/>
+          <w:b/>
+          <w:bCs/>
+          <w:color w:val="FF0000"/>
+          <w:sz w:val="22"/>
+          <w:szCs w:val="22"/>
+        </w:rPr>
+        <w:t>}</w:t>
       </w:r>
       <w:r>
         <w:rPr>
@@ -12219,7 +14919,25 @@
           <w:sz w:val="22"/>
           <w:szCs w:val="22"/>
         </w:rPr>
-        <w:t>del Decreto Supremo n.° 015-94-EF</w:t>
+        <w:t xml:space="preserve">del Decreto Supremo </w:t>
+      </w:r>
+      <w:proofErr w:type="spellStart"/>
+      <w:r>
+        <w:rPr>
+          <w:rFonts w:ascii="Arial" w:hAnsi="Arial" w:cs="Arial"/>
+          <w:sz w:val="22"/>
+          <w:szCs w:val="22"/>
+        </w:rPr>
+        <w:t>n.°</w:t>
+      </w:r>
+      <w:proofErr w:type="spellEnd"/>
+      <w:r>
+        <w:rPr>
+          <w:rFonts w:ascii="Arial" w:hAnsi="Arial" w:cs="Arial"/>
+          <w:sz w:val="22"/>
+          <w:szCs w:val="22"/>
+        </w:rPr>
+        <w:t xml:space="preserve"> 015-94-EF</w:t>
       </w:r>
       <w:r>
         <w:rPr>
@@ -12340,18 +15058,70 @@
           <w:sz w:val="22"/>
           <w:szCs w:val="22"/>
         </w:rPr>
-        <w:t>egociable a favor de {fromDam-nombreEmpresa}</w:t>
-      </w:r>
-      <w:r>
-        <w:rPr>
-          <w:rFonts w:ascii="Arial" w:hAnsi="Arial" w:cs="Arial"/>
-          <w:b/>
-          <w:bCs/>
-          <w:color w:val="FF0000"/>
-          <w:sz w:val="22"/>
-          <w:szCs w:val="22"/>
-        </w:rPr>
-        <w:t>{fromDam-nombreEmpresaRRR}</w:t>
+        <w:t>egociable a favor de {</w:t>
+      </w:r>
+      <w:proofErr w:type="spellStart"/>
+      <w:r>
+        <w:rPr>
+          <w:rFonts w:ascii="Arial" w:hAnsi="Arial" w:cs="Arial"/>
+          <w:sz w:val="22"/>
+          <w:szCs w:val="22"/>
+        </w:rPr>
+        <w:t>fromDam-</w:t>
+      </w:r>
+      <w:proofErr w:type="gramStart"/>
+      <w:r>
+        <w:rPr>
+          <w:rFonts w:ascii="Arial" w:hAnsi="Arial" w:cs="Arial"/>
+          <w:sz w:val="22"/>
+          <w:szCs w:val="22"/>
+        </w:rPr>
+        <w:t>nombreEmpresa</w:t>
+      </w:r>
+      <w:proofErr w:type="spellEnd"/>
+      <w:r>
+        <w:rPr>
+          <w:rFonts w:ascii="Arial" w:hAnsi="Arial" w:cs="Arial"/>
+          <w:sz w:val="22"/>
+          <w:szCs w:val="22"/>
+        </w:rPr>
+        <w:t>}</w:t>
+      </w:r>
+      <w:r>
+        <w:rPr>
+          <w:rFonts w:ascii="Arial" w:hAnsi="Arial" w:cs="Arial"/>
+          <w:b/>
+          <w:bCs/>
+          <w:color w:val="FF0000"/>
+          <w:sz w:val="22"/>
+          <w:szCs w:val="22"/>
+        </w:rPr>
+        <w:t>{</w:t>
+      </w:r>
+      <w:proofErr w:type="spellStart"/>
+      <w:proofErr w:type="gramEnd"/>
+      <w:r>
+        <w:rPr>
+          <w:rFonts w:ascii="Arial" w:hAnsi="Arial" w:cs="Arial"/>
+          <w:b/>
+          <w:bCs/>
+          <w:color w:val="FF0000"/>
+          <w:sz w:val="22"/>
+          <w:szCs w:val="22"/>
+        </w:rPr>
+        <w:t>fromDam-nombreEmpresaRRR</w:t>
+      </w:r>
+      <w:proofErr w:type="spellEnd"/>
+      <w:r>
+        <w:rPr>
+          <w:rFonts w:ascii="Arial" w:hAnsi="Arial" w:cs="Arial"/>
+          <w:b/>
+          <w:bCs/>
+          <w:color w:val="FF0000"/>
+          <w:sz w:val="22"/>
+          <w:szCs w:val="22"/>
+        </w:rPr>
+        <w:t>}</w:t>
       </w:r>
       <w:r>
         <w:rPr>
@@ -12381,6 +15151,7 @@
         </w:rPr>
         <w:t>por el importe de S/ {</w:t>
       </w:r>
+      <w:proofErr w:type="spellStart"/>
       <w:r>
         <w:rPr>
           <w:rFonts w:ascii="Arial" w:hAnsi="Arial" w:cs="Arial"/>
@@ -12389,6 +15160,7 @@
         </w:rPr>
         <w:t>textoTotReguPECO</w:t>
       </w:r>
+      <w:proofErr w:type="spellEnd"/>
       <w:r>
         <w:rPr>
           <w:rFonts w:ascii="Arial" w:hAnsi="Arial" w:cs="Arial"/>
@@ -12423,6 +15195,7 @@
         </w:rPr>
         <w:t xml:space="preserve">, por los considerandos expuestos en la presente resolución; sin perjuicio de la fiscalización posterior que pudiera realizar la Superintendencia Nacional de Aduanas y de Administración Tributaria - </w:t>
       </w:r>
+      <w:proofErr w:type="spellStart"/>
       <w:r>
         <w:rPr>
           <w:rFonts w:ascii="Arial" w:hAnsi="Arial" w:cs="Arial"/>
@@ -12431,6 +15204,7 @@
         </w:rPr>
         <w:t>Sunat</w:t>
       </w:r>
+      <w:proofErr w:type="spellEnd"/>
       <w:r>
         <w:rPr>
           <w:rFonts w:ascii="Arial" w:hAnsi="Arial" w:cs="Arial"/>
@@ -12476,6 +15250,7 @@
         <w:t>{/</w:t>
       </w:r>
       <w:bookmarkStart w:id="11" w:name="_Hlk231365870"/>
+      <w:proofErr w:type="spellStart"/>
       <w:r>
         <w:rPr>
           <w:rFonts w:ascii="Arial" w:hAnsi="Arial" w:cs="Arial"/>
@@ -12485,6 +15260,7 @@
         <w:t>estadoOnlyPECO</w:t>
       </w:r>
       <w:bookmarkEnd w:id="11"/>
+      <w:proofErr w:type="spellEnd"/>
       <w:r>
         <w:rPr>
           <w:rFonts w:ascii="Arial" w:hAnsi="Arial" w:cs="Arial"/>
@@ -12724,7 +15500,7 @@
 </file>
 
 <file path=word/numbering.xml><?xml version="1.0" encoding="utf-8"?>
-<w:numbering xmlns:wpc="http://schemas.microsoft.com/office/word/2010/wordprocessingCanvas" xmlns:cx="http://schemas.microsoft.com/office/drawing/2014/chartex" xmlns:cx1="http://schemas.microsoft.com/office/drawing/2015/9/8/chartex" xmlns:cx2="http://schemas.microsoft.com/office/drawing/2015/10/21/chartex" xmlns:cx3="http://schemas.microsoft.com/office/drawing/2016/5/9/chartex" xmlns:cx4="http://schemas.microsoft.com/office/drawing/2016/5/10/chartex" xmlns:cx5="http://schemas.microsoft.com/office/drawing/2016/5/11/chartex" xmlns:cx6="http://schemas.microsoft.com/office/drawing/2016/5/12/chartex" xmlns:cx7="http://schemas.microsoft.com/office/drawing/2016/5/13/chartex" xmlns:cx8="http://schemas.microsoft.com/office/drawing/2016/5/14/chartex" xmlns:mc="http://schemas.openxmlformats.org/markup-compatibility/2006" xmlns:aink="http://schemas.microsoft.com/office/drawing/2016/ink" xmlns:am3d="http://schemas.microsoft.com/office/drawing/2017/model3d" xmlns:o="urn:schemas-microsoft-com:office:office" xmlns:oel="http://schemas.microsoft.com/office/2019/extlst" xmlns:r="http://schemas.openxmlformats.org/officeDocument/2006/relationships" xmlns:m="http://schemas.openxmlformats.org/officeDocument/2006/math" xmlns:v="urn:schemas-microsoft-com:vml" xmlns:wp14="http://schemas.microsoft.com/office/word/2010/wordprocessingDrawing" xmlns:wp="http://schemas.openxmlformats.org/drawingml/2006/wordprocessingDrawing" xmlns:w10="urn:schemas-microsoft-com:office:word" xmlns:w="http://schemas.openxmlformats.org/wordprocessingml/2006/main" xmlns:w14="http://schemas.microsoft.com/office/word/2010/wordml" xmlns:w15="http://schemas.microsoft.com/office/word/2012/wordml" xmlns:w16cex="http://schemas.microsoft.com/office/word/2018/wordml/cex" xmlns:w16cid="http://schemas.microsoft.com/office/word/2016/wordml/cid" xmlns:w16="http://schemas.microsoft.com/office/word/2018/wordml" xmlns:w16du="http://schemas.microsoft.com/office/word/2023/wordml/word16du" xmlns:w16sdtdh="http://schemas.microsoft.com/office/word/2020/wordml/sdtdatahash" xmlns:w16se="http://schemas.microsoft.com/office/word/2015/wordml/symex" xmlns:wpg="http://schemas.microsoft.com/office/word/2010/wordprocessingGroup" xmlns:wpi="http://schemas.microsoft.com/office/word/2010/wordprocessingInk" xmlns:wne="http://schemas.microsoft.com/office/word/2006/wordml" xmlns:wps="http://schemas.microsoft.com/office/word/2010/wordprocessingShape" mc:Ignorable="w14 w15 w16se w16cid w16 w16cex w16sdtdh w16du wp14">
+<w:numbering xmlns:wpc="http://schemas.microsoft.com/office/word/2010/wordprocessingCanvas" xmlns:cx="http://schemas.microsoft.com/office/drawing/2014/chartex" xmlns:cx1="http://schemas.microsoft.com/office/drawing/2015/9/8/chartex" xmlns:cx2="http://schemas.microsoft.com/office/drawing/2015/10/21/chartex" xmlns:cx3="http://schemas.microsoft.com/office/drawing/2016/5/9/chartex" xmlns:cx4="http://schemas.microsoft.com/office/drawing/2016/5/10/chartex" xmlns:cx5="http://schemas.microsoft.com/office/drawing/2016/5/11/chartex" xmlns:cx6="http://schemas.microsoft.com/office/drawing/2016/5/12/chartex" xmlns:cx7="http://schemas.microsoft.com/office/drawing/2016/5/13/chartex" xmlns:cx8="http://schemas.microsoft.com/office/drawing/2016/5/14/chartex" xmlns:mc="http://schemas.openxmlformats.org/markup-compatibility/2006" xmlns:aink="http://schemas.microsoft.com/office/drawing/2016/ink" xmlns:am3d="http://schemas.microsoft.com/office/drawing/2017/model3d" xmlns:o="urn:schemas-microsoft-com:office:office" xmlns:oel="http://schemas.microsoft.com/office/2019/extlst" xmlns:r="http://schemas.openxmlformats.org/officeDocument/2006/relationships" xmlns:m="http://schemas.openxmlformats.org/officeDocument/2006/math" xmlns:v="urn:schemas-microsoft-com:vml" xmlns:wp14="http://schemas.microsoft.com/office/word/2010/wordprocessingDrawing" xmlns:wp="http://schemas.openxmlformats.org/drawingml/2006/wordprocessingDrawing" xmlns:w10="urn:schemas-microsoft-com:office:word" xmlns:w="http://schemas.openxmlformats.org/wordprocessingml/2006/main" xmlns:w14="http://schemas.microsoft.com/office/word/2010/wordml" xmlns:w15="http://schemas.microsoft.com/office/word/2012/wordml" xmlns:w16cex="http://schemas.microsoft.com/office/word/2018/wordml/cex" xmlns:w16cid="http://schemas.microsoft.com/office/word/2016/wordml/cid" xmlns:w16="http://schemas.microsoft.com/office/word/2018/wordml" xmlns:w16sdtdh="http://schemas.microsoft.com/office/word/2020/wordml/sdtdatahash" xmlns:w16se="http://schemas.microsoft.com/office/word/2015/wordml/symex" xmlns:wpg="http://schemas.microsoft.com/office/word/2010/wordprocessingGroup" xmlns:wpi="http://schemas.microsoft.com/office/word/2010/wordprocessingInk" xmlns:wne="http://schemas.microsoft.com/office/word/2006/wordml" xmlns:wps="http://schemas.microsoft.com/office/word/2010/wordprocessingShape" mc:Ignorable="w14 w15 w16se w16cid w16 w16cex w16sdtdh wp14">
   <w:abstractNum w:abstractNumId="0" w15:restartNumberingAfterBreak="0">
     <w:nsid w:val="3E9509FA"/>
     <w:multiLevelType w:val="hybridMultilevel"/>
@@ -12818,7 +15594,7 @@
 </file>
 
 <file path=word/styles.xml><?xml version="1.0" encoding="utf-8"?>
-<w:styles xmlns:mc="http://schemas.openxmlformats.org/markup-compatibility/2006" xmlns:r="http://schemas.openxmlformats.org/officeDocument/2006/relationships" xmlns:w="http://schemas.openxmlformats.org/wordprocessingml/2006/main" xmlns:w14="http://schemas.microsoft.com/office/word/2010/wordml" xmlns:w15="http://schemas.microsoft.com/office/word/2012/wordml" xmlns:w16cex="http://schemas.microsoft.com/office/word/2018/wordml/cex" xmlns:w16cid="http://schemas.microsoft.com/office/word/2016/wordml/cid" xmlns:w16="http://schemas.microsoft.com/office/word/2018/wordml" xmlns:w16du="http://schemas.microsoft.com/office/word/2023/wordml/word16du" xmlns:w16sdtdh="http://schemas.microsoft.com/office/word/2020/wordml/sdtdatahash" xmlns:w16se="http://schemas.microsoft.com/office/word/2015/wordml/symex" mc:Ignorable="w14 w15 w16se w16cid w16 w16cex w16sdtdh w16du">
+<w:styles xmlns:mc="http://schemas.openxmlformats.org/markup-compatibility/2006" xmlns:r="http://schemas.openxmlformats.org/officeDocument/2006/relationships" xmlns:w="http://schemas.openxmlformats.org/wordprocessingml/2006/main" xmlns:w14="http://schemas.microsoft.com/office/word/2010/wordml" xmlns:w15="http://schemas.microsoft.com/office/word/2012/wordml" xmlns:w16cex="http://schemas.microsoft.com/office/word/2018/wordml/cex" xmlns:w16cid="http://schemas.microsoft.com/office/word/2016/wordml/cid" xmlns:w16="http://schemas.microsoft.com/office/word/2018/wordml" xmlns:w16sdtdh="http://schemas.microsoft.com/office/word/2020/wordml/sdtdatahash" xmlns:w16se="http://schemas.microsoft.com/office/word/2015/wordml/symex" mc:Ignorable="w14 w15 w16se w16cid w16 w16cex w16sdtdh">
   <w:docDefaults>
     <w:rPrDefault>
       <w:rPr>
